--- a/Memoria PL1.docx
+++ b/Memoria PL1.docx
@@ -1,6 +1,6 @@
 
 <file path=word/document.xml><?xml version="1.0" encoding="utf-8"?>
-<w:document xmlns:wpc="http://schemas.microsoft.com/office/word/2010/wordprocessingCanvas" xmlns:cx="http://schemas.microsoft.com/office/drawing/2014/chartex" xmlns:cx1="http://schemas.microsoft.com/office/drawing/2015/9/8/chartex" xmlns:cx2="http://schemas.microsoft.com/office/drawing/2015/10/21/chartex" xmlns:cx3="http://schemas.microsoft.com/office/drawing/2016/5/9/chartex" xmlns:cx4="http://schemas.microsoft.com/office/drawing/2016/5/10/chartex" xmlns:cx5="http://schemas.microsoft.com/office/drawing/2016/5/11/chartex" xmlns:cx6="http://schemas.microsoft.com/office/drawing/2016/5/12/chartex" xmlns:cx7="http://schemas.microsoft.com/office/drawing/2016/5/13/chartex" xmlns:cx8="http://schemas.microsoft.com/office/drawing/2016/5/14/chartex" xmlns:mc="http://schemas.openxmlformats.org/markup-compatibility/2006" xmlns:aink="http://schemas.microsoft.com/office/drawing/2016/ink" xmlns:am3d="http://schemas.microsoft.com/office/drawing/2017/model3d" xmlns:o="urn:schemas-microsoft-com:office:office" xmlns:oel="http://schemas.microsoft.com/office/2019/extlst" xmlns:r="http://schemas.openxmlformats.org/officeDocument/2006/relationships" xmlns:m="http://schemas.openxmlformats.org/officeDocument/2006/math" xmlns:v="urn:schemas-microsoft-com:vml" xmlns:wp14="http://schemas.microsoft.com/office/word/2010/wordprocessingDrawing" xmlns:wp="http://schemas.openxmlformats.org/drawingml/2006/wordprocessingDrawing" xmlns:w10="urn:schemas-microsoft-com:office:word" xmlns:w="http://schemas.openxmlformats.org/wordprocessingml/2006/main" xmlns:w14="http://schemas.microsoft.com/office/word/2010/wordml" xmlns:w15="http://schemas.microsoft.com/office/word/2012/wordml" xmlns:w16cex="http://schemas.microsoft.com/office/word/2018/wordml/cex" xmlns:w16cid="http://schemas.microsoft.com/office/word/2016/wordml/cid" xmlns:w16="http://schemas.microsoft.com/office/word/2018/wordml" xmlns:w16sdtdh="http://schemas.microsoft.com/office/word/2020/wordml/sdtdatahash" xmlns:w16se="http://schemas.microsoft.com/office/word/2015/wordml/symex" xmlns:wpg="http://schemas.microsoft.com/office/word/2010/wordprocessingGroup" xmlns:wpi="http://schemas.microsoft.com/office/word/2010/wordprocessingInk" xmlns:wne="http://schemas.microsoft.com/office/word/2006/wordml" xmlns:wps="http://schemas.microsoft.com/office/word/2010/wordprocessingShape" mc:Ignorable="w14 w15 w16se w16cid w16 w16cex w16sdtdh wp14">
+<w:document xmlns:wpc="http://schemas.microsoft.com/office/word/2010/wordprocessingCanvas" xmlns:cx="http://schemas.microsoft.com/office/drawing/2014/chartex" xmlns:cx1="http://schemas.microsoft.com/office/drawing/2015/9/8/chartex" xmlns:cx2="http://schemas.microsoft.com/office/drawing/2015/10/21/chartex" xmlns:cx3="http://schemas.microsoft.com/office/drawing/2016/5/9/chartex" xmlns:cx4="http://schemas.microsoft.com/office/drawing/2016/5/10/chartex" xmlns:cx5="http://schemas.microsoft.com/office/drawing/2016/5/11/chartex" xmlns:cx6="http://schemas.microsoft.com/office/drawing/2016/5/12/chartex" xmlns:cx7="http://schemas.microsoft.com/office/drawing/2016/5/13/chartex" xmlns:cx8="http://schemas.microsoft.com/office/drawing/2016/5/14/chartex" xmlns:mc="http://schemas.openxmlformats.org/markup-compatibility/2006" xmlns:aink="http://schemas.microsoft.com/office/drawing/2016/ink" xmlns:am3d="http://schemas.microsoft.com/office/drawing/2017/model3d" xmlns:o="urn:schemas-microsoft-com:office:office" xmlns:oel="http://schemas.microsoft.com/office/2019/extlst" xmlns:r="http://schemas.openxmlformats.org/officeDocument/2006/relationships" xmlns:m="http://schemas.openxmlformats.org/officeDocument/2006/math" xmlns:v="urn:schemas-microsoft-com:vml" xmlns:wp14="http://schemas.microsoft.com/office/word/2010/wordprocessingDrawing" xmlns:wp="http://schemas.openxmlformats.org/drawingml/2006/wordprocessingDrawing" xmlns:w10="urn:schemas-microsoft-com:office:word" xmlns:w="http://schemas.openxmlformats.org/wordprocessingml/2006/main" xmlns:w14="http://schemas.microsoft.com/office/word/2010/wordml" xmlns:w15="http://schemas.microsoft.com/office/word/2012/wordml" xmlns:w16cex="http://schemas.microsoft.com/office/word/2018/wordml/cex" xmlns:w16cid="http://schemas.microsoft.com/office/word/2016/wordml/cid" xmlns:w16="http://schemas.microsoft.com/office/word/2018/wordml" xmlns:w16du="http://schemas.microsoft.com/office/word/2023/wordml/word16du" xmlns:w16sdtdh="http://schemas.microsoft.com/office/word/2020/wordml/sdtdatahash" xmlns:w16sdtfl="http://schemas.microsoft.com/office/word/2024/wordml/sdtformatlock" xmlns:w16se="http://schemas.microsoft.com/office/word/2015/wordml/symex" xmlns:wpg="http://schemas.microsoft.com/office/word/2010/wordprocessingGroup" xmlns:wpi="http://schemas.microsoft.com/office/word/2010/wordprocessingInk" xmlns:wne="http://schemas.microsoft.com/office/word/2006/wordml" xmlns:wps="http://schemas.microsoft.com/office/word/2010/wordprocessingShape" mc:Ignorable="w14 w15 w16se w16cid w16 w16cex w16sdtdh w16sdtfl w16du wp14">
   <w:body>
     <w:p>
       <w:pPr>
@@ -1072,19 +1072,7 @@
         <w:rPr>
           <w:rFonts w:ascii="Cambria" w:hAnsi="Cambria"/>
         </w:rPr>
-        <w:t xml:space="preserve"> está en la ubicación ?l</w:t>
-      </w:r>
-      <w:r>
-        <w:rPr>
-          <w:rFonts w:ascii="Cambria" w:hAnsi="Cambria"/>
-        </w:rPr>
-        <w:t xml:space="preserve">; </w:t>
-      </w:r>
-      <w:r>
-        <w:rPr>
-          <w:rFonts w:ascii="Cambria" w:hAnsi="Cambria"/>
-        </w:rPr>
-        <w:t xml:space="preserve">La </w:t>
+        <w:t xml:space="preserve"> está en la ubicación ?l; La </w:t>
       </w:r>
       <w:r>
         <w:rPr>
@@ -5297,7 +5285,21 @@
         <w:rPr>
           <w:rFonts w:ascii="Cambria" w:hAnsi="Cambria"/>
         </w:rPr>
-        <w:t>En este apartado se ha evaluado el comportamiento de los algoritmos GBFS y EHC combinados con distintas heurísticas (hMAX, hADD, hFF y Landmark) sobre el mayor problema que GBFS era capaz de resolver en menos de un minuto (tamaño 8). Los resultados muestran diferencias muy significativas tanto en tiempo de ejecución como en la longitud de los planes generados. En general, se observa que la elección de la heurística tiene un impacto mucho mayor en el rendimiento que la elección del algoritmo de búsqueda, especialmente cuando se emplea una heurística poco informativa como hMAX.</w:t>
+        <w:t>En este apartado se ha evaluado el comportamiento de los algoritmos GBFS y EHC combinados con distintas heurísticas (hMAX, hADD, hFF y Landmark) sobre el mayor problema que GBFS era capaz de resolver en menos de un minuto (</w:t>
+      </w:r>
+      <w:r>
+        <w:rPr>
+          <w:rFonts w:ascii="Cambria" w:hAnsi="Cambria"/>
+          <w:b/>
+          <w:bCs/>
+        </w:rPr>
+        <w:t>tamaño 8</w:t>
+      </w:r>
+      <w:r>
+        <w:rPr>
+          <w:rFonts w:ascii="Cambria" w:hAnsi="Cambria"/>
+        </w:rPr>
+        <w:t>). Los resultados muestran diferencias muy significativas tanto en tiempo de ejecución como en la longitud de los planes generados. En general, se observa que la elección de la heurística tiene un impacto mucho mayor en el rendimiento que la elección del algoritmo de búsqueda, especialmente cuando se emplea una heurística poco informativa como hMAX.</w:t>
       </w:r>
     </w:p>
     <w:p>
@@ -5782,6 +5784,24 @@
           <w:rFonts w:ascii="Cambria" w:hAnsi="Cambria"/>
         </w:rPr>
         <w:t>las heurísticas admisibles son hMAX y lmcut.</w:t>
+      </w:r>
+      <w:r>
+        <w:rPr>
+          <w:rFonts w:ascii="Cambria" w:hAnsi="Cambria"/>
+        </w:rPr>
+        <w:t xml:space="preserve"> Y Recordamos que el tamaño de problema a utilizar es 5 (</w:t>
+      </w:r>
+      <w:r>
+        <w:rPr>
+          <w:rFonts w:ascii="Cambria" w:hAnsi="Cambria"/>
+        </w:rPr>
+        <w:t>mayor tamaño que puede resolver el algoritmo A* con heurística hMAX</w:t>
+      </w:r>
+      <w:r>
+        <w:rPr>
+          <w:rFonts w:ascii="Cambria" w:hAnsi="Cambria"/>
+        </w:rPr>
+        <w:t xml:space="preserve"> en un min)</w:t>
       </w:r>
     </w:p>
     <w:tbl>
@@ -6146,7 +6166,6 @@
         <w:rPr>
           <w:rFonts w:ascii="Cambria" w:hAnsi="Cambria"/>
         </w:rPr>
-        <w:lastRenderedPageBreak/>
         <w:t>Ahora</w:t>
       </w:r>
       <w:r>
@@ -6288,7 +6307,19 @@
         <w:rPr>
           <w:rFonts w:ascii="Cambria" w:hAnsi="Cambria"/>
         </w:rPr>
-        <w:t>En este ejercicio se ha modificado el dominio original del servicio de emergencias con el objetivo de eliminar el modelo basado en brazos del dron y sustituirlo por un sistema de transporte mediante transportadores (carriers). En la versión anterior, el dron disponía de dos brazos y el planificador debía considerar explícitamente qué caja estaba en cada brazo. Esta representación generaba un crecimiento innecesario del espacio de estados, ya que configuraciones equivalentes desde el punto de vista lógico eran tratadas como estados distintos. Por ejemplo, intercambiar las cajas entre los dos brazos producía estados diferentes aunque funcionalmente fueran equivalentes.</w:t>
+        <w:t xml:space="preserve">En este ejercicio se ha modificado el dominio original del servicio de emergencias con el objetivo de eliminar el modelo basado en brazos del dron y sustituirlo por un sistema de transporte mediante transportadores (carriers). En la versión anterior, el dron disponía de dos brazos y el planificador debía considerar explícitamente qué caja estaba en cada brazo. Esta representación generaba un crecimiento innecesario del espacio de estados, ya que configuraciones equivalentes desde el punto de vista lógico eran tratadas como estados distintos. Por ejemplo, intercambiar las cajas entre los dos brazos producía estados </w:t>
+      </w:r>
+      <w:r>
+        <w:rPr>
+          <w:rFonts w:ascii="Cambria" w:hAnsi="Cambria"/>
+        </w:rPr>
+        <w:t>diferentes,</w:t>
+      </w:r>
+      <w:r>
+        <w:rPr>
+          <w:rFonts w:ascii="Cambria" w:hAnsi="Cambria"/>
+        </w:rPr>
+        <w:t xml:space="preserve"> aunque funcionalmente fueran equivalentes.</w:t>
       </w:r>
     </w:p>
     <w:p>
@@ -6420,21 +6451,105 @@
       <w:r>
         <w:rPr>
           <w:rFonts w:ascii="Cambria" w:hAnsi="Cambria"/>
-        </w:rPr>
-        <w:t>Las acciones clásicas de movimiento (fly), recogida (pick-up) y entrega (deliver) se han adaptado para funcionar coherentemente con el nuevo modelo.</w:t>
-      </w:r>
-    </w:p>
-    <w:p>
-      <w:pPr>
-        <w:rPr>
-          <w:rFonts w:ascii="Cambria" w:hAnsi="Cambria"/>
-        </w:rPr>
-      </w:pPr>
-      <w:r>
-        <w:rPr>
-          <w:rFonts w:ascii="Cambria" w:hAnsi="Cambria"/>
+          <w:b/>
+          <w:bCs/>
+        </w:rPr>
+        <w:t>pick-up-carrier</w:t>
+      </w:r>
+      <w:r>
+        <w:rPr>
+          <w:rFonts w:ascii="Cambria" w:hAnsi="Cambria"/>
+          <w:b/>
+          <w:bCs/>
+        </w:rPr>
+        <w:t xml:space="preserve">, </w:t>
+      </w:r>
+      <w:r>
+        <w:rPr>
+          <w:rFonts w:ascii="Cambria" w:hAnsi="Cambria"/>
+        </w:rPr>
+        <w:t xml:space="preserve">acción para </w:t>
+      </w:r>
+      <w:r>
+        <w:rPr>
+          <w:rFonts w:ascii="Cambria" w:hAnsi="Cambria"/>
+        </w:rPr>
+        <w:t>recoger</w:t>
+      </w:r>
+      <w:r>
+        <w:rPr>
+          <w:rFonts w:ascii="Cambria" w:hAnsi="Cambria"/>
+        </w:rPr>
+        <w:t xml:space="preserve"> el Carrier.</w:t>
+      </w:r>
+    </w:p>
+    <w:p>
+      <w:pPr>
+        <w:numPr>
+          <w:ilvl w:val="0"/>
+          <w:numId w:val="18"/>
+        </w:numPr>
+        <w:rPr>
+          <w:rFonts w:ascii="Cambria" w:hAnsi="Cambria"/>
+        </w:rPr>
+      </w:pPr>
+      <w:r>
+        <w:rPr>
+          <w:rFonts w:ascii="Cambria" w:hAnsi="Cambria"/>
+          <w:b/>
+          <w:bCs/>
+        </w:rPr>
+        <w:t xml:space="preserve">drop-carrier, </w:t>
+      </w:r>
+      <w:r>
+        <w:rPr>
+          <w:rFonts w:ascii="Cambria" w:hAnsi="Cambria"/>
+          <w:bCs/>
+        </w:rPr>
+        <w:t xml:space="preserve"> acción para dejar el transportador.</w:t>
+      </w:r>
+    </w:p>
+    <w:p>
+      <w:pPr>
+        <w:numPr>
+          <w:ilvl w:val="0"/>
+          <w:numId w:val="18"/>
+        </w:numPr>
+        <w:rPr>
+          <w:rFonts w:ascii="Cambria" w:hAnsi="Cambria"/>
+        </w:rPr>
+      </w:pPr>
+      <w:r>
+        <w:rPr>
+          <w:rFonts w:ascii="Cambria" w:hAnsi="Cambria"/>
+          <w:b/>
         </w:rPr>
         <w:lastRenderedPageBreak/>
+        <w:t xml:space="preserve">Fly-and-move-carrier, </w:t>
+      </w:r>
+      <w:r>
+        <w:rPr>
+          <w:rFonts w:ascii="Cambria" w:hAnsi="Cambria"/>
+        </w:rPr>
+        <w:t>acción alternativa a fly para mover el transportador a la</w:t>
+      </w:r>
+      <w:r>
+        <w:rPr>
+          <w:rFonts w:ascii="Cambria" w:hAnsi="Cambria"/>
+        </w:rPr>
+        <w:t xml:space="preserve"> vez que vuela el robot entre localizaciones.</w:t>
+      </w:r>
+    </w:p>
+    <w:p>
+      <w:pPr>
+        <w:rPr>
+          <w:rFonts w:ascii="Cambria" w:hAnsi="Cambria"/>
+        </w:rPr>
+      </w:pPr>
+      <w:r>
+        <w:rPr>
+          <w:rFonts w:ascii="Cambria" w:hAnsi="Cambria"/>
+        </w:rPr>
         <w:t>Este nuevo diseño reduce significativamente la redundancia en el espacio de estados, ya que el orden interno de las cajas dentro del transportador no se considera relevante. En consecuencia, el modelo es más eficiente y escalable que el basado en múltiples brazos, cumpliendo el objetivo fundamental del ejercicio: permitir transportar hasta cuatro cajas simultáneamente sin incrementar artificialmente el espacio de búsqueda.</w:t>
       </w:r>
     </w:p>
@@ -6535,7 +6650,173 @@
         <w:rPr>
           <w:rFonts w:ascii="Cambria" w:hAnsi="Cambria"/>
         </w:rPr>
-        <w:t>El resto de la estructura del problema se mantiene coherente con la Parte 1. Las cajas y transportadores comienzan en el depósito, los contenidos de las cajas se asignan aleatoriamente respetando la viabilidad de los objetivos, y las personas se sitúan en localizaciones distintas del depósito. Finalmente, el objetivo exige que cada persona reciba los contenidos asignados y que el dron regrese al depósito.</w:t>
+        <w:t>El estado inicial se construye garantizando coherencia con el dominio. En particular:</w:t>
+      </w:r>
+    </w:p>
+    <w:p>
+      <w:pPr>
+        <w:pStyle w:val="Prrafodelista"/>
+        <w:numPr>
+          <w:ilvl w:val="0"/>
+          <w:numId w:val="19"/>
+        </w:numPr>
+        <w:rPr>
+          <w:rFonts w:ascii="Cambria" w:hAnsi="Cambria"/>
+        </w:rPr>
+      </w:pPr>
+      <w:r>
+        <w:rPr>
+          <w:rFonts w:ascii="Cambria" w:hAnsi="Cambria"/>
+        </w:rPr>
+        <w:t>Todos los drones comienzan en el depósito y en estado libre (drone-free).</w:t>
+      </w:r>
+    </w:p>
+    <w:p>
+      <w:pPr>
+        <w:pStyle w:val="Prrafodelista"/>
+        <w:numPr>
+          <w:ilvl w:val="0"/>
+          <w:numId w:val="19"/>
+        </w:numPr>
+        <w:rPr>
+          <w:rFonts w:ascii="Cambria" w:hAnsi="Cambria"/>
+        </w:rPr>
+      </w:pPr>
+      <w:r>
+        <w:rPr>
+          <w:rFonts w:ascii="Cambria" w:hAnsi="Cambria"/>
+        </w:rPr>
+        <w:t>Todos los transportadores comienzan en el depósito con carga inicial n0.</w:t>
+      </w:r>
+    </w:p>
+    <w:p>
+      <w:pPr>
+        <w:pStyle w:val="Prrafodelista"/>
+        <w:numPr>
+          <w:ilvl w:val="0"/>
+          <w:numId w:val="19"/>
+        </w:numPr>
+        <w:rPr>
+          <w:rFonts w:ascii="Cambria" w:hAnsi="Cambria"/>
+        </w:rPr>
+      </w:pPr>
+      <w:r>
+        <w:rPr>
+          <w:rFonts w:ascii="Cambria" w:hAnsi="Cambria"/>
+        </w:rPr>
+        <w:t>La capacidad máxima se fija mediante el predicado (carrier-capacity carrierX n4).</w:t>
+      </w:r>
+    </w:p>
+    <w:p>
+      <w:pPr>
+        <w:pStyle w:val="Prrafodelista"/>
+        <w:numPr>
+          <w:ilvl w:val="0"/>
+          <w:numId w:val="19"/>
+        </w:numPr>
+        <w:rPr>
+          <w:rFonts w:ascii="Cambria" w:hAnsi="Cambria"/>
+        </w:rPr>
+      </w:pPr>
+      <w:r>
+        <w:rPr>
+          <w:rFonts w:ascii="Cambria" w:hAnsi="Cambria"/>
+        </w:rPr>
+        <w:t>Se genera la cadena (siguiente n0 n1), (siguiente n1 n2), etc., que permite simular incrementos de carga.</w:t>
+      </w:r>
+    </w:p>
+    <w:p>
+      <w:pPr>
+        <w:pStyle w:val="Prrafodelista"/>
+        <w:numPr>
+          <w:ilvl w:val="0"/>
+          <w:numId w:val="19"/>
+        </w:numPr>
+        <w:rPr>
+          <w:rFonts w:ascii="Cambria" w:hAnsi="Cambria"/>
+        </w:rPr>
+      </w:pPr>
+      <w:r>
+        <w:rPr>
+          <w:rFonts w:ascii="Cambria" w:hAnsi="Cambria"/>
+        </w:rPr>
+        <w:t>Todas las cajas comienzan en el depósito.</w:t>
+      </w:r>
+    </w:p>
+    <w:p>
+      <w:pPr>
+        <w:pStyle w:val="Prrafodelista"/>
+        <w:numPr>
+          <w:ilvl w:val="0"/>
+          <w:numId w:val="19"/>
+        </w:numPr>
+        <w:rPr>
+          <w:rFonts w:ascii="Cambria" w:hAnsi="Cambria"/>
+        </w:rPr>
+      </w:pPr>
+      <w:r>
+        <w:rPr>
+          <w:rFonts w:ascii="Cambria" w:hAnsi="Cambria"/>
+        </w:rPr>
+        <w:t>Las personas se distribuyen aleatoriamente en localizaciones distintas del depósito.</w:t>
+      </w:r>
+    </w:p>
+    <w:p>
+      <w:pPr>
+        <w:pStyle w:val="Prrafodelista"/>
+        <w:numPr>
+          <w:ilvl w:val="0"/>
+          <w:numId w:val="19"/>
+        </w:numPr>
+        <w:rPr>
+          <w:rFonts w:ascii="Cambria" w:hAnsi="Cambria"/>
+        </w:rPr>
+      </w:pPr>
+      <w:r>
+        <w:rPr>
+          <w:rFonts w:ascii="Cambria" w:hAnsi="Cambria"/>
+        </w:rPr>
+        <w:t>El contenido de las cajas se asigna de forma aleatoria, asegurando que el número de objetivos solicitados sea alcanzable.</w:t>
+      </w:r>
+    </w:p>
+    <w:p>
+      <w:pPr>
+        <w:rPr>
+          <w:rFonts w:ascii="Cambria" w:hAnsi="Cambria"/>
+        </w:rPr>
+      </w:pPr>
+    </w:p>
+    <w:p>
+      <w:pPr>
+        <w:rPr>
+          <w:rFonts w:ascii="Cambria" w:hAnsi="Cambria"/>
+        </w:rPr>
+      </w:pPr>
+      <w:r>
+        <w:rPr>
+          <w:rFonts w:ascii="Cambria" w:hAnsi="Cambria"/>
+        </w:rPr>
+        <w:t xml:space="preserve">El generador mantiene la misma lógica de la Parte 1 para distribuir necesidades entre las personas, garantizando que no se generen instancias irresolubles. Asimismo, el objetivo </w:t>
+      </w:r>
+      <w:r>
+        <w:rPr>
+          <w:rFonts w:ascii="Cambria" w:hAnsi="Cambria"/>
+        </w:rPr>
+        <w:lastRenderedPageBreak/>
+        <w:t>del problema exige que todos los drones regresen al depósito y que cada persona reciba el contenido requerido.</w:t>
+      </w:r>
+    </w:p>
+    <w:p>
+      <w:pPr>
+        <w:rPr>
+          <w:rFonts w:ascii="Cambria" w:hAnsi="Cambria"/>
+        </w:rPr>
+      </w:pPr>
+      <w:r>
+        <w:rPr>
+          <w:rFonts w:ascii="Cambria" w:hAnsi="Cambria"/>
+        </w:rPr>
+        <w:t>Una decisión de diseño relevante es que la capacidad del transportador se fija mediante la constante MAX_CAPACITY = 4, lo que permite cumplir el requisito del enunciado de poder transportar hasta cuatro cajas por carrier. Esta elección simplifica la generación de problemas y evita inconsistencias en la cadena numérica.</w:t>
       </w:r>
     </w:p>
     <w:p>
@@ -6584,7 +6865,6 @@
         <w:rPr>
           <w:rFonts w:ascii="Cambria" w:hAnsi="Cambria"/>
         </w:rPr>
-        <w:lastRenderedPageBreak/>
         <w:t>Punto 3: Verificación del dominio y problemas generados</w:t>
       </w:r>
     </w:p>
@@ -6598,7 +6878,19 @@
         <w:rPr>
           <w:rFonts w:ascii="Cambria" w:hAnsi="Cambria"/>
         </w:rPr>
-        <w:t>Una vez implementado el nuevo dominio y adaptado el generador de problemas, se procedió a verificar su correcto funcionamiento utilizando pyperplan. En primer lugar, se comprobó que tanto el dominio como los problemas generados eran sintácticamente válidos y podían ser procesados por el planificador sin errores de parsing ni de tipado.</w:t>
+        <w:t>Una vez implementado el nuevo dominio y adaptado el generador de problemas, se procedió a verificar su correcto funcionamiento utilizando pyperplan</w:t>
+      </w:r>
+      <w:r>
+        <w:rPr>
+          <w:rFonts w:ascii="Cambria" w:hAnsi="Cambria"/>
+        </w:rPr>
+        <w:t xml:space="preserve"> o ff</w:t>
+      </w:r>
+      <w:r>
+        <w:rPr>
+          <w:rFonts w:ascii="Cambria" w:hAnsi="Cambria"/>
+        </w:rPr>
+        <w:t>. En primer lugar, se comprobó que tanto el dominio como los problemas generados eran sintácticamente válidos y podían ser procesados por el planificador sin errores de parsing ni de tipado.</w:t>
       </w:r>
     </w:p>
     <w:p>
@@ -6624,43 +6916,114 @@
         <w:rPr>
           <w:rFonts w:ascii="Cambria" w:hAnsi="Cambria"/>
         </w:rPr>
+        <w:t xml:space="preserve">Debido a que aún no hemos establecido costes para las acciones, en la mayoría de ocasiones el planificador opta por realizar acciones simples de coger objetos y volar con ellos para entregarlos en vez de utilizar el Carrier, </w:t>
+      </w:r>
+      <w:r>
+        <w:rPr>
+          <w:rFonts w:ascii="Cambria" w:hAnsi="Cambria"/>
+        </w:rPr>
+        <w:t>ya que su utilización implica acciones adicionales (cargar y descargar) que aumentan la longitud del plan</w:t>
+      </w:r>
+      <w:r>
+        <w:rPr>
+          <w:rFonts w:ascii="Cambria" w:hAnsi="Cambria"/>
+        </w:rPr>
+        <w:t xml:space="preserve">. </w:t>
+      </w:r>
+      <w:r>
+        <w:rPr>
+          <w:rFonts w:ascii="Cambria" w:hAnsi="Cambria"/>
+        </w:rPr>
+        <w:t>No obstante, el dominio permite correctamente su utilización y mantiene coherencia lógica en todas las transiciones de estado.</w:t>
+      </w:r>
+      <w:r>
+        <w:rPr>
+          <w:rFonts w:ascii="Cambria" w:hAnsi="Cambria"/>
+        </w:rPr>
+        <w:t xml:space="preserve"> Para forzar que utilice las acciones propias del Carrier hemos eliminado solo para esta prueba la acción fly obligando al planificador a utilizar la acción </w:t>
+      </w:r>
+      <w:r>
+        <w:rPr>
+          <w:rFonts w:ascii="Cambria" w:hAnsi="Cambria"/>
+        </w:rPr>
+        <w:t>fly-and-move-carrier</w:t>
+      </w:r>
+      <w:r>
+        <w:rPr>
+          <w:rFonts w:ascii="Cambria" w:hAnsi="Cambria"/>
+        </w:rPr>
+        <w:t xml:space="preserve">. </w:t>
+      </w:r>
+    </w:p>
+    <w:p>
+      <w:pPr>
+        <w:rPr>
+          <w:rFonts w:ascii="Cambria" w:hAnsi="Cambria"/>
+        </w:rPr>
+      </w:pPr>
+      <w:r>
+        <w:rPr>
+          <w:rFonts w:ascii="Cambria" w:hAnsi="Cambria"/>
+        </w:rPr>
         <w:t xml:space="preserve">Por ejemplo: </w:t>
       </w:r>
       <w:r>
         <w:rPr>
           <w:rFonts w:ascii="Cambria" w:hAnsi="Cambria"/>
         </w:rPr>
-        <w:t>generando el siguiente problema python3 generate-problem2.py -d 1 -r 1 -l 3 -p 2 -c 4 -g 4</w:t>
-      </w:r>
-      <w:r>
-        <w:rPr>
-          <w:rFonts w:ascii="Cambria" w:hAnsi="Cambria"/>
-        </w:rPr>
-        <w:t xml:space="preserve"> y ejecutándolo de la siguiente forma: planutils run ff domain2.pddl emergency_carrier_d1_r1_l3_p2_c4_g4.pddl</w:t>
-      </w:r>
-      <w:r>
-        <w:rPr>
-          <w:rFonts w:ascii="Cambria" w:hAnsi="Cambria"/>
-        </w:rPr>
-        <w:t xml:space="preserve"> obtenemos el siguiente plan: </w:t>
-      </w:r>
-    </w:p>
-    <w:p>
-      <w:pPr>
-        <w:rPr>
-          <w:rFonts w:ascii="Cambria" w:hAnsi="Cambria"/>
-        </w:rPr>
-      </w:pPr>
-      <w:r>
-        <w:rPr>
-          <w:rFonts w:ascii="Cambria" w:hAnsi="Cambria"/>
-          <w:noProof/>
+        <w:t xml:space="preserve">generando el siguiente problema python3 generate-problem2.py -d 1 -r 1 -l </w:t>
+      </w:r>
+      <w:r>
+        <w:rPr>
+          <w:rFonts w:ascii="Cambria" w:hAnsi="Cambria"/>
+        </w:rPr>
+        <w:t xml:space="preserve">10 </w:t>
+      </w:r>
+      <w:r>
+        <w:rPr>
+          <w:rFonts w:ascii="Cambria" w:hAnsi="Cambria"/>
+        </w:rPr>
+        <w:t xml:space="preserve">-p </w:t>
+      </w:r>
+      <w:r>
+        <w:rPr>
+          <w:rFonts w:ascii="Cambria" w:hAnsi="Cambria"/>
+        </w:rPr>
+        <w:t>10</w:t>
+      </w:r>
+      <w:r>
+        <w:rPr>
+          <w:rFonts w:ascii="Cambria" w:hAnsi="Cambria"/>
+        </w:rPr>
+        <w:t xml:space="preserve"> -c 4 -g 4</w:t>
+      </w:r>
+      <w:r>
+        <w:rPr>
+          <w:rFonts w:ascii="Cambria" w:hAnsi="Cambria"/>
+        </w:rPr>
+        <w:t xml:space="preserve"> </w:t>
+      </w:r>
+      <w:r>
+        <w:rPr>
+          <w:rFonts w:ascii="Cambria" w:hAnsi="Cambria"/>
+        </w:rPr>
+        <w:t xml:space="preserve"> el cuál nos da un problema con los siguientes objetivos: </w:t>
+      </w:r>
+      <w:r>
+        <w:rPr>
+          <w:rFonts w:ascii="Cambria" w:hAnsi="Cambria"/>
+        </w:rPr>
+        <w:br/>
+      </w:r>
+      <w:r>
+        <w:rPr>
+          <w:rFonts w:ascii="Cambria" w:hAnsi="Cambria"/>
         </w:rPr>
         <w:drawing>
-          <wp:inline distT="0" distB="0" distL="0" distR="0" wp14:anchorId="3DA756FB" wp14:editId="6AF0C7B0">
-            <wp:extent cx="3695700" cy="2693597"/>
+          <wp:inline distT="0" distB="0" distL="0" distR="0" wp14:anchorId="181D641E" wp14:editId="718D5711">
+            <wp:extent cx="2536371" cy="1283652"/>
             <wp:effectExtent l="0" t="0" r="0" b="0"/>
-            <wp:docPr id="366748427" name="Imagen 1"/>
+            <wp:docPr id="71891344" name="Imagen 1"/>
             <wp:cNvGraphicFramePr>
               <a:graphicFrameLocks xmlns:a="http://schemas.openxmlformats.org/drawingml/2006/main" noChangeAspect="1"/>
             </wp:cNvGraphicFramePr>
@@ -6668,7 +7031,7 @@
               <a:graphicData uri="http://schemas.openxmlformats.org/drawingml/2006/picture">
                 <pic:pic xmlns:pic="http://schemas.openxmlformats.org/drawingml/2006/picture">
                   <pic:nvPicPr>
-                    <pic:cNvPr id="366748427" name=""/>
+                    <pic:cNvPr id="71891344" name=""/>
                     <pic:cNvPicPr/>
                   </pic:nvPicPr>
                   <pic:blipFill>
@@ -6680,7 +7043,7 @@
                   <pic:spPr>
                     <a:xfrm>
                       <a:off x="0" y="0"/>
-                      <a:ext cx="3698439" cy="2695593"/>
+                      <a:ext cx="2541189" cy="1286091"/>
                     </a:xfrm>
                     <a:prstGeom prst="rect">
                       <a:avLst/>
@@ -6703,33 +7066,104 @@
         <w:rPr>
           <w:rFonts w:ascii="Cambria" w:hAnsi="Cambria"/>
         </w:rPr>
-        <w:t>Lo que nos garantiza su correcto funcionamiento.</w:t>
-      </w:r>
-    </w:p>
-    <w:p>
-      <w:pPr>
-        <w:rPr>
-          <w:rFonts w:ascii="Cambria" w:hAnsi="Cambria"/>
-        </w:rPr>
-      </w:pPr>
-      <w:r>
-        <w:rPr>
-          <w:rFonts w:ascii="Cambria" w:hAnsi="Cambria"/>
-        </w:rPr>
-        <w:t>Asimismo, se verificó que las nuevas acciones relacionadas con el transportador estaban correctamente definidas. Las acciones put-in-carrier y take-from-carrier modificaban adecuadamente el estado del contador numérico del transportador, representado mediante objetos de tipo num y el predicado siguiente. Además, se comprobó que no era posible introducir más cajas de las permitidas por la capacidad máxima, ya que al alcanzar el valor máximo no existía una relación siguiente adicional que permitiera incrementar la carga.</w:t>
-      </w:r>
-    </w:p>
-    <w:p>
-      <w:pPr>
-        <w:rPr>
-          <w:rFonts w:ascii="Cambria" w:hAnsi="Cambria"/>
-        </w:rPr>
-      </w:pPr>
-      <w:r>
-        <w:rPr>
-          <w:rFonts w:ascii="Cambria" w:hAnsi="Cambria"/>
-        </w:rPr>
-        <w:t>Es importante destacar que, al no haberse introducido aún costes de acción, el planificador no siempre hace uso del transportador en los planes generados, ya que su utilización implica acciones adicionales (cargar y descargar) que aumentan la longitud del plan. No obstante, el dominio permite correctamente su utilización y mantiene coherencia lógica en todas las transiciones de estado.</w:t>
+        <w:t>y ejecutándolo de la siguiente forma: planutils run ff domain2.pddl emergency_carrier_d1_r1_l</w:t>
+      </w:r>
+      <w:r>
+        <w:rPr>
+          <w:rFonts w:ascii="Cambria" w:hAnsi="Cambria"/>
+        </w:rPr>
+        <w:t>10</w:t>
+      </w:r>
+      <w:r>
+        <w:rPr>
+          <w:rFonts w:ascii="Cambria" w:hAnsi="Cambria"/>
+        </w:rPr>
+        <w:t>_p</w:t>
+      </w:r>
+      <w:r>
+        <w:rPr>
+          <w:rFonts w:ascii="Cambria" w:hAnsi="Cambria"/>
+        </w:rPr>
+        <w:t>10</w:t>
+      </w:r>
+      <w:r>
+        <w:rPr>
+          <w:rFonts w:ascii="Cambria" w:hAnsi="Cambria"/>
+        </w:rPr>
+        <w:t>_c4_g4.pddl</w:t>
+      </w:r>
+      <w:r>
+        <w:rPr>
+          <w:rFonts w:ascii="Cambria" w:hAnsi="Cambria"/>
+        </w:rPr>
+        <w:t xml:space="preserve"> obtenemos el siguiente plan: </w:t>
+      </w:r>
+    </w:p>
+    <w:p>
+      <w:pPr>
+        <w:rPr>
+          <w:rFonts w:ascii="Cambria" w:hAnsi="Cambria"/>
+        </w:rPr>
+      </w:pPr>
+      <w:r>
+        <w:rPr>
+          <w:rFonts w:ascii="Cambria" w:hAnsi="Cambria"/>
+        </w:rPr>
+        <w:lastRenderedPageBreak/>
+        <w:drawing>
+          <wp:inline distT="0" distB="0" distL="0" distR="0" wp14:anchorId="164BC30B" wp14:editId="119D634E">
+            <wp:extent cx="4142014" cy="3231416"/>
+            <wp:effectExtent l="0" t="0" r="0" b="7620"/>
+            <wp:docPr id="736505015" name="Imagen 1"/>
+            <wp:cNvGraphicFramePr>
+              <a:graphicFrameLocks xmlns:a="http://schemas.openxmlformats.org/drawingml/2006/main" noChangeAspect="1"/>
+            </wp:cNvGraphicFramePr>
+            <a:graphic xmlns:a="http://schemas.openxmlformats.org/drawingml/2006/main">
+              <a:graphicData uri="http://schemas.openxmlformats.org/drawingml/2006/picture">
+                <pic:pic xmlns:pic="http://schemas.openxmlformats.org/drawingml/2006/picture">
+                  <pic:nvPicPr>
+                    <pic:cNvPr id="736505015" name=""/>
+                    <pic:cNvPicPr/>
+                  </pic:nvPicPr>
+                  <pic:blipFill>
+                    <a:blip r:embed="rId9"/>
+                    <a:stretch>
+                      <a:fillRect/>
+                    </a:stretch>
+                  </pic:blipFill>
+                  <pic:spPr>
+                    <a:xfrm>
+                      <a:off x="0" y="0"/>
+                      <a:ext cx="4148211" cy="3236251"/>
+                    </a:xfrm>
+                    <a:prstGeom prst="rect">
+                      <a:avLst/>
+                    </a:prstGeom>
+                  </pic:spPr>
+                </pic:pic>
+              </a:graphicData>
+            </a:graphic>
+          </wp:inline>
+        </w:drawing>
+      </w:r>
+    </w:p>
+    <w:p>
+      <w:pPr>
+        <w:rPr>
+          <w:rFonts w:ascii="Cambria" w:hAnsi="Cambria"/>
+        </w:rPr>
+      </w:pPr>
+      <w:r>
+        <w:rPr>
+          <w:rFonts w:ascii="Cambria" w:hAnsi="Cambria"/>
+        </w:rPr>
+        <w:t>Esta prueba nos</w:t>
+      </w:r>
+      <w:r>
+        <w:rPr>
+          <w:rFonts w:ascii="Cambria" w:hAnsi="Cambria"/>
+        </w:rPr>
+        <w:t xml:space="preserve"> garantiza su correcto funcionamiento.</w:t>
       </w:r>
     </w:p>
     <w:p>
@@ -6747,11 +7181,1202 @@
     </w:p>
     <w:p>
       <w:pPr>
-        <w:rPr>
-          <w:rFonts w:ascii="Cambria" w:hAnsi="Cambria"/>
-        </w:rPr>
-      </w:pPr>
-    </w:p>
+        <w:pStyle w:val="Ttulo3"/>
+        <w:jc w:val="center"/>
+        <w:rPr>
+          <w:rFonts w:ascii="Cambria" w:hAnsi="Cambria"/>
+        </w:rPr>
+      </w:pPr>
+      <w:r>
+        <w:rPr>
+          <w:rFonts w:ascii="Cambria" w:hAnsi="Cambria"/>
+        </w:rPr>
+        <w:t xml:space="preserve">Punto </w:t>
+      </w:r>
+      <w:r>
+        <w:rPr>
+          <w:rFonts w:ascii="Cambria" w:hAnsi="Cambria"/>
+        </w:rPr>
+        <w:t>4</w:t>
+      </w:r>
+      <w:r>
+        <w:rPr>
+          <w:rFonts w:ascii="Cambria" w:hAnsi="Cambria"/>
+        </w:rPr>
+        <w:t xml:space="preserve">: </w:t>
+      </w:r>
+      <w:r>
+        <w:rPr>
+          <w:rFonts w:ascii="Cambria" w:hAnsi="Cambria"/>
+        </w:rPr>
+        <w:t>Repetición de apartados 1.3.2 y 1.3.3</w:t>
+      </w:r>
+    </w:p>
+    <w:p>
+      <w:pPr>
+        <w:rPr>
+          <w:rFonts w:ascii="Cambria" w:hAnsi="Cambria"/>
+          <w:b/>
+          <w:bCs/>
+          <w:color w:val="EE0000"/>
+          <w:sz w:val="24"/>
+          <w:szCs w:val="24"/>
+        </w:rPr>
+      </w:pPr>
+      <w:r>
+        <w:rPr>
+          <w:rFonts w:ascii="Cambria" w:hAnsi="Cambria"/>
+          <w:b/>
+          <w:bCs/>
+          <w:sz w:val="24"/>
+          <w:szCs w:val="24"/>
+        </w:rPr>
+        <w:t>Apartado 1.3.2</w:t>
+      </w:r>
+      <w:r>
+        <w:rPr>
+          <w:rFonts w:ascii="Cambria" w:hAnsi="Cambria"/>
+          <w:b/>
+          <w:bCs/>
+          <w:sz w:val="24"/>
+          <w:szCs w:val="24"/>
+        </w:rPr>
+        <w:t xml:space="preserve"> – </w:t>
+      </w:r>
+      <w:r>
+        <w:rPr>
+          <w:rFonts w:ascii="Cambria" w:hAnsi="Cambria"/>
+          <w:b/>
+          <w:bCs/>
+          <w:color w:val="EE0000"/>
+          <w:sz w:val="24"/>
+          <w:szCs w:val="24"/>
+        </w:rPr>
+        <w:t>EN DESARROLLO</w:t>
+      </w:r>
+    </w:p>
+    <w:tbl>
+      <w:tblPr>
+        <w:tblStyle w:val="Tablaconcuadrcula"/>
+        <w:tblW w:w="0" w:type="auto"/>
+        <w:tblLook w:val="04A0" w:firstRow="1" w:lastRow="0" w:firstColumn="1" w:lastColumn="0" w:noHBand="0" w:noVBand="1"/>
+      </w:tblPr>
+      <w:tblGrid>
+        <w:gridCol w:w="2113"/>
+        <w:gridCol w:w="2114"/>
+        <w:gridCol w:w="2116"/>
+        <w:gridCol w:w="2115"/>
+      </w:tblGrid>
+      <w:tr>
+        <w:tc>
+          <w:tcPr>
+            <w:tcW w:w="2113" w:type="dxa"/>
+            <w:tcBorders>
+              <w:top w:val="single" w:sz="18" w:space="0" w:color="auto"/>
+              <w:left w:val="single" w:sz="18" w:space="0" w:color="auto"/>
+              <w:bottom w:val="single" w:sz="18" w:space="0" w:color="auto"/>
+            </w:tcBorders>
+          </w:tcPr>
+          <w:p>
+            <w:pPr>
+              <w:rPr>
+                <w:rFonts w:ascii="Cambria" w:hAnsi="Cambria"/>
+                <w:b/>
+                <w:bCs/>
+              </w:rPr>
+            </w:pPr>
+            <w:r>
+              <w:rPr>
+                <w:rFonts w:ascii="Cambria" w:hAnsi="Cambria"/>
+                <w:b/>
+                <w:bCs/>
+              </w:rPr>
+              <w:t xml:space="preserve">Algoritmo </w:t>
+            </w:r>
+          </w:p>
+        </w:tc>
+        <w:tc>
+          <w:tcPr>
+            <w:tcW w:w="2114" w:type="dxa"/>
+            <w:tcBorders>
+              <w:top w:val="single" w:sz="18" w:space="0" w:color="auto"/>
+              <w:bottom w:val="single" w:sz="18" w:space="0" w:color="auto"/>
+            </w:tcBorders>
+          </w:tcPr>
+          <w:p>
+            <w:pPr>
+              <w:rPr>
+                <w:rFonts w:ascii="Cambria" w:hAnsi="Cambria"/>
+                <w:b/>
+                <w:bCs/>
+              </w:rPr>
+            </w:pPr>
+            <w:r>
+              <w:rPr>
+                <w:rFonts w:ascii="Cambria" w:hAnsi="Cambria"/>
+                <w:b/>
+                <w:bCs/>
+              </w:rPr>
+              <w:t>Heurística</w:t>
+            </w:r>
+          </w:p>
+        </w:tc>
+        <w:tc>
+          <w:tcPr>
+            <w:tcW w:w="2116" w:type="dxa"/>
+            <w:tcBorders>
+              <w:top w:val="single" w:sz="18" w:space="0" w:color="auto"/>
+              <w:bottom w:val="single" w:sz="18" w:space="0" w:color="auto"/>
+            </w:tcBorders>
+          </w:tcPr>
+          <w:p>
+            <w:pPr>
+              <w:rPr>
+                <w:rFonts w:ascii="Cambria" w:hAnsi="Cambria"/>
+                <w:b/>
+                <w:bCs/>
+              </w:rPr>
+            </w:pPr>
+            <w:r>
+              <w:rPr>
+                <w:rFonts w:ascii="Cambria" w:hAnsi="Cambria"/>
+                <w:b/>
+                <w:bCs/>
+              </w:rPr>
+              <w:t>Tiempo (s)</w:t>
+            </w:r>
+          </w:p>
+        </w:tc>
+        <w:tc>
+          <w:tcPr>
+            <w:tcW w:w="2115" w:type="dxa"/>
+            <w:tcBorders>
+              <w:top w:val="single" w:sz="18" w:space="0" w:color="auto"/>
+              <w:bottom w:val="single" w:sz="18" w:space="0" w:color="auto"/>
+              <w:right w:val="single" w:sz="18" w:space="0" w:color="auto"/>
+            </w:tcBorders>
+          </w:tcPr>
+          <w:p>
+            <w:pPr>
+              <w:rPr>
+                <w:rFonts w:ascii="Cambria" w:hAnsi="Cambria"/>
+                <w:b/>
+                <w:bCs/>
+              </w:rPr>
+            </w:pPr>
+            <w:r>
+              <w:rPr>
+                <w:rFonts w:ascii="Cambria" w:hAnsi="Cambria"/>
+                <w:b/>
+                <w:bCs/>
+              </w:rPr>
+              <w:t>Longitud Plan</w:t>
+            </w:r>
+          </w:p>
+        </w:tc>
+      </w:tr>
+      <w:tr>
+        <w:tc>
+          <w:tcPr>
+            <w:tcW w:w="2113" w:type="dxa"/>
+            <w:tcBorders>
+              <w:top w:val="single" w:sz="18" w:space="0" w:color="auto"/>
+              <w:left w:val="single" w:sz="18" w:space="0" w:color="auto"/>
+            </w:tcBorders>
+          </w:tcPr>
+          <w:p>
+            <w:pPr>
+              <w:rPr>
+                <w:rFonts w:ascii="Cambria" w:hAnsi="Cambria"/>
+              </w:rPr>
+            </w:pPr>
+            <w:r>
+              <w:rPr>
+                <w:rFonts w:ascii="Cambria" w:hAnsi="Cambria"/>
+              </w:rPr>
+              <w:t>GBFS</w:t>
+            </w:r>
+          </w:p>
+        </w:tc>
+        <w:tc>
+          <w:tcPr>
+            <w:tcW w:w="2114" w:type="dxa"/>
+            <w:tcBorders>
+              <w:top w:val="single" w:sz="18" w:space="0" w:color="auto"/>
+            </w:tcBorders>
+          </w:tcPr>
+          <w:p>
+            <w:pPr>
+              <w:rPr>
+                <w:rFonts w:ascii="Cambria" w:hAnsi="Cambria"/>
+              </w:rPr>
+            </w:pPr>
+            <w:r>
+              <w:rPr>
+                <w:rFonts w:ascii="Cambria" w:hAnsi="Cambria"/>
+              </w:rPr>
+              <w:t>hMAX</w:t>
+            </w:r>
+          </w:p>
+        </w:tc>
+        <w:tc>
+          <w:tcPr>
+            <w:tcW w:w="2116" w:type="dxa"/>
+            <w:tcBorders>
+              <w:top w:val="single" w:sz="18" w:space="0" w:color="auto"/>
+            </w:tcBorders>
+          </w:tcPr>
+          <w:p>
+            <w:pPr>
+              <w:rPr>
+                <w:rFonts w:ascii="Cambria" w:hAnsi="Cambria"/>
+              </w:rPr>
+            </w:pPr>
+            <w:r>
+              <w:rPr>
+                <w:rFonts w:ascii="Cambria" w:hAnsi="Cambria"/>
+              </w:rPr>
+              <w:t>14.278s</w:t>
+            </w:r>
+          </w:p>
+        </w:tc>
+        <w:tc>
+          <w:tcPr>
+            <w:tcW w:w="2115" w:type="dxa"/>
+            <w:tcBorders>
+              <w:top w:val="single" w:sz="18" w:space="0" w:color="auto"/>
+              <w:right w:val="single" w:sz="18" w:space="0" w:color="auto"/>
+            </w:tcBorders>
+          </w:tcPr>
+          <w:p>
+            <w:pPr>
+              <w:rPr>
+                <w:rFonts w:ascii="Cambria" w:hAnsi="Cambria"/>
+              </w:rPr>
+            </w:pPr>
+            <w:r>
+              <w:rPr>
+                <w:rFonts w:ascii="Cambria" w:hAnsi="Cambria"/>
+              </w:rPr>
+              <w:t>20</w:t>
+            </w:r>
+          </w:p>
+        </w:tc>
+      </w:tr>
+      <w:tr>
+        <w:tc>
+          <w:tcPr>
+            <w:tcW w:w="2113" w:type="dxa"/>
+            <w:tcBorders>
+              <w:left w:val="single" w:sz="18" w:space="0" w:color="auto"/>
+            </w:tcBorders>
+          </w:tcPr>
+          <w:p>
+            <w:pPr>
+              <w:rPr>
+                <w:rFonts w:ascii="Cambria" w:hAnsi="Cambria"/>
+              </w:rPr>
+            </w:pPr>
+            <w:r>
+              <w:rPr>
+                <w:rFonts w:ascii="Cambria" w:hAnsi="Cambria"/>
+              </w:rPr>
+              <w:t>GBFS</w:t>
+            </w:r>
+          </w:p>
+        </w:tc>
+        <w:tc>
+          <w:tcPr>
+            <w:tcW w:w="2114" w:type="dxa"/>
+          </w:tcPr>
+          <w:p>
+            <w:pPr>
+              <w:rPr>
+                <w:rFonts w:ascii="Cambria" w:hAnsi="Cambria"/>
+              </w:rPr>
+            </w:pPr>
+            <w:r>
+              <w:rPr>
+                <w:rFonts w:ascii="Cambria" w:hAnsi="Cambria"/>
+              </w:rPr>
+              <w:t>hADD</w:t>
+            </w:r>
+          </w:p>
+        </w:tc>
+        <w:tc>
+          <w:tcPr>
+            <w:tcW w:w="2116" w:type="dxa"/>
+          </w:tcPr>
+          <w:p>
+            <w:pPr>
+              <w:rPr>
+                <w:rFonts w:ascii="Cambria" w:hAnsi="Cambria"/>
+              </w:rPr>
+            </w:pPr>
+            <w:r>
+              <w:rPr>
+                <w:rFonts w:ascii="Cambria" w:hAnsi="Cambria"/>
+              </w:rPr>
+              <w:t>0.608s</w:t>
+            </w:r>
+          </w:p>
+        </w:tc>
+        <w:tc>
+          <w:tcPr>
+            <w:tcW w:w="2115" w:type="dxa"/>
+            <w:tcBorders>
+              <w:right w:val="single" w:sz="18" w:space="0" w:color="auto"/>
+            </w:tcBorders>
+          </w:tcPr>
+          <w:p>
+            <w:pPr>
+              <w:rPr>
+                <w:rFonts w:ascii="Cambria" w:hAnsi="Cambria"/>
+              </w:rPr>
+            </w:pPr>
+            <w:r>
+              <w:rPr>
+                <w:rFonts w:ascii="Cambria" w:hAnsi="Cambria"/>
+              </w:rPr>
+              <w:t>20</w:t>
+            </w:r>
+          </w:p>
+        </w:tc>
+      </w:tr>
+      <w:tr>
+        <w:tc>
+          <w:tcPr>
+            <w:tcW w:w="2113" w:type="dxa"/>
+            <w:tcBorders>
+              <w:left w:val="single" w:sz="18" w:space="0" w:color="auto"/>
+            </w:tcBorders>
+          </w:tcPr>
+          <w:p>
+            <w:pPr>
+              <w:rPr>
+                <w:rFonts w:ascii="Cambria" w:hAnsi="Cambria"/>
+              </w:rPr>
+            </w:pPr>
+            <w:r>
+              <w:rPr>
+                <w:rFonts w:ascii="Cambria" w:hAnsi="Cambria"/>
+              </w:rPr>
+              <w:t>GBFS</w:t>
+            </w:r>
+          </w:p>
+        </w:tc>
+        <w:tc>
+          <w:tcPr>
+            <w:tcW w:w="2114" w:type="dxa"/>
+          </w:tcPr>
+          <w:p>
+            <w:pPr>
+              <w:rPr>
+                <w:rFonts w:ascii="Cambria" w:hAnsi="Cambria"/>
+              </w:rPr>
+            </w:pPr>
+            <w:r>
+              <w:rPr>
+                <w:rFonts w:ascii="Cambria" w:hAnsi="Cambria"/>
+              </w:rPr>
+              <w:t>hFF</w:t>
+            </w:r>
+          </w:p>
+        </w:tc>
+        <w:tc>
+          <w:tcPr>
+            <w:tcW w:w="2116" w:type="dxa"/>
+          </w:tcPr>
+          <w:p>
+            <w:pPr>
+              <w:rPr>
+                <w:rFonts w:ascii="Cambria" w:hAnsi="Cambria"/>
+              </w:rPr>
+            </w:pPr>
+            <w:r>
+              <w:rPr>
+                <w:rFonts w:ascii="Cambria" w:hAnsi="Cambria"/>
+              </w:rPr>
+              <w:t>0.324s</w:t>
+            </w:r>
+          </w:p>
+        </w:tc>
+        <w:tc>
+          <w:tcPr>
+            <w:tcW w:w="2115" w:type="dxa"/>
+            <w:tcBorders>
+              <w:right w:val="single" w:sz="18" w:space="0" w:color="auto"/>
+            </w:tcBorders>
+          </w:tcPr>
+          <w:p>
+            <w:pPr>
+              <w:rPr>
+                <w:rFonts w:ascii="Cambria" w:hAnsi="Cambria"/>
+              </w:rPr>
+            </w:pPr>
+            <w:r>
+              <w:rPr>
+                <w:rFonts w:ascii="Cambria" w:hAnsi="Cambria"/>
+              </w:rPr>
+              <w:t>20</w:t>
+            </w:r>
+          </w:p>
+        </w:tc>
+      </w:tr>
+      <w:tr>
+        <w:tc>
+          <w:tcPr>
+            <w:tcW w:w="2113" w:type="dxa"/>
+            <w:tcBorders>
+              <w:left w:val="single" w:sz="18" w:space="0" w:color="auto"/>
+            </w:tcBorders>
+          </w:tcPr>
+          <w:p>
+            <w:pPr>
+              <w:rPr>
+                <w:rFonts w:ascii="Cambria" w:hAnsi="Cambria"/>
+              </w:rPr>
+            </w:pPr>
+            <w:r>
+              <w:rPr>
+                <w:rFonts w:ascii="Cambria" w:hAnsi="Cambria"/>
+              </w:rPr>
+              <w:t>GBFS</w:t>
+            </w:r>
+          </w:p>
+        </w:tc>
+        <w:tc>
+          <w:tcPr>
+            <w:tcW w:w="2114" w:type="dxa"/>
+          </w:tcPr>
+          <w:p>
+            <w:pPr>
+              <w:rPr>
+                <w:rFonts w:ascii="Cambria" w:hAnsi="Cambria"/>
+              </w:rPr>
+            </w:pPr>
+            <w:r>
+              <w:rPr>
+                <w:rFonts w:ascii="Cambria" w:hAnsi="Cambria"/>
+              </w:rPr>
+              <w:t>Landmark</w:t>
+            </w:r>
+          </w:p>
+        </w:tc>
+        <w:tc>
+          <w:tcPr>
+            <w:tcW w:w="2116" w:type="dxa"/>
+          </w:tcPr>
+          <w:p>
+            <w:pPr>
+              <w:rPr>
+                <w:rFonts w:ascii="Cambria" w:hAnsi="Cambria"/>
+              </w:rPr>
+            </w:pPr>
+            <w:r>
+              <w:rPr>
+                <w:rFonts w:ascii="Cambria" w:hAnsi="Cambria"/>
+              </w:rPr>
+              <w:t>0.180s</w:t>
+            </w:r>
+          </w:p>
+        </w:tc>
+        <w:tc>
+          <w:tcPr>
+            <w:tcW w:w="2115" w:type="dxa"/>
+            <w:tcBorders>
+              <w:right w:val="single" w:sz="18" w:space="0" w:color="auto"/>
+            </w:tcBorders>
+          </w:tcPr>
+          <w:p>
+            <w:pPr>
+              <w:rPr>
+                <w:rFonts w:ascii="Cambria" w:hAnsi="Cambria"/>
+              </w:rPr>
+            </w:pPr>
+            <w:r>
+              <w:rPr>
+                <w:rFonts w:ascii="Cambria" w:hAnsi="Cambria"/>
+              </w:rPr>
+              <w:t>20</w:t>
+            </w:r>
+          </w:p>
+        </w:tc>
+      </w:tr>
+      <w:tr>
+        <w:tc>
+          <w:tcPr>
+            <w:tcW w:w="2113" w:type="dxa"/>
+            <w:tcBorders>
+              <w:left w:val="single" w:sz="18" w:space="0" w:color="auto"/>
+            </w:tcBorders>
+          </w:tcPr>
+          <w:p>
+            <w:pPr>
+              <w:rPr>
+                <w:rFonts w:ascii="Cambria" w:hAnsi="Cambria"/>
+              </w:rPr>
+            </w:pPr>
+            <w:r>
+              <w:rPr>
+                <w:rFonts w:ascii="Cambria" w:hAnsi="Cambria"/>
+              </w:rPr>
+              <w:t>EHC</w:t>
+            </w:r>
+          </w:p>
+        </w:tc>
+        <w:tc>
+          <w:tcPr>
+            <w:tcW w:w="2114" w:type="dxa"/>
+          </w:tcPr>
+          <w:p>
+            <w:pPr>
+              <w:rPr>
+                <w:rFonts w:ascii="Cambria" w:hAnsi="Cambria"/>
+              </w:rPr>
+            </w:pPr>
+            <w:r>
+              <w:rPr>
+                <w:rFonts w:ascii="Cambria" w:hAnsi="Cambria"/>
+              </w:rPr>
+              <w:t>hMAX</w:t>
+            </w:r>
+          </w:p>
+        </w:tc>
+        <w:tc>
+          <w:tcPr>
+            <w:tcW w:w="2116" w:type="dxa"/>
+          </w:tcPr>
+          <w:p>
+            <w:pPr>
+              <w:rPr>
+                <w:rFonts w:ascii="Cambria" w:hAnsi="Cambria"/>
+              </w:rPr>
+            </w:pPr>
+            <w:r>
+              <w:rPr>
+                <w:rFonts w:ascii="Cambria" w:hAnsi="Cambria"/>
+              </w:rPr>
+              <w:t>51m40.273s</w:t>
+            </w:r>
+          </w:p>
+        </w:tc>
+        <w:tc>
+          <w:tcPr>
+            <w:tcW w:w="2115" w:type="dxa"/>
+            <w:tcBorders>
+              <w:right w:val="single" w:sz="18" w:space="0" w:color="auto"/>
+            </w:tcBorders>
+          </w:tcPr>
+          <w:p>
+            <w:pPr>
+              <w:rPr>
+                <w:rFonts w:ascii="Cambria" w:hAnsi="Cambria"/>
+              </w:rPr>
+            </w:pPr>
+            <w:r>
+              <w:rPr>
+                <w:rFonts w:ascii="Cambria" w:hAnsi="Cambria"/>
+              </w:rPr>
+              <w:t>Killed (no se ha llegado a completar)</w:t>
+            </w:r>
+          </w:p>
+        </w:tc>
+      </w:tr>
+      <w:tr>
+        <w:tc>
+          <w:tcPr>
+            <w:tcW w:w="2113" w:type="dxa"/>
+            <w:tcBorders>
+              <w:left w:val="single" w:sz="18" w:space="0" w:color="auto"/>
+            </w:tcBorders>
+          </w:tcPr>
+          <w:p>
+            <w:pPr>
+              <w:rPr>
+                <w:rFonts w:ascii="Cambria" w:hAnsi="Cambria"/>
+              </w:rPr>
+            </w:pPr>
+            <w:r>
+              <w:rPr>
+                <w:rFonts w:ascii="Cambria" w:hAnsi="Cambria"/>
+              </w:rPr>
+              <w:t>EHC</w:t>
+            </w:r>
+          </w:p>
+        </w:tc>
+        <w:tc>
+          <w:tcPr>
+            <w:tcW w:w="2114" w:type="dxa"/>
+          </w:tcPr>
+          <w:p>
+            <w:pPr>
+              <w:rPr>
+                <w:rFonts w:ascii="Cambria" w:hAnsi="Cambria"/>
+              </w:rPr>
+            </w:pPr>
+            <w:r>
+              <w:rPr>
+                <w:rFonts w:ascii="Cambria" w:hAnsi="Cambria"/>
+              </w:rPr>
+              <w:t>hADD</w:t>
+            </w:r>
+          </w:p>
+        </w:tc>
+        <w:tc>
+          <w:tcPr>
+            <w:tcW w:w="2116" w:type="dxa"/>
+          </w:tcPr>
+          <w:p>
+            <w:pPr>
+              <w:rPr>
+                <w:rFonts w:ascii="Cambria" w:hAnsi="Cambria"/>
+              </w:rPr>
+            </w:pPr>
+            <w:r>
+              <w:rPr>
+                <w:rFonts w:ascii="Cambria" w:hAnsi="Cambria"/>
+              </w:rPr>
+              <w:t>1.236s</w:t>
+            </w:r>
+          </w:p>
+        </w:tc>
+        <w:tc>
+          <w:tcPr>
+            <w:tcW w:w="2115" w:type="dxa"/>
+            <w:tcBorders>
+              <w:right w:val="single" w:sz="18" w:space="0" w:color="auto"/>
+            </w:tcBorders>
+          </w:tcPr>
+          <w:p>
+            <w:pPr>
+              <w:rPr>
+                <w:rFonts w:ascii="Cambria" w:hAnsi="Cambria"/>
+              </w:rPr>
+            </w:pPr>
+            <w:r>
+              <w:rPr>
+                <w:rFonts w:ascii="Cambria" w:hAnsi="Cambria"/>
+              </w:rPr>
+              <w:t>30</w:t>
+            </w:r>
+          </w:p>
+        </w:tc>
+      </w:tr>
+      <w:tr>
+        <w:tc>
+          <w:tcPr>
+            <w:tcW w:w="2113" w:type="dxa"/>
+            <w:tcBorders>
+              <w:left w:val="single" w:sz="18" w:space="0" w:color="auto"/>
+            </w:tcBorders>
+          </w:tcPr>
+          <w:p>
+            <w:pPr>
+              <w:rPr>
+                <w:rFonts w:ascii="Cambria" w:hAnsi="Cambria"/>
+              </w:rPr>
+            </w:pPr>
+            <w:r>
+              <w:rPr>
+                <w:rFonts w:ascii="Cambria" w:hAnsi="Cambria"/>
+              </w:rPr>
+              <w:t>EHC</w:t>
+            </w:r>
+          </w:p>
+        </w:tc>
+        <w:tc>
+          <w:tcPr>
+            <w:tcW w:w="2114" w:type="dxa"/>
+          </w:tcPr>
+          <w:p>
+            <w:pPr>
+              <w:rPr>
+                <w:rFonts w:ascii="Cambria" w:hAnsi="Cambria"/>
+              </w:rPr>
+            </w:pPr>
+            <w:r>
+              <w:rPr>
+                <w:rFonts w:ascii="Cambria" w:hAnsi="Cambria"/>
+              </w:rPr>
+              <w:t>hFF</w:t>
+            </w:r>
+          </w:p>
+        </w:tc>
+        <w:tc>
+          <w:tcPr>
+            <w:tcW w:w="2116" w:type="dxa"/>
+          </w:tcPr>
+          <w:p>
+            <w:pPr>
+              <w:rPr>
+                <w:rFonts w:ascii="Cambria" w:hAnsi="Cambria"/>
+              </w:rPr>
+            </w:pPr>
+            <w:r>
+              <w:rPr>
+                <w:rFonts w:ascii="Cambria" w:hAnsi="Cambria"/>
+              </w:rPr>
+              <w:t>0.892s</w:t>
+            </w:r>
+          </w:p>
+        </w:tc>
+        <w:tc>
+          <w:tcPr>
+            <w:tcW w:w="2115" w:type="dxa"/>
+            <w:tcBorders>
+              <w:right w:val="single" w:sz="18" w:space="0" w:color="auto"/>
+            </w:tcBorders>
+          </w:tcPr>
+          <w:p>
+            <w:pPr>
+              <w:rPr>
+                <w:rFonts w:ascii="Cambria" w:hAnsi="Cambria"/>
+              </w:rPr>
+            </w:pPr>
+            <w:r>
+              <w:rPr>
+                <w:rFonts w:ascii="Cambria" w:hAnsi="Cambria"/>
+              </w:rPr>
+              <w:t>28</w:t>
+            </w:r>
+          </w:p>
+        </w:tc>
+      </w:tr>
+      <w:tr>
+        <w:tc>
+          <w:tcPr>
+            <w:tcW w:w="2113" w:type="dxa"/>
+            <w:tcBorders>
+              <w:left w:val="single" w:sz="18" w:space="0" w:color="auto"/>
+              <w:bottom w:val="single" w:sz="18" w:space="0" w:color="auto"/>
+            </w:tcBorders>
+          </w:tcPr>
+          <w:p>
+            <w:pPr>
+              <w:rPr>
+                <w:rFonts w:ascii="Cambria" w:hAnsi="Cambria"/>
+              </w:rPr>
+            </w:pPr>
+            <w:r>
+              <w:rPr>
+                <w:rFonts w:ascii="Cambria" w:hAnsi="Cambria"/>
+              </w:rPr>
+              <w:t>EHC</w:t>
+            </w:r>
+          </w:p>
+        </w:tc>
+        <w:tc>
+          <w:tcPr>
+            <w:tcW w:w="2114" w:type="dxa"/>
+            <w:tcBorders>
+              <w:bottom w:val="single" w:sz="18" w:space="0" w:color="auto"/>
+            </w:tcBorders>
+          </w:tcPr>
+          <w:p>
+            <w:pPr>
+              <w:rPr>
+                <w:rFonts w:ascii="Cambria" w:hAnsi="Cambria"/>
+              </w:rPr>
+            </w:pPr>
+            <w:r>
+              <w:rPr>
+                <w:rFonts w:ascii="Cambria" w:hAnsi="Cambria"/>
+              </w:rPr>
+              <w:t>Landmark</w:t>
+            </w:r>
+          </w:p>
+        </w:tc>
+        <w:tc>
+          <w:tcPr>
+            <w:tcW w:w="2116" w:type="dxa"/>
+            <w:tcBorders>
+              <w:bottom w:val="single" w:sz="18" w:space="0" w:color="auto"/>
+            </w:tcBorders>
+          </w:tcPr>
+          <w:p>
+            <w:pPr>
+              <w:rPr>
+                <w:rFonts w:ascii="Cambria" w:hAnsi="Cambria"/>
+              </w:rPr>
+            </w:pPr>
+            <w:r>
+              <w:rPr>
+                <w:rFonts w:ascii="Cambria" w:hAnsi="Cambria"/>
+              </w:rPr>
+              <w:t>0.526s</w:t>
+            </w:r>
+          </w:p>
+        </w:tc>
+        <w:tc>
+          <w:tcPr>
+            <w:tcW w:w="2115" w:type="dxa"/>
+            <w:tcBorders>
+              <w:bottom w:val="single" w:sz="18" w:space="0" w:color="auto"/>
+              <w:right w:val="single" w:sz="18" w:space="0" w:color="auto"/>
+            </w:tcBorders>
+          </w:tcPr>
+          <w:p>
+            <w:pPr>
+              <w:rPr>
+                <w:rFonts w:ascii="Cambria" w:hAnsi="Cambria"/>
+              </w:rPr>
+            </w:pPr>
+            <w:r>
+              <w:rPr>
+                <w:rFonts w:ascii="Cambria" w:hAnsi="Cambria"/>
+              </w:rPr>
+              <w:t>38</w:t>
+            </w:r>
+          </w:p>
+        </w:tc>
+      </w:tr>
+    </w:tbl>
+    <w:p>
+      <w:pPr>
+        <w:rPr>
+          <w:rFonts w:ascii="Cambria" w:hAnsi="Cambria"/>
+        </w:rPr>
+      </w:pPr>
+    </w:p>
+    <w:p>
+      <w:pPr>
+        <w:rPr>
+          <w:rFonts w:ascii="Cambria" w:hAnsi="Cambria"/>
+        </w:rPr>
+      </w:pPr>
+    </w:p>
+    <w:tbl>
+      <w:tblPr>
+        <w:tblStyle w:val="Tablaconcuadrcula"/>
+        <w:tblW w:w="0" w:type="auto"/>
+        <w:tblBorders>
+          <w:top w:val="single" w:sz="18" w:space="0" w:color="auto"/>
+          <w:left w:val="single" w:sz="18" w:space="0" w:color="auto"/>
+          <w:bottom w:val="single" w:sz="18" w:space="0" w:color="auto"/>
+          <w:right w:val="single" w:sz="18" w:space="0" w:color="auto"/>
+        </w:tblBorders>
+        <w:tblLook w:val="04A0" w:firstRow="1" w:lastRow="0" w:firstColumn="1" w:lastColumn="0" w:noHBand="0" w:noVBand="1"/>
+      </w:tblPr>
+      <w:tblGrid>
+        <w:gridCol w:w="2818"/>
+        <w:gridCol w:w="2820"/>
+        <w:gridCol w:w="2820"/>
+      </w:tblGrid>
+      <w:tr>
+        <w:tc>
+          <w:tcPr>
+            <w:tcW w:w="2831" w:type="dxa"/>
+            <w:tcBorders>
+              <w:top w:val="single" w:sz="18" w:space="0" w:color="auto"/>
+              <w:bottom w:val="single" w:sz="18" w:space="0" w:color="auto"/>
+            </w:tcBorders>
+          </w:tcPr>
+          <w:p>
+            <w:pPr>
+              <w:rPr>
+                <w:rFonts w:ascii="Cambria" w:hAnsi="Cambria"/>
+                <w:b/>
+                <w:bCs/>
+              </w:rPr>
+            </w:pPr>
+            <w:r>
+              <w:rPr>
+                <w:rFonts w:ascii="Cambria" w:hAnsi="Cambria"/>
+                <w:b/>
+                <w:bCs/>
+              </w:rPr>
+              <w:t xml:space="preserve">Algoritmo </w:t>
+            </w:r>
+          </w:p>
+        </w:tc>
+        <w:tc>
+          <w:tcPr>
+            <w:tcW w:w="2831" w:type="dxa"/>
+            <w:tcBorders>
+              <w:top w:val="single" w:sz="18" w:space="0" w:color="auto"/>
+              <w:bottom w:val="single" w:sz="18" w:space="0" w:color="auto"/>
+            </w:tcBorders>
+          </w:tcPr>
+          <w:p>
+            <w:pPr>
+              <w:rPr>
+                <w:rFonts w:ascii="Cambria" w:hAnsi="Cambria"/>
+                <w:b/>
+                <w:bCs/>
+              </w:rPr>
+            </w:pPr>
+            <w:r>
+              <w:rPr>
+                <w:rFonts w:ascii="Cambria" w:hAnsi="Cambria"/>
+                <w:b/>
+                <w:bCs/>
+              </w:rPr>
+              <w:t>Tiempo (s)</w:t>
+            </w:r>
+          </w:p>
+        </w:tc>
+        <w:tc>
+          <w:tcPr>
+            <w:tcW w:w="2832" w:type="dxa"/>
+            <w:tcBorders>
+              <w:top w:val="single" w:sz="18" w:space="0" w:color="auto"/>
+              <w:bottom w:val="single" w:sz="18" w:space="0" w:color="auto"/>
+            </w:tcBorders>
+          </w:tcPr>
+          <w:p>
+            <w:pPr>
+              <w:rPr>
+                <w:rFonts w:ascii="Cambria" w:hAnsi="Cambria"/>
+                <w:b/>
+                <w:bCs/>
+              </w:rPr>
+            </w:pPr>
+            <w:r>
+              <w:rPr>
+                <w:rFonts w:ascii="Cambria" w:hAnsi="Cambria"/>
+                <w:b/>
+                <w:bCs/>
+              </w:rPr>
+              <w:t>Longitud Plan</w:t>
+            </w:r>
+          </w:p>
+        </w:tc>
+      </w:tr>
+      <w:tr>
+        <w:tc>
+          <w:tcPr>
+            <w:tcW w:w="2831" w:type="dxa"/>
+            <w:tcBorders>
+              <w:top w:val="single" w:sz="18" w:space="0" w:color="auto"/>
+            </w:tcBorders>
+          </w:tcPr>
+          <w:p>
+            <w:pPr>
+              <w:rPr>
+                <w:rFonts w:ascii="Cambria" w:hAnsi="Cambria"/>
+              </w:rPr>
+            </w:pPr>
+            <w:r>
+              <w:rPr>
+                <w:rFonts w:ascii="Cambria" w:hAnsi="Cambria"/>
+              </w:rPr>
+              <w:t>BFS</w:t>
+            </w:r>
+          </w:p>
+        </w:tc>
+        <w:tc>
+          <w:tcPr>
+            <w:tcW w:w="2831" w:type="dxa"/>
+            <w:tcBorders>
+              <w:top w:val="single" w:sz="18" w:space="0" w:color="auto"/>
+            </w:tcBorders>
+          </w:tcPr>
+          <w:p>
+            <w:pPr>
+              <w:rPr>
+                <w:rFonts w:ascii="Cambria" w:hAnsi="Cambria"/>
+              </w:rPr>
+            </w:pPr>
+            <w:r>
+              <w:rPr>
+                <w:rFonts w:ascii="Cambria" w:hAnsi="Cambria"/>
+              </w:rPr>
+              <w:t>0.583s</w:t>
+            </w:r>
+          </w:p>
+        </w:tc>
+        <w:tc>
+          <w:tcPr>
+            <w:tcW w:w="2832" w:type="dxa"/>
+            <w:tcBorders>
+              <w:top w:val="single" w:sz="18" w:space="0" w:color="auto"/>
+            </w:tcBorders>
+          </w:tcPr>
+          <w:p>
+            <w:pPr>
+              <w:rPr>
+                <w:rFonts w:ascii="Cambria" w:hAnsi="Cambria"/>
+              </w:rPr>
+            </w:pPr>
+            <w:r>
+              <w:rPr>
+                <w:rFonts w:ascii="Cambria" w:hAnsi="Cambria"/>
+              </w:rPr>
+              <w:t>17</w:t>
+            </w:r>
+          </w:p>
+        </w:tc>
+      </w:tr>
+      <w:tr>
+        <w:tc>
+          <w:tcPr>
+            <w:tcW w:w="2831" w:type="dxa"/>
+          </w:tcPr>
+          <w:p>
+            <w:pPr>
+              <w:rPr>
+                <w:rFonts w:ascii="Cambria" w:hAnsi="Cambria"/>
+              </w:rPr>
+            </w:pPr>
+            <w:r>
+              <w:rPr>
+                <w:rFonts w:ascii="Cambria" w:hAnsi="Cambria"/>
+              </w:rPr>
+              <w:t>IDS</w:t>
+            </w:r>
+          </w:p>
+        </w:tc>
+        <w:tc>
+          <w:tcPr>
+            <w:tcW w:w="2831" w:type="dxa"/>
+          </w:tcPr>
+          <w:p>
+            <w:pPr>
+              <w:rPr>
+                <w:rFonts w:ascii="Cambria" w:hAnsi="Cambria"/>
+              </w:rPr>
+            </w:pPr>
+            <w:r>
+              <w:rPr>
+                <w:rFonts w:ascii="Cambria" w:hAnsi="Cambria"/>
+              </w:rPr>
+              <w:t>68m57.772s</w:t>
+            </w:r>
+          </w:p>
+        </w:tc>
+        <w:tc>
+          <w:tcPr>
+            <w:tcW w:w="2832" w:type="dxa"/>
+          </w:tcPr>
+          <w:p>
+            <w:pPr>
+              <w:rPr>
+                <w:rFonts w:ascii="Cambria" w:hAnsi="Cambria"/>
+              </w:rPr>
+            </w:pPr>
+            <w:r>
+              <w:rPr>
+                <w:rFonts w:ascii="Cambria" w:hAnsi="Cambria"/>
+              </w:rPr>
+              <w:t>Killed (no se ha llegado a completar)</w:t>
+            </w:r>
+          </w:p>
+        </w:tc>
+      </w:tr>
+      <w:tr>
+        <w:tc>
+          <w:tcPr>
+            <w:tcW w:w="2831" w:type="dxa"/>
+          </w:tcPr>
+          <w:p>
+            <w:pPr>
+              <w:rPr>
+                <w:rFonts w:ascii="Cambria" w:hAnsi="Cambria"/>
+              </w:rPr>
+            </w:pPr>
+            <w:r>
+              <w:rPr>
+                <w:rFonts w:ascii="Cambria" w:hAnsi="Cambria"/>
+              </w:rPr>
+              <w:t>A* + hMAX</w:t>
+            </w:r>
+          </w:p>
+        </w:tc>
+        <w:tc>
+          <w:tcPr>
+            <w:tcW w:w="2831" w:type="dxa"/>
+          </w:tcPr>
+          <w:p>
+            <w:pPr>
+              <w:rPr>
+                <w:rFonts w:ascii="Cambria" w:hAnsi="Cambria"/>
+              </w:rPr>
+            </w:pPr>
+            <w:r>
+              <w:rPr>
+                <w:rFonts w:ascii="Cambria" w:hAnsi="Cambria"/>
+              </w:rPr>
+              <w:t>8.672s</w:t>
+            </w:r>
+          </w:p>
+        </w:tc>
+        <w:tc>
+          <w:tcPr>
+            <w:tcW w:w="2832" w:type="dxa"/>
+          </w:tcPr>
+          <w:p>
+            <w:pPr>
+              <w:rPr>
+                <w:rFonts w:ascii="Cambria" w:hAnsi="Cambria"/>
+              </w:rPr>
+            </w:pPr>
+            <w:r>
+              <w:rPr>
+                <w:rFonts w:ascii="Cambria" w:hAnsi="Cambria"/>
+              </w:rPr>
+              <w:t>17</w:t>
+            </w:r>
+          </w:p>
+        </w:tc>
+      </w:tr>
+      <w:tr>
+        <w:tc>
+          <w:tcPr>
+            <w:tcW w:w="2831" w:type="dxa"/>
+          </w:tcPr>
+          <w:p>
+            <w:pPr>
+              <w:rPr>
+                <w:rFonts w:ascii="Cambria" w:hAnsi="Cambria"/>
+              </w:rPr>
+            </w:pPr>
+            <w:r>
+              <w:rPr>
+                <w:rFonts w:ascii="Cambria" w:hAnsi="Cambria"/>
+              </w:rPr>
+              <w:t>A* + lmcut</w:t>
+            </w:r>
+          </w:p>
+        </w:tc>
+        <w:tc>
+          <w:tcPr>
+            <w:tcW w:w="2831" w:type="dxa"/>
+          </w:tcPr>
+          <w:p>
+            <w:pPr>
+              <w:rPr>
+                <w:rFonts w:ascii="Cambria" w:hAnsi="Cambria"/>
+              </w:rPr>
+            </w:pPr>
+            <w:r>
+              <w:rPr>
+                <w:rFonts w:ascii="Cambria" w:hAnsi="Cambria"/>
+              </w:rPr>
+              <w:t>35.282s</w:t>
+            </w:r>
+          </w:p>
+        </w:tc>
+        <w:tc>
+          <w:tcPr>
+            <w:tcW w:w="2832" w:type="dxa"/>
+          </w:tcPr>
+          <w:p>
+            <w:pPr>
+              <w:rPr>
+                <w:rFonts w:ascii="Cambria" w:hAnsi="Cambria"/>
+              </w:rPr>
+            </w:pPr>
+            <w:r>
+              <w:rPr>
+                <w:rFonts w:ascii="Cambria" w:hAnsi="Cambria"/>
+              </w:rPr>
+              <w:t>17</w:t>
+            </w:r>
+          </w:p>
+        </w:tc>
+      </w:tr>
+    </w:tbl>
     <w:p>
       <w:pPr>
         <w:rPr>
@@ -6783,7 +8408,7 @@
 </file>
 
 <file path=word/numbering.xml><?xml version="1.0" encoding="utf-8"?>
-<w:numbering xmlns:wpc="http://schemas.microsoft.com/office/word/2010/wordprocessingCanvas" xmlns:cx="http://schemas.microsoft.com/office/drawing/2014/chartex" xmlns:cx1="http://schemas.microsoft.com/office/drawing/2015/9/8/chartex" xmlns:cx2="http://schemas.microsoft.com/office/drawing/2015/10/21/chartex" xmlns:cx3="http://schemas.microsoft.com/office/drawing/2016/5/9/chartex" xmlns:cx4="http://schemas.microsoft.com/office/drawing/2016/5/10/chartex" xmlns:cx5="http://schemas.microsoft.com/office/drawing/2016/5/11/chartex" xmlns:cx6="http://schemas.microsoft.com/office/drawing/2016/5/12/chartex" xmlns:cx7="http://schemas.microsoft.com/office/drawing/2016/5/13/chartex" xmlns:cx8="http://schemas.microsoft.com/office/drawing/2016/5/14/chartex" xmlns:mc="http://schemas.openxmlformats.org/markup-compatibility/2006" xmlns:aink="http://schemas.microsoft.com/office/drawing/2016/ink" xmlns:am3d="http://schemas.microsoft.com/office/drawing/2017/model3d" xmlns:o="urn:schemas-microsoft-com:office:office" xmlns:oel="http://schemas.microsoft.com/office/2019/extlst" xmlns:r="http://schemas.openxmlformats.org/officeDocument/2006/relationships" xmlns:m="http://schemas.openxmlformats.org/officeDocument/2006/math" xmlns:v="urn:schemas-microsoft-com:vml" xmlns:wp14="http://schemas.microsoft.com/office/word/2010/wordprocessingDrawing" xmlns:wp="http://schemas.openxmlformats.org/drawingml/2006/wordprocessingDrawing" xmlns:w10="urn:schemas-microsoft-com:office:word" xmlns:w="http://schemas.openxmlformats.org/wordprocessingml/2006/main" xmlns:w14="http://schemas.microsoft.com/office/word/2010/wordml" xmlns:w15="http://schemas.microsoft.com/office/word/2012/wordml" xmlns:w16cex="http://schemas.microsoft.com/office/word/2018/wordml/cex" xmlns:w16cid="http://schemas.microsoft.com/office/word/2016/wordml/cid" xmlns:w16="http://schemas.microsoft.com/office/word/2018/wordml" xmlns:w16sdtdh="http://schemas.microsoft.com/office/word/2020/wordml/sdtdatahash" xmlns:w16se="http://schemas.microsoft.com/office/word/2015/wordml/symex" xmlns:wpg="http://schemas.microsoft.com/office/word/2010/wordprocessingGroup" xmlns:wpi="http://schemas.microsoft.com/office/word/2010/wordprocessingInk" xmlns:wne="http://schemas.microsoft.com/office/word/2006/wordml" xmlns:wps="http://schemas.microsoft.com/office/word/2010/wordprocessingShape" mc:Ignorable="w14 w15 w16se w16cid w16 w16cex w16sdtdh wp14">
+<w:numbering xmlns:wpc="http://schemas.microsoft.com/office/word/2010/wordprocessingCanvas" xmlns:cx="http://schemas.microsoft.com/office/drawing/2014/chartex" xmlns:cx1="http://schemas.microsoft.com/office/drawing/2015/9/8/chartex" xmlns:cx2="http://schemas.microsoft.com/office/drawing/2015/10/21/chartex" xmlns:cx3="http://schemas.microsoft.com/office/drawing/2016/5/9/chartex" xmlns:cx4="http://schemas.microsoft.com/office/drawing/2016/5/10/chartex" xmlns:cx5="http://schemas.microsoft.com/office/drawing/2016/5/11/chartex" xmlns:cx6="http://schemas.microsoft.com/office/drawing/2016/5/12/chartex" xmlns:cx7="http://schemas.microsoft.com/office/drawing/2016/5/13/chartex" xmlns:cx8="http://schemas.microsoft.com/office/drawing/2016/5/14/chartex" xmlns:mc="http://schemas.openxmlformats.org/markup-compatibility/2006" xmlns:aink="http://schemas.microsoft.com/office/drawing/2016/ink" xmlns:am3d="http://schemas.microsoft.com/office/drawing/2017/model3d" xmlns:o="urn:schemas-microsoft-com:office:office" xmlns:oel="http://schemas.microsoft.com/office/2019/extlst" xmlns:r="http://schemas.openxmlformats.org/officeDocument/2006/relationships" xmlns:m="http://schemas.openxmlformats.org/officeDocument/2006/math" xmlns:v="urn:schemas-microsoft-com:vml" xmlns:wp14="http://schemas.microsoft.com/office/word/2010/wordprocessingDrawing" xmlns:wp="http://schemas.openxmlformats.org/drawingml/2006/wordprocessingDrawing" xmlns:w10="urn:schemas-microsoft-com:office:word" xmlns:w="http://schemas.openxmlformats.org/wordprocessingml/2006/main" xmlns:w14="http://schemas.microsoft.com/office/word/2010/wordml" xmlns:w15="http://schemas.microsoft.com/office/word/2012/wordml" xmlns:w16cex="http://schemas.microsoft.com/office/word/2018/wordml/cex" xmlns:w16cid="http://schemas.microsoft.com/office/word/2016/wordml/cid" xmlns:w16="http://schemas.microsoft.com/office/word/2018/wordml" xmlns:w16du="http://schemas.microsoft.com/office/word/2023/wordml/word16du" xmlns:w16sdtdh="http://schemas.microsoft.com/office/word/2020/wordml/sdtdatahash" xmlns:w16sdtfl="http://schemas.microsoft.com/office/word/2024/wordml/sdtformatlock" xmlns:w16se="http://schemas.microsoft.com/office/word/2015/wordml/symex" xmlns:wpg="http://schemas.microsoft.com/office/word/2010/wordprocessingGroup" xmlns:wpi="http://schemas.microsoft.com/office/word/2010/wordprocessingInk" xmlns:wne="http://schemas.microsoft.com/office/word/2006/wordml" xmlns:wps="http://schemas.microsoft.com/office/word/2010/wordprocessingShape" mc:Ignorable="w14 w15 w16se w16cid w16 w16cex w16sdtdh w16sdtfl w16du wp14">
   <w:abstractNum w:abstractNumId="0" w15:restartNumberingAfterBreak="0">
     <w:nsid w:val="056B05C5"/>
     <w:multiLevelType w:val="multilevel"/>
@@ -8537,6 +10162,119 @@
     </w:lvl>
   </w:abstractNum>
   <w:abstractNum w:abstractNumId="12" w15:restartNumberingAfterBreak="0">
+    <w:nsid w:val="67B12C4F"/>
+    <w:multiLevelType w:val="hybridMultilevel"/>
+    <w:tmpl w:val="000AD632"/>
+    <w:lvl w:ilvl="0" w:tplc="0C0A0001">
+      <w:start w:val="1"/>
+      <w:numFmt w:val="bullet"/>
+      <w:lvlText w:val=""/>
+      <w:lvlJc w:val="left"/>
+      <w:pPr>
+        <w:ind w:left="720" w:hanging="360"/>
+      </w:pPr>
+      <w:rPr>
+        <w:rFonts w:ascii="Symbol" w:hAnsi="Symbol" w:hint="default"/>
+      </w:rPr>
+    </w:lvl>
+    <w:lvl w:ilvl="1" w:tplc="0C0A0003" w:tentative="1">
+      <w:start w:val="1"/>
+      <w:numFmt w:val="bullet"/>
+      <w:lvlText w:val="o"/>
+      <w:lvlJc w:val="left"/>
+      <w:pPr>
+        <w:ind w:left="1440" w:hanging="360"/>
+      </w:pPr>
+      <w:rPr>
+        <w:rFonts w:ascii="Courier New" w:hAnsi="Courier New" w:cs="Courier New" w:hint="default"/>
+      </w:rPr>
+    </w:lvl>
+    <w:lvl w:ilvl="2" w:tplc="0C0A0005" w:tentative="1">
+      <w:start w:val="1"/>
+      <w:numFmt w:val="bullet"/>
+      <w:lvlText w:val=""/>
+      <w:lvlJc w:val="left"/>
+      <w:pPr>
+        <w:ind w:left="2160" w:hanging="360"/>
+      </w:pPr>
+      <w:rPr>
+        <w:rFonts w:ascii="Wingdings" w:hAnsi="Wingdings" w:hint="default"/>
+      </w:rPr>
+    </w:lvl>
+    <w:lvl w:ilvl="3" w:tplc="0C0A0001" w:tentative="1">
+      <w:start w:val="1"/>
+      <w:numFmt w:val="bullet"/>
+      <w:lvlText w:val=""/>
+      <w:lvlJc w:val="left"/>
+      <w:pPr>
+        <w:ind w:left="2880" w:hanging="360"/>
+      </w:pPr>
+      <w:rPr>
+        <w:rFonts w:ascii="Symbol" w:hAnsi="Symbol" w:hint="default"/>
+      </w:rPr>
+    </w:lvl>
+    <w:lvl w:ilvl="4" w:tplc="0C0A0003" w:tentative="1">
+      <w:start w:val="1"/>
+      <w:numFmt w:val="bullet"/>
+      <w:lvlText w:val="o"/>
+      <w:lvlJc w:val="left"/>
+      <w:pPr>
+        <w:ind w:left="3600" w:hanging="360"/>
+      </w:pPr>
+      <w:rPr>
+        <w:rFonts w:ascii="Courier New" w:hAnsi="Courier New" w:cs="Courier New" w:hint="default"/>
+      </w:rPr>
+    </w:lvl>
+    <w:lvl w:ilvl="5" w:tplc="0C0A0005" w:tentative="1">
+      <w:start w:val="1"/>
+      <w:numFmt w:val="bullet"/>
+      <w:lvlText w:val=""/>
+      <w:lvlJc w:val="left"/>
+      <w:pPr>
+        <w:ind w:left="4320" w:hanging="360"/>
+      </w:pPr>
+      <w:rPr>
+        <w:rFonts w:ascii="Wingdings" w:hAnsi="Wingdings" w:hint="default"/>
+      </w:rPr>
+    </w:lvl>
+    <w:lvl w:ilvl="6" w:tplc="0C0A0001" w:tentative="1">
+      <w:start w:val="1"/>
+      <w:numFmt w:val="bullet"/>
+      <w:lvlText w:val=""/>
+      <w:lvlJc w:val="left"/>
+      <w:pPr>
+        <w:ind w:left="5040" w:hanging="360"/>
+      </w:pPr>
+      <w:rPr>
+        <w:rFonts w:ascii="Symbol" w:hAnsi="Symbol" w:hint="default"/>
+      </w:rPr>
+    </w:lvl>
+    <w:lvl w:ilvl="7" w:tplc="0C0A0003" w:tentative="1">
+      <w:start w:val="1"/>
+      <w:numFmt w:val="bullet"/>
+      <w:lvlText w:val="o"/>
+      <w:lvlJc w:val="left"/>
+      <w:pPr>
+        <w:ind w:left="5760" w:hanging="360"/>
+      </w:pPr>
+      <w:rPr>
+        <w:rFonts w:ascii="Courier New" w:hAnsi="Courier New" w:cs="Courier New" w:hint="default"/>
+      </w:rPr>
+    </w:lvl>
+    <w:lvl w:ilvl="8" w:tplc="0C0A0005" w:tentative="1">
+      <w:start w:val="1"/>
+      <w:numFmt w:val="bullet"/>
+      <w:lvlText w:val=""/>
+      <w:lvlJc w:val="left"/>
+      <w:pPr>
+        <w:ind w:left="6480" w:hanging="360"/>
+      </w:pPr>
+      <w:rPr>
+        <w:rFonts w:ascii="Wingdings" w:hAnsi="Wingdings" w:hint="default"/>
+      </w:rPr>
+    </w:lvl>
+  </w:abstractNum>
+  <w:abstractNum w:abstractNumId="13" w15:restartNumberingAfterBreak="0">
     <w:nsid w:val="69C33A03"/>
     <w:multiLevelType w:val="multilevel"/>
     <w:tmpl w:val="75BAEA7C"/>
@@ -8685,7 +10423,7 @@
       </w:rPr>
     </w:lvl>
   </w:abstractNum>
-  <w:abstractNum w:abstractNumId="13" w15:restartNumberingAfterBreak="0">
+  <w:abstractNum w:abstractNumId="14" w15:restartNumberingAfterBreak="0">
     <w:nsid w:val="6D884B74"/>
     <w:multiLevelType w:val="multilevel"/>
     <w:tmpl w:val="E3D4EFBC"/>
@@ -8834,7 +10572,7 @@
       </w:rPr>
     </w:lvl>
   </w:abstractNum>
-  <w:abstractNum w:abstractNumId="14" w15:restartNumberingAfterBreak="0">
+  <w:abstractNum w:abstractNumId="15" w15:restartNumberingAfterBreak="0">
     <w:nsid w:val="755055C6"/>
     <w:multiLevelType w:val="multilevel"/>
     <w:tmpl w:val="0F569F9E"/>
@@ -8983,7 +10721,7 @@
       </w:rPr>
     </w:lvl>
   </w:abstractNum>
-  <w:abstractNum w:abstractNumId="15" w15:restartNumberingAfterBreak="0">
+  <w:abstractNum w:abstractNumId="16" w15:restartNumberingAfterBreak="0">
     <w:nsid w:val="76CB24F9"/>
     <w:multiLevelType w:val="multilevel"/>
     <w:tmpl w:val="23409176"/>
@@ -9132,7 +10870,7 @@
       </w:rPr>
     </w:lvl>
   </w:abstractNum>
-  <w:abstractNum w:abstractNumId="16" w15:restartNumberingAfterBreak="0">
+  <w:abstractNum w:abstractNumId="17" w15:restartNumberingAfterBreak="0">
     <w:nsid w:val="79447753"/>
     <w:multiLevelType w:val="multilevel"/>
     <w:tmpl w:val="DFE2A3A4"/>
@@ -9281,7 +11019,7 @@
       </w:rPr>
     </w:lvl>
   </w:abstractNum>
-  <w:abstractNum w:abstractNumId="17" w15:restartNumberingAfterBreak="0">
+  <w:abstractNum w:abstractNumId="18" w15:restartNumberingAfterBreak="0">
     <w:nsid w:val="7D6B5522"/>
     <w:multiLevelType w:val="multilevel"/>
     <w:tmpl w:val="7F00B336"/>
@@ -9443,13 +11181,13 @@
     <w:abstractNumId w:val="6"/>
   </w:num>
   <w:num w:numId="5" w16cid:durableId="1630546859">
-    <w:abstractNumId w:val="17"/>
+    <w:abstractNumId w:val="18"/>
   </w:num>
   <w:num w:numId="6" w16cid:durableId="1203055017">
-    <w:abstractNumId w:val="13"/>
+    <w:abstractNumId w:val="14"/>
   </w:num>
   <w:num w:numId="7" w16cid:durableId="582763765">
-    <w:abstractNumId w:val="12"/>
+    <w:abstractNumId w:val="13"/>
   </w:num>
   <w:num w:numId="8" w16cid:durableId="61565167">
     <w:abstractNumId w:val="4"/>
@@ -9461,7 +11199,7 @@
     <w:abstractNumId w:val="10"/>
   </w:num>
   <w:num w:numId="11" w16cid:durableId="613172834">
-    <w:abstractNumId w:val="16"/>
+    <w:abstractNumId w:val="17"/>
   </w:num>
   <w:num w:numId="12" w16cid:durableId="592469996">
     <w:abstractNumId w:val="9"/>
@@ -9476,19 +11214,22 @@
     <w:abstractNumId w:val="2"/>
   </w:num>
   <w:num w:numId="16" w16cid:durableId="2126389504">
-    <w:abstractNumId w:val="15"/>
+    <w:abstractNumId w:val="16"/>
   </w:num>
   <w:num w:numId="17" w16cid:durableId="980767849">
-    <w:abstractNumId w:val="14"/>
+    <w:abstractNumId w:val="15"/>
   </w:num>
   <w:num w:numId="18" w16cid:durableId="348916697">
     <w:abstractNumId w:val="8"/>
+  </w:num>
+  <w:num w:numId="19" w16cid:durableId="359362830">
+    <w:abstractNumId w:val="12"/>
   </w:num>
 </w:numbering>
 </file>
 
 <file path=word/styles.xml><?xml version="1.0" encoding="utf-8"?>
-<w:styles xmlns:mc="http://schemas.openxmlformats.org/markup-compatibility/2006" xmlns:r="http://schemas.openxmlformats.org/officeDocument/2006/relationships" xmlns:w="http://schemas.openxmlformats.org/wordprocessingml/2006/main" xmlns:w14="http://schemas.microsoft.com/office/word/2010/wordml" xmlns:w15="http://schemas.microsoft.com/office/word/2012/wordml" xmlns:w16cex="http://schemas.microsoft.com/office/word/2018/wordml/cex" xmlns:w16cid="http://schemas.microsoft.com/office/word/2016/wordml/cid" xmlns:w16="http://schemas.microsoft.com/office/word/2018/wordml" xmlns:w16sdtdh="http://schemas.microsoft.com/office/word/2020/wordml/sdtdatahash" xmlns:w16se="http://schemas.microsoft.com/office/word/2015/wordml/symex" mc:Ignorable="w14 w15 w16se w16cid w16 w16cex w16sdtdh">
+<w:styles xmlns:mc="http://schemas.openxmlformats.org/markup-compatibility/2006" xmlns:r="http://schemas.openxmlformats.org/officeDocument/2006/relationships" xmlns:w="http://schemas.openxmlformats.org/wordprocessingml/2006/main" xmlns:w14="http://schemas.microsoft.com/office/word/2010/wordml" xmlns:w15="http://schemas.microsoft.com/office/word/2012/wordml" xmlns:w16cex="http://schemas.microsoft.com/office/word/2018/wordml/cex" xmlns:w16cid="http://schemas.microsoft.com/office/word/2016/wordml/cid" xmlns:w16="http://schemas.microsoft.com/office/word/2018/wordml" xmlns:w16du="http://schemas.microsoft.com/office/word/2023/wordml/word16du" xmlns:w16sdtdh="http://schemas.microsoft.com/office/word/2020/wordml/sdtdatahash" xmlns:w16sdtfl="http://schemas.microsoft.com/office/word/2024/wordml/sdtformatlock" xmlns:w16se="http://schemas.microsoft.com/office/word/2015/wordml/symex" mc:Ignorable="w14 w15 w16se w16cid w16 w16cex w16sdtdh w16sdtfl w16du">
   <w:docDefaults>
     <w:rPrDefault>
       <w:rPr>
@@ -9887,6 +11628,7 @@
   <w:style w:type="paragraph" w:default="1" w:styleId="Normal">
     <w:name w:val="Normal"/>
     <w:qFormat/>
+    <w:rsid w:val="00F44731"/>
   </w:style>
   <w:style w:type="paragraph" w:styleId="Ttulo1">
     <w:name w:val="heading 1"/>

--- a/Memoria PL1.docx
+++ b/Memoria PL1.docx
@@ -7018,6 +7018,7 @@
       <w:r>
         <w:rPr>
           <w:rFonts w:ascii="Cambria" w:hAnsi="Cambria"/>
+          <w:noProof/>
         </w:rPr>
         <w:drawing>
           <wp:inline distT="0" distB="0" distL="0" distR="0" wp14:anchorId="181D641E" wp14:editId="718D5711">
@@ -7108,6 +7109,7 @@
       <w:r>
         <w:rPr>
           <w:rFonts w:ascii="Cambria" w:hAnsi="Cambria"/>
+          <w:noProof/>
         </w:rPr>
         <w:lastRenderedPageBreak/>
         <w:drawing>
@@ -7213,16 +7215,32 @@
       </w:r>
     </w:p>
     <w:p>
-      <w:pPr>
-        <w:rPr>
-          <w:rFonts w:ascii="Cambria" w:hAnsi="Cambria"/>
-          <w:b/>
-          <w:bCs/>
-          <w:color w:val="EE0000"/>
-          <w:sz w:val="24"/>
-          <w:szCs w:val="24"/>
-        </w:rPr>
-      </w:pPr>
+      <w:r>
+        <w:t xml:space="preserve">Recordemos que para la repetición del apartado 1.3.2 utilizaremos el tamaño de problema </w:t>
+      </w:r>
+      <w:r>
+        <w:t>8, y para la repetición del apartado 1.3.3 utilizaremos el tamaño de problema 5 como se explicó en esos apartados. Además, se introducirá en todos los test un Carrier (-r 1) para comprobar cómo es el funcionamiento con las nuevas acciones.</w:t>
+      </w:r>
+      <w:r>
+        <w:t xml:space="preserve"> </w:t>
+      </w:r>
+      <w:r>
+        <w:t>En el apartado anterior forzamos que se utilizara la acción de volar con el Carrier p</w:t>
+      </w:r>
+      <w:r>
+        <w:t>or medio de eliminar temporalmente la acción de volar el dron solo.</w:t>
+      </w:r>
+      <w:r>
+        <w:t xml:space="preserve"> Ahora no vamos a hacer eso ya </w:t>
+      </w:r>
+      <w:r>
+        <w:t xml:space="preserve">que como sabemos que en el segundo ejercicio de esta parte se forzará que se utilicen las acciones del </w:t>
+      </w:r>
+      <w:r>
+        <w:t>Carrier por medio de ponderaciones y costes en las acciones. Simplemente compararemos con los apartados de la parte 1 los resultados ya que podemos observar que aunque no se utilicen las acciones del Carrier por los motivos explicados anteriormente (mayor número de acciones) si que será diferente debido a que ya no tendrá dos brazos el dron.</w:t>
+      </w:r>
+    </w:p>
+    <w:p>
       <w:r>
         <w:rPr>
           <w:rFonts w:ascii="Cambria" w:hAnsi="Cambria"/>
@@ -7232,27 +7250,6 @@
           <w:szCs w:val="24"/>
         </w:rPr>
         <w:t>Apartado 1.3.2</w:t>
-      </w:r>
-      <w:r>
-        <w:rPr>
-          <w:rFonts w:ascii="Cambria" w:hAnsi="Cambria"/>
-          <w:b/>
-          <w:bCs/>
-          <w:sz w:val="24"/>
-          <w:szCs w:val="24"/>
-        </w:rPr>
-        <w:t xml:space="preserve"> – </w:t>
-      </w:r>
-      <w:r>
-        <w:rPr>
-          <w:rFonts w:ascii="Cambria" w:hAnsi="Cambria"/>
-          <w:b/>
-          <w:bCs/>
-          <w:color w:val="EE0000"/>
-          <w:sz w:val="24"/>
-          <w:szCs w:val="24"/>
-        </w:rPr>
-        <w:t>EN DESARROLLO</w:t>
       </w:r>
     </w:p>
     <w:tbl>
@@ -7436,7 +7433,7 @@
               <w:rPr>
                 <w:rFonts w:ascii="Cambria" w:hAnsi="Cambria"/>
               </w:rPr>
-              <w:t>14.278s</w:t>
+              <w:t>53m4.996s</w:t>
             </w:r>
           </w:p>
         </w:tc>
@@ -7458,7 +7455,7 @@
               <w:rPr>
                 <w:rFonts w:ascii="Cambria" w:hAnsi="Cambria"/>
               </w:rPr>
-              <w:t>20</w:t>
+              <w:t>32</w:t>
             </w:r>
           </w:p>
         </w:tc>
@@ -7517,7 +7514,7 @@
               <w:rPr>
                 <w:rFonts w:ascii="Cambria" w:hAnsi="Cambria"/>
               </w:rPr>
-              <w:t>0.608s</w:t>
+              <w:t>2.733s</w:t>
             </w:r>
           </w:p>
         </w:tc>
@@ -7538,7 +7535,7 @@
               <w:rPr>
                 <w:rFonts w:ascii="Cambria" w:hAnsi="Cambria"/>
               </w:rPr>
-              <w:t>20</w:t>
+              <w:t>32</w:t>
             </w:r>
           </w:p>
         </w:tc>
@@ -7597,7 +7594,7 @@
               <w:rPr>
                 <w:rFonts w:ascii="Cambria" w:hAnsi="Cambria"/>
               </w:rPr>
-              <w:t>0.324s</w:t>
+              <w:t>1.954s</w:t>
             </w:r>
           </w:p>
         </w:tc>
@@ -7618,7 +7615,7 @@
               <w:rPr>
                 <w:rFonts w:ascii="Cambria" w:hAnsi="Cambria"/>
               </w:rPr>
-              <w:t>20</w:t>
+              <w:t>32</w:t>
             </w:r>
           </w:p>
         </w:tc>
@@ -7677,7 +7674,7 @@
               <w:rPr>
                 <w:rFonts w:ascii="Cambria" w:hAnsi="Cambria"/>
               </w:rPr>
-              <w:t>0.180s</w:t>
+              <w:t>0.191s</w:t>
             </w:r>
           </w:p>
         </w:tc>
@@ -7698,7 +7695,7 @@
               <w:rPr>
                 <w:rFonts w:ascii="Cambria" w:hAnsi="Cambria"/>
               </w:rPr>
-              <w:t>20</w:t>
+              <w:t>32</w:t>
             </w:r>
           </w:p>
         </w:tc>
@@ -7757,7 +7754,7 @@
               <w:rPr>
                 <w:rFonts w:ascii="Cambria" w:hAnsi="Cambria"/>
               </w:rPr>
-              <w:t>51m40.273s</w:t>
+              <w:t>+1h</w:t>
             </w:r>
           </w:p>
         </w:tc>
@@ -7837,7 +7834,7 @@
               <w:rPr>
                 <w:rFonts w:ascii="Cambria" w:hAnsi="Cambria"/>
               </w:rPr>
-              <w:t>1.236s</w:t>
+              <w:t>3.031s</w:t>
             </w:r>
           </w:p>
         </w:tc>
@@ -7858,7 +7855,7 @@
               <w:rPr>
                 <w:rFonts w:ascii="Cambria" w:hAnsi="Cambria"/>
               </w:rPr>
-              <w:t>30</w:t>
+              <w:t>32</w:t>
             </w:r>
           </w:p>
         </w:tc>
@@ -7917,7 +7914,7 @@
               <w:rPr>
                 <w:rFonts w:ascii="Cambria" w:hAnsi="Cambria"/>
               </w:rPr>
-              <w:t>0.892s</w:t>
+              <w:t>1.084s</w:t>
             </w:r>
           </w:p>
         </w:tc>
@@ -7938,7 +7935,7 @@
               <w:rPr>
                 <w:rFonts w:ascii="Cambria" w:hAnsi="Cambria"/>
               </w:rPr>
-              <w:t>28</w:t>
+              <w:t>35</w:t>
             </w:r>
           </w:p>
         </w:tc>
@@ -7962,6 +7959,7 @@
               <w:rPr>
                 <w:rFonts w:ascii="Cambria" w:hAnsi="Cambria"/>
               </w:rPr>
+              <w:lastRenderedPageBreak/>
               <w:t>EHC</w:t>
             </w:r>
           </w:p>
@@ -8004,7 +8002,7 @@
               <w:rPr>
                 <w:rFonts w:ascii="Cambria" w:hAnsi="Cambria"/>
               </w:rPr>
-              <w:t>0.526s</w:t>
+              <w:t>0.378s</w:t>
             </w:r>
           </w:p>
         </w:tc>
@@ -8026,7 +8024,13 @@
               <w:rPr>
                 <w:rFonts w:ascii="Cambria" w:hAnsi="Cambria"/>
               </w:rPr>
-              <w:t>38</w:t>
+              <w:t>3</w:t>
+            </w:r>
+            <w:r>
+              <w:rPr>
+                <w:rFonts w:ascii="Cambria" w:hAnsi="Cambria"/>
+              </w:rPr>
+              <w:t>7</w:t>
             </w:r>
           </w:p>
         </w:tc>
@@ -8045,6 +8049,26 @@
           <w:rFonts w:ascii="Cambria" w:hAnsi="Cambria"/>
         </w:rPr>
       </w:pPr>
+      <w:r>
+        <w:rPr>
+          <w:rFonts w:ascii="Cambria" w:hAnsi="Cambria"/>
+          <w:b/>
+          <w:bCs/>
+          <w:sz w:val="24"/>
+          <w:szCs w:val="24"/>
+        </w:rPr>
+        <w:t>Apartado 1.3.</w:t>
+      </w:r>
+      <w:r>
+        <w:rPr>
+          <w:rFonts w:ascii="Cambria" w:hAnsi="Cambria"/>
+          <w:b/>
+          <w:bCs/>
+          <w:sz w:val="24"/>
+          <w:szCs w:val="24"/>
+        </w:rPr>
+        <w:t>3</w:t>
+      </w:r>
     </w:p>
     <w:tbl>
       <w:tblPr>
@@ -8059,8 +8083,8 @@
         <w:tblLook w:val="04A0" w:firstRow="1" w:lastRow="0" w:firstColumn="1" w:lastColumn="0" w:noHBand="0" w:noVBand="1"/>
       </w:tblPr>
       <w:tblGrid>
-        <w:gridCol w:w="2818"/>
-        <w:gridCol w:w="2820"/>
+        <w:gridCol w:w="2819"/>
+        <w:gridCol w:w="2819"/>
         <w:gridCol w:w="2820"/>
       </w:tblGrid>
       <w:tr>
@@ -8182,7 +8206,7 @@
               <w:rPr>
                 <w:rFonts w:ascii="Cambria" w:hAnsi="Cambria"/>
               </w:rPr>
-              <w:t>0.583s</w:t>
+              <w:t>2.469s</w:t>
             </w:r>
           </w:p>
         </w:tc>
@@ -8203,7 +8227,7 @@
               <w:rPr>
                 <w:rFonts w:ascii="Cambria" w:hAnsi="Cambria"/>
               </w:rPr>
-              <w:t>17</w:t>
+              <w:t>20</w:t>
             </w:r>
           </w:p>
         </w:tc>
@@ -8241,7 +8265,7 @@
               <w:rPr>
                 <w:rFonts w:ascii="Cambria" w:hAnsi="Cambria"/>
               </w:rPr>
-              <w:t>68m57.772s</w:t>
+              <w:t>+1h</w:t>
             </w:r>
           </w:p>
         </w:tc>
@@ -8297,7 +8321,7 @@
               <w:rPr>
                 <w:rFonts w:ascii="Cambria" w:hAnsi="Cambria"/>
               </w:rPr>
-              <w:t>8.672s</w:t>
+              <w:t>40.651s</w:t>
             </w:r>
           </w:p>
         </w:tc>
@@ -8315,7 +8339,7 @@
               <w:rPr>
                 <w:rFonts w:ascii="Cambria" w:hAnsi="Cambria"/>
               </w:rPr>
-              <w:t>17</w:t>
+              <w:t>20</w:t>
             </w:r>
           </w:p>
         </w:tc>
@@ -8353,7 +8377,7 @@
               <w:rPr>
                 <w:rFonts w:ascii="Cambria" w:hAnsi="Cambria"/>
               </w:rPr>
-              <w:t>35.282s</w:t>
+              <w:t>2m52.794s</w:t>
             </w:r>
           </w:p>
         </w:tc>
@@ -8371,7 +8395,7 @@
               <w:rPr>
                 <w:rFonts w:ascii="Cambria" w:hAnsi="Cambria"/>
               </w:rPr>
-              <w:t>17</w:t>
+              <w:t>20</w:t>
             </w:r>
           </w:p>
         </w:tc>
@@ -8383,6 +8407,223 @@
           <w:rFonts w:ascii="Cambria" w:hAnsi="Cambria"/>
         </w:rPr>
       </w:pPr>
+    </w:p>
+    <w:p>
+      <w:pPr>
+        <w:rPr>
+          <w:rFonts w:ascii="Cambria" w:hAnsi="Cambria"/>
+        </w:rPr>
+      </w:pPr>
+      <w:r>
+        <w:rPr>
+          <w:rFonts w:ascii="Cambria" w:hAnsi="Cambria"/>
+          <w:b/>
+          <w:bCs/>
+          <w:sz w:val="24"/>
+          <w:szCs w:val="24"/>
+        </w:rPr>
+        <w:t>Discusiones de los resultados</w:t>
+      </w:r>
+      <w:r>
+        <w:rPr>
+          <w:rFonts w:ascii="Cambria" w:hAnsi="Cambria"/>
+          <w:b/>
+          <w:bCs/>
+          <w:sz w:val="24"/>
+          <w:szCs w:val="24"/>
+        </w:rPr>
+        <w:t xml:space="preserve"> y comparación con la Parte 1</w:t>
+      </w:r>
+    </w:p>
+    <w:p>
+      <w:pPr>
+        <w:rPr>
+          <w:rFonts w:ascii="Cambria" w:hAnsi="Cambria"/>
+        </w:rPr>
+      </w:pPr>
+      <w:r>
+        <w:rPr>
+          <w:rFonts w:ascii="Cambria" w:hAnsi="Cambria"/>
+        </w:rPr>
+        <w:t xml:space="preserve">En primer lugar, se repitió el experimento correspondiente al apartado 1.3.2 utilizando un problema de tamaño 8. Los resultados muestran diferencias significativas en el comportamiento de las heurísticas. En particular, la heurística hMAX no fue capaz de encontrar una solución dentro del límite de tiempo establecido, utilizando </w:t>
+      </w:r>
+      <w:r>
+        <w:rPr>
+          <w:rFonts w:ascii="Cambria" w:hAnsi="Cambria"/>
+        </w:rPr>
+        <w:t>EHC</w:t>
+      </w:r>
+      <w:r>
+        <w:rPr>
+          <w:rFonts w:ascii="Cambria" w:hAnsi="Cambria"/>
+        </w:rPr>
+        <w:t xml:space="preserve"> </w:t>
+      </w:r>
+      <w:r>
+        <w:rPr>
+          <w:rFonts w:ascii="Cambria" w:hAnsi="Cambria"/>
+        </w:rPr>
+        <w:t>mientras que con GBFS tardó cerca de 1 hora</w:t>
+      </w:r>
+      <w:r>
+        <w:rPr>
+          <w:rFonts w:ascii="Cambria" w:hAnsi="Cambria"/>
+        </w:rPr>
+        <w:t>. Por el contrario, heurísticas como hADD, hFF y especialmente Landmark mostraron un rendimiento considerablemente mejor, obteniendo planes en tiempos muy reducidos. En todos los casos en los que se obtuvo solución, la longitud del plan fue similar, situándose en torno a 32–37 acciones dependiendo de la heurística utilizada. La heurística Landmark resultó ser la más eficiente en términos de tiempo de ejecución.</w:t>
+      </w:r>
+    </w:p>
+    <w:p>
+      <w:pPr>
+        <w:rPr>
+          <w:rFonts w:ascii="Cambria" w:hAnsi="Cambria"/>
+        </w:rPr>
+      </w:pPr>
+      <w:r>
+        <w:rPr>
+          <w:rFonts w:ascii="Cambria" w:hAnsi="Cambria"/>
+        </w:rPr>
+        <w:t>En segundo lugar, se repitió el experimento correspondiente al apartado 1.3.3 con un problema de tamaño 5. En este caso se compararon distintos algoritmos de búsqueda utilizando heurísticas admisibles. Los resultados muestran que BFS fue capaz de encontrar una solución relativamente rápido (2.469 segundos) con un plan de longitud 20, mientras que IDS no logró completar la búsqueda dentro del límite de tiempo. Por su parte, A* con heurística hMAX encontró una solución correcta pero con un tiempo significativamente mayor (40.651 segundos), mientras que A* con lmcut tardó todavía más en encontrar el plan, alcanzando casi tres minutos de ejecución. En todos los casos, la longitud del plan obtenido fue la misma.</w:t>
+      </w:r>
+    </w:p>
+    <w:p>
+      <w:pPr>
+        <w:rPr>
+          <w:rFonts w:ascii="Cambria" w:hAnsi="Cambria"/>
+        </w:rPr>
+      </w:pPr>
+      <w:r>
+        <w:rPr>
+          <w:rFonts w:ascii="Cambria" w:hAnsi="Cambria"/>
+        </w:rPr>
+        <w:t>Un aspecto importante observado durante los experimentos es que ninguno de los planes generados utilizó las acciones relacionadas con el transportador. Esto se debe a que el uso del carrier introduce acciones adicionales de carga y descarga, lo que incrementa la longitud total del plan. Dado que el planificador empleado no considera costes de acción diferenciados y se limita a minimizar el número de pasos, resulta más eficiente transportar las cajas directamente sin utilizar el transportador. Por tanto, aunque el dominio permite el uso de carriers, el planificador no encuentra ventajoso utilizarlos en las instancias generadas.</w:t>
+      </w:r>
+    </w:p>
+    <w:p>
+      <w:pPr>
+        <w:rPr>
+          <w:rFonts w:ascii="Cambria" w:hAnsi="Cambria"/>
+        </w:rPr>
+      </w:pPr>
+      <w:r>
+        <w:rPr>
+          <w:rFonts w:ascii="Cambria" w:hAnsi="Cambria"/>
+        </w:rPr>
+        <w:t>Finalmente, también se observa que existen diferencias estructurales entre el dominio original y el nuevo dominio extendido. En el dominio anterior el dron disponía de dos brazos, lo que permitía transportar más de una caja simultáneamente sin necesidad de transportadores. En el nuevo modelo esta capacidad se sustituye por el uso del carrier, lo que modifica la estructura del espacio de estados y las posibles secuencias de acciones. Como consecuencia, los planes obtenidos presentan ligeras variaciones en longitud y los tiempos de planificación pueden verse afectados por la mayor complejidad del dominio.</w:t>
+      </w:r>
+    </w:p>
+    <w:p>
+      <w:pPr>
+        <w:rPr>
+          <w:rFonts w:ascii="Cambria" w:hAnsi="Cambria"/>
+        </w:rPr>
+      </w:pPr>
+      <w:r>
+        <w:rPr>
+          <w:rFonts w:ascii="Cambria" w:hAnsi="Cambria"/>
+        </w:rPr>
+        <w:lastRenderedPageBreak/>
+        <w:t>En conclusión, la introducción del transportador incrementa la complejidad del espacio de estados sin aportar ventajas directas en términos de longitud de plan en los experimentos realizados. No obstante, el modelo permite representar escenarios más realistas de transporte múltiple de cajas y será especialmente útil en contextos donde se introduzcan costes de desplazamiento o restricciones adicionales que hagan ventajoso agrupar cargas en un mismo transporte.</w:t>
+      </w:r>
+    </w:p>
+    <w:p>
+      <w:pPr>
+        <w:rPr>
+          <w:rFonts w:ascii="Cambria" w:hAnsi="Cambria"/>
+        </w:rPr>
+      </w:pPr>
+      <w:r>
+        <w:rPr>
+          <w:rFonts w:ascii="Cambria" w:hAnsi="Cambria"/>
+        </w:rPr>
+        <w:t>SIN FLY ¿??</w:t>
+      </w:r>
+      <w:r>
+        <w:rPr>
+          <w:rFonts w:ascii="Cambria" w:hAnsi="Cambria"/>
+        </w:rPr>
+        <w:t xml:space="preserve"> </w:t>
+      </w:r>
+      <w:r>
+        <w:rPr>
+          <w:rFonts w:ascii="Cambria" w:hAnsi="Cambria"/>
+          <w:color w:val="EE0000"/>
+        </w:rPr>
+        <w:t>----- QUITAR</w:t>
+      </w:r>
+    </w:p>
+    <w:p>
+      <w:r>
+        <w:t xml:space="preserve">Al igual que en el apartado anterior para forzar al planificador a usar las acciones relacionadas con el Carrier eliminaremos la acción fly (volar de una localización a otra) para que sí o sí tenga que usar la acción </w:t>
+      </w:r>
+      <w:r>
+        <w:t>fly-and-move-carrier</w:t>
+      </w:r>
+      <w:r>
+        <w:t xml:space="preserve"> de forma que tenga que volar siempre junto con el Carrier. </w:t>
+      </w:r>
+    </w:p>
+    <w:p>
+      <w:pPr>
+        <w:rPr>
+          <w:rFonts w:ascii="Cambria" w:hAnsi="Cambria"/>
+        </w:rPr>
+      </w:pPr>
+    </w:p>
+    <w:p>
+      <w:pPr>
+        <w:rPr>
+          <w:rFonts w:ascii="Cambria" w:hAnsi="Cambria"/>
+        </w:rPr>
+      </w:pPr>
+    </w:p>
+    <w:p>
+      <w:pPr>
+        <w:pStyle w:val="Ttulo2"/>
+        <w:pBdr>
+          <w:top w:val="single" w:sz="18" w:space="1" w:color="4472C4" w:themeColor="accent1"/>
+          <w:left w:val="single" w:sz="18" w:space="4" w:color="4472C4" w:themeColor="accent1"/>
+          <w:bottom w:val="single" w:sz="18" w:space="1" w:color="4472C4" w:themeColor="accent1"/>
+          <w:right w:val="single" w:sz="18" w:space="4" w:color="4472C4" w:themeColor="accent1"/>
+        </w:pBdr>
+        <w:jc w:val="center"/>
+        <w:rPr>
+          <w:rFonts w:ascii="Cambria" w:hAnsi="Cambria"/>
+          <w:b/>
+          <w:bCs/>
+        </w:rPr>
+      </w:pPr>
+      <w:r>
+        <w:rPr>
+          <w:rFonts w:ascii="Cambria" w:hAnsi="Cambria"/>
+          <w:b/>
+          <w:bCs/>
+        </w:rPr>
+        <w:t>Ejercicio 2.</w:t>
+      </w:r>
+      <w:r>
+        <w:rPr>
+          <w:rFonts w:ascii="Cambria" w:hAnsi="Cambria"/>
+          <w:b/>
+          <w:bCs/>
+        </w:rPr>
+        <w:t>2</w:t>
+      </w:r>
+      <w:r>
+        <w:rPr>
+          <w:rFonts w:ascii="Cambria" w:hAnsi="Cambria"/>
+          <w:b/>
+          <w:bCs/>
+        </w:rPr>
+        <w:t xml:space="preserve">: Servicio de emergencias, </w:t>
+      </w:r>
+      <w:r>
+        <w:rPr>
+          <w:rFonts w:ascii="Cambria" w:hAnsi="Cambria"/>
+          <w:b/>
+          <w:bCs/>
+        </w:rPr>
+        <w:t>costes de acción</w:t>
+      </w:r>
     </w:p>
     <w:p>
       <w:pPr>

--- a/Memoria PL1.docx
+++ b/Memoria PL1.docx
@@ -1,6 +1,6 @@
 
 <file path=word/document.xml><?xml version="1.0" encoding="utf-8"?>
-<w:document xmlns:wpc="http://schemas.microsoft.com/office/word/2010/wordprocessingCanvas" xmlns:cx="http://schemas.microsoft.com/office/drawing/2014/chartex" xmlns:cx1="http://schemas.microsoft.com/office/drawing/2015/9/8/chartex" xmlns:cx2="http://schemas.microsoft.com/office/drawing/2015/10/21/chartex" xmlns:cx3="http://schemas.microsoft.com/office/drawing/2016/5/9/chartex" xmlns:cx4="http://schemas.microsoft.com/office/drawing/2016/5/10/chartex" xmlns:cx5="http://schemas.microsoft.com/office/drawing/2016/5/11/chartex" xmlns:cx6="http://schemas.microsoft.com/office/drawing/2016/5/12/chartex" xmlns:cx7="http://schemas.microsoft.com/office/drawing/2016/5/13/chartex" xmlns:cx8="http://schemas.microsoft.com/office/drawing/2016/5/14/chartex" xmlns:mc="http://schemas.openxmlformats.org/markup-compatibility/2006" xmlns:aink="http://schemas.microsoft.com/office/drawing/2016/ink" xmlns:am3d="http://schemas.microsoft.com/office/drawing/2017/model3d" xmlns:o="urn:schemas-microsoft-com:office:office" xmlns:oel="http://schemas.microsoft.com/office/2019/extlst" xmlns:r="http://schemas.openxmlformats.org/officeDocument/2006/relationships" xmlns:m="http://schemas.openxmlformats.org/officeDocument/2006/math" xmlns:v="urn:schemas-microsoft-com:vml" xmlns:wp14="http://schemas.microsoft.com/office/word/2010/wordprocessingDrawing" xmlns:wp="http://schemas.openxmlformats.org/drawingml/2006/wordprocessingDrawing" xmlns:w10="urn:schemas-microsoft-com:office:word" xmlns:w="http://schemas.openxmlformats.org/wordprocessingml/2006/main" xmlns:w14="http://schemas.microsoft.com/office/word/2010/wordml" xmlns:w15="http://schemas.microsoft.com/office/word/2012/wordml" xmlns:w16cex="http://schemas.microsoft.com/office/word/2018/wordml/cex" xmlns:w16cid="http://schemas.microsoft.com/office/word/2016/wordml/cid" xmlns:w16="http://schemas.microsoft.com/office/word/2018/wordml" xmlns:w16du="http://schemas.microsoft.com/office/word/2023/wordml/word16du" xmlns:w16sdtdh="http://schemas.microsoft.com/office/word/2020/wordml/sdtdatahash" xmlns:w16sdtfl="http://schemas.microsoft.com/office/word/2024/wordml/sdtformatlock" xmlns:w16se="http://schemas.microsoft.com/office/word/2015/wordml/symex" xmlns:wpg="http://schemas.microsoft.com/office/word/2010/wordprocessingGroup" xmlns:wpi="http://schemas.microsoft.com/office/word/2010/wordprocessingInk" xmlns:wne="http://schemas.microsoft.com/office/word/2006/wordml" xmlns:wps="http://schemas.microsoft.com/office/word/2010/wordprocessingShape" mc:Ignorable="w14 w15 w16se w16cid w16 w16cex w16sdtdh w16sdtfl w16du wp14">
+<w:document xmlns:wpc="http://schemas.microsoft.com/office/word/2010/wordprocessingCanvas" xmlns:cx="http://schemas.microsoft.com/office/drawing/2014/chartex" xmlns:cx1="http://schemas.microsoft.com/office/drawing/2015/9/8/chartex" xmlns:cx2="http://schemas.microsoft.com/office/drawing/2015/10/21/chartex" xmlns:cx3="http://schemas.microsoft.com/office/drawing/2016/5/9/chartex" xmlns:cx4="http://schemas.microsoft.com/office/drawing/2016/5/10/chartex" xmlns:cx5="http://schemas.microsoft.com/office/drawing/2016/5/11/chartex" xmlns:cx6="http://schemas.microsoft.com/office/drawing/2016/5/12/chartex" xmlns:cx7="http://schemas.microsoft.com/office/drawing/2016/5/13/chartex" xmlns:cx8="http://schemas.microsoft.com/office/drawing/2016/5/14/chartex" xmlns:mc="http://schemas.openxmlformats.org/markup-compatibility/2006" xmlns:aink="http://schemas.microsoft.com/office/drawing/2016/ink" xmlns:am3d="http://schemas.microsoft.com/office/drawing/2017/model3d" xmlns:o="urn:schemas-microsoft-com:office:office" xmlns:oel="http://schemas.microsoft.com/office/2019/extlst" xmlns:r="http://schemas.openxmlformats.org/officeDocument/2006/relationships" xmlns:m="http://schemas.openxmlformats.org/officeDocument/2006/math" xmlns:v="urn:schemas-microsoft-com:vml" xmlns:wp14="http://schemas.microsoft.com/office/word/2010/wordprocessingDrawing" xmlns:wp="http://schemas.openxmlformats.org/drawingml/2006/wordprocessingDrawing" xmlns:w10="urn:schemas-microsoft-com:office:word" xmlns:w="http://schemas.openxmlformats.org/wordprocessingml/2006/main" xmlns:w14="http://schemas.microsoft.com/office/word/2010/wordml" xmlns:w15="http://schemas.microsoft.com/office/word/2012/wordml" xmlns:w16cex="http://schemas.microsoft.com/office/word/2018/wordml/cex" xmlns:w16cid="http://schemas.microsoft.com/office/word/2016/wordml/cid" xmlns:w16="http://schemas.microsoft.com/office/word/2018/wordml" xmlns:w16sdtdh="http://schemas.microsoft.com/office/word/2020/wordml/sdtdatahash" xmlns:w16se="http://schemas.microsoft.com/office/word/2015/wordml/symex" xmlns:wpg="http://schemas.microsoft.com/office/word/2010/wordprocessingGroup" xmlns:wpi="http://schemas.microsoft.com/office/word/2010/wordprocessingInk" xmlns:wne="http://schemas.microsoft.com/office/word/2006/wordml" xmlns:wps="http://schemas.microsoft.com/office/word/2010/wordprocessingShape" mc:Ignorable="w14 w15 w16se w16cid w16 w16cex w16sdtdh wp14">
   <w:body>
     <w:p>
       <w:pPr>
@@ -1166,14 +1166,13 @@
         <w:jc w:val="both"/>
         <w:rPr>
           <w:rFonts w:ascii="Cambria" w:hAnsi="Cambria"/>
+        </w:rPr>
+      </w:pPr>
+      <w:r>
+        <w:rPr>
+          <w:rFonts w:ascii="Cambria" w:hAnsi="Cambria"/>
           <w:lang w:val="en-US"/>
         </w:rPr>
-      </w:pPr>
-      <w:r>
-        <w:rPr>
-          <w:rFonts w:ascii="Cambria" w:hAnsi="Cambria"/>
-          <w:lang w:val="en-US"/>
-        </w:rPr>
         <w:t>(crate-has ?c - crate ?t - content)</w:t>
       </w:r>
     </w:p>
@@ -1188,7 +1187,19 @@
         <w:rPr>
           <w:rFonts w:ascii="Cambria" w:hAnsi="Cambria"/>
         </w:rPr>
-        <w:t>Esta decisión permite que el dominio sea completamente genérico respecto al tipo de contenidos. Si se desea añadir nuevos tipos (por ejemplo, agua, mantas, etc.), basta con añadir nuevos objetos de tipo content en el problema, sin necesidad de modificar el dominio.</w:t>
+        <w:t>Esta decisión permite que el dominio sea completamente genérico respecto al tipo de contenidos. Si se desea añadir nuevos tipos (</w:t>
+      </w:r>
+      <w:r>
+        <w:rPr>
+          <w:rFonts w:ascii="Cambria" w:hAnsi="Cambria"/>
+        </w:rPr>
+        <w:t>p.e</w:t>
+      </w:r>
+      <w:r>
+        <w:rPr>
+          <w:rFonts w:ascii="Cambria" w:hAnsi="Cambria"/>
+        </w:rPr>
+        <w:t xml:space="preserve"> agua, mantas, etc.), basta con añadir nuevos objetos de tipo content en el problema, sin necesidad de modificar el dominio.</w:t>
       </w:r>
     </w:p>
     <w:p>
@@ -1299,56 +1310,131 @@
         </w:rPr>
         <w:t>Este diseño permite:</w:t>
       </w:r>
-    </w:p>
-    <w:p>
-      <w:pPr>
-        <w:numPr>
-          <w:ilvl w:val="0"/>
-          <w:numId w:val="5"/>
-        </w:numPr>
-        <w:rPr>
-          <w:rFonts w:ascii="Cambria" w:hAnsi="Cambria"/>
-        </w:rPr>
-      </w:pPr>
-      <w:r>
-        <w:rPr>
-          <w:rFonts w:ascii="Cambria" w:hAnsi="Cambria"/>
-        </w:rPr>
-        <w:t>Limitar el número de cajas transportadas simultáneamente.</w:t>
-      </w:r>
-    </w:p>
-    <w:p>
-      <w:pPr>
-        <w:numPr>
-          <w:ilvl w:val="0"/>
-          <w:numId w:val="5"/>
-        </w:numPr>
-        <w:rPr>
-          <w:rFonts w:ascii="Cambria" w:hAnsi="Cambria"/>
-        </w:rPr>
-      </w:pPr>
-      <w:r>
-        <w:rPr>
-          <w:rFonts w:ascii="Cambria" w:hAnsi="Cambria"/>
-        </w:rPr>
-        <w:t>Facilitar la futura extensión del dominio a múltiples drones.</w:t>
-      </w:r>
-    </w:p>
-    <w:p>
-      <w:pPr>
-        <w:numPr>
-          <w:ilvl w:val="0"/>
-          <w:numId w:val="5"/>
-        </w:numPr>
-        <w:rPr>
-          <w:rFonts w:ascii="Cambria" w:hAnsi="Cambria"/>
-        </w:rPr>
-      </w:pPr>
-      <w:r>
-        <w:rPr>
-          <w:rFonts w:ascii="Cambria" w:hAnsi="Cambria"/>
-        </w:rPr>
-        <w:t>Evitar el uso de contadores o extensiones no permitidas en STRIPS.</w:t>
+      <w:r>
+        <w:rPr>
+          <w:rFonts w:ascii="Cambria" w:hAnsi="Cambria"/>
+        </w:rPr>
+        <w:t xml:space="preserve"> </w:t>
+      </w:r>
+      <w:r>
+        <w:rPr>
+          <w:rFonts w:ascii="Cambria" w:hAnsi="Cambria"/>
+          <w:b/>
+          <w:bCs/>
+        </w:rPr>
+        <w:t>l</w:t>
+      </w:r>
+      <w:r>
+        <w:rPr>
+          <w:rFonts w:ascii="Cambria" w:hAnsi="Cambria"/>
+          <w:b/>
+          <w:bCs/>
+        </w:rPr>
+        <w:t>imitar el número de cajas</w:t>
+      </w:r>
+      <w:r>
+        <w:rPr>
+          <w:rFonts w:ascii="Cambria" w:hAnsi="Cambria"/>
+        </w:rPr>
+        <w:t xml:space="preserve"> transportadas simultáneamente</w:t>
+      </w:r>
+      <w:r>
+        <w:rPr>
+          <w:rFonts w:ascii="Cambria" w:hAnsi="Cambria"/>
+        </w:rPr>
+        <w:t xml:space="preserve">; </w:t>
+      </w:r>
+      <w:r>
+        <w:rPr>
+          <w:rFonts w:ascii="Cambria" w:hAnsi="Cambria"/>
+          <w:b/>
+          <w:bCs/>
+        </w:rPr>
+        <w:t>f</w:t>
+      </w:r>
+      <w:r>
+        <w:rPr>
+          <w:rFonts w:ascii="Cambria" w:hAnsi="Cambria"/>
+          <w:b/>
+          <w:bCs/>
+        </w:rPr>
+        <w:t>acilitar</w:t>
+      </w:r>
+      <w:r>
+        <w:rPr>
+          <w:rFonts w:ascii="Cambria" w:hAnsi="Cambria"/>
+        </w:rPr>
+        <w:t xml:space="preserve"> la futura </w:t>
+      </w:r>
+      <w:r>
+        <w:rPr>
+          <w:rFonts w:ascii="Cambria" w:hAnsi="Cambria"/>
+          <w:b/>
+          <w:bCs/>
+        </w:rPr>
+        <w:t>extensión</w:t>
+      </w:r>
+      <w:r>
+        <w:rPr>
+          <w:rFonts w:ascii="Cambria" w:hAnsi="Cambria"/>
+        </w:rPr>
+        <w:t xml:space="preserve"> del dominio a múltiples drones</w:t>
+      </w:r>
+      <w:r>
+        <w:rPr>
+          <w:rFonts w:ascii="Cambria" w:hAnsi="Cambria"/>
+        </w:rPr>
+        <w:t xml:space="preserve">; </w:t>
+      </w:r>
+      <w:r>
+        <w:rPr>
+          <w:rFonts w:ascii="Cambria" w:hAnsi="Cambria"/>
+          <w:b/>
+          <w:bCs/>
+        </w:rPr>
+        <w:t>e</w:t>
+      </w:r>
+      <w:r>
+        <w:rPr>
+          <w:rFonts w:ascii="Cambria" w:hAnsi="Cambria"/>
+          <w:b/>
+          <w:bCs/>
+        </w:rPr>
+        <w:t>vitar</w:t>
+      </w:r>
+      <w:r>
+        <w:rPr>
+          <w:rFonts w:ascii="Cambria" w:hAnsi="Cambria"/>
+        </w:rPr>
+        <w:t xml:space="preserve"> el uso de </w:t>
+      </w:r>
+      <w:r>
+        <w:rPr>
+          <w:rFonts w:ascii="Cambria" w:hAnsi="Cambria"/>
+          <w:b/>
+          <w:bCs/>
+        </w:rPr>
+        <w:t>contadores</w:t>
+      </w:r>
+      <w:r>
+        <w:rPr>
+          <w:rFonts w:ascii="Cambria" w:hAnsi="Cambria"/>
+        </w:rPr>
+        <w:t xml:space="preserve"> o </w:t>
+      </w:r>
+      <w:r>
+        <w:rPr>
+          <w:rFonts w:ascii="Cambria" w:hAnsi="Cambria"/>
+          <w:b/>
+          <w:bCs/>
+        </w:rPr>
+        <w:t>extensiones</w:t>
+      </w:r>
+      <w:r>
+        <w:rPr>
+          <w:rFonts w:ascii="Cambria" w:hAnsi="Cambria"/>
+        </w:rPr>
+        <w:t xml:space="preserve"> no permitidas en STRIPS.</w:t>
       </w:r>
     </w:p>
     <w:p>
@@ -1367,31 +1453,184 @@
         </w:rPr>
         <w:t>Modelado de las acciones</w:t>
       </w:r>
+      <w:r>
+        <w:rPr>
+          <w:rFonts w:ascii="Cambria" w:hAnsi="Cambria"/>
+        </w:rPr>
+        <w:t xml:space="preserve"> </w:t>
+      </w:r>
     </w:p>
     <w:p>
       <w:pPr>
         <w:jc w:val="both"/>
         <w:rPr>
           <w:rFonts w:ascii="Cambria" w:hAnsi="Cambria"/>
-        </w:rPr>
-      </w:pPr>
-      <w:r>
-        <w:rPr>
-          <w:rFonts w:ascii="Cambria" w:hAnsi="Cambria"/>
-        </w:rPr>
-        <w:t>Se han definido tres acciones</w:t>
-      </w:r>
-      <w:r>
-        <w:rPr>
-          <w:rFonts w:ascii="Cambria" w:hAnsi="Cambria"/>
-        </w:rPr>
-        <w:t>: acción fly, acción pick-up y acción deliver</w:t>
-      </w:r>
-      <w:r>
-        <w:rPr>
-          <w:rFonts w:ascii="Cambria" w:hAnsi="Cambria"/>
-        </w:rPr>
-        <w:t>.</w:t>
+          <w:b/>
+          <w:bCs/>
+        </w:rPr>
+      </w:pPr>
+      <w:r>
+        <w:rPr>
+          <w:rFonts w:ascii="Cambria" w:hAnsi="Cambria"/>
+          <w:bCs/>
+        </w:rPr>
+        <w:t xml:space="preserve">La </w:t>
+      </w:r>
+      <w:r>
+        <w:rPr>
+          <w:rFonts w:ascii="Cambria" w:hAnsi="Cambria"/>
+          <w:b/>
+          <w:bCs/>
+        </w:rPr>
+        <w:t>Acción fly</w:t>
+      </w:r>
+      <w:r>
+        <w:rPr>
+          <w:rFonts w:ascii="Cambria" w:hAnsi="Cambria"/>
+          <w:b/>
+          <w:bCs/>
+        </w:rPr>
+        <w:t xml:space="preserve"> </w:t>
+      </w:r>
+      <w:r>
+        <w:rPr>
+          <w:rFonts w:ascii="Cambria" w:hAnsi="Cambria"/>
+          <w:bCs/>
+        </w:rPr>
+        <w:t>p</w:t>
+      </w:r>
+      <w:r>
+        <w:rPr>
+          <w:rFonts w:ascii="Cambria" w:hAnsi="Cambria"/>
+        </w:rPr>
+        <w:t>ermite que el dron se desplace entre cualquier par de localizaciones.</w:t>
+      </w:r>
+      <w:r>
+        <w:rPr>
+          <w:rFonts w:ascii="Cambria" w:hAnsi="Cambria"/>
+          <w:b/>
+          <w:bCs/>
+        </w:rPr>
+        <w:t xml:space="preserve"> </w:t>
+      </w:r>
+      <w:r>
+        <w:rPr>
+          <w:rFonts w:ascii="Cambria" w:hAnsi="Cambria"/>
+        </w:rPr>
+        <w:t>P</w:t>
+      </w:r>
+      <w:r>
+        <w:rPr>
+          <w:rFonts w:ascii="Cambria" w:hAnsi="Cambria"/>
+        </w:rPr>
+        <w:t>recondición</w:t>
+      </w:r>
+      <w:r>
+        <w:rPr>
+          <w:rFonts w:ascii="Cambria" w:hAnsi="Cambria"/>
+        </w:rPr>
+        <w:t xml:space="preserve">: </w:t>
+      </w:r>
+      <w:r>
+        <w:rPr>
+          <w:rFonts w:ascii="Cambria" w:hAnsi="Cambria"/>
+        </w:rPr>
+        <w:t>e</w:t>
+      </w:r>
+      <w:r>
+        <w:rPr>
+          <w:rFonts w:ascii="Cambria" w:hAnsi="Cambria"/>
+        </w:rPr>
+        <w:t>l dron debe estar en la localización origen.</w:t>
+      </w:r>
+      <w:r>
+        <w:rPr>
+          <w:rFonts w:ascii="Cambria" w:hAnsi="Cambria"/>
+          <w:b/>
+          <w:bCs/>
+        </w:rPr>
+        <w:t xml:space="preserve"> </w:t>
+      </w:r>
+      <w:r>
+        <w:rPr>
+          <w:rFonts w:ascii="Cambria" w:hAnsi="Cambria"/>
+          <w:bCs/>
+        </w:rPr>
+        <w:t>E</w:t>
+      </w:r>
+      <w:r>
+        <w:rPr>
+          <w:rFonts w:ascii="Cambria" w:hAnsi="Cambria"/>
+        </w:rPr>
+        <w:t>fectos</w:t>
+      </w:r>
+      <w:r>
+        <w:rPr>
+          <w:rFonts w:ascii="Cambria" w:hAnsi="Cambria"/>
+        </w:rPr>
+        <w:t xml:space="preserve">: </w:t>
+      </w:r>
+      <w:r>
+        <w:rPr>
+          <w:rFonts w:ascii="Cambria" w:hAnsi="Cambria"/>
+        </w:rPr>
+        <w:t>elimina la localización anterior</w:t>
+      </w:r>
+      <w:r>
+        <w:rPr>
+          <w:rFonts w:ascii="Cambria" w:hAnsi="Cambria"/>
+        </w:rPr>
+        <w:t xml:space="preserve"> y </w:t>
+      </w:r>
+      <w:r>
+        <w:rPr>
+          <w:rFonts w:ascii="Cambria" w:hAnsi="Cambria"/>
+        </w:rPr>
+        <w:t>s</w:t>
+      </w:r>
+      <w:r>
+        <w:rPr>
+          <w:rFonts w:ascii="Cambria" w:hAnsi="Cambria"/>
+        </w:rPr>
+        <w:t>e añade la nueva localización.</w:t>
+      </w:r>
+      <w:r>
+        <w:rPr>
+          <w:rFonts w:ascii="Cambria" w:hAnsi="Cambria"/>
+          <w:b/>
+          <w:bCs/>
+        </w:rPr>
+        <w:t xml:space="preserve"> </w:t>
+      </w:r>
+      <w:r>
+        <w:rPr>
+          <w:rFonts w:ascii="Cambria" w:hAnsi="Cambria"/>
+        </w:rPr>
+        <w:t>No modela</w:t>
+      </w:r>
+      <w:r>
+        <w:rPr>
+          <w:rFonts w:ascii="Cambria" w:hAnsi="Cambria"/>
+        </w:rPr>
+        <w:t>r</w:t>
+      </w:r>
+      <w:r>
+        <w:rPr>
+          <w:rFonts w:ascii="Cambria" w:hAnsi="Cambria"/>
+        </w:rPr>
+        <w:t xml:space="preserve"> rutas ni conexiones específicas</w:t>
+      </w:r>
+      <w:r>
+        <w:rPr>
+          <w:rFonts w:ascii="Cambria" w:hAnsi="Cambria"/>
+        </w:rPr>
+        <w:t>;</w:t>
+      </w:r>
+      <w:r>
+        <w:rPr>
+          <w:rFonts w:ascii="Cambria" w:hAnsi="Cambria"/>
+        </w:rPr>
+        <w:t xml:space="preserve"> el enunciado indica que el dron puede volar directamente entre cualquier par de localizaciones.</w:t>
       </w:r>
     </w:p>
     <w:p>
@@ -1399,8 +1638,6 @@
         <w:jc w:val="both"/>
         <w:rPr>
           <w:rFonts w:ascii="Cambria" w:hAnsi="Cambria"/>
-          <w:b/>
-          <w:bCs/>
         </w:rPr>
       </w:pPr>
       <w:r>
@@ -1416,7 +1653,7 @@
           <w:b/>
           <w:bCs/>
         </w:rPr>
-        <w:t>Acción fly</w:t>
+        <w:t>Acción pick-up</w:t>
       </w:r>
       <w:r>
         <w:rPr>
@@ -1429,7 +1666,6 @@
       <w:r>
         <w:rPr>
           <w:rFonts w:ascii="Cambria" w:hAnsi="Cambria"/>
-          <w:bCs/>
         </w:rPr>
         <w:t>p</w:t>
       </w:r>
@@ -1437,13 +1673,11 @@
         <w:rPr>
           <w:rFonts w:ascii="Cambria" w:hAnsi="Cambria"/>
         </w:rPr>
-        <w:t>ermite que el dron se desplace entre cualquier par de localizaciones.</w:t>
-      </w:r>
-      <w:r>
-        <w:rPr>
-          <w:rFonts w:ascii="Cambria" w:hAnsi="Cambria"/>
-          <w:b/>
-          <w:bCs/>
+        <w:t>ermite que el dron recoja una caja utilizando uno de sus brazos.</w:t>
+      </w:r>
+      <w:r>
+        <w:rPr>
+          <w:rFonts w:ascii="Cambria" w:hAnsi="Cambria"/>
         </w:rPr>
         <w:t xml:space="preserve"> </w:t>
       </w:r>
@@ -1457,13 +1691,49 @@
         <w:rPr>
           <w:rFonts w:ascii="Cambria" w:hAnsi="Cambria"/>
         </w:rPr>
-        <w:t>recondición</w:t>
-      </w:r>
-      <w:r>
-        <w:rPr>
-          <w:rFonts w:ascii="Cambria" w:hAnsi="Cambria"/>
-        </w:rPr>
-        <w:t xml:space="preserve">: </w:t>
+        <w:t>recondiciones:</w:t>
+      </w:r>
+      <w:r>
+        <w:rPr>
+          <w:rFonts w:ascii="Cambria" w:hAnsi="Cambria"/>
+        </w:rPr>
+        <w:t xml:space="preserve"> </w:t>
+      </w:r>
+      <w:r>
+        <w:rPr>
+          <w:rFonts w:ascii="Cambria" w:hAnsi="Cambria"/>
+        </w:rPr>
+        <w:t>El dron y la caja están en la misma localización</w:t>
+      </w:r>
+      <w:r>
+        <w:rPr>
+          <w:rFonts w:ascii="Cambria" w:hAnsi="Cambria"/>
+        </w:rPr>
+        <w:t>, e</w:t>
+      </w:r>
+      <w:r>
+        <w:rPr>
+          <w:rFonts w:ascii="Cambria" w:hAnsi="Cambria"/>
+        </w:rPr>
+        <w:t>l brazo pertenece al dron</w:t>
+      </w:r>
+      <w:r>
+        <w:rPr>
+          <w:rFonts w:ascii="Cambria" w:hAnsi="Cambria"/>
+        </w:rPr>
+        <w:t xml:space="preserve"> y e</w:t>
+      </w:r>
+      <w:r>
+        <w:rPr>
+          <w:rFonts w:ascii="Cambria" w:hAnsi="Cambria"/>
+        </w:rPr>
+        <w:t>l brazo está libre</w:t>
+      </w:r>
+      <w:r>
+        <w:rPr>
+          <w:rFonts w:ascii="Cambria" w:hAnsi="Cambria"/>
+        </w:rPr>
+        <w:t xml:space="preserve">. Asimismo, sus </w:t>
       </w:r>
       <w:r>
         <w:rPr>
@@ -1475,58 +1745,83 @@
         <w:rPr>
           <w:rFonts w:ascii="Cambria" w:hAnsi="Cambria"/>
         </w:rPr>
-        <w:t>l dron debe estar en la localización origen.</w:t>
-      </w:r>
-      <w:r>
-        <w:rPr>
-          <w:rFonts w:ascii="Cambria" w:hAnsi="Cambria"/>
-          <w:b/>
-          <w:bCs/>
+        <w:t>fectos</w:t>
+      </w:r>
+      <w:r>
+        <w:rPr>
+          <w:rFonts w:ascii="Cambria" w:hAnsi="Cambria"/>
+        </w:rPr>
+        <w:t xml:space="preserve"> son</w:t>
+      </w:r>
+      <w:r>
+        <w:rPr>
+          <w:rFonts w:ascii="Cambria" w:hAnsi="Cambria"/>
+        </w:rPr>
+        <w:t>:</w:t>
+      </w:r>
+      <w:r>
+        <w:rPr>
+          <w:rFonts w:ascii="Cambria" w:hAnsi="Cambria"/>
         </w:rPr>
         <w:t xml:space="preserve"> </w:t>
       </w:r>
       <w:r>
         <w:rPr>
           <w:rFonts w:ascii="Cambria" w:hAnsi="Cambria"/>
-          <w:bCs/>
-        </w:rPr>
-        <w:t>E</w:t>
-      </w:r>
-      <w:r>
-        <w:rPr>
-          <w:rFonts w:ascii="Cambria" w:hAnsi="Cambria"/>
-        </w:rPr>
-        <w:t>fectos</w:t>
-      </w:r>
-      <w:r>
-        <w:rPr>
-          <w:rFonts w:ascii="Cambria" w:hAnsi="Cambria"/>
-        </w:rPr>
-        <w:t xml:space="preserve">: </w:t>
-      </w:r>
-      <w:r>
-        <w:rPr>
-          <w:rFonts w:ascii="Cambria" w:hAnsi="Cambria"/>
-        </w:rPr>
-        <w:t>elimina la localización anterior</w:t>
-      </w:r>
-      <w:r>
-        <w:rPr>
-          <w:rFonts w:ascii="Cambria" w:hAnsi="Cambria"/>
-        </w:rPr>
-        <w:t xml:space="preserve"> y </w:t>
-      </w:r>
-      <w:r>
-        <w:rPr>
-          <w:rFonts w:ascii="Cambria" w:hAnsi="Cambria"/>
-        </w:rPr>
-        <w:t>s</w:t>
-      </w:r>
-      <w:r>
-        <w:rPr>
-          <w:rFonts w:ascii="Cambria" w:hAnsi="Cambria"/>
-        </w:rPr>
-        <w:t>e añade la nueva localización.</w:t>
+        </w:rPr>
+        <w:t>l</w:t>
+      </w:r>
+      <w:r>
+        <w:rPr>
+          <w:rFonts w:ascii="Cambria" w:hAnsi="Cambria"/>
+        </w:rPr>
+        <w:t>a caja deja de estar en la localización</w:t>
+      </w:r>
+      <w:r>
+        <w:rPr>
+          <w:rFonts w:ascii="Cambria" w:hAnsi="Cambria"/>
+        </w:rPr>
+        <w:t>, e</w:t>
+      </w:r>
+      <w:r>
+        <w:rPr>
+          <w:rFonts w:ascii="Cambria" w:hAnsi="Cambria"/>
+        </w:rPr>
+        <w:t>l brazo deja de estar libre</w:t>
+      </w:r>
+      <w:r>
+        <w:rPr>
+          <w:rFonts w:ascii="Cambria" w:hAnsi="Cambria"/>
+        </w:rPr>
+        <w:t>, y e</w:t>
+      </w:r>
+      <w:r>
+        <w:rPr>
+          <w:rFonts w:ascii="Cambria" w:hAnsi="Cambria"/>
+        </w:rPr>
+        <w:t>l brazo pasa a sostener la caja.</w:t>
+      </w:r>
+    </w:p>
+    <w:p>
+      <w:pPr>
+        <w:jc w:val="both"/>
+        <w:rPr>
+          <w:rFonts w:ascii="Cambria" w:hAnsi="Cambria"/>
+        </w:rPr>
+      </w:pPr>
+      <w:r>
+        <w:rPr>
+          <w:rFonts w:ascii="Cambria" w:hAnsi="Cambria"/>
+        </w:rPr>
+        <w:t xml:space="preserve">La </w:t>
+      </w:r>
+      <w:r>
+        <w:rPr>
+          <w:rFonts w:ascii="Cambria" w:hAnsi="Cambria"/>
+          <w:b/>
+          <w:bCs/>
+        </w:rPr>
+        <w:t>Acción deliver</w:t>
       </w:r>
       <w:r>
         <w:rPr>
@@ -1539,8 +1834,141 @@
       <w:r>
         <w:rPr>
           <w:rFonts w:ascii="Cambria" w:hAnsi="Cambria"/>
-        </w:rPr>
-        <w:t>No se modelan rutas ni conexiones específicas, el enunciado indica que el dron puede volar directamente entre cualquier par de localizaciones.</w:t>
+          <w:bCs/>
+        </w:rPr>
+        <w:t>p</w:t>
+      </w:r>
+      <w:r>
+        <w:rPr>
+          <w:rFonts w:ascii="Cambria" w:hAnsi="Cambria"/>
+        </w:rPr>
+        <w:t>ermite entregar una caja a una persona concreta.</w:t>
+      </w:r>
+      <w:r>
+        <w:rPr>
+          <w:rFonts w:ascii="Cambria" w:hAnsi="Cambria"/>
+        </w:rPr>
+        <w:t xml:space="preserve"> </w:t>
+      </w:r>
+      <w:r>
+        <w:rPr>
+          <w:rFonts w:ascii="Cambria" w:hAnsi="Cambria"/>
+        </w:rPr>
+        <w:t>Precondiciones:</w:t>
+      </w:r>
+      <w:r>
+        <w:rPr>
+          <w:rFonts w:ascii="Cambria" w:hAnsi="Cambria"/>
+        </w:rPr>
+        <w:t xml:space="preserve"> </w:t>
+      </w:r>
+      <w:r>
+        <w:rPr>
+          <w:rFonts w:ascii="Cambria" w:hAnsi="Cambria"/>
+        </w:rPr>
+        <w:t>El dron y la persona están en la misma localización</w:t>
+      </w:r>
+      <w:r>
+        <w:rPr>
+          <w:rFonts w:ascii="Cambria" w:hAnsi="Cambria"/>
+        </w:rPr>
+        <w:t>, e</w:t>
+      </w:r>
+      <w:r>
+        <w:rPr>
+          <w:rFonts w:ascii="Cambria" w:hAnsi="Cambria"/>
+        </w:rPr>
+        <w:t>l brazo pertenece al dron</w:t>
+      </w:r>
+      <w:r>
+        <w:rPr>
+          <w:rFonts w:ascii="Cambria" w:hAnsi="Cambria"/>
+        </w:rPr>
+        <w:t>, e</w:t>
+      </w:r>
+      <w:r>
+        <w:rPr>
+          <w:rFonts w:ascii="Cambria" w:hAnsi="Cambria"/>
+        </w:rPr>
+        <w:t>l brazo está sosteniendo la caja</w:t>
+      </w:r>
+      <w:r>
+        <w:rPr>
+          <w:rFonts w:ascii="Cambria" w:hAnsi="Cambria"/>
+        </w:rPr>
+        <w:t xml:space="preserve"> y l</w:t>
+      </w:r>
+      <w:r>
+        <w:rPr>
+          <w:rFonts w:ascii="Cambria" w:hAnsi="Cambria"/>
+        </w:rPr>
+        <w:t>a caja contiene el tipo de contenido correspondiente.</w:t>
+      </w:r>
+      <w:r>
+        <w:rPr>
+          <w:rFonts w:ascii="Cambria" w:hAnsi="Cambria"/>
+        </w:rPr>
+        <w:t xml:space="preserve"> Por otro lado sus </w:t>
+      </w:r>
+      <w:r>
+        <w:rPr>
+          <w:rFonts w:ascii="Cambria" w:hAnsi="Cambria"/>
+        </w:rPr>
+        <w:t>Efectos</w:t>
+      </w:r>
+      <w:r>
+        <w:rPr>
+          <w:rFonts w:ascii="Cambria" w:hAnsi="Cambria"/>
+        </w:rPr>
+        <w:t xml:space="preserve"> serían que l</w:t>
+      </w:r>
+      <w:r>
+        <w:rPr>
+          <w:rFonts w:ascii="Cambria" w:hAnsi="Cambria"/>
+        </w:rPr>
+        <w:t>a persona pasa a tener ese contenido</w:t>
+      </w:r>
+      <w:r>
+        <w:rPr>
+          <w:rFonts w:ascii="Cambria" w:hAnsi="Cambria"/>
+        </w:rPr>
+        <w:t xml:space="preserve">, que </w:t>
+      </w:r>
+      <w:r>
+        <w:rPr>
+          <w:rFonts w:ascii="Cambria" w:hAnsi="Cambria"/>
+        </w:rPr>
+        <w:t>e</w:t>
+      </w:r>
+      <w:r>
+        <w:rPr>
+          <w:rFonts w:ascii="Cambria" w:hAnsi="Cambria"/>
+        </w:rPr>
+        <w:t>l brazo queda libre</w:t>
+      </w:r>
+      <w:r>
+        <w:rPr>
+          <w:rFonts w:ascii="Cambria" w:hAnsi="Cambria"/>
+        </w:rPr>
+        <w:t xml:space="preserve"> y que se</w:t>
+      </w:r>
+      <w:r>
+        <w:rPr>
+          <w:rFonts w:ascii="Cambria" w:hAnsi="Cambria"/>
+        </w:rPr>
+        <w:t xml:space="preserve"> elimina</w:t>
+      </w:r>
+      <w:r>
+        <w:rPr>
+          <w:rFonts w:ascii="Cambria" w:hAnsi="Cambria"/>
+        </w:rPr>
+        <w:t>ría</w:t>
+      </w:r>
+      <w:r>
+        <w:rPr>
+          <w:rFonts w:ascii="Cambria" w:hAnsi="Cambria"/>
+        </w:rPr>
+        <w:t xml:space="preserve"> la relación de que el brazo sostiene la caja.</w:t>
       </w:r>
     </w:p>
     <w:p>
@@ -1553,344 +1981,8 @@
       <w:r>
         <w:rPr>
           <w:rFonts w:ascii="Cambria" w:hAnsi="Cambria"/>
-          <w:bCs/>
-        </w:rPr>
-        <w:t xml:space="preserve">La </w:t>
-      </w:r>
-      <w:r>
-        <w:rPr>
-          <w:rFonts w:ascii="Cambria" w:hAnsi="Cambria"/>
-          <w:b/>
-          <w:bCs/>
-        </w:rPr>
-        <w:t>Acción pick-up</w:t>
-      </w:r>
-      <w:r>
-        <w:rPr>
-          <w:rFonts w:ascii="Cambria" w:hAnsi="Cambria"/>
-          <w:b/>
-          <w:bCs/>
-        </w:rPr>
-        <w:t xml:space="preserve"> </w:t>
-      </w:r>
-      <w:r>
-        <w:rPr>
-          <w:rFonts w:ascii="Cambria" w:hAnsi="Cambria"/>
-        </w:rPr>
-        <w:t>p</w:t>
-      </w:r>
-      <w:r>
-        <w:rPr>
-          <w:rFonts w:ascii="Cambria" w:hAnsi="Cambria"/>
-        </w:rPr>
-        <w:t>ermite que el dron recoja una caja utilizando uno de sus brazos.</w:t>
-      </w:r>
-      <w:r>
-        <w:rPr>
-          <w:rFonts w:ascii="Cambria" w:hAnsi="Cambria"/>
-        </w:rPr>
-        <w:t xml:space="preserve"> </w:t>
-      </w:r>
-      <w:r>
-        <w:rPr>
-          <w:rFonts w:ascii="Cambria" w:hAnsi="Cambria"/>
-        </w:rPr>
-        <w:t>P</w:t>
-      </w:r>
-      <w:r>
-        <w:rPr>
-          <w:rFonts w:ascii="Cambria" w:hAnsi="Cambria"/>
-        </w:rPr>
-        <w:t>recondiciones:</w:t>
-      </w:r>
-      <w:r>
-        <w:rPr>
-          <w:rFonts w:ascii="Cambria" w:hAnsi="Cambria"/>
-        </w:rPr>
-        <w:t xml:space="preserve"> </w:t>
-      </w:r>
-      <w:r>
-        <w:rPr>
-          <w:rFonts w:ascii="Cambria" w:hAnsi="Cambria"/>
-        </w:rPr>
-        <w:t>El dron y la caja están en la misma localización</w:t>
-      </w:r>
-      <w:r>
-        <w:rPr>
-          <w:rFonts w:ascii="Cambria" w:hAnsi="Cambria"/>
-        </w:rPr>
-        <w:t>, e</w:t>
-      </w:r>
-      <w:r>
-        <w:rPr>
-          <w:rFonts w:ascii="Cambria" w:hAnsi="Cambria"/>
-        </w:rPr>
-        <w:t>l brazo pertenece al dron</w:t>
-      </w:r>
-      <w:r>
-        <w:rPr>
-          <w:rFonts w:ascii="Cambria" w:hAnsi="Cambria"/>
-        </w:rPr>
-        <w:t xml:space="preserve"> y e</w:t>
-      </w:r>
-      <w:r>
-        <w:rPr>
-          <w:rFonts w:ascii="Cambria" w:hAnsi="Cambria"/>
-        </w:rPr>
-        <w:t>l brazo está libre</w:t>
-      </w:r>
-      <w:r>
-        <w:rPr>
-          <w:rFonts w:ascii="Cambria" w:hAnsi="Cambria"/>
-        </w:rPr>
-        <w:t xml:space="preserve">. Asimismo, sus </w:t>
-      </w:r>
-      <w:r>
-        <w:rPr>
-          <w:rFonts w:ascii="Cambria" w:hAnsi="Cambria"/>
-        </w:rPr>
-        <w:t>e</w:t>
-      </w:r>
-      <w:r>
-        <w:rPr>
-          <w:rFonts w:ascii="Cambria" w:hAnsi="Cambria"/>
-        </w:rPr>
-        <w:t>fectos</w:t>
-      </w:r>
-      <w:r>
-        <w:rPr>
-          <w:rFonts w:ascii="Cambria" w:hAnsi="Cambria"/>
-        </w:rPr>
-        <w:t xml:space="preserve"> son</w:t>
-      </w:r>
-      <w:r>
-        <w:rPr>
-          <w:rFonts w:ascii="Cambria" w:hAnsi="Cambria"/>
-        </w:rPr>
-        <w:t>:</w:t>
-      </w:r>
-      <w:r>
-        <w:rPr>
-          <w:rFonts w:ascii="Cambria" w:hAnsi="Cambria"/>
-        </w:rPr>
-        <w:t xml:space="preserve"> </w:t>
-      </w:r>
-      <w:r>
-        <w:rPr>
-          <w:rFonts w:ascii="Cambria" w:hAnsi="Cambria"/>
-        </w:rPr>
-        <w:t>l</w:t>
-      </w:r>
-      <w:r>
-        <w:rPr>
-          <w:rFonts w:ascii="Cambria" w:hAnsi="Cambria"/>
-        </w:rPr>
-        <w:t>a caja deja de estar en la localización</w:t>
-      </w:r>
-      <w:r>
-        <w:rPr>
-          <w:rFonts w:ascii="Cambria" w:hAnsi="Cambria"/>
-        </w:rPr>
-        <w:t>, e</w:t>
-      </w:r>
-      <w:r>
-        <w:rPr>
-          <w:rFonts w:ascii="Cambria" w:hAnsi="Cambria"/>
-        </w:rPr>
-        <w:t>l brazo deja de estar libre</w:t>
-      </w:r>
-      <w:r>
-        <w:rPr>
-          <w:rFonts w:ascii="Cambria" w:hAnsi="Cambria"/>
-        </w:rPr>
-        <w:t>, y e</w:t>
-      </w:r>
-      <w:r>
-        <w:rPr>
-          <w:rFonts w:ascii="Cambria" w:hAnsi="Cambria"/>
-        </w:rPr>
-        <w:t>l brazo pasa a sostener la caja.</w:t>
-      </w:r>
-    </w:p>
-    <w:p>
-      <w:pPr>
-        <w:rPr>
-          <w:rFonts w:ascii="Cambria" w:hAnsi="Cambria"/>
-        </w:rPr>
-      </w:pPr>
-      <w:r>
-        <w:rPr>
-          <w:rFonts w:ascii="Cambria" w:hAnsi="Cambria"/>
         </w:rPr>
         <w:lastRenderedPageBreak/>
-        <w:t xml:space="preserve">La </w:t>
-      </w:r>
-      <w:r>
-        <w:rPr>
-          <w:rFonts w:ascii="Cambria" w:hAnsi="Cambria"/>
-          <w:b/>
-          <w:bCs/>
-        </w:rPr>
-        <w:t>Acción deliver</w:t>
-      </w:r>
-      <w:r>
-        <w:rPr>
-          <w:rFonts w:ascii="Cambria" w:hAnsi="Cambria"/>
-          <w:b/>
-          <w:bCs/>
-        </w:rPr>
-        <w:t xml:space="preserve"> </w:t>
-      </w:r>
-      <w:r>
-        <w:rPr>
-          <w:rFonts w:ascii="Cambria" w:hAnsi="Cambria"/>
-          <w:bCs/>
-        </w:rPr>
-        <w:t>p</w:t>
-      </w:r>
-      <w:r>
-        <w:rPr>
-          <w:rFonts w:ascii="Cambria" w:hAnsi="Cambria"/>
-        </w:rPr>
-        <w:t>ermite entregar una caja a una persona concreta.</w:t>
-      </w:r>
-      <w:r>
-        <w:rPr>
-          <w:rFonts w:ascii="Cambria" w:hAnsi="Cambria"/>
-        </w:rPr>
-        <w:t xml:space="preserve"> </w:t>
-      </w:r>
-      <w:r>
-        <w:rPr>
-          <w:rFonts w:ascii="Cambria" w:hAnsi="Cambria"/>
-        </w:rPr>
-        <w:t>Precondiciones:</w:t>
-      </w:r>
-      <w:r>
-        <w:rPr>
-          <w:rFonts w:ascii="Cambria" w:hAnsi="Cambria"/>
-        </w:rPr>
-        <w:t xml:space="preserve"> </w:t>
-      </w:r>
-      <w:r>
-        <w:rPr>
-          <w:rFonts w:ascii="Cambria" w:hAnsi="Cambria"/>
-        </w:rPr>
-        <w:t>El dron y la persona están en la misma localización</w:t>
-      </w:r>
-      <w:r>
-        <w:rPr>
-          <w:rFonts w:ascii="Cambria" w:hAnsi="Cambria"/>
-        </w:rPr>
-        <w:t>, e</w:t>
-      </w:r>
-      <w:r>
-        <w:rPr>
-          <w:rFonts w:ascii="Cambria" w:hAnsi="Cambria"/>
-        </w:rPr>
-        <w:t>l brazo pertenece al dron</w:t>
-      </w:r>
-      <w:r>
-        <w:rPr>
-          <w:rFonts w:ascii="Cambria" w:hAnsi="Cambria"/>
-        </w:rPr>
-        <w:t>, e</w:t>
-      </w:r>
-      <w:r>
-        <w:rPr>
-          <w:rFonts w:ascii="Cambria" w:hAnsi="Cambria"/>
-        </w:rPr>
-        <w:t>l brazo está sosteniendo la caja</w:t>
-      </w:r>
-      <w:r>
-        <w:rPr>
-          <w:rFonts w:ascii="Cambria" w:hAnsi="Cambria"/>
-        </w:rPr>
-        <w:t xml:space="preserve"> y l</w:t>
-      </w:r>
-      <w:r>
-        <w:rPr>
-          <w:rFonts w:ascii="Cambria" w:hAnsi="Cambria"/>
-        </w:rPr>
-        <w:t>a caja contiene el tipo de contenido correspondiente.</w:t>
-      </w:r>
-      <w:r>
-        <w:rPr>
-          <w:rFonts w:ascii="Cambria" w:hAnsi="Cambria"/>
-        </w:rPr>
-        <w:t xml:space="preserve"> Por otro lado sus </w:t>
-      </w:r>
-      <w:r>
-        <w:rPr>
-          <w:rFonts w:ascii="Cambria" w:hAnsi="Cambria"/>
-        </w:rPr>
-        <w:t>Efectos</w:t>
-      </w:r>
-      <w:r>
-        <w:rPr>
-          <w:rFonts w:ascii="Cambria" w:hAnsi="Cambria"/>
-        </w:rPr>
-        <w:t xml:space="preserve"> serían que l</w:t>
-      </w:r>
-      <w:r>
-        <w:rPr>
-          <w:rFonts w:ascii="Cambria" w:hAnsi="Cambria"/>
-        </w:rPr>
-        <w:t>a persona pasa a tener ese contenido</w:t>
-      </w:r>
-      <w:r>
-        <w:rPr>
-          <w:rFonts w:ascii="Cambria" w:hAnsi="Cambria"/>
-        </w:rPr>
-        <w:t xml:space="preserve">, que </w:t>
-      </w:r>
-      <w:r>
-        <w:rPr>
-          <w:rFonts w:ascii="Cambria" w:hAnsi="Cambria"/>
-        </w:rPr>
-        <w:t>e</w:t>
-      </w:r>
-      <w:r>
-        <w:rPr>
-          <w:rFonts w:ascii="Cambria" w:hAnsi="Cambria"/>
-        </w:rPr>
-        <w:t>l brazo queda libre</w:t>
-      </w:r>
-      <w:r>
-        <w:rPr>
-          <w:rFonts w:ascii="Cambria" w:hAnsi="Cambria"/>
-        </w:rPr>
-        <w:t xml:space="preserve"> y que se</w:t>
-      </w:r>
-      <w:r>
-        <w:rPr>
-          <w:rFonts w:ascii="Cambria" w:hAnsi="Cambria"/>
-        </w:rPr>
-        <w:t xml:space="preserve"> elimina</w:t>
-      </w:r>
-      <w:r>
-        <w:rPr>
-          <w:rFonts w:ascii="Cambria" w:hAnsi="Cambria"/>
-        </w:rPr>
-        <w:t>ría</w:t>
-      </w:r>
-      <w:r>
-        <w:rPr>
-          <w:rFonts w:ascii="Cambria" w:hAnsi="Cambria"/>
-        </w:rPr>
-        <w:t xml:space="preserve"> la relación de que el brazo sostiene la caja.</w:t>
-      </w:r>
-    </w:p>
-    <w:p>
-      <w:pPr>
-        <w:rPr>
-          <w:rFonts w:ascii="Cambria" w:hAnsi="Cambria"/>
-        </w:rPr>
-      </w:pPr>
-      <w:r>
-        <w:rPr>
-          <w:rFonts w:ascii="Cambria" w:hAnsi="Cambria"/>
-        </w:rPr>
         <w:t>El modelo no registra qué caja recibe cada persona, sino únicamente el contenido que obtiene, ya que el enunciado indica que lo relevante es el tipo de contenido y no la identidad concreta de la caja.</w:t>
       </w:r>
     </w:p>
@@ -2114,18 +2206,17 @@
         </w:rPr>
         <w:t>o hay personas en el depósito.</w:t>
       </w:r>
-    </w:p>
-    <w:p>
-      <w:pPr>
-        <w:rPr>
-          <w:rFonts w:ascii="Cambria" w:hAnsi="Cambria"/>
-        </w:rPr>
-      </w:pPr>
-      <w:r>
-        <w:rPr>
-          <w:rFonts w:ascii="Cambria" w:hAnsi="Cambria"/>
-        </w:rPr>
-        <w:t>Nota: Ambos problemas se han resuelto con el planificador FF.</w:t>
+      <w:r>
+        <w:rPr>
+          <w:rFonts w:ascii="Cambria" w:hAnsi="Cambria"/>
+        </w:rPr>
+        <w:t xml:space="preserve"> </w:t>
+      </w:r>
+      <w:r>
+        <w:rPr>
+          <w:rFonts w:ascii="Cambria" w:hAnsi="Cambria"/>
+        </w:rPr>
+        <w:t>Ambos problemas se han resuelto con el planificador FF.</w:t>
       </w:r>
     </w:p>
     <w:p>
@@ -2305,6 +2396,7 @@
     </w:p>
     <w:p>
       <w:pPr>
+        <w:jc w:val="both"/>
         <w:rPr>
           <w:rFonts w:ascii="Cambria" w:hAnsi="Cambria"/>
         </w:rPr>
@@ -2318,52 +2410,50 @@
     </w:p>
     <w:p>
       <w:pPr>
-        <w:rPr>
-          <w:rFonts w:ascii="Cambria" w:hAnsi="Cambria"/>
-        </w:rPr>
-      </w:pPr>
-      <w:r>
-        <w:rPr>
-          <w:rFonts w:ascii="Cambria" w:hAnsi="Cambria"/>
-        </w:rPr>
-        <w:t xml:space="preserve">El programa recibe estos parámetros mediante argumentos de línea de comandos y construye dinámicamente todos los objetos necesarios del dominio. En primer lugar, genera las listas de drones, personas, cajas y localizaciones, incluyendo siempre una localización especial denominada depot. Asimismo, para cada dron se crean </w:t>
-      </w:r>
+        <w:jc w:val="both"/>
+        <w:rPr>
+          <w:rFonts w:ascii="Cambria" w:hAnsi="Cambria"/>
+        </w:rPr>
+      </w:pPr>
+      <w:r>
+        <w:rPr>
+          <w:rFonts w:ascii="Cambria" w:hAnsi="Cambria"/>
+        </w:rPr>
+        <w:t>El programa recibe estos parámetros mediante argumentos de línea de comandos y construye dinámicamente todos los objetos necesarios del dominio. En primer lugar, genera las listas de drones, personas, cajas y localizaciones, incluyendo siempre una localización especial denominada depot. Asimismo, para cada dron se crean automáticamente dos objetos de tipo arm, que representan sus brazos, garantizando así el cumplimiento de la restricción física del dominio.</w:t>
+      </w:r>
+    </w:p>
+    <w:p>
+      <w:pPr>
+        <w:jc w:val="both"/>
+        <w:rPr>
+          <w:rFonts w:ascii="Cambria" w:hAnsi="Cambria"/>
+        </w:rPr>
+      </w:pPr>
+      <w:r>
+        <w:rPr>
+          <w:rFonts w:ascii="Cambria" w:hAnsi="Cambria"/>
+        </w:rPr>
+        <w:t>Posteriormente, el generador asigna contenidos a las cajas. Para ello, distribuye aleatoriamente las cajas entre los distintos tipos de contenido definidos (por ejemplo, food y medicine), asegurando que exista al menos una caja de cada tipo y que el número total de metas solicitadas sea alcanzable con los recursos disponibles. Esta comprobación evita generar problemas irresolubles.</w:t>
+      </w:r>
+    </w:p>
+    <w:p>
+      <w:pPr>
+        <w:jc w:val="both"/>
+        <w:rPr>
+          <w:rFonts w:ascii="Cambria" w:hAnsi="Cambria"/>
+        </w:rPr>
+      </w:pPr>
       <w:r>
         <w:rPr>
           <w:rFonts w:ascii="Cambria" w:hAnsi="Cambria"/>
         </w:rPr>
         <w:lastRenderedPageBreak/>
-        <w:t>automáticamente dos objetos de tipo arm, que representan sus brazos, garantizando así el cumplimiento de la restricción física del dominio.</w:t>
-      </w:r>
-    </w:p>
-    <w:p>
-      <w:pPr>
-        <w:rPr>
-          <w:rFonts w:ascii="Cambria" w:hAnsi="Cambria"/>
-        </w:rPr>
-      </w:pPr>
-      <w:r>
-        <w:rPr>
-          <w:rFonts w:ascii="Cambria" w:hAnsi="Cambria"/>
-        </w:rPr>
-        <w:t>Posteriormente, el generador asigna contenidos a las cajas. Para ello, distribuye aleatoriamente las cajas entre los distintos tipos de contenido definidos (por ejemplo, food y medicine), asegurando que exista al menos una caja de cada tipo y que el número total de metas solicitadas sea alcanzable con los recursos disponibles. Esta comprobación evita generar problemas irresolubles.</w:t>
-      </w:r>
-    </w:p>
-    <w:p>
-      <w:pPr>
-        <w:rPr>
-          <w:rFonts w:ascii="Cambria" w:hAnsi="Cambria"/>
-        </w:rPr>
-      </w:pPr>
-      <w:r>
-        <w:rPr>
-          <w:rFonts w:ascii="Cambria" w:hAnsi="Cambria"/>
-        </w:rPr>
         <w:t>A continuación, se generan las necesidades de las personas, seleccionando aleatoriamente qué personas requieren qué tipo de contenido, respetando siempre el límite de cajas disponibles para cada tipo. Este procedimiento garantiza la coherencia entre el estado inicial y el objetivo del problema.</w:t>
       </w:r>
     </w:p>
     <w:p>
       <w:pPr>
+        <w:jc w:val="both"/>
         <w:rPr>
           <w:rFonts w:ascii="Cambria" w:hAnsi="Cambria"/>
         </w:rPr>
@@ -2377,6 +2467,7 @@
     </w:p>
     <w:p>
       <w:pPr>
+        <w:jc w:val="both"/>
         <w:rPr>
           <w:rFonts w:ascii="Cambria" w:hAnsi="Cambria"/>
         </w:rPr>
@@ -2390,6 +2481,7 @@
     </w:p>
     <w:p>
       <w:pPr>
+        <w:jc w:val="both"/>
         <w:rPr>
           <w:rFonts w:ascii="Cambria" w:hAnsi="Cambria"/>
         </w:rPr>
@@ -3263,7 +3355,6 @@
               <w:rPr>
                 <w:rFonts w:ascii="Cambria" w:hAnsi="Cambria"/>
               </w:rPr>
-              <w:lastRenderedPageBreak/>
               <w:t>50</w:t>
             </w:r>
           </w:p>
@@ -3431,6 +3522,37 @@
           <w:rFonts w:ascii="Cambria" w:hAnsi="Cambria"/>
         </w:rPr>
       </w:pPr>
+    </w:p>
+    <w:p>
+      <w:pPr>
+        <w:rPr>
+          <w:rFonts w:ascii="Cambria" w:hAnsi="Cambria"/>
+        </w:rPr>
+      </w:pPr>
+    </w:p>
+    <w:p>
+      <w:pPr>
+        <w:rPr>
+          <w:rFonts w:ascii="Cambria" w:hAnsi="Cambria"/>
+          <w:u w:val="single"/>
+        </w:rPr>
+      </w:pPr>
+      <w:r>
+        <w:rPr>
+          <w:rFonts w:ascii="Cambria" w:hAnsi="Cambria"/>
+          <w:u w:val="single"/>
+        </w:rPr>
+        <w:lastRenderedPageBreak/>
+        <w:t>Conclusiones</w:t>
+      </w:r>
+    </w:p>
+    <w:p>
+      <w:pPr>
+        <w:jc w:val="both"/>
+        <w:rPr>
+          <w:rFonts w:ascii="Cambria" w:hAnsi="Cambria"/>
+        </w:rPr>
+      </w:pPr>
       <w:r>
         <w:rPr>
           <w:rFonts w:ascii="Cambria" w:hAnsi="Cambria"/>
@@ -3440,6 +3562,7 @@
     </w:p>
     <w:p>
       <w:pPr>
+        <w:jc w:val="both"/>
         <w:rPr>
           <w:rFonts w:ascii="Cambria" w:hAnsi="Cambria"/>
         </w:rPr>
@@ -3453,15 +3576,16 @@
     </w:p>
     <w:p>
       <w:pPr>
-        <w:rPr>
-          <w:rFonts w:ascii="Cambria" w:hAnsi="Cambria"/>
-        </w:rPr>
-      </w:pPr>
-      <w:r>
-        <w:rPr>
-          <w:rFonts w:ascii="Cambria" w:hAnsi="Cambria"/>
-        </w:rPr>
-        <w:t>Considerando un límite de 1 minuto (60 segundos), el mayor tamaño de problema que puede resolverse consistentemente dentro del tiempo límite es aproximadamente</w:t>
+        <w:jc w:val="both"/>
+        <w:rPr>
+          <w:rFonts w:ascii="Cambria" w:hAnsi="Cambria"/>
+        </w:rPr>
+      </w:pPr>
+      <w:r>
+        <w:rPr>
+          <w:rFonts w:ascii="Cambria" w:hAnsi="Cambria"/>
+        </w:rPr>
+        <w:t>Considerando un límite de 1 minuto, el mayor tamaño de problema que puede resolverse consistentemente dentro del tiempo límite es aproximadamente</w:t>
       </w:r>
       <w:r>
         <w:rPr>
@@ -3523,6 +3647,7 @@
     </w:p>
     <w:p>
       <w:pPr>
+        <w:jc w:val="both"/>
         <w:rPr>
           <w:rFonts w:ascii="Cambria" w:hAnsi="Cambria"/>
         </w:rPr>
@@ -3553,9 +3678,9 @@
           <w:noProof/>
         </w:rPr>
         <w:drawing>
-          <wp:inline distT="0" distB="0" distL="0" distR="0" wp14:anchorId="759CFB4E" wp14:editId="3396FDCE">
-            <wp:extent cx="5400040" cy="3235325"/>
-            <wp:effectExtent l="0" t="0" r="0" b="3175"/>
+          <wp:inline distT="0" distB="0" distL="0" distR="0" wp14:anchorId="759CFB4E" wp14:editId="7BB7C90F">
+            <wp:extent cx="5837767" cy="3497580"/>
+            <wp:effectExtent l="0" t="0" r="0" b="7620"/>
             <wp:docPr id="703382442" name="Imagen 1"/>
             <wp:cNvGraphicFramePr>
               <a:graphicFrameLocks xmlns:a="http://schemas.openxmlformats.org/drawingml/2006/main" noChangeAspect="1"/>
@@ -3576,7 +3701,7 @@
                   <pic:spPr>
                     <a:xfrm>
                       <a:off x="0" y="0"/>
-                      <a:ext cx="5400040" cy="3235325"/>
+                      <a:ext cx="5838432" cy="3497978"/>
                     </a:xfrm>
                     <a:prstGeom prst="rect">
                       <a:avLst/>
@@ -3597,6 +3722,15 @@
           <w:bCs/>
         </w:rPr>
       </w:pPr>
+    </w:p>
+    <w:p>
+      <w:pPr>
+        <w:rPr>
+          <w:rFonts w:ascii="Cambria" w:hAnsi="Cambria"/>
+          <w:b/>
+          <w:bCs/>
+        </w:rPr>
+      </w:pPr>
       <w:r>
         <w:rPr>
           <w:rFonts w:ascii="Cambria" w:hAnsi="Cambria"/>
@@ -3616,39 +3750,118 @@
     </w:p>
     <w:p>
       <w:pPr>
-        <w:rPr>
-          <w:rFonts w:ascii="Cambria" w:hAnsi="Cambria"/>
-        </w:rPr>
-      </w:pPr>
-      <w:r>
-        <w:rPr>
-          <w:rFonts w:ascii="Cambria" w:hAnsi="Cambria"/>
-        </w:rPr>
-        <w:t xml:space="preserve">El planificador FF es un planificador heurístico de tipo satisficing, es decir, está diseñado para encontrar soluciones de manera eficiente sin garantizar que estas sean óptimas. A diferencia de planificadores óptimos como A*, FF prioriza la rapidez en la obtención de un plan válido frente a la minimización del número de acciones. Esto explica su excelente </w:t>
-      </w:r>
+        <w:jc w:val="both"/>
+        <w:rPr>
+          <w:rFonts w:ascii="Cambria" w:hAnsi="Cambria"/>
+        </w:rPr>
+      </w:pPr>
+      <w:r>
+        <w:rPr>
+          <w:rFonts w:ascii="Cambria" w:hAnsi="Cambria"/>
+        </w:rPr>
+        <w:t>El planificador FF es un planificador heurístico de tipo satisficing, es decir, está diseñado para encontrar soluciones de manera eficiente sin garantizar que estas sean óptimas</w:t>
+      </w:r>
+      <w:r>
+        <w:rPr>
+          <w:rFonts w:ascii="Cambria" w:hAnsi="Cambria"/>
+        </w:rPr>
+        <w:t>; es un algoritmo voraz.</w:t>
+      </w:r>
+      <w:r>
+        <w:rPr>
+          <w:rFonts w:ascii="Cambria" w:hAnsi="Cambria"/>
+        </w:rPr>
+        <w:t xml:space="preserve"> A diferencia de planificadores óptimos como A*, FF prioriza la rapidez en la obtención de un plan válido frente a la minimización del número de acciones. Esto explica su excelente rendimiento en problemas pequeños y medianos, donde es capaz de encontrar soluciones prácticamente instantáneas.</w:t>
+      </w:r>
+    </w:p>
+    <w:p>
+      <w:pPr>
+        <w:jc w:val="both"/>
+        <w:rPr>
+          <w:rFonts w:ascii="Cambria" w:hAnsi="Cambria"/>
+        </w:rPr>
+      </w:pPr>
       <w:r>
         <w:rPr>
           <w:rFonts w:ascii="Cambria" w:hAnsi="Cambria"/>
         </w:rPr>
         <w:lastRenderedPageBreak/>
-        <w:t>rendimiento en problemas pequeños y medianos, donde es capaz de encontrar soluciones prácticamente instantáneas.</w:t>
-      </w:r>
-    </w:p>
-    <w:p>
-      <w:pPr>
-        <w:rPr>
-          <w:rFonts w:ascii="Cambria" w:hAnsi="Cambria"/>
-        </w:rPr>
-      </w:pPr>
-      <w:r>
-        <w:rPr>
-          <w:rFonts w:ascii="Cambria" w:hAnsi="Cambria"/>
-        </w:rPr>
-        <w:t>El núcleo del funcionamiento de FF se basa en una heurística relajada. En concreto, construye una versión relajada del problema eliminando los efectos negativos de las acciones (ignore delete list). Esto significa que, al estimar la distancia al objetivo, el planificador asume que los hechos nunca se eliminan del estado. Esta relajación simplifica enormemente el problema y permite calcular rápidamente una estimación heurística informativa. Sin embargo, esta aproximación puede perder precisión en dominios donde los efectos negativos son relevantes, como ocurre en este dominio cuando un brazo deja de estar libre o cuando una caja deja de estar en una localización.</w:t>
-      </w:r>
-    </w:p>
-    <w:p>
-      <w:pPr>
+        <w:t xml:space="preserve">El núcleo del funcionamiento de FF se basa en una heurística relajada. En concreto, construye una versión relajada del problema eliminando los efectos negativos de las acciones (ignore delete list). Esto significa que, al estimar la distancia al objetivo, el planificador asume que los hechos nunca se eliminan del estado. Esta relajación simplifica enormemente el problema y permite calcular rápidamente una estimación heurística informativa. Sin embargo, </w:t>
+      </w:r>
+      <w:r>
+        <w:rPr>
+          <w:rFonts w:ascii="Cambria" w:hAnsi="Cambria"/>
+          <w:b/>
+          <w:bCs/>
+        </w:rPr>
+        <w:t>esta aproximación</w:t>
+      </w:r>
+      <w:r>
+        <w:rPr>
+          <w:rFonts w:ascii="Cambria" w:hAnsi="Cambria"/>
+        </w:rPr>
+        <w:t xml:space="preserve"> puede </w:t>
+      </w:r>
+      <w:r>
+        <w:rPr>
+          <w:rFonts w:ascii="Cambria" w:hAnsi="Cambria"/>
+          <w:b/>
+          <w:bCs/>
+        </w:rPr>
+        <w:t>perder precisión</w:t>
+      </w:r>
+      <w:r>
+        <w:rPr>
+          <w:rFonts w:ascii="Cambria" w:hAnsi="Cambria"/>
+        </w:rPr>
+        <w:t xml:space="preserve"> en </w:t>
+      </w:r>
+      <w:r>
+        <w:rPr>
+          <w:rFonts w:ascii="Cambria" w:hAnsi="Cambria"/>
+          <w:b/>
+          <w:bCs/>
+        </w:rPr>
+        <w:t>dominios</w:t>
+      </w:r>
+      <w:r>
+        <w:rPr>
+          <w:rFonts w:ascii="Cambria" w:hAnsi="Cambria"/>
+        </w:rPr>
+        <w:t xml:space="preserve"> donde los </w:t>
+      </w:r>
+      <w:r>
+        <w:rPr>
+          <w:rFonts w:ascii="Cambria" w:hAnsi="Cambria"/>
+          <w:b/>
+          <w:bCs/>
+        </w:rPr>
+        <w:t>efectos negativos</w:t>
+      </w:r>
+      <w:r>
+        <w:rPr>
+          <w:rFonts w:ascii="Cambria" w:hAnsi="Cambria"/>
+        </w:rPr>
+        <w:t xml:space="preserve"> son </w:t>
+      </w:r>
+      <w:r>
+        <w:rPr>
+          <w:rFonts w:ascii="Cambria" w:hAnsi="Cambria"/>
+          <w:b/>
+          <w:bCs/>
+        </w:rPr>
+        <w:t>relevantes</w:t>
+      </w:r>
+      <w:r>
+        <w:rPr>
+          <w:rFonts w:ascii="Cambria" w:hAnsi="Cambria"/>
+        </w:rPr>
+        <w:t>, como ocurre en este dominio cuando un brazo deja de estar libre o cuando una caja deja de estar en una localización.</w:t>
+      </w:r>
+    </w:p>
+    <w:p>
+      <w:pPr>
+        <w:jc w:val="both"/>
         <w:rPr>
           <w:rFonts w:ascii="Cambria" w:hAnsi="Cambria"/>
         </w:rPr>
@@ -3662,6 +3875,7 @@
     </w:p>
     <w:p>
       <w:pPr>
+        <w:jc w:val="both"/>
         <w:rPr>
           <w:rFonts w:ascii="Cambria" w:hAnsi="Cambria"/>
         </w:rPr>
@@ -3675,6 +3889,7 @@
     </w:p>
     <w:p>
       <w:pPr>
+        <w:jc w:val="both"/>
         <w:rPr>
           <w:rFonts w:ascii="Cambria" w:hAnsi="Cambria"/>
         </w:rPr>
@@ -3688,15 +3903,40 @@
     </w:p>
     <w:p>
       <w:pPr>
-        <w:rPr>
-          <w:rFonts w:ascii="Cambria" w:hAnsi="Cambria"/>
-        </w:rPr>
-      </w:pPr>
-      <w:r>
-        <w:rPr>
-          <w:rFonts w:ascii="Cambria" w:hAnsi="Cambria"/>
-        </w:rPr>
-        <w:t>Como consecuencia de todos estos factores, el espacio de búsqueda crece de forma aproximadamente exponencial con el tamaño del problema. Esto explica la explosión observada en los tiempos de resolución a partir de cierto umbral (en torno a tamaños cercanos a 40–45), donde pequeñas variaciones en el número de objetos generan incrementos muy significativos en el tiempo necesario para encontrar una solución.</w:t>
+        <w:jc w:val="both"/>
+        <w:rPr>
+          <w:rFonts w:ascii="Cambria" w:hAnsi="Cambria"/>
+        </w:rPr>
+      </w:pPr>
+      <w:r>
+        <w:rPr>
+          <w:rFonts w:ascii="Cambria" w:hAnsi="Cambria"/>
+        </w:rPr>
+        <w:t>Como consecuencia de todos estos factores, el espacio de búsqueda crece de forma aproximadamente exponencial con el tamaño del problema. Esto explica</w:t>
+      </w:r>
+      <w:r>
+        <w:rPr>
+          <w:rFonts w:ascii="Cambria" w:hAnsi="Cambria"/>
+        </w:rPr>
+        <w:t xml:space="preserve"> el incremento</w:t>
+      </w:r>
+      <w:r>
+        <w:rPr>
+          <w:rFonts w:ascii="Cambria" w:hAnsi="Cambria"/>
+        </w:rPr>
+        <w:t xml:space="preserve"> observad</w:t>
+      </w:r>
+      <w:r>
+        <w:rPr>
+          <w:rFonts w:ascii="Cambria" w:hAnsi="Cambria"/>
+        </w:rPr>
+        <w:t>o</w:t>
+      </w:r>
+      <w:r>
+        <w:rPr>
+          <w:rFonts w:ascii="Cambria" w:hAnsi="Cambria"/>
+        </w:rPr>
+        <w:t xml:space="preserve"> en los tiempos de resolución a partir de cierto umbral (en torno a tamaños cercanos a 40–45), donde pequeñas variaciones en el número de objetos generan incrementos muy significativos en el tiempo necesario para encontrar una solución.</w:t>
       </w:r>
     </w:p>
     <w:p>
@@ -4362,100 +4602,397 @@
     </w:p>
     <w:p>
       <w:pPr>
-        <w:rPr>
-          <w:rFonts w:ascii="Cambria" w:hAnsi="Cambria"/>
-        </w:rPr>
-      </w:pPr>
-      <w:r>
-        <w:rPr>
-          <w:rFonts w:ascii="Cambria" w:hAnsi="Cambria"/>
-        </w:rPr>
-        <w:t>Los resultados obtenidos muestran diferencias significativas en el rendimiento de los distintos algoritmos de búsqueda aplicados al dominio de logística con drones. Estas diferencias pueden explicarse tanto por las características estructurales del dominio como por la naturaleza de cada algoritmo.</w:t>
-      </w:r>
-    </w:p>
-    <w:p>
-      <w:pPr>
-        <w:rPr>
-          <w:rFonts w:ascii="Cambria" w:hAnsi="Cambria"/>
-        </w:rPr>
-      </w:pPr>
-      <w:r>
-        <w:rPr>
-          <w:rFonts w:ascii="Cambria" w:hAnsi="Cambria"/>
-        </w:rPr>
-        <w:t>En primer lugar, se observa que los algoritmos de búsqueda no informada (BFS e IDS) alcanzan tamaños máximos de problema considerablemente menores que los algoritmos informados. En concreto, IDS únicamente es capaz de resolver instancias de tamaño 3 dentro del límite temporal, mientras que BFS alcanza tamaño 7. Esto se debe a que ambos algoritmos exploran el espacio de estados sin utilizar información heurística que guíe la búsqueda hacia el objetivo. En un dominio como el presente, donde el número de combinaciones posibles crece rápidamente con el número de cajas, localizaciones y personas, el espacio de búsqueda se expande de manera exponencial. Como consecuencia, la exploración exhaustiva de niveles sucesivos (en BFS) o de profundidades crecientes (en IDS) se vuelve rápidamente inabordable.</w:t>
-      </w:r>
-    </w:p>
-    <w:p>
-      <w:pPr>
-        <w:rPr>
-          <w:rFonts w:ascii="Cambria" w:hAnsi="Cambria"/>
-        </w:rPr>
-      </w:pPr>
-      <w:r>
-        <w:rPr>
-          <w:rFonts w:ascii="Cambria" w:hAnsi="Cambria"/>
-        </w:rPr>
-        <w:t>Resulta especialmente llamativo el bajo rendimiento de IDS en comparación con BFS. Aunque ambos garantizan optimalidad, IDS repite múltiples exploraciones desde la raíz del árbol en cada incremento de profundidad, lo que introduce una sobrecarga considerable. En dominios con un factor de ramificación elevado, como ocurre aquí debido a las múltiples acciones posibles (volar entre muchas localizaciones, recoger distintas cajas, entregar a diferentes personas), este coste adicional penaliza fuertemente su rendimiento.</w:t>
-      </w:r>
-    </w:p>
-    <w:p>
-      <w:pPr>
-        <w:rPr>
-          <w:rFonts w:ascii="Cambria" w:hAnsi="Cambria"/>
-        </w:rPr>
-      </w:pPr>
-      <w:r>
-        <w:rPr>
-          <w:rFonts w:ascii="Cambria" w:hAnsi="Cambria"/>
-        </w:rPr>
-        <w:t>En cuanto a los algoritmos informados, se observa que A* con heurística hMAX mejora el rendimiento respecto a IDS, pero no supera a BFS en tamaño máximo alcanzado. Esto puede parecer contraintuitivo, ya que A* utiliza información heurística. Sin embargo, la heurística hMAX, aunque es admisible y garantiza optimalidad, tiende a ser poco informativa en dominios con múltiples objetivos independientes. Al calcular el máximo coste individual de los subobjetivos ignorando efectos negativos, puede infraestimar significativamente el coste real cuando se requieren múltiples entregas. Esto provoca que A* siga expandiendo un número elevado de nodos, limitando su escalabilidad.</w:t>
-      </w:r>
-    </w:p>
-    <w:p>
-      <w:pPr>
-        <w:rPr>
-          <w:rFonts w:ascii="Cambria" w:hAnsi="Cambria"/>
-        </w:rPr>
-      </w:pPr>
-      <w:r>
-        <w:rPr>
-          <w:rFonts w:ascii="Cambria" w:hAnsi="Cambria"/>
-        </w:rPr>
-        <w:t>El algoritmo que alcanza mayor tamaño es GBFS con hMAX. Esto es coherente con su naturaleza satisficing: prioriza expandir el nodo que parece más prometedor según la heurística, sin preocuparse por garantizar optimalidad. Al no mantener una frontera ordenada por coste acumulado como A*, reduce considerablemente el número de nodos explorados y puede avanzar más profundamente en el espacio de búsqueda. Sin embargo, el plan generado no está garantizado como óptimo, lo que se refleja en la mayor longitud del plan obtenido en comparación con BFS para tamaños inferiores.</w:t>
-      </w:r>
-    </w:p>
-    <w:p>
-      <w:pPr>
-        <w:rPr>
-          <w:rFonts w:ascii="Cambria" w:hAnsi="Cambria"/>
-        </w:rPr>
-      </w:pPr>
-      <w:r>
-        <w:rPr>
-          <w:rFonts w:ascii="Cambria" w:hAnsi="Cambria"/>
-        </w:rPr>
-        <w:t>En conjunto, los resultados ilustran claramente el compromiso entre optimalidad y escalabilidad. Los algoritmos óptimos (BFS, IDS y A*) garantizan soluciones mínimas pero escalan peor en dominios con crecimiento combinatorio elevado. Por el contrario, GBFS sacrifica optimalidad a cambio de una mayor capacidad para resolver instancias de mayor tamaño dentro del límite temporal.</w:t>
-      </w:r>
-    </w:p>
-    <w:p>
-      <w:pPr>
-        <w:rPr>
-          <w:rFonts w:ascii="Cambria" w:hAnsi="Cambria"/>
-        </w:rPr>
-      </w:pPr>
-      <w:r>
-        <w:rPr>
-          <w:rFonts w:ascii="Cambria" w:hAnsi="Cambria"/>
-        </w:rPr>
-        <w:t xml:space="preserve">El comportamiento observado está directamente relacionado con las características del dominio. Cada incremento en el número de localizaciones, personas y cajas multiplica el número de configuraciones posibles: el dron puede situarse en distintas localizaciones, cada caja puede estar en diferentes estados (en el depósito, en transporte o entregada), y las combinaciones de reparto crecen rápidamente. Esta explosión combinatoria penaliza </w:t>
-      </w:r>
+        <w:jc w:val="both"/>
+        <w:rPr>
+          <w:rFonts w:ascii="Cambria" w:hAnsi="Cambria"/>
+        </w:rPr>
+      </w:pPr>
       <w:r>
         <w:rPr>
           <w:rFonts w:ascii="Cambria" w:hAnsi="Cambria"/>
         </w:rPr>
         <w:lastRenderedPageBreak/>
-        <w:t>especialmente a los algoritmos que exploran el espacio de forma sistemática sin una guía heurística fuerte.</w:t>
+        <w:t>Los resultados obtenidos muestran diferencias significativas en el rendimiento de los distintos algoritmos de búsqueda aplicados al dominio. Estas diferencias pueden explicarse tanto por las características del dominio como por la naturaleza de cada algoritmo.</w:t>
+      </w:r>
+    </w:p>
+    <w:p>
+      <w:pPr>
+        <w:jc w:val="both"/>
+        <w:rPr>
+          <w:rFonts w:ascii="Cambria" w:hAnsi="Cambria"/>
+        </w:rPr>
+      </w:pPr>
+      <w:r>
+        <w:rPr>
+          <w:rFonts w:ascii="Cambria" w:hAnsi="Cambria"/>
+        </w:rPr>
+        <w:t xml:space="preserve">En primer lugar, se observa que los </w:t>
+      </w:r>
+      <w:r>
+        <w:rPr>
+          <w:rFonts w:ascii="Cambria" w:hAnsi="Cambria"/>
+          <w:b/>
+          <w:bCs/>
+        </w:rPr>
+        <w:t>algoritmos de búsqueda no informada</w:t>
+      </w:r>
+      <w:r>
+        <w:rPr>
+          <w:rFonts w:ascii="Cambria" w:hAnsi="Cambria"/>
+        </w:rPr>
+        <w:t xml:space="preserve"> (BFS e IDS) alcanzan </w:t>
+      </w:r>
+      <w:r>
+        <w:rPr>
+          <w:rFonts w:ascii="Cambria" w:hAnsi="Cambria"/>
+          <w:b/>
+          <w:bCs/>
+        </w:rPr>
+        <w:t>tamaños máximos</w:t>
+      </w:r>
+      <w:r>
+        <w:rPr>
+          <w:rFonts w:ascii="Cambria" w:hAnsi="Cambria"/>
+        </w:rPr>
+        <w:t xml:space="preserve"> de problema considerablemente </w:t>
+      </w:r>
+      <w:r>
+        <w:rPr>
+          <w:rFonts w:ascii="Cambria" w:hAnsi="Cambria"/>
+          <w:b/>
+          <w:bCs/>
+        </w:rPr>
+        <w:t>menores</w:t>
+      </w:r>
+      <w:r>
+        <w:rPr>
+          <w:rFonts w:ascii="Cambria" w:hAnsi="Cambria"/>
+        </w:rPr>
+        <w:t xml:space="preserve"> que los algoritmos informados. En concreto, IDS únicamente es capaz de resolver instancias de tamaño 3 dentro del límite temporal, mientras que BFS alcanza tamaño 7. Esto se debe a que ambos algoritmos </w:t>
+      </w:r>
+      <w:r>
+        <w:rPr>
+          <w:rFonts w:ascii="Cambria" w:hAnsi="Cambria"/>
+          <w:b/>
+          <w:bCs/>
+        </w:rPr>
+        <w:t>exploran</w:t>
+      </w:r>
+      <w:r>
+        <w:rPr>
+          <w:rFonts w:ascii="Cambria" w:hAnsi="Cambria"/>
+        </w:rPr>
+        <w:t xml:space="preserve"> el espacio de estados </w:t>
+      </w:r>
+      <w:r>
+        <w:rPr>
+          <w:rFonts w:ascii="Cambria" w:hAnsi="Cambria"/>
+          <w:b/>
+          <w:bCs/>
+        </w:rPr>
+        <w:t>sin</w:t>
+      </w:r>
+      <w:r>
+        <w:rPr>
+          <w:rFonts w:ascii="Cambria" w:hAnsi="Cambria"/>
+        </w:rPr>
+        <w:t xml:space="preserve"> utilizar información </w:t>
+      </w:r>
+      <w:r>
+        <w:rPr>
+          <w:rFonts w:ascii="Cambria" w:hAnsi="Cambria"/>
+          <w:b/>
+          <w:bCs/>
+        </w:rPr>
+        <w:t>heurística</w:t>
+      </w:r>
+      <w:r>
+        <w:rPr>
+          <w:rFonts w:ascii="Cambria" w:hAnsi="Cambria"/>
+        </w:rPr>
+        <w:t xml:space="preserve"> que guíe la búsqueda hacia el objetivo. En un dominio como el presente, donde el número de combinaciones posibles crece rápidamente con el número de cajas, localizaciones y personas, el espacio de búsqueda se expande de manera exponencial. Como consecuencia, la exploración exhaustiva de niveles sucesivos (en BFS) o de profundidades crecientes (en IDS) se vuelve rápidamente inabordable.</w:t>
+      </w:r>
+    </w:p>
+    <w:p>
+      <w:pPr>
+        <w:jc w:val="both"/>
+        <w:rPr>
+          <w:rFonts w:ascii="Cambria" w:hAnsi="Cambria"/>
+        </w:rPr>
+      </w:pPr>
+      <w:r>
+        <w:rPr>
+          <w:rFonts w:ascii="Cambria" w:hAnsi="Cambria"/>
+        </w:rPr>
+        <w:t>Resulta especialmente llamativo el bajo rendimiento de IDS en comparación con BFS. Aunque ambos garantizan</w:t>
+      </w:r>
+      <w:r>
+        <w:rPr>
+          <w:rFonts w:ascii="Cambria" w:hAnsi="Cambria"/>
+        </w:rPr>
+        <w:t xml:space="preserve"> resultados óptimos</w:t>
+      </w:r>
+      <w:r>
+        <w:rPr>
+          <w:rFonts w:ascii="Cambria" w:hAnsi="Cambria"/>
+        </w:rPr>
+        <w:t xml:space="preserve">, </w:t>
+      </w:r>
+      <w:r>
+        <w:rPr>
+          <w:rFonts w:ascii="Cambria" w:hAnsi="Cambria"/>
+          <w:b/>
+          <w:bCs/>
+        </w:rPr>
+        <w:t>IDS repite múltiples exploraciones</w:t>
+      </w:r>
+      <w:r>
+        <w:rPr>
+          <w:rFonts w:ascii="Cambria" w:hAnsi="Cambria"/>
+        </w:rPr>
+        <w:t xml:space="preserve"> desde la raíz del árbol en cada incremento de profundidad, lo que introduce una sobrecarga considerable. En dominios con un factor de ramificación elevado, como ocurre aquí debido a las múltiples acciones posibles (volar entre muchas localizaciones, recoger distintas cajas, entregar a diferentes personas), este coste adicional penaliza fuertemente su rendimiento.</w:t>
+      </w:r>
+    </w:p>
+    <w:p>
+      <w:pPr>
+        <w:jc w:val="both"/>
+        <w:rPr>
+          <w:rFonts w:ascii="Cambria" w:hAnsi="Cambria"/>
+        </w:rPr>
+      </w:pPr>
+      <w:r>
+        <w:rPr>
+          <w:rFonts w:ascii="Cambria" w:hAnsi="Cambria"/>
+        </w:rPr>
+        <w:t>En cuanto a los algoritmos informados, se observa que A* con heurística hMAX mejora el rendimiento respecto a IDS, pero no supera a BFS en tamaño máximo alcanzado. Esto puede parecer</w:t>
+      </w:r>
+      <w:r>
+        <w:rPr>
+          <w:rFonts w:ascii="Cambria" w:hAnsi="Cambria"/>
+        </w:rPr>
+        <w:t xml:space="preserve"> ilógico</w:t>
+      </w:r>
+      <w:r>
+        <w:rPr>
+          <w:rFonts w:ascii="Cambria" w:hAnsi="Cambria"/>
+        </w:rPr>
+        <w:t xml:space="preserve">, ya que A* utiliza información heurística. Sin embargo, la </w:t>
+      </w:r>
+      <w:r>
+        <w:rPr>
+          <w:rFonts w:ascii="Cambria" w:hAnsi="Cambria"/>
+          <w:b/>
+          <w:bCs/>
+        </w:rPr>
+        <w:t>heurística hMAX</w:t>
+      </w:r>
+      <w:r>
+        <w:rPr>
+          <w:rFonts w:ascii="Cambria" w:hAnsi="Cambria"/>
+        </w:rPr>
+        <w:t>, aunque es admisible y garantiza</w:t>
+      </w:r>
+      <w:r>
+        <w:rPr>
+          <w:rFonts w:ascii="Cambria" w:hAnsi="Cambria"/>
+        </w:rPr>
+        <w:t xml:space="preserve"> resultados óptimos</w:t>
+      </w:r>
+      <w:r>
+        <w:rPr>
+          <w:rFonts w:ascii="Cambria" w:hAnsi="Cambria"/>
+        </w:rPr>
+        <w:t xml:space="preserve">, tiende a ser </w:t>
+      </w:r>
+      <w:r>
+        <w:rPr>
+          <w:rFonts w:ascii="Cambria" w:hAnsi="Cambria"/>
+          <w:b/>
+          <w:bCs/>
+        </w:rPr>
+        <w:t>poco informativa</w:t>
+      </w:r>
+      <w:r>
+        <w:rPr>
+          <w:rFonts w:ascii="Cambria" w:hAnsi="Cambria"/>
+        </w:rPr>
+        <w:t xml:space="preserve"> en </w:t>
+      </w:r>
+      <w:r>
+        <w:rPr>
+          <w:rFonts w:ascii="Cambria" w:hAnsi="Cambria"/>
+          <w:b/>
+          <w:bCs/>
+        </w:rPr>
+        <w:t>dominios con múltiples objetivos</w:t>
+      </w:r>
+      <w:r>
+        <w:rPr>
+          <w:rFonts w:ascii="Cambria" w:hAnsi="Cambria"/>
+        </w:rPr>
+        <w:t xml:space="preserve"> independientes. Al calcular el máximo coste individual de los subobjetivos ignorando efectos negativos, puede </w:t>
+      </w:r>
+      <w:r>
+        <w:rPr>
+          <w:rFonts w:ascii="Cambria" w:hAnsi="Cambria"/>
+          <w:b/>
+          <w:bCs/>
+        </w:rPr>
+        <w:t>infraestimar significativamente</w:t>
+      </w:r>
+      <w:r>
+        <w:rPr>
+          <w:rFonts w:ascii="Cambria" w:hAnsi="Cambria"/>
+        </w:rPr>
+        <w:t xml:space="preserve"> el </w:t>
+      </w:r>
+      <w:r>
+        <w:rPr>
+          <w:rFonts w:ascii="Cambria" w:hAnsi="Cambria"/>
+          <w:b/>
+          <w:bCs/>
+        </w:rPr>
+        <w:t>coste real</w:t>
+      </w:r>
+      <w:r>
+        <w:rPr>
+          <w:rFonts w:ascii="Cambria" w:hAnsi="Cambria"/>
+        </w:rPr>
+        <w:t xml:space="preserve"> cuando se requieren múltiples entregas. Esto provoca que A* siga expandiendo un número elevado de nodos, limitando su escalabilidad.</w:t>
+      </w:r>
+    </w:p>
+    <w:p>
+      <w:pPr>
+        <w:jc w:val="both"/>
+        <w:rPr>
+          <w:rFonts w:ascii="Cambria" w:hAnsi="Cambria"/>
+        </w:rPr>
+      </w:pPr>
+      <w:r>
+        <w:rPr>
+          <w:rFonts w:ascii="Cambria" w:hAnsi="Cambria"/>
+        </w:rPr>
+        <w:t xml:space="preserve">El algoritmo que alcanza </w:t>
+      </w:r>
+      <w:r>
+        <w:rPr>
+          <w:rFonts w:ascii="Cambria" w:hAnsi="Cambria"/>
+          <w:b/>
+          <w:bCs/>
+        </w:rPr>
+        <w:t>mayor tamaño</w:t>
+      </w:r>
+      <w:r>
+        <w:rPr>
+          <w:rFonts w:ascii="Cambria" w:hAnsi="Cambria"/>
+        </w:rPr>
+        <w:t xml:space="preserve"> es </w:t>
+      </w:r>
+      <w:r>
+        <w:rPr>
+          <w:rFonts w:ascii="Cambria" w:hAnsi="Cambria"/>
+          <w:b/>
+          <w:bCs/>
+        </w:rPr>
+        <w:t>GBFS</w:t>
+      </w:r>
+      <w:r>
+        <w:rPr>
+          <w:rFonts w:ascii="Cambria" w:hAnsi="Cambria"/>
+        </w:rPr>
+        <w:t xml:space="preserve"> con </w:t>
+      </w:r>
+      <w:r>
+        <w:rPr>
+          <w:rFonts w:ascii="Cambria" w:hAnsi="Cambria"/>
+          <w:b/>
+          <w:bCs/>
+        </w:rPr>
+        <w:t>hMAX</w:t>
+      </w:r>
+      <w:r>
+        <w:rPr>
+          <w:rFonts w:ascii="Cambria" w:hAnsi="Cambria"/>
+        </w:rPr>
+        <w:t xml:space="preserve">. Esto es coherente con su naturaleza satisficing: prioriza expandir el nodo que parece más prometedor según la heurística, sin preocuparse por garantizar optimalidad. Al no mantener una frontera ordenada por coste acumulado como A*, reduce considerablemente el número de nodos explorados y puede avanzar más profundamente en el espacio de búsqueda. Sin embargo, el </w:t>
+      </w:r>
+      <w:r>
+        <w:rPr>
+          <w:rFonts w:ascii="Cambria" w:hAnsi="Cambria"/>
+          <w:b/>
+          <w:bCs/>
+        </w:rPr>
+        <w:t>plan generado no está garantizado como óptimo</w:t>
+      </w:r>
+      <w:r>
+        <w:rPr>
+          <w:rFonts w:ascii="Cambria" w:hAnsi="Cambria"/>
+        </w:rPr>
+        <w:t>, lo que se refleja en la mayor longitud del plan obtenido en comparación con BFS para tamaños inferiores.</w:t>
+      </w:r>
+    </w:p>
+    <w:p>
+      <w:pPr>
+        <w:jc w:val="both"/>
+        <w:rPr>
+          <w:rFonts w:ascii="Cambria" w:hAnsi="Cambria"/>
+        </w:rPr>
+      </w:pPr>
+      <w:r>
+        <w:rPr>
+          <w:rFonts w:ascii="Cambria" w:hAnsi="Cambria"/>
+        </w:rPr>
+        <w:t>En conjunto, los resultados ilustran claramente el</w:t>
+      </w:r>
+      <w:r>
+        <w:rPr>
+          <w:rFonts w:ascii="Cambria" w:hAnsi="Cambria"/>
+        </w:rPr>
+        <w:t xml:space="preserve"> trade-off</w:t>
+      </w:r>
+      <w:r>
+        <w:rPr>
+          <w:rFonts w:ascii="Cambria" w:hAnsi="Cambria"/>
+        </w:rPr>
+        <w:t xml:space="preserve"> entre optimalidad y escalabilidad. Los algoritmos óptimos (BFS, IDS y A*) garantizan soluciones mínimas pero escalan peor en dominios con crecimiento combinatorio elevado. Por el contrario, GBFS sacrifica optimalidad a cambio de una mayor capacidad para resolver instancias de mayor tamaño dentro del límite temporal.</w:t>
+      </w:r>
+    </w:p>
+    <w:p>
+      <w:pPr>
+        <w:jc w:val="both"/>
+        <w:rPr>
+          <w:rFonts w:ascii="Cambria" w:hAnsi="Cambria"/>
+        </w:rPr>
+      </w:pPr>
+      <w:r>
+        <w:rPr>
+          <w:rFonts w:ascii="Cambria" w:hAnsi="Cambria"/>
+        </w:rPr>
+        <w:t xml:space="preserve">El comportamiento observado está directamente relacionado con las características del dominio. Cada incremento en el número de localizaciones, personas y cajas multiplica el número de configuraciones posibles: el dron puede situarse en distintas localizaciones, cada caja puede estar en diferentes estados (en el depósito, en transporte o entregada), y las combinaciones de reparto crecen rápidamente. </w:t>
+      </w:r>
+      <w:r>
+        <w:rPr>
+          <w:rFonts w:ascii="Cambria" w:hAnsi="Cambria"/>
+        </w:rPr>
+        <w:t xml:space="preserve">Como hemos explicado, este incremento </w:t>
+      </w:r>
+      <w:r>
+        <w:rPr>
+          <w:rFonts w:ascii="Cambria" w:hAnsi="Cambria"/>
+        </w:rPr>
+        <w:t>combinatori</w:t>
+      </w:r>
+      <w:r>
+        <w:rPr>
+          <w:rFonts w:ascii="Cambria" w:hAnsi="Cambria"/>
+        </w:rPr>
+        <w:t xml:space="preserve">o </w:t>
+      </w:r>
+      <w:r>
+        <w:rPr>
+          <w:rFonts w:ascii="Cambria" w:hAnsi="Cambria"/>
+        </w:rPr>
+        <w:t>penaliza especialmente a los algoritmos que exploran el espacio de forma sistemática sin una guía heurística fuerte.</w:t>
       </w:r>
     </w:p>
     <w:p>
@@ -4470,6 +5007,7 @@
         <w:rPr>
           <w:rFonts w:ascii="Cambria" w:hAnsi="Cambria"/>
         </w:rPr>
+        <w:lastRenderedPageBreak/>
         <w:t>Punto</w:t>
       </w:r>
       <w:r>
@@ -4485,6 +5023,7 @@
         <w:t>: Heurísticas para planificadores satisficing</w:t>
       </w:r>
     </w:p>
+    <w:p/>
     <w:tbl>
       <w:tblPr>
         <w:tblStyle w:val="Tablaconcuadrcula"/>
@@ -4492,10 +5031,10 @@
         <w:tblLook w:val="04A0" w:firstRow="1" w:lastRow="0" w:firstColumn="1" w:lastColumn="0" w:noHBand="0" w:noVBand="1"/>
       </w:tblPr>
       <w:tblGrid>
+        <w:gridCol w:w="2114"/>
+        <w:gridCol w:w="2115"/>
         <w:gridCol w:w="2113"/>
-        <w:gridCol w:w="2114"/>
         <w:gridCol w:w="2116"/>
-        <w:gridCol w:w="2115"/>
       </w:tblGrid>
       <w:tr>
         <w:tc>
@@ -4987,7 +5526,7 @@
               <w:rPr>
                 <w:rFonts w:ascii="Cambria" w:hAnsi="Cambria"/>
               </w:rPr>
-              <w:t>51m40.273s</w:t>
+              <w:t>+1h</w:t>
             </w:r>
           </w:p>
         </w:tc>
@@ -5277,6 +5816,7 @@
     </w:p>
     <w:p>
       <w:pPr>
+        <w:jc w:val="both"/>
         <w:rPr>
           <w:rFonts w:ascii="Cambria" w:hAnsi="Cambria"/>
         </w:rPr>
@@ -5299,67 +5839,607 @@
         <w:rPr>
           <w:rFonts w:ascii="Cambria" w:hAnsi="Cambria"/>
         </w:rPr>
-        <w:t>). Los resultados muestran diferencias muy significativas tanto en tiempo de ejecución como en la longitud de los planes generados. En general, se observa que la elección de la heurística tiene un impacto mucho mayor en el rendimiento que la elección del algoritmo de búsqueda, especialmente cuando se emplea una heurística poco informativa como hMAX.</w:t>
-      </w:r>
-    </w:p>
-    <w:p>
-      <w:pPr>
-        <w:rPr>
-          <w:rFonts w:ascii="Cambria" w:hAnsi="Cambria"/>
-        </w:rPr>
-      </w:pPr>
-      <w:r>
-        <w:rPr>
-          <w:rFonts w:ascii="Cambria" w:hAnsi="Cambria"/>
-        </w:rPr>
-        <w:t>La heurística hMAX presenta el peor rendimiento en ambos algoritmos. Con GBFS, el tiempo de ejecución es elevado (52.802s), mientras que con EHC el proceso no llega a completarse y es abortado tras un tiempo muy prolongado. Este comportamiento se explica porque hMAX calcula el coste máximo individual de los subobjetivos ignorando efectos negativos, lo que produce estimaciones muy conservadoras y poco informativas. En un dominio como el presente, donde múltiples entregas deben realizarse y los subobjetivos interactúan indirectamente, esta heurística no proporciona suficiente orientación, obligando a los algoritmos a explorar un número elevado de estados.</w:t>
-      </w:r>
-    </w:p>
-    <w:p>
-      <w:pPr>
-        <w:rPr>
-          <w:rFonts w:ascii="Cambria" w:hAnsi="Cambria"/>
-        </w:rPr>
-      </w:pPr>
-      <w:r>
-        <w:rPr>
-          <w:rFonts w:ascii="Cambria" w:hAnsi="Cambria"/>
-        </w:rPr>
-        <w:t>Por el contrario, hADD y hFF muestran un comportamiento mucho más eficiente. Ambas heurísticas son más informativas, ya que consideran de manera más precisa el esfuerzo conjunto necesario para alcanzar múltiples metas. En particular, hADD suma los costes estimados de los subobjetivos, mientras que hFF construye un plan relajado completo para estimar la distancia al objetivo. Esto explica la drástica reducción en los tiempos de ejecución: en GBFS, los tiempos pasan de más de 50 segundos con hMAX a menos de medio segundo con hADD y hFF. En EHC ocurre algo similar, siendo especialmente destacable el buen rendimiento de hFF (0.892s) y hADD (1.236s). Esto confirma que en dominios logísticos con múltiples metas independientes, heurísticas que capturan la estructura global del problema son claramente superiores.</w:t>
-      </w:r>
-    </w:p>
-    <w:p>
-      <w:pPr>
-        <w:rPr>
-          <w:rFonts w:ascii="Cambria" w:hAnsi="Cambria"/>
-        </w:rPr>
-      </w:pPr>
-      <w:r>
-        <w:rPr>
-          <w:rFonts w:ascii="Cambria" w:hAnsi="Cambria"/>
-        </w:rPr>
-        <w:t xml:space="preserve">En cuanto a la comparación entre GBFS y EHC, las diferencias se explican por la naturaleza de cada algoritmo. GBFS mantiene una frontera de búsqueda y expande siempre el nodo con mejor valor heurístico, lo que le proporciona mayor robustez frente a mesetas o regiones planas del espacio de búsqueda. EHC, en cambio, implementa una estrategia de búsqueda local: intenta avanzar siempre hacia un estado con mejor valor heurístico y, si no lo encuentra, realiza una búsqueda en anchura limitada hasta hallar una mejora. Esta estrategia puede ser extremadamente eficiente cuando la heurística es informativa (como </w:t>
-      </w:r>
+        <w:t xml:space="preserve">). Los resultados muestran </w:t>
+      </w:r>
+      <w:r>
+        <w:rPr>
+          <w:rFonts w:ascii="Cambria" w:hAnsi="Cambria"/>
+          <w:b/>
+          <w:bCs/>
+        </w:rPr>
+        <w:t>diferencias muy significativas</w:t>
+      </w:r>
+      <w:r>
+        <w:rPr>
+          <w:rFonts w:ascii="Cambria" w:hAnsi="Cambria"/>
+        </w:rPr>
+        <w:t xml:space="preserve"> tanto en </w:t>
+      </w:r>
+      <w:r>
+        <w:rPr>
+          <w:rFonts w:ascii="Cambria" w:hAnsi="Cambria"/>
+          <w:b/>
+          <w:bCs/>
+        </w:rPr>
+        <w:t xml:space="preserve">tiempo </w:t>
+      </w:r>
+      <w:r>
+        <w:rPr>
+          <w:rFonts w:ascii="Cambria" w:hAnsi="Cambria"/>
+        </w:rPr>
+        <w:t>de ejecución</w:t>
+      </w:r>
+      <w:r>
+        <w:rPr>
+          <w:rFonts w:ascii="Cambria" w:hAnsi="Cambria"/>
+        </w:rPr>
+        <w:t xml:space="preserve"> como en la </w:t>
+      </w:r>
+      <w:r>
+        <w:rPr>
+          <w:rFonts w:ascii="Cambria" w:hAnsi="Cambria"/>
+          <w:b/>
+          <w:bCs/>
+        </w:rPr>
+        <w:t>longitud</w:t>
+      </w:r>
+      <w:r>
+        <w:rPr>
+          <w:rFonts w:ascii="Cambria" w:hAnsi="Cambria"/>
+        </w:rPr>
+        <w:t xml:space="preserve"> de los planes generados. En general, se observa que la elección de la heurística tiene un impacto mucho mayor en el rendimiento que la elección del algoritmo de búsqueda, especialmente cuando se emplea una heurística poco informativa como hMAX.</w:t>
+      </w:r>
+    </w:p>
+    <w:p>
+      <w:pPr>
+        <w:jc w:val="both"/>
+        <w:rPr>
+          <w:rFonts w:ascii="Cambria" w:hAnsi="Cambria"/>
+        </w:rPr>
+      </w:pPr>
+      <w:r>
+        <w:rPr>
+          <w:rFonts w:ascii="Cambria" w:hAnsi="Cambria"/>
+        </w:rPr>
+        <w:t xml:space="preserve">La </w:t>
+      </w:r>
+      <w:r>
+        <w:rPr>
+          <w:rFonts w:ascii="Cambria" w:hAnsi="Cambria"/>
+          <w:b/>
+          <w:bCs/>
+        </w:rPr>
+        <w:t>heurística hMAX</w:t>
+      </w:r>
+      <w:r>
+        <w:rPr>
+          <w:rFonts w:ascii="Cambria" w:hAnsi="Cambria"/>
+        </w:rPr>
+        <w:t xml:space="preserve"> presenta el </w:t>
+      </w:r>
+      <w:r>
+        <w:rPr>
+          <w:rFonts w:ascii="Cambria" w:hAnsi="Cambria"/>
+          <w:b/>
+          <w:bCs/>
+        </w:rPr>
+        <w:t>peor rendimiento</w:t>
+      </w:r>
+      <w:r>
+        <w:rPr>
+          <w:rFonts w:ascii="Cambria" w:hAnsi="Cambria"/>
+        </w:rPr>
+        <w:t xml:space="preserve"> en ambos algoritmos. Con GBFS, el tiempo de ejecución es elevado (52.802s), mientras que con EHC el proceso no llega a completarse y es abortado. Este comportamiento se explica porque hMAX calcula el coste máximo individual de los subobjetivos ignorando efectos negativos, lo que produce estimaciones muy conservadoras y poco informativas. En un dominio como el presente, donde múltiples entregas deben realizarse y los subobjetivos interactúan indirectamente, esta heurística </w:t>
+      </w:r>
+      <w:r>
+        <w:rPr>
+          <w:rFonts w:ascii="Cambria" w:hAnsi="Cambria"/>
+          <w:b/>
+          <w:bCs/>
+        </w:rPr>
+        <w:t>no proporciona suficiente orientación</w:t>
+      </w:r>
+      <w:r>
+        <w:rPr>
+          <w:rFonts w:ascii="Cambria" w:hAnsi="Cambria"/>
+        </w:rPr>
+        <w:t>, obligando a los algoritmos a explorar un número elevado de estados.</w:t>
+      </w:r>
+    </w:p>
+    <w:p>
+      <w:pPr>
+        <w:jc w:val="both"/>
+        <w:rPr>
+          <w:rFonts w:ascii="Cambria" w:hAnsi="Cambria"/>
+        </w:rPr>
+      </w:pPr>
+      <w:r>
+        <w:rPr>
+          <w:rFonts w:ascii="Cambria" w:hAnsi="Cambria"/>
+        </w:rPr>
+        <w:t xml:space="preserve">Por el contrario, </w:t>
+      </w:r>
+      <w:r>
+        <w:rPr>
+          <w:rFonts w:ascii="Cambria" w:hAnsi="Cambria"/>
+          <w:b/>
+          <w:bCs/>
+        </w:rPr>
+        <w:t>hADD y hFF</w:t>
+      </w:r>
+      <w:r>
+        <w:rPr>
+          <w:rFonts w:ascii="Cambria" w:hAnsi="Cambria"/>
+        </w:rPr>
+        <w:t xml:space="preserve"> muestran un comportamiento mucho </w:t>
+      </w:r>
+      <w:r>
+        <w:rPr>
+          <w:rFonts w:ascii="Cambria" w:hAnsi="Cambria"/>
+          <w:b/>
+          <w:bCs/>
+        </w:rPr>
+        <w:t>más eficiente</w:t>
+      </w:r>
+      <w:r>
+        <w:rPr>
+          <w:rFonts w:ascii="Cambria" w:hAnsi="Cambria"/>
+        </w:rPr>
+        <w:t xml:space="preserve">. Ambas heurísticas son más informativas, ya que consideran de manera más precisa el esfuerzo conjunto necesario para alcanzar múltiples metas. En particular, hADD suma los costes estimados de los subobjetivos, mientras que hFF construye un plan relajado completo para estimar la distancia al objetivo. Esto explica la drástica reducción en los tiempos de ejecución: en GBFS, los tiempos pasan de más de 50 segundos con hMAX a menos de medio segundo con hADD y hFF. En EHC ocurre algo similar, siendo especialmente destacable el buen rendimiento de hFF (0.892s) y hADD (1.236s). Esto confirma que en dominios logísticos con </w:t>
+      </w:r>
+      <w:r>
+        <w:rPr>
+          <w:rFonts w:ascii="Cambria" w:hAnsi="Cambria"/>
+          <w:b/>
+          <w:bCs/>
+        </w:rPr>
+        <w:t>múltiples metas</w:t>
+      </w:r>
+      <w:r>
+        <w:rPr>
+          <w:rFonts w:ascii="Cambria" w:hAnsi="Cambria"/>
+        </w:rPr>
+        <w:t xml:space="preserve"> independientes, </w:t>
+      </w:r>
+      <w:r>
+        <w:rPr>
+          <w:rFonts w:ascii="Cambria" w:hAnsi="Cambria"/>
+          <w:b/>
+          <w:bCs/>
+        </w:rPr>
+        <w:t>heurísticas</w:t>
+      </w:r>
+      <w:r>
+        <w:rPr>
+          <w:rFonts w:ascii="Cambria" w:hAnsi="Cambria"/>
+        </w:rPr>
+        <w:t xml:space="preserve"> que capturan la estructura </w:t>
+      </w:r>
+      <w:r>
+        <w:rPr>
+          <w:rFonts w:ascii="Cambria" w:hAnsi="Cambria"/>
+          <w:b/>
+          <w:bCs/>
+        </w:rPr>
+        <w:t>global</w:t>
+      </w:r>
+      <w:r>
+        <w:rPr>
+          <w:rFonts w:ascii="Cambria" w:hAnsi="Cambria"/>
+        </w:rPr>
+        <w:t xml:space="preserve"> del problema son claramente superiores.</w:t>
+      </w:r>
+    </w:p>
+    <w:p>
+      <w:pPr>
+        <w:jc w:val="both"/>
+        <w:rPr>
+          <w:rFonts w:ascii="Cambria" w:hAnsi="Cambria"/>
+        </w:rPr>
+      </w:pPr>
+      <w:r>
+        <w:rPr>
+          <w:rFonts w:ascii="Cambria" w:hAnsi="Cambria"/>
+        </w:rPr>
+        <w:t xml:space="preserve">En cuanto a la </w:t>
+      </w:r>
+      <w:r>
+        <w:rPr>
+          <w:rFonts w:ascii="Cambria" w:hAnsi="Cambria"/>
+          <w:b/>
+          <w:bCs/>
+        </w:rPr>
+        <w:t>comparación</w:t>
+      </w:r>
+      <w:r>
+        <w:rPr>
+          <w:rFonts w:ascii="Cambria" w:hAnsi="Cambria"/>
+        </w:rPr>
+        <w:t xml:space="preserve"> entre GBFS y EHC, las diferencias se explican por la naturaleza de cada algoritmo. </w:t>
+      </w:r>
+      <w:r>
+        <w:rPr>
+          <w:rFonts w:ascii="Cambria" w:hAnsi="Cambria"/>
+          <w:b/>
+          <w:bCs/>
+        </w:rPr>
+        <w:t>GBFS</w:t>
+      </w:r>
+      <w:r>
+        <w:rPr>
+          <w:rFonts w:ascii="Cambria" w:hAnsi="Cambria"/>
+        </w:rPr>
+        <w:t xml:space="preserve"> mantiene una </w:t>
+      </w:r>
+      <w:r>
+        <w:rPr>
+          <w:rFonts w:ascii="Cambria" w:hAnsi="Cambria"/>
+          <w:b/>
+          <w:bCs/>
+        </w:rPr>
+        <w:t>frontera</w:t>
+      </w:r>
+      <w:r>
+        <w:rPr>
+          <w:rFonts w:ascii="Cambria" w:hAnsi="Cambria"/>
+        </w:rPr>
+        <w:t xml:space="preserve"> de búsqueda y </w:t>
+      </w:r>
+      <w:r>
+        <w:rPr>
+          <w:rFonts w:ascii="Cambria" w:hAnsi="Cambria"/>
+          <w:b/>
+          <w:bCs/>
+        </w:rPr>
+        <w:t>expande</w:t>
+      </w:r>
+      <w:r>
+        <w:rPr>
+          <w:rFonts w:ascii="Cambria" w:hAnsi="Cambria"/>
+        </w:rPr>
+        <w:t xml:space="preserve"> siempre el </w:t>
+      </w:r>
+      <w:r>
+        <w:rPr>
+          <w:rFonts w:ascii="Cambria" w:hAnsi="Cambria"/>
+          <w:b/>
+          <w:bCs/>
+        </w:rPr>
+        <w:t>nodo</w:t>
+      </w:r>
+      <w:r>
+        <w:rPr>
+          <w:rFonts w:ascii="Cambria" w:hAnsi="Cambria"/>
+        </w:rPr>
+        <w:t xml:space="preserve"> con </w:t>
+      </w:r>
+      <w:r>
+        <w:rPr>
+          <w:rFonts w:ascii="Cambria" w:hAnsi="Cambria"/>
+          <w:b/>
+          <w:bCs/>
+        </w:rPr>
+        <w:t>mejor valor heurístico</w:t>
+      </w:r>
+      <w:r>
+        <w:rPr>
+          <w:rFonts w:ascii="Cambria" w:hAnsi="Cambria"/>
+        </w:rPr>
+        <w:t xml:space="preserve">, lo que le proporciona mayor robustez frente a mesetas o regiones planas del espacio de búsqueda. EHC, en cambio, implementa una estrategia de </w:t>
+      </w:r>
+      <w:r>
+        <w:rPr>
+          <w:rFonts w:ascii="Cambria" w:hAnsi="Cambria"/>
+          <w:b/>
+          <w:bCs/>
+        </w:rPr>
+        <w:t>búsqueda local</w:t>
+      </w:r>
+      <w:r>
+        <w:rPr>
+          <w:rFonts w:ascii="Cambria" w:hAnsi="Cambria"/>
+        </w:rPr>
+        <w:t xml:space="preserve">: intenta </w:t>
+      </w:r>
+      <w:r>
+        <w:rPr>
+          <w:rFonts w:ascii="Cambria" w:hAnsi="Cambria"/>
+          <w:b/>
+          <w:bCs/>
+        </w:rPr>
+        <w:t>avanzar</w:t>
+      </w:r>
+      <w:r>
+        <w:rPr>
+          <w:rFonts w:ascii="Cambria" w:hAnsi="Cambria"/>
+        </w:rPr>
+        <w:t xml:space="preserve"> siempre hacia un estado con </w:t>
+      </w:r>
+      <w:r>
+        <w:rPr>
+          <w:rFonts w:ascii="Cambria" w:hAnsi="Cambria"/>
+          <w:b/>
+          <w:bCs/>
+        </w:rPr>
+        <w:t>mejor valor heurístico</w:t>
+      </w:r>
+      <w:r>
+        <w:rPr>
+          <w:rFonts w:ascii="Cambria" w:hAnsi="Cambria"/>
+        </w:rPr>
+        <w:t xml:space="preserve"> y, si no lo encuentra, realiza una </w:t>
+      </w:r>
+      <w:r>
+        <w:rPr>
+          <w:rFonts w:ascii="Cambria" w:hAnsi="Cambria"/>
+          <w:b/>
+          <w:bCs/>
+        </w:rPr>
+        <w:t>búsqueda en anchura</w:t>
+      </w:r>
+      <w:r>
+        <w:rPr>
+          <w:rFonts w:ascii="Cambria" w:hAnsi="Cambria"/>
+        </w:rPr>
+        <w:t xml:space="preserve"> limitada hasta hallar una mejora. </w:t>
+      </w:r>
+    </w:p>
+    <w:p>
+      <w:pPr>
+        <w:jc w:val="both"/>
+        <w:rPr>
+          <w:rFonts w:ascii="Cambria" w:hAnsi="Cambria"/>
+        </w:rPr>
+      </w:pPr>
       <w:r>
         <w:rPr>
           <w:rFonts w:ascii="Cambria" w:hAnsi="Cambria"/>
         </w:rPr>
         <w:lastRenderedPageBreak/>
-        <w:t>ocurre con hFF), pero puede fallar o volverse muy costosa cuando la heurística es pobre, como se observa con hMAX. El hecho de que EHC con hMAX no complete la ejecución ilustra su sensibilidad a la calidad de la heurística.</w:t>
-      </w:r>
-    </w:p>
-    <w:p>
-      <w:pPr>
-        <w:rPr>
-          <w:rFonts w:ascii="Cambria" w:hAnsi="Cambria"/>
-        </w:rPr>
-      </w:pPr>
-      <w:r>
-        <w:rPr>
-          <w:rFonts w:ascii="Cambria" w:hAnsi="Cambria"/>
-        </w:rPr>
-        <w:t>Finalmente, es importante destacar que el planificador FF combina precisamente EHC con la heurística hFF como estrategia principal. FF utiliza EHC para avanzar rápidamente guiado por la heurística del plan relajado y, en caso de fallo, puede recurrir a una búsqueda más sistemática. Los resultados obtenidos en este experimento respaldan esta elección de diseño: la combinación EHC + hFF ofrece un equilibrio excelente entre rapidez y calidad de la solución, produciendo planes más cortos que otras combinaciones y con tiempos de ejecución muy reducidos. En conclusión, los resultados experimentales reflejan claramente cómo la calidad de la heurística es determinante en planificación automática y justifican las decisiones de diseño adoptadas en planificadores clásicos como FF.</w:t>
-      </w:r>
+        <w:t>Esta estrategia puede ser extremadamente eficiente cuando la heurística es informativa (como ocurre con hFF), pero puede fallar o volverse muy costosa cuando la heurística es pobre, como se observa con hMAX. El hecho de que EHC con hMAX no complete la ejecución</w:t>
+      </w:r>
+      <w:r>
+        <w:rPr>
+          <w:rFonts w:ascii="Cambria" w:hAnsi="Cambria"/>
+        </w:rPr>
+        <w:t xml:space="preserve"> muestra</w:t>
+      </w:r>
+      <w:r>
+        <w:rPr>
+          <w:rFonts w:ascii="Cambria" w:hAnsi="Cambria"/>
+        </w:rPr>
+        <w:t xml:space="preserve"> su </w:t>
+      </w:r>
+      <w:r>
+        <w:rPr>
+          <w:rFonts w:ascii="Cambria" w:hAnsi="Cambria"/>
+        </w:rPr>
+        <w:t xml:space="preserve">dependencia </w:t>
+      </w:r>
+      <w:r>
+        <w:rPr>
+          <w:rFonts w:ascii="Cambria" w:hAnsi="Cambria"/>
+        </w:rPr>
+        <w:t>a la calidad de la heurística.</w:t>
+      </w:r>
+    </w:p>
+    <w:p>
+      <w:pPr>
+        <w:jc w:val="both"/>
+        <w:rPr>
+          <w:rFonts w:ascii="Cambria" w:hAnsi="Cambria"/>
+        </w:rPr>
+      </w:pPr>
+      <w:r>
+        <w:rPr>
+          <w:rFonts w:ascii="Cambria" w:hAnsi="Cambria"/>
+        </w:rPr>
+        <w:t xml:space="preserve">Finalmente, es importante destacar que el </w:t>
+      </w:r>
+      <w:r>
+        <w:rPr>
+          <w:rFonts w:ascii="Cambria" w:hAnsi="Cambria"/>
+          <w:b/>
+          <w:bCs/>
+        </w:rPr>
+        <w:t>planificador FF</w:t>
+      </w:r>
+      <w:r>
+        <w:rPr>
+          <w:rFonts w:ascii="Cambria" w:hAnsi="Cambria"/>
+        </w:rPr>
+        <w:t xml:space="preserve"> </w:t>
+      </w:r>
+      <w:r>
+        <w:rPr>
+          <w:rFonts w:ascii="Cambria" w:hAnsi="Cambria"/>
+          <w:b/>
+          <w:bCs/>
+        </w:rPr>
+        <w:t>combina</w:t>
+      </w:r>
+      <w:r>
+        <w:rPr>
+          <w:rFonts w:ascii="Cambria" w:hAnsi="Cambria"/>
+        </w:rPr>
+        <w:t xml:space="preserve"> precisamente </w:t>
+      </w:r>
+      <w:r>
+        <w:rPr>
+          <w:rFonts w:ascii="Cambria" w:hAnsi="Cambria"/>
+          <w:b/>
+          <w:bCs/>
+        </w:rPr>
+        <w:t>EHC</w:t>
+      </w:r>
+      <w:r>
+        <w:rPr>
+          <w:rFonts w:ascii="Cambria" w:hAnsi="Cambria"/>
+        </w:rPr>
+        <w:t xml:space="preserve"> con la heurística </w:t>
+      </w:r>
+      <w:r>
+        <w:rPr>
+          <w:rFonts w:ascii="Cambria" w:hAnsi="Cambria"/>
+          <w:b/>
+          <w:bCs/>
+        </w:rPr>
+        <w:t>hFF</w:t>
+      </w:r>
+      <w:r>
+        <w:rPr>
+          <w:rFonts w:ascii="Cambria" w:hAnsi="Cambria"/>
+        </w:rPr>
+        <w:t xml:space="preserve"> como estrategia principal. FF utiliza EHC para avanzar rápidamente guiado por la heurística del plan relajado y, en caso de fallo, puede recurrir a una búsqueda más sistemática. Los resultados obtenidos en este experimento respaldan esta elección de diseño: la combinación EHC + hFF </w:t>
+      </w:r>
+      <w:r>
+        <w:rPr>
+          <w:rFonts w:ascii="Cambria" w:hAnsi="Cambria"/>
+          <w:b/>
+          <w:bCs/>
+        </w:rPr>
+        <w:t>ofrece un equilibrio</w:t>
+      </w:r>
+      <w:r>
+        <w:rPr>
+          <w:rFonts w:ascii="Cambria" w:hAnsi="Cambria"/>
+        </w:rPr>
+        <w:t xml:space="preserve"> excelente entre </w:t>
+      </w:r>
+      <w:r>
+        <w:rPr>
+          <w:rFonts w:ascii="Cambria" w:hAnsi="Cambria"/>
+          <w:b/>
+          <w:bCs/>
+        </w:rPr>
+        <w:t>rapidez</w:t>
+      </w:r>
+      <w:r>
+        <w:rPr>
+          <w:rFonts w:ascii="Cambria" w:hAnsi="Cambria"/>
+        </w:rPr>
+        <w:t xml:space="preserve"> y </w:t>
+      </w:r>
+      <w:r>
+        <w:rPr>
+          <w:rFonts w:ascii="Cambria" w:hAnsi="Cambria"/>
+          <w:b/>
+          <w:bCs/>
+        </w:rPr>
+        <w:t>calidad</w:t>
+      </w:r>
+      <w:r>
+        <w:rPr>
+          <w:rFonts w:ascii="Cambria" w:hAnsi="Cambria"/>
+        </w:rPr>
+        <w:t xml:space="preserve"> de la solución, produciendo planes más cortos que otras combinaciones y con tiempos de ejecución muy reducidos. En </w:t>
+      </w:r>
+      <w:r>
+        <w:rPr>
+          <w:rFonts w:ascii="Cambria" w:hAnsi="Cambria"/>
+          <w:b/>
+          <w:bCs/>
+        </w:rPr>
+        <w:t>conclusión</w:t>
+      </w:r>
+      <w:r>
+        <w:rPr>
+          <w:rFonts w:ascii="Cambria" w:hAnsi="Cambria"/>
+        </w:rPr>
+        <w:t xml:space="preserve">, los resultados experimentales reflejan claramente cómo la </w:t>
+      </w:r>
+      <w:r>
+        <w:rPr>
+          <w:rFonts w:ascii="Cambria" w:hAnsi="Cambria"/>
+          <w:b/>
+          <w:bCs/>
+        </w:rPr>
+        <w:t>calidad de la heurística</w:t>
+      </w:r>
+      <w:r>
+        <w:rPr>
+          <w:rFonts w:ascii="Cambria" w:hAnsi="Cambria"/>
+        </w:rPr>
+        <w:t xml:space="preserve"> es </w:t>
+      </w:r>
+      <w:r>
+        <w:rPr>
+          <w:rFonts w:ascii="Cambria" w:hAnsi="Cambria"/>
+          <w:b/>
+          <w:bCs/>
+        </w:rPr>
+        <w:t>determinante</w:t>
+      </w:r>
+      <w:r>
+        <w:rPr>
+          <w:rFonts w:ascii="Cambria" w:hAnsi="Cambria"/>
+        </w:rPr>
+        <w:t xml:space="preserve"> en </w:t>
+      </w:r>
+      <w:r>
+        <w:rPr>
+          <w:rFonts w:ascii="Cambria" w:hAnsi="Cambria"/>
+          <w:b/>
+          <w:bCs/>
+        </w:rPr>
+        <w:t>planificación</w:t>
+      </w:r>
+      <w:r>
+        <w:rPr>
+          <w:rFonts w:ascii="Cambria" w:hAnsi="Cambria"/>
+        </w:rPr>
+        <w:t xml:space="preserve"> automática y </w:t>
+      </w:r>
+      <w:r>
+        <w:rPr>
+          <w:rFonts w:ascii="Cambria" w:hAnsi="Cambria"/>
+          <w:b/>
+          <w:bCs/>
+        </w:rPr>
+        <w:t>justifican</w:t>
+      </w:r>
+      <w:r>
+        <w:rPr>
+          <w:rFonts w:ascii="Cambria" w:hAnsi="Cambria"/>
+        </w:rPr>
+        <w:t xml:space="preserve"> las decisiones de </w:t>
+      </w:r>
+      <w:r>
+        <w:rPr>
+          <w:rFonts w:ascii="Cambria" w:hAnsi="Cambria"/>
+          <w:b/>
+          <w:bCs/>
+        </w:rPr>
+        <w:t>diseño</w:t>
+      </w:r>
+      <w:r>
+        <w:rPr>
+          <w:rFonts w:ascii="Cambria" w:hAnsi="Cambria"/>
+        </w:rPr>
+        <w:t xml:space="preserve"> adoptadas en </w:t>
+      </w:r>
+      <w:r>
+        <w:rPr>
+          <w:rFonts w:ascii="Cambria" w:hAnsi="Cambria"/>
+          <w:b/>
+          <w:bCs/>
+        </w:rPr>
+        <w:t>planificadores clásicos como FF</w:t>
+      </w:r>
+      <w:r>
+        <w:rPr>
+          <w:rFonts w:ascii="Cambria" w:hAnsi="Cambria"/>
+        </w:rPr>
+        <w:t>.</w:t>
+      </w:r>
+    </w:p>
+    <w:p>
+      <w:pPr>
+        <w:jc w:val="both"/>
+        <w:rPr>
+          <w:rFonts w:ascii="Cambria" w:hAnsi="Cambria"/>
+        </w:rPr>
+      </w:pPr>
     </w:p>
     <w:p>
       <w:pPr>
@@ -5382,6 +6462,7 @@
         <w:t>: Heurísticas para planificadores óptimos</w:t>
       </w:r>
     </w:p>
+    <w:p/>
     <w:p>
       <w:pPr>
         <w:rPr>
@@ -5431,7 +6512,19 @@
         <w:rPr>
           <w:rFonts w:ascii="Cambria" w:hAnsi="Cambria"/>
         </w:rPr>
-        <w:t xml:space="preserve"> si </w:t>
+        <w:t xml:space="preserve"> </w:t>
+      </w:r>
+      <w:r>
+        <w:rPr>
+          <w:rFonts w:ascii="Cambria" w:hAnsi="Cambria"/>
+        </w:rPr>
+        <w:t>SI</w:t>
+      </w:r>
+      <w:r>
+        <w:rPr>
+          <w:rFonts w:ascii="Cambria" w:hAnsi="Cambria"/>
+        </w:rPr>
+        <w:t xml:space="preserve"> </w:t>
       </w:r>
       <w:r>
         <w:rPr>
@@ -5439,17 +6532,18 @@
         </w:rPr>
         <w:t>nunca sobreestima el coste real mínimo hasta el objetivo.</w:t>
       </w:r>
-      <w:r>
-        <w:rPr>
-          <w:rFonts w:ascii="Cambria" w:hAnsi="Cambria"/>
-        </w:rPr>
-        <w:t>.</w:t>
-      </w:r>
-      <w:r>
-        <w:rPr>
-          <w:rFonts w:ascii="Cambria" w:hAnsi="Cambria"/>
-        </w:rPr>
-        <w:t xml:space="preserve"> Es decir:</w:t>
+    </w:p>
+    <w:p>
+      <w:pPr>
+        <w:rPr>
+          <w:rFonts w:ascii="Cambria" w:hAnsi="Cambria"/>
+        </w:rPr>
+      </w:pPr>
+      <w:r>
+        <w:rPr>
+          <w:rFonts w:ascii="Cambria" w:hAnsi="Cambria"/>
+        </w:rPr>
+        <w:t>Es decir:</w:t>
       </w:r>
     </w:p>
     <w:p>
@@ -5524,11 +6618,7 @@
     </w:p>
     <w:p>
       <w:pPr>
-        <w:pStyle w:val="Prrafodelista"/>
-        <w:numPr>
-          <w:ilvl w:val="0"/>
-          <w:numId w:val="17"/>
-        </w:numPr>
+        <w:jc w:val="both"/>
         <w:rPr>
           <w:rFonts w:ascii="Cambria" w:hAnsi="Cambria"/>
         </w:rPr>
@@ -5556,12 +6646,14 @@
       <w:r>
         <w:rPr>
           <w:rFonts w:ascii="Cambria" w:hAnsi="Cambria"/>
+          <w:color w:val="70AD47" w:themeColor="accent6"/>
         </w:rPr>
         <w:t>A</w:t>
       </w:r>
       <w:r>
         <w:rPr>
           <w:rFonts w:ascii="Cambria" w:hAnsi="Cambria"/>
+          <w:color w:val="70AD47" w:themeColor="accent6"/>
         </w:rPr>
         <w:t>dmisible</w:t>
       </w:r>
@@ -5574,29 +6666,36 @@
     </w:p>
     <w:p>
       <w:pPr>
-        <w:numPr>
-          <w:ilvl w:val="0"/>
-          <w:numId w:val="17"/>
-        </w:numPr>
-        <w:rPr>
-          <w:rFonts w:ascii="Cambria" w:hAnsi="Cambria"/>
-        </w:rPr>
-      </w:pPr>
-      <w:r>
-        <w:rPr>
-          <w:rFonts w:ascii="Cambria" w:hAnsi="Cambria"/>
-        </w:rPr>
-        <w:t xml:space="preserve">hADD → </w:t>
-      </w:r>
-      <w:r>
-        <w:rPr>
-          <w:rFonts w:ascii="Cambria" w:hAnsi="Cambria"/>
+        <w:jc w:val="both"/>
+        <w:rPr>
+          <w:rFonts w:ascii="Cambria" w:hAnsi="Cambria"/>
+        </w:rPr>
+      </w:pPr>
+      <w:r>
+        <w:rPr>
+          <w:rFonts w:ascii="Cambria" w:hAnsi="Cambria"/>
+          <w:b/>
+          <w:bCs/>
+        </w:rPr>
+        <w:t>hADD</w:t>
+      </w:r>
+      <w:r>
+        <w:rPr>
+          <w:rFonts w:ascii="Cambria" w:hAnsi="Cambria"/>
+        </w:rPr>
+        <w:t xml:space="preserve"> → </w:t>
+      </w:r>
+      <w:r>
+        <w:rPr>
+          <w:rFonts w:ascii="Cambria" w:hAnsi="Cambria"/>
+          <w:color w:val="FF0000"/>
         </w:rPr>
         <w:t>N</w:t>
       </w:r>
       <w:r>
         <w:rPr>
           <w:rFonts w:ascii="Cambria" w:hAnsi="Cambria"/>
+          <w:color w:val="FF0000"/>
         </w:rPr>
         <w:t>o admisible</w:t>
       </w:r>
@@ -5615,19 +6714,37 @@
     </w:p>
     <w:p>
       <w:pPr>
-        <w:numPr>
-          <w:ilvl w:val="0"/>
-          <w:numId w:val="17"/>
-        </w:numPr>
-        <w:rPr>
-          <w:rFonts w:ascii="Cambria" w:hAnsi="Cambria"/>
-        </w:rPr>
-      </w:pPr>
-      <w:r>
-        <w:rPr>
-          <w:rFonts w:ascii="Cambria" w:hAnsi="Cambria"/>
-        </w:rPr>
-        <w:t>hSA → No admisible.</w:t>
+        <w:jc w:val="both"/>
+        <w:rPr>
+          <w:rFonts w:ascii="Cambria" w:hAnsi="Cambria"/>
+        </w:rPr>
+      </w:pPr>
+      <w:r>
+        <w:rPr>
+          <w:rFonts w:ascii="Cambria" w:hAnsi="Cambria"/>
+          <w:b/>
+          <w:bCs/>
+        </w:rPr>
+        <w:t>hSA</w:t>
+      </w:r>
+      <w:r>
+        <w:rPr>
+          <w:rFonts w:ascii="Cambria" w:hAnsi="Cambria"/>
+        </w:rPr>
+        <w:t xml:space="preserve"> → </w:t>
+      </w:r>
+      <w:r>
+        <w:rPr>
+          <w:rFonts w:ascii="Cambria" w:hAnsi="Cambria"/>
+          <w:color w:val="FF0000"/>
+        </w:rPr>
+        <w:t>No admisible</w:t>
+      </w:r>
+      <w:r>
+        <w:rPr>
+          <w:rFonts w:ascii="Cambria" w:hAnsi="Cambria"/>
+        </w:rPr>
+        <w:t>.</w:t>
       </w:r>
       <w:r>
         <w:rPr>
@@ -5638,29 +6755,42 @@
     </w:p>
     <w:p>
       <w:pPr>
-        <w:numPr>
-          <w:ilvl w:val="0"/>
-          <w:numId w:val="17"/>
-        </w:numPr>
-        <w:rPr>
-          <w:rFonts w:ascii="Cambria" w:hAnsi="Cambria"/>
-        </w:rPr>
-      </w:pPr>
-      <w:r>
-        <w:rPr>
-          <w:rFonts w:ascii="Cambria" w:hAnsi="Cambria"/>
-        </w:rPr>
-        <w:t xml:space="preserve"> hFF → </w:t>
-      </w:r>
-      <w:r>
-        <w:rPr>
-          <w:rFonts w:ascii="Cambria" w:hAnsi="Cambria"/>
+        <w:jc w:val="both"/>
+        <w:rPr>
+          <w:rFonts w:ascii="Cambria" w:hAnsi="Cambria"/>
+        </w:rPr>
+      </w:pPr>
+      <w:r>
+        <w:rPr>
+          <w:rFonts w:ascii="Cambria" w:hAnsi="Cambria"/>
+        </w:rPr>
+        <w:t xml:space="preserve"> </w:t>
+      </w:r>
+      <w:r>
+        <w:rPr>
+          <w:rFonts w:ascii="Cambria" w:hAnsi="Cambria"/>
+          <w:b/>
+          <w:bCs/>
+        </w:rPr>
+        <w:t>hFF</w:t>
+      </w:r>
+      <w:r>
+        <w:rPr>
+          <w:rFonts w:ascii="Cambria" w:hAnsi="Cambria"/>
+        </w:rPr>
+        <w:t xml:space="preserve"> → </w:t>
+      </w:r>
+      <w:r>
+        <w:rPr>
+          <w:rFonts w:ascii="Cambria" w:hAnsi="Cambria"/>
+          <w:color w:val="FF0000"/>
         </w:rPr>
         <w:t>N</w:t>
       </w:r>
       <w:r>
         <w:rPr>
           <w:rFonts w:ascii="Cambria" w:hAnsi="Cambria"/>
+          <w:color w:val="FF0000"/>
         </w:rPr>
         <w:t>o admisible</w:t>
       </w:r>
@@ -5679,37 +6809,51 @@
     </w:p>
     <w:p>
       <w:pPr>
-        <w:numPr>
-          <w:ilvl w:val="0"/>
-          <w:numId w:val="17"/>
-        </w:numPr>
-        <w:rPr>
-          <w:rFonts w:ascii="Cambria" w:hAnsi="Cambria"/>
-        </w:rPr>
-      </w:pPr>
-      <w:r>
-        <w:rPr>
-          <w:rFonts w:ascii="Cambria" w:hAnsi="Cambria"/>
-        </w:rPr>
-        <w:t xml:space="preserve">Landmark → </w:t>
-      </w:r>
-      <w:r>
-        <w:rPr>
-          <w:rFonts w:ascii="Cambria" w:hAnsi="Cambria"/>
+        <w:jc w:val="both"/>
+        <w:rPr>
+          <w:rFonts w:ascii="Cambria" w:hAnsi="Cambria"/>
+        </w:rPr>
+      </w:pPr>
+      <w:r>
+        <w:rPr>
+          <w:rFonts w:ascii="Cambria" w:hAnsi="Cambria"/>
+          <w:b/>
+          <w:bCs/>
+        </w:rPr>
+        <w:t>Landmark</w:t>
+      </w:r>
+      <w:r>
+        <w:rPr>
+          <w:rFonts w:ascii="Cambria" w:hAnsi="Cambria"/>
+        </w:rPr>
+        <w:t xml:space="preserve"> → </w:t>
+      </w:r>
+      <w:r>
+        <w:rPr>
+          <w:rFonts w:ascii="Cambria" w:hAnsi="Cambria"/>
+          <w:color w:val="FF0000"/>
         </w:rPr>
         <w:t>N</w:t>
       </w:r>
       <w:r>
         <w:rPr>
           <w:rFonts w:ascii="Cambria" w:hAnsi="Cambria"/>
+          <w:color w:val="FF0000"/>
         </w:rPr>
         <w:t>o admisible</w:t>
       </w:r>
       <w:r>
         <w:rPr>
           <w:rFonts w:ascii="Cambria" w:hAnsi="Cambria"/>
-        </w:rPr>
-        <w:t xml:space="preserve"> (en general).</w:t>
+          <w:color w:val="FF0000"/>
+        </w:rPr>
+        <w:t xml:space="preserve"> </w:t>
+      </w:r>
+      <w:r>
+        <w:rPr>
+          <w:rFonts w:ascii="Cambria" w:hAnsi="Cambria"/>
+        </w:rPr>
+        <w:t>(en general).</w:t>
       </w:r>
       <w:r>
         <w:rPr>
@@ -5720,10 +6864,7 @@
     </w:p>
     <w:p>
       <w:pPr>
-        <w:numPr>
-          <w:ilvl w:val="0"/>
-          <w:numId w:val="17"/>
-        </w:numPr>
+        <w:jc w:val="both"/>
         <w:rPr>
           <w:rFonts w:ascii="Cambria" w:hAnsi="Cambria"/>
         </w:rPr>
@@ -5745,8 +6886,15 @@
       <w:r>
         <w:rPr>
           <w:rFonts w:ascii="Cambria" w:hAnsi="Cambria"/>
-        </w:rPr>
-        <w:t>Admisible.</w:t>
+          <w:color w:val="70AD47" w:themeColor="accent6"/>
+        </w:rPr>
+        <w:t>Admisible</w:t>
+      </w:r>
+      <w:r>
+        <w:rPr>
+          <w:rFonts w:ascii="Cambria" w:hAnsi="Cambria"/>
+        </w:rPr>
+        <w:t>.</w:t>
       </w:r>
       <w:r>
         <w:rPr>
@@ -5769,6 +6917,7 @@
     </w:p>
     <w:p>
       <w:pPr>
+        <w:jc w:val="both"/>
         <w:rPr>
           <w:rFonts w:ascii="Cambria" w:hAnsi="Cambria"/>
         </w:rPr>
@@ -5789,7 +6938,19 @@
         <w:rPr>
           <w:rFonts w:ascii="Cambria" w:hAnsi="Cambria"/>
         </w:rPr>
-        <w:t xml:space="preserve"> Y Recordamos que el tamaño de problema a utilizar es 5 (</w:t>
+        <w:t xml:space="preserve"> </w:t>
+      </w:r>
+      <w:r>
+        <w:rPr>
+          <w:rFonts w:ascii="Cambria" w:hAnsi="Cambria"/>
+        </w:rPr>
+        <w:t>R</w:t>
+      </w:r>
+      <w:r>
+        <w:rPr>
+          <w:rFonts w:ascii="Cambria" w:hAnsi="Cambria"/>
+        </w:rPr>
+        <w:t>ecordamos que el tamaño de problema a utilizar es 5 (</w:t>
       </w:r>
       <w:r>
         <w:rPr>
@@ -5803,6 +6964,14 @@
         </w:rPr>
         <w:t xml:space="preserve"> en un min)</w:t>
       </w:r>
+    </w:p>
+    <w:p>
+      <w:pPr>
+        <w:jc w:val="both"/>
+        <w:rPr>
+          <w:rFonts w:ascii="Cambria" w:hAnsi="Cambria"/>
+        </w:rPr>
+      </w:pPr>
     </w:p>
     <w:tbl>
       <w:tblPr>
@@ -5844,6 +7013,7 @@
                 <w:b/>
                 <w:bCs/>
               </w:rPr>
+              <w:lastRenderedPageBreak/>
               <w:t xml:space="preserve">Algoritmo </w:t>
             </w:r>
           </w:p>
@@ -6151,13 +7321,15 @@
     </w:tbl>
     <w:p>
       <w:pPr>
-        <w:rPr>
-          <w:rFonts w:ascii="Cambria" w:hAnsi="Cambria"/>
-        </w:rPr>
-      </w:pPr>
-    </w:p>
-    <w:p>
-      <w:pPr>
+        <w:jc w:val="both"/>
+        <w:rPr>
+          <w:rFonts w:ascii="Cambria" w:hAnsi="Cambria"/>
+        </w:rPr>
+      </w:pPr>
+    </w:p>
+    <w:p>
+      <w:pPr>
+        <w:jc w:val="both"/>
         <w:rPr>
           <w:rFonts w:ascii="Cambria" w:hAnsi="Cambria"/>
         </w:rPr>
@@ -6177,6 +7349,7 @@
     </w:p>
     <w:p>
       <w:pPr>
+        <w:jc w:val="both"/>
         <w:rPr>
           <w:rFonts w:ascii="Cambria" w:hAnsi="Cambria"/>
         </w:rPr>
@@ -6190,6 +7363,7 @@
     </w:p>
     <w:p>
       <w:pPr>
+        <w:jc w:val="both"/>
         <w:rPr>
           <w:rFonts w:ascii="Cambria" w:hAnsi="Cambria"/>
         </w:rPr>
@@ -6203,6 +7377,7 @@
     </w:p>
     <w:p>
       <w:pPr>
+        <w:jc w:val="both"/>
         <w:rPr>
           <w:rFonts w:ascii="Cambria" w:hAnsi="Cambria"/>
         </w:rPr>
@@ -6216,6 +7391,7 @@
     </w:p>
     <w:p>
       <w:pPr>
+        <w:jc w:val="both"/>
         <w:rPr>
           <w:rFonts w:ascii="Cambria" w:hAnsi="Cambria"/>
         </w:rPr>
@@ -6299,15 +7475,86 @@
     </w:p>
     <w:p>
       <w:pPr>
-        <w:rPr>
-          <w:rFonts w:ascii="Cambria" w:hAnsi="Cambria"/>
-        </w:rPr>
-      </w:pPr>
-      <w:r>
-        <w:rPr>
-          <w:rFonts w:ascii="Cambria" w:hAnsi="Cambria"/>
-        </w:rPr>
-        <w:t xml:space="preserve">En este ejercicio se ha modificado el dominio original del servicio de emergencias con el objetivo de eliminar el modelo basado en brazos del dron y sustituirlo por un sistema de transporte mediante transportadores (carriers). En la versión anterior, el dron disponía de dos brazos y el planificador debía considerar explícitamente qué caja estaba en cada brazo. Esta representación generaba un crecimiento innecesario del espacio de estados, ya que configuraciones equivalentes desde el punto de vista lógico eran tratadas como estados distintos. Por ejemplo, intercambiar las cajas entre los dos brazos producía estados </w:t>
+        <w:jc w:val="both"/>
+        <w:rPr>
+          <w:rFonts w:ascii="Cambria" w:hAnsi="Cambria"/>
+        </w:rPr>
+      </w:pPr>
+      <w:r>
+        <w:rPr>
+          <w:rFonts w:ascii="Cambria" w:hAnsi="Cambria"/>
+        </w:rPr>
+        <w:t xml:space="preserve">En este ejercicio se ha modificado el dominio original del servicio de emergencias con el objetivo de </w:t>
+      </w:r>
+      <w:r>
+        <w:rPr>
+          <w:rFonts w:ascii="Cambria" w:hAnsi="Cambria"/>
+          <w:b/>
+          <w:bCs/>
+        </w:rPr>
+        <w:t>eliminar</w:t>
+      </w:r>
+      <w:r>
+        <w:rPr>
+          <w:rFonts w:ascii="Cambria" w:hAnsi="Cambria"/>
+        </w:rPr>
+        <w:t xml:space="preserve"> el modelo basado en </w:t>
+      </w:r>
+      <w:r>
+        <w:rPr>
+          <w:rFonts w:ascii="Cambria" w:hAnsi="Cambria"/>
+          <w:b/>
+          <w:bCs/>
+        </w:rPr>
+        <w:t>brazos</w:t>
+      </w:r>
+      <w:r>
+        <w:rPr>
+          <w:rFonts w:ascii="Cambria" w:hAnsi="Cambria"/>
+        </w:rPr>
+        <w:t xml:space="preserve"> del dron y sustituirlo por un sistema de transporte mediante </w:t>
+      </w:r>
+      <w:r>
+        <w:rPr>
+          <w:rFonts w:ascii="Cambria" w:hAnsi="Cambria"/>
+          <w:b/>
+          <w:bCs/>
+        </w:rPr>
+        <w:t>transportadores</w:t>
+      </w:r>
+      <w:r>
+        <w:rPr>
+          <w:rFonts w:ascii="Cambria" w:hAnsi="Cambria"/>
+        </w:rPr>
+        <w:t xml:space="preserve"> (carriers). En la versión anterior, el dron disponía de dos brazos y el planificador debía considerar explícitamente qué caja estaba en cada brazo. Esta representación </w:t>
+      </w:r>
+      <w:r>
+        <w:rPr>
+          <w:rFonts w:ascii="Cambria" w:hAnsi="Cambria"/>
+          <w:b/>
+          <w:bCs/>
+        </w:rPr>
+        <w:t>generaba</w:t>
+      </w:r>
+      <w:r>
+        <w:rPr>
+          <w:rFonts w:ascii="Cambria" w:hAnsi="Cambria"/>
+        </w:rPr>
+        <w:t xml:space="preserve"> un </w:t>
+      </w:r>
+      <w:r>
+        <w:rPr>
+          <w:rFonts w:ascii="Cambria" w:hAnsi="Cambria"/>
+          <w:b/>
+          <w:bCs/>
+        </w:rPr>
+        <w:t>crecimiento innecesario</w:t>
+      </w:r>
+      <w:r>
+        <w:rPr>
+          <w:rFonts w:ascii="Cambria" w:hAnsi="Cambria"/>
+        </w:rPr>
+        <w:t xml:space="preserve"> del espacio de estados, ya que configuraciones equivalentes desde el punto de vista lógico eran tratadas como estados distintos. Por ejemplo, intercambiar las cajas entre los dos brazos producía estados </w:t>
       </w:r>
       <w:r>
         <w:rPr>
@@ -6324,15 +7571,40 @@
     </w:p>
     <w:p>
       <w:pPr>
-        <w:rPr>
-          <w:rFonts w:ascii="Cambria" w:hAnsi="Cambria"/>
-        </w:rPr>
-      </w:pPr>
-      <w:r>
-        <w:rPr>
-          <w:rFonts w:ascii="Cambria" w:hAnsi="Cambria"/>
-        </w:rPr>
-        <w:t xml:space="preserve">Para evitar esta explosión combinatoria, en el nuevo dominio se ha eliminado completamente el tipo </w:t>
+        <w:jc w:val="both"/>
+        <w:rPr>
+          <w:rFonts w:ascii="Cambria" w:hAnsi="Cambria"/>
+        </w:rPr>
+      </w:pPr>
+      <w:r>
+        <w:rPr>
+          <w:rFonts w:ascii="Cambria" w:hAnsi="Cambria"/>
+        </w:rPr>
+        <w:t>Para evitar est</w:t>
+      </w:r>
+      <w:r>
+        <w:rPr>
+          <w:rFonts w:ascii="Cambria" w:hAnsi="Cambria"/>
+        </w:rPr>
+        <w:t xml:space="preserve">e crecimiento </w:t>
+      </w:r>
+      <w:r>
+        <w:rPr>
+          <w:rFonts w:ascii="Cambria" w:hAnsi="Cambria"/>
+        </w:rPr>
+        <w:t>combinatori</w:t>
+      </w:r>
+      <w:r>
+        <w:rPr>
+          <w:rFonts w:ascii="Cambria" w:hAnsi="Cambria"/>
+        </w:rPr>
+        <w:t>o</w:t>
+      </w:r>
+      <w:r>
+        <w:rPr>
+          <w:rFonts w:ascii="Cambria" w:hAnsi="Cambria"/>
+        </w:rPr>
+        <w:t xml:space="preserve">, en el nuevo dominio se ha eliminado completamente el tipo </w:t>
       </w:r>
       <w:r>
         <w:rPr>
@@ -6346,54 +7618,260 @@
         <w:rPr>
           <w:rFonts w:ascii="Cambria" w:hAnsi="Cambria"/>
         </w:rPr>
-        <w:t xml:space="preserve"> y todos los predicados asociados. En su lugar, el dron dispone implícitamente de un único “brazo”, lo que se ha modelado mediante el predicado (holding ?d ?c) junto con el predicado auxiliar (drone-free ?d). De esta forma se garantiza que el dron solo puede sostener una caja simultáneamente, manteniendo la compatibilidad con planificadores basados en STRIPS, como pyperplan, y evitando el uso de cuantificadores o ADL.</w:t>
-      </w:r>
-    </w:p>
-    <w:p>
-      <w:pPr>
-        <w:rPr>
-          <w:rFonts w:ascii="Cambria" w:hAnsi="Cambria"/>
-        </w:rPr>
-      </w:pPr>
-      <w:r>
-        <w:rPr>
-          <w:rFonts w:ascii="Cambria" w:hAnsi="Cambria"/>
-        </w:rPr>
-        <w:t>La principal ampliación del dominio consiste en la introducción del tipo carrier, que representa un transportador capaz de almacenar varias cajas. A diferencia del modelo de brazos, no se han definido ranuras individuales dentro del transportador, ya que ello produciría estados redundantes (por ejemplo, intercambiar dos cajas entre ranuras distintas generaría estados diferentes pero equivalentes). En su lugar, únicamente se registra qué cajas están dentro del transportador mediante el predicado (in ?c ?ca), y se controla el número total de cajas almacenadas mediante un mecanismo numérico abstracto.</w:t>
-      </w:r>
-    </w:p>
-    <w:p>
-      <w:pPr>
-        <w:rPr>
-          <w:rFonts w:ascii="Cambria" w:hAnsi="Cambria"/>
-        </w:rPr>
-      </w:pPr>
-      <w:r>
-        <w:rPr>
-          <w:rFonts w:ascii="Cambria" w:hAnsi="Cambria"/>
-        </w:rPr>
-        <w:t>Dado que muchos planificadores no soportan fluentes numéricos, la capacidad del transportador se ha modelado utilizando objetos de tipo num y el predicado (siguiente ?n1 ?n2) para representar relaciones sucesivas entre números enteros. Así, el número de cajas cargadas se representa mediante (carrier-load ?ca ?n), mientras que la capacidad máxima se define con (carrier-capacity ?ca ?n). Al cargar una caja, el estado pasa de n1 a n2 siempre que (siguiente n1 n2) esté definido. De este modo, la capacidad máxima del transportador se establece en el problema y no en el dominio, tal como indica el enunciado.</w:t>
-      </w:r>
-    </w:p>
-    <w:p>
-      <w:pPr>
-        <w:rPr>
-          <w:rFonts w:ascii="Cambria" w:hAnsi="Cambria"/>
-        </w:rPr>
-      </w:pPr>
-      <w:r>
-        <w:rPr>
-          <w:rFonts w:ascii="Cambria" w:hAnsi="Cambria"/>
-        </w:rPr>
-        <w:t>Se han definido tres nuevas acciones principales asociadas al transportador:</w:t>
-      </w:r>
-    </w:p>
-    <w:p>
-      <w:pPr>
-        <w:numPr>
-          <w:ilvl w:val="0"/>
-          <w:numId w:val="18"/>
-        </w:numPr>
+        <w:t xml:space="preserve"> y todos los predicados asociados. En su lugar, el dron dispone implícitamente de un </w:t>
+      </w:r>
+      <w:r>
+        <w:rPr>
+          <w:rFonts w:ascii="Cambria" w:hAnsi="Cambria"/>
+          <w:b/>
+          <w:bCs/>
+        </w:rPr>
+        <w:t>único</w:t>
+      </w:r>
+      <w:r>
+        <w:rPr>
+          <w:rFonts w:ascii="Cambria" w:hAnsi="Cambria"/>
+        </w:rPr>
+        <w:t xml:space="preserve"> “</w:t>
+      </w:r>
+      <w:r>
+        <w:rPr>
+          <w:rFonts w:ascii="Cambria" w:hAnsi="Cambria"/>
+          <w:b/>
+          <w:bCs/>
+        </w:rPr>
+        <w:t>brazo</w:t>
+      </w:r>
+      <w:r>
+        <w:rPr>
+          <w:rFonts w:ascii="Cambria" w:hAnsi="Cambria"/>
+        </w:rPr>
+        <w:t>”, lo que se ha modelado mediante</w:t>
+      </w:r>
+      <w:r>
+        <w:rPr>
+          <w:rFonts w:ascii="Cambria" w:hAnsi="Cambria"/>
+        </w:rPr>
+        <w:t xml:space="preserve">: </w:t>
+      </w:r>
+      <w:r>
+        <w:rPr>
+          <w:rFonts w:ascii="Cambria" w:hAnsi="Cambria"/>
+        </w:rPr>
+        <w:t xml:space="preserve">(holding ?d ?c) junto con el predicado auxiliar (drone-free ?d). De esta forma se </w:t>
+      </w:r>
+      <w:r>
+        <w:rPr>
+          <w:rFonts w:ascii="Cambria" w:hAnsi="Cambria"/>
+          <w:b/>
+          <w:bCs/>
+        </w:rPr>
+        <w:t>garantiza</w:t>
+      </w:r>
+      <w:r>
+        <w:rPr>
+          <w:rFonts w:ascii="Cambria" w:hAnsi="Cambria"/>
+        </w:rPr>
+        <w:t xml:space="preserve"> que el dron </w:t>
+      </w:r>
+      <w:r>
+        <w:rPr>
+          <w:rFonts w:ascii="Cambria" w:hAnsi="Cambria"/>
+          <w:b/>
+          <w:bCs/>
+        </w:rPr>
+        <w:t>solo</w:t>
+      </w:r>
+      <w:r>
+        <w:rPr>
+          <w:rFonts w:ascii="Cambria" w:hAnsi="Cambria"/>
+        </w:rPr>
+        <w:t xml:space="preserve"> puede sostener </w:t>
+      </w:r>
+      <w:r>
+        <w:rPr>
+          <w:rFonts w:ascii="Cambria" w:hAnsi="Cambria"/>
+          <w:b/>
+          <w:bCs/>
+        </w:rPr>
+        <w:t>una caja</w:t>
+      </w:r>
+      <w:r>
+        <w:rPr>
+          <w:rFonts w:ascii="Cambria" w:hAnsi="Cambria"/>
+        </w:rPr>
+        <w:t xml:space="preserve"> simultáneamente, manteniendo la compatibilidad con planificadores basados en STRIPS, como pyperplan, y evitando el uso de cuantificadores o ADL.</w:t>
+      </w:r>
+    </w:p>
+    <w:p>
+      <w:pPr>
+        <w:jc w:val="both"/>
+        <w:rPr>
+          <w:rFonts w:ascii="Cambria" w:hAnsi="Cambria"/>
+        </w:rPr>
+      </w:pPr>
+      <w:r>
+        <w:rPr>
+          <w:rFonts w:ascii="Cambria" w:hAnsi="Cambria"/>
+        </w:rPr>
+        <w:t xml:space="preserve">La principal </w:t>
+      </w:r>
+      <w:r>
+        <w:rPr>
+          <w:rFonts w:ascii="Cambria" w:hAnsi="Cambria"/>
+          <w:b/>
+          <w:bCs/>
+        </w:rPr>
+        <w:t>ampliación del dominio</w:t>
+      </w:r>
+      <w:r>
+        <w:rPr>
+          <w:rFonts w:ascii="Cambria" w:hAnsi="Cambria"/>
+        </w:rPr>
+        <w:t xml:space="preserve"> consiste en la introducción del </w:t>
+      </w:r>
+      <w:r>
+        <w:rPr>
+          <w:rFonts w:ascii="Cambria" w:hAnsi="Cambria"/>
+          <w:b/>
+          <w:bCs/>
+        </w:rPr>
+        <w:t>tipo carrier</w:t>
+      </w:r>
+      <w:r>
+        <w:rPr>
+          <w:rFonts w:ascii="Cambria" w:hAnsi="Cambria"/>
+        </w:rPr>
+        <w:t xml:space="preserve">, que representa un transportador capaz de almacenar varias cajas. A diferencia del modelo de brazos, no se han definido ranuras individuales dentro del transportador, ya que ello produciría estados redundantes (intercambiar dos cajas entre ranuras distintas generaría estados diferentes pero equivalentes). En su lugar, únicamente se registra qué </w:t>
+      </w:r>
+      <w:r>
+        <w:rPr>
+          <w:rFonts w:ascii="Cambria" w:hAnsi="Cambria"/>
+          <w:b/>
+          <w:bCs/>
+        </w:rPr>
+        <w:t>cajas están</w:t>
+      </w:r>
+      <w:r>
+        <w:rPr>
+          <w:rFonts w:ascii="Cambria" w:hAnsi="Cambria"/>
+        </w:rPr>
+        <w:t xml:space="preserve"> </w:t>
+      </w:r>
+      <w:r>
+        <w:rPr>
+          <w:rFonts w:ascii="Cambria" w:hAnsi="Cambria"/>
+          <w:b/>
+          <w:bCs/>
+        </w:rPr>
+        <w:t>dentro</w:t>
+      </w:r>
+      <w:r>
+        <w:rPr>
+          <w:rFonts w:ascii="Cambria" w:hAnsi="Cambria"/>
+        </w:rPr>
+        <w:t xml:space="preserve"> del transportador mediante el predicado (in ?c ?ca), y se controla el número total de cajas almacenadas mediante un mecanismo numérico abstracto.</w:t>
+      </w:r>
+    </w:p>
+    <w:p>
+      <w:pPr>
+        <w:jc w:val="both"/>
+        <w:rPr>
+          <w:rFonts w:ascii="Cambria" w:hAnsi="Cambria"/>
+        </w:rPr>
+      </w:pPr>
+      <w:r>
+        <w:rPr>
+          <w:rFonts w:ascii="Cambria" w:hAnsi="Cambria"/>
+        </w:rPr>
+        <w:t>M</w:t>
+      </w:r>
+      <w:r>
+        <w:rPr>
+          <w:rFonts w:ascii="Cambria" w:hAnsi="Cambria"/>
+        </w:rPr>
+        <w:t xml:space="preserve">uchos planificadores no soportan fluentes numéricos, la capacidad del transportador se ha modelado utilizando objetos de tipo num y el predicado (siguiente ?n1 ?n2) para representar relaciones sucesivas entre números enteros. Así, el número de </w:t>
+      </w:r>
+      <w:r>
+        <w:rPr>
+          <w:rFonts w:ascii="Cambria" w:hAnsi="Cambria"/>
+          <w:b/>
+          <w:bCs/>
+        </w:rPr>
+        <w:t>cajas cargadas</w:t>
+      </w:r>
+      <w:r>
+        <w:rPr>
+          <w:rFonts w:ascii="Cambria" w:hAnsi="Cambria"/>
+        </w:rPr>
+        <w:t xml:space="preserve"> se representa mediante (carrier-load ?ca ?n), mientras que la </w:t>
+      </w:r>
+      <w:r>
+        <w:rPr>
+          <w:rFonts w:ascii="Cambria" w:hAnsi="Cambria"/>
+          <w:b/>
+          <w:bCs/>
+        </w:rPr>
+        <w:t>capacidad máxima</w:t>
+      </w:r>
+      <w:r>
+        <w:rPr>
+          <w:rFonts w:ascii="Cambria" w:hAnsi="Cambria"/>
+        </w:rPr>
+        <w:t xml:space="preserve"> se define con (carrier-capacity ?ca ?n). Al </w:t>
+      </w:r>
+      <w:r>
+        <w:rPr>
+          <w:rFonts w:ascii="Cambria" w:hAnsi="Cambria"/>
+          <w:b/>
+          <w:bCs/>
+        </w:rPr>
+        <w:t>cargar</w:t>
+      </w:r>
+      <w:r>
+        <w:rPr>
+          <w:rFonts w:ascii="Cambria" w:hAnsi="Cambria"/>
+        </w:rPr>
+        <w:t xml:space="preserve"> una caja, el estado pasa de n1 a n2 siempre que (</w:t>
+      </w:r>
+      <w:r>
+        <w:rPr>
+          <w:rFonts w:ascii="Cambria" w:hAnsi="Cambria"/>
+          <w:b/>
+          <w:bCs/>
+        </w:rPr>
+        <w:t>siguiente</w:t>
+      </w:r>
+      <w:r>
+        <w:rPr>
+          <w:rFonts w:ascii="Cambria" w:hAnsi="Cambria"/>
+        </w:rPr>
+        <w:t xml:space="preserve"> n1 n2) esté definido. De este modo, la capacidad máxima del transportador se establece en el problema y no en el dominio, tal como indica el enunciado.</w:t>
+      </w:r>
+      <w:r>
+        <w:rPr>
+          <w:rFonts w:ascii="Cambria" w:hAnsi="Cambria"/>
+        </w:rPr>
+        <w:t xml:space="preserve"> </w:t>
+      </w:r>
+    </w:p>
+    <w:p>
+      <w:pPr>
+        <w:jc w:val="both"/>
+        <w:rPr>
+          <w:rFonts w:ascii="Cambria" w:hAnsi="Cambria"/>
+        </w:rPr>
+      </w:pPr>
+      <w:r>
+        <w:rPr>
+          <w:rFonts w:ascii="Cambria" w:hAnsi="Cambria"/>
+        </w:rPr>
+        <w:t>Se han definido nuevas acciones principales asociadas al transportador:</w:t>
+      </w:r>
+    </w:p>
+    <w:p>
+      <w:pPr>
+        <w:jc w:val="both"/>
         <w:rPr>
           <w:rFonts w:ascii="Cambria" w:hAnsi="Cambria"/>
         </w:rPr>
@@ -6412,17 +7890,12 @@
         </w:rPr>
         <w:t>, que permite introducir una caja en el transportador si el dron la está sosteniendo y la capacidad no ha sido alcanzada.</w:t>
       </w:r>
-    </w:p>
-    <w:p>
-      <w:pPr>
-        <w:numPr>
-          <w:ilvl w:val="0"/>
-          <w:numId w:val="18"/>
-        </w:numPr>
-        <w:rPr>
-          <w:rFonts w:ascii="Cambria" w:hAnsi="Cambria"/>
-        </w:rPr>
-      </w:pPr>
+      <w:r>
+        <w:rPr>
+          <w:rFonts w:ascii="Cambria" w:hAnsi="Cambria"/>
+        </w:rPr>
+        <w:t xml:space="preserve"> </w:t>
+      </w:r>
       <w:r>
         <w:rPr>
           <w:rFonts w:ascii="Cambria" w:hAnsi="Cambria"/>
@@ -6437,17 +7910,12 @@
         </w:rPr>
         <w:t>, que permite extraer una caja del transportador si el dron está libre.</w:t>
       </w:r>
-    </w:p>
-    <w:p>
-      <w:pPr>
-        <w:numPr>
-          <w:ilvl w:val="0"/>
-          <w:numId w:val="18"/>
-        </w:numPr>
-        <w:rPr>
-          <w:rFonts w:ascii="Cambria" w:hAnsi="Cambria"/>
-        </w:rPr>
-      </w:pPr>
+      <w:r>
+        <w:rPr>
+          <w:rFonts w:ascii="Cambria" w:hAnsi="Cambria"/>
+        </w:rPr>
+        <w:t xml:space="preserve"> </w:t>
+      </w:r>
       <w:r>
         <w:rPr>
           <w:rFonts w:ascii="Cambria" w:hAnsi="Cambria"/>
@@ -6482,17 +7950,12 @@
         </w:rPr>
         <w:t xml:space="preserve"> el Carrier.</w:t>
       </w:r>
-    </w:p>
-    <w:p>
-      <w:pPr>
-        <w:numPr>
-          <w:ilvl w:val="0"/>
-          <w:numId w:val="18"/>
-        </w:numPr>
-        <w:rPr>
-          <w:rFonts w:ascii="Cambria" w:hAnsi="Cambria"/>
-        </w:rPr>
-      </w:pPr>
+      <w:r>
+        <w:rPr>
+          <w:rFonts w:ascii="Cambria" w:hAnsi="Cambria"/>
+        </w:rPr>
+        <w:t xml:space="preserve"> </w:t>
+      </w:r>
       <w:r>
         <w:rPr>
           <w:rFonts w:ascii="Cambria" w:hAnsi="Cambria"/>
@@ -6508,23 +7971,17 @@
         </w:rPr>
         <w:t xml:space="preserve"> acción para dejar el transportador.</w:t>
       </w:r>
-    </w:p>
-    <w:p>
-      <w:pPr>
-        <w:numPr>
-          <w:ilvl w:val="0"/>
-          <w:numId w:val="18"/>
-        </w:numPr>
-        <w:rPr>
-          <w:rFonts w:ascii="Cambria" w:hAnsi="Cambria"/>
-        </w:rPr>
-      </w:pPr>
-      <w:r>
-        <w:rPr>
-          <w:rFonts w:ascii="Cambria" w:hAnsi="Cambria"/>
-          <w:b/>
-        </w:rPr>
-        <w:lastRenderedPageBreak/>
+      <w:r>
+        <w:rPr>
+          <w:rFonts w:ascii="Cambria" w:hAnsi="Cambria"/>
+        </w:rPr>
+        <w:t xml:space="preserve"> </w:t>
+      </w:r>
+      <w:r>
+        <w:rPr>
+          <w:rFonts w:ascii="Cambria" w:hAnsi="Cambria"/>
+          <w:b/>
+        </w:rPr>
         <w:t xml:space="preserve">Fly-and-move-carrier, </w:t>
       </w:r>
       <w:r>
@@ -6542,15 +7999,100 @@
     </w:p>
     <w:p>
       <w:pPr>
-        <w:rPr>
-          <w:rFonts w:ascii="Cambria" w:hAnsi="Cambria"/>
-        </w:rPr>
-      </w:pPr>
-      <w:r>
-        <w:rPr>
-          <w:rFonts w:ascii="Cambria" w:hAnsi="Cambria"/>
-        </w:rPr>
-        <w:t>Este nuevo diseño reduce significativamente la redundancia en el espacio de estados, ya que el orden interno de las cajas dentro del transportador no se considera relevante. En consecuencia, el modelo es más eficiente y escalable que el basado en múltiples brazos, cumpliendo el objetivo fundamental del ejercicio: permitir transportar hasta cuatro cajas simultáneamente sin incrementar artificialmente el espacio de búsqueda.</w:t>
+        <w:jc w:val="both"/>
+        <w:rPr>
+          <w:rFonts w:ascii="Cambria" w:hAnsi="Cambria"/>
+        </w:rPr>
+      </w:pPr>
+      <w:r>
+        <w:rPr>
+          <w:rFonts w:ascii="Cambria" w:hAnsi="Cambria"/>
+        </w:rPr>
+        <w:t xml:space="preserve">Este nuevo diseño </w:t>
+      </w:r>
+      <w:r>
+        <w:rPr>
+          <w:rFonts w:ascii="Cambria" w:hAnsi="Cambria"/>
+          <w:b/>
+          <w:bCs/>
+        </w:rPr>
+        <w:t>reduce</w:t>
+      </w:r>
+      <w:r>
+        <w:rPr>
+          <w:rFonts w:ascii="Cambria" w:hAnsi="Cambria"/>
+        </w:rPr>
+        <w:t xml:space="preserve"> significativamente la </w:t>
+      </w:r>
+      <w:r>
+        <w:rPr>
+          <w:rFonts w:ascii="Cambria" w:hAnsi="Cambria"/>
+          <w:b/>
+          <w:bCs/>
+        </w:rPr>
+        <w:t>redundancia</w:t>
+      </w:r>
+      <w:r>
+        <w:rPr>
+          <w:rFonts w:ascii="Cambria" w:hAnsi="Cambria"/>
+        </w:rPr>
+        <w:t xml:space="preserve"> en el espacio de estados, ya que el orden interno de las cajas dentro del transportador no se considera relevante. En consecuencia, el modelo es </w:t>
+      </w:r>
+      <w:r>
+        <w:rPr>
+          <w:rFonts w:ascii="Cambria" w:hAnsi="Cambria"/>
+          <w:b/>
+          <w:bCs/>
+        </w:rPr>
+        <w:t>más eficiente</w:t>
+      </w:r>
+      <w:r>
+        <w:rPr>
+          <w:rFonts w:ascii="Cambria" w:hAnsi="Cambria"/>
+        </w:rPr>
+        <w:t xml:space="preserve"> y </w:t>
+      </w:r>
+      <w:r>
+        <w:rPr>
+          <w:rFonts w:ascii="Cambria" w:hAnsi="Cambria"/>
+          <w:b/>
+          <w:bCs/>
+        </w:rPr>
+        <w:t>escalable</w:t>
+      </w:r>
+      <w:r>
+        <w:rPr>
+          <w:rFonts w:ascii="Cambria" w:hAnsi="Cambria"/>
+        </w:rPr>
+        <w:t xml:space="preserve"> que el basado en múltiples brazos, cumpliendo el objetivo fundamental del ejercicio: </w:t>
+      </w:r>
+      <w:r>
+        <w:rPr>
+          <w:rFonts w:ascii="Cambria" w:hAnsi="Cambria"/>
+          <w:b/>
+          <w:bCs/>
+        </w:rPr>
+        <w:t>permitir</w:t>
+      </w:r>
+      <w:r>
+        <w:rPr>
+          <w:rFonts w:ascii="Cambria" w:hAnsi="Cambria"/>
+        </w:rPr>
+        <w:t xml:space="preserve"> transportar hasta </w:t>
+      </w:r>
+      <w:r>
+        <w:rPr>
+          <w:rFonts w:ascii="Cambria" w:hAnsi="Cambria"/>
+          <w:b/>
+          <w:bCs/>
+        </w:rPr>
+        <w:t>cuatro</w:t>
+      </w:r>
+      <w:r>
+        <w:rPr>
+          <w:rFonts w:ascii="Cambria" w:hAnsi="Cambria"/>
+        </w:rPr>
+        <w:t xml:space="preserve"> cajas simultáneamente sin incrementar artificialmente el espacio de búsqueda.</w:t>
       </w:r>
     </w:p>
     <w:p>
@@ -6565,6 +8107,7 @@
         <w:rPr>
           <w:rFonts w:ascii="Cambria" w:hAnsi="Cambria"/>
         </w:rPr>
+        <w:lastRenderedPageBreak/>
         <w:t xml:space="preserve">Punto 2: </w:t>
       </w:r>
       <w:r>
@@ -6576,32 +8119,148 @@
     </w:p>
     <w:p>
       <w:pPr>
-        <w:rPr>
-          <w:rFonts w:ascii="Cambria" w:hAnsi="Cambria"/>
-        </w:rPr>
-      </w:pPr>
-      <w:r>
-        <w:rPr>
-          <w:rFonts w:ascii="Cambria" w:hAnsi="Cambria"/>
-        </w:rPr>
-        <w:t>En este apartado se ha modificado el generador de problemas desarrollado en la Parte 1 para que sea compatible con el nuevo dominio basado en transportadores. La modificación principal ha consistido en eliminar completamente el modelo basado en brazos y adaptarlo a la nueva representación en la que el dron dispone de un único brazo implícito y puede transportar múltiples cajas mediante un transportador.</w:t>
-      </w:r>
-    </w:p>
-    <w:p>
-      <w:pPr>
-        <w:rPr>
-          <w:rFonts w:ascii="Cambria" w:hAnsi="Cambria"/>
-        </w:rPr>
-      </w:pPr>
-      <w:r>
-        <w:rPr>
-          <w:rFonts w:ascii="Cambria" w:hAnsi="Cambria"/>
-        </w:rPr>
-        <w:t xml:space="preserve">En primer lugar, se ha eliminado la generación de objetos de tipo </w:t>
-      </w:r>
-      <w:r>
-        <w:rPr>
-          <w:rFonts w:ascii="Cambria" w:hAnsi="Cambria"/>
+        <w:jc w:val="both"/>
+        <w:rPr>
+          <w:rFonts w:ascii="Cambria" w:hAnsi="Cambria"/>
+        </w:rPr>
+      </w:pPr>
+      <w:r>
+        <w:rPr>
+          <w:rFonts w:ascii="Cambria" w:hAnsi="Cambria"/>
+        </w:rPr>
+        <w:t xml:space="preserve">En este apartado se ha </w:t>
+      </w:r>
+      <w:r>
+        <w:rPr>
+          <w:rFonts w:ascii="Cambria" w:hAnsi="Cambria"/>
+          <w:b/>
+          <w:bCs/>
+        </w:rPr>
+        <w:t>modificado</w:t>
+      </w:r>
+      <w:r>
+        <w:rPr>
+          <w:rFonts w:ascii="Cambria" w:hAnsi="Cambria"/>
+        </w:rPr>
+        <w:t xml:space="preserve"> el </w:t>
+      </w:r>
+      <w:r>
+        <w:rPr>
+          <w:rFonts w:ascii="Cambria" w:hAnsi="Cambria"/>
+          <w:b/>
+          <w:bCs/>
+        </w:rPr>
+        <w:t>generador de problemas</w:t>
+      </w:r>
+      <w:r>
+        <w:rPr>
+          <w:rFonts w:ascii="Cambria" w:hAnsi="Cambria"/>
+        </w:rPr>
+        <w:t xml:space="preserve"> desarrollado en la Parte 1 para que sea compatible con el nuevo dominio basado en transportadores. La modificación principal ha consistido en </w:t>
+      </w:r>
+      <w:r>
+        <w:rPr>
+          <w:rFonts w:ascii="Cambria" w:hAnsi="Cambria"/>
+          <w:b/>
+          <w:bCs/>
+        </w:rPr>
+        <w:t>eliminar</w:t>
+      </w:r>
+      <w:r>
+        <w:rPr>
+          <w:rFonts w:ascii="Cambria" w:hAnsi="Cambria"/>
+        </w:rPr>
+        <w:t xml:space="preserve"> completamente el </w:t>
+      </w:r>
+      <w:r>
+        <w:rPr>
+          <w:rFonts w:ascii="Cambria" w:hAnsi="Cambria"/>
+          <w:b/>
+          <w:bCs/>
+        </w:rPr>
+        <w:t>modelo</w:t>
+      </w:r>
+      <w:r>
+        <w:rPr>
+          <w:rFonts w:ascii="Cambria" w:hAnsi="Cambria"/>
+        </w:rPr>
+        <w:t xml:space="preserve"> basado en </w:t>
+      </w:r>
+      <w:r>
+        <w:rPr>
+          <w:rFonts w:ascii="Cambria" w:hAnsi="Cambria"/>
+          <w:b/>
+          <w:bCs/>
+        </w:rPr>
+        <w:t>brazos</w:t>
+      </w:r>
+      <w:r>
+        <w:rPr>
+          <w:rFonts w:ascii="Cambria" w:hAnsi="Cambria"/>
+        </w:rPr>
+        <w:t xml:space="preserve"> y </w:t>
+      </w:r>
+      <w:r>
+        <w:rPr>
+          <w:rFonts w:ascii="Cambria" w:hAnsi="Cambria"/>
+          <w:b/>
+          <w:bCs/>
+        </w:rPr>
+        <w:t>adaptarlo</w:t>
+      </w:r>
+      <w:r>
+        <w:rPr>
+          <w:rFonts w:ascii="Cambria" w:hAnsi="Cambria"/>
+        </w:rPr>
+        <w:t xml:space="preserve"> a la nueva representación en la que el dron dispone de un único brazo implícito y puede transportar múltiples cajas mediante un </w:t>
+      </w:r>
+      <w:r>
+        <w:rPr>
+          <w:rFonts w:ascii="Cambria" w:hAnsi="Cambria"/>
+          <w:b/>
+          <w:bCs/>
+        </w:rPr>
+        <w:t>transportador</w:t>
+      </w:r>
+      <w:r>
+        <w:rPr>
+          <w:rFonts w:ascii="Cambria" w:hAnsi="Cambria"/>
+        </w:rPr>
+        <w:t>.</w:t>
+      </w:r>
+    </w:p>
+    <w:p>
+      <w:pPr>
+        <w:jc w:val="both"/>
+        <w:rPr>
+          <w:rFonts w:ascii="Cambria" w:hAnsi="Cambria"/>
+        </w:rPr>
+      </w:pPr>
+      <w:r>
+        <w:rPr>
+          <w:rFonts w:ascii="Cambria" w:hAnsi="Cambria"/>
+        </w:rPr>
+        <w:t xml:space="preserve">En primer lugar, se ha </w:t>
+      </w:r>
+      <w:r>
+        <w:rPr>
+          <w:rFonts w:ascii="Cambria" w:hAnsi="Cambria"/>
+          <w:b/>
+          <w:bCs/>
+        </w:rPr>
+        <w:t>eliminado</w:t>
+      </w:r>
+      <w:r>
+        <w:rPr>
+          <w:rFonts w:ascii="Cambria" w:hAnsi="Cambria"/>
+        </w:rPr>
+        <w:t xml:space="preserve"> la generación de objetos de tipo </w:t>
+      </w:r>
+      <w:r>
+        <w:rPr>
+          <w:rFonts w:ascii="Cambria" w:hAnsi="Cambria"/>
+          <w:b/>
+          <w:bCs/>
           <w:i/>
           <w:iCs/>
         </w:rPr>
@@ -6611,37 +8270,180 @@
         <w:rPr>
           <w:rFonts w:ascii="Cambria" w:hAnsi="Cambria"/>
         </w:rPr>
-        <w:t xml:space="preserve"> y todos los predicados asociados, ya que el nuevo dominio no contempla brazos explícitos. En su lugar, el generador inicializa el predicado (drone-free ?d) para cada dron, indicando que inicialmente no está sosteniendo ninguna caja. Esto permite modelar de forma sencilla que el dron solo puede transportar una caja directamente en cada momento.</w:t>
-      </w:r>
-    </w:p>
-    <w:p>
-      <w:pPr>
-        <w:rPr>
-          <w:rFonts w:ascii="Cambria" w:hAnsi="Cambria"/>
-        </w:rPr>
-      </w:pPr>
-      <w:r>
-        <w:rPr>
-          <w:rFonts w:ascii="Cambria" w:hAnsi="Cambria"/>
-        </w:rPr>
-        <w:t>En segundo lugar, se ha añadido la generación de objetos de tipo carrier, correspondientes a los transportadores. Estos objetos se crean según el parámetro --carriers introducido por línea de comandos. Todos los transportadores se inicializan en la localización depot, tal como establece el enunciado. Además, se inicializa su carga mediante el predicado (carrier-load carrierX n0) y su capacidad máxima mediante (carrier-capacity carrierX n4), lo que permite controlar que no se superen las cuatro cajas permitidas.</w:t>
-      </w:r>
-    </w:p>
-    <w:p>
-      <w:pPr>
-        <w:rPr>
-          <w:rFonts w:ascii="Cambria" w:hAnsi="Cambria"/>
-        </w:rPr>
-      </w:pPr>
-      <w:r>
-        <w:rPr>
-          <w:rFonts w:ascii="Cambria" w:hAnsi="Cambria"/>
-        </w:rPr>
-        <w:t>Dado que el dominio no utiliza fluentes numéricos, los valores numéricos se representan mediante objetos de tipo num. El generador crea los objetos n0, n1, n2, n3 y n4, así como las relaciones (siguiente n0 n1), (siguiente n1 n2), etc. Este mecanismo permite simular un contador discreto para la carga del transportador. Cada vez que se introduce una caja en el transportador, el estado del contador avanza al siguiente número; de forma análoga, al extraer una caja, el contador retrocede.</w:t>
-      </w:r>
-    </w:p>
-    <w:p>
-      <w:pPr>
+        <w:t xml:space="preserve"> y todos los predicados asociados, ya que el nuevo dominio no contempla brazos explícitos. En su lugar, el generador </w:t>
+      </w:r>
+      <w:r>
+        <w:rPr>
+          <w:rFonts w:ascii="Cambria" w:hAnsi="Cambria"/>
+          <w:b/>
+          <w:bCs/>
+        </w:rPr>
+        <w:t>inicializa</w:t>
+      </w:r>
+      <w:r>
+        <w:rPr>
+          <w:rFonts w:ascii="Cambria" w:hAnsi="Cambria"/>
+        </w:rPr>
+        <w:t xml:space="preserve"> el predicado (</w:t>
+      </w:r>
+      <w:r>
+        <w:rPr>
+          <w:rFonts w:ascii="Cambria" w:hAnsi="Cambria"/>
+          <w:b/>
+          <w:bCs/>
+        </w:rPr>
+        <w:t>drone-free</w:t>
+      </w:r>
+      <w:r>
+        <w:rPr>
+          <w:rFonts w:ascii="Cambria" w:hAnsi="Cambria"/>
+        </w:rPr>
+        <w:t xml:space="preserve"> ?d) para cada dron, indicando que inicialmente no está sosteniendo ninguna caja. Esto permite modelar de forma sencilla que el dron solo puede transportar una caja directamente en cada momento.</w:t>
+      </w:r>
+    </w:p>
+    <w:p>
+      <w:pPr>
+        <w:jc w:val="both"/>
+        <w:rPr>
+          <w:rFonts w:ascii="Cambria" w:hAnsi="Cambria"/>
+        </w:rPr>
+      </w:pPr>
+      <w:r>
+        <w:rPr>
+          <w:rFonts w:ascii="Cambria" w:hAnsi="Cambria"/>
+        </w:rPr>
+        <w:t xml:space="preserve">En segundo lugar, se ha </w:t>
+      </w:r>
+      <w:r>
+        <w:rPr>
+          <w:rFonts w:ascii="Cambria" w:hAnsi="Cambria"/>
+          <w:b/>
+          <w:bCs/>
+        </w:rPr>
+        <w:t>añadido</w:t>
+      </w:r>
+      <w:r>
+        <w:rPr>
+          <w:rFonts w:ascii="Cambria" w:hAnsi="Cambria"/>
+        </w:rPr>
+        <w:t xml:space="preserve"> la generación de </w:t>
+      </w:r>
+      <w:r>
+        <w:rPr>
+          <w:rFonts w:ascii="Cambria" w:hAnsi="Cambria"/>
+          <w:b/>
+          <w:bCs/>
+        </w:rPr>
+        <w:t>objetos</w:t>
+      </w:r>
+      <w:r>
+        <w:rPr>
+          <w:rFonts w:ascii="Cambria" w:hAnsi="Cambria"/>
+        </w:rPr>
+        <w:t xml:space="preserve"> de tipo </w:t>
+      </w:r>
+      <w:r>
+        <w:rPr>
+          <w:rFonts w:ascii="Cambria" w:hAnsi="Cambria"/>
+          <w:b/>
+          <w:bCs/>
+        </w:rPr>
+        <w:t>carrier</w:t>
+      </w:r>
+      <w:r>
+        <w:rPr>
+          <w:rFonts w:ascii="Cambria" w:hAnsi="Cambria"/>
+        </w:rPr>
+        <w:t xml:space="preserve">, correspondientes a los transportadores. Estos objetos se crean según el parámetro --carriers introducido por línea de comandos. Todos los transportadores se inicializan en la localización depot, tal como establece el enunciado. Además, se </w:t>
+      </w:r>
+      <w:r>
+        <w:rPr>
+          <w:rFonts w:ascii="Cambria" w:hAnsi="Cambria"/>
+          <w:b/>
+          <w:bCs/>
+        </w:rPr>
+        <w:t>inicializa</w:t>
+      </w:r>
+      <w:r>
+        <w:rPr>
+          <w:rFonts w:ascii="Cambria" w:hAnsi="Cambria"/>
+        </w:rPr>
+        <w:t xml:space="preserve"> su carga mediante el predicado (carrier-load carrierX n0) y su </w:t>
+      </w:r>
+      <w:r>
+        <w:rPr>
+          <w:rFonts w:ascii="Cambria" w:hAnsi="Cambria"/>
+          <w:b/>
+          <w:bCs/>
+        </w:rPr>
+        <w:t>capacidad máxima</w:t>
+      </w:r>
+      <w:r>
+        <w:rPr>
+          <w:rFonts w:ascii="Cambria" w:hAnsi="Cambria"/>
+        </w:rPr>
+        <w:t xml:space="preserve"> mediante (carrier-capacity carrierX n4), lo que permite controlar que no se superen las cuatro cajas permitidas.</w:t>
+      </w:r>
+    </w:p>
+    <w:p>
+      <w:pPr>
+        <w:jc w:val="both"/>
+        <w:rPr>
+          <w:rFonts w:ascii="Cambria" w:hAnsi="Cambria"/>
+        </w:rPr>
+      </w:pPr>
+      <w:r>
+        <w:rPr>
+          <w:rFonts w:ascii="Cambria" w:hAnsi="Cambria"/>
+        </w:rPr>
+        <w:t xml:space="preserve">Dado que el </w:t>
+      </w:r>
+      <w:r>
+        <w:rPr>
+          <w:rFonts w:ascii="Cambria" w:hAnsi="Cambria"/>
+          <w:b/>
+          <w:bCs/>
+        </w:rPr>
+        <w:t>dominio</w:t>
+      </w:r>
+      <w:r>
+        <w:rPr>
+          <w:rFonts w:ascii="Cambria" w:hAnsi="Cambria"/>
+        </w:rPr>
+        <w:t xml:space="preserve"> </w:t>
+      </w:r>
+      <w:r>
+        <w:rPr>
+          <w:rFonts w:ascii="Cambria" w:hAnsi="Cambria"/>
+          <w:b/>
+          <w:bCs/>
+        </w:rPr>
+        <w:t>no utiliza fluentes numéricos</w:t>
+      </w:r>
+      <w:r>
+        <w:rPr>
+          <w:rFonts w:ascii="Cambria" w:hAnsi="Cambria"/>
+        </w:rPr>
+        <w:t xml:space="preserve">, los valores numéricos se representan mediante objetos de </w:t>
+      </w:r>
+      <w:r>
+        <w:rPr>
+          <w:rFonts w:ascii="Cambria" w:hAnsi="Cambria"/>
+          <w:b/>
+          <w:bCs/>
+        </w:rPr>
+        <w:t>tipo num</w:t>
+      </w:r>
+      <w:r>
+        <w:rPr>
+          <w:rFonts w:ascii="Cambria" w:hAnsi="Cambria"/>
+        </w:rPr>
+        <w:t>. El generador crea los objetos n0, n1, n2, n3 y n4, así como las relaciones (siguiente n0 n1), (siguiente n1 n2), etc. Este mecanismo permite simular un contador discreto para la carga del transportador. Cada vez que se introduce una caja en el transportador, el estado del contador avanza al siguiente número; de forma análoga, al extraer una caja, el contador retrocede.</w:t>
+      </w:r>
+    </w:p>
+    <w:p>
+      <w:pPr>
+        <w:jc w:val="both"/>
         <w:rPr>
           <w:rFonts w:ascii="Cambria" w:hAnsi="Cambria"/>
         </w:rPr>
@@ -6655,185 +8457,289 @@
     </w:p>
     <w:p>
       <w:pPr>
-        <w:pStyle w:val="Prrafodelista"/>
-        <w:numPr>
-          <w:ilvl w:val="0"/>
-          <w:numId w:val="19"/>
-        </w:numPr>
-        <w:rPr>
-          <w:rFonts w:ascii="Cambria" w:hAnsi="Cambria"/>
-        </w:rPr>
-      </w:pPr>
-      <w:r>
-        <w:rPr>
-          <w:rFonts w:ascii="Cambria" w:hAnsi="Cambria"/>
-        </w:rPr>
-        <w:t>Todos los drones comienzan en el depósito y en estado libre (drone-free).</w:t>
-      </w:r>
-    </w:p>
-    <w:p>
-      <w:pPr>
-        <w:pStyle w:val="Prrafodelista"/>
-        <w:numPr>
-          <w:ilvl w:val="0"/>
-          <w:numId w:val="19"/>
-        </w:numPr>
-        <w:rPr>
-          <w:rFonts w:ascii="Cambria" w:hAnsi="Cambria"/>
-        </w:rPr>
-      </w:pPr>
-      <w:r>
-        <w:rPr>
-          <w:rFonts w:ascii="Cambria" w:hAnsi="Cambria"/>
-        </w:rPr>
-        <w:t>Todos los transportadores comienzan en el depósito con carga inicial n0.</w:t>
-      </w:r>
-    </w:p>
-    <w:p>
-      <w:pPr>
-        <w:pStyle w:val="Prrafodelista"/>
-        <w:numPr>
-          <w:ilvl w:val="0"/>
-          <w:numId w:val="19"/>
-        </w:numPr>
-        <w:rPr>
-          <w:rFonts w:ascii="Cambria" w:hAnsi="Cambria"/>
-        </w:rPr>
-      </w:pPr>
-      <w:r>
-        <w:rPr>
-          <w:rFonts w:ascii="Cambria" w:hAnsi="Cambria"/>
-        </w:rPr>
-        <w:t>La capacidad máxima se fija mediante el predicado (carrier-capacity carrierX n4).</w:t>
-      </w:r>
-    </w:p>
-    <w:p>
-      <w:pPr>
-        <w:pStyle w:val="Prrafodelista"/>
-        <w:numPr>
-          <w:ilvl w:val="0"/>
-          <w:numId w:val="19"/>
-        </w:numPr>
-        <w:rPr>
-          <w:rFonts w:ascii="Cambria" w:hAnsi="Cambria"/>
-        </w:rPr>
-      </w:pPr>
-      <w:r>
-        <w:rPr>
-          <w:rFonts w:ascii="Cambria" w:hAnsi="Cambria"/>
-        </w:rPr>
-        <w:t>Se genera la cadena (siguiente n0 n1), (siguiente n1 n2), etc., que permite simular incrementos de carga.</w:t>
-      </w:r>
-    </w:p>
-    <w:p>
-      <w:pPr>
-        <w:pStyle w:val="Prrafodelista"/>
-        <w:numPr>
-          <w:ilvl w:val="0"/>
-          <w:numId w:val="19"/>
-        </w:numPr>
-        <w:rPr>
-          <w:rFonts w:ascii="Cambria" w:hAnsi="Cambria"/>
-        </w:rPr>
-      </w:pPr>
+        <w:jc w:val="both"/>
+        <w:rPr>
+          <w:rFonts w:ascii="Cambria" w:hAnsi="Cambria"/>
+        </w:rPr>
+      </w:pPr>
+      <w:r>
+        <w:rPr>
+          <w:rFonts w:ascii="Cambria" w:hAnsi="Cambria"/>
+        </w:rPr>
+        <w:t xml:space="preserve">Todos los drones </w:t>
+      </w:r>
+      <w:r>
+        <w:rPr>
+          <w:rFonts w:ascii="Cambria" w:hAnsi="Cambria"/>
+          <w:b/>
+          <w:bCs/>
+        </w:rPr>
+        <w:t>comienzan en el depósito</w:t>
+      </w:r>
+      <w:r>
+        <w:rPr>
+          <w:rFonts w:ascii="Cambria" w:hAnsi="Cambria"/>
+        </w:rPr>
+        <w:t xml:space="preserve"> y en estado libre (drone-free).</w:t>
+      </w:r>
+      <w:r>
+        <w:rPr>
+          <w:rFonts w:ascii="Cambria" w:hAnsi="Cambria"/>
+        </w:rPr>
+        <w:t xml:space="preserve"> </w:t>
+      </w:r>
+      <w:r>
+        <w:rPr>
+          <w:rFonts w:ascii="Cambria" w:hAnsi="Cambria"/>
+        </w:rPr>
+        <w:t xml:space="preserve">Todos los transportadores comienzan en el depósito con </w:t>
+      </w:r>
+      <w:r>
+        <w:rPr>
+          <w:rFonts w:ascii="Cambria" w:hAnsi="Cambria"/>
+          <w:b/>
+          <w:bCs/>
+        </w:rPr>
+        <w:t>carga inicial n0</w:t>
+      </w:r>
+      <w:r>
+        <w:rPr>
+          <w:rFonts w:ascii="Cambria" w:hAnsi="Cambria"/>
+        </w:rPr>
+        <w:t>.</w:t>
+      </w:r>
+      <w:r>
+        <w:rPr>
+          <w:rFonts w:ascii="Cambria" w:hAnsi="Cambria"/>
+        </w:rPr>
+        <w:t xml:space="preserve"> </w:t>
+      </w:r>
+      <w:r>
+        <w:rPr>
+          <w:rFonts w:ascii="Cambria" w:hAnsi="Cambria"/>
+        </w:rPr>
+        <w:t>La capacidad máxima se fija mediante el predicado (</w:t>
+      </w:r>
+      <w:r>
+        <w:rPr>
+          <w:rFonts w:ascii="Cambria" w:hAnsi="Cambria"/>
+          <w:b/>
+          <w:bCs/>
+        </w:rPr>
+        <w:t>carrier-capacity</w:t>
+      </w:r>
+      <w:r>
+        <w:rPr>
+          <w:rFonts w:ascii="Cambria" w:hAnsi="Cambria"/>
+        </w:rPr>
+        <w:t xml:space="preserve"> carrierX n4).</w:t>
+      </w:r>
+      <w:r>
+        <w:rPr>
+          <w:rFonts w:ascii="Cambria" w:hAnsi="Cambria"/>
+        </w:rPr>
+        <w:t xml:space="preserve"> </w:t>
+      </w:r>
+      <w:r>
+        <w:rPr>
+          <w:rFonts w:ascii="Cambria" w:hAnsi="Cambria"/>
+        </w:rPr>
+        <w:t>Se genera la cadena (</w:t>
+      </w:r>
+      <w:r>
+        <w:rPr>
+          <w:rFonts w:ascii="Cambria" w:hAnsi="Cambria"/>
+          <w:b/>
+          <w:bCs/>
+        </w:rPr>
+        <w:t>siguiente</w:t>
+      </w:r>
+      <w:r>
+        <w:rPr>
+          <w:rFonts w:ascii="Cambria" w:hAnsi="Cambria"/>
+        </w:rPr>
+        <w:t xml:space="preserve"> n0 n1), (siguiente n1 n2), etc., que permite simular </w:t>
+      </w:r>
+      <w:r>
+        <w:rPr>
+          <w:rFonts w:ascii="Cambria" w:hAnsi="Cambria"/>
+          <w:b/>
+          <w:bCs/>
+        </w:rPr>
+        <w:t>incrementos de carga</w:t>
+      </w:r>
+      <w:r>
+        <w:rPr>
+          <w:rFonts w:ascii="Cambria" w:hAnsi="Cambria"/>
+        </w:rPr>
+        <w:t>.</w:t>
+      </w:r>
+      <w:r>
+        <w:rPr>
+          <w:rFonts w:ascii="Cambria" w:hAnsi="Cambria"/>
+        </w:rPr>
+        <w:t xml:space="preserve"> </w:t>
+      </w:r>
       <w:r>
         <w:rPr>
           <w:rFonts w:ascii="Cambria" w:hAnsi="Cambria"/>
         </w:rPr>
         <w:t>Todas las cajas comienzan en el depósito.</w:t>
       </w:r>
-    </w:p>
-    <w:p>
-      <w:pPr>
-        <w:pStyle w:val="Prrafodelista"/>
-        <w:numPr>
-          <w:ilvl w:val="0"/>
-          <w:numId w:val="19"/>
-        </w:numPr>
-        <w:rPr>
-          <w:rFonts w:ascii="Cambria" w:hAnsi="Cambria"/>
-        </w:rPr>
-      </w:pPr>
-      <w:r>
-        <w:rPr>
-          <w:rFonts w:ascii="Cambria" w:hAnsi="Cambria"/>
-        </w:rPr>
-        <w:t>Las personas se distribuyen aleatoriamente en localizaciones distintas del depósito.</w:t>
-      </w:r>
-    </w:p>
-    <w:p>
-      <w:pPr>
-        <w:pStyle w:val="Prrafodelista"/>
-        <w:numPr>
-          <w:ilvl w:val="0"/>
-          <w:numId w:val="19"/>
-        </w:numPr>
-        <w:rPr>
-          <w:rFonts w:ascii="Cambria" w:hAnsi="Cambria"/>
-        </w:rPr>
-      </w:pPr>
-      <w:r>
-        <w:rPr>
-          <w:rFonts w:ascii="Cambria" w:hAnsi="Cambria"/>
-        </w:rPr>
-        <w:t>El contenido de las cajas se asigna de forma aleatoria, asegurando que el número de objetivos solicitados sea alcanzable.</w:t>
-      </w:r>
-    </w:p>
-    <w:p>
-      <w:pPr>
-        <w:rPr>
-          <w:rFonts w:ascii="Cambria" w:hAnsi="Cambria"/>
-        </w:rPr>
-      </w:pPr>
-    </w:p>
-    <w:p>
-      <w:pPr>
-        <w:rPr>
-          <w:rFonts w:ascii="Cambria" w:hAnsi="Cambria"/>
-        </w:rPr>
-      </w:pPr>
-      <w:r>
-        <w:rPr>
-          <w:rFonts w:ascii="Cambria" w:hAnsi="Cambria"/>
-        </w:rPr>
-        <w:t xml:space="preserve">El generador mantiene la misma lógica de la Parte 1 para distribuir necesidades entre las personas, garantizando que no se generen instancias irresolubles. Asimismo, el objetivo </w:t>
-      </w:r>
-      <w:r>
-        <w:rPr>
-          <w:rFonts w:ascii="Cambria" w:hAnsi="Cambria"/>
-        </w:rPr>
-        <w:lastRenderedPageBreak/>
-        <w:t>del problema exige que todos los drones regresen al depósito y que cada persona reciba el contenido requerido.</w:t>
-      </w:r>
-    </w:p>
-    <w:p>
-      <w:pPr>
-        <w:rPr>
-          <w:rFonts w:ascii="Cambria" w:hAnsi="Cambria"/>
-        </w:rPr>
-      </w:pPr>
-      <w:r>
-        <w:rPr>
-          <w:rFonts w:ascii="Cambria" w:hAnsi="Cambria"/>
-        </w:rPr>
-        <w:t>Una decisión de diseño relevante es que la capacidad del transportador se fija mediante la constante MAX_CAPACITY = 4, lo que permite cumplir el requisito del enunciado de poder transportar hasta cuatro cajas por carrier. Esta elección simplifica la generación de problemas y evita inconsistencias en la cadena numérica.</w:t>
-      </w:r>
-    </w:p>
-    <w:p>
-      <w:pPr>
-        <w:rPr>
-          <w:rFonts w:ascii="Cambria" w:hAnsi="Cambria"/>
-        </w:rPr>
-      </w:pPr>
-      <w:r>
-        <w:rPr>
-          <w:rFonts w:ascii="Cambria" w:hAnsi="Cambria"/>
-        </w:rPr>
-        <w:t>Con esta adaptación, el generador produce instancias completamente compatibles con el nuevo dominio y con planificadores STRIPS como pyperplan, cumpliendo así los requisitos del ejercicio.</w:t>
-      </w:r>
-    </w:p>
-    <w:p>
-      <w:pPr>
+      <w:r>
+        <w:rPr>
+          <w:rFonts w:ascii="Cambria" w:hAnsi="Cambria"/>
+        </w:rPr>
+        <w:t xml:space="preserve"> </w:t>
+      </w:r>
+      <w:r>
+        <w:rPr>
+          <w:rFonts w:ascii="Cambria" w:hAnsi="Cambria"/>
+        </w:rPr>
+        <w:t xml:space="preserve">Las </w:t>
+      </w:r>
+      <w:r>
+        <w:rPr>
+          <w:rFonts w:ascii="Cambria" w:hAnsi="Cambria"/>
+          <w:b/>
+          <w:bCs/>
+        </w:rPr>
+        <w:t>personas</w:t>
+      </w:r>
+      <w:r>
+        <w:rPr>
+          <w:rFonts w:ascii="Cambria" w:hAnsi="Cambria"/>
+        </w:rPr>
+        <w:t xml:space="preserve"> se </w:t>
+      </w:r>
+      <w:r>
+        <w:rPr>
+          <w:rFonts w:ascii="Cambria" w:hAnsi="Cambria"/>
+          <w:b/>
+          <w:bCs/>
+        </w:rPr>
+        <w:t>distribuyen aleatoriamente</w:t>
+      </w:r>
+      <w:r>
+        <w:rPr>
+          <w:rFonts w:ascii="Cambria" w:hAnsi="Cambria"/>
+        </w:rPr>
+        <w:t xml:space="preserve"> en localizaciones distintas del depósito.</w:t>
+      </w:r>
+      <w:r>
+        <w:rPr>
+          <w:rFonts w:ascii="Cambria" w:hAnsi="Cambria"/>
+        </w:rPr>
+        <w:t xml:space="preserve"> </w:t>
+      </w:r>
+      <w:r>
+        <w:rPr>
+          <w:rFonts w:ascii="Cambria" w:hAnsi="Cambria"/>
+        </w:rPr>
+        <w:t xml:space="preserve">El </w:t>
+      </w:r>
+      <w:r>
+        <w:rPr>
+          <w:rFonts w:ascii="Cambria" w:hAnsi="Cambria"/>
+          <w:b/>
+          <w:bCs/>
+        </w:rPr>
+        <w:t>contenido</w:t>
+      </w:r>
+      <w:r>
+        <w:rPr>
+          <w:rFonts w:ascii="Cambria" w:hAnsi="Cambria"/>
+        </w:rPr>
+        <w:t xml:space="preserve"> de las cajas se </w:t>
+      </w:r>
+      <w:r>
+        <w:rPr>
+          <w:rFonts w:ascii="Cambria" w:hAnsi="Cambria"/>
+          <w:b/>
+          <w:bCs/>
+        </w:rPr>
+        <w:t>asigna</w:t>
+      </w:r>
+      <w:r>
+        <w:rPr>
+          <w:rFonts w:ascii="Cambria" w:hAnsi="Cambria"/>
+        </w:rPr>
+        <w:t xml:space="preserve"> de forma </w:t>
+      </w:r>
+      <w:r>
+        <w:rPr>
+          <w:rFonts w:ascii="Cambria" w:hAnsi="Cambria"/>
+          <w:b/>
+          <w:bCs/>
+        </w:rPr>
+        <w:t>aleatoria</w:t>
+      </w:r>
+      <w:r>
+        <w:rPr>
+          <w:rFonts w:ascii="Cambria" w:hAnsi="Cambria"/>
+        </w:rPr>
+        <w:t>, asegurando que el número de objetivos solicitados sea alcanzable.</w:t>
+      </w:r>
+    </w:p>
+    <w:p>
+      <w:pPr>
+        <w:jc w:val="both"/>
+        <w:rPr>
+          <w:rFonts w:ascii="Cambria" w:hAnsi="Cambria"/>
+        </w:rPr>
+      </w:pPr>
+      <w:r>
+        <w:rPr>
+          <w:rFonts w:ascii="Cambria" w:hAnsi="Cambria"/>
+        </w:rPr>
+        <w:t>El generador mantiene la misma lógica de la Parte 1 para distribuir necesidades entre las personas, garantizando que no se generen instancias irresolubles. Asimismo, el objetivo del problema exige que todos los drones regresen al depósito y que cada persona reciba el contenido requerido.</w:t>
+      </w:r>
+    </w:p>
+    <w:p>
+      <w:pPr>
+        <w:jc w:val="both"/>
+        <w:rPr>
+          <w:rFonts w:ascii="Cambria" w:hAnsi="Cambria"/>
+        </w:rPr>
+      </w:pPr>
+      <w:r>
+        <w:rPr>
+          <w:rFonts w:ascii="Cambria" w:hAnsi="Cambria"/>
+        </w:rPr>
+        <w:t xml:space="preserve">Una decisión de diseño relevante es que la capacidad del transportador se fija mediante la </w:t>
+      </w:r>
+      <w:r>
+        <w:rPr>
+          <w:rFonts w:ascii="Cambria" w:hAnsi="Cambria"/>
+          <w:b/>
+          <w:bCs/>
+        </w:rPr>
+        <w:t>constante</w:t>
+      </w:r>
+      <w:r>
+        <w:rPr>
+          <w:rFonts w:ascii="Cambria" w:hAnsi="Cambria"/>
+        </w:rPr>
+        <w:t xml:space="preserve"> </w:t>
+      </w:r>
+      <w:r>
+        <w:rPr>
+          <w:rFonts w:ascii="Cambria" w:hAnsi="Cambria"/>
+          <w:b/>
+          <w:bCs/>
+        </w:rPr>
+        <w:t>MAX_CAPACITY = 4</w:t>
+      </w:r>
+      <w:r>
+        <w:rPr>
+          <w:rFonts w:ascii="Cambria" w:hAnsi="Cambria"/>
+        </w:rPr>
+        <w:t>, lo que permite cumplir el requisito del enunciado de poder transportar hasta cuatro cajas por carrier. Esta elección simplifica la generación de problemas y evita inconsistencias en la cadena numérica.</w:t>
+      </w:r>
+    </w:p>
+    <w:p>
+      <w:pPr>
+        <w:jc w:val="both"/>
         <w:rPr>
           <w:rFonts w:ascii="Cambria" w:hAnsi="Cambria"/>
         </w:rPr>
@@ -6850,7 +8756,19 @@
         <w:rPr>
           <w:rFonts w:ascii="Cambria" w:hAnsi="Cambria"/>
         </w:rPr>
-        <w:t xml:space="preserve"> Al hacer pruebas se ha visto como en ausencia de costes de acción, el uso del transportador no siempre resulta beneficioso en términos de número de acciones, por lo que el planificador tiende a generar planes sin utilizarlo. Esto es coherente con el modelo actual, ya que el transportador introduce acciones adicionales (cargar y descargar) sin reducir el número total de vuelos. La verdadera utilidad del transportador se observará en el siguiente ejercicio, cuando se introduzcan costes de desplazamiento.</w:t>
+        <w:t xml:space="preserve"> Al hacer pruebas se ha visto como en ausencia de costes de acción, el uso del transportador no siempre resulta beneficioso en términos de número de acciones, por lo que el planificador tiende a generar planes sin utilizarlo. Esto es coherente con el modelo actual, ya que el transportador introduce acciones adicionales (cargar y descargar) sin reducir el número total de vuelos. La verdadera utilidad del transportador se observa</w:t>
+      </w:r>
+      <w:r>
+        <w:rPr>
+          <w:rFonts w:ascii="Cambria" w:hAnsi="Cambria"/>
+        </w:rPr>
+        <w:t xml:space="preserve"> </w:t>
+      </w:r>
+      <w:r>
+        <w:rPr>
+          <w:rFonts w:ascii="Cambria" w:hAnsi="Cambria"/>
+        </w:rPr>
+        <w:t>en el siguiente ejercicio, cuando se introduzcan costes de desplazamiento.</w:t>
       </w:r>
     </w:p>
     <w:p>
@@ -6865,11 +8783,14 @@
         <w:rPr>
           <w:rFonts w:ascii="Cambria" w:hAnsi="Cambria"/>
         </w:rPr>
+        <w:lastRenderedPageBreak/>
         <w:t>Punto 3: Verificación del dominio y problemas generados</w:t>
       </w:r>
     </w:p>
-    <w:p>
-      <w:pPr>
+    <w:p/>
+    <w:p>
+      <w:pPr>
+        <w:jc w:val="both"/>
         <w:rPr>
           <w:rFonts w:ascii="Cambria" w:hAnsi="Cambria"/>
         </w:rPr>
@@ -6895,6 +8816,7 @@
     </w:p>
     <w:p>
       <w:pPr>
+        <w:jc w:val="both"/>
         <w:rPr>
           <w:rFonts w:ascii="Cambria" w:hAnsi="Cambria"/>
         </w:rPr>
@@ -6908,6 +8830,7 @@
     </w:p>
     <w:p>
       <w:pPr>
+        <w:jc w:val="both"/>
         <w:rPr>
           <w:rFonts w:ascii="Cambria" w:hAnsi="Cambria"/>
         </w:rPr>
@@ -6957,6 +8880,7 @@
     </w:p>
     <w:p>
       <w:pPr>
+        <w:jc w:val="both"/>
         <w:rPr>
           <w:rFonts w:ascii="Cambria" w:hAnsi="Cambria"/>
         </w:rPr>
@@ -7021,9 +8945,9 @@
           <w:noProof/>
         </w:rPr>
         <w:drawing>
-          <wp:inline distT="0" distB="0" distL="0" distR="0" wp14:anchorId="181D641E" wp14:editId="718D5711">
-            <wp:extent cx="2536371" cy="1283652"/>
-            <wp:effectExtent l="0" t="0" r="0" b="0"/>
+          <wp:inline distT="0" distB="0" distL="0" distR="0" wp14:anchorId="181D641E" wp14:editId="6381210E">
+            <wp:extent cx="1998392" cy="1011382"/>
+            <wp:effectExtent l="0" t="0" r="1905" b="0"/>
             <wp:docPr id="71891344" name="Imagen 1"/>
             <wp:cNvGraphicFramePr>
               <a:graphicFrameLocks xmlns:a="http://schemas.openxmlformats.org/drawingml/2006/main" noChangeAspect="1"/>
@@ -7044,7 +8968,7 @@
                   <pic:spPr>
                     <a:xfrm>
                       <a:off x="0" y="0"/>
-                      <a:ext cx="2541189" cy="1286091"/>
+                      <a:ext cx="2042073" cy="1033489"/>
                     </a:xfrm>
                     <a:prstGeom prst="rect">
                       <a:avLst/>
@@ -7059,6 +8983,7 @@
     </w:p>
     <w:p>
       <w:pPr>
+        <w:jc w:val="both"/>
         <w:rPr>
           <w:rFonts w:ascii="Cambria" w:hAnsi="Cambria"/>
         </w:rPr>
@@ -7102,6 +9027,7 @@
     </w:p>
     <w:p>
       <w:pPr>
+        <w:jc w:val="both"/>
         <w:rPr>
           <w:rFonts w:ascii="Cambria" w:hAnsi="Cambria"/>
         </w:rPr>
@@ -7111,11 +9037,10 @@
           <w:rFonts w:ascii="Cambria" w:hAnsi="Cambria"/>
           <w:noProof/>
         </w:rPr>
-        <w:lastRenderedPageBreak/>
         <w:drawing>
-          <wp:inline distT="0" distB="0" distL="0" distR="0" wp14:anchorId="164BC30B" wp14:editId="119D634E">
-            <wp:extent cx="4142014" cy="3231416"/>
-            <wp:effectExtent l="0" t="0" r="0" b="7620"/>
+          <wp:inline distT="0" distB="0" distL="0" distR="0" wp14:anchorId="164BC30B" wp14:editId="1C2A8E19">
+            <wp:extent cx="2690442" cy="2098964"/>
+            <wp:effectExtent l="0" t="0" r="0" b="0"/>
             <wp:docPr id="736505015" name="Imagen 1"/>
             <wp:cNvGraphicFramePr>
               <a:graphicFrameLocks xmlns:a="http://schemas.openxmlformats.org/drawingml/2006/main" noChangeAspect="1"/>
@@ -7136,7 +9061,7 @@
                   <pic:spPr>
                     <a:xfrm>
                       <a:off x="0" y="0"/>
-                      <a:ext cx="4148211" cy="3236251"/>
+                      <a:ext cx="2720078" cy="2122085"/>
                     </a:xfrm>
                     <a:prstGeom prst="rect">
                       <a:avLst/>
@@ -7151,6 +9076,7 @@
     </w:p>
     <w:p>
       <w:pPr>
+        <w:jc w:val="both"/>
         <w:rPr>
           <w:rFonts w:ascii="Cambria" w:hAnsi="Cambria"/>
         </w:rPr>
@@ -7170,6 +9096,7 @@
     </w:p>
     <w:p>
       <w:pPr>
+        <w:jc w:val="both"/>
         <w:rPr>
           <w:rFonts w:ascii="Cambria" w:hAnsi="Cambria"/>
         </w:rPr>
@@ -7193,6 +9120,7 @@
         <w:rPr>
           <w:rFonts w:ascii="Cambria" w:hAnsi="Cambria"/>
         </w:rPr>
+        <w:lastRenderedPageBreak/>
         <w:t xml:space="preserve">Punto </w:t>
       </w:r>
       <w:r>
@@ -7214,30 +9142,147 @@
         <w:t>Repetición de apartados 1.3.2 y 1.3.3</w:t>
       </w:r>
     </w:p>
-    <w:p>
-      <w:r>
-        <w:t xml:space="preserve">Recordemos que para la repetición del apartado 1.3.2 utilizaremos el tamaño de problema </w:t>
-      </w:r>
-      <w:r>
-        <w:t>8, y para la repetición del apartado 1.3.3 utilizaremos el tamaño de problema 5 como se explicó en esos apartados. Además, se introducirá en todos los test un Carrier (-r 1) para comprobar cómo es el funcionamiento con las nuevas acciones.</w:t>
+    <w:p/>
+    <w:p>
+      <w:pPr>
+        <w:jc w:val="both"/>
+      </w:pPr>
+      <w:r>
+        <w:t xml:space="preserve">Recordemos que para la repetición del apartado </w:t>
+      </w:r>
+      <w:r>
+        <w:rPr>
+          <w:b/>
+          <w:bCs/>
+        </w:rPr>
+        <w:t>1.3.2</w:t>
+      </w:r>
+      <w:r>
+        <w:t xml:space="preserve"> utilizaremos el tamaño de problema </w:t>
+      </w:r>
+      <w:r>
+        <w:rPr>
+          <w:b/>
+          <w:bCs/>
+        </w:rPr>
+        <w:t>8</w:t>
+      </w:r>
+      <w:r>
+        <w:t xml:space="preserve">, y para la repetición del apartado </w:t>
+      </w:r>
+      <w:r>
+        <w:rPr>
+          <w:b/>
+          <w:bCs/>
+        </w:rPr>
+        <w:t>1.3.3</w:t>
+      </w:r>
+      <w:r>
+        <w:t xml:space="preserve"> utilizaremos el tamaño de problema </w:t>
+      </w:r>
+      <w:r>
+        <w:rPr>
+          <w:b/>
+          <w:bCs/>
+        </w:rPr>
+        <w:t>5</w:t>
+      </w:r>
+      <w:r>
+        <w:t xml:space="preserve"> como se explicó en esos apartados. Además, se </w:t>
+      </w:r>
+      <w:r>
+        <w:rPr>
+          <w:b/>
+          <w:bCs/>
+        </w:rPr>
+        <w:t>introducirá</w:t>
+      </w:r>
+      <w:r>
+        <w:t xml:space="preserve"> en </w:t>
+      </w:r>
+      <w:r>
+        <w:rPr>
+          <w:b/>
+          <w:bCs/>
+        </w:rPr>
+        <w:t>todos</w:t>
+      </w:r>
+      <w:r>
+        <w:t xml:space="preserve"> los test un </w:t>
+      </w:r>
+      <w:r>
+        <w:rPr>
+          <w:b/>
+          <w:bCs/>
+        </w:rPr>
+        <w:t>Carrier</w:t>
+      </w:r>
+      <w:r>
+        <w:t xml:space="preserve"> (-r 1) para comprobar cómo es el funcionamiento con las nuevas acciones.</w:t>
       </w:r>
       <w:r>
         <w:t xml:space="preserve"> </w:t>
       </w:r>
       <w:r>
-        <w:t>En el apartado anterior forzamos que se utilizara la acción de volar con el Carrier p</w:t>
+        <w:t xml:space="preserve">En el apartado anterior </w:t>
+      </w:r>
+      <w:r>
+        <w:rPr>
+          <w:b/>
+          <w:bCs/>
+        </w:rPr>
+        <w:t>forzamos que se utilizara</w:t>
+      </w:r>
+      <w:r>
+        <w:t xml:space="preserve"> la acción de volar con el Carrier p</w:t>
       </w:r>
       <w:r>
         <w:t>or medio de eliminar temporalmente la acción de volar el dron solo.</w:t>
       </w:r>
       <w:r>
-        <w:t xml:space="preserve"> Ahora no vamos a hacer eso ya </w:t>
-      </w:r>
-      <w:r>
-        <w:t xml:space="preserve">que como sabemos que en el segundo ejercicio de esta parte se forzará que se utilicen las acciones del </w:t>
-      </w:r>
-      <w:r>
-        <w:t>Carrier por medio de ponderaciones y costes en las acciones. Simplemente compararemos con los apartados de la parte 1 los resultados ya que podemos observar que aunque no se utilicen las acciones del Carrier por los motivos explicados anteriormente (mayor número de acciones) si que será diferente debido a que ya no tendrá dos brazos el dron.</w:t>
+        <w:t xml:space="preserve"> Ahora </w:t>
+      </w:r>
+      <w:r>
+        <w:rPr>
+          <w:b/>
+          <w:bCs/>
+        </w:rPr>
+        <w:t>no vamos a hacer eso</w:t>
+      </w:r>
+      <w:r>
+        <w:t xml:space="preserve"> ya </w:t>
+      </w:r>
+      <w:r>
+        <w:t xml:space="preserve">que como sabemos que en el </w:t>
+      </w:r>
+      <w:r>
+        <w:rPr>
+          <w:b/>
+          <w:bCs/>
+        </w:rPr>
+        <w:t>segundo ejercicio</w:t>
+      </w:r>
+      <w:r>
+        <w:t xml:space="preserve"> de esta parte </w:t>
+      </w:r>
+      <w:r>
+        <w:rPr>
+          <w:b/>
+          <w:bCs/>
+        </w:rPr>
+        <w:t>se forzará</w:t>
+      </w:r>
+      <w:r>
+        <w:t xml:space="preserve"> que se utilicen las acciones del </w:t>
+      </w:r>
+      <w:r>
+        <w:t xml:space="preserve">Carrier por medio de ponderaciones y costes en las acciones. </w:t>
+      </w:r>
+      <w:r>
+        <w:t>C</w:t>
+      </w:r>
+      <w:r>
+        <w:t>ompararemos con los apartados de la parte 1 los resultados ya que podemos observar que aunque no se utilicen las acciones del Carrier por los motivos explicados anteriormente si que será diferente debido a que ya no tendrá dos brazos el dron.</w:t>
       </w:r>
     </w:p>
     <w:p>
@@ -7959,7 +10004,6 @@
               <w:rPr>
                 <w:rFonts w:ascii="Cambria" w:hAnsi="Cambria"/>
               </w:rPr>
-              <w:lastRenderedPageBreak/>
               <w:t>EHC</w:t>
             </w:r>
           </w:p>
@@ -8437,19 +10481,64 @@
     </w:p>
     <w:p>
       <w:pPr>
-        <w:rPr>
-          <w:rFonts w:ascii="Cambria" w:hAnsi="Cambria"/>
-        </w:rPr>
-      </w:pPr>
-      <w:r>
-        <w:rPr>
-          <w:rFonts w:ascii="Cambria" w:hAnsi="Cambria"/>
-        </w:rPr>
-        <w:t xml:space="preserve">En primer lugar, se repitió el experimento correspondiente al apartado 1.3.2 utilizando un problema de tamaño 8. Los resultados muestran diferencias significativas en el comportamiento de las heurísticas. En particular, la heurística hMAX no fue capaz de encontrar una solución dentro del límite de tiempo establecido, utilizando </w:t>
-      </w:r>
-      <w:r>
-        <w:rPr>
-          <w:rFonts w:ascii="Cambria" w:hAnsi="Cambria"/>
+        <w:jc w:val="both"/>
+        <w:rPr>
+          <w:rFonts w:ascii="Cambria" w:hAnsi="Cambria"/>
+        </w:rPr>
+      </w:pPr>
+      <w:r>
+        <w:rPr>
+          <w:rFonts w:ascii="Cambria" w:hAnsi="Cambria"/>
+        </w:rPr>
+        <w:t xml:space="preserve">En primer lugar, se repitió el experimento correspondiente al apartado 1.3.2 utilizando un problema de tamaño 8. Los resultados muestran diferencias significativas en el comportamiento de las heurísticas. En particular, la </w:t>
+      </w:r>
+      <w:r>
+        <w:rPr>
+          <w:rFonts w:ascii="Cambria" w:hAnsi="Cambria"/>
+          <w:b/>
+          <w:bCs/>
+        </w:rPr>
+        <w:t>heurística hMAX</w:t>
+      </w:r>
+      <w:r>
+        <w:rPr>
+          <w:rFonts w:ascii="Cambria" w:hAnsi="Cambria"/>
+        </w:rPr>
+        <w:t xml:space="preserve"> </w:t>
+      </w:r>
+      <w:r>
+        <w:rPr>
+          <w:rFonts w:ascii="Cambria" w:hAnsi="Cambria"/>
+          <w:b/>
+          <w:bCs/>
+        </w:rPr>
+        <w:t>no</w:t>
+      </w:r>
+      <w:r>
+        <w:rPr>
+          <w:rFonts w:ascii="Cambria" w:hAnsi="Cambria"/>
+        </w:rPr>
+        <w:t xml:space="preserve"> fue capaz de encontrar una </w:t>
+      </w:r>
+      <w:r>
+        <w:rPr>
+          <w:rFonts w:ascii="Cambria" w:hAnsi="Cambria"/>
+          <w:b/>
+          <w:bCs/>
+        </w:rPr>
+        <w:t>solución</w:t>
+      </w:r>
+      <w:r>
+        <w:rPr>
+          <w:rFonts w:ascii="Cambria" w:hAnsi="Cambria"/>
+        </w:rPr>
+        <w:t xml:space="preserve"> dentro del límite de tiempo establecido, utilizando </w:t>
+      </w:r>
+      <w:r>
+        <w:rPr>
+          <w:rFonts w:ascii="Cambria" w:hAnsi="Cambria"/>
+          <w:b/>
+          <w:bCs/>
         </w:rPr>
         <w:t>EHC</w:t>
       </w:r>
@@ -8463,56 +10552,130 @@
         <w:rPr>
           <w:rFonts w:ascii="Cambria" w:hAnsi="Cambria"/>
         </w:rPr>
-        <w:t>mientras que con GBFS tardó cerca de 1 hora</w:t>
-      </w:r>
-      <w:r>
-        <w:rPr>
-          <w:rFonts w:ascii="Cambria" w:hAnsi="Cambria"/>
-        </w:rPr>
-        <w:t>. Por el contrario, heurísticas como hADD, hFF y especialmente Landmark mostraron un rendimiento considerablemente mejor, obteniendo planes en tiempos muy reducidos. En todos los casos en los que se obtuvo solución, la longitud del plan fue similar, situándose en torno a 32–37 acciones dependiendo de la heurística utilizada. La heurística Landmark resultó ser la más eficiente en términos de tiempo de ejecución.</w:t>
-      </w:r>
-    </w:p>
-    <w:p>
-      <w:pPr>
-        <w:rPr>
-          <w:rFonts w:ascii="Cambria" w:hAnsi="Cambria"/>
-        </w:rPr>
-      </w:pPr>
-      <w:r>
-        <w:rPr>
-          <w:rFonts w:ascii="Cambria" w:hAnsi="Cambria"/>
-        </w:rPr>
-        <w:t>En segundo lugar, se repitió el experimento correspondiente al apartado 1.3.3 con un problema de tamaño 5. En este caso se compararon distintos algoritmos de búsqueda utilizando heurísticas admisibles. Los resultados muestran que BFS fue capaz de encontrar una solución relativamente rápido (2.469 segundos) con un plan de longitud 20, mientras que IDS no logró completar la búsqueda dentro del límite de tiempo. Por su parte, A* con heurística hMAX encontró una solución correcta pero con un tiempo significativamente mayor (40.651 segundos), mientras que A* con lmcut tardó todavía más en encontrar el plan, alcanzando casi tres minutos de ejecución. En todos los casos, la longitud del plan obtenido fue la misma.</w:t>
-      </w:r>
-    </w:p>
-    <w:p>
-      <w:pPr>
-        <w:rPr>
-          <w:rFonts w:ascii="Cambria" w:hAnsi="Cambria"/>
-        </w:rPr>
-      </w:pPr>
-      <w:r>
-        <w:rPr>
-          <w:rFonts w:ascii="Cambria" w:hAnsi="Cambria"/>
-        </w:rPr>
-        <w:t>Un aspecto importante observado durante los experimentos es que ninguno de los planes generados utilizó las acciones relacionadas con el transportador. Esto se debe a que el uso del carrier introduce acciones adicionales de carga y descarga, lo que incrementa la longitud total del plan. Dado que el planificador empleado no considera costes de acción diferenciados y se limita a minimizar el número de pasos, resulta más eficiente transportar las cajas directamente sin utilizar el transportador. Por tanto, aunque el dominio permite el uso de carriers, el planificador no encuentra ventajoso utilizarlos en las instancias generadas.</w:t>
-      </w:r>
-    </w:p>
-    <w:p>
-      <w:pPr>
-        <w:rPr>
-          <w:rFonts w:ascii="Cambria" w:hAnsi="Cambria"/>
-        </w:rPr>
-      </w:pPr>
-      <w:r>
-        <w:rPr>
-          <w:rFonts w:ascii="Cambria" w:hAnsi="Cambria"/>
-        </w:rPr>
-        <w:t>Finalmente, también se observa que existen diferencias estructurales entre el dominio original y el nuevo dominio extendido. En el dominio anterior el dron disponía de dos brazos, lo que permitía transportar más de una caja simultáneamente sin necesidad de transportadores. En el nuevo modelo esta capacidad se sustituye por el uso del carrier, lo que modifica la estructura del espacio de estados y las posibles secuencias de acciones. Como consecuencia, los planes obtenidos presentan ligeras variaciones en longitud y los tiempos de planificación pueden verse afectados por la mayor complejidad del dominio.</w:t>
-      </w:r>
-    </w:p>
-    <w:p>
-      <w:pPr>
+        <w:t xml:space="preserve">mientras que con </w:t>
+      </w:r>
+      <w:r>
+        <w:rPr>
+          <w:rFonts w:ascii="Cambria" w:hAnsi="Cambria"/>
+          <w:b/>
+          <w:bCs/>
+        </w:rPr>
+        <w:t>GBFS</w:t>
+      </w:r>
+      <w:r>
+        <w:rPr>
+          <w:rFonts w:ascii="Cambria" w:hAnsi="Cambria"/>
+        </w:rPr>
+        <w:t xml:space="preserve"> tardó cerca de </w:t>
+      </w:r>
+      <w:r>
+        <w:rPr>
+          <w:rFonts w:ascii="Cambria" w:hAnsi="Cambria"/>
+          <w:b/>
+          <w:bCs/>
+        </w:rPr>
+        <w:t>1 hora</w:t>
+      </w:r>
+      <w:r>
+        <w:rPr>
+          <w:rFonts w:ascii="Cambria" w:hAnsi="Cambria"/>
+        </w:rPr>
+        <w:t xml:space="preserve">. Por el contrario, heurísticas como hADD, hFF y especialmente Landmark mostraron un rendimiento considerablemente mejor, obteniendo planes en tiempos muy reducidos. En todos los casos en los que se obtuvo solución, la </w:t>
+      </w:r>
+      <w:r>
+        <w:rPr>
+          <w:rFonts w:ascii="Cambria" w:hAnsi="Cambria"/>
+          <w:b/>
+          <w:bCs/>
+        </w:rPr>
+        <w:t>longitud del plan</w:t>
+      </w:r>
+      <w:r>
+        <w:rPr>
+          <w:rFonts w:ascii="Cambria" w:hAnsi="Cambria"/>
+        </w:rPr>
+        <w:t xml:space="preserve"> fue </w:t>
+      </w:r>
+      <w:r>
+        <w:rPr>
+          <w:rFonts w:ascii="Cambria" w:hAnsi="Cambria"/>
+          <w:b/>
+          <w:bCs/>
+        </w:rPr>
+        <w:t>similar</w:t>
+      </w:r>
+      <w:r>
+        <w:rPr>
+          <w:rFonts w:ascii="Cambria" w:hAnsi="Cambria"/>
+        </w:rPr>
+        <w:t xml:space="preserve">, situándose en torno a </w:t>
+      </w:r>
+      <w:r>
+        <w:rPr>
+          <w:rFonts w:ascii="Cambria" w:hAnsi="Cambria"/>
+          <w:b/>
+          <w:bCs/>
+        </w:rPr>
+        <w:t>32–37</w:t>
+      </w:r>
+      <w:r>
+        <w:rPr>
+          <w:rFonts w:ascii="Cambria" w:hAnsi="Cambria"/>
+        </w:rPr>
+        <w:t xml:space="preserve"> acciones dependiendo de la heurística utilizada. La heurística </w:t>
+      </w:r>
+      <w:r>
+        <w:rPr>
+          <w:rFonts w:ascii="Cambria" w:hAnsi="Cambria"/>
+          <w:b/>
+          <w:bCs/>
+        </w:rPr>
+        <w:t>Landmark</w:t>
+      </w:r>
+      <w:r>
+        <w:rPr>
+          <w:rFonts w:ascii="Cambria" w:hAnsi="Cambria"/>
+        </w:rPr>
+        <w:t xml:space="preserve"> resultó ser la </w:t>
+      </w:r>
+      <w:r>
+        <w:rPr>
+          <w:rFonts w:ascii="Cambria" w:hAnsi="Cambria"/>
+          <w:b/>
+          <w:bCs/>
+        </w:rPr>
+        <w:t>más eficiente</w:t>
+      </w:r>
+      <w:r>
+        <w:rPr>
+          <w:rFonts w:ascii="Cambria" w:hAnsi="Cambria"/>
+        </w:rPr>
+        <w:t xml:space="preserve"> en términos de </w:t>
+      </w:r>
+      <w:r>
+        <w:rPr>
+          <w:rFonts w:ascii="Cambria" w:hAnsi="Cambria"/>
+          <w:b/>
+          <w:bCs/>
+        </w:rPr>
+        <w:t xml:space="preserve">tiempo </w:t>
+      </w:r>
+      <w:r>
+        <w:rPr>
+          <w:rFonts w:ascii="Cambria" w:hAnsi="Cambria"/>
+        </w:rPr>
+        <w:t>de ejecución</w:t>
+      </w:r>
+      <w:r>
+        <w:rPr>
+          <w:rFonts w:ascii="Cambria" w:hAnsi="Cambria"/>
+        </w:rPr>
+        <w:t>.</w:t>
+      </w:r>
+    </w:p>
+    <w:p>
+      <w:pPr>
+        <w:jc w:val="both"/>
         <w:rPr>
           <w:rFonts w:ascii="Cambria" w:hAnsi="Cambria"/>
         </w:rPr>
@@ -8522,20 +10685,71 @@
           <w:rFonts w:ascii="Cambria" w:hAnsi="Cambria"/>
         </w:rPr>
         <w:lastRenderedPageBreak/>
-        <w:t>En conclusión, la introducción del transportador incrementa la complejidad del espacio de estados sin aportar ventajas directas en términos de longitud de plan en los experimentos realizados. No obstante, el modelo permite representar escenarios más realistas de transporte múltiple de cajas y será especialmente útil en contextos donde se introduzcan costes de desplazamiento o restricciones adicionales que hagan ventajoso agrupar cargas en un mismo transporte.</w:t>
-      </w:r>
-    </w:p>
-    <w:p>
-      <w:pPr>
-        <w:rPr>
-          <w:rFonts w:ascii="Cambria" w:hAnsi="Cambria"/>
-        </w:rPr>
-      </w:pPr>
-      <w:r>
-        <w:rPr>
-          <w:rFonts w:ascii="Cambria" w:hAnsi="Cambria"/>
-        </w:rPr>
-        <w:t>SIN FLY ¿??</w:t>
+        <w:t xml:space="preserve">En segundo lugar, se repitió el experimento correspondiente al </w:t>
+      </w:r>
+      <w:r>
+        <w:rPr>
+          <w:rFonts w:ascii="Cambria" w:hAnsi="Cambria"/>
+          <w:b/>
+          <w:bCs/>
+        </w:rPr>
+        <w:t>apartado 1.3.3</w:t>
+      </w:r>
+      <w:r>
+        <w:rPr>
+          <w:rFonts w:ascii="Cambria" w:hAnsi="Cambria"/>
+        </w:rPr>
+        <w:t xml:space="preserve"> con un problema de tamaño </w:t>
+      </w:r>
+      <w:r>
+        <w:rPr>
+          <w:rFonts w:ascii="Cambria" w:hAnsi="Cambria"/>
+          <w:b/>
+          <w:bCs/>
+        </w:rPr>
+        <w:t>5</w:t>
+      </w:r>
+      <w:r>
+        <w:rPr>
+          <w:rFonts w:ascii="Cambria" w:hAnsi="Cambria"/>
+        </w:rPr>
+        <w:t xml:space="preserve">. En este caso se compararon distintos algoritmos de búsqueda utilizando heurísticas admisibles. Los resultados muestran que </w:t>
+      </w:r>
+      <w:r>
+        <w:rPr>
+          <w:rFonts w:ascii="Cambria" w:hAnsi="Cambria"/>
+          <w:b/>
+          <w:bCs/>
+        </w:rPr>
+        <w:t>BFS</w:t>
+      </w:r>
+      <w:r>
+        <w:rPr>
+          <w:rFonts w:ascii="Cambria" w:hAnsi="Cambria"/>
+        </w:rPr>
+        <w:t xml:space="preserve"> fue capaz de encontrar una solución </w:t>
+      </w:r>
+      <w:r>
+        <w:rPr>
+          <w:rFonts w:ascii="Cambria" w:hAnsi="Cambria"/>
+          <w:b/>
+          <w:bCs/>
+        </w:rPr>
+        <w:t>relativamente rápido</w:t>
+      </w:r>
+      <w:r>
+        <w:rPr>
+          <w:rFonts w:ascii="Cambria" w:hAnsi="Cambria"/>
+        </w:rPr>
+        <w:t xml:space="preserve"> (2.469 segundos) con un plan de longitud 20, mientras que </w:t>
+      </w:r>
+      <w:r>
+        <w:rPr>
+          <w:rFonts w:ascii="Cambria" w:hAnsi="Cambria"/>
+          <w:b/>
+          <w:bCs/>
+        </w:rPr>
+        <w:t>IDS</w:t>
       </w:r>
       <w:r>
         <w:rPr>
@@ -8546,28 +10760,479 @@
       <w:r>
         <w:rPr>
           <w:rFonts w:ascii="Cambria" w:hAnsi="Cambria"/>
-          <w:color w:val="EE0000"/>
-        </w:rPr>
-        <w:t>----- QUITAR</w:t>
-      </w:r>
-    </w:p>
-    <w:p>
-      <w:r>
-        <w:t xml:space="preserve">Al igual que en el apartado anterior para forzar al planificador a usar las acciones relacionadas con el Carrier eliminaremos la acción fly (volar de una localización a otra) para que sí o sí tenga que usar la acción </w:t>
-      </w:r>
-      <w:r>
-        <w:t>fly-and-move-carrier</w:t>
-      </w:r>
-      <w:r>
-        <w:t xml:space="preserve"> de forma que tenga que volar siempre junto con el Carrier. </w:t>
-      </w:r>
-    </w:p>
-    <w:p>
-      <w:pPr>
-        <w:rPr>
-          <w:rFonts w:ascii="Cambria" w:hAnsi="Cambria"/>
-        </w:rPr>
-      </w:pPr>
+          <w:b/>
+          <w:bCs/>
+        </w:rPr>
+        <w:t>no logró</w:t>
+      </w:r>
+      <w:r>
+        <w:rPr>
+          <w:rFonts w:ascii="Cambria" w:hAnsi="Cambria"/>
+        </w:rPr>
+        <w:t xml:space="preserve"> completar la búsqueda dentro del límite de tiempo. Por su parte, A* con heurística </w:t>
+      </w:r>
+      <w:r>
+        <w:rPr>
+          <w:rFonts w:ascii="Cambria" w:hAnsi="Cambria"/>
+          <w:b/>
+          <w:bCs/>
+        </w:rPr>
+        <w:t>hMAX</w:t>
+      </w:r>
+      <w:r>
+        <w:rPr>
+          <w:rFonts w:ascii="Cambria" w:hAnsi="Cambria"/>
+        </w:rPr>
+        <w:t xml:space="preserve"> encontró una solución </w:t>
+      </w:r>
+      <w:r>
+        <w:rPr>
+          <w:rFonts w:ascii="Cambria" w:hAnsi="Cambria"/>
+          <w:b/>
+          <w:bCs/>
+        </w:rPr>
+        <w:t>correcta</w:t>
+      </w:r>
+      <w:r>
+        <w:rPr>
+          <w:rFonts w:ascii="Cambria" w:hAnsi="Cambria"/>
+        </w:rPr>
+        <w:t xml:space="preserve"> pero con un </w:t>
+      </w:r>
+      <w:r>
+        <w:rPr>
+          <w:rFonts w:ascii="Cambria" w:hAnsi="Cambria"/>
+          <w:b/>
+          <w:bCs/>
+        </w:rPr>
+        <w:t>tiempo</w:t>
+      </w:r>
+      <w:r>
+        <w:rPr>
+          <w:rFonts w:ascii="Cambria" w:hAnsi="Cambria"/>
+        </w:rPr>
+        <w:t xml:space="preserve"> significativamente </w:t>
+      </w:r>
+      <w:r>
+        <w:rPr>
+          <w:rFonts w:ascii="Cambria" w:hAnsi="Cambria"/>
+          <w:b/>
+          <w:bCs/>
+        </w:rPr>
+        <w:t>mayor</w:t>
+      </w:r>
+      <w:r>
+        <w:rPr>
+          <w:rFonts w:ascii="Cambria" w:hAnsi="Cambria"/>
+        </w:rPr>
+        <w:t xml:space="preserve"> (40.651 segundos), mientras que </w:t>
+      </w:r>
+      <w:r>
+        <w:rPr>
+          <w:rFonts w:ascii="Cambria" w:hAnsi="Cambria"/>
+          <w:b/>
+          <w:bCs/>
+        </w:rPr>
+        <w:t>A*</w:t>
+      </w:r>
+      <w:r>
+        <w:rPr>
+          <w:rFonts w:ascii="Cambria" w:hAnsi="Cambria"/>
+        </w:rPr>
+        <w:t xml:space="preserve"> con </w:t>
+      </w:r>
+      <w:r>
+        <w:rPr>
+          <w:rFonts w:ascii="Cambria" w:hAnsi="Cambria"/>
+          <w:b/>
+          <w:bCs/>
+        </w:rPr>
+        <w:t>lmcut</w:t>
+      </w:r>
+      <w:r>
+        <w:rPr>
+          <w:rFonts w:ascii="Cambria" w:hAnsi="Cambria"/>
+        </w:rPr>
+        <w:t xml:space="preserve"> tardó </w:t>
+      </w:r>
+      <w:r>
+        <w:rPr>
+          <w:rFonts w:ascii="Cambria" w:hAnsi="Cambria"/>
+          <w:b/>
+          <w:bCs/>
+        </w:rPr>
+        <w:t>todavía más</w:t>
+      </w:r>
+      <w:r>
+        <w:rPr>
+          <w:rFonts w:ascii="Cambria" w:hAnsi="Cambria"/>
+        </w:rPr>
+        <w:t xml:space="preserve"> en encontrar el plan, alcanzando casi tres minutos de ejecución. En </w:t>
+      </w:r>
+      <w:r>
+        <w:rPr>
+          <w:rFonts w:ascii="Cambria" w:hAnsi="Cambria"/>
+          <w:b/>
+          <w:bCs/>
+        </w:rPr>
+        <w:t>todos</w:t>
+      </w:r>
+      <w:r>
+        <w:rPr>
+          <w:rFonts w:ascii="Cambria" w:hAnsi="Cambria"/>
+        </w:rPr>
+        <w:t xml:space="preserve"> los casos, la </w:t>
+      </w:r>
+      <w:r>
+        <w:rPr>
+          <w:rFonts w:ascii="Cambria" w:hAnsi="Cambria"/>
+          <w:b/>
+          <w:bCs/>
+        </w:rPr>
+        <w:t>longitud</w:t>
+      </w:r>
+      <w:r>
+        <w:rPr>
+          <w:rFonts w:ascii="Cambria" w:hAnsi="Cambria"/>
+        </w:rPr>
+        <w:t xml:space="preserve"> del plan obtenido fue la </w:t>
+      </w:r>
+      <w:r>
+        <w:rPr>
+          <w:rFonts w:ascii="Cambria" w:hAnsi="Cambria"/>
+          <w:b/>
+          <w:bCs/>
+        </w:rPr>
+        <w:t>misma</w:t>
+      </w:r>
+      <w:r>
+        <w:rPr>
+          <w:rFonts w:ascii="Cambria" w:hAnsi="Cambria"/>
+        </w:rPr>
+        <w:t>.</w:t>
+      </w:r>
+    </w:p>
+    <w:p>
+      <w:pPr>
+        <w:jc w:val="both"/>
+        <w:rPr>
+          <w:rFonts w:ascii="Cambria" w:hAnsi="Cambria"/>
+        </w:rPr>
+      </w:pPr>
+      <w:r>
+        <w:rPr>
+          <w:rFonts w:ascii="Cambria" w:hAnsi="Cambria"/>
+        </w:rPr>
+        <w:t xml:space="preserve">Un aspecto </w:t>
+      </w:r>
+      <w:r>
+        <w:rPr>
+          <w:rFonts w:ascii="Cambria" w:hAnsi="Cambria"/>
+          <w:b/>
+          <w:bCs/>
+        </w:rPr>
+        <w:t>importante</w:t>
+      </w:r>
+      <w:r>
+        <w:rPr>
+          <w:rFonts w:ascii="Cambria" w:hAnsi="Cambria"/>
+        </w:rPr>
+        <w:t xml:space="preserve"> observado durante los experimentos es que </w:t>
+      </w:r>
+      <w:r>
+        <w:rPr>
+          <w:rFonts w:ascii="Cambria" w:hAnsi="Cambria"/>
+          <w:b/>
+          <w:bCs/>
+        </w:rPr>
+        <w:t>ninguno</w:t>
+      </w:r>
+      <w:r>
+        <w:rPr>
+          <w:rFonts w:ascii="Cambria" w:hAnsi="Cambria"/>
+        </w:rPr>
+        <w:t xml:space="preserve"> de los planes generados utilizó las acciones relacionadas con el </w:t>
+      </w:r>
+      <w:r>
+        <w:rPr>
+          <w:rFonts w:ascii="Cambria" w:hAnsi="Cambria"/>
+          <w:b/>
+          <w:bCs/>
+        </w:rPr>
+        <w:t>transportador</w:t>
+      </w:r>
+      <w:r>
+        <w:rPr>
+          <w:rFonts w:ascii="Cambria" w:hAnsi="Cambria"/>
+        </w:rPr>
+        <w:t xml:space="preserve">. Esto se debe a que el uso del </w:t>
+      </w:r>
+      <w:r>
+        <w:rPr>
+          <w:rFonts w:ascii="Cambria" w:hAnsi="Cambria"/>
+          <w:b/>
+          <w:bCs/>
+        </w:rPr>
+        <w:t>carrier introduce</w:t>
+      </w:r>
+      <w:r>
+        <w:rPr>
+          <w:rFonts w:ascii="Cambria" w:hAnsi="Cambria"/>
+        </w:rPr>
+        <w:t xml:space="preserve"> acciones adicionales de </w:t>
+      </w:r>
+      <w:r>
+        <w:rPr>
+          <w:rFonts w:ascii="Cambria" w:hAnsi="Cambria"/>
+          <w:b/>
+          <w:bCs/>
+        </w:rPr>
+        <w:t>carga y descarga</w:t>
+      </w:r>
+      <w:r>
+        <w:rPr>
+          <w:rFonts w:ascii="Cambria" w:hAnsi="Cambria"/>
+        </w:rPr>
+        <w:t xml:space="preserve">, lo que </w:t>
+      </w:r>
+      <w:r>
+        <w:rPr>
+          <w:rFonts w:ascii="Cambria" w:hAnsi="Cambria"/>
+          <w:b/>
+          <w:bCs/>
+        </w:rPr>
+        <w:t>incrementa</w:t>
+      </w:r>
+      <w:r>
+        <w:rPr>
+          <w:rFonts w:ascii="Cambria" w:hAnsi="Cambria"/>
+        </w:rPr>
+        <w:t xml:space="preserve"> la </w:t>
+      </w:r>
+      <w:r>
+        <w:rPr>
+          <w:rFonts w:ascii="Cambria" w:hAnsi="Cambria"/>
+          <w:b/>
+          <w:bCs/>
+        </w:rPr>
+        <w:t>longitud</w:t>
+      </w:r>
+      <w:r>
+        <w:rPr>
+          <w:rFonts w:ascii="Cambria" w:hAnsi="Cambria"/>
+        </w:rPr>
+        <w:t xml:space="preserve"> total del plan. Dado que el planificador empleado no considera costes de acción diferenciados y se limita a minimizar el número de pasos, resulta más eficiente transportar las cajas directamente sin utilizar el transportador. Por tanto, aunque el dominio permite el uso de carriers, el </w:t>
+      </w:r>
+      <w:r>
+        <w:rPr>
+          <w:rFonts w:ascii="Cambria" w:hAnsi="Cambria"/>
+          <w:b/>
+          <w:bCs/>
+        </w:rPr>
+        <w:t>planificador no encuentra ventajoso utilizarlos</w:t>
+      </w:r>
+      <w:r>
+        <w:rPr>
+          <w:rFonts w:ascii="Cambria" w:hAnsi="Cambria"/>
+        </w:rPr>
+        <w:t xml:space="preserve"> en las instancias generadas.</w:t>
+      </w:r>
+    </w:p>
+    <w:p>
+      <w:pPr>
+        <w:jc w:val="both"/>
+        <w:rPr>
+          <w:rFonts w:ascii="Cambria" w:hAnsi="Cambria"/>
+        </w:rPr>
+      </w:pPr>
+      <w:r>
+        <w:rPr>
+          <w:rFonts w:ascii="Cambria" w:hAnsi="Cambria"/>
+        </w:rPr>
+        <w:t xml:space="preserve">En el nuevo modelo esta capacidad se sustituye por el uso del carrier, lo que modifica la estructura del espacio de estados y las posibles secuencias de acciones. Como consecuencia, los </w:t>
+      </w:r>
+      <w:r>
+        <w:rPr>
+          <w:rFonts w:ascii="Cambria" w:hAnsi="Cambria"/>
+          <w:b/>
+          <w:bCs/>
+        </w:rPr>
+        <w:t>planes</w:t>
+      </w:r>
+      <w:r>
+        <w:rPr>
+          <w:rFonts w:ascii="Cambria" w:hAnsi="Cambria"/>
+        </w:rPr>
+        <w:t xml:space="preserve"> obtenidos presentan </w:t>
+      </w:r>
+      <w:r>
+        <w:rPr>
+          <w:rFonts w:ascii="Cambria" w:hAnsi="Cambria"/>
+          <w:b/>
+          <w:bCs/>
+        </w:rPr>
+        <w:t>ligeras variaciones</w:t>
+      </w:r>
+      <w:r>
+        <w:rPr>
+          <w:rFonts w:ascii="Cambria" w:hAnsi="Cambria"/>
+        </w:rPr>
+        <w:t xml:space="preserve"> en </w:t>
+      </w:r>
+      <w:r>
+        <w:rPr>
+          <w:rFonts w:ascii="Cambria" w:hAnsi="Cambria"/>
+          <w:b/>
+          <w:bCs/>
+        </w:rPr>
+        <w:t>longitud</w:t>
+      </w:r>
+      <w:r>
+        <w:rPr>
+          <w:rFonts w:ascii="Cambria" w:hAnsi="Cambria"/>
+        </w:rPr>
+        <w:t xml:space="preserve"> y los </w:t>
+      </w:r>
+      <w:r>
+        <w:rPr>
+          <w:rFonts w:ascii="Cambria" w:hAnsi="Cambria"/>
+          <w:b/>
+          <w:bCs/>
+        </w:rPr>
+        <w:t>tiempos</w:t>
+      </w:r>
+      <w:r>
+        <w:rPr>
+          <w:rFonts w:ascii="Cambria" w:hAnsi="Cambria"/>
+        </w:rPr>
+        <w:t xml:space="preserve"> de planificación pueden verse afectados por la mayor complejidad del dominio.</w:t>
+      </w:r>
+    </w:p>
+    <w:p>
+      <w:pPr>
+        <w:jc w:val="both"/>
+        <w:rPr>
+          <w:rFonts w:ascii="Cambria" w:hAnsi="Cambria"/>
+        </w:rPr>
+      </w:pPr>
+      <w:r>
+        <w:rPr>
+          <w:rFonts w:ascii="Cambria" w:hAnsi="Cambria"/>
+        </w:rPr>
+        <w:t xml:space="preserve">En conclusión, la introducción del transportador </w:t>
+      </w:r>
+      <w:r>
+        <w:rPr>
+          <w:rFonts w:ascii="Cambria" w:hAnsi="Cambria"/>
+          <w:b/>
+          <w:bCs/>
+        </w:rPr>
+        <w:t>incrementa la complejidad</w:t>
+      </w:r>
+      <w:r>
+        <w:rPr>
+          <w:rFonts w:ascii="Cambria" w:hAnsi="Cambria"/>
+        </w:rPr>
+        <w:t xml:space="preserve"> del </w:t>
+      </w:r>
+      <w:r>
+        <w:rPr>
+          <w:rFonts w:ascii="Cambria" w:hAnsi="Cambria"/>
+          <w:b/>
+          <w:bCs/>
+        </w:rPr>
+        <w:t>espacio</w:t>
+      </w:r>
+      <w:r>
+        <w:rPr>
+          <w:rFonts w:ascii="Cambria" w:hAnsi="Cambria"/>
+        </w:rPr>
+        <w:t xml:space="preserve"> de estados </w:t>
+      </w:r>
+      <w:r>
+        <w:rPr>
+          <w:rFonts w:ascii="Cambria" w:hAnsi="Cambria"/>
+          <w:b/>
+          <w:bCs/>
+        </w:rPr>
+        <w:t>sin aportar ventajas directas</w:t>
+      </w:r>
+      <w:r>
+        <w:rPr>
+          <w:rFonts w:ascii="Cambria" w:hAnsi="Cambria"/>
+        </w:rPr>
+        <w:t xml:space="preserve"> en términos de </w:t>
+      </w:r>
+      <w:r>
+        <w:rPr>
+          <w:rFonts w:ascii="Cambria" w:hAnsi="Cambria"/>
+          <w:b/>
+          <w:bCs/>
+        </w:rPr>
+        <w:t>longitud</w:t>
+      </w:r>
+      <w:r>
+        <w:rPr>
+          <w:rFonts w:ascii="Cambria" w:hAnsi="Cambria"/>
+        </w:rPr>
+        <w:t xml:space="preserve"> de plan en los experimentos realizados. No obstante, el modelo permite representar </w:t>
+      </w:r>
+      <w:r>
+        <w:rPr>
+          <w:rFonts w:ascii="Cambria" w:hAnsi="Cambria"/>
+          <w:b/>
+          <w:bCs/>
+        </w:rPr>
+        <w:t>escenarios</w:t>
+      </w:r>
+      <w:r>
+        <w:rPr>
+          <w:rFonts w:ascii="Cambria" w:hAnsi="Cambria"/>
+        </w:rPr>
+        <w:t xml:space="preserve"> más </w:t>
+      </w:r>
+      <w:r>
+        <w:rPr>
+          <w:rFonts w:ascii="Cambria" w:hAnsi="Cambria"/>
+          <w:b/>
+          <w:bCs/>
+        </w:rPr>
+        <w:t>realistas</w:t>
+      </w:r>
+      <w:r>
+        <w:rPr>
+          <w:rFonts w:ascii="Cambria" w:hAnsi="Cambria"/>
+        </w:rPr>
+        <w:t xml:space="preserve"> de transporte múltiple de cajas y será especialmente </w:t>
+      </w:r>
+      <w:r>
+        <w:rPr>
+          <w:rFonts w:ascii="Cambria" w:hAnsi="Cambria"/>
+          <w:b/>
+          <w:bCs/>
+        </w:rPr>
+        <w:t>útil</w:t>
+      </w:r>
+      <w:r>
+        <w:rPr>
+          <w:rFonts w:ascii="Cambria" w:hAnsi="Cambria"/>
+        </w:rPr>
+        <w:t xml:space="preserve"> en contextos donde se introduzcan </w:t>
+      </w:r>
+      <w:r>
+        <w:rPr>
+          <w:rFonts w:ascii="Cambria" w:hAnsi="Cambria"/>
+          <w:b/>
+          <w:bCs/>
+        </w:rPr>
+        <w:t>costes de desplazamiento</w:t>
+      </w:r>
+      <w:r>
+        <w:rPr>
+          <w:rFonts w:ascii="Cambria" w:hAnsi="Cambria"/>
+        </w:rPr>
+        <w:t xml:space="preserve"> o restricciones adicionales que hagan ventajoso agrupar cargas en un mismo transporte.</w:t>
+      </w:r>
     </w:p>
     <w:p>
       <w:pPr>
@@ -8649,7 +11314,7 @@
 </file>
 
 <file path=word/numbering.xml><?xml version="1.0" encoding="utf-8"?>
-<w:numbering xmlns:wpc="http://schemas.microsoft.com/office/word/2010/wordprocessingCanvas" xmlns:cx="http://schemas.microsoft.com/office/drawing/2014/chartex" xmlns:cx1="http://schemas.microsoft.com/office/drawing/2015/9/8/chartex" xmlns:cx2="http://schemas.microsoft.com/office/drawing/2015/10/21/chartex" xmlns:cx3="http://schemas.microsoft.com/office/drawing/2016/5/9/chartex" xmlns:cx4="http://schemas.microsoft.com/office/drawing/2016/5/10/chartex" xmlns:cx5="http://schemas.microsoft.com/office/drawing/2016/5/11/chartex" xmlns:cx6="http://schemas.microsoft.com/office/drawing/2016/5/12/chartex" xmlns:cx7="http://schemas.microsoft.com/office/drawing/2016/5/13/chartex" xmlns:cx8="http://schemas.microsoft.com/office/drawing/2016/5/14/chartex" xmlns:mc="http://schemas.openxmlformats.org/markup-compatibility/2006" xmlns:aink="http://schemas.microsoft.com/office/drawing/2016/ink" xmlns:am3d="http://schemas.microsoft.com/office/drawing/2017/model3d" xmlns:o="urn:schemas-microsoft-com:office:office" xmlns:oel="http://schemas.microsoft.com/office/2019/extlst" xmlns:r="http://schemas.openxmlformats.org/officeDocument/2006/relationships" xmlns:m="http://schemas.openxmlformats.org/officeDocument/2006/math" xmlns:v="urn:schemas-microsoft-com:vml" xmlns:wp14="http://schemas.microsoft.com/office/word/2010/wordprocessingDrawing" xmlns:wp="http://schemas.openxmlformats.org/drawingml/2006/wordprocessingDrawing" xmlns:w10="urn:schemas-microsoft-com:office:word" xmlns:w="http://schemas.openxmlformats.org/wordprocessingml/2006/main" xmlns:w14="http://schemas.microsoft.com/office/word/2010/wordml" xmlns:w15="http://schemas.microsoft.com/office/word/2012/wordml" xmlns:w16cex="http://schemas.microsoft.com/office/word/2018/wordml/cex" xmlns:w16cid="http://schemas.microsoft.com/office/word/2016/wordml/cid" xmlns:w16="http://schemas.microsoft.com/office/word/2018/wordml" xmlns:w16du="http://schemas.microsoft.com/office/word/2023/wordml/word16du" xmlns:w16sdtdh="http://schemas.microsoft.com/office/word/2020/wordml/sdtdatahash" xmlns:w16sdtfl="http://schemas.microsoft.com/office/word/2024/wordml/sdtformatlock" xmlns:w16se="http://schemas.microsoft.com/office/word/2015/wordml/symex" xmlns:wpg="http://schemas.microsoft.com/office/word/2010/wordprocessingGroup" xmlns:wpi="http://schemas.microsoft.com/office/word/2010/wordprocessingInk" xmlns:wne="http://schemas.microsoft.com/office/word/2006/wordml" xmlns:wps="http://schemas.microsoft.com/office/word/2010/wordprocessingShape" mc:Ignorable="w14 w15 w16se w16cid w16 w16cex w16sdtdh w16sdtfl w16du wp14">
+<w:numbering xmlns:wpc="http://schemas.microsoft.com/office/word/2010/wordprocessingCanvas" xmlns:cx="http://schemas.microsoft.com/office/drawing/2014/chartex" xmlns:cx1="http://schemas.microsoft.com/office/drawing/2015/9/8/chartex" xmlns:cx2="http://schemas.microsoft.com/office/drawing/2015/10/21/chartex" xmlns:cx3="http://schemas.microsoft.com/office/drawing/2016/5/9/chartex" xmlns:cx4="http://schemas.microsoft.com/office/drawing/2016/5/10/chartex" xmlns:cx5="http://schemas.microsoft.com/office/drawing/2016/5/11/chartex" xmlns:cx6="http://schemas.microsoft.com/office/drawing/2016/5/12/chartex" xmlns:cx7="http://schemas.microsoft.com/office/drawing/2016/5/13/chartex" xmlns:cx8="http://schemas.microsoft.com/office/drawing/2016/5/14/chartex" xmlns:mc="http://schemas.openxmlformats.org/markup-compatibility/2006" xmlns:aink="http://schemas.microsoft.com/office/drawing/2016/ink" xmlns:am3d="http://schemas.microsoft.com/office/drawing/2017/model3d" xmlns:o="urn:schemas-microsoft-com:office:office" xmlns:oel="http://schemas.microsoft.com/office/2019/extlst" xmlns:r="http://schemas.openxmlformats.org/officeDocument/2006/relationships" xmlns:m="http://schemas.openxmlformats.org/officeDocument/2006/math" xmlns:v="urn:schemas-microsoft-com:vml" xmlns:wp14="http://schemas.microsoft.com/office/word/2010/wordprocessingDrawing" xmlns:wp="http://schemas.openxmlformats.org/drawingml/2006/wordprocessingDrawing" xmlns:w10="urn:schemas-microsoft-com:office:word" xmlns:w="http://schemas.openxmlformats.org/wordprocessingml/2006/main" xmlns:w14="http://schemas.microsoft.com/office/word/2010/wordml" xmlns:w15="http://schemas.microsoft.com/office/word/2012/wordml" xmlns:w16cex="http://schemas.microsoft.com/office/word/2018/wordml/cex" xmlns:w16cid="http://schemas.microsoft.com/office/word/2016/wordml/cid" xmlns:w16="http://schemas.microsoft.com/office/word/2018/wordml" xmlns:w16sdtdh="http://schemas.microsoft.com/office/word/2020/wordml/sdtdatahash" xmlns:w16se="http://schemas.microsoft.com/office/word/2015/wordml/symex" xmlns:wpg="http://schemas.microsoft.com/office/word/2010/wordprocessingGroup" xmlns:wpi="http://schemas.microsoft.com/office/word/2010/wordprocessingInk" xmlns:wne="http://schemas.microsoft.com/office/word/2006/wordml" xmlns:wps="http://schemas.microsoft.com/office/word/2010/wordprocessingShape" mc:Ignorable="w14 w15 w16se w16cid w16 w16cex w16sdtdh wp14">
   <w:abstractNum w:abstractNumId="0" w15:restartNumberingAfterBreak="0">
     <w:nsid w:val="056B05C5"/>
     <w:multiLevelType w:val="multilevel"/>
@@ -11470,7 +14135,7 @@
 </file>
 
 <file path=word/styles.xml><?xml version="1.0" encoding="utf-8"?>
-<w:styles xmlns:mc="http://schemas.openxmlformats.org/markup-compatibility/2006" xmlns:r="http://schemas.openxmlformats.org/officeDocument/2006/relationships" xmlns:w="http://schemas.openxmlformats.org/wordprocessingml/2006/main" xmlns:w14="http://schemas.microsoft.com/office/word/2010/wordml" xmlns:w15="http://schemas.microsoft.com/office/word/2012/wordml" xmlns:w16cex="http://schemas.microsoft.com/office/word/2018/wordml/cex" xmlns:w16cid="http://schemas.microsoft.com/office/word/2016/wordml/cid" xmlns:w16="http://schemas.microsoft.com/office/word/2018/wordml" xmlns:w16du="http://schemas.microsoft.com/office/word/2023/wordml/word16du" xmlns:w16sdtdh="http://schemas.microsoft.com/office/word/2020/wordml/sdtdatahash" xmlns:w16sdtfl="http://schemas.microsoft.com/office/word/2024/wordml/sdtformatlock" xmlns:w16se="http://schemas.microsoft.com/office/word/2015/wordml/symex" mc:Ignorable="w14 w15 w16se w16cid w16 w16cex w16sdtdh w16sdtfl w16du">
+<w:styles xmlns:mc="http://schemas.openxmlformats.org/markup-compatibility/2006" xmlns:r="http://schemas.openxmlformats.org/officeDocument/2006/relationships" xmlns:w="http://schemas.openxmlformats.org/wordprocessingml/2006/main" xmlns:w14="http://schemas.microsoft.com/office/word/2010/wordml" xmlns:w15="http://schemas.microsoft.com/office/word/2012/wordml" xmlns:w16cex="http://schemas.microsoft.com/office/word/2018/wordml/cex" xmlns:w16cid="http://schemas.microsoft.com/office/word/2016/wordml/cid" xmlns:w16="http://schemas.microsoft.com/office/word/2018/wordml" xmlns:w16sdtdh="http://schemas.microsoft.com/office/word/2020/wordml/sdtdatahash" xmlns:w16se="http://schemas.microsoft.com/office/word/2015/wordml/symex" mc:Ignorable="w14 w15 w16se w16cid w16 w16cex w16sdtdh">
   <w:docDefaults>
     <w:rPrDefault>
       <w:rPr>
@@ -12071,6 +14736,7 @@
   <w:style w:type="character" w:default="1" w:styleId="Fuentedeprrafopredeter">
     <w:name w:val="Default Paragraph Font"/>
     <w:uiPriority w:val="1"/>
+    <w:semiHidden/>
     <w:unhideWhenUsed/>
   </w:style>
   <w:style w:type="table" w:default="1" w:styleId="Tablanormal">

--- a/Memoria PL1.docx
+++ b/Memoria PL1.docx
@@ -1,6 +1,6 @@
 
 <file path=word/document.xml><?xml version="1.0" encoding="utf-8"?>
-<w:document xmlns:wpc="http://schemas.microsoft.com/office/word/2010/wordprocessingCanvas" xmlns:cx="http://schemas.microsoft.com/office/drawing/2014/chartex" xmlns:cx1="http://schemas.microsoft.com/office/drawing/2015/9/8/chartex" xmlns:cx2="http://schemas.microsoft.com/office/drawing/2015/10/21/chartex" xmlns:cx3="http://schemas.microsoft.com/office/drawing/2016/5/9/chartex" xmlns:cx4="http://schemas.microsoft.com/office/drawing/2016/5/10/chartex" xmlns:cx5="http://schemas.microsoft.com/office/drawing/2016/5/11/chartex" xmlns:cx6="http://schemas.microsoft.com/office/drawing/2016/5/12/chartex" xmlns:cx7="http://schemas.microsoft.com/office/drawing/2016/5/13/chartex" xmlns:cx8="http://schemas.microsoft.com/office/drawing/2016/5/14/chartex" xmlns:mc="http://schemas.openxmlformats.org/markup-compatibility/2006" xmlns:aink="http://schemas.microsoft.com/office/drawing/2016/ink" xmlns:am3d="http://schemas.microsoft.com/office/drawing/2017/model3d" xmlns:o="urn:schemas-microsoft-com:office:office" xmlns:oel="http://schemas.microsoft.com/office/2019/extlst" xmlns:r="http://schemas.openxmlformats.org/officeDocument/2006/relationships" xmlns:m="http://schemas.openxmlformats.org/officeDocument/2006/math" xmlns:v="urn:schemas-microsoft-com:vml" xmlns:wp14="http://schemas.microsoft.com/office/word/2010/wordprocessingDrawing" xmlns:wp="http://schemas.openxmlformats.org/drawingml/2006/wordprocessingDrawing" xmlns:w10="urn:schemas-microsoft-com:office:word" xmlns:w="http://schemas.openxmlformats.org/wordprocessingml/2006/main" xmlns:w14="http://schemas.microsoft.com/office/word/2010/wordml" xmlns:w15="http://schemas.microsoft.com/office/word/2012/wordml" xmlns:w16cex="http://schemas.microsoft.com/office/word/2018/wordml/cex" xmlns:w16cid="http://schemas.microsoft.com/office/word/2016/wordml/cid" xmlns:w16="http://schemas.microsoft.com/office/word/2018/wordml" xmlns:w16sdtdh="http://schemas.microsoft.com/office/word/2020/wordml/sdtdatahash" xmlns:w16se="http://schemas.microsoft.com/office/word/2015/wordml/symex" xmlns:wpg="http://schemas.microsoft.com/office/word/2010/wordprocessingGroup" xmlns:wpi="http://schemas.microsoft.com/office/word/2010/wordprocessingInk" xmlns:wne="http://schemas.microsoft.com/office/word/2006/wordml" xmlns:wps="http://schemas.microsoft.com/office/word/2010/wordprocessingShape" mc:Ignorable="w14 w15 w16se w16cid w16 w16cex w16sdtdh wp14">
+<w:document xmlns:wpc="http://schemas.microsoft.com/office/word/2010/wordprocessingCanvas" xmlns:cx="http://schemas.microsoft.com/office/drawing/2014/chartex" xmlns:cx1="http://schemas.microsoft.com/office/drawing/2015/9/8/chartex" xmlns:cx2="http://schemas.microsoft.com/office/drawing/2015/10/21/chartex" xmlns:cx3="http://schemas.microsoft.com/office/drawing/2016/5/9/chartex" xmlns:cx4="http://schemas.microsoft.com/office/drawing/2016/5/10/chartex" xmlns:cx5="http://schemas.microsoft.com/office/drawing/2016/5/11/chartex" xmlns:cx6="http://schemas.microsoft.com/office/drawing/2016/5/12/chartex" xmlns:cx7="http://schemas.microsoft.com/office/drawing/2016/5/13/chartex" xmlns:cx8="http://schemas.microsoft.com/office/drawing/2016/5/14/chartex" xmlns:mc="http://schemas.openxmlformats.org/markup-compatibility/2006" xmlns:aink="http://schemas.microsoft.com/office/drawing/2016/ink" xmlns:am3d="http://schemas.microsoft.com/office/drawing/2017/model3d" xmlns:o="urn:schemas-microsoft-com:office:office" xmlns:oel="http://schemas.microsoft.com/office/2019/extlst" xmlns:r="http://schemas.openxmlformats.org/officeDocument/2006/relationships" xmlns:m="http://schemas.openxmlformats.org/officeDocument/2006/math" xmlns:v="urn:schemas-microsoft-com:vml" xmlns:wp14="http://schemas.microsoft.com/office/word/2010/wordprocessingDrawing" xmlns:wp="http://schemas.openxmlformats.org/drawingml/2006/wordprocessingDrawing" xmlns:w10="urn:schemas-microsoft-com:office:word" xmlns:w="http://schemas.openxmlformats.org/wordprocessingml/2006/main" xmlns:w14="http://schemas.microsoft.com/office/word/2010/wordml" xmlns:w15="http://schemas.microsoft.com/office/word/2012/wordml" xmlns:w16cex="http://schemas.microsoft.com/office/word/2018/wordml/cex" xmlns:w16cid="http://schemas.microsoft.com/office/word/2016/wordml/cid" xmlns:w16="http://schemas.microsoft.com/office/word/2018/wordml" xmlns:w16du="http://schemas.microsoft.com/office/word/2023/wordml/word16du" xmlns:w16sdtdh="http://schemas.microsoft.com/office/word/2020/wordml/sdtdatahash" xmlns:w16sdtfl="http://schemas.microsoft.com/office/word/2024/wordml/sdtformatlock" xmlns:w16se="http://schemas.microsoft.com/office/word/2015/wordml/symex" xmlns:wpg="http://schemas.microsoft.com/office/word/2010/wordprocessingGroup" xmlns:wpi="http://schemas.microsoft.com/office/word/2010/wordprocessingInk" xmlns:wne="http://schemas.microsoft.com/office/word/2006/wordml" xmlns:wps="http://schemas.microsoft.com/office/word/2010/wordprocessingShape" mc:Ignorable="w14 w15 w16se w16cid w16 w16cex w16sdtdh w16sdtfl w16du wp14">
   <w:body>
     <w:p>
       <w:pPr>
@@ -548,7 +548,21 @@
         <w:rPr>
           <w:rFonts w:ascii="Cambria" w:hAnsi="Cambria"/>
         </w:rPr>
-        <w:t xml:space="preserve"> (nivel STRIPS con :typing) que representa un sistema de </w:t>
+        <w:t xml:space="preserve"> (nivel STRIPS con :</w:t>
+      </w:r>
+      <w:proofErr w:type="spellStart"/>
+      <w:r>
+        <w:rPr>
+          <w:rFonts w:ascii="Cambria" w:hAnsi="Cambria"/>
+        </w:rPr>
+        <w:t>typing</w:t>
+      </w:r>
+      <w:proofErr w:type="spellEnd"/>
+      <w:r>
+        <w:rPr>
+          <w:rFonts w:ascii="Cambria" w:hAnsi="Cambria"/>
+        </w:rPr>
+        <w:t xml:space="preserve">) que representa un sistema de </w:t>
       </w:r>
       <w:r>
         <w:rPr>
@@ -659,7 +673,21 @@
         <w:rPr>
           <w:rFonts w:ascii="Cambria" w:hAnsi="Cambria"/>
         </w:rPr>
-        <w:t xml:space="preserve">so de :typing, no </w:t>
+        <w:t>so de :</w:t>
+      </w:r>
+      <w:proofErr w:type="spellStart"/>
+      <w:r>
+        <w:rPr>
+          <w:rFonts w:ascii="Cambria" w:hAnsi="Cambria"/>
+        </w:rPr>
+        <w:t>typing</w:t>
+      </w:r>
+      <w:proofErr w:type="spellEnd"/>
+      <w:r>
+        <w:rPr>
+          <w:rFonts w:ascii="Cambria" w:hAnsi="Cambria"/>
+        </w:rPr>
+        <w:t xml:space="preserve">, no </w:t>
       </w:r>
       <w:r>
         <w:rPr>
@@ -760,11 +788,19 @@
           <w:rFonts w:ascii="Cambria" w:hAnsi="Cambria"/>
         </w:rPr>
       </w:pPr>
-      <w:r>
-        <w:rPr>
-          <w:rFonts w:ascii="Cambria" w:hAnsi="Cambria"/>
-        </w:rPr>
-        <w:t>drone: representa los drones disponibles.</w:t>
+      <w:proofErr w:type="spellStart"/>
+      <w:r>
+        <w:rPr>
+          <w:rFonts w:ascii="Cambria" w:hAnsi="Cambria"/>
+        </w:rPr>
+        <w:t>drone</w:t>
+      </w:r>
+      <w:proofErr w:type="spellEnd"/>
+      <w:r>
+        <w:rPr>
+          <w:rFonts w:ascii="Cambria" w:hAnsi="Cambria"/>
+        </w:rPr>
+        <w:t>: representa los drones disponibles.</w:t>
       </w:r>
     </w:p>
     <w:p>
@@ -777,11 +813,19 @@
           <w:rFonts w:ascii="Cambria" w:hAnsi="Cambria"/>
         </w:rPr>
       </w:pPr>
-      <w:r>
-        <w:rPr>
-          <w:rFonts w:ascii="Cambria" w:hAnsi="Cambria"/>
-        </w:rPr>
-        <w:t>person: personas heridas.</w:t>
+      <w:proofErr w:type="spellStart"/>
+      <w:r>
+        <w:rPr>
+          <w:rFonts w:ascii="Cambria" w:hAnsi="Cambria"/>
+        </w:rPr>
+        <w:t>person</w:t>
+      </w:r>
+      <w:proofErr w:type="spellEnd"/>
+      <w:r>
+        <w:rPr>
+          <w:rFonts w:ascii="Cambria" w:hAnsi="Cambria"/>
+        </w:rPr>
+        <w:t>: personas heridas.</w:t>
       </w:r>
     </w:p>
     <w:p>
@@ -794,11 +838,19 @@
           <w:rFonts w:ascii="Cambria" w:hAnsi="Cambria"/>
         </w:rPr>
       </w:pPr>
-      <w:r>
-        <w:rPr>
-          <w:rFonts w:ascii="Cambria" w:hAnsi="Cambria"/>
-        </w:rPr>
-        <w:t>crate: cajas transportables.</w:t>
+      <w:proofErr w:type="spellStart"/>
+      <w:r>
+        <w:rPr>
+          <w:rFonts w:ascii="Cambria" w:hAnsi="Cambria"/>
+        </w:rPr>
+        <w:t>crate</w:t>
+      </w:r>
+      <w:proofErr w:type="spellEnd"/>
+      <w:r>
+        <w:rPr>
+          <w:rFonts w:ascii="Cambria" w:hAnsi="Cambria"/>
+        </w:rPr>
+        <w:t>: cajas transportables.</w:t>
       </w:r>
     </w:p>
     <w:p>
@@ -811,11 +863,19 @@
           <w:rFonts w:ascii="Cambria" w:hAnsi="Cambria"/>
         </w:rPr>
       </w:pPr>
-      <w:r>
-        <w:rPr>
-          <w:rFonts w:ascii="Cambria" w:hAnsi="Cambria"/>
-        </w:rPr>
-        <w:t>location: localizaciones del problema.</w:t>
+      <w:proofErr w:type="spellStart"/>
+      <w:r>
+        <w:rPr>
+          <w:rFonts w:ascii="Cambria" w:hAnsi="Cambria"/>
+        </w:rPr>
+        <w:t>location</w:t>
+      </w:r>
+      <w:proofErr w:type="spellEnd"/>
+      <w:r>
+        <w:rPr>
+          <w:rFonts w:ascii="Cambria" w:hAnsi="Cambria"/>
+        </w:rPr>
+        <w:t>: localizaciones del problema.</w:t>
       </w:r>
     </w:p>
     <w:p>
@@ -828,11 +888,19 @@
           <w:rFonts w:ascii="Cambria" w:hAnsi="Cambria"/>
         </w:rPr>
       </w:pPr>
-      <w:r>
-        <w:rPr>
-          <w:rFonts w:ascii="Cambria" w:hAnsi="Cambria"/>
-        </w:rPr>
-        <w:t>content: tipo de contenido de las cajas (comida, medicina, etc.).</w:t>
+      <w:proofErr w:type="spellStart"/>
+      <w:r>
+        <w:rPr>
+          <w:rFonts w:ascii="Cambria" w:hAnsi="Cambria"/>
+        </w:rPr>
+        <w:t>content</w:t>
+      </w:r>
+      <w:proofErr w:type="spellEnd"/>
+      <w:r>
+        <w:rPr>
+          <w:rFonts w:ascii="Cambria" w:hAnsi="Cambria"/>
+        </w:rPr>
+        <w:t>: tipo de contenido de las cajas (comida, medicina, etc.).</w:t>
       </w:r>
     </w:p>
     <w:p>
@@ -845,12 +913,14 @@
           <w:rFonts w:ascii="Cambria" w:hAnsi="Cambria"/>
         </w:rPr>
       </w:pPr>
+      <w:proofErr w:type="spellStart"/>
       <w:r>
         <w:rPr>
           <w:rFonts w:ascii="Cambria" w:hAnsi="Cambria"/>
         </w:rPr>
         <w:t>arm</w:t>
       </w:r>
+      <w:proofErr w:type="spellEnd"/>
       <w:r>
         <w:rPr>
           <w:rFonts w:ascii="Cambria" w:hAnsi="Cambria"/>
@@ -882,7 +952,21 @@
         <w:rPr>
           <w:rFonts w:ascii="Cambria" w:hAnsi="Cambria"/>
         </w:rPr>
-        <w:t>La inclusión del tipo arm permite modelar correctamente la restricción de que el dron dispone de dos brazos y puede transportar como máximo dos cajas simultáneamente.</w:t>
+        <w:t xml:space="preserve">La inclusión del tipo </w:t>
+      </w:r>
+      <w:proofErr w:type="spellStart"/>
+      <w:r>
+        <w:rPr>
+          <w:rFonts w:ascii="Cambria" w:hAnsi="Cambria"/>
+        </w:rPr>
+        <w:t>arm</w:t>
+      </w:r>
+      <w:proofErr w:type="spellEnd"/>
+      <w:r>
+        <w:rPr>
+          <w:rFonts w:ascii="Cambria" w:hAnsi="Cambria"/>
+        </w:rPr>
+        <w:t xml:space="preserve"> permite modelar correctamente la restricción de que el dron dispone de dos brazos y puede transportar como máximo dos cajas simultáneamente.</w:t>
       </w:r>
     </w:p>
     <w:p>
@@ -974,7 +1058,55 @@
           <w:rFonts w:ascii="Cambria" w:hAnsi="Cambria"/>
           <w:lang w:val="en-US"/>
         </w:rPr>
-        <w:t>(at-drone ?d ?l), (at-person ?p ?l), (at-crate ?c ?l)</w:t>
+        <w:t>(at-</w:t>
+      </w:r>
+      <w:proofErr w:type="gramStart"/>
+      <w:r>
+        <w:rPr>
+          <w:rFonts w:ascii="Cambria" w:hAnsi="Cambria"/>
+          <w:lang w:val="en-US"/>
+        </w:rPr>
+        <w:t>drone ?d ?l</w:t>
+      </w:r>
+      <w:proofErr w:type="gramEnd"/>
+      <w:r>
+        <w:rPr>
+          <w:rFonts w:ascii="Cambria" w:hAnsi="Cambria"/>
+          <w:lang w:val="en-US"/>
+        </w:rPr>
+        <w:t>), (at-</w:t>
+      </w:r>
+      <w:proofErr w:type="gramStart"/>
+      <w:r>
+        <w:rPr>
+          <w:rFonts w:ascii="Cambria" w:hAnsi="Cambria"/>
+          <w:lang w:val="en-US"/>
+        </w:rPr>
+        <w:t>person ?p ?l</w:t>
+      </w:r>
+      <w:proofErr w:type="gramEnd"/>
+      <w:r>
+        <w:rPr>
+          <w:rFonts w:ascii="Cambria" w:hAnsi="Cambria"/>
+          <w:lang w:val="en-US"/>
+        </w:rPr>
+        <w:t>), (at-</w:t>
+      </w:r>
+      <w:proofErr w:type="gramStart"/>
+      <w:r>
+        <w:rPr>
+          <w:rFonts w:ascii="Cambria" w:hAnsi="Cambria"/>
+          <w:lang w:val="en-US"/>
+        </w:rPr>
+        <w:t>crate ?c ?l</w:t>
+      </w:r>
+      <w:proofErr w:type="gramEnd"/>
+      <w:r>
+        <w:rPr>
+          <w:rFonts w:ascii="Cambria" w:hAnsi="Cambria"/>
+          <w:lang w:val="en-US"/>
+        </w:rPr>
+        <w:t>)</w:t>
       </w:r>
     </w:p>
     <w:p>
@@ -990,6 +1122,7 @@
       <w:r>
         <w:t xml:space="preserve"> </w:t>
       </w:r>
+      <w:proofErr w:type="gramStart"/>
       <w:r>
         <w:rPr>
           <w:rFonts w:ascii="Cambria" w:hAnsi="Cambria"/>
@@ -1044,7 +1177,16 @@
           <w:b/>
           <w:bCs/>
         </w:rPr>
-        <w:t>?l</w:t>
+        <w:t>?</w:t>
+      </w:r>
+      <w:proofErr w:type="gramEnd"/>
+      <w:r>
+        <w:rPr>
+          <w:rFonts w:ascii="Cambria" w:hAnsi="Cambria"/>
+          <w:b/>
+          <w:bCs/>
+        </w:rPr>
+        <w:t>l</w:t>
       </w:r>
       <w:r>
         <w:rPr>
@@ -1054,6 +1196,7 @@
         </w:rPr>
         <w:t xml:space="preserve">; </w:t>
       </w:r>
+      <w:proofErr w:type="gramStart"/>
       <w:r>
         <w:rPr>
           <w:rFonts w:ascii="Cambria" w:hAnsi="Cambria"/>
@@ -1072,7 +1215,21 @@
         <w:rPr>
           <w:rFonts w:ascii="Cambria" w:hAnsi="Cambria"/>
         </w:rPr>
-        <w:t xml:space="preserve"> está en la ubicación ?l; La </w:t>
+        <w:t xml:space="preserve"> está en la ubicación ?</w:t>
+      </w:r>
+      <w:proofErr w:type="gramEnd"/>
+      <w:r>
+        <w:rPr>
+          <w:rFonts w:ascii="Cambria" w:hAnsi="Cambria"/>
+        </w:rPr>
+        <w:t xml:space="preserve">l; </w:t>
+      </w:r>
+      <w:proofErr w:type="gramStart"/>
+      <w:r>
+        <w:rPr>
+          <w:rFonts w:ascii="Cambria" w:hAnsi="Cambria"/>
+        </w:rPr>
+        <w:t xml:space="preserve">La </w:t>
       </w:r>
       <w:r>
         <w:rPr>
@@ -1102,7 +1259,16 @@
           <w:b/>
           <w:bCs/>
         </w:rPr>
-        <w:t xml:space="preserve"> ?l</w:t>
+        <w:t xml:space="preserve"> ?</w:t>
+      </w:r>
+      <w:proofErr w:type="gramEnd"/>
+      <w:r>
+        <w:rPr>
+          <w:rFonts w:ascii="Cambria" w:hAnsi="Cambria"/>
+          <w:b/>
+          <w:bCs/>
+        </w:rPr>
+        <w:t>l</w:t>
       </w:r>
       <w:r>
         <w:rPr>
@@ -1166,14 +1332,47 @@
         <w:jc w:val="both"/>
         <w:rPr>
           <w:rFonts w:ascii="Cambria" w:hAnsi="Cambria"/>
-        </w:rPr>
-      </w:pPr>
-      <w:r>
-        <w:rPr>
-          <w:rFonts w:ascii="Cambria" w:hAnsi="Cambria"/>
           <w:lang w:val="en-US"/>
         </w:rPr>
-        <w:t>(crate-has ?c - crate ?t - content)</w:t>
+      </w:pPr>
+      <w:r>
+        <w:rPr>
+          <w:rFonts w:ascii="Cambria" w:hAnsi="Cambria"/>
+          <w:lang w:val="en-US"/>
+        </w:rPr>
+        <w:t>(crate-</w:t>
+      </w:r>
+      <w:proofErr w:type="gramStart"/>
+      <w:r>
+        <w:rPr>
+          <w:rFonts w:ascii="Cambria" w:hAnsi="Cambria"/>
+          <w:lang w:val="en-US"/>
+        </w:rPr>
+        <w:t>has ?c</w:t>
+      </w:r>
+      <w:proofErr w:type="gramEnd"/>
+      <w:r>
+        <w:rPr>
+          <w:rFonts w:ascii="Cambria" w:hAnsi="Cambria"/>
+          <w:lang w:val="en-US"/>
+        </w:rPr>
+        <w:t xml:space="preserve"> - </w:t>
+      </w:r>
+      <w:proofErr w:type="gramStart"/>
+      <w:r>
+        <w:rPr>
+          <w:rFonts w:ascii="Cambria" w:hAnsi="Cambria"/>
+          <w:lang w:val="en-US"/>
+        </w:rPr>
+        <w:t>crate ?t</w:t>
+      </w:r>
+      <w:proofErr w:type="gramEnd"/>
+      <w:r>
+        <w:rPr>
+          <w:rFonts w:ascii="Cambria" w:hAnsi="Cambria"/>
+          <w:lang w:val="en-US"/>
+        </w:rPr>
+        <w:t xml:space="preserve"> - content)</w:t>
       </w:r>
     </w:p>
     <w:p>
@@ -1189,17 +1388,33 @@
         </w:rPr>
         <w:t>Esta decisión permite que el dominio sea completamente genérico respecto al tipo de contenidos. Si se desea añadir nuevos tipos (</w:t>
       </w:r>
+      <w:proofErr w:type="spellStart"/>
       <w:r>
         <w:rPr>
           <w:rFonts w:ascii="Cambria" w:hAnsi="Cambria"/>
         </w:rPr>
         <w:t>p.e</w:t>
       </w:r>
-      <w:r>
-        <w:rPr>
-          <w:rFonts w:ascii="Cambria" w:hAnsi="Cambria"/>
-        </w:rPr>
-        <w:t xml:space="preserve"> agua, mantas, etc.), basta con añadir nuevos objetos de tipo content en el problema, sin necesidad de modificar el dominio.</w:t>
+      <w:proofErr w:type="spellEnd"/>
+      <w:r>
+        <w:rPr>
+          <w:rFonts w:ascii="Cambria" w:hAnsi="Cambria"/>
+        </w:rPr>
+        <w:t xml:space="preserve"> agua, mantas, etc.), basta con añadir nuevos objetos de tipo </w:t>
+      </w:r>
+      <w:proofErr w:type="spellStart"/>
+      <w:r>
+        <w:rPr>
+          <w:rFonts w:ascii="Cambria" w:hAnsi="Cambria"/>
+        </w:rPr>
+        <w:t>content</w:t>
+      </w:r>
+      <w:proofErr w:type="spellEnd"/>
+      <w:r>
+        <w:rPr>
+          <w:rFonts w:ascii="Cambria" w:hAnsi="Cambria"/>
+        </w:rPr>
+        <w:t xml:space="preserve"> en el problema, sin necesidad de modificar el dominio.</w:t>
       </w:r>
     </w:p>
     <w:p>
@@ -1213,7 +1428,35 @@
         <w:rPr>
           <w:rFonts w:ascii="Cambria" w:hAnsi="Cambria"/>
         </w:rPr>
-        <w:t>Esto cumple explícitamente la restricción del enunciado de no utilizar predicados específicos como (caja-comida ?c) o (caja-medicina ?c).</w:t>
+        <w:t>Esto cumple explícitamente la restricción del enunciado de no utilizar predicados específicos como (</w:t>
+      </w:r>
+      <w:proofErr w:type="gramStart"/>
+      <w:r>
+        <w:rPr>
+          <w:rFonts w:ascii="Cambria" w:hAnsi="Cambria"/>
+        </w:rPr>
+        <w:t>caja-comida ?</w:t>
+      </w:r>
+      <w:proofErr w:type="gramEnd"/>
+      <w:r>
+        <w:rPr>
+          <w:rFonts w:ascii="Cambria" w:hAnsi="Cambria"/>
+        </w:rPr>
+        <w:t>c) o (</w:t>
+      </w:r>
+      <w:proofErr w:type="gramStart"/>
+      <w:r>
+        <w:rPr>
+          <w:rFonts w:ascii="Cambria" w:hAnsi="Cambria"/>
+        </w:rPr>
+        <w:t>caja-medicina ?</w:t>
+      </w:r>
+      <w:proofErr w:type="gramEnd"/>
+      <w:r>
+        <w:rPr>
+          <w:rFonts w:ascii="Cambria" w:hAnsi="Cambria"/>
+        </w:rPr>
+        <w:t>c).</w:t>
       </w:r>
     </w:p>
     <w:p>
@@ -1261,7 +1504,29 @@
         <w:rPr>
           <w:rFonts w:ascii="Cambria" w:hAnsi="Cambria"/>
         </w:rPr>
-        <w:t>(arm-of ?a ?d) → indica a qué dron pertenece cada brazo.</w:t>
+        <w:t>(</w:t>
+      </w:r>
+      <w:proofErr w:type="spellStart"/>
+      <w:proofErr w:type="gramStart"/>
+      <w:r>
+        <w:rPr>
+          <w:rFonts w:ascii="Cambria" w:hAnsi="Cambria"/>
+        </w:rPr>
+        <w:t>arm-of</w:t>
+      </w:r>
+      <w:proofErr w:type="spellEnd"/>
+      <w:r>
+        <w:rPr>
+          <w:rFonts w:ascii="Cambria" w:hAnsi="Cambria"/>
+        </w:rPr>
+        <w:t xml:space="preserve"> ?</w:t>
+      </w:r>
+      <w:proofErr w:type="gramEnd"/>
+      <w:r>
+        <w:rPr>
+          <w:rFonts w:ascii="Cambria" w:hAnsi="Cambria"/>
+        </w:rPr>
+        <w:t>a ?d) → indica a qué dron pertenece cada brazo.</w:t>
       </w:r>
     </w:p>
     <w:p>
@@ -1278,7 +1543,21 @@
         <w:rPr>
           <w:rFonts w:ascii="Cambria" w:hAnsi="Cambria"/>
         </w:rPr>
-        <w:t>(free ?a) → indica si el brazo está libre.</w:t>
+        <w:t>(</w:t>
+      </w:r>
+      <w:proofErr w:type="gramStart"/>
+      <w:r>
+        <w:rPr>
+          <w:rFonts w:ascii="Cambria" w:hAnsi="Cambria"/>
+        </w:rPr>
+        <w:t>free ?</w:t>
+      </w:r>
+      <w:proofErr w:type="gramEnd"/>
+      <w:r>
+        <w:rPr>
+          <w:rFonts w:ascii="Cambria" w:hAnsi="Cambria"/>
+        </w:rPr>
+        <w:t>a) → indica si el brazo está libre.</w:t>
       </w:r>
     </w:p>
     <w:p>
@@ -1295,7 +1574,21 @@
         <w:rPr>
           <w:rFonts w:ascii="Cambria" w:hAnsi="Cambria"/>
         </w:rPr>
-        <w:t>(holding ?a ?c) → indica que un brazo está sujetando una caja.</w:t>
+        <w:t>(</w:t>
+      </w:r>
+      <w:proofErr w:type="gramStart"/>
+      <w:r>
+        <w:rPr>
+          <w:rFonts w:ascii="Cambria" w:hAnsi="Cambria"/>
+        </w:rPr>
+        <w:t>holding ?</w:t>
+      </w:r>
+      <w:proofErr w:type="gramEnd"/>
+      <w:r>
+        <w:rPr>
+          <w:rFonts w:ascii="Cambria" w:hAnsi="Cambria"/>
+        </w:rPr>
+        <w:t>a ?c) → indica que un brazo está sujetando una caja.</w:t>
       </w:r>
     </w:p>
     <w:p>
@@ -1482,8 +1775,18 @@
           <w:b/>
           <w:bCs/>
         </w:rPr>
-        <w:t>Acción fly</w:t>
-      </w:r>
+        <w:t xml:space="preserve">Acción </w:t>
+      </w:r>
+      <w:proofErr w:type="spellStart"/>
+      <w:r>
+        <w:rPr>
+          <w:rFonts w:ascii="Cambria" w:hAnsi="Cambria"/>
+          <w:b/>
+          <w:bCs/>
+        </w:rPr>
+        <w:t>fly</w:t>
+      </w:r>
+      <w:proofErr w:type="spellEnd"/>
       <w:r>
         <w:rPr>
           <w:rFonts w:ascii="Cambria" w:hAnsi="Cambria"/>
@@ -1821,8 +2124,18 @@
           <w:b/>
           <w:bCs/>
         </w:rPr>
-        <w:t>Acción deliver</w:t>
-      </w:r>
+        <w:t xml:space="preserve">Acción </w:t>
+      </w:r>
+      <w:proofErr w:type="spellStart"/>
+      <w:r>
+        <w:rPr>
+          <w:rFonts w:ascii="Cambria" w:hAnsi="Cambria"/>
+          <w:b/>
+          <w:bCs/>
+        </w:rPr>
+        <w:t>deliver</w:t>
+      </w:r>
+      <w:proofErr w:type="spellEnd"/>
       <w:r>
         <w:rPr>
           <w:rFonts w:ascii="Cambria" w:hAnsi="Cambria"/>
@@ -1908,7 +2221,21 @@
         <w:rPr>
           <w:rFonts w:ascii="Cambria" w:hAnsi="Cambria"/>
         </w:rPr>
-        <w:t xml:space="preserve"> Por otro lado sus </w:t>
+        <w:t xml:space="preserve"> Por otro </w:t>
+      </w:r>
+      <w:proofErr w:type="gramStart"/>
+      <w:r>
+        <w:rPr>
+          <w:rFonts w:ascii="Cambria" w:hAnsi="Cambria"/>
+        </w:rPr>
+        <w:t>lado</w:t>
+      </w:r>
+      <w:proofErr w:type="gramEnd"/>
+      <w:r>
+        <w:rPr>
+          <w:rFonts w:ascii="Cambria" w:hAnsi="Cambria"/>
+        </w:rPr>
+        <w:t xml:space="preserve"> sus </w:t>
       </w:r>
       <w:r>
         <w:rPr>
@@ -2343,7 +2670,21 @@
         <w:rPr>
           <w:rFonts w:ascii="Cambria" w:hAnsi="Cambria"/>
         </w:rPr>
-        <w:t>compatible con planificadores clásicos como FF y pyperplan.</w:t>
+        <w:t xml:space="preserve">compatible con planificadores clásicos como FF y </w:t>
+      </w:r>
+      <w:proofErr w:type="spellStart"/>
+      <w:r>
+        <w:rPr>
+          <w:rFonts w:ascii="Cambria" w:hAnsi="Cambria"/>
+        </w:rPr>
+        <w:t>pyperplan</w:t>
+      </w:r>
+      <w:proofErr w:type="spellEnd"/>
+      <w:r>
+        <w:rPr>
+          <w:rFonts w:ascii="Cambria" w:hAnsi="Cambria"/>
+        </w:rPr>
+        <w:t>.</w:t>
       </w:r>
     </w:p>
     <w:p>
@@ -2419,7 +2760,35 @@
         <w:rPr>
           <w:rFonts w:ascii="Cambria" w:hAnsi="Cambria"/>
         </w:rPr>
-        <w:t>El programa recibe estos parámetros mediante argumentos de línea de comandos y construye dinámicamente todos los objetos necesarios del dominio. En primer lugar, genera las listas de drones, personas, cajas y localizaciones, incluyendo siempre una localización especial denominada depot. Asimismo, para cada dron se crean automáticamente dos objetos de tipo arm, que representan sus brazos, garantizando así el cumplimiento de la restricción física del dominio.</w:t>
+        <w:t xml:space="preserve">El programa recibe estos parámetros mediante argumentos de línea de comandos y construye dinámicamente todos los objetos necesarios del dominio. En primer lugar, genera las listas de drones, personas, cajas y localizaciones, incluyendo siempre una localización especial denominada </w:t>
+      </w:r>
+      <w:proofErr w:type="spellStart"/>
+      <w:r>
+        <w:rPr>
+          <w:rFonts w:ascii="Cambria" w:hAnsi="Cambria"/>
+        </w:rPr>
+        <w:t>depot</w:t>
+      </w:r>
+      <w:proofErr w:type="spellEnd"/>
+      <w:r>
+        <w:rPr>
+          <w:rFonts w:ascii="Cambria" w:hAnsi="Cambria"/>
+        </w:rPr>
+        <w:t xml:space="preserve">. Asimismo, para cada dron se crean automáticamente dos objetos de tipo </w:t>
+      </w:r>
+      <w:proofErr w:type="spellStart"/>
+      <w:r>
+        <w:rPr>
+          <w:rFonts w:ascii="Cambria" w:hAnsi="Cambria"/>
+        </w:rPr>
+        <w:t>arm</w:t>
+      </w:r>
+      <w:proofErr w:type="spellEnd"/>
+      <w:r>
+        <w:rPr>
+          <w:rFonts w:ascii="Cambria" w:hAnsi="Cambria"/>
+        </w:rPr>
+        <w:t>, que representan sus brazos, garantizando así el cumplimiento de la restricción física del dominio.</w:t>
       </w:r>
     </w:p>
     <w:p>
@@ -2433,7 +2802,21 @@
         <w:rPr>
           <w:rFonts w:ascii="Cambria" w:hAnsi="Cambria"/>
         </w:rPr>
-        <w:t>Posteriormente, el generador asigna contenidos a las cajas. Para ello, distribuye aleatoriamente las cajas entre los distintos tipos de contenido definidos (por ejemplo, food y medicine), asegurando que exista al menos una caja de cada tipo y que el número total de metas solicitadas sea alcanzable con los recursos disponibles. Esta comprobación evita generar problemas irresolubles.</w:t>
+        <w:t xml:space="preserve">Posteriormente, el generador asigna contenidos a las cajas. Para ello, distribuye aleatoriamente las cajas entre los distintos tipos de contenido definidos (por ejemplo, </w:t>
+      </w:r>
+      <w:proofErr w:type="spellStart"/>
+      <w:r>
+        <w:rPr>
+          <w:rFonts w:ascii="Cambria" w:hAnsi="Cambria"/>
+        </w:rPr>
+        <w:t>food</w:t>
+      </w:r>
+      <w:proofErr w:type="spellEnd"/>
+      <w:r>
+        <w:rPr>
+          <w:rFonts w:ascii="Cambria" w:hAnsi="Cambria"/>
+        </w:rPr>
+        <w:t xml:space="preserve"> y medicine), asegurando que exista al menos una caja de cada tipo y que el número total de metas solicitadas sea alcanzable con los recursos disponibles. Esta comprobación evita generar problemas irresolubles.</w:t>
       </w:r>
     </w:p>
     <w:p>
@@ -3759,7 +4142,21 @@
         <w:rPr>
           <w:rFonts w:ascii="Cambria" w:hAnsi="Cambria"/>
         </w:rPr>
-        <w:t>El planificador FF es un planificador heurístico de tipo satisficing, es decir, está diseñado para encontrar soluciones de manera eficiente sin garantizar que estas sean óptimas</w:t>
+        <w:t xml:space="preserve">El planificador FF es un planificador heurístico de tipo </w:t>
+      </w:r>
+      <w:proofErr w:type="spellStart"/>
+      <w:r>
+        <w:rPr>
+          <w:rFonts w:ascii="Cambria" w:hAnsi="Cambria"/>
+        </w:rPr>
+        <w:t>satisficing</w:t>
+      </w:r>
+      <w:proofErr w:type="spellEnd"/>
+      <w:r>
+        <w:rPr>
+          <w:rFonts w:ascii="Cambria" w:hAnsi="Cambria"/>
+        </w:rPr>
+        <w:t>, es decir, está diseñado para encontrar soluciones de manera eficiente sin garantizar que estas sean óptimas</w:t>
       </w:r>
       <w:r>
         <w:rPr>
@@ -3786,7 +4183,35 @@
           <w:rFonts w:ascii="Cambria" w:hAnsi="Cambria"/>
         </w:rPr>
         <w:lastRenderedPageBreak/>
-        <w:t xml:space="preserve">El núcleo del funcionamiento de FF se basa en una heurística relajada. En concreto, construye una versión relajada del problema eliminando los efectos negativos de las acciones (ignore delete list). Esto significa que, al estimar la distancia al objetivo, el planificador asume que los hechos nunca se eliminan del estado. Esta relajación simplifica enormemente el problema y permite calcular rápidamente una estimación heurística informativa. Sin embargo, </w:t>
+        <w:t xml:space="preserve">El núcleo del funcionamiento de FF se basa en una heurística relajada. En concreto, construye una versión relajada del problema eliminando los efectos negativos de las acciones (ignore </w:t>
+      </w:r>
+      <w:proofErr w:type="spellStart"/>
+      <w:r>
+        <w:rPr>
+          <w:rFonts w:ascii="Cambria" w:hAnsi="Cambria"/>
+        </w:rPr>
+        <w:t>delete</w:t>
+      </w:r>
+      <w:proofErr w:type="spellEnd"/>
+      <w:r>
+        <w:rPr>
+          <w:rFonts w:ascii="Cambria" w:hAnsi="Cambria"/>
+        </w:rPr>
+        <w:t xml:space="preserve"> </w:t>
+      </w:r>
+      <w:proofErr w:type="spellStart"/>
+      <w:r>
+        <w:rPr>
+          <w:rFonts w:ascii="Cambria" w:hAnsi="Cambria"/>
+        </w:rPr>
+        <w:t>list</w:t>
+      </w:r>
+      <w:proofErr w:type="spellEnd"/>
+      <w:r>
+        <w:rPr>
+          <w:rFonts w:ascii="Cambria" w:hAnsi="Cambria"/>
+        </w:rPr>
+        <w:t xml:space="preserve">). Esto significa que, al estimar la distancia al objetivo, el planificador asume que los hechos nunca se eliminan del estado. Esta relajación simplifica enormemente el problema y permite calcular rápidamente una estimación heurística informativa. Sin embargo, </w:t>
       </w:r>
       <w:r>
         <w:rPr>
@@ -4394,8 +4819,16 @@
               <w:rPr>
                 <w:rFonts w:ascii="Cambria" w:hAnsi="Cambria"/>
               </w:rPr>
-              <w:t>A* + hMAX</w:t>
-            </w:r>
+              <w:t xml:space="preserve">A* + </w:t>
+            </w:r>
+            <w:proofErr w:type="spellStart"/>
+            <w:r>
+              <w:rPr>
+                <w:rFonts w:ascii="Cambria" w:hAnsi="Cambria"/>
+              </w:rPr>
+              <w:t>hMAX</w:t>
+            </w:r>
+            <w:proofErr w:type="spellEnd"/>
           </w:p>
         </w:tc>
         <w:tc>
@@ -4498,8 +4931,16 @@
               <w:rPr>
                 <w:rFonts w:ascii="Cambria" w:hAnsi="Cambria"/>
               </w:rPr>
-              <w:t>GBFS + hMAX</w:t>
-            </w:r>
+              <w:t xml:space="preserve">GBFS + </w:t>
+            </w:r>
+            <w:proofErr w:type="spellStart"/>
+            <w:r>
+              <w:rPr>
+                <w:rFonts w:ascii="Cambria" w:hAnsi="Cambria"/>
+              </w:rPr>
+              <w:t>hMAX</w:t>
+            </w:r>
+            <w:proofErr w:type="spellEnd"/>
           </w:p>
         </w:tc>
         <w:tc>
@@ -4764,7 +5205,21 @@
         <w:rPr>
           <w:rFonts w:ascii="Cambria" w:hAnsi="Cambria"/>
         </w:rPr>
-        <w:t>En cuanto a los algoritmos informados, se observa que A* con heurística hMAX mejora el rendimiento respecto a IDS, pero no supera a BFS en tamaño máximo alcanzado. Esto puede parecer</w:t>
+        <w:t xml:space="preserve">En cuanto a los algoritmos informados, se observa que A* con heurística </w:t>
+      </w:r>
+      <w:proofErr w:type="spellStart"/>
+      <w:r>
+        <w:rPr>
+          <w:rFonts w:ascii="Cambria" w:hAnsi="Cambria"/>
+        </w:rPr>
+        <w:t>hMAX</w:t>
+      </w:r>
+      <w:proofErr w:type="spellEnd"/>
+      <w:r>
+        <w:rPr>
+          <w:rFonts w:ascii="Cambria" w:hAnsi="Cambria"/>
+        </w:rPr>
+        <w:t xml:space="preserve"> mejora el rendimiento respecto a IDS, pero no supera a BFS en tamaño máximo alcanzado. Esto puede parecer</w:t>
       </w:r>
       <w:r>
         <w:rPr>
@@ -4784,8 +5239,18 @@
           <w:b/>
           <w:bCs/>
         </w:rPr>
-        <w:t>heurística hMAX</w:t>
-      </w:r>
+        <w:t xml:space="preserve">heurística </w:t>
+      </w:r>
+      <w:proofErr w:type="spellStart"/>
+      <w:r>
+        <w:rPr>
+          <w:rFonts w:ascii="Cambria" w:hAnsi="Cambria"/>
+          <w:b/>
+          <w:bCs/>
+        </w:rPr>
+        <w:t>hMAX</w:t>
+      </w:r>
+      <w:proofErr w:type="spellEnd"/>
       <w:r>
         <w:rPr>
           <w:rFonts w:ascii="Cambria" w:hAnsi="Cambria"/>
@@ -4902,6 +5367,7 @@
         </w:rPr>
         <w:t xml:space="preserve"> con </w:t>
       </w:r>
+      <w:proofErr w:type="spellStart"/>
       <w:r>
         <w:rPr>
           <w:rFonts w:ascii="Cambria" w:hAnsi="Cambria"/>
@@ -4910,11 +5376,26 @@
         </w:rPr>
         <w:t>hMAX</w:t>
       </w:r>
-      <w:r>
-        <w:rPr>
-          <w:rFonts w:ascii="Cambria" w:hAnsi="Cambria"/>
-        </w:rPr>
-        <w:t xml:space="preserve">. Esto es coherente con su naturaleza satisficing: prioriza expandir el nodo que parece más prometedor según la heurística, sin preocuparse por garantizar optimalidad. Al no mantener una frontera ordenada por coste acumulado como A*, reduce considerablemente el número de nodos explorados y puede avanzar más profundamente en el espacio de búsqueda. Sin embargo, el </w:t>
+      <w:proofErr w:type="spellEnd"/>
+      <w:r>
+        <w:rPr>
+          <w:rFonts w:ascii="Cambria" w:hAnsi="Cambria"/>
+        </w:rPr>
+        <w:t xml:space="preserve">. Esto es coherente con su naturaleza </w:t>
+      </w:r>
+      <w:proofErr w:type="spellStart"/>
+      <w:r>
+        <w:rPr>
+          <w:rFonts w:ascii="Cambria" w:hAnsi="Cambria"/>
+        </w:rPr>
+        <w:t>satisficing</w:t>
+      </w:r>
+      <w:proofErr w:type="spellEnd"/>
+      <w:r>
+        <w:rPr>
+          <w:rFonts w:ascii="Cambria" w:hAnsi="Cambria"/>
+        </w:rPr>
+        <w:t xml:space="preserve">: prioriza expandir el nodo que parece más prometedor según la heurística, sin preocuparse por garantizar optimalidad. Al no mantener una frontera ordenada por coste acumulado como A*, reduce considerablemente el número de nodos explorados y puede avanzar más profundamente en el espacio de búsqueda. Sin embargo, el </w:t>
       </w:r>
       <w:r>
         <w:rPr>
@@ -4948,13 +5429,41 @@
         <w:rPr>
           <w:rFonts w:ascii="Cambria" w:hAnsi="Cambria"/>
         </w:rPr>
-        <w:t xml:space="preserve"> trade-off</w:t>
-      </w:r>
-      <w:r>
-        <w:rPr>
-          <w:rFonts w:ascii="Cambria" w:hAnsi="Cambria"/>
-        </w:rPr>
-        <w:t xml:space="preserve"> entre optimalidad y escalabilidad. Los algoritmos óptimos (BFS, IDS y A*) garantizan soluciones mínimas pero escalan peor en dominios con crecimiento combinatorio elevado. Por el contrario, GBFS sacrifica optimalidad a cambio de una mayor capacidad para resolver instancias de mayor tamaño dentro del límite temporal.</w:t>
+        <w:t xml:space="preserve"> </w:t>
+      </w:r>
+      <w:proofErr w:type="spellStart"/>
+      <w:r>
+        <w:rPr>
+          <w:rFonts w:ascii="Cambria" w:hAnsi="Cambria"/>
+        </w:rPr>
+        <w:t>trade</w:t>
+      </w:r>
+      <w:proofErr w:type="spellEnd"/>
+      <w:r>
+        <w:rPr>
+          <w:rFonts w:ascii="Cambria" w:hAnsi="Cambria"/>
+        </w:rPr>
+        <w:t>-off</w:t>
+      </w:r>
+      <w:r>
+        <w:rPr>
+          <w:rFonts w:ascii="Cambria" w:hAnsi="Cambria"/>
+        </w:rPr>
+        <w:t xml:space="preserve"> entre optimalidad y escalabilidad. Los algoritmos óptimos (BFS, IDS y A*) garantizan soluciones </w:t>
+      </w:r>
+      <w:proofErr w:type="gramStart"/>
+      <w:r>
+        <w:rPr>
+          <w:rFonts w:ascii="Cambria" w:hAnsi="Cambria"/>
+        </w:rPr>
+        <w:t>mínimas</w:t>
+      </w:r>
+      <w:proofErr w:type="gramEnd"/>
+      <w:r>
+        <w:rPr>
+          <w:rFonts w:ascii="Cambria" w:hAnsi="Cambria"/>
+        </w:rPr>
+        <w:t xml:space="preserve"> pero escalan peor en dominios con crecimiento combinatorio elevado. Por el contrario, GBFS sacrifica optimalidad a cambio de una mayor capacidad para resolver instancias de mayor tamaño dentro del límite temporal.</w:t>
       </w:r>
     </w:p>
     <w:p>
@@ -5020,8 +5529,16 @@
         <w:rPr>
           <w:rFonts w:ascii="Cambria" w:hAnsi="Cambria"/>
         </w:rPr>
-        <w:t>: Heurísticas para planificadores satisficing</w:t>
-      </w:r>
+        <w:t xml:space="preserve">: Heurísticas para planificadores </w:t>
+      </w:r>
+      <w:proofErr w:type="spellStart"/>
+      <w:r>
+        <w:rPr>
+          <w:rFonts w:ascii="Cambria" w:hAnsi="Cambria"/>
+        </w:rPr>
+        <w:t>satisficing</w:t>
+      </w:r>
+      <w:proofErr w:type="spellEnd"/>
     </w:p>
     <w:p/>
     <w:tbl>
@@ -5180,12 +5697,14 @@
                 <w:rFonts w:ascii="Cambria" w:hAnsi="Cambria"/>
               </w:rPr>
             </w:pPr>
+            <w:proofErr w:type="spellStart"/>
             <w:r>
               <w:rPr>
                 <w:rFonts w:ascii="Cambria" w:hAnsi="Cambria"/>
               </w:rPr>
               <w:t>hMAX</w:t>
             </w:r>
+            <w:proofErr w:type="spellEnd"/>
           </w:p>
         </w:tc>
         <w:tc>
@@ -5264,12 +5783,14 @@
                 <w:rFonts w:ascii="Cambria" w:hAnsi="Cambria"/>
               </w:rPr>
             </w:pPr>
+            <w:proofErr w:type="spellStart"/>
             <w:r>
               <w:rPr>
                 <w:rFonts w:ascii="Cambria" w:hAnsi="Cambria"/>
               </w:rPr>
               <w:t>hADD</w:t>
             </w:r>
+            <w:proofErr w:type="spellEnd"/>
           </w:p>
         </w:tc>
         <w:tc>
@@ -5344,12 +5865,14 @@
                 <w:rFonts w:ascii="Cambria" w:hAnsi="Cambria"/>
               </w:rPr>
             </w:pPr>
+            <w:proofErr w:type="spellStart"/>
             <w:r>
               <w:rPr>
                 <w:rFonts w:ascii="Cambria" w:hAnsi="Cambria"/>
               </w:rPr>
               <w:t>hFF</w:t>
             </w:r>
+            <w:proofErr w:type="spellEnd"/>
           </w:p>
         </w:tc>
         <w:tc>
@@ -5504,12 +6027,14 @@
                 <w:rFonts w:ascii="Cambria" w:hAnsi="Cambria"/>
               </w:rPr>
             </w:pPr>
+            <w:proofErr w:type="spellStart"/>
             <w:r>
               <w:rPr>
                 <w:rFonts w:ascii="Cambria" w:hAnsi="Cambria"/>
               </w:rPr>
               <w:t>hMAX</w:t>
             </w:r>
+            <w:proofErr w:type="spellEnd"/>
           </w:p>
         </w:tc>
         <w:tc>
@@ -5543,12 +6068,14 @@
                 <w:rFonts w:ascii="Cambria" w:hAnsi="Cambria"/>
               </w:rPr>
             </w:pPr>
+            <w:proofErr w:type="spellStart"/>
             <w:r>
               <w:rPr>
                 <w:rFonts w:ascii="Cambria" w:hAnsi="Cambria"/>
               </w:rPr>
               <w:t>Killed</w:t>
             </w:r>
+            <w:proofErr w:type="spellEnd"/>
             <w:r>
               <w:rPr>
                 <w:rFonts w:ascii="Cambria" w:hAnsi="Cambria"/>
@@ -5590,12 +6117,14 @@
                 <w:rFonts w:ascii="Cambria" w:hAnsi="Cambria"/>
               </w:rPr>
             </w:pPr>
+            <w:proofErr w:type="spellStart"/>
             <w:r>
               <w:rPr>
                 <w:rFonts w:ascii="Cambria" w:hAnsi="Cambria"/>
               </w:rPr>
               <w:t>hADD</w:t>
             </w:r>
+            <w:proofErr w:type="spellEnd"/>
           </w:p>
         </w:tc>
         <w:tc>
@@ -5670,12 +6199,14 @@
                 <w:rFonts w:ascii="Cambria" w:hAnsi="Cambria"/>
               </w:rPr>
             </w:pPr>
+            <w:proofErr w:type="spellStart"/>
             <w:r>
               <w:rPr>
                 <w:rFonts w:ascii="Cambria" w:hAnsi="Cambria"/>
               </w:rPr>
               <w:t>hFF</w:t>
             </w:r>
+            <w:proofErr w:type="spellEnd"/>
           </w:p>
         </w:tc>
         <w:tc>
@@ -5825,7 +6356,49 @@
         <w:rPr>
           <w:rFonts w:ascii="Cambria" w:hAnsi="Cambria"/>
         </w:rPr>
-        <w:t>En este apartado se ha evaluado el comportamiento de los algoritmos GBFS y EHC combinados con distintas heurísticas (hMAX, hADD, hFF y Landmark) sobre el mayor problema que GBFS era capaz de resolver en menos de un minuto (</w:t>
+        <w:t>En este apartado se ha evaluado el comportamiento de los algoritmos GBFS y EHC combinados con distintas heurísticas (</w:t>
+      </w:r>
+      <w:proofErr w:type="spellStart"/>
+      <w:r>
+        <w:rPr>
+          <w:rFonts w:ascii="Cambria" w:hAnsi="Cambria"/>
+        </w:rPr>
+        <w:t>hMAX</w:t>
+      </w:r>
+      <w:proofErr w:type="spellEnd"/>
+      <w:r>
+        <w:rPr>
+          <w:rFonts w:ascii="Cambria" w:hAnsi="Cambria"/>
+        </w:rPr>
+        <w:t xml:space="preserve">, </w:t>
+      </w:r>
+      <w:proofErr w:type="spellStart"/>
+      <w:r>
+        <w:rPr>
+          <w:rFonts w:ascii="Cambria" w:hAnsi="Cambria"/>
+        </w:rPr>
+        <w:t>hADD</w:t>
+      </w:r>
+      <w:proofErr w:type="spellEnd"/>
+      <w:r>
+        <w:rPr>
+          <w:rFonts w:ascii="Cambria" w:hAnsi="Cambria"/>
+        </w:rPr>
+        <w:t xml:space="preserve">, </w:t>
+      </w:r>
+      <w:proofErr w:type="spellStart"/>
+      <w:r>
+        <w:rPr>
+          <w:rFonts w:ascii="Cambria" w:hAnsi="Cambria"/>
+        </w:rPr>
+        <w:t>hFF</w:t>
+      </w:r>
+      <w:proofErr w:type="spellEnd"/>
+      <w:r>
+        <w:rPr>
+          <w:rFonts w:ascii="Cambria" w:hAnsi="Cambria"/>
+        </w:rPr>
+        <w:t xml:space="preserve"> y Landmark) sobre el mayor problema que GBFS era capaz de resolver en menos de un minuto (</w:t>
       </w:r>
       <w:r>
         <w:rPr>
@@ -5887,7 +6460,21 @@
         <w:rPr>
           <w:rFonts w:ascii="Cambria" w:hAnsi="Cambria"/>
         </w:rPr>
-        <w:t xml:space="preserve"> de los planes generados. En general, se observa que la elección de la heurística tiene un impacto mucho mayor en el rendimiento que la elección del algoritmo de búsqueda, especialmente cuando se emplea una heurística poco informativa como hMAX.</w:t>
+        <w:t xml:space="preserve"> de los planes generados. En general, se observa que la elección de la heurística tiene un impacto mucho mayor en el rendimiento que la elección del algoritmo de búsqueda, especialmente cuando se emplea una heurística poco informativa como </w:t>
+      </w:r>
+      <w:proofErr w:type="spellStart"/>
+      <w:r>
+        <w:rPr>
+          <w:rFonts w:ascii="Cambria" w:hAnsi="Cambria"/>
+        </w:rPr>
+        <w:t>hMAX</w:t>
+      </w:r>
+      <w:proofErr w:type="spellEnd"/>
+      <w:r>
+        <w:rPr>
+          <w:rFonts w:ascii="Cambria" w:hAnsi="Cambria"/>
+        </w:rPr>
+        <w:t>.</w:t>
       </w:r>
     </w:p>
     <w:p>
@@ -5909,8 +6496,18 @@
           <w:b/>
           <w:bCs/>
         </w:rPr>
-        <w:t>heurística hMAX</w:t>
-      </w:r>
+        <w:t xml:space="preserve">heurística </w:t>
+      </w:r>
+      <w:proofErr w:type="spellStart"/>
+      <w:r>
+        <w:rPr>
+          <w:rFonts w:ascii="Cambria" w:hAnsi="Cambria"/>
+          <w:b/>
+          <w:bCs/>
+        </w:rPr>
+        <w:t>hMAX</w:t>
+      </w:r>
+      <w:proofErr w:type="spellEnd"/>
       <w:r>
         <w:rPr>
           <w:rFonts w:ascii="Cambria" w:hAnsi="Cambria"/>
@@ -5929,7 +6526,21 @@
         <w:rPr>
           <w:rFonts w:ascii="Cambria" w:hAnsi="Cambria"/>
         </w:rPr>
-        <w:t xml:space="preserve"> en ambos algoritmos. Con GBFS, el tiempo de ejecución es elevado (52.802s), mientras que con EHC el proceso no llega a completarse y es abortado. Este comportamiento se explica porque hMAX calcula el coste máximo individual de los subobjetivos ignorando efectos negativos, lo que produce estimaciones muy conservadoras y poco informativas. En un dominio como el presente, donde múltiples entregas deben realizarse y los subobjetivos interactúan indirectamente, esta heurística </w:t>
+        <w:t xml:space="preserve"> en ambos algoritmos. Con GBFS, el tiempo de ejecución es elevado (52.802s), mientras que con EHC el proceso no llega a completarse y es abortado. Este comportamiento se explica porque </w:t>
+      </w:r>
+      <w:proofErr w:type="spellStart"/>
+      <w:r>
+        <w:rPr>
+          <w:rFonts w:ascii="Cambria" w:hAnsi="Cambria"/>
+        </w:rPr>
+        <w:t>hMAX</w:t>
+      </w:r>
+      <w:proofErr w:type="spellEnd"/>
+      <w:r>
+        <w:rPr>
+          <w:rFonts w:ascii="Cambria" w:hAnsi="Cambria"/>
+        </w:rPr>
+        <w:t xml:space="preserve"> calcula el coste máximo individual de los subobjetivos ignorando efectos negativos, lo que produce estimaciones muy conservadoras y poco informativas. En un dominio como el presente, donde múltiples entregas deben realizarse y los subobjetivos interactúan indirectamente, esta heurística </w:t>
       </w:r>
       <w:r>
         <w:rPr>
@@ -5959,14 +6570,34 @@
         </w:rPr>
         <w:t xml:space="preserve">Por el contrario, </w:t>
       </w:r>
-      <w:r>
-        <w:rPr>
-          <w:rFonts w:ascii="Cambria" w:hAnsi="Cambria"/>
-          <w:b/>
-          <w:bCs/>
-        </w:rPr>
-        <w:t>hADD y hFF</w:t>
-      </w:r>
+      <w:proofErr w:type="spellStart"/>
+      <w:r>
+        <w:rPr>
+          <w:rFonts w:ascii="Cambria" w:hAnsi="Cambria"/>
+          <w:b/>
+          <w:bCs/>
+        </w:rPr>
+        <w:t>hADD</w:t>
+      </w:r>
+      <w:proofErr w:type="spellEnd"/>
+      <w:r>
+        <w:rPr>
+          <w:rFonts w:ascii="Cambria" w:hAnsi="Cambria"/>
+          <w:b/>
+          <w:bCs/>
+        </w:rPr>
+        <w:t xml:space="preserve"> y </w:t>
+      </w:r>
+      <w:proofErr w:type="spellStart"/>
+      <w:r>
+        <w:rPr>
+          <w:rFonts w:ascii="Cambria" w:hAnsi="Cambria"/>
+          <w:b/>
+          <w:bCs/>
+        </w:rPr>
+        <w:t>hFF</w:t>
+      </w:r>
+      <w:proofErr w:type="spellEnd"/>
       <w:r>
         <w:rPr>
           <w:rFonts w:ascii="Cambria" w:hAnsi="Cambria"/>
@@ -5985,7 +6616,119 @@
         <w:rPr>
           <w:rFonts w:ascii="Cambria" w:hAnsi="Cambria"/>
         </w:rPr>
-        <w:t xml:space="preserve">. Ambas heurísticas son más informativas, ya que consideran de manera más precisa el esfuerzo conjunto necesario para alcanzar múltiples metas. En particular, hADD suma los costes estimados de los subobjetivos, mientras que hFF construye un plan relajado completo para estimar la distancia al objetivo. Esto explica la drástica reducción en los tiempos de ejecución: en GBFS, los tiempos pasan de más de 50 segundos con hMAX a menos de medio segundo con hADD y hFF. En EHC ocurre algo similar, siendo especialmente destacable el buen rendimiento de hFF (0.892s) y hADD (1.236s). Esto confirma que en dominios logísticos con </w:t>
+        <w:t xml:space="preserve">. Ambas heurísticas son más informativas, ya que consideran de manera más precisa el esfuerzo conjunto necesario para alcanzar múltiples metas. En particular, </w:t>
+      </w:r>
+      <w:proofErr w:type="spellStart"/>
+      <w:r>
+        <w:rPr>
+          <w:rFonts w:ascii="Cambria" w:hAnsi="Cambria"/>
+        </w:rPr>
+        <w:t>hADD</w:t>
+      </w:r>
+      <w:proofErr w:type="spellEnd"/>
+      <w:r>
+        <w:rPr>
+          <w:rFonts w:ascii="Cambria" w:hAnsi="Cambria"/>
+        </w:rPr>
+        <w:t xml:space="preserve"> suma los costes estimados de los subobjetivos, mientras que </w:t>
+      </w:r>
+      <w:proofErr w:type="spellStart"/>
+      <w:r>
+        <w:rPr>
+          <w:rFonts w:ascii="Cambria" w:hAnsi="Cambria"/>
+        </w:rPr>
+        <w:t>hFF</w:t>
+      </w:r>
+      <w:proofErr w:type="spellEnd"/>
+      <w:r>
+        <w:rPr>
+          <w:rFonts w:ascii="Cambria" w:hAnsi="Cambria"/>
+        </w:rPr>
+        <w:t xml:space="preserve"> construye un plan relajado completo para estimar la distancia al objetivo. Esto explica la drástica reducción en los tiempos de ejecución: en GBFS, los tiempos pasan de más de 50 segundos con </w:t>
+      </w:r>
+      <w:proofErr w:type="spellStart"/>
+      <w:r>
+        <w:rPr>
+          <w:rFonts w:ascii="Cambria" w:hAnsi="Cambria"/>
+        </w:rPr>
+        <w:t>hMAX</w:t>
+      </w:r>
+      <w:proofErr w:type="spellEnd"/>
+      <w:r>
+        <w:rPr>
+          <w:rFonts w:ascii="Cambria" w:hAnsi="Cambria"/>
+        </w:rPr>
+        <w:t xml:space="preserve"> a menos de medio segundo con </w:t>
+      </w:r>
+      <w:proofErr w:type="spellStart"/>
+      <w:r>
+        <w:rPr>
+          <w:rFonts w:ascii="Cambria" w:hAnsi="Cambria"/>
+        </w:rPr>
+        <w:t>hADD</w:t>
+      </w:r>
+      <w:proofErr w:type="spellEnd"/>
+      <w:r>
+        <w:rPr>
+          <w:rFonts w:ascii="Cambria" w:hAnsi="Cambria"/>
+        </w:rPr>
+        <w:t xml:space="preserve"> y </w:t>
+      </w:r>
+      <w:proofErr w:type="spellStart"/>
+      <w:r>
+        <w:rPr>
+          <w:rFonts w:ascii="Cambria" w:hAnsi="Cambria"/>
+        </w:rPr>
+        <w:t>hFF</w:t>
+      </w:r>
+      <w:proofErr w:type="spellEnd"/>
+      <w:r>
+        <w:rPr>
+          <w:rFonts w:ascii="Cambria" w:hAnsi="Cambria"/>
+        </w:rPr>
+        <w:t xml:space="preserve">. En EHC ocurre algo similar, siendo especialmente destacable el buen rendimiento de </w:t>
+      </w:r>
+      <w:proofErr w:type="spellStart"/>
+      <w:r>
+        <w:rPr>
+          <w:rFonts w:ascii="Cambria" w:hAnsi="Cambria"/>
+        </w:rPr>
+        <w:t>hFF</w:t>
+      </w:r>
+      <w:proofErr w:type="spellEnd"/>
+      <w:r>
+        <w:rPr>
+          <w:rFonts w:ascii="Cambria" w:hAnsi="Cambria"/>
+        </w:rPr>
+        <w:t xml:space="preserve"> (0.892s) y </w:t>
+      </w:r>
+      <w:proofErr w:type="spellStart"/>
+      <w:r>
+        <w:rPr>
+          <w:rFonts w:ascii="Cambria" w:hAnsi="Cambria"/>
+        </w:rPr>
+        <w:t>hADD</w:t>
+      </w:r>
+      <w:proofErr w:type="spellEnd"/>
+      <w:r>
+        <w:rPr>
+          <w:rFonts w:ascii="Cambria" w:hAnsi="Cambria"/>
+        </w:rPr>
+        <w:t xml:space="preserve"> (1.236s). Esto confirma </w:t>
+      </w:r>
+      <w:proofErr w:type="gramStart"/>
+      <w:r>
+        <w:rPr>
+          <w:rFonts w:ascii="Cambria" w:hAnsi="Cambria"/>
+        </w:rPr>
+        <w:t>que</w:t>
+      </w:r>
+      <w:proofErr w:type="gramEnd"/>
+      <w:r>
+        <w:rPr>
+          <w:rFonts w:ascii="Cambria" w:hAnsi="Cambria"/>
+        </w:rPr>
+        <w:t xml:space="preserve"> en dominios logísticos con </w:t>
       </w:r>
       <w:r>
         <w:rPr>
@@ -6196,7 +6939,49 @@
           <w:rFonts w:ascii="Cambria" w:hAnsi="Cambria"/>
         </w:rPr>
         <w:lastRenderedPageBreak/>
-        <w:t>Esta estrategia puede ser extremadamente eficiente cuando la heurística es informativa (como ocurre con hFF), pero puede fallar o volverse muy costosa cuando la heurística es pobre, como se observa con hMAX. El hecho de que EHC con hMAX no complete la ejecución</w:t>
+        <w:t xml:space="preserve">Esta estrategia puede ser extremadamente eficiente cuando la heurística es informativa (como ocurre con </w:t>
+      </w:r>
+      <w:proofErr w:type="spellStart"/>
+      <w:r>
+        <w:rPr>
+          <w:rFonts w:ascii="Cambria" w:hAnsi="Cambria"/>
+        </w:rPr>
+        <w:t>hFF</w:t>
+      </w:r>
+      <w:proofErr w:type="spellEnd"/>
+      <w:r>
+        <w:rPr>
+          <w:rFonts w:ascii="Cambria" w:hAnsi="Cambria"/>
+        </w:rPr>
+        <w:t xml:space="preserve">), pero puede fallar o volverse muy costosa cuando la heurística es pobre, como se observa con </w:t>
+      </w:r>
+      <w:proofErr w:type="spellStart"/>
+      <w:r>
+        <w:rPr>
+          <w:rFonts w:ascii="Cambria" w:hAnsi="Cambria"/>
+        </w:rPr>
+        <w:t>hMAX</w:t>
+      </w:r>
+      <w:proofErr w:type="spellEnd"/>
+      <w:r>
+        <w:rPr>
+          <w:rFonts w:ascii="Cambria" w:hAnsi="Cambria"/>
+        </w:rPr>
+        <w:t xml:space="preserve">. El hecho de que EHC con </w:t>
+      </w:r>
+      <w:proofErr w:type="spellStart"/>
+      <w:r>
+        <w:rPr>
+          <w:rFonts w:ascii="Cambria" w:hAnsi="Cambria"/>
+        </w:rPr>
+        <w:t>hMAX</w:t>
+      </w:r>
+      <w:proofErr w:type="spellEnd"/>
+      <w:r>
+        <w:rPr>
+          <w:rFonts w:ascii="Cambria" w:hAnsi="Cambria"/>
+        </w:rPr>
+        <w:t xml:space="preserve"> no complete la ejecución</w:t>
       </w:r>
       <w:r>
         <w:rPr>
@@ -6278,6 +7063,7 @@
         </w:rPr>
         <w:t xml:space="preserve"> con la heurística </w:t>
       </w:r>
+      <w:proofErr w:type="spellStart"/>
       <w:r>
         <w:rPr>
           <w:rFonts w:ascii="Cambria" w:hAnsi="Cambria"/>
@@ -6286,11 +7072,26 @@
         </w:rPr>
         <w:t>hFF</w:t>
       </w:r>
-      <w:r>
-        <w:rPr>
-          <w:rFonts w:ascii="Cambria" w:hAnsi="Cambria"/>
-        </w:rPr>
-        <w:t xml:space="preserve"> como estrategia principal. FF utiliza EHC para avanzar rápidamente guiado por la heurística del plan relajado y, en caso de fallo, puede recurrir a una búsqueda más sistemática. Los resultados obtenidos en este experimento respaldan esta elección de diseño: la combinación EHC + hFF </w:t>
+      <w:proofErr w:type="spellEnd"/>
+      <w:r>
+        <w:rPr>
+          <w:rFonts w:ascii="Cambria" w:hAnsi="Cambria"/>
+        </w:rPr>
+        <w:t xml:space="preserve"> como estrategia principal. FF utiliza EHC para avanzar rápidamente guiado por la heurística del plan relajado y, en caso de fallo, puede recurrir a una búsqueda más sistemática. Los resultados obtenidos en este experimento respaldan esta elección de diseño: la combinación EHC + </w:t>
+      </w:r>
+      <w:proofErr w:type="spellStart"/>
+      <w:r>
+        <w:rPr>
+          <w:rFonts w:ascii="Cambria" w:hAnsi="Cambria"/>
+        </w:rPr>
+        <w:t>hFF</w:t>
+      </w:r>
+      <w:proofErr w:type="spellEnd"/>
+      <w:r>
+        <w:rPr>
+          <w:rFonts w:ascii="Cambria" w:hAnsi="Cambria"/>
+        </w:rPr>
+        <w:t xml:space="preserve"> </w:t>
       </w:r>
       <w:r>
         <w:rPr>
@@ -6485,8 +7286,18 @@
           <w:b/>
           <w:bCs/>
         </w:rPr>
-        <w:t xml:space="preserve"> qué heurísticas son admisibles en pyperplan</w:t>
-      </w:r>
+        <w:t xml:space="preserve"> qué heurísticas son admisibles en </w:t>
+      </w:r>
+      <w:proofErr w:type="spellStart"/>
+      <w:r>
+        <w:rPr>
+          <w:rFonts w:ascii="Cambria" w:hAnsi="Cambria"/>
+          <w:b/>
+          <w:bCs/>
+        </w:rPr>
+        <w:t>pyperplan</w:t>
+      </w:r>
+      <w:proofErr w:type="spellEnd"/>
     </w:p>
     <w:p>
       <w:pPr>
@@ -6613,7 +7424,21 @@
         <w:rPr>
           <w:rFonts w:ascii="Cambria" w:hAnsi="Cambria"/>
         </w:rPr>
-        <w:t>En pyperplan:</w:t>
+        <w:t xml:space="preserve">En </w:t>
+      </w:r>
+      <w:proofErr w:type="spellStart"/>
+      <w:r>
+        <w:rPr>
+          <w:rFonts w:ascii="Cambria" w:hAnsi="Cambria"/>
+        </w:rPr>
+        <w:t>pyperplan</w:t>
+      </w:r>
+      <w:proofErr w:type="spellEnd"/>
+      <w:r>
+        <w:rPr>
+          <w:rFonts w:ascii="Cambria" w:hAnsi="Cambria"/>
+        </w:rPr>
+        <w:t>:</w:t>
       </w:r>
     </w:p>
     <w:p>
@@ -6629,6 +7454,7 @@
         </w:rPr>
         <w:t xml:space="preserve"> </w:t>
       </w:r>
+      <w:proofErr w:type="spellStart"/>
       <w:r>
         <w:rPr>
           <w:rFonts w:ascii="Cambria" w:hAnsi="Cambria"/>
@@ -6637,6 +7463,7 @@
         </w:rPr>
         <w:t>hMAX</w:t>
       </w:r>
+      <w:proofErr w:type="spellEnd"/>
       <w:r>
         <w:rPr>
           <w:rFonts w:ascii="Cambria" w:hAnsi="Cambria"/>
@@ -6671,6 +7498,7 @@
           <w:rFonts w:ascii="Cambria" w:hAnsi="Cambria"/>
         </w:rPr>
       </w:pPr>
+      <w:proofErr w:type="spellStart"/>
       <w:r>
         <w:rPr>
           <w:rFonts w:ascii="Cambria" w:hAnsi="Cambria"/>
@@ -6679,6 +7507,7 @@
         </w:rPr>
         <w:t>hADD</w:t>
       </w:r>
+      <w:proofErr w:type="spellEnd"/>
       <w:r>
         <w:rPr>
           <w:rFonts w:ascii="Cambria" w:hAnsi="Cambria"/>
@@ -6719,6 +7548,7 @@
           <w:rFonts w:ascii="Cambria" w:hAnsi="Cambria"/>
         </w:rPr>
       </w:pPr>
+      <w:proofErr w:type="spellStart"/>
       <w:r>
         <w:rPr>
           <w:rFonts w:ascii="Cambria" w:hAnsi="Cambria"/>
@@ -6727,6 +7557,7 @@
         </w:rPr>
         <w:t>hSA</w:t>
       </w:r>
+      <w:proofErr w:type="spellEnd"/>
       <w:r>
         <w:rPr>
           <w:rFonts w:ascii="Cambria" w:hAnsi="Cambria"/>
@@ -6766,6 +7597,7 @@
         </w:rPr>
         <w:t xml:space="preserve"> </w:t>
       </w:r>
+      <w:proofErr w:type="spellStart"/>
       <w:r>
         <w:rPr>
           <w:rFonts w:ascii="Cambria" w:hAnsi="Cambria"/>
@@ -6774,6 +7606,7 @@
         </w:rPr>
         <w:t>hFF</w:t>
       </w:r>
+      <w:proofErr w:type="spellEnd"/>
       <w:r>
         <w:rPr>
           <w:rFonts w:ascii="Cambria" w:hAnsi="Cambria"/>
@@ -6859,7 +7692,21 @@
         <w:rPr>
           <w:rFonts w:ascii="Cambria" w:hAnsi="Cambria"/>
         </w:rPr>
-        <w:t xml:space="preserve"> Basada en contar hechos obligatorios (landmarks). No garantiza no sobreestimar. No está diseñada para optimalidad.</w:t>
+        <w:t xml:space="preserve"> Basada en contar hechos obligatorios (</w:t>
+      </w:r>
+      <w:proofErr w:type="spellStart"/>
+      <w:r>
+        <w:rPr>
+          <w:rFonts w:ascii="Cambria" w:hAnsi="Cambria"/>
+        </w:rPr>
+        <w:t>landmarks</w:t>
+      </w:r>
+      <w:proofErr w:type="spellEnd"/>
+      <w:r>
+        <w:rPr>
+          <w:rFonts w:ascii="Cambria" w:hAnsi="Cambria"/>
+        </w:rPr>
+        <w:t>). No garantiza no sobreestimar. No está diseñada para optimalidad.</w:t>
       </w:r>
     </w:p>
     <w:p>
@@ -6869,6 +7716,7 @@
           <w:rFonts w:ascii="Cambria" w:hAnsi="Cambria"/>
         </w:rPr>
       </w:pPr>
+      <w:proofErr w:type="spellStart"/>
       <w:r>
         <w:rPr>
           <w:rFonts w:ascii="Cambria" w:hAnsi="Cambria"/>
@@ -6877,6 +7725,7 @@
         </w:rPr>
         <w:t>lmcut</w:t>
       </w:r>
+      <w:proofErr w:type="spellEnd"/>
       <w:r>
         <w:rPr>
           <w:rFonts w:ascii="Cambria" w:hAnsi="Cambria"/>
@@ -6900,7 +7749,21 @@
         <w:rPr>
           <w:rFonts w:ascii="Cambria" w:hAnsi="Cambria"/>
         </w:rPr>
-        <w:t xml:space="preserve"> Es una heurística basada en cortes (landmark-cut). Está diseñada específicamente para ser admisible.</w:t>
+        <w:t xml:space="preserve"> Es una heurística basada en cortes (</w:t>
+      </w:r>
+      <w:proofErr w:type="spellStart"/>
+      <w:r>
+        <w:rPr>
+          <w:rFonts w:ascii="Cambria" w:hAnsi="Cambria"/>
+        </w:rPr>
+        <w:t>landmark-cut</w:t>
+      </w:r>
+      <w:proofErr w:type="spellEnd"/>
+      <w:r>
+        <w:rPr>
+          <w:rFonts w:ascii="Cambria" w:hAnsi="Cambria"/>
+        </w:rPr>
+        <w:t>). Está diseñada específicamente para ser admisible.</w:t>
       </w:r>
       <w:r>
         <w:rPr>
@@ -6932,7 +7795,35 @@
         <w:rPr>
           <w:rFonts w:ascii="Cambria" w:hAnsi="Cambria"/>
         </w:rPr>
-        <w:t>las heurísticas admisibles son hMAX y lmcut.</w:t>
+        <w:t xml:space="preserve">las heurísticas admisibles son </w:t>
+      </w:r>
+      <w:proofErr w:type="spellStart"/>
+      <w:r>
+        <w:rPr>
+          <w:rFonts w:ascii="Cambria" w:hAnsi="Cambria"/>
+        </w:rPr>
+        <w:t>hMAX</w:t>
+      </w:r>
+      <w:proofErr w:type="spellEnd"/>
+      <w:r>
+        <w:rPr>
+          <w:rFonts w:ascii="Cambria" w:hAnsi="Cambria"/>
+        </w:rPr>
+        <w:t xml:space="preserve"> y </w:t>
+      </w:r>
+      <w:proofErr w:type="spellStart"/>
+      <w:r>
+        <w:rPr>
+          <w:rFonts w:ascii="Cambria" w:hAnsi="Cambria"/>
+        </w:rPr>
+        <w:t>lmcut</w:t>
+      </w:r>
+      <w:proofErr w:type="spellEnd"/>
+      <w:r>
+        <w:rPr>
+          <w:rFonts w:ascii="Cambria" w:hAnsi="Cambria"/>
+        </w:rPr>
+        <w:t>.</w:t>
       </w:r>
       <w:r>
         <w:rPr>
@@ -6956,8 +7847,16 @@
         <w:rPr>
           <w:rFonts w:ascii="Cambria" w:hAnsi="Cambria"/>
         </w:rPr>
-        <w:t>mayor tamaño que puede resolver el algoritmo A* con heurística hMAX</w:t>
-      </w:r>
+        <w:t xml:space="preserve">mayor tamaño que puede resolver el algoritmo A* con heurística </w:t>
+      </w:r>
+      <w:proofErr w:type="spellStart"/>
+      <w:r>
+        <w:rPr>
+          <w:rFonts w:ascii="Cambria" w:hAnsi="Cambria"/>
+        </w:rPr>
+        <w:t>hMAX</w:t>
+      </w:r>
+      <w:proofErr w:type="spellEnd"/>
       <w:r>
         <w:rPr>
           <w:rFonts w:ascii="Cambria" w:hAnsi="Cambria"/>
@@ -7191,11 +8090,19 @@
                 <w:rFonts w:ascii="Cambria" w:hAnsi="Cambria"/>
               </w:rPr>
             </w:pPr>
-            <w:r>
-              <w:rPr>
-                <w:rFonts w:ascii="Cambria" w:hAnsi="Cambria"/>
-              </w:rPr>
-              <w:t>Killed (no se ha llegado a completar)</w:t>
+            <w:proofErr w:type="spellStart"/>
+            <w:r>
+              <w:rPr>
+                <w:rFonts w:ascii="Cambria" w:hAnsi="Cambria"/>
+              </w:rPr>
+              <w:t>Killed</w:t>
+            </w:r>
+            <w:proofErr w:type="spellEnd"/>
+            <w:r>
+              <w:rPr>
+                <w:rFonts w:ascii="Cambria" w:hAnsi="Cambria"/>
+              </w:rPr>
+              <w:t xml:space="preserve"> (no se ha llegado a completar)</w:t>
             </w:r>
           </w:p>
         </w:tc>
@@ -7215,8 +8122,16 @@
               <w:rPr>
                 <w:rFonts w:ascii="Cambria" w:hAnsi="Cambria"/>
               </w:rPr>
-              <w:t>A* + hMAX</w:t>
-            </w:r>
+              <w:t xml:space="preserve">A* + </w:t>
+            </w:r>
+            <w:proofErr w:type="spellStart"/>
+            <w:r>
+              <w:rPr>
+                <w:rFonts w:ascii="Cambria" w:hAnsi="Cambria"/>
+              </w:rPr>
+              <w:t>hMAX</w:t>
+            </w:r>
+            <w:proofErr w:type="spellEnd"/>
           </w:p>
         </w:tc>
         <w:tc>
@@ -7273,12 +8188,14 @@
               </w:rPr>
               <w:t xml:space="preserve">A* + </w:t>
             </w:r>
+            <w:proofErr w:type="spellStart"/>
             <w:r>
               <w:rPr>
                 <w:rFonts w:ascii="Cambria" w:hAnsi="Cambria"/>
               </w:rPr>
               <w:t>lmcut</w:t>
             </w:r>
+            <w:proofErr w:type="spellEnd"/>
           </w:p>
         </w:tc>
         <w:tc>
@@ -7344,7 +8261,49 @@
         <w:rPr>
           <w:rFonts w:ascii="Cambria" w:hAnsi="Cambria"/>
         </w:rPr>
-        <w:t xml:space="preserve"> se ha evaluado el rendimiento de los algoritmos óptimos sobre el mayor problema que A* con hMAX era capaz de resolver en menos de un minuto (tamaño 5). Se han comparado BFS, IDS y A* con las heurísticas admisibles hMAX y lmcut. En todos los casos en los que se obtuvo solución, la longitud del plan fue de 17 acciones, lo que confirma que los algoritmos utilizados (BFS y A* con heurísticas admisibles) garantizan optimalidad y que el coste óptimo del problema es efectivamente 17.</w:t>
+        <w:t xml:space="preserve"> se ha evaluado el rendimiento de los algoritmos óptimos sobre el mayor problema que A* con </w:t>
+      </w:r>
+      <w:proofErr w:type="spellStart"/>
+      <w:r>
+        <w:rPr>
+          <w:rFonts w:ascii="Cambria" w:hAnsi="Cambria"/>
+        </w:rPr>
+        <w:t>hMAX</w:t>
+      </w:r>
+      <w:proofErr w:type="spellEnd"/>
+      <w:r>
+        <w:rPr>
+          <w:rFonts w:ascii="Cambria" w:hAnsi="Cambria"/>
+        </w:rPr>
+        <w:t xml:space="preserve"> era capaz de resolver en menos de un minuto (tamaño 5). Se han comparado BFS, IDS y A* con las heurísticas admisibles </w:t>
+      </w:r>
+      <w:proofErr w:type="spellStart"/>
+      <w:r>
+        <w:rPr>
+          <w:rFonts w:ascii="Cambria" w:hAnsi="Cambria"/>
+        </w:rPr>
+        <w:t>hMAX</w:t>
+      </w:r>
+      <w:proofErr w:type="spellEnd"/>
+      <w:r>
+        <w:rPr>
+          <w:rFonts w:ascii="Cambria" w:hAnsi="Cambria"/>
+        </w:rPr>
+        <w:t xml:space="preserve"> y </w:t>
+      </w:r>
+      <w:proofErr w:type="spellStart"/>
+      <w:r>
+        <w:rPr>
+          <w:rFonts w:ascii="Cambria" w:hAnsi="Cambria"/>
+        </w:rPr>
+        <w:t>lmcut</w:t>
+      </w:r>
+      <w:proofErr w:type="spellEnd"/>
+      <w:r>
+        <w:rPr>
+          <w:rFonts w:ascii="Cambria" w:hAnsi="Cambria"/>
+        </w:rPr>
+        <w:t>. En todos los casos en los que se obtuvo solución, la longitud del plan fue de 17 acciones, lo que confirma que los algoritmos utilizados (BFS y A* con heurísticas admisibles) garantizan optimalidad y que el coste óptimo del problema es efectivamente 17.</w:t>
       </w:r>
     </w:p>
     <w:p>
@@ -7386,7 +8345,91 @@
         <w:rPr>
           <w:rFonts w:ascii="Cambria" w:hAnsi="Cambria"/>
         </w:rPr>
-        <w:t>En cuanto a A*, se observa que con hMAX el tiempo de ejecución es de 8.672 segundos, mientras que con lmcut asciende a 35.282 segundos. Aunque ambas heurísticas son admisibles y producen planes óptimos, su comportamiento práctico difiere. La heurística hMAX es menos informativa, ya que solo considera el coste máximo individual de los subobjetivos en el problema relajado, lo que puede conducir a una exploración relativamente amplia del espacio de estados. Por su parte, lmcut es una heurística más sofisticada y generalmente más informativa, pero su cálculo es computacionalmente más costoso. En problemas de tamaño reducido, el coste adicional de computar lmcut puede superar el ahorro en nodos explorados, lo que explica que en este caso concreto resulte más lenta que hMAX.</w:t>
+        <w:t xml:space="preserve">En cuanto a A*, se observa que con </w:t>
+      </w:r>
+      <w:proofErr w:type="spellStart"/>
+      <w:r>
+        <w:rPr>
+          <w:rFonts w:ascii="Cambria" w:hAnsi="Cambria"/>
+        </w:rPr>
+        <w:t>hMAX</w:t>
+      </w:r>
+      <w:proofErr w:type="spellEnd"/>
+      <w:r>
+        <w:rPr>
+          <w:rFonts w:ascii="Cambria" w:hAnsi="Cambria"/>
+        </w:rPr>
+        <w:t xml:space="preserve"> el tiempo de ejecución es de 8.672 segundos, mientras que con </w:t>
+      </w:r>
+      <w:proofErr w:type="spellStart"/>
+      <w:r>
+        <w:rPr>
+          <w:rFonts w:ascii="Cambria" w:hAnsi="Cambria"/>
+        </w:rPr>
+        <w:t>lmcut</w:t>
+      </w:r>
+      <w:proofErr w:type="spellEnd"/>
+      <w:r>
+        <w:rPr>
+          <w:rFonts w:ascii="Cambria" w:hAnsi="Cambria"/>
+        </w:rPr>
+        <w:t xml:space="preserve"> asciende a 35.282 segundos. Aunque ambas heurísticas son admisibles y producen planes óptimos, su comportamiento práctico difiere. La heurística </w:t>
+      </w:r>
+      <w:proofErr w:type="spellStart"/>
+      <w:r>
+        <w:rPr>
+          <w:rFonts w:ascii="Cambria" w:hAnsi="Cambria"/>
+        </w:rPr>
+        <w:t>hMAX</w:t>
+      </w:r>
+      <w:proofErr w:type="spellEnd"/>
+      <w:r>
+        <w:rPr>
+          <w:rFonts w:ascii="Cambria" w:hAnsi="Cambria"/>
+        </w:rPr>
+        <w:t xml:space="preserve"> es menos informativa, ya que solo considera el coste máximo individual de los subobjetivos en el problema relajado, lo que puede conducir a una exploración relativamente amplia del espacio de estados. Por su parte, </w:t>
+      </w:r>
+      <w:proofErr w:type="spellStart"/>
+      <w:r>
+        <w:rPr>
+          <w:rFonts w:ascii="Cambria" w:hAnsi="Cambria"/>
+        </w:rPr>
+        <w:t>lmcut</w:t>
+      </w:r>
+      <w:proofErr w:type="spellEnd"/>
+      <w:r>
+        <w:rPr>
+          <w:rFonts w:ascii="Cambria" w:hAnsi="Cambria"/>
+        </w:rPr>
+        <w:t xml:space="preserve"> es una heurística más sofisticada y generalmente más informativa, pero su cálculo es computacionalmente más costoso. En problemas de tamaño reducido, el coste adicional de computar </w:t>
+      </w:r>
+      <w:proofErr w:type="spellStart"/>
+      <w:r>
+        <w:rPr>
+          <w:rFonts w:ascii="Cambria" w:hAnsi="Cambria"/>
+        </w:rPr>
+        <w:t>lmcut</w:t>
+      </w:r>
+      <w:proofErr w:type="spellEnd"/>
+      <w:r>
+        <w:rPr>
+          <w:rFonts w:ascii="Cambria" w:hAnsi="Cambria"/>
+        </w:rPr>
+        <w:t xml:space="preserve"> puede superar el ahorro en nodos explorados, lo que explica que en este caso concreto resulte más lenta que </w:t>
+      </w:r>
+      <w:proofErr w:type="spellStart"/>
+      <w:r>
+        <w:rPr>
+          <w:rFonts w:ascii="Cambria" w:hAnsi="Cambria"/>
+        </w:rPr>
+        <w:t>hMAX</w:t>
+      </w:r>
+      <w:proofErr w:type="spellEnd"/>
+      <w:r>
+        <w:rPr>
+          <w:rFonts w:ascii="Cambria" w:hAnsi="Cambria"/>
+        </w:rPr>
+        <w:t>.</w:t>
       </w:r>
     </w:p>
     <w:p>
@@ -7526,7 +8569,21 @@
         <w:rPr>
           <w:rFonts w:ascii="Cambria" w:hAnsi="Cambria"/>
         </w:rPr>
-        <w:t xml:space="preserve"> (carriers). En la versión anterior, el dron disponía de dos brazos y el planificador debía considerar explícitamente qué caja estaba en cada brazo. Esta representación </w:t>
+        <w:t xml:space="preserve"> (</w:t>
+      </w:r>
+      <w:proofErr w:type="spellStart"/>
+      <w:r>
+        <w:rPr>
+          <w:rFonts w:ascii="Cambria" w:hAnsi="Cambria"/>
+        </w:rPr>
+        <w:t>carriers</w:t>
+      </w:r>
+      <w:proofErr w:type="spellEnd"/>
+      <w:r>
+        <w:rPr>
+          <w:rFonts w:ascii="Cambria" w:hAnsi="Cambria"/>
+        </w:rPr>
+        <w:t xml:space="preserve">). En la versión anterior, el dron disponía de dos brazos y el planificador debía considerar explícitamente qué caja estaba en cada brazo. Esta representación </w:t>
       </w:r>
       <w:r>
         <w:rPr>
@@ -7606,6 +8663,7 @@
         </w:rPr>
         <w:t xml:space="preserve">, en el nuevo dominio se ha eliminado completamente el tipo </w:t>
       </w:r>
+      <w:proofErr w:type="spellStart"/>
       <w:r>
         <w:rPr>
           <w:rFonts w:ascii="Cambria" w:hAnsi="Cambria"/>
@@ -7614,6 +8672,7 @@
         </w:rPr>
         <w:t>arm</w:t>
       </w:r>
+      <w:proofErr w:type="spellEnd"/>
       <w:r>
         <w:rPr>
           <w:rFonts w:ascii="Cambria" w:hAnsi="Cambria"/>
@@ -7658,7 +8717,43 @@
         <w:rPr>
           <w:rFonts w:ascii="Cambria" w:hAnsi="Cambria"/>
         </w:rPr>
-        <w:t xml:space="preserve">(holding ?d ?c) junto con el predicado auxiliar (drone-free ?d). De esta forma se </w:t>
+        <w:t>(</w:t>
+      </w:r>
+      <w:proofErr w:type="gramStart"/>
+      <w:r>
+        <w:rPr>
+          <w:rFonts w:ascii="Cambria" w:hAnsi="Cambria"/>
+        </w:rPr>
+        <w:t>holding ?</w:t>
+      </w:r>
+      <w:proofErr w:type="gramEnd"/>
+      <w:r>
+        <w:rPr>
+          <w:rFonts w:ascii="Cambria" w:hAnsi="Cambria"/>
+        </w:rPr>
+        <w:t>d ?c) junto con el predicado auxiliar (</w:t>
+      </w:r>
+      <w:proofErr w:type="spellStart"/>
+      <w:proofErr w:type="gramStart"/>
+      <w:r>
+        <w:rPr>
+          <w:rFonts w:ascii="Cambria" w:hAnsi="Cambria"/>
+        </w:rPr>
+        <w:t>drone</w:t>
+      </w:r>
+      <w:proofErr w:type="spellEnd"/>
+      <w:r>
+        <w:rPr>
+          <w:rFonts w:ascii="Cambria" w:hAnsi="Cambria"/>
+        </w:rPr>
+        <w:t>-free ?</w:t>
+      </w:r>
+      <w:proofErr w:type="gramEnd"/>
+      <w:r>
+        <w:rPr>
+          <w:rFonts w:ascii="Cambria" w:hAnsi="Cambria"/>
+        </w:rPr>
+        <w:t xml:space="preserve">d). De esta forma se </w:t>
       </w:r>
       <w:r>
         <w:rPr>
@@ -7700,7 +8795,21 @@
         <w:rPr>
           <w:rFonts w:ascii="Cambria" w:hAnsi="Cambria"/>
         </w:rPr>
-        <w:t xml:space="preserve"> simultáneamente, manteniendo la compatibilidad con planificadores basados en STRIPS, como pyperplan, y evitando el uso de cuantificadores o ADL.</w:t>
+        <w:t xml:space="preserve"> simultáneamente, manteniendo la compatibilidad con planificadores basados en STRIPS, como </w:t>
+      </w:r>
+      <w:proofErr w:type="spellStart"/>
+      <w:r>
+        <w:rPr>
+          <w:rFonts w:ascii="Cambria" w:hAnsi="Cambria"/>
+        </w:rPr>
+        <w:t>pyperplan</w:t>
+      </w:r>
+      <w:proofErr w:type="spellEnd"/>
+      <w:r>
+        <w:rPr>
+          <w:rFonts w:ascii="Cambria" w:hAnsi="Cambria"/>
+        </w:rPr>
+        <w:t>, y evitando el uso de cuantificadores o ADL.</w:t>
       </w:r>
     </w:p>
     <w:p>
@@ -7736,8 +8845,18 @@
           <w:b/>
           <w:bCs/>
         </w:rPr>
-        <w:t>tipo carrier</w:t>
-      </w:r>
+        <w:t xml:space="preserve">tipo </w:t>
+      </w:r>
+      <w:proofErr w:type="spellStart"/>
+      <w:r>
+        <w:rPr>
+          <w:rFonts w:ascii="Cambria" w:hAnsi="Cambria"/>
+          <w:b/>
+          <w:bCs/>
+        </w:rPr>
+        <w:t>carrier</w:t>
+      </w:r>
+      <w:proofErr w:type="spellEnd"/>
       <w:r>
         <w:rPr>
           <w:rFonts w:ascii="Cambria" w:hAnsi="Cambria"/>
@@ -7770,7 +8889,21 @@
         <w:rPr>
           <w:rFonts w:ascii="Cambria" w:hAnsi="Cambria"/>
         </w:rPr>
-        <w:t xml:space="preserve"> del transportador mediante el predicado (in ?c ?ca), y se controla el número total de cajas almacenadas mediante un mecanismo numérico abstracto.</w:t>
+        <w:t xml:space="preserve"> del transportador mediante el predicado (</w:t>
+      </w:r>
+      <w:proofErr w:type="gramStart"/>
+      <w:r>
+        <w:rPr>
+          <w:rFonts w:ascii="Cambria" w:hAnsi="Cambria"/>
+        </w:rPr>
+        <w:t>in ?</w:t>
+      </w:r>
+      <w:proofErr w:type="gramEnd"/>
+      <w:r>
+        <w:rPr>
+          <w:rFonts w:ascii="Cambria" w:hAnsi="Cambria"/>
+        </w:rPr>
+        <w:t>c ?ca), y se controla el número total de cajas almacenadas mediante un mecanismo numérico abstracto.</w:t>
       </w:r>
     </w:p>
     <w:p>
@@ -7790,7 +8923,35 @@
         <w:rPr>
           <w:rFonts w:ascii="Cambria" w:hAnsi="Cambria"/>
         </w:rPr>
-        <w:t xml:space="preserve">uchos planificadores no soportan fluentes numéricos, la capacidad del transportador se ha modelado utilizando objetos de tipo num y el predicado (siguiente ?n1 ?n2) para representar relaciones sucesivas entre números enteros. Así, el número de </w:t>
+        <w:t xml:space="preserve">uchos planificadores no soportan fluentes numéricos, la capacidad del transportador se ha modelado utilizando objetos de tipo </w:t>
+      </w:r>
+      <w:proofErr w:type="spellStart"/>
+      <w:r>
+        <w:rPr>
+          <w:rFonts w:ascii="Cambria" w:hAnsi="Cambria"/>
+        </w:rPr>
+        <w:t>num</w:t>
+      </w:r>
+      <w:proofErr w:type="spellEnd"/>
+      <w:r>
+        <w:rPr>
+          <w:rFonts w:ascii="Cambria" w:hAnsi="Cambria"/>
+        </w:rPr>
+        <w:t xml:space="preserve"> y el predicado (</w:t>
+      </w:r>
+      <w:proofErr w:type="gramStart"/>
+      <w:r>
+        <w:rPr>
+          <w:rFonts w:ascii="Cambria" w:hAnsi="Cambria"/>
+        </w:rPr>
+        <w:t>siguiente ?</w:t>
+      </w:r>
+      <w:proofErr w:type="gramEnd"/>
+      <w:r>
+        <w:rPr>
+          <w:rFonts w:ascii="Cambria" w:hAnsi="Cambria"/>
+        </w:rPr>
+        <w:t xml:space="preserve">n1 ?n2) para representar relaciones sucesivas entre números enteros. Así, el número de </w:t>
       </w:r>
       <w:r>
         <w:rPr>
@@ -7804,7 +8965,29 @@
         <w:rPr>
           <w:rFonts w:ascii="Cambria" w:hAnsi="Cambria"/>
         </w:rPr>
-        <w:t xml:space="preserve"> se representa mediante (carrier-load ?ca ?n), mientras que la </w:t>
+        <w:t xml:space="preserve"> se representa mediante (</w:t>
+      </w:r>
+      <w:proofErr w:type="spellStart"/>
+      <w:proofErr w:type="gramStart"/>
+      <w:r>
+        <w:rPr>
+          <w:rFonts w:ascii="Cambria" w:hAnsi="Cambria"/>
+        </w:rPr>
+        <w:t>carrier</w:t>
+      </w:r>
+      <w:proofErr w:type="spellEnd"/>
+      <w:r>
+        <w:rPr>
+          <w:rFonts w:ascii="Cambria" w:hAnsi="Cambria"/>
+        </w:rPr>
+        <w:t>-load ?</w:t>
+      </w:r>
+      <w:proofErr w:type="gramEnd"/>
+      <w:r>
+        <w:rPr>
+          <w:rFonts w:ascii="Cambria" w:hAnsi="Cambria"/>
+        </w:rPr>
+        <w:t xml:space="preserve">ca ?n), mientras que la </w:t>
       </w:r>
       <w:r>
         <w:rPr>
@@ -7818,7 +9001,29 @@
         <w:rPr>
           <w:rFonts w:ascii="Cambria" w:hAnsi="Cambria"/>
         </w:rPr>
-        <w:t xml:space="preserve"> se define con (carrier-capacity ?ca ?n). Al </w:t>
+        <w:t xml:space="preserve"> se define con (</w:t>
+      </w:r>
+      <w:proofErr w:type="spellStart"/>
+      <w:proofErr w:type="gramStart"/>
+      <w:r>
+        <w:rPr>
+          <w:rFonts w:ascii="Cambria" w:hAnsi="Cambria"/>
+        </w:rPr>
+        <w:t>carrier-capacity</w:t>
+      </w:r>
+      <w:proofErr w:type="spellEnd"/>
+      <w:r>
+        <w:rPr>
+          <w:rFonts w:ascii="Cambria" w:hAnsi="Cambria"/>
+        </w:rPr>
+        <w:t xml:space="preserve"> ?</w:t>
+      </w:r>
+      <w:proofErr w:type="gramEnd"/>
+      <w:r>
+        <w:rPr>
+          <w:rFonts w:ascii="Cambria" w:hAnsi="Cambria"/>
+        </w:rPr>
+        <w:t xml:space="preserve">ca ?n). Al </w:t>
       </w:r>
       <w:r>
         <w:rPr>
@@ -7876,14 +9081,34 @@
           <w:rFonts w:ascii="Cambria" w:hAnsi="Cambria"/>
         </w:rPr>
       </w:pPr>
-      <w:r>
-        <w:rPr>
-          <w:rFonts w:ascii="Cambria" w:hAnsi="Cambria"/>
-          <w:b/>
-          <w:bCs/>
-        </w:rPr>
-        <w:t>put-in-carrier</w:t>
-      </w:r>
+      <w:proofErr w:type="spellStart"/>
+      <w:r>
+        <w:rPr>
+          <w:rFonts w:ascii="Cambria" w:hAnsi="Cambria"/>
+          <w:b/>
+          <w:bCs/>
+        </w:rPr>
+        <w:t>put</w:t>
+      </w:r>
+      <w:proofErr w:type="spellEnd"/>
+      <w:r>
+        <w:rPr>
+          <w:rFonts w:ascii="Cambria" w:hAnsi="Cambria"/>
+          <w:b/>
+          <w:bCs/>
+        </w:rPr>
+        <w:t>-</w:t>
+      </w:r>
+      <w:proofErr w:type="spellStart"/>
+      <w:r>
+        <w:rPr>
+          <w:rFonts w:ascii="Cambria" w:hAnsi="Cambria"/>
+          <w:b/>
+          <w:bCs/>
+        </w:rPr>
+        <w:t>in-carrier</w:t>
+      </w:r>
+      <w:proofErr w:type="spellEnd"/>
       <w:r>
         <w:rPr>
           <w:rFonts w:ascii="Cambria" w:hAnsi="Cambria"/>
@@ -7896,6 +9121,7 @@
         </w:rPr>
         <w:t xml:space="preserve"> </w:t>
       </w:r>
+      <w:proofErr w:type="spellStart"/>
       <w:r>
         <w:rPr>
           <w:rFonts w:ascii="Cambria" w:hAnsi="Cambria"/>
@@ -7904,6 +9130,7 @@
         </w:rPr>
         <w:t>take-from-carrier</w:t>
       </w:r>
+      <w:proofErr w:type="spellEnd"/>
       <w:r>
         <w:rPr>
           <w:rFonts w:ascii="Cambria" w:hAnsi="Cambria"/>
@@ -7922,8 +9149,18 @@
           <w:b/>
           <w:bCs/>
         </w:rPr>
-        <w:t>pick-up-carrier</w:t>
-      </w:r>
+        <w:t>pick-up-</w:t>
+      </w:r>
+      <w:proofErr w:type="spellStart"/>
+      <w:r>
+        <w:rPr>
+          <w:rFonts w:ascii="Cambria" w:hAnsi="Cambria"/>
+          <w:b/>
+          <w:bCs/>
+        </w:rPr>
+        <w:t>carrier</w:t>
+      </w:r>
+      <w:proofErr w:type="spellEnd"/>
       <w:r>
         <w:rPr>
           <w:rFonts w:ascii="Cambria" w:hAnsi="Cambria"/>
@@ -7956,13 +9193,23 @@
         </w:rPr>
         <w:t xml:space="preserve"> </w:t>
       </w:r>
-      <w:r>
-        <w:rPr>
-          <w:rFonts w:ascii="Cambria" w:hAnsi="Cambria"/>
-          <w:b/>
-          <w:bCs/>
-        </w:rPr>
-        <w:t xml:space="preserve">drop-carrier, </w:t>
+      <w:proofErr w:type="spellStart"/>
+      <w:r>
+        <w:rPr>
+          <w:rFonts w:ascii="Cambria" w:hAnsi="Cambria"/>
+          <w:b/>
+          <w:bCs/>
+        </w:rPr>
+        <w:t>drop-carrier</w:t>
+      </w:r>
+      <w:proofErr w:type="spellEnd"/>
+      <w:r>
+        <w:rPr>
+          <w:rFonts w:ascii="Cambria" w:hAnsi="Cambria"/>
+          <w:b/>
+          <w:bCs/>
+        </w:rPr>
+        <w:t xml:space="preserve">, </w:t>
       </w:r>
       <w:r>
         <w:rPr>
@@ -7982,13 +9229,59 @@
           <w:rFonts w:ascii="Cambria" w:hAnsi="Cambria"/>
           <w:b/>
         </w:rPr>
-        <w:t xml:space="preserve">Fly-and-move-carrier, </w:t>
-      </w:r>
-      <w:r>
-        <w:rPr>
-          <w:rFonts w:ascii="Cambria" w:hAnsi="Cambria"/>
-        </w:rPr>
-        <w:t>acción alternativa a fly para mover el transportador a la</w:t>
+        <w:t>Fly-and-</w:t>
+      </w:r>
+      <w:proofErr w:type="spellStart"/>
+      <w:r>
+        <w:rPr>
+          <w:rFonts w:ascii="Cambria" w:hAnsi="Cambria"/>
+          <w:b/>
+        </w:rPr>
+        <w:t>move</w:t>
+      </w:r>
+      <w:proofErr w:type="spellEnd"/>
+      <w:r>
+        <w:rPr>
+          <w:rFonts w:ascii="Cambria" w:hAnsi="Cambria"/>
+          <w:b/>
+        </w:rPr>
+        <w:t>-</w:t>
+      </w:r>
+      <w:proofErr w:type="spellStart"/>
+      <w:r>
+        <w:rPr>
+          <w:rFonts w:ascii="Cambria" w:hAnsi="Cambria"/>
+          <w:b/>
+        </w:rPr>
+        <w:t>carrier</w:t>
+      </w:r>
+      <w:proofErr w:type="spellEnd"/>
+      <w:r>
+        <w:rPr>
+          <w:rFonts w:ascii="Cambria" w:hAnsi="Cambria"/>
+          <w:b/>
+        </w:rPr>
+        <w:t xml:space="preserve">, </w:t>
+      </w:r>
+      <w:r>
+        <w:rPr>
+          <w:rFonts w:ascii="Cambria" w:hAnsi="Cambria"/>
+        </w:rPr>
+        <w:t xml:space="preserve">acción alternativa a </w:t>
+      </w:r>
+      <w:proofErr w:type="spellStart"/>
+      <w:r>
+        <w:rPr>
+          <w:rFonts w:ascii="Cambria" w:hAnsi="Cambria"/>
+        </w:rPr>
+        <w:t>fly</w:t>
+      </w:r>
+      <w:proofErr w:type="spellEnd"/>
+      <w:r>
+        <w:rPr>
+          <w:rFonts w:ascii="Cambria" w:hAnsi="Cambria"/>
+        </w:rPr>
+        <w:t xml:space="preserve"> para mover el transportador a la</w:t>
       </w:r>
       <w:r>
         <w:rPr>
@@ -8256,6 +9549,7 @@
         </w:rPr>
         <w:t xml:space="preserve"> la generación de objetos de tipo </w:t>
       </w:r>
+      <w:proofErr w:type="spellStart"/>
       <w:r>
         <w:rPr>
           <w:rFonts w:ascii="Cambria" w:hAnsi="Cambria"/>
@@ -8266,6 +9560,7 @@
         </w:rPr>
         <w:t>arm</w:t>
       </w:r>
+      <w:proofErr w:type="spellEnd"/>
       <w:r>
         <w:rPr>
           <w:rFonts w:ascii="Cambria" w:hAnsi="Cambria"/>
@@ -8286,19 +9581,37 @@
         </w:rPr>
         <w:t xml:space="preserve"> el predicado (</w:t>
       </w:r>
-      <w:r>
-        <w:rPr>
-          <w:rFonts w:ascii="Cambria" w:hAnsi="Cambria"/>
-          <w:b/>
-          <w:bCs/>
-        </w:rPr>
-        <w:t>drone-free</w:t>
-      </w:r>
-      <w:r>
-        <w:rPr>
-          <w:rFonts w:ascii="Cambria" w:hAnsi="Cambria"/>
-        </w:rPr>
-        <w:t xml:space="preserve"> ?d) para cada dron, indicando que inicialmente no está sosteniendo ninguna caja. Esto permite modelar de forma sencilla que el dron solo puede transportar una caja directamente en cada momento.</w:t>
+      <w:proofErr w:type="spellStart"/>
+      <w:proofErr w:type="gramStart"/>
+      <w:r>
+        <w:rPr>
+          <w:rFonts w:ascii="Cambria" w:hAnsi="Cambria"/>
+          <w:b/>
+          <w:bCs/>
+        </w:rPr>
+        <w:t>drone</w:t>
+      </w:r>
+      <w:proofErr w:type="spellEnd"/>
+      <w:r>
+        <w:rPr>
+          <w:rFonts w:ascii="Cambria" w:hAnsi="Cambria"/>
+          <w:b/>
+          <w:bCs/>
+        </w:rPr>
+        <w:t>-free</w:t>
+      </w:r>
+      <w:r>
+        <w:rPr>
+          <w:rFonts w:ascii="Cambria" w:hAnsi="Cambria"/>
+        </w:rPr>
+        <w:t xml:space="preserve"> ?</w:t>
+      </w:r>
+      <w:proofErr w:type="gramEnd"/>
+      <w:r>
+        <w:rPr>
+          <w:rFonts w:ascii="Cambria" w:hAnsi="Cambria"/>
+        </w:rPr>
+        <w:t>d) para cada dron, indicando que inicialmente no está sosteniendo ninguna caja. Esto permite modelar de forma sencilla que el dron solo puede transportar una caja directamente en cada momento.</w:t>
       </w:r>
     </w:p>
     <w:p>
@@ -8342,6 +9655,7 @@
         </w:rPr>
         <w:t xml:space="preserve"> de tipo </w:t>
       </w:r>
+      <w:proofErr w:type="spellStart"/>
       <w:r>
         <w:rPr>
           <w:rFonts w:ascii="Cambria" w:hAnsi="Cambria"/>
@@ -8350,11 +9664,40 @@
         </w:rPr>
         <w:t>carrier</w:t>
       </w:r>
-      <w:r>
-        <w:rPr>
-          <w:rFonts w:ascii="Cambria" w:hAnsi="Cambria"/>
-        </w:rPr>
-        <w:t xml:space="preserve">, correspondientes a los transportadores. Estos objetos se crean según el parámetro --carriers introducido por línea de comandos. Todos los transportadores se inicializan en la localización depot, tal como establece el enunciado. Además, se </w:t>
+      <w:proofErr w:type="spellEnd"/>
+      <w:r>
+        <w:rPr>
+          <w:rFonts w:ascii="Cambria" w:hAnsi="Cambria"/>
+        </w:rPr>
+        <w:t>, correspondientes a los transportadores. Estos objetos se crean según el parámetro --</w:t>
+      </w:r>
+      <w:proofErr w:type="spellStart"/>
+      <w:r>
+        <w:rPr>
+          <w:rFonts w:ascii="Cambria" w:hAnsi="Cambria"/>
+        </w:rPr>
+        <w:t>carriers</w:t>
+      </w:r>
+      <w:proofErr w:type="spellEnd"/>
+      <w:r>
+        <w:rPr>
+          <w:rFonts w:ascii="Cambria" w:hAnsi="Cambria"/>
+        </w:rPr>
+        <w:t xml:space="preserve"> introducido por línea de comandos. Todos los transportadores se inicializan en la localización </w:t>
+      </w:r>
+      <w:proofErr w:type="spellStart"/>
+      <w:r>
+        <w:rPr>
+          <w:rFonts w:ascii="Cambria" w:hAnsi="Cambria"/>
+        </w:rPr>
+        <w:t>depot</w:t>
+      </w:r>
+      <w:proofErr w:type="spellEnd"/>
+      <w:r>
+        <w:rPr>
+          <w:rFonts w:ascii="Cambria" w:hAnsi="Cambria"/>
+        </w:rPr>
+        <w:t xml:space="preserve">, tal como establece el enunciado. Además, se </w:t>
       </w:r>
       <w:r>
         <w:rPr>
@@ -8368,7 +9711,35 @@
         <w:rPr>
           <w:rFonts w:ascii="Cambria" w:hAnsi="Cambria"/>
         </w:rPr>
-        <w:t xml:space="preserve"> su carga mediante el predicado (carrier-load carrierX n0) y su </w:t>
+        <w:t xml:space="preserve"> su carga mediante el predicado (</w:t>
+      </w:r>
+      <w:proofErr w:type="spellStart"/>
+      <w:r>
+        <w:rPr>
+          <w:rFonts w:ascii="Cambria" w:hAnsi="Cambria"/>
+        </w:rPr>
+        <w:t>carrier</w:t>
+      </w:r>
+      <w:proofErr w:type="spellEnd"/>
+      <w:r>
+        <w:rPr>
+          <w:rFonts w:ascii="Cambria" w:hAnsi="Cambria"/>
+        </w:rPr>
+        <w:t xml:space="preserve">-load </w:t>
+      </w:r>
+      <w:proofErr w:type="spellStart"/>
+      <w:r>
+        <w:rPr>
+          <w:rFonts w:ascii="Cambria" w:hAnsi="Cambria"/>
+        </w:rPr>
+        <w:t>carrierX</w:t>
+      </w:r>
+      <w:proofErr w:type="spellEnd"/>
+      <w:r>
+        <w:rPr>
+          <w:rFonts w:ascii="Cambria" w:hAnsi="Cambria"/>
+        </w:rPr>
+        <w:t xml:space="preserve"> n0) y su </w:t>
       </w:r>
       <w:r>
         <w:rPr>
@@ -8382,7 +9753,35 @@
         <w:rPr>
           <w:rFonts w:ascii="Cambria" w:hAnsi="Cambria"/>
         </w:rPr>
-        <w:t xml:space="preserve"> mediante (carrier-capacity carrierX n4), lo que permite controlar que no se superen las cuatro cajas permitidas.</w:t>
+        <w:t xml:space="preserve"> mediante (</w:t>
+      </w:r>
+      <w:proofErr w:type="spellStart"/>
+      <w:r>
+        <w:rPr>
+          <w:rFonts w:ascii="Cambria" w:hAnsi="Cambria"/>
+        </w:rPr>
+        <w:t>carrier-capacity</w:t>
+      </w:r>
+      <w:proofErr w:type="spellEnd"/>
+      <w:r>
+        <w:rPr>
+          <w:rFonts w:ascii="Cambria" w:hAnsi="Cambria"/>
+        </w:rPr>
+        <w:t xml:space="preserve"> </w:t>
+      </w:r>
+      <w:proofErr w:type="spellStart"/>
+      <w:r>
+        <w:rPr>
+          <w:rFonts w:ascii="Cambria" w:hAnsi="Cambria"/>
+        </w:rPr>
+        <w:t>carrierX</w:t>
+      </w:r>
+      <w:proofErr w:type="spellEnd"/>
+      <w:r>
+        <w:rPr>
+          <w:rFonts w:ascii="Cambria" w:hAnsi="Cambria"/>
+        </w:rPr>
+        <w:t xml:space="preserve"> n4), lo que permite controlar que no se superen las cuatro cajas permitidas.</w:t>
       </w:r>
     </w:p>
     <w:p>
@@ -8432,8 +9831,18 @@
           <w:b/>
           <w:bCs/>
         </w:rPr>
-        <w:t>tipo num</w:t>
-      </w:r>
+        <w:t xml:space="preserve">tipo </w:t>
+      </w:r>
+      <w:proofErr w:type="spellStart"/>
+      <w:r>
+        <w:rPr>
+          <w:rFonts w:ascii="Cambria" w:hAnsi="Cambria"/>
+          <w:b/>
+          <w:bCs/>
+        </w:rPr>
+        <w:t>num</w:t>
+      </w:r>
+      <w:proofErr w:type="spellEnd"/>
       <w:r>
         <w:rPr>
           <w:rFonts w:ascii="Cambria" w:hAnsi="Cambria"/>
@@ -8480,7 +9889,21 @@
         <w:rPr>
           <w:rFonts w:ascii="Cambria" w:hAnsi="Cambria"/>
         </w:rPr>
-        <w:t xml:space="preserve"> y en estado libre (drone-free).</w:t>
+        <w:t xml:space="preserve"> y en estado libre (</w:t>
+      </w:r>
+      <w:proofErr w:type="spellStart"/>
+      <w:r>
+        <w:rPr>
+          <w:rFonts w:ascii="Cambria" w:hAnsi="Cambria"/>
+        </w:rPr>
+        <w:t>drone</w:t>
+      </w:r>
+      <w:proofErr w:type="spellEnd"/>
+      <w:r>
+        <w:rPr>
+          <w:rFonts w:ascii="Cambria" w:hAnsi="Cambria"/>
+        </w:rPr>
+        <w:t>-free).</w:t>
       </w:r>
       <w:r>
         <w:rPr>
@@ -8520,6 +9943,7 @@
         </w:rPr>
         <w:t>La capacidad máxima se fija mediante el predicado (</w:t>
       </w:r>
+      <w:proofErr w:type="spellStart"/>
       <w:r>
         <w:rPr>
           <w:rFonts w:ascii="Cambria" w:hAnsi="Cambria"/>
@@ -8528,18 +9952,33 @@
         </w:rPr>
         <w:t>carrier-capacity</w:t>
       </w:r>
-      <w:r>
-        <w:rPr>
-          <w:rFonts w:ascii="Cambria" w:hAnsi="Cambria"/>
-        </w:rPr>
-        <w:t xml:space="preserve"> carrierX n4).</w:t>
-      </w:r>
+      <w:proofErr w:type="spellEnd"/>
       <w:r>
         <w:rPr>
           <w:rFonts w:ascii="Cambria" w:hAnsi="Cambria"/>
         </w:rPr>
         <w:t xml:space="preserve"> </w:t>
       </w:r>
+      <w:proofErr w:type="spellStart"/>
+      <w:r>
+        <w:rPr>
+          <w:rFonts w:ascii="Cambria" w:hAnsi="Cambria"/>
+        </w:rPr>
+        <w:t>carrierX</w:t>
+      </w:r>
+      <w:proofErr w:type="spellEnd"/>
+      <w:r>
+        <w:rPr>
+          <w:rFonts w:ascii="Cambria" w:hAnsi="Cambria"/>
+        </w:rPr>
+        <w:t xml:space="preserve"> n4).</w:t>
+      </w:r>
+      <w:r>
+        <w:rPr>
+          <w:rFonts w:ascii="Cambria" w:hAnsi="Cambria"/>
+        </w:rPr>
+        <w:t xml:space="preserve"> </w:t>
+      </w:r>
       <w:r>
         <w:rPr>
           <w:rFonts w:ascii="Cambria" w:hAnsi="Cambria"/>
@@ -8734,7 +10173,21 @@
         <w:rPr>
           <w:rFonts w:ascii="Cambria" w:hAnsi="Cambria"/>
         </w:rPr>
-        <w:t>, lo que permite cumplir el requisito del enunciado de poder transportar hasta cuatro cajas por carrier. Esta elección simplifica la generación de problemas y evita inconsistencias en la cadena numérica.</w:t>
+        <w:t xml:space="preserve">, lo que permite cumplir el requisito del enunciado de poder transportar hasta cuatro cajas por </w:t>
+      </w:r>
+      <w:proofErr w:type="spellStart"/>
+      <w:r>
+        <w:rPr>
+          <w:rFonts w:ascii="Cambria" w:hAnsi="Cambria"/>
+        </w:rPr>
+        <w:t>carrier</w:t>
+      </w:r>
+      <w:proofErr w:type="spellEnd"/>
+      <w:r>
+        <w:rPr>
+          <w:rFonts w:ascii="Cambria" w:hAnsi="Cambria"/>
+        </w:rPr>
+        <w:t>. Esta elección simplifica la generación de problemas y evita inconsistencias en la cadena numérica.</w:t>
       </w:r>
     </w:p>
     <w:p>
@@ -8799,19 +10252,49 @@
         <w:rPr>
           <w:rFonts w:ascii="Cambria" w:hAnsi="Cambria"/>
         </w:rPr>
-        <w:t>Una vez implementado el nuevo dominio y adaptado el generador de problemas, se procedió a verificar su correcto funcionamiento utilizando pyperplan</w:t>
-      </w:r>
-      <w:r>
-        <w:rPr>
-          <w:rFonts w:ascii="Cambria" w:hAnsi="Cambria"/>
-        </w:rPr>
-        <w:t xml:space="preserve"> o ff</w:t>
-      </w:r>
-      <w:r>
-        <w:rPr>
-          <w:rFonts w:ascii="Cambria" w:hAnsi="Cambria"/>
-        </w:rPr>
-        <w:t>. En primer lugar, se comprobó que tanto el dominio como los problemas generados eran sintácticamente válidos y podían ser procesados por el planificador sin errores de parsing ni de tipado.</w:t>
+        <w:t xml:space="preserve">Una vez implementado el nuevo dominio y adaptado el generador de problemas, se procedió a verificar su correcto funcionamiento utilizando </w:t>
+      </w:r>
+      <w:proofErr w:type="spellStart"/>
+      <w:r>
+        <w:rPr>
+          <w:rFonts w:ascii="Cambria" w:hAnsi="Cambria"/>
+        </w:rPr>
+        <w:t>pyperplan</w:t>
+      </w:r>
+      <w:proofErr w:type="spellEnd"/>
+      <w:r>
+        <w:rPr>
+          <w:rFonts w:ascii="Cambria" w:hAnsi="Cambria"/>
+        </w:rPr>
+        <w:t xml:space="preserve"> o </w:t>
+      </w:r>
+      <w:proofErr w:type="spellStart"/>
+      <w:r>
+        <w:rPr>
+          <w:rFonts w:ascii="Cambria" w:hAnsi="Cambria"/>
+        </w:rPr>
+        <w:t>ff</w:t>
+      </w:r>
+      <w:proofErr w:type="spellEnd"/>
+      <w:r>
+        <w:rPr>
+          <w:rFonts w:ascii="Cambria" w:hAnsi="Cambria"/>
+        </w:rPr>
+        <w:t xml:space="preserve">. En primer lugar, se comprobó que tanto el dominio como los problemas generados eran sintácticamente válidos y podían ser procesados por el planificador sin errores de </w:t>
+      </w:r>
+      <w:proofErr w:type="spellStart"/>
+      <w:r>
+        <w:rPr>
+          <w:rFonts w:ascii="Cambria" w:hAnsi="Cambria"/>
+        </w:rPr>
+        <w:t>parsing</w:t>
+      </w:r>
+      <w:proofErr w:type="spellEnd"/>
+      <w:r>
+        <w:rPr>
+          <w:rFonts w:ascii="Cambria" w:hAnsi="Cambria"/>
+        </w:rPr>
+        <w:t xml:space="preserve"> ni de tipado.</w:t>
       </w:r>
     </w:p>
     <w:p>
@@ -8863,14 +10346,58 @@
         <w:rPr>
           <w:rFonts w:ascii="Cambria" w:hAnsi="Cambria"/>
         </w:rPr>
-        <w:t xml:space="preserve"> Para forzar que utilice las acciones propias del Carrier hemos eliminado solo para esta prueba la acción fly obligando al planificador a utilizar la acción </w:t>
-      </w:r>
-      <w:r>
-        <w:rPr>
-          <w:rFonts w:ascii="Cambria" w:hAnsi="Cambria"/>
-        </w:rPr>
-        <w:t>fly-and-move-carrier</w:t>
-      </w:r>
+        <w:t xml:space="preserve"> Para forzar que utilice las acciones propias del Carrier hemos eliminado solo para esta prueba la acción </w:t>
+      </w:r>
+      <w:proofErr w:type="spellStart"/>
+      <w:r>
+        <w:rPr>
+          <w:rFonts w:ascii="Cambria" w:hAnsi="Cambria"/>
+        </w:rPr>
+        <w:t>fly</w:t>
+      </w:r>
+      <w:proofErr w:type="spellEnd"/>
+      <w:r>
+        <w:rPr>
+          <w:rFonts w:ascii="Cambria" w:hAnsi="Cambria"/>
+        </w:rPr>
+        <w:t xml:space="preserve"> obligando al planificador a utilizar la acción </w:t>
+      </w:r>
+      <w:proofErr w:type="spellStart"/>
+      <w:r>
+        <w:rPr>
+          <w:rFonts w:ascii="Cambria" w:hAnsi="Cambria"/>
+        </w:rPr>
+        <w:t>fly</w:t>
+      </w:r>
+      <w:proofErr w:type="spellEnd"/>
+      <w:r>
+        <w:rPr>
+          <w:rFonts w:ascii="Cambria" w:hAnsi="Cambria"/>
+        </w:rPr>
+        <w:t>-and-</w:t>
+      </w:r>
+      <w:proofErr w:type="spellStart"/>
+      <w:r>
+        <w:rPr>
+          <w:rFonts w:ascii="Cambria" w:hAnsi="Cambria"/>
+        </w:rPr>
+        <w:t>move</w:t>
+      </w:r>
+      <w:proofErr w:type="spellEnd"/>
+      <w:r>
+        <w:rPr>
+          <w:rFonts w:ascii="Cambria" w:hAnsi="Cambria"/>
+        </w:rPr>
+        <w:t>-</w:t>
+      </w:r>
+      <w:proofErr w:type="spellStart"/>
+      <w:r>
+        <w:rPr>
+          <w:rFonts w:ascii="Cambria" w:hAnsi="Cambria"/>
+        </w:rPr>
+        <w:t>carrier</w:t>
+      </w:r>
+      <w:proofErr w:type="spellEnd"/>
       <w:r>
         <w:rPr>
           <w:rFonts w:ascii="Cambria" w:hAnsi="Cambria"/>
@@ -8919,7 +10446,14 @@
         <w:rPr>
           <w:rFonts w:ascii="Cambria" w:hAnsi="Cambria"/>
         </w:rPr>
-        <w:t xml:space="preserve"> -c 4 -g 4</w:t>
+        <w:t xml:space="preserve"> -c 4 -g </w:t>
+      </w:r>
+      <w:proofErr w:type="gramStart"/>
+      <w:r>
+        <w:rPr>
+          <w:rFonts w:ascii="Cambria" w:hAnsi="Cambria"/>
+        </w:rPr>
+        <w:t>4</w:t>
       </w:r>
       <w:r>
         <w:rPr>
@@ -8931,7 +10465,28 @@
         <w:rPr>
           <w:rFonts w:ascii="Cambria" w:hAnsi="Cambria"/>
         </w:rPr>
-        <w:t xml:space="preserve"> el cuál nos da un problema con los siguientes objetivos: </w:t>
+        <w:t xml:space="preserve"> el</w:t>
+      </w:r>
+      <w:proofErr w:type="gramEnd"/>
+      <w:r>
+        <w:rPr>
+          <w:rFonts w:ascii="Cambria" w:hAnsi="Cambria"/>
+        </w:rPr>
+        <w:t xml:space="preserve"> </w:t>
+      </w:r>
+      <w:proofErr w:type="spellStart"/>
+      <w:r>
+        <w:rPr>
+          <w:rFonts w:ascii="Cambria" w:hAnsi="Cambria"/>
+        </w:rPr>
+        <w:t>cuál</w:t>
+      </w:r>
+      <w:proofErr w:type="spellEnd"/>
+      <w:r>
+        <w:rPr>
+          <w:rFonts w:ascii="Cambria" w:hAnsi="Cambria"/>
+        </w:rPr>
+        <w:t xml:space="preserve"> nos da un problema con los siguientes objetivos: </w:t>
       </w:r>
       <w:r>
         <w:rPr>
@@ -8992,7 +10547,35 @@
         <w:rPr>
           <w:rFonts w:ascii="Cambria" w:hAnsi="Cambria"/>
         </w:rPr>
-        <w:t>y ejecutándolo de la siguiente forma: planutils run ff domain2.pddl emergency_carrier_d1_r1_l</w:t>
+        <w:t xml:space="preserve">y ejecutándolo de la siguiente forma: </w:t>
+      </w:r>
+      <w:proofErr w:type="spellStart"/>
+      <w:r>
+        <w:rPr>
+          <w:rFonts w:ascii="Cambria" w:hAnsi="Cambria"/>
+        </w:rPr>
+        <w:t>planutils</w:t>
+      </w:r>
+      <w:proofErr w:type="spellEnd"/>
+      <w:r>
+        <w:rPr>
+          <w:rFonts w:ascii="Cambria" w:hAnsi="Cambria"/>
+        </w:rPr>
+        <w:t xml:space="preserve"> run </w:t>
+      </w:r>
+      <w:proofErr w:type="spellStart"/>
+      <w:r>
+        <w:rPr>
+          <w:rFonts w:ascii="Cambria" w:hAnsi="Cambria"/>
+        </w:rPr>
+        <w:t>ff</w:t>
+      </w:r>
+      <w:proofErr w:type="spellEnd"/>
+      <w:r>
+        <w:rPr>
+          <w:rFonts w:ascii="Cambria" w:hAnsi="Cambria"/>
+        </w:rPr>
+        <w:t xml:space="preserve"> domain2.pddl emergency_carrier_d1_r1_l</w:t>
       </w:r>
       <w:r>
         <w:rPr>
@@ -9282,7 +10865,23 @@
         <w:t>C</w:t>
       </w:r>
       <w:r>
-        <w:t>ompararemos con los apartados de la parte 1 los resultados ya que podemos observar que aunque no se utilicen las acciones del Carrier por los motivos explicados anteriormente si que será diferente debido a que ya no tendrá dos brazos el dron.</w:t>
+        <w:t xml:space="preserve">ompararemos con los apartados de la parte 1 los resultados ya que podemos observar </w:t>
+      </w:r>
+      <w:proofErr w:type="gramStart"/>
+      <w:r>
+        <w:t>que</w:t>
+      </w:r>
+      <w:proofErr w:type="gramEnd"/>
+      <w:r>
+        <w:t xml:space="preserve"> aunque no se utilicen las acciones del Carrier por los motivos explicados anteriormente </w:t>
+      </w:r>
+      <w:proofErr w:type="spellStart"/>
+      <w:r>
+        <w:t>si</w:t>
+      </w:r>
+      <w:proofErr w:type="spellEnd"/>
+      <w:r>
+        <w:t xml:space="preserve"> que será diferente debido a que ya no tendrá dos brazos el dron.</w:t>
       </w:r>
     </w:p>
     <w:p>
@@ -9453,12 +11052,14 @@
                 <w:rFonts w:ascii="Cambria" w:hAnsi="Cambria"/>
               </w:rPr>
             </w:pPr>
+            <w:proofErr w:type="spellStart"/>
             <w:r>
               <w:rPr>
                 <w:rFonts w:ascii="Cambria" w:hAnsi="Cambria"/>
               </w:rPr>
               <w:t>hMAX</w:t>
             </w:r>
+            <w:proofErr w:type="spellEnd"/>
           </w:p>
         </w:tc>
         <w:tc>
@@ -9537,12 +11138,14 @@
                 <w:rFonts w:ascii="Cambria" w:hAnsi="Cambria"/>
               </w:rPr>
             </w:pPr>
+            <w:proofErr w:type="spellStart"/>
             <w:r>
               <w:rPr>
                 <w:rFonts w:ascii="Cambria" w:hAnsi="Cambria"/>
               </w:rPr>
               <w:t>hADD</w:t>
             </w:r>
+            <w:proofErr w:type="spellEnd"/>
           </w:p>
         </w:tc>
         <w:tc>
@@ -9617,12 +11220,14 @@
                 <w:rFonts w:ascii="Cambria" w:hAnsi="Cambria"/>
               </w:rPr>
             </w:pPr>
+            <w:proofErr w:type="spellStart"/>
             <w:r>
               <w:rPr>
                 <w:rFonts w:ascii="Cambria" w:hAnsi="Cambria"/>
               </w:rPr>
               <w:t>hFF</w:t>
             </w:r>
+            <w:proofErr w:type="spellEnd"/>
           </w:p>
         </w:tc>
         <w:tc>
@@ -9777,12 +11382,14 @@
                 <w:rFonts w:ascii="Cambria" w:hAnsi="Cambria"/>
               </w:rPr>
             </w:pPr>
+            <w:proofErr w:type="spellStart"/>
             <w:r>
               <w:rPr>
                 <w:rFonts w:ascii="Cambria" w:hAnsi="Cambria"/>
               </w:rPr>
               <w:t>hMAX</w:t>
             </w:r>
+            <w:proofErr w:type="spellEnd"/>
           </w:p>
         </w:tc>
         <w:tc>
@@ -9816,11 +11423,19 @@
                 <w:rFonts w:ascii="Cambria" w:hAnsi="Cambria"/>
               </w:rPr>
             </w:pPr>
-            <w:r>
-              <w:rPr>
-                <w:rFonts w:ascii="Cambria" w:hAnsi="Cambria"/>
-              </w:rPr>
-              <w:t>Killed (no se ha llegado a completar)</w:t>
+            <w:proofErr w:type="spellStart"/>
+            <w:r>
+              <w:rPr>
+                <w:rFonts w:ascii="Cambria" w:hAnsi="Cambria"/>
+              </w:rPr>
+              <w:t>Killed</w:t>
+            </w:r>
+            <w:proofErr w:type="spellEnd"/>
+            <w:r>
+              <w:rPr>
+                <w:rFonts w:ascii="Cambria" w:hAnsi="Cambria"/>
+              </w:rPr>
+              <w:t xml:space="preserve"> (no se ha llegado a completar)</w:t>
             </w:r>
           </w:p>
         </w:tc>
@@ -9857,12 +11472,14 @@
                 <w:rFonts w:ascii="Cambria" w:hAnsi="Cambria"/>
               </w:rPr>
             </w:pPr>
+            <w:proofErr w:type="spellStart"/>
             <w:r>
               <w:rPr>
                 <w:rFonts w:ascii="Cambria" w:hAnsi="Cambria"/>
               </w:rPr>
               <w:t>hADD</w:t>
             </w:r>
+            <w:proofErr w:type="spellEnd"/>
           </w:p>
         </w:tc>
         <w:tc>
@@ -9937,12 +11554,14 @@
                 <w:rFonts w:ascii="Cambria" w:hAnsi="Cambria"/>
               </w:rPr>
             </w:pPr>
+            <w:proofErr w:type="spellStart"/>
             <w:r>
               <w:rPr>
                 <w:rFonts w:ascii="Cambria" w:hAnsi="Cambria"/>
               </w:rPr>
               <w:t>hFF</w:t>
             </w:r>
+            <w:proofErr w:type="spellEnd"/>
           </w:p>
         </w:tc>
         <w:tc>
@@ -10323,11 +11942,19 @@
                 <w:rFonts w:ascii="Cambria" w:hAnsi="Cambria"/>
               </w:rPr>
             </w:pPr>
-            <w:r>
-              <w:rPr>
-                <w:rFonts w:ascii="Cambria" w:hAnsi="Cambria"/>
-              </w:rPr>
-              <w:t>Killed (no se ha llegado a completar)</w:t>
+            <w:proofErr w:type="spellStart"/>
+            <w:r>
+              <w:rPr>
+                <w:rFonts w:ascii="Cambria" w:hAnsi="Cambria"/>
+              </w:rPr>
+              <w:t>Killed</w:t>
+            </w:r>
+            <w:proofErr w:type="spellEnd"/>
+            <w:r>
+              <w:rPr>
+                <w:rFonts w:ascii="Cambria" w:hAnsi="Cambria"/>
+              </w:rPr>
+              <w:t xml:space="preserve"> (no se ha llegado a completar)</w:t>
             </w:r>
           </w:p>
         </w:tc>
@@ -10347,8 +11974,16 @@
               <w:rPr>
                 <w:rFonts w:ascii="Cambria" w:hAnsi="Cambria"/>
               </w:rPr>
-              <w:t>A* + hMAX</w:t>
-            </w:r>
+              <w:t xml:space="preserve">A* + </w:t>
+            </w:r>
+            <w:proofErr w:type="spellStart"/>
+            <w:r>
+              <w:rPr>
+                <w:rFonts w:ascii="Cambria" w:hAnsi="Cambria"/>
+              </w:rPr>
+              <w:t>hMAX</w:t>
+            </w:r>
+            <w:proofErr w:type="spellEnd"/>
           </w:p>
         </w:tc>
         <w:tc>
@@ -10403,8 +12038,16 @@
               <w:rPr>
                 <w:rFonts w:ascii="Cambria" w:hAnsi="Cambria"/>
               </w:rPr>
-              <w:t>A* + lmcut</w:t>
-            </w:r>
+              <w:t xml:space="preserve">A* + </w:t>
+            </w:r>
+            <w:proofErr w:type="spellStart"/>
+            <w:r>
+              <w:rPr>
+                <w:rFonts w:ascii="Cambria" w:hAnsi="Cambria"/>
+              </w:rPr>
+              <w:t>lmcut</w:t>
+            </w:r>
+            <w:proofErr w:type="spellEnd"/>
           </w:p>
         </w:tc>
         <w:tc>
@@ -10498,8 +12141,18 @@
           <w:b/>
           <w:bCs/>
         </w:rPr>
-        <w:t>heurística hMAX</w:t>
-      </w:r>
+        <w:t xml:space="preserve">heurística </w:t>
+      </w:r>
+      <w:proofErr w:type="spellStart"/>
+      <w:r>
+        <w:rPr>
+          <w:rFonts w:ascii="Cambria" w:hAnsi="Cambria"/>
+          <w:b/>
+          <w:bCs/>
+        </w:rPr>
+        <w:t>hMAX</w:t>
+      </w:r>
+      <w:proofErr w:type="spellEnd"/>
       <w:r>
         <w:rPr>
           <w:rFonts w:ascii="Cambria" w:hAnsi="Cambria"/>
@@ -10580,7 +12233,35 @@
         <w:rPr>
           <w:rFonts w:ascii="Cambria" w:hAnsi="Cambria"/>
         </w:rPr>
-        <w:t xml:space="preserve">. Por el contrario, heurísticas como hADD, hFF y especialmente Landmark mostraron un rendimiento considerablemente mejor, obteniendo planes en tiempos muy reducidos. En todos los casos en los que se obtuvo solución, la </w:t>
+        <w:t xml:space="preserve">. Por el contrario, heurísticas como </w:t>
+      </w:r>
+      <w:proofErr w:type="spellStart"/>
+      <w:r>
+        <w:rPr>
+          <w:rFonts w:ascii="Cambria" w:hAnsi="Cambria"/>
+        </w:rPr>
+        <w:t>hADD</w:t>
+      </w:r>
+      <w:proofErr w:type="spellEnd"/>
+      <w:r>
+        <w:rPr>
+          <w:rFonts w:ascii="Cambria" w:hAnsi="Cambria"/>
+        </w:rPr>
+        <w:t xml:space="preserve">, </w:t>
+      </w:r>
+      <w:proofErr w:type="spellStart"/>
+      <w:r>
+        <w:rPr>
+          <w:rFonts w:ascii="Cambria" w:hAnsi="Cambria"/>
+        </w:rPr>
+        <w:t>hFF</w:t>
+      </w:r>
+      <w:proofErr w:type="spellEnd"/>
+      <w:r>
+        <w:rPr>
+          <w:rFonts w:ascii="Cambria" w:hAnsi="Cambria"/>
+        </w:rPr>
+        <w:t xml:space="preserve"> y especialmente Landmark mostraron un rendimiento considerablemente mejor, obteniendo planes en tiempos muy reducidos. En todos los casos en los que se obtuvo solución, la </w:t>
       </w:r>
       <w:r>
         <w:rPr>
@@ -10771,6 +12452,7 @@
         </w:rPr>
         <w:t xml:space="preserve"> completar la búsqueda dentro del límite de tiempo. Por su parte, A* con heurística </w:t>
       </w:r>
+      <w:proofErr w:type="spellStart"/>
       <w:r>
         <w:rPr>
           <w:rFonts w:ascii="Cambria" w:hAnsi="Cambria"/>
@@ -10779,12 +12461,14 @@
         </w:rPr>
         <w:t>hMAX</w:t>
       </w:r>
+      <w:proofErr w:type="spellEnd"/>
       <w:r>
         <w:rPr>
           <w:rFonts w:ascii="Cambria" w:hAnsi="Cambria"/>
         </w:rPr>
         <w:t xml:space="preserve"> encontró una solución </w:t>
       </w:r>
+      <w:proofErr w:type="gramStart"/>
       <w:r>
         <w:rPr>
           <w:rFonts w:ascii="Cambria" w:hAnsi="Cambria"/>
@@ -10793,6 +12477,7 @@
         </w:rPr>
         <w:t>correcta</w:t>
       </w:r>
+      <w:proofErr w:type="gramEnd"/>
       <w:r>
         <w:rPr>
           <w:rFonts w:ascii="Cambria" w:hAnsi="Cambria"/>
@@ -10841,6 +12526,7 @@
         </w:rPr>
         <w:t xml:space="preserve"> con </w:t>
       </w:r>
+      <w:proofErr w:type="spellStart"/>
       <w:r>
         <w:rPr>
           <w:rFonts w:ascii="Cambria" w:hAnsi="Cambria"/>
@@ -10849,6 +12535,7 @@
         </w:rPr>
         <w:t>lmcut</w:t>
       </w:r>
+      <w:proofErr w:type="spellEnd"/>
       <w:r>
         <w:rPr>
           <w:rFonts w:ascii="Cambria" w:hAnsi="Cambria"/>
@@ -10967,13 +12654,23 @@
         </w:rPr>
         <w:t xml:space="preserve">. Esto se debe a que el uso del </w:t>
       </w:r>
-      <w:r>
-        <w:rPr>
-          <w:rFonts w:ascii="Cambria" w:hAnsi="Cambria"/>
-          <w:b/>
-          <w:bCs/>
-        </w:rPr>
-        <w:t>carrier introduce</w:t>
+      <w:proofErr w:type="spellStart"/>
+      <w:r>
+        <w:rPr>
+          <w:rFonts w:ascii="Cambria" w:hAnsi="Cambria"/>
+          <w:b/>
+          <w:bCs/>
+        </w:rPr>
+        <w:t>carrier</w:t>
+      </w:r>
+      <w:proofErr w:type="spellEnd"/>
+      <w:r>
+        <w:rPr>
+          <w:rFonts w:ascii="Cambria" w:hAnsi="Cambria"/>
+          <w:b/>
+          <w:bCs/>
+        </w:rPr>
+        <w:t xml:space="preserve"> introduce</w:t>
       </w:r>
       <w:r>
         <w:rPr>
@@ -11021,7 +12718,21 @@
         <w:rPr>
           <w:rFonts w:ascii="Cambria" w:hAnsi="Cambria"/>
         </w:rPr>
-        <w:t xml:space="preserve"> total del plan. Dado que el planificador empleado no considera costes de acción diferenciados y se limita a minimizar el número de pasos, resulta más eficiente transportar las cajas directamente sin utilizar el transportador. Por tanto, aunque el dominio permite el uso de carriers, el </w:t>
+        <w:t xml:space="preserve"> total del plan. Dado que el planificador empleado no considera costes de acción diferenciados y se limita a minimizar el número de pasos, resulta más eficiente transportar las cajas directamente sin utilizar el transportador. Por tanto, aunque el dominio permite el uso de </w:t>
+      </w:r>
+      <w:proofErr w:type="spellStart"/>
+      <w:r>
+        <w:rPr>
+          <w:rFonts w:ascii="Cambria" w:hAnsi="Cambria"/>
+        </w:rPr>
+        <w:t>carriers</w:t>
+      </w:r>
+      <w:proofErr w:type="spellEnd"/>
+      <w:r>
+        <w:rPr>
+          <w:rFonts w:ascii="Cambria" w:hAnsi="Cambria"/>
+        </w:rPr>
+        <w:t xml:space="preserve">, el </w:t>
       </w:r>
       <w:r>
         <w:rPr>
@@ -11049,7 +12760,21 @@
         <w:rPr>
           <w:rFonts w:ascii="Cambria" w:hAnsi="Cambria"/>
         </w:rPr>
-        <w:t xml:space="preserve">En el nuevo modelo esta capacidad se sustituye por el uso del carrier, lo que modifica la estructura del espacio de estados y las posibles secuencias de acciones. Como consecuencia, los </w:t>
+        <w:t xml:space="preserve">En el nuevo modelo esta capacidad se sustituye por el uso del </w:t>
+      </w:r>
+      <w:proofErr w:type="spellStart"/>
+      <w:r>
+        <w:rPr>
+          <w:rFonts w:ascii="Cambria" w:hAnsi="Cambria"/>
+        </w:rPr>
+        <w:t>carrier</w:t>
+      </w:r>
+      <w:proofErr w:type="spellEnd"/>
+      <w:r>
+        <w:rPr>
+          <w:rFonts w:ascii="Cambria" w:hAnsi="Cambria"/>
+        </w:rPr>
+        <w:t xml:space="preserve">, lo que modifica la estructura del espacio de estados y las posibles secuencias de acciones. Como consecuencia, los </w:t>
       </w:r>
       <w:r>
         <w:rPr>
@@ -11297,6 +13022,511 @@
         </w:rPr>
       </w:pPr>
     </w:p>
+    <w:p>
+      <w:pPr>
+        <w:pStyle w:val="Ttulo3"/>
+        <w:jc w:val="center"/>
+        <w:rPr>
+          <w:rFonts w:ascii="Cambria" w:hAnsi="Cambria"/>
+        </w:rPr>
+      </w:pPr>
+      <w:r>
+        <w:rPr>
+          <w:rFonts w:ascii="Cambria" w:hAnsi="Cambria"/>
+        </w:rPr>
+        <w:t xml:space="preserve">Punto 1: </w:t>
+      </w:r>
+      <w:r>
+        <w:rPr>
+          <w:rFonts w:ascii="Cambria" w:hAnsi="Cambria"/>
+        </w:rPr>
+        <w:t>Añadir :</w:t>
+      </w:r>
+      <w:proofErr w:type="spellStart"/>
+      <w:r>
+        <w:rPr>
+          <w:rFonts w:ascii="Cambria" w:hAnsi="Cambria"/>
+        </w:rPr>
+        <w:t>action-costs</w:t>
+      </w:r>
+      <w:proofErr w:type="spellEnd"/>
+    </w:p>
+    <w:p>
+      <w:pPr>
+        <w:rPr>
+          <w:rFonts w:ascii="Cambria" w:hAnsi="Cambria"/>
+        </w:rPr>
+      </w:pPr>
+      <w:r>
+        <w:rPr>
+          <w:rFonts w:ascii="Cambria" w:hAnsi="Cambria"/>
+        </w:rPr>
+        <w:t>En este apartado se ha iniciado la extensión del dominio de planificación desarrollado en el ejercicio anterior con el objetivo de incorporar costes de acción, lo que permitirá modelar de forma más realista el problema del servicio de emergencias. Hasta este momento, el planificador únicamente consideraba la longitud del plan (número de acciones), sin distinguir entre acciones más o menos costosas, lo que podía dar lugar a soluciones poco eficientes desde el punto de vista operativo.</w:t>
+      </w:r>
+    </w:p>
+    <w:p>
+      <w:pPr>
+        <w:rPr>
+          <w:rFonts w:ascii="Cambria" w:hAnsi="Cambria"/>
+        </w:rPr>
+      </w:pPr>
+      <w:r>
+        <w:rPr>
+          <w:rFonts w:ascii="Cambria" w:hAnsi="Cambria"/>
+        </w:rPr>
+        <w:t>La primera modificación realizada ha consistido en añadir el requisito :</w:t>
+      </w:r>
+      <w:proofErr w:type="spellStart"/>
+      <w:r>
+        <w:rPr>
+          <w:rFonts w:ascii="Cambria" w:hAnsi="Cambria"/>
+        </w:rPr>
+        <w:t>action-costs</w:t>
+      </w:r>
+      <w:proofErr w:type="spellEnd"/>
+      <w:r>
+        <w:rPr>
+          <w:rFonts w:ascii="Cambria" w:hAnsi="Cambria"/>
+        </w:rPr>
+        <w:t xml:space="preserve"> en la sección :</w:t>
+      </w:r>
+      <w:proofErr w:type="spellStart"/>
+      <w:r>
+        <w:rPr>
+          <w:rFonts w:ascii="Cambria" w:hAnsi="Cambria"/>
+        </w:rPr>
+        <w:t>requirements</w:t>
+      </w:r>
+      <w:proofErr w:type="spellEnd"/>
+      <w:r>
+        <w:rPr>
+          <w:rFonts w:ascii="Cambria" w:hAnsi="Cambria"/>
+        </w:rPr>
+        <w:t xml:space="preserve"> del dominio. Este cambio es fundamental, ya que habilita el uso de planificación métrica en PDDL, permitiendo asociar un coste a cada acción y trabajar con funciones numéricas, en particular con la función especial total-</w:t>
+      </w:r>
+      <w:proofErr w:type="spellStart"/>
+      <w:r>
+        <w:rPr>
+          <w:rFonts w:ascii="Cambria" w:hAnsi="Cambria"/>
+        </w:rPr>
+        <w:t>cost</w:t>
+      </w:r>
+      <w:proofErr w:type="spellEnd"/>
+      <w:r>
+        <w:rPr>
+          <w:rFonts w:ascii="Cambria" w:hAnsi="Cambria"/>
+        </w:rPr>
+        <w:t>, que representa el coste acumulado del plan.</w:t>
+      </w:r>
+    </w:p>
+    <w:p>
+      <w:pPr>
+        <w:rPr>
+          <w:rFonts w:ascii="Cambria" w:hAnsi="Cambria"/>
+        </w:rPr>
+      </w:pPr>
+    </w:p>
+    <w:p>
+      <w:pPr>
+        <w:rPr>
+          <w:rFonts w:ascii="Cambria" w:hAnsi="Cambria"/>
+        </w:rPr>
+      </w:pPr>
+      <w:r>
+        <w:rPr>
+          <w:rFonts w:ascii="Cambria" w:hAnsi="Cambria"/>
+        </w:rPr>
+        <w:lastRenderedPageBreak/>
+        <w:t>Es importante destacar que esta modificación no altera el comportamiento de las acciones existentes ni la estructura del dominio en sí, sino que prepara el modelo para poder incorporar posteriormente efectos que incrementen el coste total. De este modo, se mantiene la compatibilidad con los ejercicios anteriores mientras se añade la capacidad de optimización.</w:t>
+      </w:r>
+    </w:p>
+    <w:p>
+      <w:pPr>
+        <w:rPr>
+          <w:rFonts w:ascii="Cambria" w:hAnsi="Cambria"/>
+        </w:rPr>
+      </w:pPr>
+      <w:r>
+        <w:rPr>
+          <w:rFonts w:ascii="Cambria" w:hAnsi="Cambria"/>
+        </w:rPr>
+        <w:t>La introducción de costes responde a la necesidad de guiar al planificador hacia soluciones más eficientes en términos de recursos, especialmente en lo relativo a los desplazamientos del dron. En el dominio anterior, volar largas distancias tenía el mismo “coste” que realizar acciones locales como coger o entregar cajas, lo que impedía reflejar adecuadamente la ventaja de utilizar transportadores para reducir viajes innecesarios.</w:t>
+      </w:r>
+    </w:p>
+    <w:p>
+      <w:pPr>
+        <w:pStyle w:val="Ttulo3"/>
+        <w:jc w:val="center"/>
+        <w:rPr>
+          <w:rFonts w:ascii="Cambria" w:hAnsi="Cambria"/>
+        </w:rPr>
+      </w:pPr>
+      <w:r>
+        <w:rPr>
+          <w:rFonts w:ascii="Cambria" w:hAnsi="Cambria"/>
+        </w:rPr>
+        <w:t xml:space="preserve">Punto 2: </w:t>
+      </w:r>
+      <w:r>
+        <w:rPr>
+          <w:rFonts w:ascii="Cambria" w:hAnsi="Cambria"/>
+        </w:rPr>
+        <w:t>Definir funciones de coste</w:t>
+      </w:r>
+    </w:p>
+    <w:p>
+      <w:r>
+        <w:t>En este apartado se ha ampliado el dominio mediante la incorporación de funciones numéricas que permiten modelar explícitamente el coste de las acciones. En concreto, se han definido dos funciones: total-</w:t>
+      </w:r>
+      <w:proofErr w:type="spellStart"/>
+      <w:r>
+        <w:t>cost</w:t>
+      </w:r>
+      <w:proofErr w:type="spellEnd"/>
+      <w:r>
+        <w:t xml:space="preserve"> y </w:t>
+      </w:r>
+      <w:proofErr w:type="spellStart"/>
+      <w:r>
+        <w:t>fly-cost</w:t>
+      </w:r>
+      <w:proofErr w:type="spellEnd"/>
+      <w:r>
+        <w:t>.</w:t>
+      </w:r>
+    </w:p>
+    <w:p>
+      <w:r>
+        <w:t>La función total-</w:t>
+      </w:r>
+      <w:proofErr w:type="spellStart"/>
+      <w:r>
+        <w:t>cost</w:t>
+      </w:r>
+      <w:proofErr w:type="spellEnd"/>
+      <w:r>
+        <w:t xml:space="preserve"> representa el coste total acumulado del plan y constituye el elemento central de la planificación con costes en PDDL. Esta función será modificada por las distintas acciones del dominio mediante efectos de incremento, permitiendo así evaluar la calidad de los planes generados en función de su coste total, en lugar de únicamente su longitud.</w:t>
+      </w:r>
+    </w:p>
+    <w:p>
+      <w:r>
+        <w:t xml:space="preserve">Por otro lado, se ha introducido la función </w:t>
+      </w:r>
+      <w:proofErr w:type="spellStart"/>
+      <w:r>
+        <w:t>fly-cost</w:t>
+      </w:r>
+      <w:proofErr w:type="spellEnd"/>
+      <w:r>
+        <w:t>, parametrizada por una localización de origen y otra de destino. Esta función permite asignar un coste específico a cada desplazamiento del dron, en función de la distancia entre ambas ubicaciones. A diferencia de total-</w:t>
+      </w:r>
+      <w:proofErr w:type="spellStart"/>
+      <w:r>
+        <w:t>cost</w:t>
+      </w:r>
+      <w:proofErr w:type="spellEnd"/>
+      <w:r>
+        <w:t xml:space="preserve">, cuyos valores se modifican dinámicamente durante la ejecución del plan, </w:t>
+      </w:r>
+      <w:proofErr w:type="spellStart"/>
+      <w:r>
+        <w:t>fly-cost</w:t>
+      </w:r>
+      <w:proofErr w:type="spellEnd"/>
+      <w:r>
+        <w:t xml:space="preserve"> se inicializa en el fichero de problema, lo que permite generar instancias con distintas distribuciones espaciales y costes asociados.</w:t>
+      </w:r>
+    </w:p>
+    <w:p>
+      <w:r>
+        <w:t xml:space="preserve">La separación entre ambas funciones resulta clave: mientras que </w:t>
+      </w:r>
+      <w:proofErr w:type="spellStart"/>
+      <w:r>
+        <w:t>fly-cost</w:t>
+      </w:r>
+      <w:proofErr w:type="spellEnd"/>
+      <w:r>
+        <w:t xml:space="preserve"> modela el coste individual de una acción concreta (volar entre dos puntos), total-</w:t>
+      </w:r>
+      <w:proofErr w:type="spellStart"/>
+      <w:r>
+        <w:t>cost</w:t>
+      </w:r>
+      <w:proofErr w:type="spellEnd"/>
+      <w:r>
+        <w:t xml:space="preserve"> actúa como acumulador global del coste del plan. Esta estructura facilita la posterior definición de acciones que incrementen el coste en función de la distancia recorrida, permitiendo así que el planificador tenga en cuenta la eficiencia de los desplazamientos.</w:t>
+      </w:r>
+    </w:p>
+    <w:p>
+      <w:pPr>
+        <w:pStyle w:val="Ttulo3"/>
+        <w:jc w:val="center"/>
+        <w:rPr>
+          <w:rFonts w:ascii="Cambria" w:hAnsi="Cambria"/>
+        </w:rPr>
+      </w:pPr>
+      <w:r>
+        <w:rPr>
+          <w:rFonts w:ascii="Cambria" w:hAnsi="Cambria"/>
+        </w:rPr>
+        <w:t xml:space="preserve">Punto </w:t>
+      </w:r>
+      <w:r>
+        <w:rPr>
+          <w:rFonts w:ascii="Cambria" w:hAnsi="Cambria"/>
+        </w:rPr>
+        <w:t>3</w:t>
+      </w:r>
+      <w:r>
+        <w:rPr>
+          <w:rFonts w:ascii="Cambria" w:hAnsi="Cambria"/>
+        </w:rPr>
+        <w:t xml:space="preserve">: </w:t>
+      </w:r>
+      <w:r>
+        <w:rPr>
+          <w:rFonts w:ascii="Cambria" w:hAnsi="Cambria"/>
+        </w:rPr>
+        <w:t>Incrementar el coste total</w:t>
+      </w:r>
+    </w:p>
+    <w:p>
+      <w:r>
+        <w:t>En este apartado se ha procedido a la incorporación de costes constantes a las acciones del dominio, con el objetivo de comenzar a modelar el coste total de los planes generados. En concreto, se han modificado aquellas acciones cuyo coste no depende de factores externos, como la distancia, asignándoles un incremento fijo sobre la función total-</w:t>
+      </w:r>
+      <w:proofErr w:type="spellStart"/>
+      <w:r>
+        <w:t>cost</w:t>
+      </w:r>
+      <w:proofErr w:type="spellEnd"/>
+      <w:r>
+        <w:t>.</w:t>
+      </w:r>
+    </w:p>
+    <w:p>
+      <w:r>
+        <w:t>Las acciones afectadas han sido todas aquellas que representan operaciones locales, como coger y dejar cajas, manipular el transportador o realizar entregas. En todos estos casos, se ha añadido el efecto (</w:t>
+      </w:r>
+      <w:proofErr w:type="spellStart"/>
+      <w:r>
+        <w:t>increase</w:t>
+      </w:r>
+      <w:proofErr w:type="spellEnd"/>
+      <w:r>
+        <w:t xml:space="preserve"> (total-</w:t>
+      </w:r>
+      <w:proofErr w:type="spellStart"/>
+      <w:r>
+        <w:t>cost</w:t>
+      </w:r>
+      <w:proofErr w:type="spellEnd"/>
+      <w:r>
+        <w:t>) 1), lo que implica que cada una de estas acciones contribuye de forma uniforme al coste total del plan. Esta decisión permite diferenciar estas acciones de las de desplazamiento, cuyo coste será tratado de forma específica en el siguiente apartado.</w:t>
+      </w:r>
+    </w:p>
+    <w:p>
+      <w:r>
+        <w:t>Por otro lado, las acciones de movimiento (</w:t>
+      </w:r>
+      <w:proofErr w:type="spellStart"/>
+      <w:r>
+        <w:t>fly</w:t>
+      </w:r>
+      <w:proofErr w:type="spellEnd"/>
+      <w:r>
+        <w:t xml:space="preserve"> y </w:t>
+      </w:r>
+      <w:proofErr w:type="spellStart"/>
+      <w:r>
+        <w:t>fly</w:t>
+      </w:r>
+      <w:proofErr w:type="spellEnd"/>
+      <w:r>
+        <w:t>-and-</w:t>
+      </w:r>
+      <w:proofErr w:type="spellStart"/>
+      <w:r>
+        <w:t>move</w:t>
+      </w:r>
+      <w:proofErr w:type="spellEnd"/>
+      <w:r>
+        <w:t>-</w:t>
+      </w:r>
+      <w:proofErr w:type="spellStart"/>
+      <w:r>
+        <w:t>carrier</w:t>
+      </w:r>
+      <w:proofErr w:type="spellEnd"/>
+      <w:r>
+        <w:t xml:space="preserve">) no han sido modificadas en este punto. Esto se debe a que su coste no es constante, sino que depende de la distancia entre localizaciones, información que se modelará mediante la función </w:t>
+      </w:r>
+      <w:proofErr w:type="spellStart"/>
+      <w:r>
+        <w:t>fly-cost</w:t>
+      </w:r>
+      <w:proofErr w:type="spellEnd"/>
+      <w:r>
+        <w:t xml:space="preserve"> en el siguiente </w:t>
+      </w:r>
+      <w:r>
+        <w:lastRenderedPageBreak/>
+        <w:t>paso. Mantener estas acciones sin coste en este punto permite separar claramente ambas contribuciones al coste total.</w:t>
+      </w:r>
+    </w:p>
+    <w:p>
+      <w:r>
+        <w:t>La introducción de estos costes constantes tiene como efecto inmediato que el planificador ya no solo minimiza el número de acciones, sino que comienza a tener en cuenta el coste acumulado del plan. Aunque en este punto todos los costes son homogéneos, esta base resulta necesaria para poder incorporar posteriormente costes más realistas asociados a los desplazamientos.</w:t>
+      </w:r>
+    </w:p>
+    <w:p>
+      <w:pPr>
+        <w:pStyle w:val="Ttulo3"/>
+        <w:jc w:val="center"/>
+        <w:rPr>
+          <w:rFonts w:ascii="Cambria" w:hAnsi="Cambria"/>
+        </w:rPr>
+      </w:pPr>
+      <w:r>
+        <w:rPr>
+          <w:rFonts w:ascii="Cambria" w:hAnsi="Cambria"/>
+        </w:rPr>
+        <w:t xml:space="preserve">Punto </w:t>
+      </w:r>
+      <w:r>
+        <w:rPr>
+          <w:rFonts w:ascii="Cambria" w:hAnsi="Cambria"/>
+        </w:rPr>
+        <w:t>4</w:t>
+      </w:r>
+      <w:r>
+        <w:rPr>
+          <w:rFonts w:ascii="Cambria" w:hAnsi="Cambria"/>
+        </w:rPr>
+        <w:t xml:space="preserve">: </w:t>
+      </w:r>
+      <w:r>
+        <w:rPr>
+          <w:rFonts w:ascii="Cambria" w:hAnsi="Cambria"/>
+        </w:rPr>
+        <w:t>E</w:t>
+      </w:r>
+      <w:r>
+        <w:rPr>
+          <w:rFonts w:ascii="Cambria" w:hAnsi="Cambria"/>
+        </w:rPr>
+        <w:t>fecto que incremente el coste total</w:t>
+      </w:r>
+      <w:r>
+        <w:rPr>
+          <w:rFonts w:ascii="Cambria" w:hAnsi="Cambria"/>
+        </w:rPr>
+        <w:t xml:space="preserve"> en base a los vuelos.</w:t>
+      </w:r>
+    </w:p>
+    <w:p>
+      <w:r>
+        <w:t xml:space="preserve">En este apartado se ha completado la incorporación de costes al dominio mediante la asignación de costes variables a las acciones de movimiento del dron. A diferencia de las acciones locales, cuyo coste es constante, el coste de volar depende de la distancia entre la localización de origen y la de destino, lo que se ha modelado mediante la función </w:t>
+      </w:r>
+      <w:proofErr w:type="spellStart"/>
+      <w:r>
+        <w:t>fly-cost</w:t>
+      </w:r>
+      <w:proofErr w:type="spellEnd"/>
+      <w:r>
+        <w:t>.</w:t>
+      </w:r>
+    </w:p>
+    <w:p>
+      <w:r>
+        <w:t xml:space="preserve">Para ello, se han modificado las acciones </w:t>
+      </w:r>
+      <w:proofErr w:type="spellStart"/>
+      <w:r>
+        <w:t>fly</w:t>
+      </w:r>
+      <w:proofErr w:type="spellEnd"/>
+      <w:r>
+        <w:t xml:space="preserve"> y </w:t>
+      </w:r>
+      <w:proofErr w:type="spellStart"/>
+      <w:r>
+        <w:t>fly</w:t>
+      </w:r>
+      <w:proofErr w:type="spellEnd"/>
+      <w:r>
+        <w:t>-and-</w:t>
+      </w:r>
+      <w:proofErr w:type="spellStart"/>
+      <w:r>
+        <w:t>move</w:t>
+      </w:r>
+      <w:proofErr w:type="spellEnd"/>
+      <w:r>
+        <w:t>-</w:t>
+      </w:r>
+      <w:proofErr w:type="spellStart"/>
+      <w:r>
+        <w:t>carrier</w:t>
+      </w:r>
+      <w:proofErr w:type="spellEnd"/>
+      <w:r>
+        <w:t>, añadiendo un efecto de incremento del coste total de la forma (</w:t>
+      </w:r>
+      <w:proofErr w:type="spellStart"/>
+      <w:r>
+        <w:t>increase</w:t>
+      </w:r>
+      <w:proofErr w:type="spellEnd"/>
+      <w:r>
+        <w:t xml:space="preserve"> (total-</w:t>
+      </w:r>
+      <w:proofErr w:type="spellStart"/>
+      <w:r>
+        <w:t>cost</w:t>
+      </w:r>
+      <w:proofErr w:type="spellEnd"/>
+      <w:r>
+        <w:t>) (</w:t>
+      </w:r>
+      <w:proofErr w:type="spellStart"/>
+      <w:proofErr w:type="gramStart"/>
+      <w:r>
+        <w:t>fly-cost</w:t>
+      </w:r>
+      <w:proofErr w:type="spellEnd"/>
+      <w:r>
+        <w:t xml:space="preserve"> ?</w:t>
+      </w:r>
+      <w:proofErr w:type="spellStart"/>
+      <w:proofErr w:type="gramEnd"/>
+      <w:r>
+        <w:t>from</w:t>
+      </w:r>
+      <w:proofErr w:type="spellEnd"/>
+      <w:r>
+        <w:t xml:space="preserve"> ?</w:t>
+      </w:r>
+      <w:proofErr w:type="spellStart"/>
+      <w:r>
+        <w:t>to</w:t>
+      </w:r>
+      <w:proofErr w:type="spellEnd"/>
+      <w:r>
+        <w:t>)). De este modo, cada desplazamiento del dron contribuye al coste total del plan en función de la distancia recorrida, información que se define en el fichero de problema.</w:t>
+      </w:r>
+    </w:p>
+    <w:p>
+      <w:r>
+        <w:t>Esta modificación resulta fundamental para reflejar de forma realista el dominio, ya que introduce una diferencia significativa entre acciones locales y acciones de desplazamiento. Mientras que operaciones como recoger, cargar o entregar cajas tienen un coste bajo y constante, los movimientos entre localizaciones pueden resultar mucho más costosos, especialmente cuando se trata de distancias largas.</w:t>
+      </w:r>
+    </w:p>
+    <w:p>
+      <w:r>
+        <w:t>Como consecuencia, el planificador ya no se limita a minimizar el número de acciones, sino que pasa a optimizar el coste total del plan. Esto favorece estrategias más eficientes, como el uso de transportadores para agrupar varias entregas en un único viaje, reduciendo así el número de desplazamientos necesarios. Aunque este tipo de planes puede implicar un mayor número de acciones, su coste total será menor, lo que los convierte en soluciones preferibles desde el punto de vista del modelo.</w:t>
+      </w:r>
+    </w:p>
+    <w:p/>
     <w:sectPr>
       <w:pgSz w:w="11906" w:h="16838"/>
       <w:pgMar w:top="1417" w:right="1701" w:bottom="1417" w:left="1701" w:header="708" w:footer="708" w:gutter="0"/>
@@ -11314,7 +13544,7 @@
 </file>
 
 <file path=word/numbering.xml><?xml version="1.0" encoding="utf-8"?>
-<w:numbering xmlns:wpc="http://schemas.microsoft.com/office/word/2010/wordprocessingCanvas" xmlns:cx="http://schemas.microsoft.com/office/drawing/2014/chartex" xmlns:cx1="http://schemas.microsoft.com/office/drawing/2015/9/8/chartex" xmlns:cx2="http://schemas.microsoft.com/office/drawing/2015/10/21/chartex" xmlns:cx3="http://schemas.microsoft.com/office/drawing/2016/5/9/chartex" xmlns:cx4="http://schemas.microsoft.com/office/drawing/2016/5/10/chartex" xmlns:cx5="http://schemas.microsoft.com/office/drawing/2016/5/11/chartex" xmlns:cx6="http://schemas.microsoft.com/office/drawing/2016/5/12/chartex" xmlns:cx7="http://schemas.microsoft.com/office/drawing/2016/5/13/chartex" xmlns:cx8="http://schemas.microsoft.com/office/drawing/2016/5/14/chartex" xmlns:mc="http://schemas.openxmlformats.org/markup-compatibility/2006" xmlns:aink="http://schemas.microsoft.com/office/drawing/2016/ink" xmlns:am3d="http://schemas.microsoft.com/office/drawing/2017/model3d" xmlns:o="urn:schemas-microsoft-com:office:office" xmlns:oel="http://schemas.microsoft.com/office/2019/extlst" xmlns:r="http://schemas.openxmlformats.org/officeDocument/2006/relationships" xmlns:m="http://schemas.openxmlformats.org/officeDocument/2006/math" xmlns:v="urn:schemas-microsoft-com:vml" xmlns:wp14="http://schemas.microsoft.com/office/word/2010/wordprocessingDrawing" xmlns:wp="http://schemas.openxmlformats.org/drawingml/2006/wordprocessingDrawing" xmlns:w10="urn:schemas-microsoft-com:office:word" xmlns:w="http://schemas.openxmlformats.org/wordprocessingml/2006/main" xmlns:w14="http://schemas.microsoft.com/office/word/2010/wordml" xmlns:w15="http://schemas.microsoft.com/office/word/2012/wordml" xmlns:w16cex="http://schemas.microsoft.com/office/word/2018/wordml/cex" xmlns:w16cid="http://schemas.microsoft.com/office/word/2016/wordml/cid" xmlns:w16="http://schemas.microsoft.com/office/word/2018/wordml" xmlns:w16sdtdh="http://schemas.microsoft.com/office/word/2020/wordml/sdtdatahash" xmlns:w16se="http://schemas.microsoft.com/office/word/2015/wordml/symex" xmlns:wpg="http://schemas.microsoft.com/office/word/2010/wordprocessingGroup" xmlns:wpi="http://schemas.microsoft.com/office/word/2010/wordprocessingInk" xmlns:wne="http://schemas.microsoft.com/office/word/2006/wordml" xmlns:wps="http://schemas.microsoft.com/office/word/2010/wordprocessingShape" mc:Ignorable="w14 w15 w16se w16cid w16 w16cex w16sdtdh wp14">
+<w:numbering xmlns:wpc="http://schemas.microsoft.com/office/word/2010/wordprocessingCanvas" xmlns:cx="http://schemas.microsoft.com/office/drawing/2014/chartex" xmlns:cx1="http://schemas.microsoft.com/office/drawing/2015/9/8/chartex" xmlns:cx2="http://schemas.microsoft.com/office/drawing/2015/10/21/chartex" xmlns:cx3="http://schemas.microsoft.com/office/drawing/2016/5/9/chartex" xmlns:cx4="http://schemas.microsoft.com/office/drawing/2016/5/10/chartex" xmlns:cx5="http://schemas.microsoft.com/office/drawing/2016/5/11/chartex" xmlns:cx6="http://schemas.microsoft.com/office/drawing/2016/5/12/chartex" xmlns:cx7="http://schemas.microsoft.com/office/drawing/2016/5/13/chartex" xmlns:cx8="http://schemas.microsoft.com/office/drawing/2016/5/14/chartex" xmlns:mc="http://schemas.openxmlformats.org/markup-compatibility/2006" xmlns:aink="http://schemas.microsoft.com/office/drawing/2016/ink" xmlns:am3d="http://schemas.microsoft.com/office/drawing/2017/model3d" xmlns:o="urn:schemas-microsoft-com:office:office" xmlns:oel="http://schemas.microsoft.com/office/2019/extlst" xmlns:r="http://schemas.openxmlformats.org/officeDocument/2006/relationships" xmlns:m="http://schemas.openxmlformats.org/officeDocument/2006/math" xmlns:v="urn:schemas-microsoft-com:vml" xmlns:wp14="http://schemas.microsoft.com/office/word/2010/wordprocessingDrawing" xmlns:wp="http://schemas.openxmlformats.org/drawingml/2006/wordprocessingDrawing" xmlns:w10="urn:schemas-microsoft-com:office:word" xmlns:w="http://schemas.openxmlformats.org/wordprocessingml/2006/main" xmlns:w14="http://schemas.microsoft.com/office/word/2010/wordml" xmlns:w15="http://schemas.microsoft.com/office/word/2012/wordml" xmlns:w16cex="http://schemas.microsoft.com/office/word/2018/wordml/cex" xmlns:w16cid="http://schemas.microsoft.com/office/word/2016/wordml/cid" xmlns:w16="http://schemas.microsoft.com/office/word/2018/wordml" xmlns:w16du="http://schemas.microsoft.com/office/word/2023/wordml/word16du" xmlns:w16sdtdh="http://schemas.microsoft.com/office/word/2020/wordml/sdtdatahash" xmlns:w16sdtfl="http://schemas.microsoft.com/office/word/2024/wordml/sdtformatlock" xmlns:w16se="http://schemas.microsoft.com/office/word/2015/wordml/symex" xmlns:wpg="http://schemas.microsoft.com/office/word/2010/wordprocessingGroup" xmlns:wpi="http://schemas.microsoft.com/office/word/2010/wordprocessingInk" xmlns:wne="http://schemas.microsoft.com/office/word/2006/wordml" xmlns:wps="http://schemas.microsoft.com/office/word/2010/wordprocessingShape" mc:Ignorable="w14 w15 w16se w16cid w16 w16cex w16sdtdh w16sdtfl w16du wp14">
   <w:abstractNum w:abstractNumId="0" w15:restartNumberingAfterBreak="0">
     <w:nsid w:val="056B05C5"/>
     <w:multiLevelType w:val="multilevel"/>
@@ -14135,7 +16365,7 @@
 </file>
 
 <file path=word/styles.xml><?xml version="1.0" encoding="utf-8"?>
-<w:styles xmlns:mc="http://schemas.openxmlformats.org/markup-compatibility/2006" xmlns:r="http://schemas.openxmlformats.org/officeDocument/2006/relationships" xmlns:w="http://schemas.openxmlformats.org/wordprocessingml/2006/main" xmlns:w14="http://schemas.microsoft.com/office/word/2010/wordml" xmlns:w15="http://schemas.microsoft.com/office/word/2012/wordml" xmlns:w16cex="http://schemas.microsoft.com/office/word/2018/wordml/cex" xmlns:w16cid="http://schemas.microsoft.com/office/word/2016/wordml/cid" xmlns:w16="http://schemas.microsoft.com/office/word/2018/wordml" xmlns:w16sdtdh="http://schemas.microsoft.com/office/word/2020/wordml/sdtdatahash" xmlns:w16se="http://schemas.microsoft.com/office/word/2015/wordml/symex" mc:Ignorable="w14 w15 w16se w16cid w16 w16cex w16sdtdh">
+<w:styles xmlns:mc="http://schemas.openxmlformats.org/markup-compatibility/2006" xmlns:r="http://schemas.openxmlformats.org/officeDocument/2006/relationships" xmlns:w="http://schemas.openxmlformats.org/wordprocessingml/2006/main" xmlns:w14="http://schemas.microsoft.com/office/word/2010/wordml" xmlns:w15="http://schemas.microsoft.com/office/word/2012/wordml" xmlns:w16cex="http://schemas.microsoft.com/office/word/2018/wordml/cex" xmlns:w16cid="http://schemas.microsoft.com/office/word/2016/wordml/cid" xmlns:w16="http://schemas.microsoft.com/office/word/2018/wordml" xmlns:w16du="http://schemas.microsoft.com/office/word/2023/wordml/word16du" xmlns:w16sdtdh="http://schemas.microsoft.com/office/word/2020/wordml/sdtdatahash" xmlns:w16sdtfl="http://schemas.microsoft.com/office/word/2024/wordml/sdtformatlock" xmlns:w16se="http://schemas.microsoft.com/office/word/2015/wordml/symex" mc:Ignorable="w14 w15 w16se w16cid w16 w16cex w16sdtdh w16sdtfl w16du">
   <w:docDefaults>
     <w:rPrDefault>
       <w:rPr>
@@ -14736,7 +16966,6 @@
   <w:style w:type="character" w:default="1" w:styleId="Fuentedeprrafopredeter">
     <w:name w:val="Default Paragraph Font"/>
     <w:uiPriority w:val="1"/>
-    <w:semiHidden/>
     <w:unhideWhenUsed/>
   </w:style>
   <w:style w:type="table" w:default="1" w:styleId="Tablanormal">

--- a/Memoria PL1.docx
+++ b/Memoria PL1.docx
@@ -548,21 +548,7 @@
         <w:rPr>
           <w:rFonts w:ascii="Cambria" w:hAnsi="Cambria"/>
         </w:rPr>
-        <w:t xml:space="preserve"> (nivel STRIPS con :</w:t>
-      </w:r>
-      <w:proofErr w:type="spellStart"/>
-      <w:r>
-        <w:rPr>
-          <w:rFonts w:ascii="Cambria" w:hAnsi="Cambria"/>
-        </w:rPr>
-        <w:t>typing</w:t>
-      </w:r>
-      <w:proofErr w:type="spellEnd"/>
-      <w:r>
-        <w:rPr>
-          <w:rFonts w:ascii="Cambria" w:hAnsi="Cambria"/>
-        </w:rPr>
-        <w:t xml:space="preserve">) que representa un sistema de </w:t>
+        <w:t xml:space="preserve"> (nivel STRIPS con :typing) que representa un sistema de </w:t>
       </w:r>
       <w:r>
         <w:rPr>
@@ -673,21 +659,7 @@
         <w:rPr>
           <w:rFonts w:ascii="Cambria" w:hAnsi="Cambria"/>
         </w:rPr>
-        <w:t>so de :</w:t>
-      </w:r>
-      <w:proofErr w:type="spellStart"/>
-      <w:r>
-        <w:rPr>
-          <w:rFonts w:ascii="Cambria" w:hAnsi="Cambria"/>
-        </w:rPr>
-        <w:t>typing</w:t>
-      </w:r>
-      <w:proofErr w:type="spellEnd"/>
-      <w:r>
-        <w:rPr>
-          <w:rFonts w:ascii="Cambria" w:hAnsi="Cambria"/>
-        </w:rPr>
-        <w:t xml:space="preserve">, no </w:t>
+        <w:t xml:space="preserve">so de :typing, no </w:t>
       </w:r>
       <w:r>
         <w:rPr>
@@ -788,19 +760,11 @@
           <w:rFonts w:ascii="Cambria" w:hAnsi="Cambria"/>
         </w:rPr>
       </w:pPr>
-      <w:proofErr w:type="spellStart"/>
-      <w:r>
-        <w:rPr>
-          <w:rFonts w:ascii="Cambria" w:hAnsi="Cambria"/>
-        </w:rPr>
-        <w:t>drone</w:t>
-      </w:r>
-      <w:proofErr w:type="spellEnd"/>
-      <w:r>
-        <w:rPr>
-          <w:rFonts w:ascii="Cambria" w:hAnsi="Cambria"/>
-        </w:rPr>
-        <w:t>: representa los drones disponibles.</w:t>
+      <w:r>
+        <w:rPr>
+          <w:rFonts w:ascii="Cambria" w:hAnsi="Cambria"/>
+        </w:rPr>
+        <w:t>drone: representa los drones disponibles.</w:t>
       </w:r>
     </w:p>
     <w:p>
@@ -813,19 +777,11 @@
           <w:rFonts w:ascii="Cambria" w:hAnsi="Cambria"/>
         </w:rPr>
       </w:pPr>
-      <w:proofErr w:type="spellStart"/>
-      <w:r>
-        <w:rPr>
-          <w:rFonts w:ascii="Cambria" w:hAnsi="Cambria"/>
-        </w:rPr>
-        <w:t>person</w:t>
-      </w:r>
-      <w:proofErr w:type="spellEnd"/>
-      <w:r>
-        <w:rPr>
-          <w:rFonts w:ascii="Cambria" w:hAnsi="Cambria"/>
-        </w:rPr>
-        <w:t>: personas heridas.</w:t>
+      <w:r>
+        <w:rPr>
+          <w:rFonts w:ascii="Cambria" w:hAnsi="Cambria"/>
+        </w:rPr>
+        <w:t>person: personas heridas.</w:t>
       </w:r>
     </w:p>
     <w:p>
@@ -838,19 +794,11 @@
           <w:rFonts w:ascii="Cambria" w:hAnsi="Cambria"/>
         </w:rPr>
       </w:pPr>
-      <w:proofErr w:type="spellStart"/>
-      <w:r>
-        <w:rPr>
-          <w:rFonts w:ascii="Cambria" w:hAnsi="Cambria"/>
-        </w:rPr>
-        <w:t>crate</w:t>
-      </w:r>
-      <w:proofErr w:type="spellEnd"/>
-      <w:r>
-        <w:rPr>
-          <w:rFonts w:ascii="Cambria" w:hAnsi="Cambria"/>
-        </w:rPr>
-        <w:t>: cajas transportables.</w:t>
+      <w:r>
+        <w:rPr>
+          <w:rFonts w:ascii="Cambria" w:hAnsi="Cambria"/>
+        </w:rPr>
+        <w:t>crate: cajas transportables.</w:t>
       </w:r>
     </w:p>
     <w:p>
@@ -863,19 +811,11 @@
           <w:rFonts w:ascii="Cambria" w:hAnsi="Cambria"/>
         </w:rPr>
       </w:pPr>
-      <w:proofErr w:type="spellStart"/>
-      <w:r>
-        <w:rPr>
-          <w:rFonts w:ascii="Cambria" w:hAnsi="Cambria"/>
-        </w:rPr>
-        <w:t>location</w:t>
-      </w:r>
-      <w:proofErr w:type="spellEnd"/>
-      <w:r>
-        <w:rPr>
-          <w:rFonts w:ascii="Cambria" w:hAnsi="Cambria"/>
-        </w:rPr>
-        <w:t>: localizaciones del problema.</w:t>
+      <w:r>
+        <w:rPr>
+          <w:rFonts w:ascii="Cambria" w:hAnsi="Cambria"/>
+        </w:rPr>
+        <w:t>location: localizaciones del problema.</w:t>
       </w:r>
     </w:p>
     <w:p>
@@ -888,19 +828,11 @@
           <w:rFonts w:ascii="Cambria" w:hAnsi="Cambria"/>
         </w:rPr>
       </w:pPr>
-      <w:proofErr w:type="spellStart"/>
-      <w:r>
-        <w:rPr>
-          <w:rFonts w:ascii="Cambria" w:hAnsi="Cambria"/>
-        </w:rPr>
-        <w:t>content</w:t>
-      </w:r>
-      <w:proofErr w:type="spellEnd"/>
-      <w:r>
-        <w:rPr>
-          <w:rFonts w:ascii="Cambria" w:hAnsi="Cambria"/>
-        </w:rPr>
-        <w:t>: tipo de contenido de las cajas (comida, medicina, etc.).</w:t>
+      <w:r>
+        <w:rPr>
+          <w:rFonts w:ascii="Cambria" w:hAnsi="Cambria"/>
+        </w:rPr>
+        <w:t>content: tipo de contenido de las cajas (comida, medicina, etc.).</w:t>
       </w:r>
     </w:p>
     <w:p>
@@ -913,14 +845,12 @@
           <w:rFonts w:ascii="Cambria" w:hAnsi="Cambria"/>
         </w:rPr>
       </w:pPr>
-      <w:proofErr w:type="spellStart"/>
       <w:r>
         <w:rPr>
           <w:rFonts w:ascii="Cambria" w:hAnsi="Cambria"/>
         </w:rPr>
         <w:t>arm</w:t>
       </w:r>
-      <w:proofErr w:type="spellEnd"/>
       <w:r>
         <w:rPr>
           <w:rFonts w:ascii="Cambria" w:hAnsi="Cambria"/>
@@ -952,21 +882,7 @@
         <w:rPr>
           <w:rFonts w:ascii="Cambria" w:hAnsi="Cambria"/>
         </w:rPr>
-        <w:t xml:space="preserve">La inclusión del tipo </w:t>
-      </w:r>
-      <w:proofErr w:type="spellStart"/>
-      <w:r>
-        <w:rPr>
-          <w:rFonts w:ascii="Cambria" w:hAnsi="Cambria"/>
-        </w:rPr>
-        <w:t>arm</w:t>
-      </w:r>
-      <w:proofErr w:type="spellEnd"/>
-      <w:r>
-        <w:rPr>
-          <w:rFonts w:ascii="Cambria" w:hAnsi="Cambria"/>
-        </w:rPr>
-        <w:t xml:space="preserve"> permite modelar correctamente la restricción de que el dron dispone de dos brazos y puede transportar como máximo dos cajas simultáneamente.</w:t>
+        <w:t>La inclusión del tipo arm permite modelar correctamente la restricción de que el dron dispone de dos brazos y puede transportar como máximo dos cajas simultáneamente.</w:t>
       </w:r>
     </w:p>
     <w:p>
@@ -1058,225 +974,233 @@
           <w:rFonts w:ascii="Cambria" w:hAnsi="Cambria"/>
           <w:lang w:val="en-US"/>
         </w:rPr>
-        <w:t>(at-</w:t>
-      </w:r>
-      <w:proofErr w:type="gramStart"/>
-      <w:r>
+        <w:t>(at-drone ?d ?l), (at-person ?p ?l), (at-crate ?c ?l)</w:t>
+      </w:r>
+    </w:p>
+    <w:p>
+      <w:pPr>
+        <w:jc w:val="both"/>
+      </w:pPr>
+      <w:r>
+        <w:rPr>
+          <w:rFonts w:ascii="Cambria" w:hAnsi="Cambria"/>
+        </w:rPr>
+        <w:t>De esta forma se permite que múltiples personas estén en la misma localización, tal y como especifica el enunciado.</w:t>
+      </w:r>
+      <w:r>
+        <w:t xml:space="preserve"> </w:t>
+      </w:r>
+      <w:r>
+        <w:rPr>
+          <w:rFonts w:ascii="Cambria" w:hAnsi="Cambria"/>
+        </w:rPr>
+        <w:t xml:space="preserve">El </w:t>
+      </w:r>
+      <w:r>
+        <w:rPr>
+          <w:rFonts w:ascii="Cambria" w:hAnsi="Cambria"/>
+          <w:b/>
+          <w:bCs/>
+        </w:rPr>
+        <w:t>dron</w:t>
+      </w:r>
+      <w:r>
+        <w:rPr>
+          <w:rFonts w:ascii="Cambria" w:hAnsi="Cambria"/>
+        </w:rPr>
+        <w:t xml:space="preserve"> </w:t>
+      </w:r>
+      <w:r>
+        <w:rPr>
+          <w:rFonts w:ascii="Cambria" w:hAnsi="Cambria"/>
+          <w:b/>
+          <w:bCs/>
+        </w:rPr>
+        <w:t>?d</w:t>
+      </w:r>
+      <w:r>
+        <w:rPr>
+          <w:rFonts w:ascii="Cambria" w:hAnsi="Cambria"/>
+        </w:rPr>
+        <w:t xml:space="preserve"> está en la </w:t>
+      </w:r>
+      <w:r>
+        <w:rPr>
+          <w:rFonts w:ascii="Cambria" w:hAnsi="Cambria"/>
+          <w:b/>
+          <w:bCs/>
+        </w:rPr>
+        <w:t>ubicación</w:t>
+      </w:r>
+      <w:r>
+        <w:rPr>
+          <w:rFonts w:ascii="Cambria" w:hAnsi="Cambria"/>
+        </w:rPr>
+        <w:t xml:space="preserve"> </w:t>
+      </w:r>
+      <w:r>
+        <w:rPr>
+          <w:rFonts w:ascii="Cambria" w:hAnsi="Cambria"/>
+          <w:b/>
+          <w:bCs/>
+        </w:rPr>
+        <w:t>?l</w:t>
+      </w:r>
+      <w:r>
+        <w:rPr>
+          <w:rFonts w:ascii="Cambria" w:hAnsi="Cambria"/>
+          <w:b/>
+          <w:bCs/>
+        </w:rPr>
+        <w:t xml:space="preserve">; </w:t>
+      </w:r>
+      <w:r>
+        <w:rPr>
+          <w:rFonts w:ascii="Cambria" w:hAnsi="Cambria"/>
+        </w:rPr>
+        <w:t xml:space="preserve">La </w:t>
+      </w:r>
+      <w:r>
+        <w:rPr>
+          <w:rFonts w:ascii="Cambria" w:hAnsi="Cambria"/>
+          <w:b/>
+          <w:bCs/>
+        </w:rPr>
+        <w:t>persona ?p</w:t>
+      </w:r>
+      <w:r>
+        <w:rPr>
+          <w:rFonts w:ascii="Cambria" w:hAnsi="Cambria"/>
+        </w:rPr>
+        <w:t xml:space="preserve"> está en la ubicación ?l; La </w:t>
+      </w:r>
+      <w:r>
+        <w:rPr>
+          <w:rFonts w:ascii="Cambria" w:hAnsi="Cambria"/>
+          <w:b/>
+          <w:bCs/>
+        </w:rPr>
+        <w:t>caja</w:t>
+      </w:r>
+      <w:r>
+        <w:rPr>
+          <w:rFonts w:ascii="Cambria" w:hAnsi="Cambria"/>
+          <w:b/>
+          <w:bCs/>
+        </w:rPr>
+        <w:t xml:space="preserve"> ?c </w:t>
+      </w:r>
+      <w:r>
+        <w:rPr>
+          <w:rFonts w:ascii="Cambria" w:hAnsi="Cambria"/>
+        </w:rPr>
+        <w:t>está en la ubicación</w:t>
+      </w:r>
+      <w:r>
+        <w:rPr>
+          <w:rFonts w:ascii="Cambria" w:hAnsi="Cambria"/>
+          <w:b/>
+          <w:bCs/>
+        </w:rPr>
+        <w:t xml:space="preserve"> ?l</w:t>
+      </w:r>
+      <w:r>
+        <w:rPr>
+          <w:rFonts w:ascii="Cambria" w:hAnsi="Cambria"/>
+          <w:b/>
+          <w:bCs/>
+        </w:rPr>
+        <w:t>.</w:t>
+      </w:r>
+    </w:p>
+    <w:p>
+      <w:pPr>
+        <w:jc w:val="both"/>
+        <w:rPr>
+          <w:rFonts w:ascii="Cambria" w:hAnsi="Cambria"/>
+          <w:b/>
+          <w:bCs/>
+        </w:rPr>
+      </w:pPr>
+      <w:r>
+        <w:rPr>
+          <w:rFonts w:ascii="Cambria" w:hAnsi="Cambria"/>
+          <w:b/>
+          <w:bCs/>
+        </w:rPr>
+        <w:t xml:space="preserve">Modelado </w:t>
+      </w:r>
+      <w:r>
+        <w:rPr>
+          <w:rFonts w:ascii="Cambria" w:hAnsi="Cambria"/>
+          <w:b/>
+          <w:bCs/>
+        </w:rPr>
+        <w:t>genérico</w:t>
+      </w:r>
+      <w:r>
+        <w:rPr>
+          <w:rFonts w:ascii="Cambria" w:hAnsi="Cambria"/>
+          <w:b/>
+          <w:bCs/>
+        </w:rPr>
+        <w:t xml:space="preserve"> del contenido de las cajas</w:t>
+      </w:r>
+    </w:p>
+    <w:p>
+      <w:pPr>
+        <w:jc w:val="both"/>
+        <w:rPr>
+          <w:rFonts w:ascii="Cambria" w:hAnsi="Cambria"/>
+        </w:rPr>
+      </w:pPr>
+      <w:r>
+        <w:rPr>
+          <w:rFonts w:ascii="Cambria" w:hAnsi="Cambria"/>
+        </w:rPr>
+        <w:t>El contenido de las cajas se ha modelado mediante el predicado:</w:t>
+      </w:r>
+    </w:p>
+    <w:p>
+      <w:pPr>
+        <w:jc w:val="both"/>
         <w:rPr>
           <w:rFonts w:ascii="Cambria" w:hAnsi="Cambria"/>
           <w:lang w:val="en-US"/>
         </w:rPr>
-        <w:t>drone ?d ?l</w:t>
-      </w:r>
-      <w:proofErr w:type="gramEnd"/>
+      </w:pPr>
       <w:r>
         <w:rPr>
           <w:rFonts w:ascii="Cambria" w:hAnsi="Cambria"/>
           <w:lang w:val="en-US"/>
         </w:rPr>
-        <w:t>), (at-</w:t>
-      </w:r>
-      <w:proofErr w:type="gramStart"/>
-      <w:r>
-        <w:rPr>
-          <w:rFonts w:ascii="Cambria" w:hAnsi="Cambria"/>
-          <w:lang w:val="en-US"/>
-        </w:rPr>
-        <w:t>person ?p ?l</w:t>
-      </w:r>
-      <w:proofErr w:type="gramEnd"/>
-      <w:r>
-        <w:rPr>
-          <w:rFonts w:ascii="Cambria" w:hAnsi="Cambria"/>
-          <w:lang w:val="en-US"/>
-        </w:rPr>
-        <w:t>), (at-</w:t>
-      </w:r>
-      <w:proofErr w:type="gramStart"/>
-      <w:r>
-        <w:rPr>
-          <w:rFonts w:ascii="Cambria" w:hAnsi="Cambria"/>
-          <w:lang w:val="en-US"/>
-        </w:rPr>
-        <w:t>crate ?c ?l</w:t>
-      </w:r>
-      <w:proofErr w:type="gramEnd"/>
-      <w:r>
-        <w:rPr>
-          <w:rFonts w:ascii="Cambria" w:hAnsi="Cambria"/>
-          <w:lang w:val="en-US"/>
-        </w:rPr>
-        <w:t>)</w:t>
+        <w:t>(crate-has ?c - crate ?t - content)</w:t>
       </w:r>
     </w:p>
     <w:p>
       <w:pPr>
         <w:jc w:val="both"/>
-      </w:pPr>
-      <w:r>
-        <w:rPr>
-          <w:rFonts w:ascii="Cambria" w:hAnsi="Cambria"/>
-        </w:rPr>
-        <w:t>De esta forma se permite que múltiples personas estén en la misma localización, tal y como especifica el enunciado.</w:t>
-      </w:r>
-      <w:r>
-        <w:t xml:space="preserve"> </w:t>
-      </w:r>
-      <w:proofErr w:type="gramStart"/>
-      <w:r>
-        <w:rPr>
-          <w:rFonts w:ascii="Cambria" w:hAnsi="Cambria"/>
-        </w:rPr>
-        <w:t xml:space="preserve">El </w:t>
-      </w:r>
-      <w:r>
-        <w:rPr>
-          <w:rFonts w:ascii="Cambria" w:hAnsi="Cambria"/>
-          <w:b/>
-          <w:bCs/>
-        </w:rPr>
-        <w:t>dron</w:t>
-      </w:r>
-      <w:r>
-        <w:rPr>
-          <w:rFonts w:ascii="Cambria" w:hAnsi="Cambria"/>
-        </w:rPr>
-        <w:t xml:space="preserve"> </w:t>
-      </w:r>
-      <w:r>
-        <w:rPr>
-          <w:rFonts w:ascii="Cambria" w:hAnsi="Cambria"/>
-          <w:b/>
-          <w:bCs/>
-        </w:rPr>
-        <w:t>?d</w:t>
-      </w:r>
-      <w:r>
-        <w:rPr>
-          <w:rFonts w:ascii="Cambria" w:hAnsi="Cambria"/>
-        </w:rPr>
-        <w:t xml:space="preserve"> está en la </w:t>
-      </w:r>
-      <w:r>
-        <w:rPr>
-          <w:rFonts w:ascii="Cambria" w:hAnsi="Cambria"/>
-          <w:b/>
-          <w:bCs/>
-        </w:rPr>
-        <w:t>ubicación</w:t>
-      </w:r>
-      <w:r>
-        <w:rPr>
-          <w:rFonts w:ascii="Cambria" w:hAnsi="Cambria"/>
-        </w:rPr>
-        <w:t xml:space="preserve"> </w:t>
-      </w:r>
-      <w:r>
-        <w:rPr>
-          <w:rFonts w:ascii="Cambria" w:hAnsi="Cambria"/>
-          <w:b/>
-          <w:bCs/>
-        </w:rPr>
-        <w:t>?</w:t>
-      </w:r>
-      <w:proofErr w:type="gramEnd"/>
-      <w:r>
-        <w:rPr>
-          <w:rFonts w:ascii="Cambria" w:hAnsi="Cambria"/>
-          <w:b/>
-          <w:bCs/>
-        </w:rPr>
-        <w:t>l</w:t>
-      </w:r>
-      <w:r>
-        <w:rPr>
-          <w:rFonts w:ascii="Cambria" w:hAnsi="Cambria"/>
-          <w:b/>
-          <w:bCs/>
-        </w:rPr>
-        <w:t xml:space="preserve">; </w:t>
-      </w:r>
-      <w:proofErr w:type="gramStart"/>
-      <w:r>
-        <w:rPr>
-          <w:rFonts w:ascii="Cambria" w:hAnsi="Cambria"/>
-        </w:rPr>
-        <w:t xml:space="preserve">La </w:t>
-      </w:r>
-      <w:r>
-        <w:rPr>
-          <w:rFonts w:ascii="Cambria" w:hAnsi="Cambria"/>
-          <w:b/>
-          <w:bCs/>
-        </w:rPr>
-        <w:t>persona ?p</w:t>
-      </w:r>
-      <w:r>
-        <w:rPr>
-          <w:rFonts w:ascii="Cambria" w:hAnsi="Cambria"/>
-        </w:rPr>
-        <w:t xml:space="preserve"> está en la ubicación ?</w:t>
-      </w:r>
-      <w:proofErr w:type="gramEnd"/>
-      <w:r>
-        <w:rPr>
-          <w:rFonts w:ascii="Cambria" w:hAnsi="Cambria"/>
-        </w:rPr>
-        <w:t xml:space="preserve">l; </w:t>
-      </w:r>
-      <w:proofErr w:type="gramStart"/>
-      <w:r>
-        <w:rPr>
-          <w:rFonts w:ascii="Cambria" w:hAnsi="Cambria"/>
-        </w:rPr>
-        <w:t xml:space="preserve">La </w:t>
-      </w:r>
-      <w:r>
-        <w:rPr>
-          <w:rFonts w:ascii="Cambria" w:hAnsi="Cambria"/>
-          <w:b/>
-          <w:bCs/>
-        </w:rPr>
-        <w:t>caja</w:t>
-      </w:r>
-      <w:r>
-        <w:rPr>
-          <w:rFonts w:ascii="Cambria" w:hAnsi="Cambria"/>
-          <w:b/>
-          <w:bCs/>
-        </w:rPr>
-        <w:t xml:space="preserve"> ?c </w:t>
-      </w:r>
-      <w:r>
-        <w:rPr>
-          <w:rFonts w:ascii="Cambria" w:hAnsi="Cambria"/>
-        </w:rPr>
-        <w:t>está en la ubicación</w:t>
-      </w:r>
-      <w:r>
-        <w:rPr>
-          <w:rFonts w:ascii="Cambria" w:hAnsi="Cambria"/>
-          <w:b/>
-          <w:bCs/>
-        </w:rPr>
-        <w:t xml:space="preserve"> ?</w:t>
-      </w:r>
-      <w:proofErr w:type="gramEnd"/>
-      <w:r>
-        <w:rPr>
-          <w:rFonts w:ascii="Cambria" w:hAnsi="Cambria"/>
-          <w:b/>
-          <w:bCs/>
-        </w:rPr>
-        <w:t>l</w:t>
-      </w:r>
-      <w:r>
-        <w:rPr>
-          <w:rFonts w:ascii="Cambria" w:hAnsi="Cambria"/>
-          <w:b/>
-          <w:bCs/>
-        </w:rPr>
-        <w:t>.</w:t>
+        <w:rPr>
+          <w:rFonts w:ascii="Cambria" w:hAnsi="Cambria"/>
+        </w:rPr>
+      </w:pPr>
+      <w:r>
+        <w:rPr>
+          <w:rFonts w:ascii="Cambria" w:hAnsi="Cambria"/>
+        </w:rPr>
+        <w:t>Esta decisión permite que el dominio sea completamente genérico respecto al tipo de contenidos. Si se desea añadir nuevos tipos (</w:t>
+      </w:r>
+      <w:r>
+        <w:rPr>
+          <w:rFonts w:ascii="Cambria" w:hAnsi="Cambria"/>
+        </w:rPr>
+        <w:t>p.e</w:t>
+      </w:r>
+      <w:r>
+        <w:rPr>
+          <w:rFonts w:ascii="Cambria" w:hAnsi="Cambria"/>
+        </w:rPr>
+        <w:t xml:space="preserve"> agua, mantas, etc.), basta con añadir nuevos objetos de tipo content en el problema, sin necesidad de modificar el dominio.</w:t>
       </w:r>
     </w:p>
     <w:p>
@@ -1284,179 +1208,13 @@
         <w:jc w:val="both"/>
         <w:rPr>
           <w:rFonts w:ascii="Cambria" w:hAnsi="Cambria"/>
-          <w:b/>
-          <w:bCs/>
-        </w:rPr>
-      </w:pPr>
-      <w:r>
-        <w:rPr>
-          <w:rFonts w:ascii="Cambria" w:hAnsi="Cambria"/>
-          <w:b/>
-          <w:bCs/>
-        </w:rPr>
-        <w:t xml:space="preserve">Modelado </w:t>
-      </w:r>
-      <w:r>
-        <w:rPr>
-          <w:rFonts w:ascii="Cambria" w:hAnsi="Cambria"/>
-          <w:b/>
-          <w:bCs/>
-        </w:rPr>
-        <w:t>genérico</w:t>
-      </w:r>
-      <w:r>
-        <w:rPr>
-          <w:rFonts w:ascii="Cambria" w:hAnsi="Cambria"/>
-          <w:b/>
-          <w:bCs/>
-        </w:rPr>
-        <w:t xml:space="preserve"> del contenido de las cajas</w:t>
-      </w:r>
-    </w:p>
-    <w:p>
-      <w:pPr>
-        <w:jc w:val="both"/>
-        <w:rPr>
-          <w:rFonts w:ascii="Cambria" w:hAnsi="Cambria"/>
-        </w:rPr>
-      </w:pPr>
-      <w:r>
-        <w:rPr>
-          <w:rFonts w:ascii="Cambria" w:hAnsi="Cambria"/>
-        </w:rPr>
-        <w:t>El contenido de las cajas se ha modelado mediante el predicado:</w:t>
-      </w:r>
-    </w:p>
-    <w:p>
-      <w:pPr>
-        <w:jc w:val="both"/>
-        <w:rPr>
-          <w:rFonts w:ascii="Cambria" w:hAnsi="Cambria"/>
-          <w:lang w:val="en-US"/>
-        </w:rPr>
-      </w:pPr>
-      <w:r>
-        <w:rPr>
-          <w:rFonts w:ascii="Cambria" w:hAnsi="Cambria"/>
-          <w:lang w:val="en-US"/>
-        </w:rPr>
-        <w:t>(crate-</w:t>
-      </w:r>
-      <w:proofErr w:type="gramStart"/>
-      <w:r>
-        <w:rPr>
-          <w:rFonts w:ascii="Cambria" w:hAnsi="Cambria"/>
-          <w:lang w:val="en-US"/>
-        </w:rPr>
-        <w:t>has ?c</w:t>
-      </w:r>
-      <w:proofErr w:type="gramEnd"/>
-      <w:r>
-        <w:rPr>
-          <w:rFonts w:ascii="Cambria" w:hAnsi="Cambria"/>
-          <w:lang w:val="en-US"/>
-        </w:rPr>
-        <w:t xml:space="preserve"> - </w:t>
-      </w:r>
-      <w:proofErr w:type="gramStart"/>
-      <w:r>
-        <w:rPr>
-          <w:rFonts w:ascii="Cambria" w:hAnsi="Cambria"/>
-          <w:lang w:val="en-US"/>
-        </w:rPr>
-        <w:t>crate ?t</w:t>
-      </w:r>
-      <w:proofErr w:type="gramEnd"/>
-      <w:r>
-        <w:rPr>
-          <w:rFonts w:ascii="Cambria" w:hAnsi="Cambria"/>
-          <w:lang w:val="en-US"/>
-        </w:rPr>
-        <w:t xml:space="preserve"> - content)</w:t>
-      </w:r>
-    </w:p>
-    <w:p>
-      <w:pPr>
-        <w:jc w:val="both"/>
-        <w:rPr>
-          <w:rFonts w:ascii="Cambria" w:hAnsi="Cambria"/>
-        </w:rPr>
-      </w:pPr>
-      <w:r>
-        <w:rPr>
-          <w:rFonts w:ascii="Cambria" w:hAnsi="Cambria"/>
-        </w:rPr>
-        <w:t>Esta decisión permite que el dominio sea completamente genérico respecto al tipo de contenidos. Si se desea añadir nuevos tipos (</w:t>
-      </w:r>
-      <w:proofErr w:type="spellStart"/>
-      <w:r>
-        <w:rPr>
-          <w:rFonts w:ascii="Cambria" w:hAnsi="Cambria"/>
-        </w:rPr>
-        <w:t>p.e</w:t>
-      </w:r>
-      <w:proofErr w:type="spellEnd"/>
-      <w:r>
-        <w:rPr>
-          <w:rFonts w:ascii="Cambria" w:hAnsi="Cambria"/>
-        </w:rPr>
-        <w:t xml:space="preserve"> agua, mantas, etc.), basta con añadir nuevos objetos de tipo </w:t>
-      </w:r>
-      <w:proofErr w:type="spellStart"/>
-      <w:r>
-        <w:rPr>
-          <w:rFonts w:ascii="Cambria" w:hAnsi="Cambria"/>
-        </w:rPr>
-        <w:t>content</w:t>
-      </w:r>
-      <w:proofErr w:type="spellEnd"/>
-      <w:r>
-        <w:rPr>
-          <w:rFonts w:ascii="Cambria" w:hAnsi="Cambria"/>
-        </w:rPr>
-        <w:t xml:space="preserve"> en el problema, sin necesidad de modificar el dominio.</w:t>
-      </w:r>
-    </w:p>
-    <w:p>
-      <w:pPr>
-        <w:jc w:val="both"/>
-        <w:rPr>
-          <w:rFonts w:ascii="Cambria" w:hAnsi="Cambria"/>
-        </w:rPr>
-      </w:pPr>
-      <w:r>
-        <w:rPr>
-          <w:rFonts w:ascii="Cambria" w:hAnsi="Cambria"/>
-        </w:rPr>
-        <w:t>Esto cumple explícitamente la restricción del enunciado de no utilizar predicados específicos como (</w:t>
-      </w:r>
-      <w:proofErr w:type="gramStart"/>
-      <w:r>
-        <w:rPr>
-          <w:rFonts w:ascii="Cambria" w:hAnsi="Cambria"/>
-        </w:rPr>
-        <w:t>caja-comida ?</w:t>
-      </w:r>
-      <w:proofErr w:type="gramEnd"/>
-      <w:r>
-        <w:rPr>
-          <w:rFonts w:ascii="Cambria" w:hAnsi="Cambria"/>
-        </w:rPr>
-        <w:t>c) o (</w:t>
-      </w:r>
-      <w:proofErr w:type="gramStart"/>
-      <w:r>
-        <w:rPr>
-          <w:rFonts w:ascii="Cambria" w:hAnsi="Cambria"/>
-        </w:rPr>
-        <w:t>caja-medicina ?</w:t>
-      </w:r>
-      <w:proofErr w:type="gramEnd"/>
-      <w:r>
-        <w:rPr>
-          <w:rFonts w:ascii="Cambria" w:hAnsi="Cambria"/>
-        </w:rPr>
-        <w:t>c).</w:t>
+        </w:rPr>
+      </w:pPr>
+      <w:r>
+        <w:rPr>
+          <w:rFonts w:ascii="Cambria" w:hAnsi="Cambria"/>
+        </w:rPr>
+        <w:t>Esto cumple explícitamente la restricción del enunciado de no utilizar predicados específicos como (caja-comida ?c) o (caja-medicina ?c).</w:t>
       </w:r>
     </w:p>
     <w:p>
@@ -1504,29 +1262,7 @@
         <w:rPr>
           <w:rFonts w:ascii="Cambria" w:hAnsi="Cambria"/>
         </w:rPr>
-        <w:t>(</w:t>
-      </w:r>
-      <w:proofErr w:type="spellStart"/>
-      <w:proofErr w:type="gramStart"/>
-      <w:r>
-        <w:rPr>
-          <w:rFonts w:ascii="Cambria" w:hAnsi="Cambria"/>
-        </w:rPr>
-        <w:t>arm-of</w:t>
-      </w:r>
-      <w:proofErr w:type="spellEnd"/>
-      <w:r>
-        <w:rPr>
-          <w:rFonts w:ascii="Cambria" w:hAnsi="Cambria"/>
-        </w:rPr>
-        <w:t xml:space="preserve"> ?</w:t>
-      </w:r>
-      <w:proofErr w:type="gramEnd"/>
-      <w:r>
-        <w:rPr>
-          <w:rFonts w:ascii="Cambria" w:hAnsi="Cambria"/>
-        </w:rPr>
-        <w:t>a ?d) → indica a qué dron pertenece cada brazo.</w:t>
+        <w:t>(arm-of ?a ?d) → indica a qué dron pertenece cada brazo.</w:t>
       </w:r>
     </w:p>
     <w:p>
@@ -1543,21 +1279,7 @@
         <w:rPr>
           <w:rFonts w:ascii="Cambria" w:hAnsi="Cambria"/>
         </w:rPr>
-        <w:t>(</w:t>
-      </w:r>
-      <w:proofErr w:type="gramStart"/>
-      <w:r>
-        <w:rPr>
-          <w:rFonts w:ascii="Cambria" w:hAnsi="Cambria"/>
-        </w:rPr>
-        <w:t>free ?</w:t>
-      </w:r>
-      <w:proofErr w:type="gramEnd"/>
-      <w:r>
-        <w:rPr>
-          <w:rFonts w:ascii="Cambria" w:hAnsi="Cambria"/>
-        </w:rPr>
-        <w:t>a) → indica si el brazo está libre.</w:t>
+        <w:t>(free ?a) → indica si el brazo está libre.</w:t>
       </w:r>
     </w:p>
     <w:p>
@@ -1574,21 +1296,7 @@
         <w:rPr>
           <w:rFonts w:ascii="Cambria" w:hAnsi="Cambria"/>
         </w:rPr>
-        <w:t>(</w:t>
-      </w:r>
-      <w:proofErr w:type="gramStart"/>
-      <w:r>
-        <w:rPr>
-          <w:rFonts w:ascii="Cambria" w:hAnsi="Cambria"/>
-        </w:rPr>
-        <w:t>holding ?</w:t>
-      </w:r>
-      <w:proofErr w:type="gramEnd"/>
-      <w:r>
-        <w:rPr>
-          <w:rFonts w:ascii="Cambria" w:hAnsi="Cambria"/>
-        </w:rPr>
-        <w:t>a ?c) → indica que un brazo está sujetando una caja.</w:t>
+        <w:t>(holding ?a ?c) → indica que un brazo está sujetando una caja.</w:t>
       </w:r>
     </w:p>
     <w:p>
@@ -1775,18 +1483,8 @@
           <w:b/>
           <w:bCs/>
         </w:rPr>
-        <w:t xml:space="preserve">Acción </w:t>
-      </w:r>
-      <w:proofErr w:type="spellStart"/>
-      <w:r>
-        <w:rPr>
-          <w:rFonts w:ascii="Cambria" w:hAnsi="Cambria"/>
-          <w:b/>
-          <w:bCs/>
-        </w:rPr>
-        <w:t>fly</w:t>
-      </w:r>
-      <w:proofErr w:type="spellEnd"/>
+        <w:t>Acción fly</w:t>
+      </w:r>
       <w:r>
         <w:rPr>
           <w:rFonts w:ascii="Cambria" w:hAnsi="Cambria"/>
@@ -2124,18 +1822,8 @@
           <w:b/>
           <w:bCs/>
         </w:rPr>
-        <w:t xml:space="preserve">Acción </w:t>
-      </w:r>
-      <w:proofErr w:type="spellStart"/>
-      <w:r>
-        <w:rPr>
-          <w:rFonts w:ascii="Cambria" w:hAnsi="Cambria"/>
-          <w:b/>
-          <w:bCs/>
-        </w:rPr>
-        <w:t>deliver</w:t>
-      </w:r>
-      <w:proofErr w:type="spellEnd"/>
+        <w:t>Acción deliver</w:t>
+      </w:r>
       <w:r>
         <w:rPr>
           <w:rFonts w:ascii="Cambria" w:hAnsi="Cambria"/>
@@ -2221,21 +1909,7 @@
         <w:rPr>
           <w:rFonts w:ascii="Cambria" w:hAnsi="Cambria"/>
         </w:rPr>
-        <w:t xml:space="preserve"> Por otro </w:t>
-      </w:r>
-      <w:proofErr w:type="gramStart"/>
-      <w:r>
-        <w:rPr>
-          <w:rFonts w:ascii="Cambria" w:hAnsi="Cambria"/>
-        </w:rPr>
-        <w:t>lado</w:t>
-      </w:r>
-      <w:proofErr w:type="gramEnd"/>
-      <w:r>
-        <w:rPr>
-          <w:rFonts w:ascii="Cambria" w:hAnsi="Cambria"/>
-        </w:rPr>
-        <w:t xml:space="preserve"> sus </w:t>
+        <w:t xml:space="preserve"> Por otro lado sus </w:t>
       </w:r>
       <w:r>
         <w:rPr>
@@ -2670,21 +2344,7 @@
         <w:rPr>
           <w:rFonts w:ascii="Cambria" w:hAnsi="Cambria"/>
         </w:rPr>
-        <w:t xml:space="preserve">compatible con planificadores clásicos como FF y </w:t>
-      </w:r>
-      <w:proofErr w:type="spellStart"/>
-      <w:r>
-        <w:rPr>
-          <w:rFonts w:ascii="Cambria" w:hAnsi="Cambria"/>
-        </w:rPr>
-        <w:t>pyperplan</w:t>
-      </w:r>
-      <w:proofErr w:type="spellEnd"/>
-      <w:r>
-        <w:rPr>
-          <w:rFonts w:ascii="Cambria" w:hAnsi="Cambria"/>
-        </w:rPr>
-        <w:t>.</w:t>
+        <w:t>compatible con planificadores clásicos como FF y pyperplan.</w:t>
       </w:r>
     </w:p>
     <w:p>
@@ -2760,35 +2420,7 @@
         <w:rPr>
           <w:rFonts w:ascii="Cambria" w:hAnsi="Cambria"/>
         </w:rPr>
-        <w:t xml:space="preserve">El programa recibe estos parámetros mediante argumentos de línea de comandos y construye dinámicamente todos los objetos necesarios del dominio. En primer lugar, genera las listas de drones, personas, cajas y localizaciones, incluyendo siempre una localización especial denominada </w:t>
-      </w:r>
-      <w:proofErr w:type="spellStart"/>
-      <w:r>
-        <w:rPr>
-          <w:rFonts w:ascii="Cambria" w:hAnsi="Cambria"/>
-        </w:rPr>
-        <w:t>depot</w:t>
-      </w:r>
-      <w:proofErr w:type="spellEnd"/>
-      <w:r>
-        <w:rPr>
-          <w:rFonts w:ascii="Cambria" w:hAnsi="Cambria"/>
-        </w:rPr>
-        <w:t xml:space="preserve">. Asimismo, para cada dron se crean automáticamente dos objetos de tipo </w:t>
-      </w:r>
-      <w:proofErr w:type="spellStart"/>
-      <w:r>
-        <w:rPr>
-          <w:rFonts w:ascii="Cambria" w:hAnsi="Cambria"/>
-        </w:rPr>
-        <w:t>arm</w:t>
-      </w:r>
-      <w:proofErr w:type="spellEnd"/>
-      <w:r>
-        <w:rPr>
-          <w:rFonts w:ascii="Cambria" w:hAnsi="Cambria"/>
-        </w:rPr>
-        <w:t>, que representan sus brazos, garantizando así el cumplimiento de la restricción física del dominio.</w:t>
+        <w:t>El programa recibe estos parámetros mediante argumentos de línea de comandos y construye dinámicamente todos los objetos necesarios del dominio. En primer lugar, genera las listas de drones, personas, cajas y localizaciones, incluyendo siempre una localización especial denominada depot. Asimismo, para cada dron se crean automáticamente dos objetos de tipo arm, que representan sus brazos, garantizando así el cumplimiento de la restricción física del dominio.</w:t>
       </w:r>
     </w:p>
     <w:p>
@@ -2802,21 +2434,7 @@
         <w:rPr>
           <w:rFonts w:ascii="Cambria" w:hAnsi="Cambria"/>
         </w:rPr>
-        <w:t xml:space="preserve">Posteriormente, el generador asigna contenidos a las cajas. Para ello, distribuye aleatoriamente las cajas entre los distintos tipos de contenido definidos (por ejemplo, </w:t>
-      </w:r>
-      <w:proofErr w:type="spellStart"/>
-      <w:r>
-        <w:rPr>
-          <w:rFonts w:ascii="Cambria" w:hAnsi="Cambria"/>
-        </w:rPr>
-        <w:t>food</w:t>
-      </w:r>
-      <w:proofErr w:type="spellEnd"/>
-      <w:r>
-        <w:rPr>
-          <w:rFonts w:ascii="Cambria" w:hAnsi="Cambria"/>
-        </w:rPr>
-        <w:t xml:space="preserve"> y medicine), asegurando que exista al menos una caja de cada tipo y que el número total de metas solicitadas sea alcanzable con los recursos disponibles. Esta comprobación evita generar problemas irresolubles.</w:t>
+        <w:t>Posteriormente, el generador asigna contenidos a las cajas. Para ello, distribuye aleatoriamente las cajas entre los distintos tipos de contenido definidos (por ejemplo, food y medicine), asegurando que exista al menos una caja de cada tipo y que el número total de metas solicitadas sea alcanzable con los recursos disponibles. Esta comprobación evita generar problemas irresolubles.</w:t>
       </w:r>
     </w:p>
     <w:p>
@@ -4142,21 +3760,7 @@
         <w:rPr>
           <w:rFonts w:ascii="Cambria" w:hAnsi="Cambria"/>
         </w:rPr>
-        <w:t xml:space="preserve">El planificador FF es un planificador heurístico de tipo </w:t>
-      </w:r>
-      <w:proofErr w:type="spellStart"/>
-      <w:r>
-        <w:rPr>
-          <w:rFonts w:ascii="Cambria" w:hAnsi="Cambria"/>
-        </w:rPr>
-        <w:t>satisficing</w:t>
-      </w:r>
-      <w:proofErr w:type="spellEnd"/>
-      <w:r>
-        <w:rPr>
-          <w:rFonts w:ascii="Cambria" w:hAnsi="Cambria"/>
-        </w:rPr>
-        <w:t>, es decir, está diseñado para encontrar soluciones de manera eficiente sin garantizar que estas sean óptimas</w:t>
+        <w:t>El planificador FF es un planificador heurístico de tipo satisficing, es decir, está diseñado para encontrar soluciones de manera eficiente sin garantizar que estas sean óptimas</w:t>
       </w:r>
       <w:r>
         <w:rPr>
@@ -4183,35 +3787,7 @@
           <w:rFonts w:ascii="Cambria" w:hAnsi="Cambria"/>
         </w:rPr>
         <w:lastRenderedPageBreak/>
-        <w:t xml:space="preserve">El núcleo del funcionamiento de FF se basa en una heurística relajada. En concreto, construye una versión relajada del problema eliminando los efectos negativos de las acciones (ignore </w:t>
-      </w:r>
-      <w:proofErr w:type="spellStart"/>
-      <w:r>
-        <w:rPr>
-          <w:rFonts w:ascii="Cambria" w:hAnsi="Cambria"/>
-        </w:rPr>
-        <w:t>delete</w:t>
-      </w:r>
-      <w:proofErr w:type="spellEnd"/>
-      <w:r>
-        <w:rPr>
-          <w:rFonts w:ascii="Cambria" w:hAnsi="Cambria"/>
-        </w:rPr>
-        <w:t xml:space="preserve"> </w:t>
-      </w:r>
-      <w:proofErr w:type="spellStart"/>
-      <w:r>
-        <w:rPr>
-          <w:rFonts w:ascii="Cambria" w:hAnsi="Cambria"/>
-        </w:rPr>
-        <w:t>list</w:t>
-      </w:r>
-      <w:proofErr w:type="spellEnd"/>
-      <w:r>
-        <w:rPr>
-          <w:rFonts w:ascii="Cambria" w:hAnsi="Cambria"/>
-        </w:rPr>
-        <w:t xml:space="preserve">). Esto significa que, al estimar la distancia al objetivo, el planificador asume que los hechos nunca se eliminan del estado. Esta relajación simplifica enormemente el problema y permite calcular rápidamente una estimación heurística informativa. Sin embargo, </w:t>
+        <w:t xml:space="preserve">El núcleo del funcionamiento de FF se basa en una heurística relajada. En concreto, construye una versión relajada del problema eliminando los efectos negativos de las acciones (ignore delete list). Esto significa que, al estimar la distancia al objetivo, el planificador asume que los hechos nunca se eliminan del estado. Esta relajación simplifica enormemente el problema y permite calcular rápidamente una estimación heurística informativa. Sin embargo, </w:t>
       </w:r>
       <w:r>
         <w:rPr>
@@ -4819,16 +4395,8 @@
               <w:rPr>
                 <w:rFonts w:ascii="Cambria" w:hAnsi="Cambria"/>
               </w:rPr>
-              <w:t xml:space="preserve">A* + </w:t>
-            </w:r>
-            <w:proofErr w:type="spellStart"/>
-            <w:r>
-              <w:rPr>
-                <w:rFonts w:ascii="Cambria" w:hAnsi="Cambria"/>
-              </w:rPr>
-              <w:t>hMAX</w:t>
-            </w:r>
-            <w:proofErr w:type="spellEnd"/>
+              <w:t>A* + hMAX</w:t>
+            </w:r>
           </w:p>
         </w:tc>
         <w:tc>
@@ -4931,16 +4499,8 @@
               <w:rPr>
                 <w:rFonts w:ascii="Cambria" w:hAnsi="Cambria"/>
               </w:rPr>
-              <w:t xml:space="preserve">GBFS + </w:t>
-            </w:r>
-            <w:proofErr w:type="spellStart"/>
-            <w:r>
-              <w:rPr>
-                <w:rFonts w:ascii="Cambria" w:hAnsi="Cambria"/>
-              </w:rPr>
-              <w:t>hMAX</w:t>
-            </w:r>
-            <w:proofErr w:type="spellEnd"/>
+              <w:t>GBFS + hMAX</w:t>
+            </w:r>
           </w:p>
         </w:tc>
         <w:tc>
@@ -5205,125 +4765,171 @@
         <w:rPr>
           <w:rFonts w:ascii="Cambria" w:hAnsi="Cambria"/>
         </w:rPr>
-        <w:t xml:space="preserve">En cuanto a los algoritmos informados, se observa que A* con heurística </w:t>
-      </w:r>
-      <w:proofErr w:type="spellStart"/>
-      <w:r>
-        <w:rPr>
-          <w:rFonts w:ascii="Cambria" w:hAnsi="Cambria"/>
+        <w:t>En cuanto a los algoritmos informados, se observa que A* con heurística hMAX mejora el rendimiento respecto a IDS, pero no supera a BFS en tamaño máximo alcanzado. Esto puede parecer</w:t>
+      </w:r>
+      <w:r>
+        <w:rPr>
+          <w:rFonts w:ascii="Cambria" w:hAnsi="Cambria"/>
+        </w:rPr>
+        <w:t xml:space="preserve"> ilógico</w:t>
+      </w:r>
+      <w:r>
+        <w:rPr>
+          <w:rFonts w:ascii="Cambria" w:hAnsi="Cambria"/>
+        </w:rPr>
+        <w:t xml:space="preserve">, ya que A* utiliza información heurística. Sin embargo, la </w:t>
+      </w:r>
+      <w:r>
+        <w:rPr>
+          <w:rFonts w:ascii="Cambria" w:hAnsi="Cambria"/>
+          <w:b/>
+          <w:bCs/>
+        </w:rPr>
+        <w:t>heurística hMAX</w:t>
+      </w:r>
+      <w:r>
+        <w:rPr>
+          <w:rFonts w:ascii="Cambria" w:hAnsi="Cambria"/>
+        </w:rPr>
+        <w:t>, aunque es admisible y garantiza</w:t>
+      </w:r>
+      <w:r>
+        <w:rPr>
+          <w:rFonts w:ascii="Cambria" w:hAnsi="Cambria"/>
+        </w:rPr>
+        <w:t xml:space="preserve"> resultados óptimos</w:t>
+      </w:r>
+      <w:r>
+        <w:rPr>
+          <w:rFonts w:ascii="Cambria" w:hAnsi="Cambria"/>
+        </w:rPr>
+        <w:t xml:space="preserve">, tiende a ser </w:t>
+      </w:r>
+      <w:r>
+        <w:rPr>
+          <w:rFonts w:ascii="Cambria" w:hAnsi="Cambria"/>
+          <w:b/>
+          <w:bCs/>
+        </w:rPr>
+        <w:t>poco informativa</w:t>
+      </w:r>
+      <w:r>
+        <w:rPr>
+          <w:rFonts w:ascii="Cambria" w:hAnsi="Cambria"/>
+        </w:rPr>
+        <w:t xml:space="preserve"> en </w:t>
+      </w:r>
+      <w:r>
+        <w:rPr>
+          <w:rFonts w:ascii="Cambria" w:hAnsi="Cambria"/>
+          <w:b/>
+          <w:bCs/>
+        </w:rPr>
+        <w:t>dominios con múltiples objetivos</w:t>
+      </w:r>
+      <w:r>
+        <w:rPr>
+          <w:rFonts w:ascii="Cambria" w:hAnsi="Cambria"/>
+        </w:rPr>
+        <w:t xml:space="preserve"> independientes. Al calcular el máximo coste individual de los subobjetivos ignorando efectos negativos, puede </w:t>
+      </w:r>
+      <w:r>
+        <w:rPr>
+          <w:rFonts w:ascii="Cambria" w:hAnsi="Cambria"/>
+          <w:b/>
+          <w:bCs/>
+        </w:rPr>
+        <w:t>infraestimar significativamente</w:t>
+      </w:r>
+      <w:r>
+        <w:rPr>
+          <w:rFonts w:ascii="Cambria" w:hAnsi="Cambria"/>
+        </w:rPr>
+        <w:t xml:space="preserve"> el </w:t>
+      </w:r>
+      <w:r>
+        <w:rPr>
+          <w:rFonts w:ascii="Cambria" w:hAnsi="Cambria"/>
+          <w:b/>
+          <w:bCs/>
+        </w:rPr>
+        <w:t>coste real</w:t>
+      </w:r>
+      <w:r>
+        <w:rPr>
+          <w:rFonts w:ascii="Cambria" w:hAnsi="Cambria"/>
+        </w:rPr>
+        <w:t xml:space="preserve"> cuando se requieren múltiples entregas. Esto provoca que A* siga expandiendo un número elevado de nodos, limitando su escalabilidad.</w:t>
+      </w:r>
+    </w:p>
+    <w:p>
+      <w:pPr>
+        <w:jc w:val="both"/>
+        <w:rPr>
+          <w:rFonts w:ascii="Cambria" w:hAnsi="Cambria"/>
+        </w:rPr>
+      </w:pPr>
+      <w:r>
+        <w:rPr>
+          <w:rFonts w:ascii="Cambria" w:hAnsi="Cambria"/>
+        </w:rPr>
+        <w:t xml:space="preserve">El algoritmo que alcanza </w:t>
+      </w:r>
+      <w:r>
+        <w:rPr>
+          <w:rFonts w:ascii="Cambria" w:hAnsi="Cambria"/>
+          <w:b/>
+          <w:bCs/>
+        </w:rPr>
+        <w:t>mayor tamaño</w:t>
+      </w:r>
+      <w:r>
+        <w:rPr>
+          <w:rFonts w:ascii="Cambria" w:hAnsi="Cambria"/>
+        </w:rPr>
+        <w:t xml:space="preserve"> es </w:t>
+      </w:r>
+      <w:r>
+        <w:rPr>
+          <w:rFonts w:ascii="Cambria" w:hAnsi="Cambria"/>
+          <w:b/>
+          <w:bCs/>
+        </w:rPr>
+        <w:t>GBFS</w:t>
+      </w:r>
+      <w:r>
+        <w:rPr>
+          <w:rFonts w:ascii="Cambria" w:hAnsi="Cambria"/>
+        </w:rPr>
+        <w:t xml:space="preserve"> con </w:t>
+      </w:r>
+      <w:r>
+        <w:rPr>
+          <w:rFonts w:ascii="Cambria" w:hAnsi="Cambria"/>
+          <w:b/>
+          <w:bCs/>
         </w:rPr>
         <w:t>hMAX</w:t>
       </w:r>
-      <w:proofErr w:type="spellEnd"/>
-      <w:r>
-        <w:rPr>
-          <w:rFonts w:ascii="Cambria" w:hAnsi="Cambria"/>
-        </w:rPr>
-        <w:t xml:space="preserve"> mejora el rendimiento respecto a IDS, pero no supera a BFS en tamaño máximo alcanzado. Esto puede parecer</w:t>
-      </w:r>
-      <w:r>
-        <w:rPr>
-          <w:rFonts w:ascii="Cambria" w:hAnsi="Cambria"/>
-        </w:rPr>
-        <w:t xml:space="preserve"> ilógico</w:t>
-      </w:r>
-      <w:r>
-        <w:rPr>
-          <w:rFonts w:ascii="Cambria" w:hAnsi="Cambria"/>
-        </w:rPr>
-        <w:t xml:space="preserve">, ya que A* utiliza información heurística. Sin embargo, la </w:t>
-      </w:r>
-      <w:r>
-        <w:rPr>
-          <w:rFonts w:ascii="Cambria" w:hAnsi="Cambria"/>
-          <w:b/>
-          <w:bCs/>
-        </w:rPr>
-        <w:t xml:space="preserve">heurística </w:t>
-      </w:r>
-      <w:proofErr w:type="spellStart"/>
-      <w:r>
-        <w:rPr>
-          <w:rFonts w:ascii="Cambria" w:hAnsi="Cambria"/>
-          <w:b/>
-          <w:bCs/>
-        </w:rPr>
-        <w:t>hMAX</w:t>
-      </w:r>
-      <w:proofErr w:type="spellEnd"/>
-      <w:r>
-        <w:rPr>
-          <w:rFonts w:ascii="Cambria" w:hAnsi="Cambria"/>
-        </w:rPr>
-        <w:t>, aunque es admisible y garantiza</w:t>
-      </w:r>
-      <w:r>
-        <w:rPr>
-          <w:rFonts w:ascii="Cambria" w:hAnsi="Cambria"/>
-        </w:rPr>
-        <w:t xml:space="preserve"> resultados óptimos</w:t>
-      </w:r>
-      <w:r>
-        <w:rPr>
-          <w:rFonts w:ascii="Cambria" w:hAnsi="Cambria"/>
-        </w:rPr>
-        <w:t xml:space="preserve">, tiende a ser </w:t>
-      </w:r>
-      <w:r>
-        <w:rPr>
-          <w:rFonts w:ascii="Cambria" w:hAnsi="Cambria"/>
-          <w:b/>
-          <w:bCs/>
-        </w:rPr>
-        <w:t>poco informativa</w:t>
-      </w:r>
-      <w:r>
-        <w:rPr>
-          <w:rFonts w:ascii="Cambria" w:hAnsi="Cambria"/>
-        </w:rPr>
-        <w:t xml:space="preserve"> en </w:t>
-      </w:r>
-      <w:r>
-        <w:rPr>
-          <w:rFonts w:ascii="Cambria" w:hAnsi="Cambria"/>
-          <w:b/>
-          <w:bCs/>
-        </w:rPr>
-        <w:t>dominios con múltiples objetivos</w:t>
-      </w:r>
-      <w:r>
-        <w:rPr>
-          <w:rFonts w:ascii="Cambria" w:hAnsi="Cambria"/>
-        </w:rPr>
-        <w:t xml:space="preserve"> independientes. Al calcular el máximo coste individual de los subobjetivos ignorando efectos negativos, puede </w:t>
-      </w:r>
-      <w:r>
-        <w:rPr>
-          <w:rFonts w:ascii="Cambria" w:hAnsi="Cambria"/>
-          <w:b/>
-          <w:bCs/>
-        </w:rPr>
-        <w:t>infraestimar significativamente</w:t>
-      </w:r>
-      <w:r>
-        <w:rPr>
-          <w:rFonts w:ascii="Cambria" w:hAnsi="Cambria"/>
-        </w:rPr>
-        <w:t xml:space="preserve"> el </w:t>
-      </w:r>
-      <w:r>
-        <w:rPr>
-          <w:rFonts w:ascii="Cambria" w:hAnsi="Cambria"/>
-          <w:b/>
-          <w:bCs/>
-        </w:rPr>
-        <w:t>coste real</w:t>
-      </w:r>
-      <w:r>
-        <w:rPr>
-          <w:rFonts w:ascii="Cambria" w:hAnsi="Cambria"/>
-        </w:rPr>
-        <w:t xml:space="preserve"> cuando se requieren múltiples entregas. Esto provoca que A* siga expandiendo un número elevado de nodos, limitando su escalabilidad.</w:t>
+      <w:r>
+        <w:rPr>
+          <w:rFonts w:ascii="Cambria" w:hAnsi="Cambria"/>
+        </w:rPr>
+        <w:t xml:space="preserve">. Esto es coherente con su naturaleza satisficing: prioriza expandir el nodo que parece más prometedor según la heurística, sin preocuparse por garantizar optimalidad. Al no mantener una frontera ordenada por coste acumulado como A*, reduce considerablemente el número de nodos explorados y puede avanzar más profundamente en el espacio de búsqueda. Sin embargo, el </w:t>
+      </w:r>
+      <w:r>
+        <w:rPr>
+          <w:rFonts w:ascii="Cambria" w:hAnsi="Cambria"/>
+          <w:b/>
+          <w:bCs/>
+        </w:rPr>
+        <w:t>plan generado no está garantizado como óptimo</w:t>
+      </w:r>
+      <w:r>
+        <w:rPr>
+          <w:rFonts w:ascii="Cambria" w:hAnsi="Cambria"/>
+        </w:rPr>
+        <w:t>, lo que se refleja en la mayor longitud del plan obtenido en comparación con BFS para tamaños inferiores.</w:t>
       </w:r>
     </w:p>
     <w:p>
@@ -5337,133 +4943,19 @@
         <w:rPr>
           <w:rFonts w:ascii="Cambria" w:hAnsi="Cambria"/>
         </w:rPr>
-        <w:t xml:space="preserve">El algoritmo que alcanza </w:t>
-      </w:r>
-      <w:r>
-        <w:rPr>
-          <w:rFonts w:ascii="Cambria" w:hAnsi="Cambria"/>
-          <w:b/>
-          <w:bCs/>
-        </w:rPr>
-        <w:t>mayor tamaño</w:t>
-      </w:r>
-      <w:r>
-        <w:rPr>
-          <w:rFonts w:ascii="Cambria" w:hAnsi="Cambria"/>
-        </w:rPr>
-        <w:t xml:space="preserve"> es </w:t>
-      </w:r>
-      <w:r>
-        <w:rPr>
-          <w:rFonts w:ascii="Cambria" w:hAnsi="Cambria"/>
-          <w:b/>
-          <w:bCs/>
-        </w:rPr>
-        <w:t>GBFS</w:t>
-      </w:r>
-      <w:r>
-        <w:rPr>
-          <w:rFonts w:ascii="Cambria" w:hAnsi="Cambria"/>
-        </w:rPr>
-        <w:t xml:space="preserve"> con </w:t>
-      </w:r>
-      <w:proofErr w:type="spellStart"/>
-      <w:r>
-        <w:rPr>
-          <w:rFonts w:ascii="Cambria" w:hAnsi="Cambria"/>
-          <w:b/>
-          <w:bCs/>
-        </w:rPr>
-        <w:t>hMAX</w:t>
-      </w:r>
-      <w:proofErr w:type="spellEnd"/>
-      <w:r>
-        <w:rPr>
-          <w:rFonts w:ascii="Cambria" w:hAnsi="Cambria"/>
-        </w:rPr>
-        <w:t xml:space="preserve">. Esto es coherente con su naturaleza </w:t>
-      </w:r>
-      <w:proofErr w:type="spellStart"/>
-      <w:r>
-        <w:rPr>
-          <w:rFonts w:ascii="Cambria" w:hAnsi="Cambria"/>
-        </w:rPr>
-        <w:t>satisficing</w:t>
-      </w:r>
-      <w:proofErr w:type="spellEnd"/>
-      <w:r>
-        <w:rPr>
-          <w:rFonts w:ascii="Cambria" w:hAnsi="Cambria"/>
-        </w:rPr>
-        <w:t xml:space="preserve">: prioriza expandir el nodo que parece más prometedor según la heurística, sin preocuparse por garantizar optimalidad. Al no mantener una frontera ordenada por coste acumulado como A*, reduce considerablemente el número de nodos explorados y puede avanzar más profundamente en el espacio de búsqueda. Sin embargo, el </w:t>
-      </w:r>
-      <w:r>
-        <w:rPr>
-          <w:rFonts w:ascii="Cambria" w:hAnsi="Cambria"/>
-          <w:b/>
-          <w:bCs/>
-        </w:rPr>
-        <w:t>plan generado no está garantizado como óptimo</w:t>
-      </w:r>
-      <w:r>
-        <w:rPr>
-          <w:rFonts w:ascii="Cambria" w:hAnsi="Cambria"/>
-        </w:rPr>
-        <w:t>, lo que se refleja en la mayor longitud del plan obtenido en comparación con BFS para tamaños inferiores.</w:t>
-      </w:r>
-    </w:p>
-    <w:p>
-      <w:pPr>
-        <w:jc w:val="both"/>
-        <w:rPr>
-          <w:rFonts w:ascii="Cambria" w:hAnsi="Cambria"/>
-        </w:rPr>
-      </w:pPr>
-      <w:r>
-        <w:rPr>
-          <w:rFonts w:ascii="Cambria" w:hAnsi="Cambria"/>
-        </w:rPr>
         <w:t>En conjunto, los resultados ilustran claramente el</w:t>
       </w:r>
       <w:r>
         <w:rPr>
           <w:rFonts w:ascii="Cambria" w:hAnsi="Cambria"/>
         </w:rPr>
-        <w:t xml:space="preserve"> </w:t>
-      </w:r>
-      <w:proofErr w:type="spellStart"/>
-      <w:r>
-        <w:rPr>
-          <w:rFonts w:ascii="Cambria" w:hAnsi="Cambria"/>
-        </w:rPr>
-        <w:t>trade</w:t>
-      </w:r>
-      <w:proofErr w:type="spellEnd"/>
-      <w:r>
-        <w:rPr>
-          <w:rFonts w:ascii="Cambria" w:hAnsi="Cambria"/>
-        </w:rPr>
-        <w:t>-off</w:t>
-      </w:r>
-      <w:r>
-        <w:rPr>
-          <w:rFonts w:ascii="Cambria" w:hAnsi="Cambria"/>
-        </w:rPr>
-        <w:t xml:space="preserve"> entre optimalidad y escalabilidad. Los algoritmos óptimos (BFS, IDS y A*) garantizan soluciones </w:t>
-      </w:r>
-      <w:proofErr w:type="gramStart"/>
-      <w:r>
-        <w:rPr>
-          <w:rFonts w:ascii="Cambria" w:hAnsi="Cambria"/>
-        </w:rPr>
-        <w:t>mínimas</w:t>
-      </w:r>
-      <w:proofErr w:type="gramEnd"/>
-      <w:r>
-        <w:rPr>
-          <w:rFonts w:ascii="Cambria" w:hAnsi="Cambria"/>
-        </w:rPr>
-        <w:t xml:space="preserve"> pero escalan peor en dominios con crecimiento combinatorio elevado. Por el contrario, GBFS sacrifica optimalidad a cambio de una mayor capacidad para resolver instancias de mayor tamaño dentro del límite temporal.</w:t>
+        <w:t xml:space="preserve"> trade-off</w:t>
+      </w:r>
+      <w:r>
+        <w:rPr>
+          <w:rFonts w:ascii="Cambria" w:hAnsi="Cambria"/>
+        </w:rPr>
+        <w:t xml:space="preserve"> entre optimalidad y escalabilidad. Los algoritmos óptimos (BFS, IDS y A*) garantizan soluciones mínimas pero escalan peor en dominios con crecimiento combinatorio elevado. Por el contrario, GBFS sacrifica optimalidad a cambio de una mayor capacidad para resolver instancias de mayor tamaño dentro del límite temporal.</w:t>
       </w:r>
     </w:p>
     <w:p>
@@ -5529,16 +5021,8 @@
         <w:rPr>
           <w:rFonts w:ascii="Cambria" w:hAnsi="Cambria"/>
         </w:rPr>
-        <w:t xml:space="preserve">: Heurísticas para planificadores </w:t>
-      </w:r>
-      <w:proofErr w:type="spellStart"/>
-      <w:r>
-        <w:rPr>
-          <w:rFonts w:ascii="Cambria" w:hAnsi="Cambria"/>
-        </w:rPr>
-        <w:t>satisficing</w:t>
-      </w:r>
-      <w:proofErr w:type="spellEnd"/>
+        <w:t>: Heurísticas para planificadores satisficing</w:t>
+      </w:r>
     </w:p>
     <w:p/>
     <w:tbl>
@@ -5697,14 +5181,12 @@
                 <w:rFonts w:ascii="Cambria" w:hAnsi="Cambria"/>
               </w:rPr>
             </w:pPr>
-            <w:proofErr w:type="spellStart"/>
             <w:r>
               <w:rPr>
                 <w:rFonts w:ascii="Cambria" w:hAnsi="Cambria"/>
               </w:rPr>
               <w:t>hMAX</w:t>
             </w:r>
-            <w:proofErr w:type="spellEnd"/>
           </w:p>
         </w:tc>
         <w:tc>
@@ -5783,14 +5265,12 @@
                 <w:rFonts w:ascii="Cambria" w:hAnsi="Cambria"/>
               </w:rPr>
             </w:pPr>
-            <w:proofErr w:type="spellStart"/>
             <w:r>
               <w:rPr>
                 <w:rFonts w:ascii="Cambria" w:hAnsi="Cambria"/>
               </w:rPr>
               <w:t>hADD</w:t>
             </w:r>
-            <w:proofErr w:type="spellEnd"/>
           </w:p>
         </w:tc>
         <w:tc>
@@ -5865,14 +5345,12 @@
                 <w:rFonts w:ascii="Cambria" w:hAnsi="Cambria"/>
               </w:rPr>
             </w:pPr>
-            <w:proofErr w:type="spellStart"/>
             <w:r>
               <w:rPr>
                 <w:rFonts w:ascii="Cambria" w:hAnsi="Cambria"/>
               </w:rPr>
               <w:t>hFF</w:t>
             </w:r>
-            <w:proofErr w:type="spellEnd"/>
           </w:p>
         </w:tc>
         <w:tc>
@@ -6027,14 +5505,12 @@
                 <w:rFonts w:ascii="Cambria" w:hAnsi="Cambria"/>
               </w:rPr>
             </w:pPr>
-            <w:proofErr w:type="spellStart"/>
             <w:r>
               <w:rPr>
                 <w:rFonts w:ascii="Cambria" w:hAnsi="Cambria"/>
               </w:rPr>
               <w:t>hMAX</w:t>
             </w:r>
-            <w:proofErr w:type="spellEnd"/>
           </w:p>
         </w:tc>
         <w:tc>
@@ -6068,14 +5544,12 @@
                 <w:rFonts w:ascii="Cambria" w:hAnsi="Cambria"/>
               </w:rPr>
             </w:pPr>
-            <w:proofErr w:type="spellStart"/>
             <w:r>
               <w:rPr>
                 <w:rFonts w:ascii="Cambria" w:hAnsi="Cambria"/>
               </w:rPr>
               <w:t>Killed</w:t>
             </w:r>
-            <w:proofErr w:type="spellEnd"/>
             <w:r>
               <w:rPr>
                 <w:rFonts w:ascii="Cambria" w:hAnsi="Cambria"/>
@@ -6117,14 +5591,12 @@
                 <w:rFonts w:ascii="Cambria" w:hAnsi="Cambria"/>
               </w:rPr>
             </w:pPr>
-            <w:proofErr w:type="spellStart"/>
             <w:r>
               <w:rPr>
                 <w:rFonts w:ascii="Cambria" w:hAnsi="Cambria"/>
               </w:rPr>
               <w:t>hADD</w:t>
             </w:r>
-            <w:proofErr w:type="spellEnd"/>
           </w:p>
         </w:tc>
         <w:tc>
@@ -6199,14 +5671,12 @@
                 <w:rFonts w:ascii="Cambria" w:hAnsi="Cambria"/>
               </w:rPr>
             </w:pPr>
-            <w:proofErr w:type="spellStart"/>
             <w:r>
               <w:rPr>
                 <w:rFonts w:ascii="Cambria" w:hAnsi="Cambria"/>
               </w:rPr>
               <w:t>hFF</w:t>
             </w:r>
-            <w:proofErr w:type="spellEnd"/>
           </w:p>
         </w:tc>
         <w:tc>
@@ -6356,742 +5826,472 @@
         <w:rPr>
           <w:rFonts w:ascii="Cambria" w:hAnsi="Cambria"/>
         </w:rPr>
-        <w:t>En este apartado se ha evaluado el comportamiento de los algoritmos GBFS y EHC combinados con distintas heurísticas (</w:t>
-      </w:r>
-      <w:proofErr w:type="spellStart"/>
-      <w:r>
-        <w:rPr>
-          <w:rFonts w:ascii="Cambria" w:hAnsi="Cambria"/>
-        </w:rPr>
-        <w:t>hMAX</w:t>
-      </w:r>
-      <w:proofErr w:type="spellEnd"/>
-      <w:r>
-        <w:rPr>
-          <w:rFonts w:ascii="Cambria" w:hAnsi="Cambria"/>
-        </w:rPr>
-        <w:t xml:space="preserve">, </w:t>
-      </w:r>
-      <w:proofErr w:type="spellStart"/>
-      <w:r>
-        <w:rPr>
-          <w:rFonts w:ascii="Cambria" w:hAnsi="Cambria"/>
-        </w:rPr>
-        <w:t>hADD</w:t>
-      </w:r>
-      <w:proofErr w:type="spellEnd"/>
-      <w:r>
-        <w:rPr>
-          <w:rFonts w:ascii="Cambria" w:hAnsi="Cambria"/>
-        </w:rPr>
-        <w:t xml:space="preserve">, </w:t>
-      </w:r>
-      <w:proofErr w:type="spellStart"/>
-      <w:r>
-        <w:rPr>
-          <w:rFonts w:ascii="Cambria" w:hAnsi="Cambria"/>
+        <w:t>En este apartado se ha evaluado el comportamiento de los algoritmos GBFS y EHC combinados con distintas heurísticas (hMAX, hADD, hFF y Landmark) sobre el mayor problema que GBFS era capaz de resolver en menos de un minuto (</w:t>
+      </w:r>
+      <w:r>
+        <w:rPr>
+          <w:rFonts w:ascii="Cambria" w:hAnsi="Cambria"/>
+          <w:b/>
+          <w:bCs/>
+        </w:rPr>
+        <w:t>tamaño 8</w:t>
+      </w:r>
+      <w:r>
+        <w:rPr>
+          <w:rFonts w:ascii="Cambria" w:hAnsi="Cambria"/>
+        </w:rPr>
+        <w:t xml:space="preserve">). Los resultados muestran </w:t>
+      </w:r>
+      <w:r>
+        <w:rPr>
+          <w:rFonts w:ascii="Cambria" w:hAnsi="Cambria"/>
+          <w:b/>
+          <w:bCs/>
+        </w:rPr>
+        <w:t>diferencias muy significativas</w:t>
+      </w:r>
+      <w:r>
+        <w:rPr>
+          <w:rFonts w:ascii="Cambria" w:hAnsi="Cambria"/>
+        </w:rPr>
+        <w:t xml:space="preserve"> tanto en </w:t>
+      </w:r>
+      <w:r>
+        <w:rPr>
+          <w:rFonts w:ascii="Cambria" w:hAnsi="Cambria"/>
+          <w:b/>
+          <w:bCs/>
+        </w:rPr>
+        <w:t xml:space="preserve">tiempo </w:t>
+      </w:r>
+      <w:r>
+        <w:rPr>
+          <w:rFonts w:ascii="Cambria" w:hAnsi="Cambria"/>
+        </w:rPr>
+        <w:t>de ejecución</w:t>
+      </w:r>
+      <w:r>
+        <w:rPr>
+          <w:rFonts w:ascii="Cambria" w:hAnsi="Cambria"/>
+        </w:rPr>
+        <w:t xml:space="preserve"> como en la </w:t>
+      </w:r>
+      <w:r>
+        <w:rPr>
+          <w:rFonts w:ascii="Cambria" w:hAnsi="Cambria"/>
+          <w:b/>
+          <w:bCs/>
+        </w:rPr>
+        <w:t>longitud</w:t>
+      </w:r>
+      <w:r>
+        <w:rPr>
+          <w:rFonts w:ascii="Cambria" w:hAnsi="Cambria"/>
+        </w:rPr>
+        <w:t xml:space="preserve"> de los planes generados. En general, se observa que la elección de la heurística tiene un impacto mucho mayor en el rendimiento que la elección del algoritmo de búsqueda, especialmente cuando se emplea una heurística poco informativa como hMAX.</w:t>
+      </w:r>
+    </w:p>
+    <w:p>
+      <w:pPr>
+        <w:jc w:val="both"/>
+        <w:rPr>
+          <w:rFonts w:ascii="Cambria" w:hAnsi="Cambria"/>
+        </w:rPr>
+      </w:pPr>
+      <w:r>
+        <w:rPr>
+          <w:rFonts w:ascii="Cambria" w:hAnsi="Cambria"/>
+        </w:rPr>
+        <w:t xml:space="preserve">La </w:t>
+      </w:r>
+      <w:r>
+        <w:rPr>
+          <w:rFonts w:ascii="Cambria" w:hAnsi="Cambria"/>
+          <w:b/>
+          <w:bCs/>
+        </w:rPr>
+        <w:t>heurística hMAX</w:t>
+      </w:r>
+      <w:r>
+        <w:rPr>
+          <w:rFonts w:ascii="Cambria" w:hAnsi="Cambria"/>
+        </w:rPr>
+        <w:t xml:space="preserve"> presenta el </w:t>
+      </w:r>
+      <w:r>
+        <w:rPr>
+          <w:rFonts w:ascii="Cambria" w:hAnsi="Cambria"/>
+          <w:b/>
+          <w:bCs/>
+        </w:rPr>
+        <w:t>peor rendimiento</w:t>
+      </w:r>
+      <w:r>
+        <w:rPr>
+          <w:rFonts w:ascii="Cambria" w:hAnsi="Cambria"/>
+        </w:rPr>
+        <w:t xml:space="preserve"> en ambos algoritmos. Con GBFS, el tiempo de ejecución es elevado (52.802s), mientras que con EHC el proceso no llega a completarse y es abortado. Este comportamiento se explica porque hMAX calcula el coste máximo individual de los subobjetivos ignorando efectos negativos, lo que produce estimaciones muy conservadoras y poco informativas. En un dominio como el presente, donde múltiples entregas deben realizarse y los subobjetivos interactúan indirectamente, esta heurística </w:t>
+      </w:r>
+      <w:r>
+        <w:rPr>
+          <w:rFonts w:ascii="Cambria" w:hAnsi="Cambria"/>
+          <w:b/>
+          <w:bCs/>
+        </w:rPr>
+        <w:t>no proporciona suficiente orientación</w:t>
+      </w:r>
+      <w:r>
+        <w:rPr>
+          <w:rFonts w:ascii="Cambria" w:hAnsi="Cambria"/>
+        </w:rPr>
+        <w:t>, obligando a los algoritmos a explorar un número elevado de estados.</w:t>
+      </w:r>
+    </w:p>
+    <w:p>
+      <w:pPr>
+        <w:jc w:val="both"/>
+        <w:rPr>
+          <w:rFonts w:ascii="Cambria" w:hAnsi="Cambria"/>
+        </w:rPr>
+      </w:pPr>
+      <w:r>
+        <w:rPr>
+          <w:rFonts w:ascii="Cambria" w:hAnsi="Cambria"/>
+        </w:rPr>
+        <w:t xml:space="preserve">Por el contrario, </w:t>
+      </w:r>
+      <w:r>
+        <w:rPr>
+          <w:rFonts w:ascii="Cambria" w:hAnsi="Cambria"/>
+          <w:b/>
+          <w:bCs/>
+        </w:rPr>
+        <w:t>hADD y hFF</w:t>
+      </w:r>
+      <w:r>
+        <w:rPr>
+          <w:rFonts w:ascii="Cambria" w:hAnsi="Cambria"/>
+        </w:rPr>
+        <w:t xml:space="preserve"> muestran un comportamiento mucho </w:t>
+      </w:r>
+      <w:r>
+        <w:rPr>
+          <w:rFonts w:ascii="Cambria" w:hAnsi="Cambria"/>
+          <w:b/>
+          <w:bCs/>
+        </w:rPr>
+        <w:t>más eficiente</w:t>
+      </w:r>
+      <w:r>
+        <w:rPr>
+          <w:rFonts w:ascii="Cambria" w:hAnsi="Cambria"/>
+        </w:rPr>
+        <w:t xml:space="preserve">. Ambas heurísticas son más informativas, ya que consideran de manera más precisa el esfuerzo conjunto necesario para alcanzar múltiples metas. En particular, hADD suma los costes estimados de los subobjetivos, mientras que hFF construye un plan relajado completo para estimar la distancia al objetivo. Esto explica la drástica reducción en los tiempos de ejecución: en GBFS, los tiempos pasan de más de 50 segundos con hMAX a menos de medio segundo con hADD y hFF. En EHC ocurre algo similar, siendo especialmente destacable el buen rendimiento de hFF (0.892s) y hADD (1.236s). Esto confirma que en dominios logísticos con </w:t>
+      </w:r>
+      <w:r>
+        <w:rPr>
+          <w:rFonts w:ascii="Cambria" w:hAnsi="Cambria"/>
+          <w:b/>
+          <w:bCs/>
+        </w:rPr>
+        <w:t>múltiples metas</w:t>
+      </w:r>
+      <w:r>
+        <w:rPr>
+          <w:rFonts w:ascii="Cambria" w:hAnsi="Cambria"/>
+        </w:rPr>
+        <w:t xml:space="preserve"> independientes, </w:t>
+      </w:r>
+      <w:r>
+        <w:rPr>
+          <w:rFonts w:ascii="Cambria" w:hAnsi="Cambria"/>
+          <w:b/>
+          <w:bCs/>
+        </w:rPr>
+        <w:t>heurísticas</w:t>
+      </w:r>
+      <w:r>
+        <w:rPr>
+          <w:rFonts w:ascii="Cambria" w:hAnsi="Cambria"/>
+        </w:rPr>
+        <w:t xml:space="preserve"> que capturan la estructura </w:t>
+      </w:r>
+      <w:r>
+        <w:rPr>
+          <w:rFonts w:ascii="Cambria" w:hAnsi="Cambria"/>
+          <w:b/>
+          <w:bCs/>
+        </w:rPr>
+        <w:t>global</w:t>
+      </w:r>
+      <w:r>
+        <w:rPr>
+          <w:rFonts w:ascii="Cambria" w:hAnsi="Cambria"/>
+        </w:rPr>
+        <w:t xml:space="preserve"> del problema son claramente superiores.</w:t>
+      </w:r>
+    </w:p>
+    <w:p>
+      <w:pPr>
+        <w:jc w:val="both"/>
+        <w:rPr>
+          <w:rFonts w:ascii="Cambria" w:hAnsi="Cambria"/>
+        </w:rPr>
+      </w:pPr>
+      <w:r>
+        <w:rPr>
+          <w:rFonts w:ascii="Cambria" w:hAnsi="Cambria"/>
+        </w:rPr>
+        <w:t xml:space="preserve">En cuanto a la </w:t>
+      </w:r>
+      <w:r>
+        <w:rPr>
+          <w:rFonts w:ascii="Cambria" w:hAnsi="Cambria"/>
+          <w:b/>
+          <w:bCs/>
+        </w:rPr>
+        <w:t>comparación</w:t>
+      </w:r>
+      <w:r>
+        <w:rPr>
+          <w:rFonts w:ascii="Cambria" w:hAnsi="Cambria"/>
+        </w:rPr>
+        <w:t xml:space="preserve"> entre GBFS y EHC, las diferencias se explican por la naturaleza de cada algoritmo. </w:t>
+      </w:r>
+      <w:r>
+        <w:rPr>
+          <w:rFonts w:ascii="Cambria" w:hAnsi="Cambria"/>
+          <w:b/>
+          <w:bCs/>
+        </w:rPr>
+        <w:t>GBFS</w:t>
+      </w:r>
+      <w:r>
+        <w:rPr>
+          <w:rFonts w:ascii="Cambria" w:hAnsi="Cambria"/>
+        </w:rPr>
+        <w:t xml:space="preserve"> mantiene una </w:t>
+      </w:r>
+      <w:r>
+        <w:rPr>
+          <w:rFonts w:ascii="Cambria" w:hAnsi="Cambria"/>
+          <w:b/>
+          <w:bCs/>
+        </w:rPr>
+        <w:t>frontera</w:t>
+      </w:r>
+      <w:r>
+        <w:rPr>
+          <w:rFonts w:ascii="Cambria" w:hAnsi="Cambria"/>
+        </w:rPr>
+        <w:t xml:space="preserve"> de búsqueda y </w:t>
+      </w:r>
+      <w:r>
+        <w:rPr>
+          <w:rFonts w:ascii="Cambria" w:hAnsi="Cambria"/>
+          <w:b/>
+          <w:bCs/>
+        </w:rPr>
+        <w:t>expande</w:t>
+      </w:r>
+      <w:r>
+        <w:rPr>
+          <w:rFonts w:ascii="Cambria" w:hAnsi="Cambria"/>
+        </w:rPr>
+        <w:t xml:space="preserve"> siempre el </w:t>
+      </w:r>
+      <w:r>
+        <w:rPr>
+          <w:rFonts w:ascii="Cambria" w:hAnsi="Cambria"/>
+          <w:b/>
+          <w:bCs/>
+        </w:rPr>
+        <w:t>nodo</w:t>
+      </w:r>
+      <w:r>
+        <w:rPr>
+          <w:rFonts w:ascii="Cambria" w:hAnsi="Cambria"/>
+        </w:rPr>
+        <w:t xml:space="preserve"> con </w:t>
+      </w:r>
+      <w:r>
+        <w:rPr>
+          <w:rFonts w:ascii="Cambria" w:hAnsi="Cambria"/>
+          <w:b/>
+          <w:bCs/>
+        </w:rPr>
+        <w:t>mejor valor heurístico</w:t>
+      </w:r>
+      <w:r>
+        <w:rPr>
+          <w:rFonts w:ascii="Cambria" w:hAnsi="Cambria"/>
+        </w:rPr>
+        <w:t xml:space="preserve">, lo que le proporciona mayor robustez frente a mesetas o regiones planas del espacio de búsqueda. EHC, en cambio, implementa una estrategia de </w:t>
+      </w:r>
+      <w:r>
+        <w:rPr>
+          <w:rFonts w:ascii="Cambria" w:hAnsi="Cambria"/>
+          <w:b/>
+          <w:bCs/>
+        </w:rPr>
+        <w:t>búsqueda local</w:t>
+      </w:r>
+      <w:r>
+        <w:rPr>
+          <w:rFonts w:ascii="Cambria" w:hAnsi="Cambria"/>
+        </w:rPr>
+        <w:t xml:space="preserve">: intenta </w:t>
+      </w:r>
+      <w:r>
+        <w:rPr>
+          <w:rFonts w:ascii="Cambria" w:hAnsi="Cambria"/>
+          <w:b/>
+          <w:bCs/>
+        </w:rPr>
+        <w:t>avanzar</w:t>
+      </w:r>
+      <w:r>
+        <w:rPr>
+          <w:rFonts w:ascii="Cambria" w:hAnsi="Cambria"/>
+        </w:rPr>
+        <w:t xml:space="preserve"> siempre hacia un estado con </w:t>
+      </w:r>
+      <w:r>
+        <w:rPr>
+          <w:rFonts w:ascii="Cambria" w:hAnsi="Cambria"/>
+          <w:b/>
+          <w:bCs/>
+        </w:rPr>
+        <w:t>mejor valor heurístico</w:t>
+      </w:r>
+      <w:r>
+        <w:rPr>
+          <w:rFonts w:ascii="Cambria" w:hAnsi="Cambria"/>
+        </w:rPr>
+        <w:t xml:space="preserve"> y, si no lo encuentra, realiza una </w:t>
+      </w:r>
+      <w:r>
+        <w:rPr>
+          <w:rFonts w:ascii="Cambria" w:hAnsi="Cambria"/>
+          <w:b/>
+          <w:bCs/>
+        </w:rPr>
+        <w:t>búsqueda en anchura</w:t>
+      </w:r>
+      <w:r>
+        <w:rPr>
+          <w:rFonts w:ascii="Cambria" w:hAnsi="Cambria"/>
+        </w:rPr>
+        <w:t xml:space="preserve"> limitada hasta hallar una mejora. </w:t>
+      </w:r>
+    </w:p>
+    <w:p>
+      <w:pPr>
+        <w:jc w:val="both"/>
+        <w:rPr>
+          <w:rFonts w:ascii="Cambria" w:hAnsi="Cambria"/>
+        </w:rPr>
+      </w:pPr>
+      <w:r>
+        <w:rPr>
+          <w:rFonts w:ascii="Cambria" w:hAnsi="Cambria"/>
+        </w:rPr>
+        <w:lastRenderedPageBreak/>
+        <w:t>Esta estrategia puede ser extremadamente eficiente cuando la heurística es informativa (como ocurre con hFF), pero puede fallar o volverse muy costosa cuando la heurística es pobre, como se observa con hMAX. El hecho de que EHC con hMAX no complete la ejecución</w:t>
+      </w:r>
+      <w:r>
+        <w:rPr>
+          <w:rFonts w:ascii="Cambria" w:hAnsi="Cambria"/>
+        </w:rPr>
+        <w:t xml:space="preserve"> muestra</w:t>
+      </w:r>
+      <w:r>
+        <w:rPr>
+          <w:rFonts w:ascii="Cambria" w:hAnsi="Cambria"/>
+        </w:rPr>
+        <w:t xml:space="preserve"> su </w:t>
+      </w:r>
+      <w:r>
+        <w:rPr>
+          <w:rFonts w:ascii="Cambria" w:hAnsi="Cambria"/>
+        </w:rPr>
+        <w:t xml:space="preserve">dependencia </w:t>
+      </w:r>
+      <w:r>
+        <w:rPr>
+          <w:rFonts w:ascii="Cambria" w:hAnsi="Cambria"/>
+        </w:rPr>
+        <w:t>a la calidad de la heurística.</w:t>
+      </w:r>
+    </w:p>
+    <w:p>
+      <w:pPr>
+        <w:jc w:val="both"/>
+        <w:rPr>
+          <w:rFonts w:ascii="Cambria" w:hAnsi="Cambria"/>
+        </w:rPr>
+      </w:pPr>
+      <w:r>
+        <w:rPr>
+          <w:rFonts w:ascii="Cambria" w:hAnsi="Cambria"/>
+        </w:rPr>
+        <w:t xml:space="preserve">Finalmente, es importante destacar que el </w:t>
+      </w:r>
+      <w:r>
+        <w:rPr>
+          <w:rFonts w:ascii="Cambria" w:hAnsi="Cambria"/>
+          <w:b/>
+          <w:bCs/>
+        </w:rPr>
+        <w:t>planificador FF</w:t>
+      </w:r>
+      <w:r>
+        <w:rPr>
+          <w:rFonts w:ascii="Cambria" w:hAnsi="Cambria"/>
+        </w:rPr>
+        <w:t xml:space="preserve"> </w:t>
+      </w:r>
+      <w:r>
+        <w:rPr>
+          <w:rFonts w:ascii="Cambria" w:hAnsi="Cambria"/>
+          <w:b/>
+          <w:bCs/>
+        </w:rPr>
+        <w:t>combina</w:t>
+      </w:r>
+      <w:r>
+        <w:rPr>
+          <w:rFonts w:ascii="Cambria" w:hAnsi="Cambria"/>
+        </w:rPr>
+        <w:t xml:space="preserve"> precisamente </w:t>
+      </w:r>
+      <w:r>
+        <w:rPr>
+          <w:rFonts w:ascii="Cambria" w:hAnsi="Cambria"/>
+          <w:b/>
+          <w:bCs/>
+        </w:rPr>
+        <w:t>EHC</w:t>
+      </w:r>
+      <w:r>
+        <w:rPr>
+          <w:rFonts w:ascii="Cambria" w:hAnsi="Cambria"/>
+        </w:rPr>
+        <w:t xml:space="preserve"> con la heurística </w:t>
+      </w:r>
+      <w:r>
+        <w:rPr>
+          <w:rFonts w:ascii="Cambria" w:hAnsi="Cambria"/>
+          <w:b/>
+          <w:bCs/>
         </w:rPr>
         <w:t>hFF</w:t>
       </w:r>
-      <w:proofErr w:type="spellEnd"/>
-      <w:r>
-        <w:rPr>
-          <w:rFonts w:ascii="Cambria" w:hAnsi="Cambria"/>
-        </w:rPr>
-        <w:t xml:space="preserve"> y Landmark) sobre el mayor problema que GBFS era capaz de resolver en menos de un minuto (</w:t>
-      </w:r>
-      <w:r>
-        <w:rPr>
-          <w:rFonts w:ascii="Cambria" w:hAnsi="Cambria"/>
-          <w:b/>
-          <w:bCs/>
-        </w:rPr>
-        <w:t>tamaño 8</w:t>
-      </w:r>
-      <w:r>
-        <w:rPr>
-          <w:rFonts w:ascii="Cambria" w:hAnsi="Cambria"/>
-        </w:rPr>
-        <w:t xml:space="preserve">). Los resultados muestran </w:t>
-      </w:r>
-      <w:r>
-        <w:rPr>
-          <w:rFonts w:ascii="Cambria" w:hAnsi="Cambria"/>
-          <w:b/>
-          <w:bCs/>
-        </w:rPr>
-        <w:t>diferencias muy significativas</w:t>
-      </w:r>
-      <w:r>
-        <w:rPr>
-          <w:rFonts w:ascii="Cambria" w:hAnsi="Cambria"/>
-        </w:rPr>
-        <w:t xml:space="preserve"> tanto en </w:t>
-      </w:r>
-      <w:r>
-        <w:rPr>
-          <w:rFonts w:ascii="Cambria" w:hAnsi="Cambria"/>
-          <w:b/>
-          <w:bCs/>
-        </w:rPr>
-        <w:t xml:space="preserve">tiempo </w:t>
-      </w:r>
-      <w:r>
-        <w:rPr>
-          <w:rFonts w:ascii="Cambria" w:hAnsi="Cambria"/>
-        </w:rPr>
-        <w:t>de ejecución</w:t>
-      </w:r>
-      <w:r>
-        <w:rPr>
-          <w:rFonts w:ascii="Cambria" w:hAnsi="Cambria"/>
-        </w:rPr>
-        <w:t xml:space="preserve"> como en la </w:t>
-      </w:r>
-      <w:r>
-        <w:rPr>
-          <w:rFonts w:ascii="Cambria" w:hAnsi="Cambria"/>
-          <w:b/>
-          <w:bCs/>
-        </w:rPr>
-        <w:t>longitud</w:t>
-      </w:r>
-      <w:r>
-        <w:rPr>
-          <w:rFonts w:ascii="Cambria" w:hAnsi="Cambria"/>
-        </w:rPr>
-        <w:t xml:space="preserve"> de los planes generados. En general, se observa que la elección de la heurística tiene un impacto mucho mayor en el rendimiento que la elección del algoritmo de búsqueda, especialmente cuando se emplea una heurística poco informativa como </w:t>
-      </w:r>
-      <w:proofErr w:type="spellStart"/>
-      <w:r>
-        <w:rPr>
-          <w:rFonts w:ascii="Cambria" w:hAnsi="Cambria"/>
-        </w:rPr>
-        <w:t>hMAX</w:t>
-      </w:r>
-      <w:proofErr w:type="spellEnd"/>
-      <w:r>
-        <w:rPr>
-          <w:rFonts w:ascii="Cambria" w:hAnsi="Cambria"/>
-        </w:rPr>
-        <w:t>.</w:t>
-      </w:r>
-    </w:p>
-    <w:p>
-      <w:pPr>
-        <w:jc w:val="both"/>
-        <w:rPr>
-          <w:rFonts w:ascii="Cambria" w:hAnsi="Cambria"/>
-        </w:rPr>
-      </w:pPr>
-      <w:r>
-        <w:rPr>
-          <w:rFonts w:ascii="Cambria" w:hAnsi="Cambria"/>
-        </w:rPr>
-        <w:t xml:space="preserve">La </w:t>
-      </w:r>
-      <w:r>
-        <w:rPr>
-          <w:rFonts w:ascii="Cambria" w:hAnsi="Cambria"/>
-          <w:b/>
-          <w:bCs/>
-        </w:rPr>
-        <w:t xml:space="preserve">heurística </w:t>
-      </w:r>
-      <w:proofErr w:type="spellStart"/>
-      <w:r>
-        <w:rPr>
-          <w:rFonts w:ascii="Cambria" w:hAnsi="Cambria"/>
-          <w:b/>
-          <w:bCs/>
-        </w:rPr>
-        <w:t>hMAX</w:t>
-      </w:r>
-      <w:proofErr w:type="spellEnd"/>
-      <w:r>
-        <w:rPr>
-          <w:rFonts w:ascii="Cambria" w:hAnsi="Cambria"/>
-        </w:rPr>
-        <w:t xml:space="preserve"> presenta el </w:t>
-      </w:r>
-      <w:r>
-        <w:rPr>
-          <w:rFonts w:ascii="Cambria" w:hAnsi="Cambria"/>
-          <w:b/>
-          <w:bCs/>
-        </w:rPr>
-        <w:t>peor rendimiento</w:t>
-      </w:r>
-      <w:r>
-        <w:rPr>
-          <w:rFonts w:ascii="Cambria" w:hAnsi="Cambria"/>
-        </w:rPr>
-        <w:t xml:space="preserve"> en ambos algoritmos. Con GBFS, el tiempo de ejecución es elevado (52.802s), mientras que con EHC el proceso no llega a completarse y es abortado. Este comportamiento se explica porque </w:t>
-      </w:r>
-      <w:proofErr w:type="spellStart"/>
-      <w:r>
-        <w:rPr>
-          <w:rFonts w:ascii="Cambria" w:hAnsi="Cambria"/>
-        </w:rPr>
-        <w:t>hMAX</w:t>
-      </w:r>
-      <w:proofErr w:type="spellEnd"/>
-      <w:r>
-        <w:rPr>
-          <w:rFonts w:ascii="Cambria" w:hAnsi="Cambria"/>
-        </w:rPr>
-        <w:t xml:space="preserve"> calcula el coste máximo individual de los subobjetivos ignorando efectos negativos, lo que produce estimaciones muy conservadoras y poco informativas. En un dominio como el presente, donde múltiples entregas deben realizarse y los subobjetivos interactúan indirectamente, esta heurística </w:t>
-      </w:r>
-      <w:r>
-        <w:rPr>
-          <w:rFonts w:ascii="Cambria" w:hAnsi="Cambria"/>
-          <w:b/>
-          <w:bCs/>
-        </w:rPr>
-        <w:t>no proporciona suficiente orientación</w:t>
-      </w:r>
-      <w:r>
-        <w:rPr>
-          <w:rFonts w:ascii="Cambria" w:hAnsi="Cambria"/>
-        </w:rPr>
-        <w:t>, obligando a los algoritmos a explorar un número elevado de estados.</w:t>
-      </w:r>
-    </w:p>
-    <w:p>
-      <w:pPr>
-        <w:jc w:val="both"/>
-        <w:rPr>
-          <w:rFonts w:ascii="Cambria" w:hAnsi="Cambria"/>
-        </w:rPr>
-      </w:pPr>
-      <w:r>
-        <w:rPr>
-          <w:rFonts w:ascii="Cambria" w:hAnsi="Cambria"/>
-        </w:rPr>
-        <w:t xml:space="preserve">Por el contrario, </w:t>
-      </w:r>
-      <w:proofErr w:type="spellStart"/>
-      <w:r>
-        <w:rPr>
-          <w:rFonts w:ascii="Cambria" w:hAnsi="Cambria"/>
-          <w:b/>
-          <w:bCs/>
-        </w:rPr>
-        <w:t>hADD</w:t>
-      </w:r>
-      <w:proofErr w:type="spellEnd"/>
-      <w:r>
-        <w:rPr>
-          <w:rFonts w:ascii="Cambria" w:hAnsi="Cambria"/>
-          <w:b/>
-          <w:bCs/>
-        </w:rPr>
-        <w:t xml:space="preserve"> y </w:t>
-      </w:r>
-      <w:proofErr w:type="spellStart"/>
-      <w:r>
-        <w:rPr>
-          <w:rFonts w:ascii="Cambria" w:hAnsi="Cambria"/>
-          <w:b/>
-          <w:bCs/>
-        </w:rPr>
-        <w:t>hFF</w:t>
-      </w:r>
-      <w:proofErr w:type="spellEnd"/>
-      <w:r>
-        <w:rPr>
-          <w:rFonts w:ascii="Cambria" w:hAnsi="Cambria"/>
-        </w:rPr>
-        <w:t xml:space="preserve"> muestran un comportamiento mucho </w:t>
-      </w:r>
-      <w:r>
-        <w:rPr>
-          <w:rFonts w:ascii="Cambria" w:hAnsi="Cambria"/>
-          <w:b/>
-          <w:bCs/>
-        </w:rPr>
-        <w:t>más eficiente</w:t>
-      </w:r>
-      <w:r>
-        <w:rPr>
-          <w:rFonts w:ascii="Cambria" w:hAnsi="Cambria"/>
-        </w:rPr>
-        <w:t xml:space="preserve">. Ambas heurísticas son más informativas, ya que consideran de manera más precisa el esfuerzo conjunto necesario para alcanzar múltiples metas. En particular, </w:t>
-      </w:r>
-      <w:proofErr w:type="spellStart"/>
-      <w:r>
-        <w:rPr>
-          <w:rFonts w:ascii="Cambria" w:hAnsi="Cambria"/>
-        </w:rPr>
-        <w:t>hADD</w:t>
-      </w:r>
-      <w:proofErr w:type="spellEnd"/>
-      <w:r>
-        <w:rPr>
-          <w:rFonts w:ascii="Cambria" w:hAnsi="Cambria"/>
-        </w:rPr>
-        <w:t xml:space="preserve"> suma los costes estimados de los subobjetivos, mientras que </w:t>
-      </w:r>
-      <w:proofErr w:type="spellStart"/>
-      <w:r>
-        <w:rPr>
-          <w:rFonts w:ascii="Cambria" w:hAnsi="Cambria"/>
-        </w:rPr>
-        <w:t>hFF</w:t>
-      </w:r>
-      <w:proofErr w:type="spellEnd"/>
-      <w:r>
-        <w:rPr>
-          <w:rFonts w:ascii="Cambria" w:hAnsi="Cambria"/>
-        </w:rPr>
-        <w:t xml:space="preserve"> construye un plan relajado completo para estimar la distancia al objetivo. Esto explica la drástica reducción en los tiempos de ejecución: en GBFS, los tiempos pasan de más de 50 segundos con </w:t>
-      </w:r>
-      <w:proofErr w:type="spellStart"/>
-      <w:r>
-        <w:rPr>
-          <w:rFonts w:ascii="Cambria" w:hAnsi="Cambria"/>
-        </w:rPr>
-        <w:t>hMAX</w:t>
-      </w:r>
-      <w:proofErr w:type="spellEnd"/>
-      <w:r>
-        <w:rPr>
-          <w:rFonts w:ascii="Cambria" w:hAnsi="Cambria"/>
-        </w:rPr>
-        <w:t xml:space="preserve"> a menos de medio segundo con </w:t>
-      </w:r>
-      <w:proofErr w:type="spellStart"/>
-      <w:r>
-        <w:rPr>
-          <w:rFonts w:ascii="Cambria" w:hAnsi="Cambria"/>
-        </w:rPr>
-        <w:t>hADD</w:t>
-      </w:r>
-      <w:proofErr w:type="spellEnd"/>
-      <w:r>
-        <w:rPr>
-          <w:rFonts w:ascii="Cambria" w:hAnsi="Cambria"/>
-        </w:rPr>
-        <w:t xml:space="preserve"> y </w:t>
-      </w:r>
-      <w:proofErr w:type="spellStart"/>
-      <w:r>
-        <w:rPr>
-          <w:rFonts w:ascii="Cambria" w:hAnsi="Cambria"/>
-        </w:rPr>
-        <w:t>hFF</w:t>
-      </w:r>
-      <w:proofErr w:type="spellEnd"/>
-      <w:r>
-        <w:rPr>
-          <w:rFonts w:ascii="Cambria" w:hAnsi="Cambria"/>
-        </w:rPr>
-        <w:t xml:space="preserve">. En EHC ocurre algo similar, siendo especialmente destacable el buen rendimiento de </w:t>
-      </w:r>
-      <w:proofErr w:type="spellStart"/>
-      <w:r>
-        <w:rPr>
-          <w:rFonts w:ascii="Cambria" w:hAnsi="Cambria"/>
-        </w:rPr>
-        <w:t>hFF</w:t>
-      </w:r>
-      <w:proofErr w:type="spellEnd"/>
-      <w:r>
-        <w:rPr>
-          <w:rFonts w:ascii="Cambria" w:hAnsi="Cambria"/>
-        </w:rPr>
-        <w:t xml:space="preserve"> (0.892s) y </w:t>
-      </w:r>
-      <w:proofErr w:type="spellStart"/>
-      <w:r>
-        <w:rPr>
-          <w:rFonts w:ascii="Cambria" w:hAnsi="Cambria"/>
-        </w:rPr>
-        <w:t>hADD</w:t>
-      </w:r>
-      <w:proofErr w:type="spellEnd"/>
-      <w:r>
-        <w:rPr>
-          <w:rFonts w:ascii="Cambria" w:hAnsi="Cambria"/>
-        </w:rPr>
-        <w:t xml:space="preserve"> (1.236s). Esto confirma </w:t>
-      </w:r>
-      <w:proofErr w:type="gramStart"/>
-      <w:r>
-        <w:rPr>
-          <w:rFonts w:ascii="Cambria" w:hAnsi="Cambria"/>
-        </w:rPr>
-        <w:t>que</w:t>
-      </w:r>
-      <w:proofErr w:type="gramEnd"/>
-      <w:r>
-        <w:rPr>
-          <w:rFonts w:ascii="Cambria" w:hAnsi="Cambria"/>
-        </w:rPr>
-        <w:t xml:space="preserve"> en dominios logísticos con </w:t>
-      </w:r>
-      <w:r>
-        <w:rPr>
-          <w:rFonts w:ascii="Cambria" w:hAnsi="Cambria"/>
-          <w:b/>
-          <w:bCs/>
-        </w:rPr>
-        <w:t>múltiples metas</w:t>
-      </w:r>
-      <w:r>
-        <w:rPr>
-          <w:rFonts w:ascii="Cambria" w:hAnsi="Cambria"/>
-        </w:rPr>
-        <w:t xml:space="preserve"> independientes, </w:t>
-      </w:r>
-      <w:r>
-        <w:rPr>
-          <w:rFonts w:ascii="Cambria" w:hAnsi="Cambria"/>
-          <w:b/>
-          <w:bCs/>
-        </w:rPr>
-        <w:t>heurísticas</w:t>
-      </w:r>
-      <w:r>
-        <w:rPr>
-          <w:rFonts w:ascii="Cambria" w:hAnsi="Cambria"/>
-        </w:rPr>
-        <w:t xml:space="preserve"> que capturan la estructura </w:t>
-      </w:r>
-      <w:r>
-        <w:rPr>
-          <w:rFonts w:ascii="Cambria" w:hAnsi="Cambria"/>
-          <w:b/>
-          <w:bCs/>
-        </w:rPr>
-        <w:t>global</w:t>
-      </w:r>
-      <w:r>
-        <w:rPr>
-          <w:rFonts w:ascii="Cambria" w:hAnsi="Cambria"/>
-        </w:rPr>
-        <w:t xml:space="preserve"> del problema son claramente superiores.</w:t>
-      </w:r>
-    </w:p>
-    <w:p>
-      <w:pPr>
-        <w:jc w:val="both"/>
-        <w:rPr>
-          <w:rFonts w:ascii="Cambria" w:hAnsi="Cambria"/>
-        </w:rPr>
-      </w:pPr>
-      <w:r>
-        <w:rPr>
-          <w:rFonts w:ascii="Cambria" w:hAnsi="Cambria"/>
-        </w:rPr>
-        <w:t xml:space="preserve">En cuanto a la </w:t>
-      </w:r>
-      <w:r>
-        <w:rPr>
-          <w:rFonts w:ascii="Cambria" w:hAnsi="Cambria"/>
-          <w:b/>
-          <w:bCs/>
-        </w:rPr>
-        <w:t>comparación</w:t>
-      </w:r>
-      <w:r>
-        <w:rPr>
-          <w:rFonts w:ascii="Cambria" w:hAnsi="Cambria"/>
-        </w:rPr>
-        <w:t xml:space="preserve"> entre GBFS y EHC, las diferencias se explican por la naturaleza de cada algoritmo. </w:t>
-      </w:r>
-      <w:r>
-        <w:rPr>
-          <w:rFonts w:ascii="Cambria" w:hAnsi="Cambria"/>
-          <w:b/>
-          <w:bCs/>
-        </w:rPr>
-        <w:t>GBFS</w:t>
-      </w:r>
-      <w:r>
-        <w:rPr>
-          <w:rFonts w:ascii="Cambria" w:hAnsi="Cambria"/>
-        </w:rPr>
-        <w:t xml:space="preserve"> mantiene una </w:t>
-      </w:r>
-      <w:r>
-        <w:rPr>
-          <w:rFonts w:ascii="Cambria" w:hAnsi="Cambria"/>
-          <w:b/>
-          <w:bCs/>
-        </w:rPr>
-        <w:t>frontera</w:t>
-      </w:r>
-      <w:r>
-        <w:rPr>
-          <w:rFonts w:ascii="Cambria" w:hAnsi="Cambria"/>
-        </w:rPr>
-        <w:t xml:space="preserve"> de búsqueda y </w:t>
-      </w:r>
-      <w:r>
-        <w:rPr>
-          <w:rFonts w:ascii="Cambria" w:hAnsi="Cambria"/>
-          <w:b/>
-          <w:bCs/>
-        </w:rPr>
-        <w:t>expande</w:t>
-      </w:r>
-      <w:r>
-        <w:rPr>
-          <w:rFonts w:ascii="Cambria" w:hAnsi="Cambria"/>
-        </w:rPr>
-        <w:t xml:space="preserve"> siempre el </w:t>
-      </w:r>
-      <w:r>
-        <w:rPr>
-          <w:rFonts w:ascii="Cambria" w:hAnsi="Cambria"/>
-          <w:b/>
-          <w:bCs/>
-        </w:rPr>
-        <w:t>nodo</w:t>
-      </w:r>
-      <w:r>
-        <w:rPr>
-          <w:rFonts w:ascii="Cambria" w:hAnsi="Cambria"/>
-        </w:rPr>
-        <w:t xml:space="preserve"> con </w:t>
-      </w:r>
-      <w:r>
-        <w:rPr>
-          <w:rFonts w:ascii="Cambria" w:hAnsi="Cambria"/>
-          <w:b/>
-          <w:bCs/>
-        </w:rPr>
-        <w:t>mejor valor heurístico</w:t>
-      </w:r>
-      <w:r>
-        <w:rPr>
-          <w:rFonts w:ascii="Cambria" w:hAnsi="Cambria"/>
-        </w:rPr>
-        <w:t xml:space="preserve">, lo que le proporciona mayor robustez frente a mesetas o regiones planas del espacio de búsqueda. EHC, en cambio, implementa una estrategia de </w:t>
-      </w:r>
-      <w:r>
-        <w:rPr>
-          <w:rFonts w:ascii="Cambria" w:hAnsi="Cambria"/>
-          <w:b/>
-          <w:bCs/>
-        </w:rPr>
-        <w:t>búsqueda local</w:t>
-      </w:r>
-      <w:r>
-        <w:rPr>
-          <w:rFonts w:ascii="Cambria" w:hAnsi="Cambria"/>
-        </w:rPr>
-        <w:t xml:space="preserve">: intenta </w:t>
-      </w:r>
-      <w:r>
-        <w:rPr>
-          <w:rFonts w:ascii="Cambria" w:hAnsi="Cambria"/>
-          <w:b/>
-          <w:bCs/>
-        </w:rPr>
-        <w:t>avanzar</w:t>
-      </w:r>
-      <w:r>
-        <w:rPr>
-          <w:rFonts w:ascii="Cambria" w:hAnsi="Cambria"/>
-        </w:rPr>
-        <w:t xml:space="preserve"> siempre hacia un estado con </w:t>
-      </w:r>
-      <w:r>
-        <w:rPr>
-          <w:rFonts w:ascii="Cambria" w:hAnsi="Cambria"/>
-          <w:b/>
-          <w:bCs/>
-        </w:rPr>
-        <w:t>mejor valor heurístico</w:t>
-      </w:r>
-      <w:r>
-        <w:rPr>
-          <w:rFonts w:ascii="Cambria" w:hAnsi="Cambria"/>
-        </w:rPr>
-        <w:t xml:space="preserve"> y, si no lo encuentra, realiza una </w:t>
-      </w:r>
-      <w:r>
-        <w:rPr>
-          <w:rFonts w:ascii="Cambria" w:hAnsi="Cambria"/>
-          <w:b/>
-          <w:bCs/>
-        </w:rPr>
-        <w:t>búsqueda en anchura</w:t>
-      </w:r>
-      <w:r>
-        <w:rPr>
-          <w:rFonts w:ascii="Cambria" w:hAnsi="Cambria"/>
-        </w:rPr>
-        <w:t xml:space="preserve"> limitada hasta hallar una mejora. </w:t>
-      </w:r>
-    </w:p>
-    <w:p>
-      <w:pPr>
-        <w:jc w:val="both"/>
-        <w:rPr>
-          <w:rFonts w:ascii="Cambria" w:hAnsi="Cambria"/>
-        </w:rPr>
-      </w:pPr>
-      <w:r>
-        <w:rPr>
-          <w:rFonts w:ascii="Cambria" w:hAnsi="Cambria"/>
-        </w:rPr>
-        <w:lastRenderedPageBreak/>
-        <w:t xml:space="preserve">Esta estrategia puede ser extremadamente eficiente cuando la heurística es informativa (como ocurre con </w:t>
-      </w:r>
-      <w:proofErr w:type="spellStart"/>
-      <w:r>
-        <w:rPr>
-          <w:rFonts w:ascii="Cambria" w:hAnsi="Cambria"/>
-        </w:rPr>
-        <w:t>hFF</w:t>
-      </w:r>
-      <w:proofErr w:type="spellEnd"/>
-      <w:r>
-        <w:rPr>
-          <w:rFonts w:ascii="Cambria" w:hAnsi="Cambria"/>
-        </w:rPr>
-        <w:t xml:space="preserve">), pero puede fallar o volverse muy costosa cuando la heurística es pobre, como se observa con </w:t>
-      </w:r>
-      <w:proofErr w:type="spellStart"/>
-      <w:r>
-        <w:rPr>
-          <w:rFonts w:ascii="Cambria" w:hAnsi="Cambria"/>
-        </w:rPr>
-        <w:t>hMAX</w:t>
-      </w:r>
-      <w:proofErr w:type="spellEnd"/>
-      <w:r>
-        <w:rPr>
-          <w:rFonts w:ascii="Cambria" w:hAnsi="Cambria"/>
-        </w:rPr>
-        <w:t xml:space="preserve">. El hecho de que EHC con </w:t>
-      </w:r>
-      <w:proofErr w:type="spellStart"/>
-      <w:r>
-        <w:rPr>
-          <w:rFonts w:ascii="Cambria" w:hAnsi="Cambria"/>
-        </w:rPr>
-        <w:t>hMAX</w:t>
-      </w:r>
-      <w:proofErr w:type="spellEnd"/>
-      <w:r>
-        <w:rPr>
-          <w:rFonts w:ascii="Cambria" w:hAnsi="Cambria"/>
-        </w:rPr>
-        <w:t xml:space="preserve"> no complete la ejecución</w:t>
-      </w:r>
-      <w:r>
-        <w:rPr>
-          <w:rFonts w:ascii="Cambria" w:hAnsi="Cambria"/>
-        </w:rPr>
-        <w:t xml:space="preserve"> muestra</w:t>
-      </w:r>
-      <w:r>
-        <w:rPr>
-          <w:rFonts w:ascii="Cambria" w:hAnsi="Cambria"/>
-        </w:rPr>
-        <w:t xml:space="preserve"> su </w:t>
-      </w:r>
-      <w:r>
-        <w:rPr>
-          <w:rFonts w:ascii="Cambria" w:hAnsi="Cambria"/>
-        </w:rPr>
-        <w:t xml:space="preserve">dependencia </w:t>
-      </w:r>
-      <w:r>
-        <w:rPr>
-          <w:rFonts w:ascii="Cambria" w:hAnsi="Cambria"/>
-        </w:rPr>
-        <w:t>a la calidad de la heurística.</w:t>
-      </w:r>
-    </w:p>
-    <w:p>
-      <w:pPr>
-        <w:jc w:val="both"/>
-        <w:rPr>
-          <w:rFonts w:ascii="Cambria" w:hAnsi="Cambria"/>
-        </w:rPr>
-      </w:pPr>
-      <w:r>
-        <w:rPr>
-          <w:rFonts w:ascii="Cambria" w:hAnsi="Cambria"/>
-        </w:rPr>
-        <w:t xml:space="preserve">Finalmente, es importante destacar que el </w:t>
-      </w:r>
-      <w:r>
-        <w:rPr>
-          <w:rFonts w:ascii="Cambria" w:hAnsi="Cambria"/>
-          <w:b/>
-          <w:bCs/>
-        </w:rPr>
-        <w:t>planificador FF</w:t>
-      </w:r>
-      <w:r>
-        <w:rPr>
-          <w:rFonts w:ascii="Cambria" w:hAnsi="Cambria"/>
-        </w:rPr>
-        <w:t xml:space="preserve"> </w:t>
-      </w:r>
-      <w:r>
-        <w:rPr>
-          <w:rFonts w:ascii="Cambria" w:hAnsi="Cambria"/>
-          <w:b/>
-          <w:bCs/>
-        </w:rPr>
-        <w:t>combina</w:t>
-      </w:r>
-      <w:r>
-        <w:rPr>
-          <w:rFonts w:ascii="Cambria" w:hAnsi="Cambria"/>
-        </w:rPr>
-        <w:t xml:space="preserve"> precisamente </w:t>
-      </w:r>
-      <w:r>
-        <w:rPr>
-          <w:rFonts w:ascii="Cambria" w:hAnsi="Cambria"/>
-          <w:b/>
-          <w:bCs/>
-        </w:rPr>
-        <w:t>EHC</w:t>
-      </w:r>
-      <w:r>
-        <w:rPr>
-          <w:rFonts w:ascii="Cambria" w:hAnsi="Cambria"/>
-        </w:rPr>
-        <w:t xml:space="preserve"> con la heurística </w:t>
-      </w:r>
-      <w:proofErr w:type="spellStart"/>
-      <w:r>
-        <w:rPr>
-          <w:rFonts w:ascii="Cambria" w:hAnsi="Cambria"/>
-          <w:b/>
-          <w:bCs/>
-        </w:rPr>
-        <w:t>hFF</w:t>
-      </w:r>
-      <w:proofErr w:type="spellEnd"/>
-      <w:r>
-        <w:rPr>
-          <w:rFonts w:ascii="Cambria" w:hAnsi="Cambria"/>
-        </w:rPr>
-        <w:t xml:space="preserve"> como estrategia principal. FF utiliza EHC para avanzar rápidamente guiado por la heurística del plan relajado y, en caso de fallo, puede recurrir a una búsqueda más sistemática. Los resultados obtenidos en este experimento respaldan esta elección de diseño: la combinación EHC + </w:t>
-      </w:r>
-      <w:proofErr w:type="spellStart"/>
-      <w:r>
-        <w:rPr>
-          <w:rFonts w:ascii="Cambria" w:hAnsi="Cambria"/>
-        </w:rPr>
-        <w:t>hFF</w:t>
-      </w:r>
-      <w:proofErr w:type="spellEnd"/>
-      <w:r>
-        <w:rPr>
-          <w:rFonts w:ascii="Cambria" w:hAnsi="Cambria"/>
-        </w:rPr>
-        <w:t xml:space="preserve"> </w:t>
+      <w:r>
+        <w:rPr>
+          <w:rFonts w:ascii="Cambria" w:hAnsi="Cambria"/>
+        </w:rPr>
+        <w:t xml:space="preserve"> como estrategia principal. FF utiliza EHC para avanzar rápidamente guiado por la heurística del plan relajado y, en caso de fallo, puede recurrir a una búsqueda más sistemática. Los resultados obtenidos en este experimento respaldan esta elección de diseño: la combinación EHC + hFF </w:t>
       </w:r>
       <w:r>
         <w:rPr>
@@ -7286,18 +6486,8 @@
           <w:b/>
           <w:bCs/>
         </w:rPr>
-        <w:t xml:space="preserve"> qué heurísticas son admisibles en </w:t>
-      </w:r>
-      <w:proofErr w:type="spellStart"/>
-      <w:r>
-        <w:rPr>
-          <w:rFonts w:ascii="Cambria" w:hAnsi="Cambria"/>
-          <w:b/>
-          <w:bCs/>
-        </w:rPr>
-        <w:t>pyperplan</w:t>
-      </w:r>
-      <w:proofErr w:type="spellEnd"/>
+        <w:t xml:space="preserve"> qué heurísticas son admisibles en pyperplan</w:t>
+      </w:r>
     </w:p>
     <w:p>
       <w:pPr>
@@ -7424,21 +6614,7 @@
         <w:rPr>
           <w:rFonts w:ascii="Cambria" w:hAnsi="Cambria"/>
         </w:rPr>
-        <w:t xml:space="preserve">En </w:t>
-      </w:r>
-      <w:proofErr w:type="spellStart"/>
-      <w:r>
-        <w:rPr>
-          <w:rFonts w:ascii="Cambria" w:hAnsi="Cambria"/>
-        </w:rPr>
-        <w:t>pyperplan</w:t>
-      </w:r>
-      <w:proofErr w:type="spellEnd"/>
-      <w:r>
-        <w:rPr>
-          <w:rFonts w:ascii="Cambria" w:hAnsi="Cambria"/>
-        </w:rPr>
-        <w:t>:</w:t>
+        <w:t>En pyperplan:</w:t>
       </w:r>
     </w:p>
     <w:p>
@@ -7454,7 +6630,6 @@
         </w:rPr>
         <w:t xml:space="preserve"> </w:t>
       </w:r>
-      <w:proofErr w:type="spellStart"/>
       <w:r>
         <w:rPr>
           <w:rFonts w:ascii="Cambria" w:hAnsi="Cambria"/>
@@ -7463,7 +6638,6 @@
         </w:rPr>
         <w:t>hMAX</w:t>
       </w:r>
-      <w:proofErr w:type="spellEnd"/>
       <w:r>
         <w:rPr>
           <w:rFonts w:ascii="Cambria" w:hAnsi="Cambria"/>
@@ -7498,7 +6672,6 @@
           <w:rFonts w:ascii="Cambria" w:hAnsi="Cambria"/>
         </w:rPr>
       </w:pPr>
-      <w:proofErr w:type="spellStart"/>
       <w:r>
         <w:rPr>
           <w:rFonts w:ascii="Cambria" w:hAnsi="Cambria"/>
@@ -7507,7 +6680,6 @@
         </w:rPr>
         <w:t>hADD</w:t>
       </w:r>
-      <w:proofErr w:type="spellEnd"/>
       <w:r>
         <w:rPr>
           <w:rFonts w:ascii="Cambria" w:hAnsi="Cambria"/>
@@ -7548,7 +6720,6 @@
           <w:rFonts w:ascii="Cambria" w:hAnsi="Cambria"/>
         </w:rPr>
       </w:pPr>
-      <w:proofErr w:type="spellStart"/>
       <w:r>
         <w:rPr>
           <w:rFonts w:ascii="Cambria" w:hAnsi="Cambria"/>
@@ -7557,7 +6728,6 @@
         </w:rPr>
         <w:t>hSA</w:t>
       </w:r>
-      <w:proofErr w:type="spellEnd"/>
       <w:r>
         <w:rPr>
           <w:rFonts w:ascii="Cambria" w:hAnsi="Cambria"/>
@@ -7597,7 +6767,6 @@
         </w:rPr>
         <w:t xml:space="preserve"> </w:t>
       </w:r>
-      <w:proofErr w:type="spellStart"/>
       <w:r>
         <w:rPr>
           <w:rFonts w:ascii="Cambria" w:hAnsi="Cambria"/>
@@ -7606,7 +6775,6 @@
         </w:rPr>
         <w:t>hFF</w:t>
       </w:r>
-      <w:proofErr w:type="spellEnd"/>
       <w:r>
         <w:rPr>
           <w:rFonts w:ascii="Cambria" w:hAnsi="Cambria"/>
@@ -7692,21 +6860,7 @@
         <w:rPr>
           <w:rFonts w:ascii="Cambria" w:hAnsi="Cambria"/>
         </w:rPr>
-        <w:t xml:space="preserve"> Basada en contar hechos obligatorios (</w:t>
-      </w:r>
-      <w:proofErr w:type="spellStart"/>
-      <w:r>
-        <w:rPr>
-          <w:rFonts w:ascii="Cambria" w:hAnsi="Cambria"/>
-        </w:rPr>
-        <w:t>landmarks</w:t>
-      </w:r>
-      <w:proofErr w:type="spellEnd"/>
-      <w:r>
-        <w:rPr>
-          <w:rFonts w:ascii="Cambria" w:hAnsi="Cambria"/>
-        </w:rPr>
-        <w:t>). No garantiza no sobreestimar. No está diseñada para optimalidad.</w:t>
+        <w:t xml:space="preserve"> Basada en contar hechos obligatorios (landmarks). No garantiza no sobreestimar. No está diseñada para optimalidad.</w:t>
       </w:r>
     </w:p>
     <w:p>
@@ -7716,7 +6870,6 @@
           <w:rFonts w:ascii="Cambria" w:hAnsi="Cambria"/>
         </w:rPr>
       </w:pPr>
-      <w:proofErr w:type="spellStart"/>
       <w:r>
         <w:rPr>
           <w:rFonts w:ascii="Cambria" w:hAnsi="Cambria"/>
@@ -7725,7 +6878,6 @@
         </w:rPr>
         <w:t>lmcut</w:t>
       </w:r>
-      <w:proofErr w:type="spellEnd"/>
       <w:r>
         <w:rPr>
           <w:rFonts w:ascii="Cambria" w:hAnsi="Cambria"/>
@@ -7749,21 +6901,7 @@
         <w:rPr>
           <w:rFonts w:ascii="Cambria" w:hAnsi="Cambria"/>
         </w:rPr>
-        <w:t xml:space="preserve"> Es una heurística basada en cortes (</w:t>
-      </w:r>
-      <w:proofErr w:type="spellStart"/>
-      <w:r>
-        <w:rPr>
-          <w:rFonts w:ascii="Cambria" w:hAnsi="Cambria"/>
-        </w:rPr>
-        <w:t>landmark-cut</w:t>
-      </w:r>
-      <w:proofErr w:type="spellEnd"/>
-      <w:r>
-        <w:rPr>
-          <w:rFonts w:ascii="Cambria" w:hAnsi="Cambria"/>
-        </w:rPr>
-        <w:t>). Está diseñada específicamente para ser admisible.</w:t>
+        <w:t xml:space="preserve"> Es una heurística basada en cortes (landmark-cut). Está diseñada específicamente para ser admisible.</w:t>
       </w:r>
       <w:r>
         <w:rPr>
@@ -7795,35 +6933,7 @@
         <w:rPr>
           <w:rFonts w:ascii="Cambria" w:hAnsi="Cambria"/>
         </w:rPr>
-        <w:t xml:space="preserve">las heurísticas admisibles son </w:t>
-      </w:r>
-      <w:proofErr w:type="spellStart"/>
-      <w:r>
-        <w:rPr>
-          <w:rFonts w:ascii="Cambria" w:hAnsi="Cambria"/>
-        </w:rPr>
-        <w:t>hMAX</w:t>
-      </w:r>
-      <w:proofErr w:type="spellEnd"/>
-      <w:r>
-        <w:rPr>
-          <w:rFonts w:ascii="Cambria" w:hAnsi="Cambria"/>
-        </w:rPr>
-        <w:t xml:space="preserve"> y </w:t>
-      </w:r>
-      <w:proofErr w:type="spellStart"/>
-      <w:r>
-        <w:rPr>
-          <w:rFonts w:ascii="Cambria" w:hAnsi="Cambria"/>
-        </w:rPr>
-        <w:t>lmcut</w:t>
-      </w:r>
-      <w:proofErr w:type="spellEnd"/>
-      <w:r>
-        <w:rPr>
-          <w:rFonts w:ascii="Cambria" w:hAnsi="Cambria"/>
-        </w:rPr>
-        <w:t>.</w:t>
+        <w:t>las heurísticas admisibles son hMAX y lmcut.</w:t>
       </w:r>
       <w:r>
         <w:rPr>
@@ -7847,16 +6957,8 @@
         <w:rPr>
           <w:rFonts w:ascii="Cambria" w:hAnsi="Cambria"/>
         </w:rPr>
-        <w:t xml:space="preserve">mayor tamaño que puede resolver el algoritmo A* con heurística </w:t>
-      </w:r>
-      <w:proofErr w:type="spellStart"/>
-      <w:r>
-        <w:rPr>
-          <w:rFonts w:ascii="Cambria" w:hAnsi="Cambria"/>
-        </w:rPr>
-        <w:t>hMAX</w:t>
-      </w:r>
-      <w:proofErr w:type="spellEnd"/>
+        <w:t>mayor tamaño que puede resolver el algoritmo A* con heurística hMAX</w:t>
+      </w:r>
       <w:r>
         <w:rPr>
           <w:rFonts w:ascii="Cambria" w:hAnsi="Cambria"/>
@@ -8090,19 +7192,11 @@
                 <w:rFonts w:ascii="Cambria" w:hAnsi="Cambria"/>
               </w:rPr>
             </w:pPr>
-            <w:proofErr w:type="spellStart"/>
-            <w:r>
-              <w:rPr>
-                <w:rFonts w:ascii="Cambria" w:hAnsi="Cambria"/>
-              </w:rPr>
-              <w:t>Killed</w:t>
-            </w:r>
-            <w:proofErr w:type="spellEnd"/>
-            <w:r>
-              <w:rPr>
-                <w:rFonts w:ascii="Cambria" w:hAnsi="Cambria"/>
-              </w:rPr>
-              <w:t xml:space="preserve"> (no se ha llegado a completar)</w:t>
+            <w:r>
+              <w:rPr>
+                <w:rFonts w:ascii="Cambria" w:hAnsi="Cambria"/>
+              </w:rPr>
+              <w:t>Killed (no se ha llegado a completar)</w:t>
             </w:r>
           </w:p>
         </w:tc>
@@ -8122,16 +7216,8 @@
               <w:rPr>
                 <w:rFonts w:ascii="Cambria" w:hAnsi="Cambria"/>
               </w:rPr>
-              <w:t xml:space="preserve">A* + </w:t>
-            </w:r>
-            <w:proofErr w:type="spellStart"/>
-            <w:r>
-              <w:rPr>
-                <w:rFonts w:ascii="Cambria" w:hAnsi="Cambria"/>
-              </w:rPr>
-              <w:t>hMAX</w:t>
-            </w:r>
-            <w:proofErr w:type="spellEnd"/>
+              <w:t>A* + hMAX</w:t>
+            </w:r>
           </w:p>
         </w:tc>
         <w:tc>
@@ -8188,14 +7274,12 @@
               </w:rPr>
               <w:t xml:space="preserve">A* + </w:t>
             </w:r>
-            <w:proofErr w:type="spellStart"/>
             <w:r>
               <w:rPr>
                 <w:rFonts w:ascii="Cambria" w:hAnsi="Cambria"/>
               </w:rPr>
               <w:t>lmcut</w:t>
             </w:r>
-            <w:proofErr w:type="spellEnd"/>
           </w:p>
         </w:tc>
         <w:tc>
@@ -8261,49 +7345,7 @@
         <w:rPr>
           <w:rFonts w:ascii="Cambria" w:hAnsi="Cambria"/>
         </w:rPr>
-        <w:t xml:space="preserve"> se ha evaluado el rendimiento de los algoritmos óptimos sobre el mayor problema que A* con </w:t>
-      </w:r>
-      <w:proofErr w:type="spellStart"/>
-      <w:r>
-        <w:rPr>
-          <w:rFonts w:ascii="Cambria" w:hAnsi="Cambria"/>
-        </w:rPr>
-        <w:t>hMAX</w:t>
-      </w:r>
-      <w:proofErr w:type="spellEnd"/>
-      <w:r>
-        <w:rPr>
-          <w:rFonts w:ascii="Cambria" w:hAnsi="Cambria"/>
-        </w:rPr>
-        <w:t xml:space="preserve"> era capaz de resolver en menos de un minuto (tamaño 5). Se han comparado BFS, IDS y A* con las heurísticas admisibles </w:t>
-      </w:r>
-      <w:proofErr w:type="spellStart"/>
-      <w:r>
-        <w:rPr>
-          <w:rFonts w:ascii="Cambria" w:hAnsi="Cambria"/>
-        </w:rPr>
-        <w:t>hMAX</w:t>
-      </w:r>
-      <w:proofErr w:type="spellEnd"/>
-      <w:r>
-        <w:rPr>
-          <w:rFonts w:ascii="Cambria" w:hAnsi="Cambria"/>
-        </w:rPr>
-        <w:t xml:space="preserve"> y </w:t>
-      </w:r>
-      <w:proofErr w:type="spellStart"/>
-      <w:r>
-        <w:rPr>
-          <w:rFonts w:ascii="Cambria" w:hAnsi="Cambria"/>
-        </w:rPr>
-        <w:t>lmcut</w:t>
-      </w:r>
-      <w:proofErr w:type="spellEnd"/>
-      <w:r>
-        <w:rPr>
-          <w:rFonts w:ascii="Cambria" w:hAnsi="Cambria"/>
-        </w:rPr>
-        <w:t>. En todos los casos en los que se obtuvo solución, la longitud del plan fue de 17 acciones, lo que confirma que los algoritmos utilizados (BFS y A* con heurísticas admisibles) garantizan optimalidad y que el coste óptimo del problema es efectivamente 17.</w:t>
+        <w:t xml:space="preserve"> se ha evaluado el rendimiento de los algoritmos óptimos sobre el mayor problema que A* con hMAX era capaz de resolver en menos de un minuto (tamaño 5). Se han comparado BFS, IDS y A* con las heurísticas admisibles hMAX y lmcut. En todos los casos en los que se obtuvo solución, la longitud del plan fue de 17 acciones, lo que confirma que los algoritmos utilizados (BFS y A* con heurísticas admisibles) garantizan optimalidad y que el coste óptimo del problema es efectivamente 17.</w:t>
       </w:r>
     </w:p>
     <w:p>
@@ -8345,91 +7387,7 @@
         <w:rPr>
           <w:rFonts w:ascii="Cambria" w:hAnsi="Cambria"/>
         </w:rPr>
-        <w:t xml:space="preserve">En cuanto a A*, se observa que con </w:t>
-      </w:r>
-      <w:proofErr w:type="spellStart"/>
-      <w:r>
-        <w:rPr>
-          <w:rFonts w:ascii="Cambria" w:hAnsi="Cambria"/>
-        </w:rPr>
-        <w:t>hMAX</w:t>
-      </w:r>
-      <w:proofErr w:type="spellEnd"/>
-      <w:r>
-        <w:rPr>
-          <w:rFonts w:ascii="Cambria" w:hAnsi="Cambria"/>
-        </w:rPr>
-        <w:t xml:space="preserve"> el tiempo de ejecución es de 8.672 segundos, mientras que con </w:t>
-      </w:r>
-      <w:proofErr w:type="spellStart"/>
-      <w:r>
-        <w:rPr>
-          <w:rFonts w:ascii="Cambria" w:hAnsi="Cambria"/>
-        </w:rPr>
-        <w:t>lmcut</w:t>
-      </w:r>
-      <w:proofErr w:type="spellEnd"/>
-      <w:r>
-        <w:rPr>
-          <w:rFonts w:ascii="Cambria" w:hAnsi="Cambria"/>
-        </w:rPr>
-        <w:t xml:space="preserve"> asciende a 35.282 segundos. Aunque ambas heurísticas son admisibles y producen planes óptimos, su comportamiento práctico difiere. La heurística </w:t>
-      </w:r>
-      <w:proofErr w:type="spellStart"/>
-      <w:r>
-        <w:rPr>
-          <w:rFonts w:ascii="Cambria" w:hAnsi="Cambria"/>
-        </w:rPr>
-        <w:t>hMAX</w:t>
-      </w:r>
-      <w:proofErr w:type="spellEnd"/>
-      <w:r>
-        <w:rPr>
-          <w:rFonts w:ascii="Cambria" w:hAnsi="Cambria"/>
-        </w:rPr>
-        <w:t xml:space="preserve"> es menos informativa, ya que solo considera el coste máximo individual de los subobjetivos en el problema relajado, lo que puede conducir a una exploración relativamente amplia del espacio de estados. Por su parte, </w:t>
-      </w:r>
-      <w:proofErr w:type="spellStart"/>
-      <w:r>
-        <w:rPr>
-          <w:rFonts w:ascii="Cambria" w:hAnsi="Cambria"/>
-        </w:rPr>
-        <w:t>lmcut</w:t>
-      </w:r>
-      <w:proofErr w:type="spellEnd"/>
-      <w:r>
-        <w:rPr>
-          <w:rFonts w:ascii="Cambria" w:hAnsi="Cambria"/>
-        </w:rPr>
-        <w:t xml:space="preserve"> es una heurística más sofisticada y generalmente más informativa, pero su cálculo es computacionalmente más costoso. En problemas de tamaño reducido, el coste adicional de computar </w:t>
-      </w:r>
-      <w:proofErr w:type="spellStart"/>
-      <w:r>
-        <w:rPr>
-          <w:rFonts w:ascii="Cambria" w:hAnsi="Cambria"/>
-        </w:rPr>
-        <w:t>lmcut</w:t>
-      </w:r>
-      <w:proofErr w:type="spellEnd"/>
-      <w:r>
-        <w:rPr>
-          <w:rFonts w:ascii="Cambria" w:hAnsi="Cambria"/>
-        </w:rPr>
-        <w:t xml:space="preserve"> puede superar el ahorro en nodos explorados, lo que explica que en este caso concreto resulte más lenta que </w:t>
-      </w:r>
-      <w:proofErr w:type="spellStart"/>
-      <w:r>
-        <w:rPr>
-          <w:rFonts w:ascii="Cambria" w:hAnsi="Cambria"/>
-        </w:rPr>
-        <w:t>hMAX</w:t>
-      </w:r>
-      <w:proofErr w:type="spellEnd"/>
-      <w:r>
-        <w:rPr>
-          <w:rFonts w:ascii="Cambria" w:hAnsi="Cambria"/>
-        </w:rPr>
-        <w:t>.</w:t>
+        <w:t>En cuanto a A*, se observa que con hMAX el tiempo de ejecución es de 8.672 segundos, mientras que con lmcut asciende a 35.282 segundos. Aunque ambas heurísticas son admisibles y producen planes óptimos, su comportamiento práctico difiere. La heurística hMAX es menos informativa, ya que solo considera el coste máximo individual de los subobjetivos en el problema relajado, lo que puede conducir a una exploración relativamente amplia del espacio de estados. Por su parte, lmcut es una heurística más sofisticada y generalmente más informativa, pero su cálculo es computacionalmente más costoso. En problemas de tamaño reducido, el coste adicional de computar lmcut puede superar el ahorro en nodos explorados, lo que explica que en este caso concreto resulte más lenta que hMAX.</w:t>
       </w:r>
     </w:p>
     <w:p>
@@ -8569,21 +7527,7 @@
         <w:rPr>
           <w:rFonts w:ascii="Cambria" w:hAnsi="Cambria"/>
         </w:rPr>
-        <w:t xml:space="preserve"> (</w:t>
-      </w:r>
-      <w:proofErr w:type="spellStart"/>
-      <w:r>
-        <w:rPr>
-          <w:rFonts w:ascii="Cambria" w:hAnsi="Cambria"/>
-        </w:rPr>
-        <w:t>carriers</w:t>
-      </w:r>
-      <w:proofErr w:type="spellEnd"/>
-      <w:r>
-        <w:rPr>
-          <w:rFonts w:ascii="Cambria" w:hAnsi="Cambria"/>
-        </w:rPr>
-        <w:t xml:space="preserve">). En la versión anterior, el dron disponía de dos brazos y el planificador debía considerar explícitamente qué caja estaba en cada brazo. Esta representación </w:t>
+        <w:t xml:space="preserve"> (carriers). En la versión anterior, el dron disponía de dos brazos y el planificador debía considerar explícitamente qué caja estaba en cada brazo. Esta representación </w:t>
       </w:r>
       <w:r>
         <w:rPr>
@@ -8663,7 +7607,6 @@
         </w:rPr>
         <w:t xml:space="preserve">, en el nuevo dominio se ha eliminado completamente el tipo </w:t>
       </w:r>
-      <w:proofErr w:type="spellStart"/>
       <w:r>
         <w:rPr>
           <w:rFonts w:ascii="Cambria" w:hAnsi="Cambria"/>
@@ -8672,7 +7615,6 @@
         </w:rPr>
         <w:t>arm</w:t>
       </w:r>
-      <w:proofErr w:type="spellEnd"/>
       <w:r>
         <w:rPr>
           <w:rFonts w:ascii="Cambria" w:hAnsi="Cambria"/>
@@ -8717,43 +7659,7 @@
         <w:rPr>
           <w:rFonts w:ascii="Cambria" w:hAnsi="Cambria"/>
         </w:rPr>
-        <w:t>(</w:t>
-      </w:r>
-      <w:proofErr w:type="gramStart"/>
-      <w:r>
-        <w:rPr>
-          <w:rFonts w:ascii="Cambria" w:hAnsi="Cambria"/>
-        </w:rPr>
-        <w:t>holding ?</w:t>
-      </w:r>
-      <w:proofErr w:type="gramEnd"/>
-      <w:r>
-        <w:rPr>
-          <w:rFonts w:ascii="Cambria" w:hAnsi="Cambria"/>
-        </w:rPr>
-        <w:t>d ?c) junto con el predicado auxiliar (</w:t>
-      </w:r>
-      <w:proofErr w:type="spellStart"/>
-      <w:proofErr w:type="gramStart"/>
-      <w:r>
-        <w:rPr>
-          <w:rFonts w:ascii="Cambria" w:hAnsi="Cambria"/>
-        </w:rPr>
-        <w:t>drone</w:t>
-      </w:r>
-      <w:proofErr w:type="spellEnd"/>
-      <w:r>
-        <w:rPr>
-          <w:rFonts w:ascii="Cambria" w:hAnsi="Cambria"/>
-        </w:rPr>
-        <w:t>-free ?</w:t>
-      </w:r>
-      <w:proofErr w:type="gramEnd"/>
-      <w:r>
-        <w:rPr>
-          <w:rFonts w:ascii="Cambria" w:hAnsi="Cambria"/>
-        </w:rPr>
-        <w:t xml:space="preserve">d). De esta forma se </w:t>
+        <w:t xml:space="preserve">(holding ?d ?c) junto con el predicado auxiliar (drone-free ?d). De esta forma se </w:t>
       </w:r>
       <w:r>
         <w:rPr>
@@ -8795,21 +7701,7 @@
         <w:rPr>
           <w:rFonts w:ascii="Cambria" w:hAnsi="Cambria"/>
         </w:rPr>
-        <w:t xml:space="preserve"> simultáneamente, manteniendo la compatibilidad con planificadores basados en STRIPS, como </w:t>
-      </w:r>
-      <w:proofErr w:type="spellStart"/>
-      <w:r>
-        <w:rPr>
-          <w:rFonts w:ascii="Cambria" w:hAnsi="Cambria"/>
-        </w:rPr>
-        <w:t>pyperplan</w:t>
-      </w:r>
-      <w:proofErr w:type="spellEnd"/>
-      <w:r>
-        <w:rPr>
-          <w:rFonts w:ascii="Cambria" w:hAnsi="Cambria"/>
-        </w:rPr>
-        <w:t>, y evitando el uso de cuantificadores o ADL.</w:t>
+        <w:t xml:space="preserve"> simultáneamente, manteniendo la compatibilidad con planificadores basados en STRIPS, como pyperplan, y evitando el uso de cuantificadores o ADL.</w:t>
       </w:r>
     </w:p>
     <w:p>
@@ -8845,18 +7737,8 @@
           <w:b/>
           <w:bCs/>
         </w:rPr>
-        <w:t xml:space="preserve">tipo </w:t>
-      </w:r>
-      <w:proofErr w:type="spellStart"/>
-      <w:r>
-        <w:rPr>
-          <w:rFonts w:ascii="Cambria" w:hAnsi="Cambria"/>
-          <w:b/>
-          <w:bCs/>
-        </w:rPr>
-        <w:t>carrier</w:t>
-      </w:r>
-      <w:proofErr w:type="spellEnd"/>
+        <w:t>tipo carrier</w:t>
+      </w:r>
       <w:r>
         <w:rPr>
           <w:rFonts w:ascii="Cambria" w:hAnsi="Cambria"/>
@@ -8889,21 +7771,7 @@
         <w:rPr>
           <w:rFonts w:ascii="Cambria" w:hAnsi="Cambria"/>
         </w:rPr>
-        <w:t xml:space="preserve"> del transportador mediante el predicado (</w:t>
-      </w:r>
-      <w:proofErr w:type="gramStart"/>
-      <w:r>
-        <w:rPr>
-          <w:rFonts w:ascii="Cambria" w:hAnsi="Cambria"/>
-        </w:rPr>
-        <w:t>in ?</w:t>
-      </w:r>
-      <w:proofErr w:type="gramEnd"/>
-      <w:r>
-        <w:rPr>
-          <w:rFonts w:ascii="Cambria" w:hAnsi="Cambria"/>
-        </w:rPr>
-        <w:t>c ?ca), y se controla el número total de cajas almacenadas mediante un mecanismo numérico abstracto.</w:t>
+        <w:t xml:space="preserve"> del transportador mediante el predicado (in ?c ?ca), y se controla el número total de cajas almacenadas mediante un mecanismo numérico abstracto.</w:t>
       </w:r>
     </w:p>
     <w:p>
@@ -8923,35 +7791,7 @@
         <w:rPr>
           <w:rFonts w:ascii="Cambria" w:hAnsi="Cambria"/>
         </w:rPr>
-        <w:t xml:space="preserve">uchos planificadores no soportan fluentes numéricos, la capacidad del transportador se ha modelado utilizando objetos de tipo </w:t>
-      </w:r>
-      <w:proofErr w:type="spellStart"/>
-      <w:r>
-        <w:rPr>
-          <w:rFonts w:ascii="Cambria" w:hAnsi="Cambria"/>
-        </w:rPr>
-        <w:t>num</w:t>
-      </w:r>
-      <w:proofErr w:type="spellEnd"/>
-      <w:r>
-        <w:rPr>
-          <w:rFonts w:ascii="Cambria" w:hAnsi="Cambria"/>
-        </w:rPr>
-        <w:t xml:space="preserve"> y el predicado (</w:t>
-      </w:r>
-      <w:proofErr w:type="gramStart"/>
-      <w:r>
-        <w:rPr>
-          <w:rFonts w:ascii="Cambria" w:hAnsi="Cambria"/>
-        </w:rPr>
-        <w:t>siguiente ?</w:t>
-      </w:r>
-      <w:proofErr w:type="gramEnd"/>
-      <w:r>
-        <w:rPr>
-          <w:rFonts w:ascii="Cambria" w:hAnsi="Cambria"/>
-        </w:rPr>
-        <w:t xml:space="preserve">n1 ?n2) para representar relaciones sucesivas entre números enteros. Así, el número de </w:t>
+        <w:t xml:space="preserve">uchos planificadores no soportan fluentes numéricos, la capacidad del transportador se ha modelado utilizando objetos de tipo num y el predicado (siguiente ?n1 ?n2) para representar relaciones sucesivas entre números enteros. Así, el número de </w:t>
       </w:r>
       <w:r>
         <w:rPr>
@@ -8965,29 +7805,7 @@
         <w:rPr>
           <w:rFonts w:ascii="Cambria" w:hAnsi="Cambria"/>
         </w:rPr>
-        <w:t xml:space="preserve"> se representa mediante (</w:t>
-      </w:r>
-      <w:proofErr w:type="spellStart"/>
-      <w:proofErr w:type="gramStart"/>
-      <w:r>
-        <w:rPr>
-          <w:rFonts w:ascii="Cambria" w:hAnsi="Cambria"/>
-        </w:rPr>
-        <w:t>carrier</w:t>
-      </w:r>
-      <w:proofErr w:type="spellEnd"/>
-      <w:r>
-        <w:rPr>
-          <w:rFonts w:ascii="Cambria" w:hAnsi="Cambria"/>
-        </w:rPr>
-        <w:t>-load ?</w:t>
-      </w:r>
-      <w:proofErr w:type="gramEnd"/>
-      <w:r>
-        <w:rPr>
-          <w:rFonts w:ascii="Cambria" w:hAnsi="Cambria"/>
-        </w:rPr>
-        <w:t xml:space="preserve">ca ?n), mientras que la </w:t>
+        <w:t xml:space="preserve"> se representa mediante (carrier-load ?ca ?n), mientras que la </w:t>
       </w:r>
       <w:r>
         <w:rPr>
@@ -9001,29 +7819,7 @@
         <w:rPr>
           <w:rFonts w:ascii="Cambria" w:hAnsi="Cambria"/>
         </w:rPr>
-        <w:t xml:space="preserve"> se define con (</w:t>
-      </w:r>
-      <w:proofErr w:type="spellStart"/>
-      <w:proofErr w:type="gramStart"/>
-      <w:r>
-        <w:rPr>
-          <w:rFonts w:ascii="Cambria" w:hAnsi="Cambria"/>
-        </w:rPr>
-        <w:t>carrier-capacity</w:t>
-      </w:r>
-      <w:proofErr w:type="spellEnd"/>
-      <w:r>
-        <w:rPr>
-          <w:rFonts w:ascii="Cambria" w:hAnsi="Cambria"/>
-        </w:rPr>
-        <w:t xml:space="preserve"> ?</w:t>
-      </w:r>
-      <w:proofErr w:type="gramEnd"/>
-      <w:r>
-        <w:rPr>
-          <w:rFonts w:ascii="Cambria" w:hAnsi="Cambria"/>
-        </w:rPr>
-        <w:t xml:space="preserve">ca ?n). Al </w:t>
+        <w:t xml:space="preserve"> se define con (carrier-capacity ?ca ?n). Al </w:t>
       </w:r>
       <w:r>
         <w:rPr>
@@ -9081,34 +7877,14 @@
           <w:rFonts w:ascii="Cambria" w:hAnsi="Cambria"/>
         </w:rPr>
       </w:pPr>
-      <w:proofErr w:type="spellStart"/>
-      <w:r>
-        <w:rPr>
-          <w:rFonts w:ascii="Cambria" w:hAnsi="Cambria"/>
-          <w:b/>
-          <w:bCs/>
-        </w:rPr>
-        <w:t>put</w:t>
-      </w:r>
-      <w:proofErr w:type="spellEnd"/>
-      <w:r>
-        <w:rPr>
-          <w:rFonts w:ascii="Cambria" w:hAnsi="Cambria"/>
-          <w:b/>
-          <w:bCs/>
-        </w:rPr>
-        <w:t>-</w:t>
-      </w:r>
-      <w:proofErr w:type="spellStart"/>
-      <w:r>
-        <w:rPr>
-          <w:rFonts w:ascii="Cambria" w:hAnsi="Cambria"/>
-          <w:b/>
-          <w:bCs/>
-        </w:rPr>
-        <w:t>in-carrier</w:t>
-      </w:r>
-      <w:proofErr w:type="spellEnd"/>
+      <w:r>
+        <w:rPr>
+          <w:rFonts w:ascii="Cambria" w:hAnsi="Cambria"/>
+          <w:b/>
+          <w:bCs/>
+        </w:rPr>
+        <w:t>put-in-carrier</w:t>
+      </w:r>
       <w:r>
         <w:rPr>
           <w:rFonts w:ascii="Cambria" w:hAnsi="Cambria"/>
@@ -9121,7 +7897,6 @@
         </w:rPr>
         <w:t xml:space="preserve"> </w:t>
       </w:r>
-      <w:proofErr w:type="spellStart"/>
       <w:r>
         <w:rPr>
           <w:rFonts w:ascii="Cambria" w:hAnsi="Cambria"/>
@@ -9130,7 +7905,6 @@
         </w:rPr>
         <w:t>take-from-carrier</w:t>
       </w:r>
-      <w:proofErr w:type="spellEnd"/>
       <w:r>
         <w:rPr>
           <w:rFonts w:ascii="Cambria" w:hAnsi="Cambria"/>
@@ -9149,18 +7923,8 @@
           <w:b/>
           <w:bCs/>
         </w:rPr>
-        <w:t>pick-up-</w:t>
-      </w:r>
-      <w:proofErr w:type="spellStart"/>
-      <w:r>
-        <w:rPr>
-          <w:rFonts w:ascii="Cambria" w:hAnsi="Cambria"/>
-          <w:b/>
-          <w:bCs/>
-        </w:rPr>
-        <w:t>carrier</w:t>
-      </w:r>
-      <w:proofErr w:type="spellEnd"/>
+        <w:t>pick-up-carrier</w:t>
+      </w:r>
       <w:r>
         <w:rPr>
           <w:rFonts w:ascii="Cambria" w:hAnsi="Cambria"/>
@@ -9193,23 +7957,13 @@
         </w:rPr>
         <w:t xml:space="preserve"> </w:t>
       </w:r>
-      <w:proofErr w:type="spellStart"/>
-      <w:r>
-        <w:rPr>
-          <w:rFonts w:ascii="Cambria" w:hAnsi="Cambria"/>
-          <w:b/>
-          <w:bCs/>
-        </w:rPr>
-        <w:t>drop-carrier</w:t>
-      </w:r>
-      <w:proofErr w:type="spellEnd"/>
-      <w:r>
-        <w:rPr>
-          <w:rFonts w:ascii="Cambria" w:hAnsi="Cambria"/>
-          <w:b/>
-          <w:bCs/>
-        </w:rPr>
-        <w:t xml:space="preserve">, </w:t>
+      <w:r>
+        <w:rPr>
+          <w:rFonts w:ascii="Cambria" w:hAnsi="Cambria"/>
+          <w:b/>
+          <w:bCs/>
+        </w:rPr>
+        <w:t xml:space="preserve">drop-carrier, </w:t>
       </w:r>
       <w:r>
         <w:rPr>
@@ -9229,59 +7983,13 @@
           <w:rFonts w:ascii="Cambria" w:hAnsi="Cambria"/>
           <w:b/>
         </w:rPr>
-        <w:t>Fly-and-</w:t>
-      </w:r>
-      <w:proofErr w:type="spellStart"/>
-      <w:r>
-        <w:rPr>
-          <w:rFonts w:ascii="Cambria" w:hAnsi="Cambria"/>
-          <w:b/>
-        </w:rPr>
-        <w:t>move</w:t>
-      </w:r>
-      <w:proofErr w:type="spellEnd"/>
-      <w:r>
-        <w:rPr>
-          <w:rFonts w:ascii="Cambria" w:hAnsi="Cambria"/>
-          <w:b/>
-        </w:rPr>
-        <w:t>-</w:t>
-      </w:r>
-      <w:proofErr w:type="spellStart"/>
-      <w:r>
-        <w:rPr>
-          <w:rFonts w:ascii="Cambria" w:hAnsi="Cambria"/>
-          <w:b/>
-        </w:rPr>
-        <w:t>carrier</w:t>
-      </w:r>
-      <w:proofErr w:type="spellEnd"/>
-      <w:r>
-        <w:rPr>
-          <w:rFonts w:ascii="Cambria" w:hAnsi="Cambria"/>
-          <w:b/>
-        </w:rPr>
-        <w:t xml:space="preserve">, </w:t>
-      </w:r>
-      <w:r>
-        <w:rPr>
-          <w:rFonts w:ascii="Cambria" w:hAnsi="Cambria"/>
-        </w:rPr>
-        <w:t xml:space="preserve">acción alternativa a </w:t>
-      </w:r>
-      <w:proofErr w:type="spellStart"/>
-      <w:r>
-        <w:rPr>
-          <w:rFonts w:ascii="Cambria" w:hAnsi="Cambria"/>
-        </w:rPr>
-        <w:t>fly</w:t>
-      </w:r>
-      <w:proofErr w:type="spellEnd"/>
-      <w:r>
-        <w:rPr>
-          <w:rFonts w:ascii="Cambria" w:hAnsi="Cambria"/>
-        </w:rPr>
-        <w:t xml:space="preserve"> para mover el transportador a la</w:t>
+        <w:t xml:space="preserve">Fly-and-move-carrier, </w:t>
+      </w:r>
+      <w:r>
+        <w:rPr>
+          <w:rFonts w:ascii="Cambria" w:hAnsi="Cambria"/>
+        </w:rPr>
+        <w:t>acción alternativa a fly para mover el transportador a la</w:t>
       </w:r>
       <w:r>
         <w:rPr>
@@ -9549,7 +8257,6 @@
         </w:rPr>
         <w:t xml:space="preserve"> la generación de objetos de tipo </w:t>
       </w:r>
-      <w:proofErr w:type="spellStart"/>
       <w:r>
         <w:rPr>
           <w:rFonts w:ascii="Cambria" w:hAnsi="Cambria"/>
@@ -9560,7 +8267,6 @@
         </w:rPr>
         <w:t>arm</w:t>
       </w:r>
-      <w:proofErr w:type="spellEnd"/>
       <w:r>
         <w:rPr>
           <w:rFonts w:ascii="Cambria" w:hAnsi="Cambria"/>
@@ -9581,37 +8287,19 @@
         </w:rPr>
         <w:t xml:space="preserve"> el predicado (</w:t>
       </w:r>
-      <w:proofErr w:type="spellStart"/>
-      <w:proofErr w:type="gramStart"/>
-      <w:r>
-        <w:rPr>
-          <w:rFonts w:ascii="Cambria" w:hAnsi="Cambria"/>
-          <w:b/>
-          <w:bCs/>
-        </w:rPr>
-        <w:t>drone</w:t>
-      </w:r>
-      <w:proofErr w:type="spellEnd"/>
-      <w:r>
-        <w:rPr>
-          <w:rFonts w:ascii="Cambria" w:hAnsi="Cambria"/>
-          <w:b/>
-          <w:bCs/>
-        </w:rPr>
-        <w:t>-free</w:t>
-      </w:r>
-      <w:r>
-        <w:rPr>
-          <w:rFonts w:ascii="Cambria" w:hAnsi="Cambria"/>
-        </w:rPr>
-        <w:t xml:space="preserve"> ?</w:t>
-      </w:r>
-      <w:proofErr w:type="gramEnd"/>
-      <w:r>
-        <w:rPr>
-          <w:rFonts w:ascii="Cambria" w:hAnsi="Cambria"/>
-        </w:rPr>
-        <w:t>d) para cada dron, indicando que inicialmente no está sosteniendo ninguna caja. Esto permite modelar de forma sencilla que el dron solo puede transportar una caja directamente en cada momento.</w:t>
+      <w:r>
+        <w:rPr>
+          <w:rFonts w:ascii="Cambria" w:hAnsi="Cambria"/>
+          <w:b/>
+          <w:bCs/>
+        </w:rPr>
+        <w:t>drone-free</w:t>
+      </w:r>
+      <w:r>
+        <w:rPr>
+          <w:rFonts w:ascii="Cambria" w:hAnsi="Cambria"/>
+        </w:rPr>
+        <w:t xml:space="preserve"> ?d) para cada dron, indicando que inicialmente no está sosteniendo ninguna caja. Esto permite modelar de forma sencilla que el dron solo puede transportar una caja directamente en cada momento.</w:t>
       </w:r>
     </w:p>
     <w:p>
@@ -9655,7 +8343,6 @@
         </w:rPr>
         <w:t xml:space="preserve"> de tipo </w:t>
       </w:r>
-      <w:proofErr w:type="spellStart"/>
       <w:r>
         <w:rPr>
           <w:rFonts w:ascii="Cambria" w:hAnsi="Cambria"/>
@@ -9664,40 +8351,11 @@
         </w:rPr>
         <w:t>carrier</w:t>
       </w:r>
-      <w:proofErr w:type="spellEnd"/>
-      <w:r>
-        <w:rPr>
-          <w:rFonts w:ascii="Cambria" w:hAnsi="Cambria"/>
-        </w:rPr>
-        <w:t>, correspondientes a los transportadores. Estos objetos se crean según el parámetro --</w:t>
-      </w:r>
-      <w:proofErr w:type="spellStart"/>
-      <w:r>
-        <w:rPr>
-          <w:rFonts w:ascii="Cambria" w:hAnsi="Cambria"/>
-        </w:rPr>
-        <w:t>carriers</w:t>
-      </w:r>
-      <w:proofErr w:type="spellEnd"/>
-      <w:r>
-        <w:rPr>
-          <w:rFonts w:ascii="Cambria" w:hAnsi="Cambria"/>
-        </w:rPr>
-        <w:t xml:space="preserve"> introducido por línea de comandos. Todos los transportadores se inicializan en la localización </w:t>
-      </w:r>
-      <w:proofErr w:type="spellStart"/>
-      <w:r>
-        <w:rPr>
-          <w:rFonts w:ascii="Cambria" w:hAnsi="Cambria"/>
-        </w:rPr>
-        <w:t>depot</w:t>
-      </w:r>
-      <w:proofErr w:type="spellEnd"/>
-      <w:r>
-        <w:rPr>
-          <w:rFonts w:ascii="Cambria" w:hAnsi="Cambria"/>
-        </w:rPr>
-        <w:t xml:space="preserve">, tal como establece el enunciado. Además, se </w:t>
+      <w:r>
+        <w:rPr>
+          <w:rFonts w:ascii="Cambria" w:hAnsi="Cambria"/>
+        </w:rPr>
+        <w:t xml:space="preserve">, correspondientes a los transportadores. Estos objetos se crean según el parámetro --carriers introducido por línea de comandos. Todos los transportadores se inicializan en la localización depot, tal como establece el enunciado. Además, se </w:t>
       </w:r>
       <w:r>
         <w:rPr>
@@ -9711,35 +8369,7 @@
         <w:rPr>
           <w:rFonts w:ascii="Cambria" w:hAnsi="Cambria"/>
         </w:rPr>
-        <w:t xml:space="preserve"> su carga mediante el predicado (</w:t>
-      </w:r>
-      <w:proofErr w:type="spellStart"/>
-      <w:r>
-        <w:rPr>
-          <w:rFonts w:ascii="Cambria" w:hAnsi="Cambria"/>
-        </w:rPr>
-        <w:t>carrier</w:t>
-      </w:r>
-      <w:proofErr w:type="spellEnd"/>
-      <w:r>
-        <w:rPr>
-          <w:rFonts w:ascii="Cambria" w:hAnsi="Cambria"/>
-        </w:rPr>
-        <w:t xml:space="preserve">-load </w:t>
-      </w:r>
-      <w:proofErr w:type="spellStart"/>
-      <w:r>
-        <w:rPr>
-          <w:rFonts w:ascii="Cambria" w:hAnsi="Cambria"/>
-        </w:rPr>
-        <w:t>carrierX</w:t>
-      </w:r>
-      <w:proofErr w:type="spellEnd"/>
-      <w:r>
-        <w:rPr>
-          <w:rFonts w:ascii="Cambria" w:hAnsi="Cambria"/>
-        </w:rPr>
-        <w:t xml:space="preserve"> n0) y su </w:t>
+        <w:t xml:space="preserve"> su carga mediante el predicado (carrier-load carrierX n0) y su </w:t>
       </w:r>
       <w:r>
         <w:rPr>
@@ -9753,35 +8383,303 @@
         <w:rPr>
           <w:rFonts w:ascii="Cambria" w:hAnsi="Cambria"/>
         </w:rPr>
-        <w:t xml:space="preserve"> mediante (</w:t>
-      </w:r>
-      <w:proofErr w:type="spellStart"/>
-      <w:r>
-        <w:rPr>
-          <w:rFonts w:ascii="Cambria" w:hAnsi="Cambria"/>
+        <w:t xml:space="preserve"> mediante (carrier-capacity carrierX n4), lo que permite controlar que no se superen las cuatro cajas permitidas.</w:t>
+      </w:r>
+    </w:p>
+    <w:p>
+      <w:pPr>
+        <w:jc w:val="both"/>
+        <w:rPr>
+          <w:rFonts w:ascii="Cambria" w:hAnsi="Cambria"/>
+        </w:rPr>
+      </w:pPr>
+      <w:r>
+        <w:rPr>
+          <w:rFonts w:ascii="Cambria" w:hAnsi="Cambria"/>
+        </w:rPr>
+        <w:t xml:space="preserve">Dado que el </w:t>
+      </w:r>
+      <w:r>
+        <w:rPr>
+          <w:rFonts w:ascii="Cambria" w:hAnsi="Cambria"/>
+          <w:b/>
+          <w:bCs/>
+        </w:rPr>
+        <w:t>dominio</w:t>
+      </w:r>
+      <w:r>
+        <w:rPr>
+          <w:rFonts w:ascii="Cambria" w:hAnsi="Cambria"/>
+        </w:rPr>
+        <w:t xml:space="preserve"> </w:t>
+      </w:r>
+      <w:r>
+        <w:rPr>
+          <w:rFonts w:ascii="Cambria" w:hAnsi="Cambria"/>
+          <w:b/>
+          <w:bCs/>
+        </w:rPr>
+        <w:t>no utiliza fluentes numéricos</w:t>
+      </w:r>
+      <w:r>
+        <w:rPr>
+          <w:rFonts w:ascii="Cambria" w:hAnsi="Cambria"/>
+        </w:rPr>
+        <w:t xml:space="preserve">, los valores numéricos se representan mediante objetos de </w:t>
+      </w:r>
+      <w:r>
+        <w:rPr>
+          <w:rFonts w:ascii="Cambria" w:hAnsi="Cambria"/>
+          <w:b/>
+          <w:bCs/>
+        </w:rPr>
+        <w:t>tipo num</w:t>
+      </w:r>
+      <w:r>
+        <w:rPr>
+          <w:rFonts w:ascii="Cambria" w:hAnsi="Cambria"/>
+        </w:rPr>
+        <w:t>. El generador crea los objetos n0, n1, n2, n3 y n4, así como las relaciones (siguiente n0 n1), (siguiente n1 n2), etc. Este mecanismo permite simular un contador discreto para la carga del transportador. Cada vez que se introduce una caja en el transportador, el estado del contador avanza al siguiente número; de forma análoga, al extraer una caja, el contador retrocede.</w:t>
+      </w:r>
+    </w:p>
+    <w:p>
+      <w:pPr>
+        <w:jc w:val="both"/>
+        <w:rPr>
+          <w:rFonts w:ascii="Cambria" w:hAnsi="Cambria"/>
+        </w:rPr>
+      </w:pPr>
+      <w:r>
+        <w:rPr>
+          <w:rFonts w:ascii="Cambria" w:hAnsi="Cambria"/>
+        </w:rPr>
+        <w:t>El estado inicial se construye garantizando coherencia con el dominio. En particular:</w:t>
+      </w:r>
+    </w:p>
+    <w:p>
+      <w:pPr>
+        <w:jc w:val="both"/>
+        <w:rPr>
+          <w:rFonts w:ascii="Cambria" w:hAnsi="Cambria"/>
+        </w:rPr>
+      </w:pPr>
+      <w:r>
+        <w:rPr>
+          <w:rFonts w:ascii="Cambria" w:hAnsi="Cambria"/>
+        </w:rPr>
+        <w:t xml:space="preserve">Todos los drones </w:t>
+      </w:r>
+      <w:r>
+        <w:rPr>
+          <w:rFonts w:ascii="Cambria" w:hAnsi="Cambria"/>
+          <w:b/>
+          <w:bCs/>
+        </w:rPr>
+        <w:t>comienzan en el depósito</w:t>
+      </w:r>
+      <w:r>
+        <w:rPr>
+          <w:rFonts w:ascii="Cambria" w:hAnsi="Cambria"/>
+        </w:rPr>
+        <w:t xml:space="preserve"> y en estado libre (drone-free).</w:t>
+      </w:r>
+      <w:r>
+        <w:rPr>
+          <w:rFonts w:ascii="Cambria" w:hAnsi="Cambria"/>
+        </w:rPr>
+        <w:t xml:space="preserve"> </w:t>
+      </w:r>
+      <w:r>
+        <w:rPr>
+          <w:rFonts w:ascii="Cambria" w:hAnsi="Cambria"/>
+        </w:rPr>
+        <w:t xml:space="preserve">Todos los transportadores comienzan en el depósito con </w:t>
+      </w:r>
+      <w:r>
+        <w:rPr>
+          <w:rFonts w:ascii="Cambria" w:hAnsi="Cambria"/>
+          <w:b/>
+          <w:bCs/>
+        </w:rPr>
+        <w:t>carga inicial n0</w:t>
+      </w:r>
+      <w:r>
+        <w:rPr>
+          <w:rFonts w:ascii="Cambria" w:hAnsi="Cambria"/>
+        </w:rPr>
+        <w:t>.</w:t>
+      </w:r>
+      <w:r>
+        <w:rPr>
+          <w:rFonts w:ascii="Cambria" w:hAnsi="Cambria"/>
+        </w:rPr>
+        <w:t xml:space="preserve"> </w:t>
+      </w:r>
+      <w:r>
+        <w:rPr>
+          <w:rFonts w:ascii="Cambria" w:hAnsi="Cambria"/>
+        </w:rPr>
+        <w:t>La capacidad máxima se fija mediante el predicado (</w:t>
+      </w:r>
+      <w:r>
+        <w:rPr>
+          <w:rFonts w:ascii="Cambria" w:hAnsi="Cambria"/>
+          <w:b/>
+          <w:bCs/>
         </w:rPr>
         <w:t>carrier-capacity</w:t>
       </w:r>
-      <w:proofErr w:type="spellEnd"/>
+      <w:r>
+        <w:rPr>
+          <w:rFonts w:ascii="Cambria" w:hAnsi="Cambria"/>
+        </w:rPr>
+        <w:t xml:space="preserve"> carrierX n4).</w:t>
+      </w:r>
       <w:r>
         <w:rPr>
           <w:rFonts w:ascii="Cambria" w:hAnsi="Cambria"/>
         </w:rPr>
         <w:t xml:space="preserve"> </w:t>
       </w:r>
-      <w:proofErr w:type="spellStart"/>
-      <w:r>
-        <w:rPr>
-          <w:rFonts w:ascii="Cambria" w:hAnsi="Cambria"/>
-        </w:rPr>
-        <w:t>carrierX</w:t>
-      </w:r>
-      <w:proofErr w:type="spellEnd"/>
-      <w:r>
-        <w:rPr>
-          <w:rFonts w:ascii="Cambria" w:hAnsi="Cambria"/>
-        </w:rPr>
-        <w:t xml:space="preserve"> n4), lo que permite controlar que no se superen las cuatro cajas permitidas.</w:t>
+      <w:r>
+        <w:rPr>
+          <w:rFonts w:ascii="Cambria" w:hAnsi="Cambria"/>
+        </w:rPr>
+        <w:t>Se genera la cadena (</w:t>
+      </w:r>
+      <w:r>
+        <w:rPr>
+          <w:rFonts w:ascii="Cambria" w:hAnsi="Cambria"/>
+          <w:b/>
+          <w:bCs/>
+        </w:rPr>
+        <w:t>siguiente</w:t>
+      </w:r>
+      <w:r>
+        <w:rPr>
+          <w:rFonts w:ascii="Cambria" w:hAnsi="Cambria"/>
+        </w:rPr>
+        <w:t xml:space="preserve"> n0 n1), (siguiente n1 n2), etc., que permite simular </w:t>
+      </w:r>
+      <w:r>
+        <w:rPr>
+          <w:rFonts w:ascii="Cambria" w:hAnsi="Cambria"/>
+          <w:b/>
+          <w:bCs/>
+        </w:rPr>
+        <w:t>incrementos de carga</w:t>
+      </w:r>
+      <w:r>
+        <w:rPr>
+          <w:rFonts w:ascii="Cambria" w:hAnsi="Cambria"/>
+        </w:rPr>
+        <w:t>.</w:t>
+      </w:r>
+      <w:r>
+        <w:rPr>
+          <w:rFonts w:ascii="Cambria" w:hAnsi="Cambria"/>
+        </w:rPr>
+        <w:t xml:space="preserve"> </w:t>
+      </w:r>
+      <w:r>
+        <w:rPr>
+          <w:rFonts w:ascii="Cambria" w:hAnsi="Cambria"/>
+        </w:rPr>
+        <w:t>Todas las cajas comienzan en el depósito.</w:t>
+      </w:r>
+      <w:r>
+        <w:rPr>
+          <w:rFonts w:ascii="Cambria" w:hAnsi="Cambria"/>
+        </w:rPr>
+        <w:t xml:space="preserve"> </w:t>
+      </w:r>
+      <w:r>
+        <w:rPr>
+          <w:rFonts w:ascii="Cambria" w:hAnsi="Cambria"/>
+        </w:rPr>
+        <w:t xml:space="preserve">Las </w:t>
+      </w:r>
+      <w:r>
+        <w:rPr>
+          <w:rFonts w:ascii="Cambria" w:hAnsi="Cambria"/>
+          <w:b/>
+          <w:bCs/>
+        </w:rPr>
+        <w:t>personas</w:t>
+      </w:r>
+      <w:r>
+        <w:rPr>
+          <w:rFonts w:ascii="Cambria" w:hAnsi="Cambria"/>
+        </w:rPr>
+        <w:t xml:space="preserve"> se </w:t>
+      </w:r>
+      <w:r>
+        <w:rPr>
+          <w:rFonts w:ascii="Cambria" w:hAnsi="Cambria"/>
+          <w:b/>
+          <w:bCs/>
+        </w:rPr>
+        <w:t>distribuyen aleatoriamente</w:t>
+      </w:r>
+      <w:r>
+        <w:rPr>
+          <w:rFonts w:ascii="Cambria" w:hAnsi="Cambria"/>
+        </w:rPr>
+        <w:t xml:space="preserve"> en localizaciones distintas del depósito.</w:t>
+      </w:r>
+      <w:r>
+        <w:rPr>
+          <w:rFonts w:ascii="Cambria" w:hAnsi="Cambria"/>
+        </w:rPr>
+        <w:t xml:space="preserve"> </w:t>
+      </w:r>
+      <w:r>
+        <w:rPr>
+          <w:rFonts w:ascii="Cambria" w:hAnsi="Cambria"/>
+        </w:rPr>
+        <w:t xml:space="preserve">El </w:t>
+      </w:r>
+      <w:r>
+        <w:rPr>
+          <w:rFonts w:ascii="Cambria" w:hAnsi="Cambria"/>
+          <w:b/>
+          <w:bCs/>
+        </w:rPr>
+        <w:t>contenido</w:t>
+      </w:r>
+      <w:r>
+        <w:rPr>
+          <w:rFonts w:ascii="Cambria" w:hAnsi="Cambria"/>
+        </w:rPr>
+        <w:t xml:space="preserve"> de las cajas se </w:t>
+      </w:r>
+      <w:r>
+        <w:rPr>
+          <w:rFonts w:ascii="Cambria" w:hAnsi="Cambria"/>
+          <w:b/>
+          <w:bCs/>
+        </w:rPr>
+        <w:t>asigna</w:t>
+      </w:r>
+      <w:r>
+        <w:rPr>
+          <w:rFonts w:ascii="Cambria" w:hAnsi="Cambria"/>
+        </w:rPr>
+        <w:t xml:space="preserve"> de forma </w:t>
+      </w:r>
+      <w:r>
+        <w:rPr>
+          <w:rFonts w:ascii="Cambria" w:hAnsi="Cambria"/>
+          <w:b/>
+          <w:bCs/>
+        </w:rPr>
+        <w:t>aleatoria</w:t>
+      </w:r>
+      <w:r>
+        <w:rPr>
+          <w:rFonts w:ascii="Cambria" w:hAnsi="Cambria"/>
+        </w:rPr>
+        <w:t>, asegurando que el número de objetivos solicitados sea alcanzable.</w:t>
       </w:r>
     </w:p>
     <w:p>
@@ -9795,15 +8693,29 @@
         <w:rPr>
           <w:rFonts w:ascii="Cambria" w:hAnsi="Cambria"/>
         </w:rPr>
-        <w:t xml:space="preserve">Dado que el </w:t>
-      </w:r>
-      <w:r>
-        <w:rPr>
-          <w:rFonts w:ascii="Cambria" w:hAnsi="Cambria"/>
-          <w:b/>
-          <w:bCs/>
-        </w:rPr>
-        <w:t>dominio</w:t>
+        <w:t>El generador mantiene la misma lógica de la Parte 1 para distribuir necesidades entre las personas, garantizando que no se generen instancias irresolubles. Asimismo, el objetivo del problema exige que todos los drones regresen al depósito y que cada persona reciba el contenido requerido.</w:t>
+      </w:r>
+    </w:p>
+    <w:p>
+      <w:pPr>
+        <w:jc w:val="both"/>
+        <w:rPr>
+          <w:rFonts w:ascii="Cambria" w:hAnsi="Cambria"/>
+        </w:rPr>
+      </w:pPr>
+      <w:r>
+        <w:rPr>
+          <w:rFonts w:ascii="Cambria" w:hAnsi="Cambria"/>
+        </w:rPr>
+        <w:t xml:space="preserve">Una decisión de diseño relevante es que la capacidad del transportador se fija mediante la </w:t>
+      </w:r>
+      <w:r>
+        <w:rPr>
+          <w:rFonts w:ascii="Cambria" w:hAnsi="Cambria"/>
+          <w:b/>
+          <w:bCs/>
+        </w:rPr>
+        <w:t>constante</w:t>
       </w:r>
       <w:r>
         <w:rPr>
@@ -9817,377 +8729,13 @@
           <w:b/>
           <w:bCs/>
         </w:rPr>
-        <w:t>no utiliza fluentes numéricos</w:t>
-      </w:r>
-      <w:r>
-        <w:rPr>
-          <w:rFonts w:ascii="Cambria" w:hAnsi="Cambria"/>
-        </w:rPr>
-        <w:t xml:space="preserve">, los valores numéricos se representan mediante objetos de </w:t>
-      </w:r>
-      <w:r>
-        <w:rPr>
-          <w:rFonts w:ascii="Cambria" w:hAnsi="Cambria"/>
-          <w:b/>
-          <w:bCs/>
-        </w:rPr>
-        <w:t xml:space="preserve">tipo </w:t>
-      </w:r>
-      <w:proofErr w:type="spellStart"/>
-      <w:r>
-        <w:rPr>
-          <w:rFonts w:ascii="Cambria" w:hAnsi="Cambria"/>
-          <w:b/>
-          <w:bCs/>
-        </w:rPr>
-        <w:t>num</w:t>
-      </w:r>
-      <w:proofErr w:type="spellEnd"/>
-      <w:r>
-        <w:rPr>
-          <w:rFonts w:ascii="Cambria" w:hAnsi="Cambria"/>
-        </w:rPr>
-        <w:t>. El generador crea los objetos n0, n1, n2, n3 y n4, así como las relaciones (siguiente n0 n1), (siguiente n1 n2), etc. Este mecanismo permite simular un contador discreto para la carga del transportador. Cada vez que se introduce una caja en el transportador, el estado del contador avanza al siguiente número; de forma análoga, al extraer una caja, el contador retrocede.</w:t>
-      </w:r>
-    </w:p>
-    <w:p>
-      <w:pPr>
-        <w:jc w:val="both"/>
-        <w:rPr>
-          <w:rFonts w:ascii="Cambria" w:hAnsi="Cambria"/>
-        </w:rPr>
-      </w:pPr>
-      <w:r>
-        <w:rPr>
-          <w:rFonts w:ascii="Cambria" w:hAnsi="Cambria"/>
-        </w:rPr>
-        <w:t>El estado inicial se construye garantizando coherencia con el dominio. En particular:</w:t>
-      </w:r>
-    </w:p>
-    <w:p>
-      <w:pPr>
-        <w:jc w:val="both"/>
-        <w:rPr>
-          <w:rFonts w:ascii="Cambria" w:hAnsi="Cambria"/>
-        </w:rPr>
-      </w:pPr>
-      <w:r>
-        <w:rPr>
-          <w:rFonts w:ascii="Cambria" w:hAnsi="Cambria"/>
-        </w:rPr>
-        <w:t xml:space="preserve">Todos los drones </w:t>
-      </w:r>
-      <w:r>
-        <w:rPr>
-          <w:rFonts w:ascii="Cambria" w:hAnsi="Cambria"/>
-          <w:b/>
-          <w:bCs/>
-        </w:rPr>
-        <w:t>comienzan en el depósito</w:t>
-      </w:r>
-      <w:r>
-        <w:rPr>
-          <w:rFonts w:ascii="Cambria" w:hAnsi="Cambria"/>
-        </w:rPr>
-        <w:t xml:space="preserve"> y en estado libre (</w:t>
-      </w:r>
-      <w:proofErr w:type="spellStart"/>
-      <w:r>
-        <w:rPr>
-          <w:rFonts w:ascii="Cambria" w:hAnsi="Cambria"/>
-        </w:rPr>
-        <w:t>drone</w:t>
-      </w:r>
-      <w:proofErr w:type="spellEnd"/>
-      <w:r>
-        <w:rPr>
-          <w:rFonts w:ascii="Cambria" w:hAnsi="Cambria"/>
-        </w:rPr>
-        <w:t>-free).</w:t>
-      </w:r>
-      <w:r>
-        <w:rPr>
-          <w:rFonts w:ascii="Cambria" w:hAnsi="Cambria"/>
-        </w:rPr>
-        <w:t xml:space="preserve"> </w:t>
-      </w:r>
-      <w:r>
-        <w:rPr>
-          <w:rFonts w:ascii="Cambria" w:hAnsi="Cambria"/>
-        </w:rPr>
-        <w:t xml:space="preserve">Todos los transportadores comienzan en el depósito con </w:t>
-      </w:r>
-      <w:r>
-        <w:rPr>
-          <w:rFonts w:ascii="Cambria" w:hAnsi="Cambria"/>
-          <w:b/>
-          <w:bCs/>
-        </w:rPr>
-        <w:t>carga inicial n0</w:t>
-      </w:r>
-      <w:r>
-        <w:rPr>
-          <w:rFonts w:ascii="Cambria" w:hAnsi="Cambria"/>
-        </w:rPr>
-        <w:t>.</w:t>
-      </w:r>
-      <w:r>
-        <w:rPr>
-          <w:rFonts w:ascii="Cambria" w:hAnsi="Cambria"/>
-        </w:rPr>
-        <w:t xml:space="preserve"> </w:t>
-      </w:r>
-      <w:r>
-        <w:rPr>
-          <w:rFonts w:ascii="Cambria" w:hAnsi="Cambria"/>
-        </w:rPr>
-        <w:t>La capacidad máxima se fija mediante el predicado (</w:t>
-      </w:r>
-      <w:proofErr w:type="spellStart"/>
-      <w:r>
-        <w:rPr>
-          <w:rFonts w:ascii="Cambria" w:hAnsi="Cambria"/>
-          <w:b/>
-          <w:bCs/>
-        </w:rPr>
-        <w:t>carrier-capacity</w:t>
-      </w:r>
-      <w:proofErr w:type="spellEnd"/>
-      <w:r>
-        <w:rPr>
-          <w:rFonts w:ascii="Cambria" w:hAnsi="Cambria"/>
-        </w:rPr>
-        <w:t xml:space="preserve"> </w:t>
-      </w:r>
-      <w:proofErr w:type="spellStart"/>
-      <w:r>
-        <w:rPr>
-          <w:rFonts w:ascii="Cambria" w:hAnsi="Cambria"/>
-        </w:rPr>
-        <w:t>carrierX</w:t>
-      </w:r>
-      <w:proofErr w:type="spellEnd"/>
-      <w:r>
-        <w:rPr>
-          <w:rFonts w:ascii="Cambria" w:hAnsi="Cambria"/>
-        </w:rPr>
-        <w:t xml:space="preserve"> n4).</w:t>
-      </w:r>
-      <w:r>
-        <w:rPr>
-          <w:rFonts w:ascii="Cambria" w:hAnsi="Cambria"/>
-        </w:rPr>
-        <w:t xml:space="preserve"> </w:t>
-      </w:r>
-      <w:r>
-        <w:rPr>
-          <w:rFonts w:ascii="Cambria" w:hAnsi="Cambria"/>
-        </w:rPr>
-        <w:t>Se genera la cadena (</w:t>
-      </w:r>
-      <w:r>
-        <w:rPr>
-          <w:rFonts w:ascii="Cambria" w:hAnsi="Cambria"/>
-          <w:b/>
-          <w:bCs/>
-        </w:rPr>
-        <w:t>siguiente</w:t>
-      </w:r>
-      <w:r>
-        <w:rPr>
-          <w:rFonts w:ascii="Cambria" w:hAnsi="Cambria"/>
-        </w:rPr>
-        <w:t xml:space="preserve"> n0 n1), (siguiente n1 n2), etc., que permite simular </w:t>
-      </w:r>
-      <w:r>
-        <w:rPr>
-          <w:rFonts w:ascii="Cambria" w:hAnsi="Cambria"/>
-          <w:b/>
-          <w:bCs/>
-        </w:rPr>
-        <w:t>incrementos de carga</w:t>
-      </w:r>
-      <w:r>
-        <w:rPr>
-          <w:rFonts w:ascii="Cambria" w:hAnsi="Cambria"/>
-        </w:rPr>
-        <w:t>.</w:t>
-      </w:r>
-      <w:r>
-        <w:rPr>
-          <w:rFonts w:ascii="Cambria" w:hAnsi="Cambria"/>
-        </w:rPr>
-        <w:t xml:space="preserve"> </w:t>
-      </w:r>
-      <w:r>
-        <w:rPr>
-          <w:rFonts w:ascii="Cambria" w:hAnsi="Cambria"/>
-        </w:rPr>
-        <w:t>Todas las cajas comienzan en el depósito.</w:t>
-      </w:r>
-      <w:r>
-        <w:rPr>
-          <w:rFonts w:ascii="Cambria" w:hAnsi="Cambria"/>
-        </w:rPr>
-        <w:t xml:space="preserve"> </w:t>
-      </w:r>
-      <w:r>
-        <w:rPr>
-          <w:rFonts w:ascii="Cambria" w:hAnsi="Cambria"/>
-        </w:rPr>
-        <w:t xml:space="preserve">Las </w:t>
-      </w:r>
-      <w:r>
-        <w:rPr>
-          <w:rFonts w:ascii="Cambria" w:hAnsi="Cambria"/>
-          <w:b/>
-          <w:bCs/>
-        </w:rPr>
-        <w:t>personas</w:t>
-      </w:r>
-      <w:r>
-        <w:rPr>
-          <w:rFonts w:ascii="Cambria" w:hAnsi="Cambria"/>
-        </w:rPr>
-        <w:t xml:space="preserve"> se </w:t>
-      </w:r>
-      <w:r>
-        <w:rPr>
-          <w:rFonts w:ascii="Cambria" w:hAnsi="Cambria"/>
-          <w:b/>
-          <w:bCs/>
-        </w:rPr>
-        <w:t>distribuyen aleatoriamente</w:t>
-      </w:r>
-      <w:r>
-        <w:rPr>
-          <w:rFonts w:ascii="Cambria" w:hAnsi="Cambria"/>
-        </w:rPr>
-        <w:t xml:space="preserve"> en localizaciones distintas del depósito.</w:t>
-      </w:r>
-      <w:r>
-        <w:rPr>
-          <w:rFonts w:ascii="Cambria" w:hAnsi="Cambria"/>
-        </w:rPr>
-        <w:t xml:space="preserve"> </w:t>
-      </w:r>
-      <w:r>
-        <w:rPr>
-          <w:rFonts w:ascii="Cambria" w:hAnsi="Cambria"/>
-        </w:rPr>
-        <w:t xml:space="preserve">El </w:t>
-      </w:r>
-      <w:r>
-        <w:rPr>
-          <w:rFonts w:ascii="Cambria" w:hAnsi="Cambria"/>
-          <w:b/>
-          <w:bCs/>
-        </w:rPr>
-        <w:t>contenido</w:t>
-      </w:r>
-      <w:r>
-        <w:rPr>
-          <w:rFonts w:ascii="Cambria" w:hAnsi="Cambria"/>
-        </w:rPr>
-        <w:t xml:space="preserve"> de las cajas se </w:t>
-      </w:r>
-      <w:r>
-        <w:rPr>
-          <w:rFonts w:ascii="Cambria" w:hAnsi="Cambria"/>
-          <w:b/>
-          <w:bCs/>
-        </w:rPr>
-        <w:t>asigna</w:t>
-      </w:r>
-      <w:r>
-        <w:rPr>
-          <w:rFonts w:ascii="Cambria" w:hAnsi="Cambria"/>
-        </w:rPr>
-        <w:t xml:space="preserve"> de forma </w:t>
-      </w:r>
-      <w:r>
-        <w:rPr>
-          <w:rFonts w:ascii="Cambria" w:hAnsi="Cambria"/>
-          <w:b/>
-          <w:bCs/>
-        </w:rPr>
-        <w:t>aleatoria</w:t>
-      </w:r>
-      <w:r>
-        <w:rPr>
-          <w:rFonts w:ascii="Cambria" w:hAnsi="Cambria"/>
-        </w:rPr>
-        <w:t>, asegurando que el número de objetivos solicitados sea alcanzable.</w:t>
-      </w:r>
-    </w:p>
-    <w:p>
-      <w:pPr>
-        <w:jc w:val="both"/>
-        <w:rPr>
-          <w:rFonts w:ascii="Cambria" w:hAnsi="Cambria"/>
-        </w:rPr>
-      </w:pPr>
-      <w:r>
-        <w:rPr>
-          <w:rFonts w:ascii="Cambria" w:hAnsi="Cambria"/>
-        </w:rPr>
-        <w:t>El generador mantiene la misma lógica de la Parte 1 para distribuir necesidades entre las personas, garantizando que no se generen instancias irresolubles. Asimismo, el objetivo del problema exige que todos los drones regresen al depósito y que cada persona reciba el contenido requerido.</w:t>
-      </w:r>
-    </w:p>
-    <w:p>
-      <w:pPr>
-        <w:jc w:val="both"/>
-        <w:rPr>
-          <w:rFonts w:ascii="Cambria" w:hAnsi="Cambria"/>
-        </w:rPr>
-      </w:pPr>
-      <w:r>
-        <w:rPr>
-          <w:rFonts w:ascii="Cambria" w:hAnsi="Cambria"/>
-        </w:rPr>
-        <w:t xml:space="preserve">Una decisión de diseño relevante es que la capacidad del transportador se fija mediante la </w:t>
-      </w:r>
-      <w:r>
-        <w:rPr>
-          <w:rFonts w:ascii="Cambria" w:hAnsi="Cambria"/>
-          <w:b/>
-          <w:bCs/>
-        </w:rPr>
-        <w:t>constante</w:t>
-      </w:r>
-      <w:r>
-        <w:rPr>
-          <w:rFonts w:ascii="Cambria" w:hAnsi="Cambria"/>
-        </w:rPr>
-        <w:t xml:space="preserve"> </w:t>
-      </w:r>
-      <w:r>
-        <w:rPr>
-          <w:rFonts w:ascii="Cambria" w:hAnsi="Cambria"/>
-          <w:b/>
-          <w:bCs/>
-        </w:rPr>
         <w:t>MAX_CAPACITY = 4</w:t>
       </w:r>
       <w:r>
         <w:rPr>
           <w:rFonts w:ascii="Cambria" w:hAnsi="Cambria"/>
         </w:rPr>
-        <w:t xml:space="preserve">, lo que permite cumplir el requisito del enunciado de poder transportar hasta cuatro cajas por </w:t>
-      </w:r>
-      <w:proofErr w:type="spellStart"/>
-      <w:r>
-        <w:rPr>
-          <w:rFonts w:ascii="Cambria" w:hAnsi="Cambria"/>
-        </w:rPr>
-        <w:t>carrier</w:t>
-      </w:r>
-      <w:proofErr w:type="spellEnd"/>
-      <w:r>
-        <w:rPr>
-          <w:rFonts w:ascii="Cambria" w:hAnsi="Cambria"/>
-        </w:rPr>
-        <w:t>. Esta elección simplifica la generación de problemas y evita inconsistencias en la cadena numérica.</w:t>
+        <w:t>, lo que permite cumplir el requisito del enunciado de poder transportar hasta cuatro cajas por carrier. Esta elección simplifica la generación de problemas y evita inconsistencias en la cadena numérica.</w:t>
       </w:r>
     </w:p>
     <w:p>
@@ -10252,49 +8800,19 @@
         <w:rPr>
           <w:rFonts w:ascii="Cambria" w:hAnsi="Cambria"/>
         </w:rPr>
-        <w:t xml:space="preserve">Una vez implementado el nuevo dominio y adaptado el generador de problemas, se procedió a verificar su correcto funcionamiento utilizando </w:t>
-      </w:r>
-      <w:proofErr w:type="spellStart"/>
-      <w:r>
-        <w:rPr>
-          <w:rFonts w:ascii="Cambria" w:hAnsi="Cambria"/>
-        </w:rPr>
-        <w:t>pyperplan</w:t>
-      </w:r>
-      <w:proofErr w:type="spellEnd"/>
-      <w:r>
-        <w:rPr>
-          <w:rFonts w:ascii="Cambria" w:hAnsi="Cambria"/>
-        </w:rPr>
-        <w:t xml:space="preserve"> o </w:t>
-      </w:r>
-      <w:proofErr w:type="spellStart"/>
-      <w:r>
-        <w:rPr>
-          <w:rFonts w:ascii="Cambria" w:hAnsi="Cambria"/>
-        </w:rPr>
-        <w:t>ff</w:t>
-      </w:r>
-      <w:proofErr w:type="spellEnd"/>
-      <w:r>
-        <w:rPr>
-          <w:rFonts w:ascii="Cambria" w:hAnsi="Cambria"/>
-        </w:rPr>
-        <w:t xml:space="preserve">. En primer lugar, se comprobó que tanto el dominio como los problemas generados eran sintácticamente válidos y podían ser procesados por el planificador sin errores de </w:t>
-      </w:r>
-      <w:proofErr w:type="spellStart"/>
-      <w:r>
-        <w:rPr>
-          <w:rFonts w:ascii="Cambria" w:hAnsi="Cambria"/>
-        </w:rPr>
-        <w:t>parsing</w:t>
-      </w:r>
-      <w:proofErr w:type="spellEnd"/>
-      <w:r>
-        <w:rPr>
-          <w:rFonts w:ascii="Cambria" w:hAnsi="Cambria"/>
-        </w:rPr>
-        <w:t xml:space="preserve"> ni de tipado.</w:t>
+        <w:t>Una vez implementado el nuevo dominio y adaptado el generador de problemas, se procedió a verificar su correcto funcionamiento utilizando pyperplan</w:t>
+      </w:r>
+      <w:r>
+        <w:rPr>
+          <w:rFonts w:ascii="Cambria" w:hAnsi="Cambria"/>
+        </w:rPr>
+        <w:t xml:space="preserve"> o ff</w:t>
+      </w:r>
+      <w:r>
+        <w:rPr>
+          <w:rFonts w:ascii="Cambria" w:hAnsi="Cambria"/>
+        </w:rPr>
+        <w:t>. En primer lugar, se comprobó que tanto el dominio como los problemas generados eran sintácticamente válidos y podían ser procesados por el planificador sin errores de parsing ni de tipado.</w:t>
       </w:r>
     </w:p>
     <w:p>
@@ -10346,58 +8864,14 @@
         <w:rPr>
           <w:rFonts w:ascii="Cambria" w:hAnsi="Cambria"/>
         </w:rPr>
-        <w:t xml:space="preserve"> Para forzar que utilice las acciones propias del Carrier hemos eliminado solo para esta prueba la acción </w:t>
-      </w:r>
-      <w:proofErr w:type="spellStart"/>
-      <w:r>
-        <w:rPr>
-          <w:rFonts w:ascii="Cambria" w:hAnsi="Cambria"/>
-        </w:rPr>
-        <w:t>fly</w:t>
-      </w:r>
-      <w:proofErr w:type="spellEnd"/>
-      <w:r>
-        <w:rPr>
-          <w:rFonts w:ascii="Cambria" w:hAnsi="Cambria"/>
-        </w:rPr>
-        <w:t xml:space="preserve"> obligando al planificador a utilizar la acción </w:t>
-      </w:r>
-      <w:proofErr w:type="spellStart"/>
-      <w:r>
-        <w:rPr>
-          <w:rFonts w:ascii="Cambria" w:hAnsi="Cambria"/>
-        </w:rPr>
-        <w:t>fly</w:t>
-      </w:r>
-      <w:proofErr w:type="spellEnd"/>
-      <w:r>
-        <w:rPr>
-          <w:rFonts w:ascii="Cambria" w:hAnsi="Cambria"/>
-        </w:rPr>
-        <w:t>-and-</w:t>
-      </w:r>
-      <w:proofErr w:type="spellStart"/>
-      <w:r>
-        <w:rPr>
-          <w:rFonts w:ascii="Cambria" w:hAnsi="Cambria"/>
-        </w:rPr>
-        <w:t>move</w:t>
-      </w:r>
-      <w:proofErr w:type="spellEnd"/>
-      <w:r>
-        <w:rPr>
-          <w:rFonts w:ascii="Cambria" w:hAnsi="Cambria"/>
-        </w:rPr>
-        <w:t>-</w:t>
-      </w:r>
-      <w:proofErr w:type="spellStart"/>
-      <w:r>
-        <w:rPr>
-          <w:rFonts w:ascii="Cambria" w:hAnsi="Cambria"/>
-        </w:rPr>
-        <w:t>carrier</w:t>
-      </w:r>
-      <w:proofErr w:type="spellEnd"/>
+        <w:t xml:space="preserve"> Para forzar que utilice las acciones propias del Carrier hemos eliminado solo para esta prueba la acción fly obligando al planificador a utilizar la acción </w:t>
+      </w:r>
+      <w:r>
+        <w:rPr>
+          <w:rFonts w:ascii="Cambria" w:hAnsi="Cambria"/>
+        </w:rPr>
+        <w:t>fly-and-move-carrier</w:t>
+      </w:r>
       <w:r>
         <w:rPr>
           <w:rFonts w:ascii="Cambria" w:hAnsi="Cambria"/>
@@ -10446,14 +8920,7 @@
         <w:rPr>
           <w:rFonts w:ascii="Cambria" w:hAnsi="Cambria"/>
         </w:rPr>
-        <w:t xml:space="preserve"> -c 4 -g </w:t>
-      </w:r>
-      <w:proofErr w:type="gramStart"/>
-      <w:r>
-        <w:rPr>
-          <w:rFonts w:ascii="Cambria" w:hAnsi="Cambria"/>
-        </w:rPr>
-        <w:t>4</w:t>
+        <w:t xml:space="preserve"> -c 4 -g 4</w:t>
       </w:r>
       <w:r>
         <w:rPr>
@@ -10465,28 +8932,7 @@
         <w:rPr>
           <w:rFonts w:ascii="Cambria" w:hAnsi="Cambria"/>
         </w:rPr>
-        <w:t xml:space="preserve"> el</w:t>
-      </w:r>
-      <w:proofErr w:type="gramEnd"/>
-      <w:r>
-        <w:rPr>
-          <w:rFonts w:ascii="Cambria" w:hAnsi="Cambria"/>
-        </w:rPr>
-        <w:t xml:space="preserve"> </w:t>
-      </w:r>
-      <w:proofErr w:type="spellStart"/>
-      <w:r>
-        <w:rPr>
-          <w:rFonts w:ascii="Cambria" w:hAnsi="Cambria"/>
-        </w:rPr>
-        <w:t>cuál</w:t>
-      </w:r>
-      <w:proofErr w:type="spellEnd"/>
-      <w:r>
-        <w:rPr>
-          <w:rFonts w:ascii="Cambria" w:hAnsi="Cambria"/>
-        </w:rPr>
-        <w:t xml:space="preserve"> nos da un problema con los siguientes objetivos: </w:t>
+        <w:t xml:space="preserve"> el cuál nos da un problema con los siguientes objetivos: </w:t>
       </w:r>
       <w:r>
         <w:rPr>
@@ -10547,35 +8993,7 @@
         <w:rPr>
           <w:rFonts w:ascii="Cambria" w:hAnsi="Cambria"/>
         </w:rPr>
-        <w:t xml:space="preserve">y ejecutándolo de la siguiente forma: </w:t>
-      </w:r>
-      <w:proofErr w:type="spellStart"/>
-      <w:r>
-        <w:rPr>
-          <w:rFonts w:ascii="Cambria" w:hAnsi="Cambria"/>
-        </w:rPr>
-        <w:t>planutils</w:t>
-      </w:r>
-      <w:proofErr w:type="spellEnd"/>
-      <w:r>
-        <w:rPr>
-          <w:rFonts w:ascii="Cambria" w:hAnsi="Cambria"/>
-        </w:rPr>
-        <w:t xml:space="preserve"> run </w:t>
-      </w:r>
-      <w:proofErr w:type="spellStart"/>
-      <w:r>
-        <w:rPr>
-          <w:rFonts w:ascii="Cambria" w:hAnsi="Cambria"/>
-        </w:rPr>
-        <w:t>ff</w:t>
-      </w:r>
-      <w:proofErr w:type="spellEnd"/>
-      <w:r>
-        <w:rPr>
-          <w:rFonts w:ascii="Cambria" w:hAnsi="Cambria"/>
-        </w:rPr>
-        <w:t xml:space="preserve"> domain2.pddl emergency_carrier_d1_r1_l</w:t>
+        <w:t>y ejecutándolo de la siguiente forma: planutils run ff domain2.pddl emergency_carrier_d1_r1_l</w:t>
       </w:r>
       <w:r>
         <w:rPr>
@@ -10865,23 +9283,7 @@
         <w:t>C</w:t>
       </w:r>
       <w:r>
-        <w:t xml:space="preserve">ompararemos con los apartados de la parte 1 los resultados ya que podemos observar </w:t>
-      </w:r>
-      <w:proofErr w:type="gramStart"/>
-      <w:r>
-        <w:t>que</w:t>
-      </w:r>
-      <w:proofErr w:type="gramEnd"/>
-      <w:r>
-        <w:t xml:space="preserve"> aunque no se utilicen las acciones del Carrier por los motivos explicados anteriormente </w:t>
-      </w:r>
-      <w:proofErr w:type="spellStart"/>
-      <w:r>
-        <w:t>si</w:t>
-      </w:r>
-      <w:proofErr w:type="spellEnd"/>
-      <w:r>
-        <w:t xml:space="preserve"> que será diferente debido a que ya no tendrá dos brazos el dron.</w:t>
+        <w:t>ompararemos con los apartados de la parte 1 los resultados ya que podemos observar que aunque no se utilicen las acciones del Carrier por los motivos explicados anteriormente si que será diferente debido a que ya no tendrá dos brazos el dron.</w:t>
       </w:r>
     </w:p>
     <w:p>
@@ -11052,14 +9454,12 @@
                 <w:rFonts w:ascii="Cambria" w:hAnsi="Cambria"/>
               </w:rPr>
             </w:pPr>
-            <w:proofErr w:type="spellStart"/>
             <w:r>
               <w:rPr>
                 <w:rFonts w:ascii="Cambria" w:hAnsi="Cambria"/>
               </w:rPr>
               <w:t>hMAX</w:t>
             </w:r>
-            <w:proofErr w:type="spellEnd"/>
           </w:p>
         </w:tc>
         <w:tc>
@@ -11138,14 +9538,12 @@
                 <w:rFonts w:ascii="Cambria" w:hAnsi="Cambria"/>
               </w:rPr>
             </w:pPr>
-            <w:proofErr w:type="spellStart"/>
             <w:r>
               <w:rPr>
                 <w:rFonts w:ascii="Cambria" w:hAnsi="Cambria"/>
               </w:rPr>
               <w:t>hADD</w:t>
             </w:r>
-            <w:proofErr w:type="spellEnd"/>
           </w:p>
         </w:tc>
         <w:tc>
@@ -11220,14 +9618,12 @@
                 <w:rFonts w:ascii="Cambria" w:hAnsi="Cambria"/>
               </w:rPr>
             </w:pPr>
-            <w:proofErr w:type="spellStart"/>
             <w:r>
               <w:rPr>
                 <w:rFonts w:ascii="Cambria" w:hAnsi="Cambria"/>
               </w:rPr>
               <w:t>hFF</w:t>
             </w:r>
-            <w:proofErr w:type="spellEnd"/>
           </w:p>
         </w:tc>
         <w:tc>
@@ -11382,14 +9778,12 @@
                 <w:rFonts w:ascii="Cambria" w:hAnsi="Cambria"/>
               </w:rPr>
             </w:pPr>
-            <w:proofErr w:type="spellStart"/>
             <w:r>
               <w:rPr>
                 <w:rFonts w:ascii="Cambria" w:hAnsi="Cambria"/>
               </w:rPr>
               <w:t>hMAX</w:t>
             </w:r>
-            <w:proofErr w:type="spellEnd"/>
           </w:p>
         </w:tc>
         <w:tc>
@@ -11423,19 +9817,11 @@
                 <w:rFonts w:ascii="Cambria" w:hAnsi="Cambria"/>
               </w:rPr>
             </w:pPr>
-            <w:proofErr w:type="spellStart"/>
-            <w:r>
-              <w:rPr>
-                <w:rFonts w:ascii="Cambria" w:hAnsi="Cambria"/>
-              </w:rPr>
-              <w:t>Killed</w:t>
-            </w:r>
-            <w:proofErr w:type="spellEnd"/>
-            <w:r>
-              <w:rPr>
-                <w:rFonts w:ascii="Cambria" w:hAnsi="Cambria"/>
-              </w:rPr>
-              <w:t xml:space="preserve"> (no se ha llegado a completar)</w:t>
+            <w:r>
+              <w:rPr>
+                <w:rFonts w:ascii="Cambria" w:hAnsi="Cambria"/>
+              </w:rPr>
+              <w:t>Killed (no se ha llegado a completar)</w:t>
             </w:r>
           </w:p>
         </w:tc>
@@ -11472,14 +9858,12 @@
                 <w:rFonts w:ascii="Cambria" w:hAnsi="Cambria"/>
               </w:rPr>
             </w:pPr>
-            <w:proofErr w:type="spellStart"/>
             <w:r>
               <w:rPr>
                 <w:rFonts w:ascii="Cambria" w:hAnsi="Cambria"/>
               </w:rPr>
               <w:t>hADD</w:t>
             </w:r>
-            <w:proofErr w:type="spellEnd"/>
           </w:p>
         </w:tc>
         <w:tc>
@@ -11554,14 +9938,12 @@
                 <w:rFonts w:ascii="Cambria" w:hAnsi="Cambria"/>
               </w:rPr>
             </w:pPr>
-            <w:proofErr w:type="spellStart"/>
             <w:r>
               <w:rPr>
                 <w:rFonts w:ascii="Cambria" w:hAnsi="Cambria"/>
               </w:rPr>
               <w:t>hFF</w:t>
             </w:r>
-            <w:proofErr w:type="spellEnd"/>
           </w:p>
         </w:tc>
         <w:tc>
@@ -11942,19 +10324,11 @@
                 <w:rFonts w:ascii="Cambria" w:hAnsi="Cambria"/>
               </w:rPr>
             </w:pPr>
-            <w:proofErr w:type="spellStart"/>
-            <w:r>
-              <w:rPr>
-                <w:rFonts w:ascii="Cambria" w:hAnsi="Cambria"/>
-              </w:rPr>
-              <w:t>Killed</w:t>
-            </w:r>
-            <w:proofErr w:type="spellEnd"/>
-            <w:r>
-              <w:rPr>
-                <w:rFonts w:ascii="Cambria" w:hAnsi="Cambria"/>
-              </w:rPr>
-              <w:t xml:space="preserve"> (no se ha llegado a completar)</w:t>
+            <w:r>
+              <w:rPr>
+                <w:rFonts w:ascii="Cambria" w:hAnsi="Cambria"/>
+              </w:rPr>
+              <w:t>Killed (no se ha llegado a completar)</w:t>
             </w:r>
           </w:p>
         </w:tc>
@@ -11974,16 +10348,8 @@
               <w:rPr>
                 <w:rFonts w:ascii="Cambria" w:hAnsi="Cambria"/>
               </w:rPr>
-              <w:t xml:space="preserve">A* + </w:t>
-            </w:r>
-            <w:proofErr w:type="spellStart"/>
-            <w:r>
-              <w:rPr>
-                <w:rFonts w:ascii="Cambria" w:hAnsi="Cambria"/>
-              </w:rPr>
-              <w:t>hMAX</w:t>
-            </w:r>
-            <w:proofErr w:type="spellEnd"/>
+              <w:t>A* + hMAX</w:t>
+            </w:r>
           </w:p>
         </w:tc>
         <w:tc>
@@ -12038,16 +10404,8 @@
               <w:rPr>
                 <w:rFonts w:ascii="Cambria" w:hAnsi="Cambria"/>
               </w:rPr>
-              <w:t xml:space="preserve">A* + </w:t>
-            </w:r>
-            <w:proofErr w:type="spellStart"/>
-            <w:r>
-              <w:rPr>
-                <w:rFonts w:ascii="Cambria" w:hAnsi="Cambria"/>
-              </w:rPr>
-              <w:t>lmcut</w:t>
-            </w:r>
-            <w:proofErr w:type="spellEnd"/>
+              <w:t>A* + lmcut</w:t>
+            </w:r>
           </w:p>
         </w:tc>
         <w:tc>
@@ -12141,18 +10499,8 @@
           <w:b/>
           <w:bCs/>
         </w:rPr>
-        <w:t xml:space="preserve">heurística </w:t>
-      </w:r>
-      <w:proofErr w:type="spellStart"/>
-      <w:r>
-        <w:rPr>
-          <w:rFonts w:ascii="Cambria" w:hAnsi="Cambria"/>
-          <w:b/>
-          <w:bCs/>
-        </w:rPr>
-        <w:t>hMAX</w:t>
-      </w:r>
-      <w:proofErr w:type="spellEnd"/>
+        <w:t>heurística hMAX</w:t>
+      </w:r>
       <w:r>
         <w:rPr>
           <w:rFonts w:ascii="Cambria" w:hAnsi="Cambria"/>
@@ -12233,35 +10581,7 @@
         <w:rPr>
           <w:rFonts w:ascii="Cambria" w:hAnsi="Cambria"/>
         </w:rPr>
-        <w:t xml:space="preserve">. Por el contrario, heurísticas como </w:t>
-      </w:r>
-      <w:proofErr w:type="spellStart"/>
-      <w:r>
-        <w:rPr>
-          <w:rFonts w:ascii="Cambria" w:hAnsi="Cambria"/>
-        </w:rPr>
-        <w:t>hADD</w:t>
-      </w:r>
-      <w:proofErr w:type="spellEnd"/>
-      <w:r>
-        <w:rPr>
-          <w:rFonts w:ascii="Cambria" w:hAnsi="Cambria"/>
-        </w:rPr>
-        <w:t xml:space="preserve">, </w:t>
-      </w:r>
-      <w:proofErr w:type="spellStart"/>
-      <w:r>
-        <w:rPr>
-          <w:rFonts w:ascii="Cambria" w:hAnsi="Cambria"/>
-        </w:rPr>
-        <w:t>hFF</w:t>
-      </w:r>
-      <w:proofErr w:type="spellEnd"/>
-      <w:r>
-        <w:rPr>
-          <w:rFonts w:ascii="Cambria" w:hAnsi="Cambria"/>
-        </w:rPr>
-        <w:t xml:space="preserve"> y especialmente Landmark mostraron un rendimiento considerablemente mejor, obteniendo planes en tiempos muy reducidos. En todos los casos en los que se obtuvo solución, la </w:t>
+        <w:t xml:space="preserve">. Por el contrario, heurísticas como hADD, hFF y especialmente Landmark mostraron un rendimiento considerablemente mejor, obteniendo planes en tiempos muy reducidos. En todos los casos en los que se obtuvo solución, la </w:t>
       </w:r>
       <w:r>
         <w:rPr>
@@ -12452,7 +10772,6 @@
         </w:rPr>
         <w:t xml:space="preserve"> completar la búsqueda dentro del límite de tiempo. Por su parte, A* con heurística </w:t>
       </w:r>
-      <w:proofErr w:type="spellStart"/>
       <w:r>
         <w:rPr>
           <w:rFonts w:ascii="Cambria" w:hAnsi="Cambria"/>
@@ -12461,14 +10780,12 @@
         </w:rPr>
         <w:t>hMAX</w:t>
       </w:r>
-      <w:proofErr w:type="spellEnd"/>
       <w:r>
         <w:rPr>
           <w:rFonts w:ascii="Cambria" w:hAnsi="Cambria"/>
         </w:rPr>
         <w:t xml:space="preserve"> encontró una solución </w:t>
       </w:r>
-      <w:proofErr w:type="gramStart"/>
       <w:r>
         <w:rPr>
           <w:rFonts w:ascii="Cambria" w:hAnsi="Cambria"/>
@@ -12477,7 +10794,6 @@
         </w:rPr>
         <w:t>correcta</w:t>
       </w:r>
-      <w:proofErr w:type="gramEnd"/>
       <w:r>
         <w:rPr>
           <w:rFonts w:ascii="Cambria" w:hAnsi="Cambria"/>
@@ -12526,7 +10842,6 @@
         </w:rPr>
         <w:t xml:space="preserve"> con </w:t>
       </w:r>
-      <w:proofErr w:type="spellStart"/>
       <w:r>
         <w:rPr>
           <w:rFonts w:ascii="Cambria" w:hAnsi="Cambria"/>
@@ -12535,7 +10850,6 @@
         </w:rPr>
         <w:t>lmcut</w:t>
       </w:r>
-      <w:proofErr w:type="spellEnd"/>
       <w:r>
         <w:rPr>
           <w:rFonts w:ascii="Cambria" w:hAnsi="Cambria"/>
@@ -12654,23 +10968,13 @@
         </w:rPr>
         <w:t xml:space="preserve">. Esto se debe a que el uso del </w:t>
       </w:r>
-      <w:proofErr w:type="spellStart"/>
-      <w:r>
-        <w:rPr>
-          <w:rFonts w:ascii="Cambria" w:hAnsi="Cambria"/>
-          <w:b/>
-          <w:bCs/>
-        </w:rPr>
-        <w:t>carrier</w:t>
-      </w:r>
-      <w:proofErr w:type="spellEnd"/>
-      <w:r>
-        <w:rPr>
-          <w:rFonts w:ascii="Cambria" w:hAnsi="Cambria"/>
-          <w:b/>
-          <w:bCs/>
-        </w:rPr>
-        <w:t xml:space="preserve"> introduce</w:t>
+      <w:r>
+        <w:rPr>
+          <w:rFonts w:ascii="Cambria" w:hAnsi="Cambria"/>
+          <w:b/>
+          <w:bCs/>
+        </w:rPr>
+        <w:t>carrier introduce</w:t>
       </w:r>
       <w:r>
         <w:rPr>
@@ -12718,21 +11022,7 @@
         <w:rPr>
           <w:rFonts w:ascii="Cambria" w:hAnsi="Cambria"/>
         </w:rPr>
-        <w:t xml:space="preserve"> total del plan. Dado que el planificador empleado no considera costes de acción diferenciados y se limita a minimizar el número de pasos, resulta más eficiente transportar las cajas directamente sin utilizar el transportador. Por tanto, aunque el dominio permite el uso de </w:t>
-      </w:r>
-      <w:proofErr w:type="spellStart"/>
-      <w:r>
-        <w:rPr>
-          <w:rFonts w:ascii="Cambria" w:hAnsi="Cambria"/>
-        </w:rPr>
-        <w:t>carriers</w:t>
-      </w:r>
-      <w:proofErr w:type="spellEnd"/>
-      <w:r>
-        <w:rPr>
-          <w:rFonts w:ascii="Cambria" w:hAnsi="Cambria"/>
-        </w:rPr>
-        <w:t xml:space="preserve">, el </w:t>
+        <w:t xml:space="preserve"> total del plan. Dado que el planificador empleado no considera costes de acción diferenciados y se limita a minimizar el número de pasos, resulta más eficiente transportar las cajas directamente sin utilizar el transportador. Por tanto, aunque el dominio permite el uso de carriers, el </w:t>
       </w:r>
       <w:r>
         <w:rPr>
@@ -12760,21 +11050,7 @@
         <w:rPr>
           <w:rFonts w:ascii="Cambria" w:hAnsi="Cambria"/>
         </w:rPr>
-        <w:t xml:space="preserve">En el nuevo modelo esta capacidad se sustituye por el uso del </w:t>
-      </w:r>
-      <w:proofErr w:type="spellStart"/>
-      <w:r>
-        <w:rPr>
-          <w:rFonts w:ascii="Cambria" w:hAnsi="Cambria"/>
-        </w:rPr>
-        <w:t>carrier</w:t>
-      </w:r>
-      <w:proofErr w:type="spellEnd"/>
-      <w:r>
-        <w:rPr>
-          <w:rFonts w:ascii="Cambria" w:hAnsi="Cambria"/>
-        </w:rPr>
-        <w:t xml:space="preserve">, lo que modifica la estructura del espacio de estados y las posibles secuencias de acciones. Como consecuencia, los </w:t>
+        <w:t xml:space="preserve">En el nuevo modelo esta capacidad se sustituye por el uso del carrier, lo que modifica la estructura del espacio de estados y las posibles secuencias de acciones. Como consecuencia, los </w:t>
       </w:r>
       <w:r>
         <w:rPr>
@@ -13040,16 +11316,8 @@
         <w:rPr>
           <w:rFonts w:ascii="Cambria" w:hAnsi="Cambria"/>
         </w:rPr>
-        <w:t>Añadir :</w:t>
-      </w:r>
-      <w:proofErr w:type="spellStart"/>
-      <w:r>
-        <w:rPr>
-          <w:rFonts w:ascii="Cambria" w:hAnsi="Cambria"/>
-        </w:rPr>
-        <w:t>action-costs</w:t>
-      </w:r>
-      <w:proofErr w:type="spellEnd"/>
+        <w:t>Añadir :action-costs</w:t>
+      </w:r>
     </w:p>
     <w:p>
       <w:pPr>
@@ -13074,49 +11342,7 @@
         <w:rPr>
           <w:rFonts w:ascii="Cambria" w:hAnsi="Cambria"/>
         </w:rPr>
-        <w:t>La primera modificación realizada ha consistido en añadir el requisito :</w:t>
-      </w:r>
-      <w:proofErr w:type="spellStart"/>
-      <w:r>
-        <w:rPr>
-          <w:rFonts w:ascii="Cambria" w:hAnsi="Cambria"/>
-        </w:rPr>
-        <w:t>action-costs</w:t>
-      </w:r>
-      <w:proofErr w:type="spellEnd"/>
-      <w:r>
-        <w:rPr>
-          <w:rFonts w:ascii="Cambria" w:hAnsi="Cambria"/>
-        </w:rPr>
-        <w:t xml:space="preserve"> en la sección :</w:t>
-      </w:r>
-      <w:proofErr w:type="spellStart"/>
-      <w:r>
-        <w:rPr>
-          <w:rFonts w:ascii="Cambria" w:hAnsi="Cambria"/>
-        </w:rPr>
-        <w:t>requirements</w:t>
-      </w:r>
-      <w:proofErr w:type="spellEnd"/>
-      <w:r>
-        <w:rPr>
-          <w:rFonts w:ascii="Cambria" w:hAnsi="Cambria"/>
-        </w:rPr>
-        <w:t xml:space="preserve"> del dominio. Este cambio es fundamental, ya que habilita el uso de planificación métrica en PDDL, permitiendo asociar un coste a cada acción y trabajar con funciones numéricas, en particular con la función especial total-</w:t>
-      </w:r>
-      <w:proofErr w:type="spellStart"/>
-      <w:r>
-        <w:rPr>
-          <w:rFonts w:ascii="Cambria" w:hAnsi="Cambria"/>
-        </w:rPr>
-        <w:t>cost</w:t>
-      </w:r>
-      <w:proofErr w:type="spellEnd"/>
-      <w:r>
-        <w:rPr>
-          <w:rFonts w:ascii="Cambria" w:hAnsi="Cambria"/>
-        </w:rPr>
-        <w:t>, que representa el coste acumulado del plan.</w:t>
+        <w:t>La primera modificación realizada ha consistido en añadir el requisito :action-costs en la sección :requirements del dominio. Este cambio es fundamental, ya que habilita el uso de planificación métrica en PDDL, permitiendo asociar un coste a cada acción y trabajar con funciones numéricas, en particular con la función especial total-cost, que representa el coste acumulado del plan.</w:t>
       </w:r>
     </w:p>
     <w:p>
@@ -13176,86 +11402,22 @@
     </w:p>
     <w:p>
       <w:r>
-        <w:t>En este apartado se ha ampliado el dominio mediante la incorporación de funciones numéricas que permiten modelar explícitamente el coste de las acciones. En concreto, se han definido dos funciones: total-</w:t>
-      </w:r>
-      <w:proofErr w:type="spellStart"/>
-      <w:r>
-        <w:t>cost</w:t>
-      </w:r>
-      <w:proofErr w:type="spellEnd"/>
-      <w:r>
-        <w:t xml:space="preserve"> y </w:t>
-      </w:r>
-      <w:proofErr w:type="spellStart"/>
-      <w:r>
-        <w:t>fly-cost</w:t>
-      </w:r>
-      <w:proofErr w:type="spellEnd"/>
-      <w:r>
-        <w:t>.</w:t>
-      </w:r>
-    </w:p>
-    <w:p>
-      <w:r>
-        <w:t>La función total-</w:t>
-      </w:r>
-      <w:proofErr w:type="spellStart"/>
-      <w:r>
-        <w:t>cost</w:t>
-      </w:r>
-      <w:proofErr w:type="spellEnd"/>
-      <w:r>
-        <w:t xml:space="preserve"> representa el coste total acumulado del plan y constituye el elemento central de la planificación con costes en PDDL. Esta función será modificada por las distintas acciones del dominio mediante efectos de incremento, permitiendo así evaluar la calidad de los planes generados en función de su coste total, en lugar de únicamente su longitud.</w:t>
-      </w:r>
-    </w:p>
-    <w:p>
-      <w:r>
-        <w:t xml:space="preserve">Por otro lado, se ha introducido la función </w:t>
-      </w:r>
-      <w:proofErr w:type="spellStart"/>
-      <w:r>
-        <w:t>fly-cost</w:t>
-      </w:r>
-      <w:proofErr w:type="spellEnd"/>
-      <w:r>
-        <w:t>, parametrizada por una localización de origen y otra de destino. Esta función permite asignar un coste específico a cada desplazamiento del dron, en función de la distancia entre ambas ubicaciones. A diferencia de total-</w:t>
-      </w:r>
-      <w:proofErr w:type="spellStart"/>
-      <w:r>
-        <w:t>cost</w:t>
-      </w:r>
-      <w:proofErr w:type="spellEnd"/>
-      <w:r>
-        <w:t xml:space="preserve">, cuyos valores se modifican dinámicamente durante la ejecución del plan, </w:t>
-      </w:r>
-      <w:proofErr w:type="spellStart"/>
-      <w:r>
-        <w:t>fly-cost</w:t>
-      </w:r>
-      <w:proofErr w:type="spellEnd"/>
-      <w:r>
-        <w:t xml:space="preserve"> se inicializa en el fichero de problema, lo que permite generar instancias con distintas distribuciones espaciales y costes asociados.</w:t>
-      </w:r>
-    </w:p>
-    <w:p>
-      <w:r>
-        <w:t xml:space="preserve">La separación entre ambas funciones resulta clave: mientras que </w:t>
-      </w:r>
-      <w:proofErr w:type="spellStart"/>
-      <w:r>
-        <w:t>fly-cost</w:t>
-      </w:r>
-      <w:proofErr w:type="spellEnd"/>
-      <w:r>
-        <w:t xml:space="preserve"> modela el coste individual de una acción concreta (volar entre dos puntos), total-</w:t>
-      </w:r>
-      <w:proofErr w:type="spellStart"/>
-      <w:r>
-        <w:t>cost</w:t>
-      </w:r>
-      <w:proofErr w:type="spellEnd"/>
-      <w:r>
-        <w:t xml:space="preserve"> actúa como acumulador global del coste del plan. Esta estructura facilita la posterior definición de acciones que incrementen el coste en función de la distancia recorrida, permitiendo así que el planificador tenga en cuenta la eficiencia de los desplazamientos.</w:t>
+        <w:t>En este apartado se ha ampliado el dominio mediante la incorporación de funciones numéricas que permiten modelar explícitamente el coste de las acciones. En concreto, se han definido dos funciones: total-cost y fly-cost.</w:t>
+      </w:r>
+    </w:p>
+    <w:p>
+      <w:r>
+        <w:t>La función total-cost representa el coste total acumulado del plan y constituye el elemento central de la planificación con costes en PDDL. Esta función será modificada por las distintas acciones del dominio mediante efectos de incremento, permitiendo así evaluar la calidad de los planes generados en función de su coste total, en lugar de únicamente su longitud.</w:t>
+      </w:r>
+    </w:p>
+    <w:p>
+      <w:r>
+        <w:t>Por otro lado, se ha introducido la función fly-cost, parametrizada por una localización de origen y otra de destino. Esta función permite asignar un coste específico a cada desplazamiento del dron, en función de la distancia entre ambas ubicaciones. A diferencia de total-cost, cuyos valores se modifican dinámicamente durante la ejecución del plan, fly-cost se inicializa en el fichero de problema, lo que permite generar instancias con distintas distribuciones espaciales y costes asociados.</w:t>
+      </w:r>
+    </w:p>
+    <w:p>
+      <w:r>
+        <w:t>La separación entre ambas funciones resulta clave: mientras que fly-cost modela el coste individual de una acción concreta (volar entre dos puntos), total-cost actúa como acumulador global del coste del plan. Esta estructura facilita la posterior definición de acciones que incrementen el coste en función de la distancia recorrida, permitiendo así que el planificador tenga en cuenta la eficiencia de los desplazamientos.</w:t>
       </w:r>
     </w:p>
     <w:p>
@@ -13293,81 +11455,17 @@
     </w:p>
     <w:p>
       <w:r>
-        <w:t>En este apartado se ha procedido a la incorporación de costes constantes a las acciones del dominio, con el objetivo de comenzar a modelar el coste total de los planes generados. En concreto, se han modificado aquellas acciones cuyo coste no depende de factores externos, como la distancia, asignándoles un incremento fijo sobre la función total-</w:t>
-      </w:r>
-      <w:proofErr w:type="spellStart"/>
-      <w:r>
-        <w:t>cost</w:t>
-      </w:r>
-      <w:proofErr w:type="spellEnd"/>
-      <w:r>
-        <w:t>.</w:t>
-      </w:r>
-    </w:p>
-    <w:p>
-      <w:r>
-        <w:t>Las acciones afectadas han sido todas aquellas que representan operaciones locales, como coger y dejar cajas, manipular el transportador o realizar entregas. En todos estos casos, se ha añadido el efecto (</w:t>
-      </w:r>
-      <w:proofErr w:type="spellStart"/>
-      <w:r>
-        <w:t>increase</w:t>
-      </w:r>
-      <w:proofErr w:type="spellEnd"/>
-      <w:r>
-        <w:t xml:space="preserve"> (total-</w:t>
-      </w:r>
-      <w:proofErr w:type="spellStart"/>
-      <w:r>
-        <w:t>cost</w:t>
-      </w:r>
-      <w:proofErr w:type="spellEnd"/>
-      <w:r>
-        <w:t>) 1), lo que implica que cada una de estas acciones contribuye de forma uniforme al coste total del plan. Esta decisión permite diferenciar estas acciones de las de desplazamiento, cuyo coste será tratado de forma específica en el siguiente apartado.</w:t>
-      </w:r>
-    </w:p>
-    <w:p>
-      <w:r>
-        <w:t>Por otro lado, las acciones de movimiento (</w:t>
-      </w:r>
-      <w:proofErr w:type="spellStart"/>
-      <w:r>
-        <w:t>fly</w:t>
-      </w:r>
-      <w:proofErr w:type="spellEnd"/>
-      <w:r>
-        <w:t xml:space="preserve"> y </w:t>
-      </w:r>
-      <w:proofErr w:type="spellStart"/>
-      <w:r>
-        <w:t>fly</w:t>
-      </w:r>
-      <w:proofErr w:type="spellEnd"/>
-      <w:r>
-        <w:t>-and-</w:t>
-      </w:r>
-      <w:proofErr w:type="spellStart"/>
-      <w:r>
-        <w:t>move</w:t>
-      </w:r>
-      <w:proofErr w:type="spellEnd"/>
-      <w:r>
-        <w:t>-</w:t>
-      </w:r>
-      <w:proofErr w:type="spellStart"/>
-      <w:r>
-        <w:t>carrier</w:t>
-      </w:r>
-      <w:proofErr w:type="spellEnd"/>
-      <w:r>
-        <w:t xml:space="preserve">) no han sido modificadas en este punto. Esto se debe a que su coste no es constante, sino que depende de la distancia entre localizaciones, información que se modelará mediante la función </w:t>
-      </w:r>
-      <w:proofErr w:type="spellStart"/>
-      <w:r>
-        <w:t>fly-cost</w:t>
-      </w:r>
-      <w:proofErr w:type="spellEnd"/>
-      <w:r>
-        <w:t xml:space="preserve"> en el siguiente </w:t>
+        <w:t>En este apartado se ha procedido a la incorporación de costes constantes a las acciones del dominio, con el objetivo de comenzar a modelar el coste total de los planes generados. En concreto, se han modificado aquellas acciones cuyo coste no depende de factores externos, como la distancia, asignándoles un incremento fijo sobre la función total-cost.</w:t>
+      </w:r>
+    </w:p>
+    <w:p>
+      <w:r>
+        <w:t>Las acciones afectadas han sido todas aquellas que representan operaciones locales, como coger y dejar cajas, manipular el transportador o realizar entregas. En todos estos casos, se ha añadido el efecto (increase (total-cost) 1), lo que implica que cada una de estas acciones contribuye de forma uniforme al coste total del plan. Esta decisión permite diferenciar estas acciones de las de desplazamiento, cuyo coste será tratado de forma específica en el siguiente apartado.</w:t>
+      </w:r>
+    </w:p>
+    <w:p>
+      <w:r>
+        <w:t xml:space="preserve">Por otro lado, las acciones de movimiento (fly y fly-and-move-carrier) no han sido modificadas en este punto. Esto se debe a que su coste no es constante, sino que depende de la distancia entre localizaciones, información que se modelará mediante la función fly-cost en el siguiente </w:t>
       </w:r>
       <w:r>
         <w:lastRenderedPageBreak/>
@@ -13426,106 +11524,179 @@
     </w:p>
     <w:p>
       <w:r>
-        <w:t xml:space="preserve">En este apartado se ha completado la incorporación de costes al dominio mediante la asignación de costes variables a las acciones de movimiento del dron. A diferencia de las acciones locales, cuyo coste es constante, el coste de volar depende de la distancia entre la localización de origen y la de destino, lo que se ha modelado mediante la función </w:t>
-      </w:r>
-      <w:proofErr w:type="spellStart"/>
-      <w:r>
-        <w:t>fly-cost</w:t>
-      </w:r>
-      <w:proofErr w:type="spellEnd"/>
-      <w:r>
+        <w:t>En este apartado se ha completado la incorporación de costes al dominio mediante la asignación de costes variables a las acciones de movimiento del dron. A diferencia de las acciones locales, cuyo coste es constante, el coste de volar depende de la distancia entre la localización de origen y la de destino, lo que se ha modelado mediante la función fly-cost.</w:t>
+      </w:r>
+    </w:p>
+    <w:p>
+      <w:r>
+        <w:t>Para ello, se han modificado las acciones fly y fly-and-move-carrier, añadiendo un efecto de incremento del coste total de la forma (increase (total-cost) (fly-cost ?from ?to)). De este modo, cada desplazamiento del dron contribuye al coste total del plan en función de la distancia recorrida, información que se define en el fichero de problema.</w:t>
+      </w:r>
+    </w:p>
+    <w:p>
+      <w:r>
+        <w:t>Esta modificación resulta fundamental para reflejar de forma realista el dominio, ya que introduce una diferencia significativa entre acciones locales y acciones de desplazamiento. Mientras que operaciones como recoger, cargar o entregar cajas tienen un coste bajo y constante, los movimientos entre localizaciones pueden resultar mucho más costosos, especialmente cuando se trata de distancias largas.</w:t>
+      </w:r>
+    </w:p>
+    <w:p>
+      <w:r>
+        <w:t>Como consecuencia, el planificador ya no se limita a minimizar el número de acciones, sino que pasa a optimizar el coste total del plan. Esto favorece estrategias más eficientes, como el uso de transportadores para agrupar varias entregas en un único viaje, reduciendo así el número de desplazamientos necesarios. Aunque este tipo de planes puede implicar un mayor número de acciones, su coste total será menor, lo que los convierte en soluciones preferibles desde el punto de vista del modelo.</w:t>
+      </w:r>
+    </w:p>
+    <w:p>
+      <w:pPr>
+        <w:pStyle w:val="Ttulo3"/>
+        <w:jc w:val="center"/>
+        <w:rPr>
+          <w:rFonts w:ascii="Cambria" w:hAnsi="Cambria"/>
+        </w:rPr>
+      </w:pPr>
+      <w:r>
+        <w:rPr>
+          <w:rFonts w:ascii="Cambria" w:hAnsi="Cambria"/>
+        </w:rPr>
+        <w:t>Punto</w:t>
+      </w:r>
+      <w:r>
+        <w:rPr>
+          <w:rFonts w:ascii="Cambria" w:hAnsi="Cambria"/>
+        </w:rPr>
+        <w:t>s</w:t>
+      </w:r>
+      <w:r>
+        <w:rPr>
+          <w:rFonts w:ascii="Cambria" w:hAnsi="Cambria"/>
+        </w:rPr>
+        <w:t xml:space="preserve"> </w:t>
+      </w:r>
+      <w:r>
+        <w:rPr>
+          <w:rFonts w:ascii="Cambria" w:hAnsi="Cambria"/>
+        </w:rPr>
+        <w:t>5 y 6</w:t>
+      </w:r>
+      <w:r>
+        <w:rPr>
+          <w:rFonts w:ascii="Cambria" w:hAnsi="Cambria"/>
+        </w:rPr>
+        <w:t xml:space="preserve">: </w:t>
+      </w:r>
+      <w:r>
+        <w:rPr>
+          <w:rFonts w:ascii="Cambria" w:hAnsi="Cambria"/>
+        </w:rPr>
+        <w:t>Modificaciones en el generador de problemas</w:t>
+      </w:r>
+      <w:r>
+        <w:rPr>
+          <w:rFonts w:ascii="Cambria" w:hAnsi="Cambria"/>
+        </w:rPr>
         <w:t>.</w:t>
       </w:r>
     </w:p>
     <w:p>
       <w:r>
-        <w:t xml:space="preserve">Para ello, se han modificado las acciones </w:t>
-      </w:r>
-      <w:proofErr w:type="spellStart"/>
-      <w:r>
-        <w:t>fly</w:t>
-      </w:r>
-      <w:proofErr w:type="spellEnd"/>
-      <w:r>
-        <w:t xml:space="preserve"> y </w:t>
-      </w:r>
-      <w:proofErr w:type="spellStart"/>
-      <w:r>
-        <w:t>fly</w:t>
-      </w:r>
-      <w:proofErr w:type="spellEnd"/>
-      <w:r>
-        <w:t>-and-</w:t>
-      </w:r>
-      <w:proofErr w:type="spellStart"/>
-      <w:r>
-        <w:t>move</w:t>
-      </w:r>
-      <w:proofErr w:type="spellEnd"/>
-      <w:r>
-        <w:t>-</w:t>
-      </w:r>
-      <w:proofErr w:type="spellStart"/>
-      <w:r>
-        <w:t>carrier</w:t>
-      </w:r>
-      <w:proofErr w:type="spellEnd"/>
-      <w:r>
-        <w:t>, añadiendo un efecto de incremento del coste total de la forma (</w:t>
-      </w:r>
-      <w:proofErr w:type="spellStart"/>
-      <w:r>
-        <w:t>increase</w:t>
-      </w:r>
-      <w:proofErr w:type="spellEnd"/>
-      <w:r>
-        <w:t xml:space="preserve"> (total-</w:t>
-      </w:r>
-      <w:proofErr w:type="spellStart"/>
-      <w:r>
-        <w:t>cost</w:t>
-      </w:r>
-      <w:proofErr w:type="spellEnd"/>
-      <w:r>
-        <w:t>) (</w:t>
-      </w:r>
-      <w:proofErr w:type="spellStart"/>
-      <w:proofErr w:type="gramStart"/>
-      <w:r>
-        <w:t>fly-cost</w:t>
-      </w:r>
-      <w:proofErr w:type="spellEnd"/>
-      <w:r>
-        <w:t xml:space="preserve"> ?</w:t>
-      </w:r>
-      <w:proofErr w:type="spellStart"/>
-      <w:proofErr w:type="gramEnd"/>
-      <w:r>
-        <w:t>from</w:t>
-      </w:r>
-      <w:proofErr w:type="spellEnd"/>
-      <w:r>
-        <w:t xml:space="preserve"> ?</w:t>
-      </w:r>
-      <w:proofErr w:type="spellStart"/>
-      <w:r>
-        <w:t>to</w:t>
-      </w:r>
-      <w:proofErr w:type="spellEnd"/>
-      <w:r>
-        <w:t>)). De este modo, cada desplazamiento del dron contribuye al coste total del plan en función de la distancia recorrida, información que se define en el fichero de problema.</w:t>
-      </w:r>
-    </w:p>
-    <w:p>
-      <w:r>
-        <w:t>Esta modificación resulta fundamental para reflejar de forma realista el dominio, ya que introduce una diferencia significativa entre acciones locales y acciones de desplazamiento. Mientras que operaciones como recoger, cargar o entregar cajas tienen un coste bajo y constante, los movimientos entre localizaciones pueden resultar mucho más costosos, especialmente cuando se trata de distancias largas.</w:t>
-      </w:r>
-    </w:p>
-    <w:p>
-      <w:r>
-        <w:t>Como consecuencia, el planificador ya no se limita a minimizar el número de acciones, sino que pasa a optimizar el coste total del plan. Esto favorece estrategias más eficientes, como el uso de transportadores para agrupar varias entregas en un único viaje, reduciendo así el número de desplazamientos necesarios. Aunque este tipo de planes puede implicar un mayor número de acciones, su coste total será menor, lo que los convierte en soluciones preferibles desde el punto de vista del modelo.</w:t>
-      </w:r>
-    </w:p>
+        <w:t>En estos apartados se ha modificado el generador de problemas para permitir el uso de planificación con costes, completando así la integración de las funciones definidas en el dominio.</w:t>
+      </w:r>
+    </w:p>
+    <w:p>
+      <w:r>
+        <w:t>En primer lugar, se ha añadido la inicialización de la función total-cost con valor cero en el estado inicial del problema. Esta función actúa como acumulador global del coste del plan, por lo que resulta imprescindible establecer su valor inicial antes de la ejecución de cualquier acción. Sin esta inicialización, los planificadores métricos no podrían evaluar correctamente el coste de las soluciones generadas.</w:t>
+      </w:r>
+    </w:p>
+    <w:p>
+      <w:r>
+        <w:t>En segundo lugar, se ha incorporado la inicialización de la función fly-cost para cada par de localizaciones del problema. Para ello, se han generado coordenadas aleatorias para cada ubicación, incluyendo el depósito, y se ha definido una función auxiliar flight_cost que calcula el coste de desplazamiento como la distancia euclídea entre dos puntos, redondeada a un valor entero no negativo. A partir de estas coordenadas, se asigna un coste específico a cada posible movimiento entre localizaciones.</w:t>
+      </w:r>
+    </w:p>
+    <w:p>
+      <w:r>
+        <w:lastRenderedPageBreak/>
+        <w:t>Esta modificación permite que el coste de las acciones de vuelo refleje de forma realista la distancia recorrida, lo que resulta clave para que el planificador pueda distinguir entre desplazamientos cortos y largos. De este modo, se incentiva la generación de planes más eficientes, en los que se reduce el número de viajes largos mediante el uso de transportadores.</w:t>
+      </w:r>
+    </w:p>
+    <w:p>
+      <w:r>
+        <w:t>En conjunto, estos cambios permiten pasar de un modelo de planificación puramente estructural a un modelo cuantitativo completo, en el que tanto el dominio como los problemas contienen toda la información necesaria para evaluar y optimizar el coste de las soluciones generadas.</w:t>
+      </w:r>
+    </w:p>
+    <w:p>
+      <w:pPr>
+        <w:pStyle w:val="Ttulo3"/>
+        <w:jc w:val="center"/>
+        <w:rPr>
+          <w:rFonts w:ascii="Cambria" w:hAnsi="Cambria"/>
+        </w:rPr>
+      </w:pPr>
+      <w:r>
+        <w:rPr>
+          <w:rFonts w:ascii="Cambria" w:hAnsi="Cambria"/>
+        </w:rPr>
+        <w:t>Punto</w:t>
+      </w:r>
+      <w:r>
+        <w:rPr>
+          <w:rFonts w:ascii="Cambria" w:hAnsi="Cambria"/>
+        </w:rPr>
+        <w:t>s</w:t>
+      </w:r>
+      <w:r>
+        <w:rPr>
+          <w:rFonts w:ascii="Cambria" w:hAnsi="Cambria"/>
+        </w:rPr>
+        <w:t xml:space="preserve"> </w:t>
+      </w:r>
+      <w:r>
+        <w:rPr>
+          <w:rFonts w:ascii="Cambria" w:hAnsi="Cambria"/>
+        </w:rPr>
+        <w:t>7</w:t>
+      </w:r>
+      <w:r>
+        <w:rPr>
+          <w:rFonts w:ascii="Cambria" w:hAnsi="Cambria"/>
+        </w:rPr>
+        <w:t xml:space="preserve">: </w:t>
+      </w:r>
+      <w:r>
+        <w:rPr>
+          <w:rFonts w:ascii="Cambria" w:hAnsi="Cambria"/>
+        </w:rPr>
+        <w:t>Añadir métrica de minimización de coste</w:t>
+      </w:r>
+      <w:r>
+        <w:rPr>
+          <w:rFonts w:ascii="Cambria" w:hAnsi="Cambria"/>
+        </w:rPr>
+        <w:t>.</w:t>
+      </w:r>
+    </w:p>
+    <w:p>
+      <w:r>
+        <w:t>En este apartado se ha completado la definición del problema de planificación añadiendo una métrica de optimización. Concretamente, se ha incorporado la expresión (:metric minimize (total-cost)) al final del fichero de problema generado.</w:t>
+      </w:r>
+    </w:p>
+    <w:p>
+      <w:r>
+        <w:t>Esta métrica indica al planificador que, entre todas las posibles soluciones que alcanzan el objetivo, debe seleccionar aquella que minimice el valor de la función total-cost. Dicha función ha sido previamente definida en el dominio y correctamente inicializada en el problema, acumulando el coste de cada acción ejecutada a lo largo del plan.</w:t>
+      </w:r>
+    </w:p>
+    <w:p>
+      <w:r>
+        <w:t>La inclusión de esta métrica supone un cambio fundamental en la naturaleza del problema, ya que deja de ser un problema de planificación clásica (donde cualquier plan válido es aceptable) para convertirse en un problema de planificación óptima. En este nuevo contexto, el planificador no solo busca alcanzar el estado objetivo, sino hacerlo de la forma más eficiente posible en términos de coste.</w:t>
+      </w:r>
+    </w:p>
+    <w:p>
+      <w:r>
+        <w:t>Gracias a esta modificación, el modelo completo (dominio + generador) permite evaluar correctamente distintas estrategias. En particular, se favorece el uso de transportadores para agrupar entregas y reducir el número de desplazamientos largos, lo que resulta en planes con menor coste total, aunque puedan tener un mayor número de acciones.</w:t>
+      </w:r>
+    </w:p>
+    <w:p>
+      <w:r>
+        <w:t>En conjunto, este paso final completa la transición hacia un modelo de planificación con optimización, donde tanto la estructura del dominio como la información cuantitativa del problema trabajan conjuntamente para producir soluciones eficientes.</w:t>
+      </w:r>
+    </w:p>
+    <w:p/>
+    <w:p/>
     <w:p/>
     <w:sectPr>
       <w:pgSz w:w="11906" w:h="16838"/>

--- a/Memoria PL1.docx
+++ b/Memoria PL1.docx
@@ -548,7 +548,21 @@
         <w:rPr>
           <w:rFonts w:ascii="Cambria" w:hAnsi="Cambria"/>
         </w:rPr>
-        <w:t xml:space="preserve"> (nivel STRIPS con :typing) que representa un sistema de </w:t>
+        <w:t xml:space="preserve"> (nivel STRIPS con :</w:t>
+      </w:r>
+      <w:proofErr w:type="spellStart"/>
+      <w:r>
+        <w:rPr>
+          <w:rFonts w:ascii="Cambria" w:hAnsi="Cambria"/>
+        </w:rPr>
+        <w:t>typing</w:t>
+      </w:r>
+      <w:proofErr w:type="spellEnd"/>
+      <w:r>
+        <w:rPr>
+          <w:rFonts w:ascii="Cambria" w:hAnsi="Cambria"/>
+        </w:rPr>
+        <w:t xml:space="preserve">) que representa un sistema de </w:t>
       </w:r>
       <w:r>
         <w:rPr>
@@ -659,7 +673,21 @@
         <w:rPr>
           <w:rFonts w:ascii="Cambria" w:hAnsi="Cambria"/>
         </w:rPr>
-        <w:t xml:space="preserve">so de :typing, no </w:t>
+        <w:t>so de :</w:t>
+      </w:r>
+      <w:proofErr w:type="spellStart"/>
+      <w:r>
+        <w:rPr>
+          <w:rFonts w:ascii="Cambria" w:hAnsi="Cambria"/>
+        </w:rPr>
+        <w:t>typing</w:t>
+      </w:r>
+      <w:proofErr w:type="spellEnd"/>
+      <w:r>
+        <w:rPr>
+          <w:rFonts w:ascii="Cambria" w:hAnsi="Cambria"/>
+        </w:rPr>
+        <w:t xml:space="preserve">, no </w:t>
       </w:r>
       <w:r>
         <w:rPr>
@@ -760,11 +788,19 @@
           <w:rFonts w:ascii="Cambria" w:hAnsi="Cambria"/>
         </w:rPr>
       </w:pPr>
-      <w:r>
-        <w:rPr>
-          <w:rFonts w:ascii="Cambria" w:hAnsi="Cambria"/>
-        </w:rPr>
-        <w:t>drone: representa los drones disponibles.</w:t>
+      <w:proofErr w:type="spellStart"/>
+      <w:r>
+        <w:rPr>
+          <w:rFonts w:ascii="Cambria" w:hAnsi="Cambria"/>
+        </w:rPr>
+        <w:t>drone</w:t>
+      </w:r>
+      <w:proofErr w:type="spellEnd"/>
+      <w:r>
+        <w:rPr>
+          <w:rFonts w:ascii="Cambria" w:hAnsi="Cambria"/>
+        </w:rPr>
+        <w:t>: representa los drones disponibles.</w:t>
       </w:r>
     </w:p>
     <w:p>
@@ -777,11 +813,19 @@
           <w:rFonts w:ascii="Cambria" w:hAnsi="Cambria"/>
         </w:rPr>
       </w:pPr>
-      <w:r>
-        <w:rPr>
-          <w:rFonts w:ascii="Cambria" w:hAnsi="Cambria"/>
-        </w:rPr>
-        <w:t>person: personas heridas.</w:t>
+      <w:proofErr w:type="spellStart"/>
+      <w:r>
+        <w:rPr>
+          <w:rFonts w:ascii="Cambria" w:hAnsi="Cambria"/>
+        </w:rPr>
+        <w:t>person</w:t>
+      </w:r>
+      <w:proofErr w:type="spellEnd"/>
+      <w:r>
+        <w:rPr>
+          <w:rFonts w:ascii="Cambria" w:hAnsi="Cambria"/>
+        </w:rPr>
+        <w:t>: personas heridas.</w:t>
       </w:r>
     </w:p>
     <w:p>
@@ -794,11 +838,19 @@
           <w:rFonts w:ascii="Cambria" w:hAnsi="Cambria"/>
         </w:rPr>
       </w:pPr>
-      <w:r>
-        <w:rPr>
-          <w:rFonts w:ascii="Cambria" w:hAnsi="Cambria"/>
-        </w:rPr>
-        <w:t>crate: cajas transportables.</w:t>
+      <w:proofErr w:type="spellStart"/>
+      <w:r>
+        <w:rPr>
+          <w:rFonts w:ascii="Cambria" w:hAnsi="Cambria"/>
+        </w:rPr>
+        <w:t>crate</w:t>
+      </w:r>
+      <w:proofErr w:type="spellEnd"/>
+      <w:r>
+        <w:rPr>
+          <w:rFonts w:ascii="Cambria" w:hAnsi="Cambria"/>
+        </w:rPr>
+        <w:t>: cajas transportables.</w:t>
       </w:r>
     </w:p>
     <w:p>
@@ -811,11 +863,19 @@
           <w:rFonts w:ascii="Cambria" w:hAnsi="Cambria"/>
         </w:rPr>
       </w:pPr>
-      <w:r>
-        <w:rPr>
-          <w:rFonts w:ascii="Cambria" w:hAnsi="Cambria"/>
-        </w:rPr>
-        <w:t>location: localizaciones del problema.</w:t>
+      <w:proofErr w:type="spellStart"/>
+      <w:r>
+        <w:rPr>
+          <w:rFonts w:ascii="Cambria" w:hAnsi="Cambria"/>
+        </w:rPr>
+        <w:t>location</w:t>
+      </w:r>
+      <w:proofErr w:type="spellEnd"/>
+      <w:r>
+        <w:rPr>
+          <w:rFonts w:ascii="Cambria" w:hAnsi="Cambria"/>
+        </w:rPr>
+        <w:t>: localizaciones del problema.</w:t>
       </w:r>
     </w:p>
     <w:p>
@@ -828,11 +888,19 @@
           <w:rFonts w:ascii="Cambria" w:hAnsi="Cambria"/>
         </w:rPr>
       </w:pPr>
-      <w:r>
-        <w:rPr>
-          <w:rFonts w:ascii="Cambria" w:hAnsi="Cambria"/>
-        </w:rPr>
-        <w:t>content: tipo de contenido de las cajas (comida, medicina, etc.).</w:t>
+      <w:proofErr w:type="spellStart"/>
+      <w:r>
+        <w:rPr>
+          <w:rFonts w:ascii="Cambria" w:hAnsi="Cambria"/>
+        </w:rPr>
+        <w:t>content</w:t>
+      </w:r>
+      <w:proofErr w:type="spellEnd"/>
+      <w:r>
+        <w:rPr>
+          <w:rFonts w:ascii="Cambria" w:hAnsi="Cambria"/>
+        </w:rPr>
+        <w:t>: tipo de contenido de las cajas (comida, medicina, etc.).</w:t>
       </w:r>
     </w:p>
     <w:p>
@@ -845,12 +913,14 @@
           <w:rFonts w:ascii="Cambria" w:hAnsi="Cambria"/>
         </w:rPr>
       </w:pPr>
+      <w:proofErr w:type="spellStart"/>
       <w:r>
         <w:rPr>
           <w:rFonts w:ascii="Cambria" w:hAnsi="Cambria"/>
         </w:rPr>
         <w:t>arm</w:t>
       </w:r>
+      <w:proofErr w:type="spellEnd"/>
       <w:r>
         <w:rPr>
           <w:rFonts w:ascii="Cambria" w:hAnsi="Cambria"/>
@@ -882,7 +952,21 @@
         <w:rPr>
           <w:rFonts w:ascii="Cambria" w:hAnsi="Cambria"/>
         </w:rPr>
-        <w:t>La inclusión del tipo arm permite modelar correctamente la restricción de que el dron dispone de dos brazos y puede transportar como máximo dos cajas simultáneamente.</w:t>
+        <w:t xml:space="preserve">La inclusión del tipo </w:t>
+      </w:r>
+      <w:proofErr w:type="spellStart"/>
+      <w:r>
+        <w:rPr>
+          <w:rFonts w:ascii="Cambria" w:hAnsi="Cambria"/>
+        </w:rPr>
+        <w:t>arm</w:t>
+      </w:r>
+      <w:proofErr w:type="spellEnd"/>
+      <w:r>
+        <w:rPr>
+          <w:rFonts w:ascii="Cambria" w:hAnsi="Cambria"/>
+        </w:rPr>
+        <w:t xml:space="preserve"> permite modelar correctamente la restricción de que el dron dispone de dos brazos y puede transportar como máximo dos cajas simultáneamente.</w:t>
       </w:r>
     </w:p>
     <w:p>
@@ -974,7 +1058,55 @@
           <w:rFonts w:ascii="Cambria" w:hAnsi="Cambria"/>
           <w:lang w:val="en-US"/>
         </w:rPr>
-        <w:t>(at-drone ?d ?l), (at-person ?p ?l), (at-crate ?c ?l)</w:t>
+        <w:t>(at-</w:t>
+      </w:r>
+      <w:proofErr w:type="gramStart"/>
+      <w:r>
+        <w:rPr>
+          <w:rFonts w:ascii="Cambria" w:hAnsi="Cambria"/>
+          <w:lang w:val="en-US"/>
+        </w:rPr>
+        <w:t>drone ?d ?l</w:t>
+      </w:r>
+      <w:proofErr w:type="gramEnd"/>
+      <w:r>
+        <w:rPr>
+          <w:rFonts w:ascii="Cambria" w:hAnsi="Cambria"/>
+          <w:lang w:val="en-US"/>
+        </w:rPr>
+        <w:t>), (at-</w:t>
+      </w:r>
+      <w:proofErr w:type="gramStart"/>
+      <w:r>
+        <w:rPr>
+          <w:rFonts w:ascii="Cambria" w:hAnsi="Cambria"/>
+          <w:lang w:val="en-US"/>
+        </w:rPr>
+        <w:t>person ?p ?l</w:t>
+      </w:r>
+      <w:proofErr w:type="gramEnd"/>
+      <w:r>
+        <w:rPr>
+          <w:rFonts w:ascii="Cambria" w:hAnsi="Cambria"/>
+          <w:lang w:val="en-US"/>
+        </w:rPr>
+        <w:t>), (at-</w:t>
+      </w:r>
+      <w:proofErr w:type="gramStart"/>
+      <w:r>
+        <w:rPr>
+          <w:rFonts w:ascii="Cambria" w:hAnsi="Cambria"/>
+          <w:lang w:val="en-US"/>
+        </w:rPr>
+        <w:t>crate ?c ?l</w:t>
+      </w:r>
+      <w:proofErr w:type="gramEnd"/>
+      <w:r>
+        <w:rPr>
+          <w:rFonts w:ascii="Cambria" w:hAnsi="Cambria"/>
+          <w:lang w:val="en-US"/>
+        </w:rPr>
+        <w:t>)</w:t>
       </w:r>
     </w:p>
     <w:p>
@@ -990,6 +1122,7 @@
       <w:r>
         <w:t xml:space="preserve"> </w:t>
       </w:r>
+      <w:proofErr w:type="gramStart"/>
       <w:r>
         <w:rPr>
           <w:rFonts w:ascii="Cambria" w:hAnsi="Cambria"/>
@@ -1044,7 +1177,16 @@
           <w:b/>
           <w:bCs/>
         </w:rPr>
-        <w:t>?l</w:t>
+        <w:t>?</w:t>
+      </w:r>
+      <w:proofErr w:type="gramEnd"/>
+      <w:r>
+        <w:rPr>
+          <w:rFonts w:ascii="Cambria" w:hAnsi="Cambria"/>
+          <w:b/>
+          <w:bCs/>
+        </w:rPr>
+        <w:t>l</w:t>
       </w:r>
       <w:r>
         <w:rPr>
@@ -1054,6 +1196,7 @@
         </w:rPr>
         <w:t xml:space="preserve">; </w:t>
       </w:r>
+      <w:proofErr w:type="gramStart"/>
       <w:r>
         <w:rPr>
           <w:rFonts w:ascii="Cambria" w:hAnsi="Cambria"/>
@@ -1072,7 +1215,21 @@
         <w:rPr>
           <w:rFonts w:ascii="Cambria" w:hAnsi="Cambria"/>
         </w:rPr>
-        <w:t xml:space="preserve"> está en la ubicación ?l; La </w:t>
+        <w:t xml:space="preserve"> está en la ubicación ?</w:t>
+      </w:r>
+      <w:proofErr w:type="gramEnd"/>
+      <w:r>
+        <w:rPr>
+          <w:rFonts w:ascii="Cambria" w:hAnsi="Cambria"/>
+        </w:rPr>
+        <w:t xml:space="preserve">l; </w:t>
+      </w:r>
+      <w:proofErr w:type="gramStart"/>
+      <w:r>
+        <w:rPr>
+          <w:rFonts w:ascii="Cambria" w:hAnsi="Cambria"/>
+        </w:rPr>
+        <w:t xml:space="preserve">La </w:t>
       </w:r>
       <w:r>
         <w:rPr>
@@ -1102,7 +1259,16 @@
           <w:b/>
           <w:bCs/>
         </w:rPr>
-        <w:t xml:space="preserve"> ?l</w:t>
+        <w:t xml:space="preserve"> ?</w:t>
+      </w:r>
+      <w:proofErr w:type="gramEnd"/>
+      <w:r>
+        <w:rPr>
+          <w:rFonts w:ascii="Cambria" w:hAnsi="Cambria"/>
+          <w:b/>
+          <w:bCs/>
+        </w:rPr>
+        <w:t>l</w:t>
       </w:r>
       <w:r>
         <w:rPr>
@@ -1174,7 +1340,39 @@
           <w:rFonts w:ascii="Cambria" w:hAnsi="Cambria"/>
           <w:lang w:val="en-US"/>
         </w:rPr>
-        <w:t>(crate-has ?c - crate ?t - content)</w:t>
+        <w:t>(crate-</w:t>
+      </w:r>
+      <w:proofErr w:type="gramStart"/>
+      <w:r>
+        <w:rPr>
+          <w:rFonts w:ascii="Cambria" w:hAnsi="Cambria"/>
+          <w:lang w:val="en-US"/>
+        </w:rPr>
+        <w:t>has ?c</w:t>
+      </w:r>
+      <w:proofErr w:type="gramEnd"/>
+      <w:r>
+        <w:rPr>
+          <w:rFonts w:ascii="Cambria" w:hAnsi="Cambria"/>
+          <w:lang w:val="en-US"/>
+        </w:rPr>
+        <w:t xml:space="preserve"> - </w:t>
+      </w:r>
+      <w:proofErr w:type="gramStart"/>
+      <w:r>
+        <w:rPr>
+          <w:rFonts w:ascii="Cambria" w:hAnsi="Cambria"/>
+          <w:lang w:val="en-US"/>
+        </w:rPr>
+        <w:t>crate ?t</w:t>
+      </w:r>
+      <w:proofErr w:type="gramEnd"/>
+      <w:r>
+        <w:rPr>
+          <w:rFonts w:ascii="Cambria" w:hAnsi="Cambria"/>
+          <w:lang w:val="en-US"/>
+        </w:rPr>
+        <w:t xml:space="preserve"> - content)</w:t>
       </w:r>
     </w:p>
     <w:p>
@@ -1190,17 +1388,33 @@
         </w:rPr>
         <w:t>Esta decisión permite que el dominio sea completamente genérico respecto al tipo de contenidos. Si se desea añadir nuevos tipos (</w:t>
       </w:r>
+      <w:proofErr w:type="spellStart"/>
       <w:r>
         <w:rPr>
           <w:rFonts w:ascii="Cambria" w:hAnsi="Cambria"/>
         </w:rPr>
         <w:t>p.e</w:t>
       </w:r>
-      <w:r>
-        <w:rPr>
-          <w:rFonts w:ascii="Cambria" w:hAnsi="Cambria"/>
-        </w:rPr>
-        <w:t xml:space="preserve"> agua, mantas, etc.), basta con añadir nuevos objetos de tipo content en el problema, sin necesidad de modificar el dominio.</w:t>
+      <w:proofErr w:type="spellEnd"/>
+      <w:r>
+        <w:rPr>
+          <w:rFonts w:ascii="Cambria" w:hAnsi="Cambria"/>
+        </w:rPr>
+        <w:t xml:space="preserve"> agua, mantas, etc.), basta con añadir nuevos objetos de tipo </w:t>
+      </w:r>
+      <w:proofErr w:type="spellStart"/>
+      <w:r>
+        <w:rPr>
+          <w:rFonts w:ascii="Cambria" w:hAnsi="Cambria"/>
+        </w:rPr>
+        <w:t>content</w:t>
+      </w:r>
+      <w:proofErr w:type="spellEnd"/>
+      <w:r>
+        <w:rPr>
+          <w:rFonts w:ascii="Cambria" w:hAnsi="Cambria"/>
+        </w:rPr>
+        <w:t xml:space="preserve"> en el problema, sin necesidad de modificar el dominio.</w:t>
       </w:r>
     </w:p>
     <w:p>
@@ -1214,7 +1428,35 @@
         <w:rPr>
           <w:rFonts w:ascii="Cambria" w:hAnsi="Cambria"/>
         </w:rPr>
-        <w:t>Esto cumple explícitamente la restricción del enunciado de no utilizar predicados específicos como (caja-comida ?c) o (caja-medicina ?c).</w:t>
+        <w:t>Esto cumple explícitamente la restricción del enunciado de no utilizar predicados específicos como (</w:t>
+      </w:r>
+      <w:proofErr w:type="gramStart"/>
+      <w:r>
+        <w:rPr>
+          <w:rFonts w:ascii="Cambria" w:hAnsi="Cambria"/>
+        </w:rPr>
+        <w:t>caja-comida ?</w:t>
+      </w:r>
+      <w:proofErr w:type="gramEnd"/>
+      <w:r>
+        <w:rPr>
+          <w:rFonts w:ascii="Cambria" w:hAnsi="Cambria"/>
+        </w:rPr>
+        <w:t>c) o (</w:t>
+      </w:r>
+      <w:proofErr w:type="gramStart"/>
+      <w:r>
+        <w:rPr>
+          <w:rFonts w:ascii="Cambria" w:hAnsi="Cambria"/>
+        </w:rPr>
+        <w:t>caja-medicina ?</w:t>
+      </w:r>
+      <w:proofErr w:type="gramEnd"/>
+      <w:r>
+        <w:rPr>
+          <w:rFonts w:ascii="Cambria" w:hAnsi="Cambria"/>
+        </w:rPr>
+        <w:t>c).</w:t>
       </w:r>
     </w:p>
     <w:p>
@@ -1262,7 +1504,29 @@
         <w:rPr>
           <w:rFonts w:ascii="Cambria" w:hAnsi="Cambria"/>
         </w:rPr>
-        <w:t>(arm-of ?a ?d) → indica a qué dron pertenece cada brazo.</w:t>
+        <w:t>(</w:t>
+      </w:r>
+      <w:proofErr w:type="spellStart"/>
+      <w:proofErr w:type="gramStart"/>
+      <w:r>
+        <w:rPr>
+          <w:rFonts w:ascii="Cambria" w:hAnsi="Cambria"/>
+        </w:rPr>
+        <w:t>arm-of</w:t>
+      </w:r>
+      <w:proofErr w:type="spellEnd"/>
+      <w:r>
+        <w:rPr>
+          <w:rFonts w:ascii="Cambria" w:hAnsi="Cambria"/>
+        </w:rPr>
+        <w:t xml:space="preserve"> ?</w:t>
+      </w:r>
+      <w:proofErr w:type="gramEnd"/>
+      <w:r>
+        <w:rPr>
+          <w:rFonts w:ascii="Cambria" w:hAnsi="Cambria"/>
+        </w:rPr>
+        <w:t>a ?d) → indica a qué dron pertenece cada brazo.</w:t>
       </w:r>
     </w:p>
     <w:p>
@@ -1279,7 +1543,21 @@
         <w:rPr>
           <w:rFonts w:ascii="Cambria" w:hAnsi="Cambria"/>
         </w:rPr>
-        <w:t>(free ?a) → indica si el brazo está libre.</w:t>
+        <w:t>(</w:t>
+      </w:r>
+      <w:proofErr w:type="gramStart"/>
+      <w:r>
+        <w:rPr>
+          <w:rFonts w:ascii="Cambria" w:hAnsi="Cambria"/>
+        </w:rPr>
+        <w:t>free ?</w:t>
+      </w:r>
+      <w:proofErr w:type="gramEnd"/>
+      <w:r>
+        <w:rPr>
+          <w:rFonts w:ascii="Cambria" w:hAnsi="Cambria"/>
+        </w:rPr>
+        <w:t>a) → indica si el brazo está libre.</w:t>
       </w:r>
     </w:p>
     <w:p>
@@ -1296,7 +1574,21 @@
         <w:rPr>
           <w:rFonts w:ascii="Cambria" w:hAnsi="Cambria"/>
         </w:rPr>
-        <w:t>(holding ?a ?c) → indica que un brazo está sujetando una caja.</w:t>
+        <w:t>(</w:t>
+      </w:r>
+      <w:proofErr w:type="gramStart"/>
+      <w:r>
+        <w:rPr>
+          <w:rFonts w:ascii="Cambria" w:hAnsi="Cambria"/>
+        </w:rPr>
+        <w:t>holding ?</w:t>
+      </w:r>
+      <w:proofErr w:type="gramEnd"/>
+      <w:r>
+        <w:rPr>
+          <w:rFonts w:ascii="Cambria" w:hAnsi="Cambria"/>
+        </w:rPr>
+        <w:t>a ?c) → indica que un brazo está sujetando una caja.</w:t>
       </w:r>
     </w:p>
     <w:p>
@@ -1483,8 +1775,18 @@
           <w:b/>
           <w:bCs/>
         </w:rPr>
-        <w:t>Acción fly</w:t>
-      </w:r>
+        <w:t xml:space="preserve">Acción </w:t>
+      </w:r>
+      <w:proofErr w:type="spellStart"/>
+      <w:r>
+        <w:rPr>
+          <w:rFonts w:ascii="Cambria" w:hAnsi="Cambria"/>
+          <w:b/>
+          <w:bCs/>
+        </w:rPr>
+        <w:t>fly</w:t>
+      </w:r>
+      <w:proofErr w:type="spellEnd"/>
       <w:r>
         <w:rPr>
           <w:rFonts w:ascii="Cambria" w:hAnsi="Cambria"/>
@@ -1822,8 +2124,18 @@
           <w:b/>
           <w:bCs/>
         </w:rPr>
-        <w:t>Acción deliver</w:t>
-      </w:r>
+        <w:t xml:space="preserve">Acción </w:t>
+      </w:r>
+      <w:proofErr w:type="spellStart"/>
+      <w:r>
+        <w:rPr>
+          <w:rFonts w:ascii="Cambria" w:hAnsi="Cambria"/>
+          <w:b/>
+          <w:bCs/>
+        </w:rPr>
+        <w:t>deliver</w:t>
+      </w:r>
+      <w:proofErr w:type="spellEnd"/>
       <w:r>
         <w:rPr>
           <w:rFonts w:ascii="Cambria" w:hAnsi="Cambria"/>
@@ -1909,7 +2221,21 @@
         <w:rPr>
           <w:rFonts w:ascii="Cambria" w:hAnsi="Cambria"/>
         </w:rPr>
-        <w:t xml:space="preserve"> Por otro lado sus </w:t>
+        <w:t xml:space="preserve"> Por otro </w:t>
+      </w:r>
+      <w:proofErr w:type="gramStart"/>
+      <w:r>
+        <w:rPr>
+          <w:rFonts w:ascii="Cambria" w:hAnsi="Cambria"/>
+        </w:rPr>
+        <w:t>lado</w:t>
+      </w:r>
+      <w:proofErr w:type="gramEnd"/>
+      <w:r>
+        <w:rPr>
+          <w:rFonts w:ascii="Cambria" w:hAnsi="Cambria"/>
+        </w:rPr>
+        <w:t xml:space="preserve"> sus </w:t>
       </w:r>
       <w:r>
         <w:rPr>
@@ -2344,7 +2670,21 @@
         <w:rPr>
           <w:rFonts w:ascii="Cambria" w:hAnsi="Cambria"/>
         </w:rPr>
-        <w:t>compatible con planificadores clásicos como FF y pyperplan.</w:t>
+        <w:t xml:space="preserve">compatible con planificadores clásicos como FF y </w:t>
+      </w:r>
+      <w:proofErr w:type="spellStart"/>
+      <w:r>
+        <w:rPr>
+          <w:rFonts w:ascii="Cambria" w:hAnsi="Cambria"/>
+        </w:rPr>
+        <w:t>pyperplan</w:t>
+      </w:r>
+      <w:proofErr w:type="spellEnd"/>
+      <w:r>
+        <w:rPr>
+          <w:rFonts w:ascii="Cambria" w:hAnsi="Cambria"/>
+        </w:rPr>
+        <w:t>.</w:t>
       </w:r>
     </w:p>
     <w:p>
@@ -2420,7 +2760,35 @@
         <w:rPr>
           <w:rFonts w:ascii="Cambria" w:hAnsi="Cambria"/>
         </w:rPr>
-        <w:t>El programa recibe estos parámetros mediante argumentos de línea de comandos y construye dinámicamente todos los objetos necesarios del dominio. En primer lugar, genera las listas de drones, personas, cajas y localizaciones, incluyendo siempre una localización especial denominada depot. Asimismo, para cada dron se crean automáticamente dos objetos de tipo arm, que representan sus brazos, garantizando así el cumplimiento de la restricción física del dominio.</w:t>
+        <w:t xml:space="preserve">El programa recibe estos parámetros mediante argumentos de línea de comandos y construye dinámicamente todos los objetos necesarios del dominio. En primer lugar, genera las listas de drones, personas, cajas y localizaciones, incluyendo siempre una localización especial denominada </w:t>
+      </w:r>
+      <w:proofErr w:type="spellStart"/>
+      <w:r>
+        <w:rPr>
+          <w:rFonts w:ascii="Cambria" w:hAnsi="Cambria"/>
+        </w:rPr>
+        <w:t>depot</w:t>
+      </w:r>
+      <w:proofErr w:type="spellEnd"/>
+      <w:r>
+        <w:rPr>
+          <w:rFonts w:ascii="Cambria" w:hAnsi="Cambria"/>
+        </w:rPr>
+        <w:t xml:space="preserve">. Asimismo, para cada dron se crean automáticamente dos objetos de tipo </w:t>
+      </w:r>
+      <w:proofErr w:type="spellStart"/>
+      <w:r>
+        <w:rPr>
+          <w:rFonts w:ascii="Cambria" w:hAnsi="Cambria"/>
+        </w:rPr>
+        <w:t>arm</w:t>
+      </w:r>
+      <w:proofErr w:type="spellEnd"/>
+      <w:r>
+        <w:rPr>
+          <w:rFonts w:ascii="Cambria" w:hAnsi="Cambria"/>
+        </w:rPr>
+        <w:t>, que representan sus brazos, garantizando así el cumplimiento de la restricción física del dominio.</w:t>
       </w:r>
     </w:p>
     <w:p>
@@ -2434,7 +2802,21 @@
         <w:rPr>
           <w:rFonts w:ascii="Cambria" w:hAnsi="Cambria"/>
         </w:rPr>
-        <w:t>Posteriormente, el generador asigna contenidos a las cajas. Para ello, distribuye aleatoriamente las cajas entre los distintos tipos de contenido definidos (por ejemplo, food y medicine), asegurando que exista al menos una caja de cada tipo y que el número total de metas solicitadas sea alcanzable con los recursos disponibles. Esta comprobación evita generar problemas irresolubles.</w:t>
+        <w:t xml:space="preserve">Posteriormente, el generador asigna contenidos a las cajas. Para ello, distribuye aleatoriamente las cajas entre los distintos tipos de contenido definidos (por ejemplo, </w:t>
+      </w:r>
+      <w:proofErr w:type="spellStart"/>
+      <w:r>
+        <w:rPr>
+          <w:rFonts w:ascii="Cambria" w:hAnsi="Cambria"/>
+        </w:rPr>
+        <w:t>food</w:t>
+      </w:r>
+      <w:proofErr w:type="spellEnd"/>
+      <w:r>
+        <w:rPr>
+          <w:rFonts w:ascii="Cambria" w:hAnsi="Cambria"/>
+        </w:rPr>
+        <w:t xml:space="preserve"> y medicine), asegurando que exista al menos una caja de cada tipo y que el número total de metas solicitadas sea alcanzable con los recursos disponibles. Esta comprobación evita generar problemas irresolubles.</w:t>
       </w:r>
     </w:p>
     <w:p>
@@ -3760,7 +4142,21 @@
         <w:rPr>
           <w:rFonts w:ascii="Cambria" w:hAnsi="Cambria"/>
         </w:rPr>
-        <w:t>El planificador FF es un planificador heurístico de tipo satisficing, es decir, está diseñado para encontrar soluciones de manera eficiente sin garantizar que estas sean óptimas</w:t>
+        <w:t xml:space="preserve">El planificador FF es un planificador heurístico de tipo </w:t>
+      </w:r>
+      <w:proofErr w:type="spellStart"/>
+      <w:r>
+        <w:rPr>
+          <w:rFonts w:ascii="Cambria" w:hAnsi="Cambria"/>
+        </w:rPr>
+        <w:t>satisficing</w:t>
+      </w:r>
+      <w:proofErr w:type="spellEnd"/>
+      <w:r>
+        <w:rPr>
+          <w:rFonts w:ascii="Cambria" w:hAnsi="Cambria"/>
+        </w:rPr>
+        <w:t>, es decir, está diseñado para encontrar soluciones de manera eficiente sin garantizar que estas sean óptimas</w:t>
       </w:r>
       <w:r>
         <w:rPr>
@@ -3787,7 +4183,35 @@
           <w:rFonts w:ascii="Cambria" w:hAnsi="Cambria"/>
         </w:rPr>
         <w:lastRenderedPageBreak/>
-        <w:t xml:space="preserve">El núcleo del funcionamiento de FF se basa en una heurística relajada. En concreto, construye una versión relajada del problema eliminando los efectos negativos de las acciones (ignore delete list). Esto significa que, al estimar la distancia al objetivo, el planificador asume que los hechos nunca se eliminan del estado. Esta relajación simplifica enormemente el problema y permite calcular rápidamente una estimación heurística informativa. Sin embargo, </w:t>
+        <w:t xml:space="preserve">El núcleo del funcionamiento de FF se basa en una heurística relajada. En concreto, construye una versión relajada del problema eliminando los efectos negativos de las acciones (ignore </w:t>
+      </w:r>
+      <w:proofErr w:type="spellStart"/>
+      <w:r>
+        <w:rPr>
+          <w:rFonts w:ascii="Cambria" w:hAnsi="Cambria"/>
+        </w:rPr>
+        <w:t>delete</w:t>
+      </w:r>
+      <w:proofErr w:type="spellEnd"/>
+      <w:r>
+        <w:rPr>
+          <w:rFonts w:ascii="Cambria" w:hAnsi="Cambria"/>
+        </w:rPr>
+        <w:t xml:space="preserve"> </w:t>
+      </w:r>
+      <w:proofErr w:type="spellStart"/>
+      <w:r>
+        <w:rPr>
+          <w:rFonts w:ascii="Cambria" w:hAnsi="Cambria"/>
+        </w:rPr>
+        <w:t>list</w:t>
+      </w:r>
+      <w:proofErr w:type="spellEnd"/>
+      <w:r>
+        <w:rPr>
+          <w:rFonts w:ascii="Cambria" w:hAnsi="Cambria"/>
+        </w:rPr>
+        <w:t xml:space="preserve">). Esto significa que, al estimar la distancia al objetivo, el planificador asume que los hechos nunca se eliminan del estado. Esta relajación simplifica enormemente el problema y permite calcular rápidamente una estimación heurística informativa. Sin embargo, </w:t>
       </w:r>
       <w:r>
         <w:rPr>
@@ -4395,8 +4819,16 @@
               <w:rPr>
                 <w:rFonts w:ascii="Cambria" w:hAnsi="Cambria"/>
               </w:rPr>
-              <w:t>A* + hMAX</w:t>
-            </w:r>
+              <w:t xml:space="preserve">A* + </w:t>
+            </w:r>
+            <w:proofErr w:type="spellStart"/>
+            <w:r>
+              <w:rPr>
+                <w:rFonts w:ascii="Cambria" w:hAnsi="Cambria"/>
+              </w:rPr>
+              <w:t>hMAX</w:t>
+            </w:r>
+            <w:proofErr w:type="spellEnd"/>
           </w:p>
         </w:tc>
         <w:tc>
@@ -4499,8 +4931,16 @@
               <w:rPr>
                 <w:rFonts w:ascii="Cambria" w:hAnsi="Cambria"/>
               </w:rPr>
-              <w:t>GBFS + hMAX</w:t>
-            </w:r>
+              <w:t xml:space="preserve">GBFS + </w:t>
+            </w:r>
+            <w:proofErr w:type="spellStart"/>
+            <w:r>
+              <w:rPr>
+                <w:rFonts w:ascii="Cambria" w:hAnsi="Cambria"/>
+              </w:rPr>
+              <w:t>hMAX</w:t>
+            </w:r>
+            <w:proofErr w:type="spellEnd"/>
           </w:p>
         </w:tc>
         <w:tc>
@@ -4765,7 +5205,21 @@
         <w:rPr>
           <w:rFonts w:ascii="Cambria" w:hAnsi="Cambria"/>
         </w:rPr>
-        <w:t>En cuanto a los algoritmos informados, se observa que A* con heurística hMAX mejora el rendimiento respecto a IDS, pero no supera a BFS en tamaño máximo alcanzado. Esto puede parecer</w:t>
+        <w:t xml:space="preserve">En cuanto a los algoritmos informados, se observa que A* con heurística </w:t>
+      </w:r>
+      <w:proofErr w:type="spellStart"/>
+      <w:r>
+        <w:rPr>
+          <w:rFonts w:ascii="Cambria" w:hAnsi="Cambria"/>
+        </w:rPr>
+        <w:t>hMAX</w:t>
+      </w:r>
+      <w:proofErr w:type="spellEnd"/>
+      <w:r>
+        <w:rPr>
+          <w:rFonts w:ascii="Cambria" w:hAnsi="Cambria"/>
+        </w:rPr>
+        <w:t xml:space="preserve"> mejora el rendimiento respecto a IDS, pero no supera a BFS en tamaño máximo alcanzado. Esto puede parecer</w:t>
       </w:r>
       <w:r>
         <w:rPr>
@@ -4785,8 +5239,18 @@
           <w:b/>
           <w:bCs/>
         </w:rPr>
-        <w:t>heurística hMAX</w:t>
-      </w:r>
+        <w:t xml:space="preserve">heurística </w:t>
+      </w:r>
+      <w:proofErr w:type="spellStart"/>
+      <w:r>
+        <w:rPr>
+          <w:rFonts w:ascii="Cambria" w:hAnsi="Cambria"/>
+          <w:b/>
+          <w:bCs/>
+        </w:rPr>
+        <w:t>hMAX</w:t>
+      </w:r>
+      <w:proofErr w:type="spellEnd"/>
       <w:r>
         <w:rPr>
           <w:rFonts w:ascii="Cambria" w:hAnsi="Cambria"/>
@@ -4903,6 +5367,7 @@
         </w:rPr>
         <w:t xml:space="preserve"> con </w:t>
       </w:r>
+      <w:proofErr w:type="spellStart"/>
       <w:r>
         <w:rPr>
           <w:rFonts w:ascii="Cambria" w:hAnsi="Cambria"/>
@@ -4911,11 +5376,26 @@
         </w:rPr>
         <w:t>hMAX</w:t>
       </w:r>
-      <w:r>
-        <w:rPr>
-          <w:rFonts w:ascii="Cambria" w:hAnsi="Cambria"/>
-        </w:rPr>
-        <w:t xml:space="preserve">. Esto es coherente con su naturaleza satisficing: prioriza expandir el nodo que parece más prometedor según la heurística, sin preocuparse por garantizar optimalidad. Al no mantener una frontera ordenada por coste acumulado como A*, reduce considerablemente el número de nodos explorados y puede avanzar más profundamente en el espacio de búsqueda. Sin embargo, el </w:t>
+      <w:proofErr w:type="spellEnd"/>
+      <w:r>
+        <w:rPr>
+          <w:rFonts w:ascii="Cambria" w:hAnsi="Cambria"/>
+        </w:rPr>
+        <w:t xml:space="preserve">. Esto es coherente con su naturaleza </w:t>
+      </w:r>
+      <w:proofErr w:type="spellStart"/>
+      <w:r>
+        <w:rPr>
+          <w:rFonts w:ascii="Cambria" w:hAnsi="Cambria"/>
+        </w:rPr>
+        <w:t>satisficing</w:t>
+      </w:r>
+      <w:proofErr w:type="spellEnd"/>
+      <w:r>
+        <w:rPr>
+          <w:rFonts w:ascii="Cambria" w:hAnsi="Cambria"/>
+        </w:rPr>
+        <w:t xml:space="preserve">: prioriza expandir el nodo que parece más prometedor según la heurística, sin preocuparse por garantizar optimalidad. Al no mantener una frontera ordenada por coste acumulado como A*, reduce considerablemente el número de nodos explorados y puede avanzar más profundamente en el espacio de búsqueda. Sin embargo, el </w:t>
       </w:r>
       <w:r>
         <w:rPr>
@@ -4949,13 +5429,41 @@
         <w:rPr>
           <w:rFonts w:ascii="Cambria" w:hAnsi="Cambria"/>
         </w:rPr>
-        <w:t xml:space="preserve"> trade-off</w:t>
-      </w:r>
-      <w:r>
-        <w:rPr>
-          <w:rFonts w:ascii="Cambria" w:hAnsi="Cambria"/>
-        </w:rPr>
-        <w:t xml:space="preserve"> entre optimalidad y escalabilidad. Los algoritmos óptimos (BFS, IDS y A*) garantizan soluciones mínimas pero escalan peor en dominios con crecimiento combinatorio elevado. Por el contrario, GBFS sacrifica optimalidad a cambio de una mayor capacidad para resolver instancias de mayor tamaño dentro del límite temporal.</w:t>
+        <w:t xml:space="preserve"> </w:t>
+      </w:r>
+      <w:proofErr w:type="spellStart"/>
+      <w:r>
+        <w:rPr>
+          <w:rFonts w:ascii="Cambria" w:hAnsi="Cambria"/>
+        </w:rPr>
+        <w:t>trade</w:t>
+      </w:r>
+      <w:proofErr w:type="spellEnd"/>
+      <w:r>
+        <w:rPr>
+          <w:rFonts w:ascii="Cambria" w:hAnsi="Cambria"/>
+        </w:rPr>
+        <w:t>-off</w:t>
+      </w:r>
+      <w:r>
+        <w:rPr>
+          <w:rFonts w:ascii="Cambria" w:hAnsi="Cambria"/>
+        </w:rPr>
+        <w:t xml:space="preserve"> entre optimalidad y escalabilidad. Los algoritmos óptimos (BFS, IDS y A*) garantizan soluciones </w:t>
+      </w:r>
+      <w:proofErr w:type="gramStart"/>
+      <w:r>
+        <w:rPr>
+          <w:rFonts w:ascii="Cambria" w:hAnsi="Cambria"/>
+        </w:rPr>
+        <w:t>mínimas</w:t>
+      </w:r>
+      <w:proofErr w:type="gramEnd"/>
+      <w:r>
+        <w:rPr>
+          <w:rFonts w:ascii="Cambria" w:hAnsi="Cambria"/>
+        </w:rPr>
+        <w:t xml:space="preserve"> pero escalan peor en dominios con crecimiento combinatorio elevado. Por el contrario, GBFS sacrifica optimalidad a cambio de una mayor capacidad para resolver instancias de mayor tamaño dentro del límite temporal.</w:t>
       </w:r>
     </w:p>
     <w:p>
@@ -5021,8 +5529,16 @@
         <w:rPr>
           <w:rFonts w:ascii="Cambria" w:hAnsi="Cambria"/>
         </w:rPr>
-        <w:t>: Heurísticas para planificadores satisficing</w:t>
-      </w:r>
+        <w:t xml:space="preserve">: Heurísticas para planificadores </w:t>
+      </w:r>
+      <w:proofErr w:type="spellStart"/>
+      <w:r>
+        <w:rPr>
+          <w:rFonts w:ascii="Cambria" w:hAnsi="Cambria"/>
+        </w:rPr>
+        <w:t>satisficing</w:t>
+      </w:r>
+      <w:proofErr w:type="spellEnd"/>
     </w:p>
     <w:p/>
     <w:tbl>
@@ -5181,12 +5697,14 @@
                 <w:rFonts w:ascii="Cambria" w:hAnsi="Cambria"/>
               </w:rPr>
             </w:pPr>
+            <w:proofErr w:type="spellStart"/>
             <w:r>
               <w:rPr>
                 <w:rFonts w:ascii="Cambria" w:hAnsi="Cambria"/>
               </w:rPr>
               <w:t>hMAX</w:t>
             </w:r>
+            <w:proofErr w:type="spellEnd"/>
           </w:p>
         </w:tc>
         <w:tc>
@@ -5265,12 +5783,14 @@
                 <w:rFonts w:ascii="Cambria" w:hAnsi="Cambria"/>
               </w:rPr>
             </w:pPr>
+            <w:proofErr w:type="spellStart"/>
             <w:r>
               <w:rPr>
                 <w:rFonts w:ascii="Cambria" w:hAnsi="Cambria"/>
               </w:rPr>
               <w:t>hADD</w:t>
             </w:r>
+            <w:proofErr w:type="spellEnd"/>
           </w:p>
         </w:tc>
         <w:tc>
@@ -5345,12 +5865,14 @@
                 <w:rFonts w:ascii="Cambria" w:hAnsi="Cambria"/>
               </w:rPr>
             </w:pPr>
+            <w:proofErr w:type="spellStart"/>
             <w:r>
               <w:rPr>
                 <w:rFonts w:ascii="Cambria" w:hAnsi="Cambria"/>
               </w:rPr>
               <w:t>hFF</w:t>
             </w:r>
+            <w:proofErr w:type="spellEnd"/>
           </w:p>
         </w:tc>
         <w:tc>
@@ -5505,12 +6027,14 @@
                 <w:rFonts w:ascii="Cambria" w:hAnsi="Cambria"/>
               </w:rPr>
             </w:pPr>
+            <w:proofErr w:type="spellStart"/>
             <w:r>
               <w:rPr>
                 <w:rFonts w:ascii="Cambria" w:hAnsi="Cambria"/>
               </w:rPr>
               <w:t>hMAX</w:t>
             </w:r>
+            <w:proofErr w:type="spellEnd"/>
           </w:p>
         </w:tc>
         <w:tc>
@@ -5544,12 +6068,14 @@
                 <w:rFonts w:ascii="Cambria" w:hAnsi="Cambria"/>
               </w:rPr>
             </w:pPr>
+            <w:proofErr w:type="spellStart"/>
             <w:r>
               <w:rPr>
                 <w:rFonts w:ascii="Cambria" w:hAnsi="Cambria"/>
               </w:rPr>
               <w:t>Killed</w:t>
             </w:r>
+            <w:proofErr w:type="spellEnd"/>
             <w:r>
               <w:rPr>
                 <w:rFonts w:ascii="Cambria" w:hAnsi="Cambria"/>
@@ -5591,12 +6117,14 @@
                 <w:rFonts w:ascii="Cambria" w:hAnsi="Cambria"/>
               </w:rPr>
             </w:pPr>
+            <w:proofErr w:type="spellStart"/>
             <w:r>
               <w:rPr>
                 <w:rFonts w:ascii="Cambria" w:hAnsi="Cambria"/>
               </w:rPr>
               <w:t>hADD</w:t>
             </w:r>
+            <w:proofErr w:type="spellEnd"/>
           </w:p>
         </w:tc>
         <w:tc>
@@ -5671,12 +6199,14 @@
                 <w:rFonts w:ascii="Cambria" w:hAnsi="Cambria"/>
               </w:rPr>
             </w:pPr>
+            <w:proofErr w:type="spellStart"/>
             <w:r>
               <w:rPr>
                 <w:rFonts w:ascii="Cambria" w:hAnsi="Cambria"/>
               </w:rPr>
               <w:t>hFF</w:t>
             </w:r>
+            <w:proofErr w:type="spellEnd"/>
           </w:p>
         </w:tc>
         <w:tc>
@@ -5826,7 +6356,49 @@
         <w:rPr>
           <w:rFonts w:ascii="Cambria" w:hAnsi="Cambria"/>
         </w:rPr>
-        <w:t>En este apartado se ha evaluado el comportamiento de los algoritmos GBFS y EHC combinados con distintas heurísticas (hMAX, hADD, hFF y Landmark) sobre el mayor problema que GBFS era capaz de resolver en menos de un minuto (</w:t>
+        <w:t>En este apartado se ha evaluado el comportamiento de los algoritmos GBFS y EHC combinados con distintas heurísticas (</w:t>
+      </w:r>
+      <w:proofErr w:type="spellStart"/>
+      <w:r>
+        <w:rPr>
+          <w:rFonts w:ascii="Cambria" w:hAnsi="Cambria"/>
+        </w:rPr>
+        <w:t>hMAX</w:t>
+      </w:r>
+      <w:proofErr w:type="spellEnd"/>
+      <w:r>
+        <w:rPr>
+          <w:rFonts w:ascii="Cambria" w:hAnsi="Cambria"/>
+        </w:rPr>
+        <w:t xml:space="preserve">, </w:t>
+      </w:r>
+      <w:proofErr w:type="spellStart"/>
+      <w:r>
+        <w:rPr>
+          <w:rFonts w:ascii="Cambria" w:hAnsi="Cambria"/>
+        </w:rPr>
+        <w:t>hADD</w:t>
+      </w:r>
+      <w:proofErr w:type="spellEnd"/>
+      <w:r>
+        <w:rPr>
+          <w:rFonts w:ascii="Cambria" w:hAnsi="Cambria"/>
+        </w:rPr>
+        <w:t xml:space="preserve">, </w:t>
+      </w:r>
+      <w:proofErr w:type="spellStart"/>
+      <w:r>
+        <w:rPr>
+          <w:rFonts w:ascii="Cambria" w:hAnsi="Cambria"/>
+        </w:rPr>
+        <w:t>hFF</w:t>
+      </w:r>
+      <w:proofErr w:type="spellEnd"/>
+      <w:r>
+        <w:rPr>
+          <w:rFonts w:ascii="Cambria" w:hAnsi="Cambria"/>
+        </w:rPr>
+        <w:t xml:space="preserve"> y Landmark) sobre el mayor problema que GBFS era capaz de resolver en menos de un minuto (</w:t>
       </w:r>
       <w:r>
         <w:rPr>
@@ -5888,7 +6460,21 @@
         <w:rPr>
           <w:rFonts w:ascii="Cambria" w:hAnsi="Cambria"/>
         </w:rPr>
-        <w:t xml:space="preserve"> de los planes generados. En general, se observa que la elección de la heurística tiene un impacto mucho mayor en el rendimiento que la elección del algoritmo de búsqueda, especialmente cuando se emplea una heurística poco informativa como hMAX.</w:t>
+        <w:t xml:space="preserve"> de los planes generados. En general, se observa que la elección de la heurística tiene un impacto mucho mayor en el rendimiento que la elección del algoritmo de búsqueda, especialmente cuando se emplea una heurística poco informativa como </w:t>
+      </w:r>
+      <w:proofErr w:type="spellStart"/>
+      <w:r>
+        <w:rPr>
+          <w:rFonts w:ascii="Cambria" w:hAnsi="Cambria"/>
+        </w:rPr>
+        <w:t>hMAX</w:t>
+      </w:r>
+      <w:proofErr w:type="spellEnd"/>
+      <w:r>
+        <w:rPr>
+          <w:rFonts w:ascii="Cambria" w:hAnsi="Cambria"/>
+        </w:rPr>
+        <w:t>.</w:t>
       </w:r>
     </w:p>
     <w:p>
@@ -5910,8 +6496,18 @@
           <w:b/>
           <w:bCs/>
         </w:rPr>
-        <w:t>heurística hMAX</w:t>
-      </w:r>
+        <w:t xml:space="preserve">heurística </w:t>
+      </w:r>
+      <w:proofErr w:type="spellStart"/>
+      <w:r>
+        <w:rPr>
+          <w:rFonts w:ascii="Cambria" w:hAnsi="Cambria"/>
+          <w:b/>
+          <w:bCs/>
+        </w:rPr>
+        <w:t>hMAX</w:t>
+      </w:r>
+      <w:proofErr w:type="spellEnd"/>
       <w:r>
         <w:rPr>
           <w:rFonts w:ascii="Cambria" w:hAnsi="Cambria"/>
@@ -5930,7 +6526,21 @@
         <w:rPr>
           <w:rFonts w:ascii="Cambria" w:hAnsi="Cambria"/>
         </w:rPr>
-        <w:t xml:space="preserve"> en ambos algoritmos. Con GBFS, el tiempo de ejecución es elevado (52.802s), mientras que con EHC el proceso no llega a completarse y es abortado. Este comportamiento se explica porque hMAX calcula el coste máximo individual de los subobjetivos ignorando efectos negativos, lo que produce estimaciones muy conservadoras y poco informativas. En un dominio como el presente, donde múltiples entregas deben realizarse y los subobjetivos interactúan indirectamente, esta heurística </w:t>
+        <w:t xml:space="preserve"> en ambos algoritmos. Con GBFS, el tiempo de ejecución es elevado (52.802s), mientras que con EHC el proceso no llega a completarse y es abortado. Este comportamiento se explica porque </w:t>
+      </w:r>
+      <w:proofErr w:type="spellStart"/>
+      <w:r>
+        <w:rPr>
+          <w:rFonts w:ascii="Cambria" w:hAnsi="Cambria"/>
+        </w:rPr>
+        <w:t>hMAX</w:t>
+      </w:r>
+      <w:proofErr w:type="spellEnd"/>
+      <w:r>
+        <w:rPr>
+          <w:rFonts w:ascii="Cambria" w:hAnsi="Cambria"/>
+        </w:rPr>
+        <w:t xml:space="preserve"> calcula el coste máximo individual de los subobjetivos ignorando efectos negativos, lo que produce estimaciones muy conservadoras y poco informativas. En un dominio como el presente, donde múltiples entregas deben realizarse y los subobjetivos interactúan indirectamente, esta heurística </w:t>
       </w:r>
       <w:r>
         <w:rPr>
@@ -5960,14 +6570,34 @@
         </w:rPr>
         <w:t xml:space="preserve">Por el contrario, </w:t>
       </w:r>
-      <w:r>
-        <w:rPr>
-          <w:rFonts w:ascii="Cambria" w:hAnsi="Cambria"/>
-          <w:b/>
-          <w:bCs/>
-        </w:rPr>
-        <w:t>hADD y hFF</w:t>
-      </w:r>
+      <w:proofErr w:type="spellStart"/>
+      <w:r>
+        <w:rPr>
+          <w:rFonts w:ascii="Cambria" w:hAnsi="Cambria"/>
+          <w:b/>
+          <w:bCs/>
+        </w:rPr>
+        <w:t>hADD</w:t>
+      </w:r>
+      <w:proofErr w:type="spellEnd"/>
+      <w:r>
+        <w:rPr>
+          <w:rFonts w:ascii="Cambria" w:hAnsi="Cambria"/>
+          <w:b/>
+          <w:bCs/>
+        </w:rPr>
+        <w:t xml:space="preserve"> y </w:t>
+      </w:r>
+      <w:proofErr w:type="spellStart"/>
+      <w:r>
+        <w:rPr>
+          <w:rFonts w:ascii="Cambria" w:hAnsi="Cambria"/>
+          <w:b/>
+          <w:bCs/>
+        </w:rPr>
+        <w:t>hFF</w:t>
+      </w:r>
+      <w:proofErr w:type="spellEnd"/>
       <w:r>
         <w:rPr>
           <w:rFonts w:ascii="Cambria" w:hAnsi="Cambria"/>
@@ -5986,7 +6616,119 @@
         <w:rPr>
           <w:rFonts w:ascii="Cambria" w:hAnsi="Cambria"/>
         </w:rPr>
-        <w:t xml:space="preserve">. Ambas heurísticas son más informativas, ya que consideran de manera más precisa el esfuerzo conjunto necesario para alcanzar múltiples metas. En particular, hADD suma los costes estimados de los subobjetivos, mientras que hFF construye un plan relajado completo para estimar la distancia al objetivo. Esto explica la drástica reducción en los tiempos de ejecución: en GBFS, los tiempos pasan de más de 50 segundos con hMAX a menos de medio segundo con hADD y hFF. En EHC ocurre algo similar, siendo especialmente destacable el buen rendimiento de hFF (0.892s) y hADD (1.236s). Esto confirma que en dominios logísticos con </w:t>
+        <w:t xml:space="preserve">. Ambas heurísticas son más informativas, ya que consideran de manera más precisa el esfuerzo conjunto necesario para alcanzar múltiples metas. En particular, </w:t>
+      </w:r>
+      <w:proofErr w:type="spellStart"/>
+      <w:r>
+        <w:rPr>
+          <w:rFonts w:ascii="Cambria" w:hAnsi="Cambria"/>
+        </w:rPr>
+        <w:t>hADD</w:t>
+      </w:r>
+      <w:proofErr w:type="spellEnd"/>
+      <w:r>
+        <w:rPr>
+          <w:rFonts w:ascii="Cambria" w:hAnsi="Cambria"/>
+        </w:rPr>
+        <w:t xml:space="preserve"> suma los costes estimados de los subobjetivos, mientras que </w:t>
+      </w:r>
+      <w:proofErr w:type="spellStart"/>
+      <w:r>
+        <w:rPr>
+          <w:rFonts w:ascii="Cambria" w:hAnsi="Cambria"/>
+        </w:rPr>
+        <w:t>hFF</w:t>
+      </w:r>
+      <w:proofErr w:type="spellEnd"/>
+      <w:r>
+        <w:rPr>
+          <w:rFonts w:ascii="Cambria" w:hAnsi="Cambria"/>
+        </w:rPr>
+        <w:t xml:space="preserve"> construye un plan relajado completo para estimar la distancia al objetivo. Esto explica la drástica reducción en los tiempos de ejecución: en GBFS, los tiempos pasan de más de 50 segundos con </w:t>
+      </w:r>
+      <w:proofErr w:type="spellStart"/>
+      <w:r>
+        <w:rPr>
+          <w:rFonts w:ascii="Cambria" w:hAnsi="Cambria"/>
+        </w:rPr>
+        <w:t>hMAX</w:t>
+      </w:r>
+      <w:proofErr w:type="spellEnd"/>
+      <w:r>
+        <w:rPr>
+          <w:rFonts w:ascii="Cambria" w:hAnsi="Cambria"/>
+        </w:rPr>
+        <w:t xml:space="preserve"> a menos de medio segundo con </w:t>
+      </w:r>
+      <w:proofErr w:type="spellStart"/>
+      <w:r>
+        <w:rPr>
+          <w:rFonts w:ascii="Cambria" w:hAnsi="Cambria"/>
+        </w:rPr>
+        <w:t>hADD</w:t>
+      </w:r>
+      <w:proofErr w:type="spellEnd"/>
+      <w:r>
+        <w:rPr>
+          <w:rFonts w:ascii="Cambria" w:hAnsi="Cambria"/>
+        </w:rPr>
+        <w:t xml:space="preserve"> y </w:t>
+      </w:r>
+      <w:proofErr w:type="spellStart"/>
+      <w:r>
+        <w:rPr>
+          <w:rFonts w:ascii="Cambria" w:hAnsi="Cambria"/>
+        </w:rPr>
+        <w:t>hFF</w:t>
+      </w:r>
+      <w:proofErr w:type="spellEnd"/>
+      <w:r>
+        <w:rPr>
+          <w:rFonts w:ascii="Cambria" w:hAnsi="Cambria"/>
+        </w:rPr>
+        <w:t xml:space="preserve">. En EHC ocurre algo similar, siendo especialmente destacable el buen rendimiento de </w:t>
+      </w:r>
+      <w:proofErr w:type="spellStart"/>
+      <w:r>
+        <w:rPr>
+          <w:rFonts w:ascii="Cambria" w:hAnsi="Cambria"/>
+        </w:rPr>
+        <w:t>hFF</w:t>
+      </w:r>
+      <w:proofErr w:type="spellEnd"/>
+      <w:r>
+        <w:rPr>
+          <w:rFonts w:ascii="Cambria" w:hAnsi="Cambria"/>
+        </w:rPr>
+        <w:t xml:space="preserve"> (0.892s) y </w:t>
+      </w:r>
+      <w:proofErr w:type="spellStart"/>
+      <w:r>
+        <w:rPr>
+          <w:rFonts w:ascii="Cambria" w:hAnsi="Cambria"/>
+        </w:rPr>
+        <w:t>hADD</w:t>
+      </w:r>
+      <w:proofErr w:type="spellEnd"/>
+      <w:r>
+        <w:rPr>
+          <w:rFonts w:ascii="Cambria" w:hAnsi="Cambria"/>
+        </w:rPr>
+        <w:t xml:space="preserve"> (1.236s). Esto confirma </w:t>
+      </w:r>
+      <w:proofErr w:type="gramStart"/>
+      <w:r>
+        <w:rPr>
+          <w:rFonts w:ascii="Cambria" w:hAnsi="Cambria"/>
+        </w:rPr>
+        <w:t>que</w:t>
+      </w:r>
+      <w:proofErr w:type="gramEnd"/>
+      <w:r>
+        <w:rPr>
+          <w:rFonts w:ascii="Cambria" w:hAnsi="Cambria"/>
+        </w:rPr>
+        <w:t xml:space="preserve"> en dominios logísticos con </w:t>
       </w:r>
       <w:r>
         <w:rPr>
@@ -6197,7 +6939,49 @@
           <w:rFonts w:ascii="Cambria" w:hAnsi="Cambria"/>
         </w:rPr>
         <w:lastRenderedPageBreak/>
-        <w:t>Esta estrategia puede ser extremadamente eficiente cuando la heurística es informativa (como ocurre con hFF), pero puede fallar o volverse muy costosa cuando la heurística es pobre, como se observa con hMAX. El hecho de que EHC con hMAX no complete la ejecución</w:t>
+        <w:t xml:space="preserve">Esta estrategia puede ser extremadamente eficiente cuando la heurística es informativa (como ocurre con </w:t>
+      </w:r>
+      <w:proofErr w:type="spellStart"/>
+      <w:r>
+        <w:rPr>
+          <w:rFonts w:ascii="Cambria" w:hAnsi="Cambria"/>
+        </w:rPr>
+        <w:t>hFF</w:t>
+      </w:r>
+      <w:proofErr w:type="spellEnd"/>
+      <w:r>
+        <w:rPr>
+          <w:rFonts w:ascii="Cambria" w:hAnsi="Cambria"/>
+        </w:rPr>
+        <w:t xml:space="preserve">), pero puede fallar o volverse muy costosa cuando la heurística es pobre, como se observa con </w:t>
+      </w:r>
+      <w:proofErr w:type="spellStart"/>
+      <w:r>
+        <w:rPr>
+          <w:rFonts w:ascii="Cambria" w:hAnsi="Cambria"/>
+        </w:rPr>
+        <w:t>hMAX</w:t>
+      </w:r>
+      <w:proofErr w:type="spellEnd"/>
+      <w:r>
+        <w:rPr>
+          <w:rFonts w:ascii="Cambria" w:hAnsi="Cambria"/>
+        </w:rPr>
+        <w:t xml:space="preserve">. El hecho de que EHC con </w:t>
+      </w:r>
+      <w:proofErr w:type="spellStart"/>
+      <w:r>
+        <w:rPr>
+          <w:rFonts w:ascii="Cambria" w:hAnsi="Cambria"/>
+        </w:rPr>
+        <w:t>hMAX</w:t>
+      </w:r>
+      <w:proofErr w:type="spellEnd"/>
+      <w:r>
+        <w:rPr>
+          <w:rFonts w:ascii="Cambria" w:hAnsi="Cambria"/>
+        </w:rPr>
+        <w:t xml:space="preserve"> no complete la ejecución</w:t>
       </w:r>
       <w:r>
         <w:rPr>
@@ -6279,6 +7063,7 @@
         </w:rPr>
         <w:t xml:space="preserve"> con la heurística </w:t>
       </w:r>
+      <w:proofErr w:type="spellStart"/>
       <w:r>
         <w:rPr>
           <w:rFonts w:ascii="Cambria" w:hAnsi="Cambria"/>
@@ -6287,11 +7072,26 @@
         </w:rPr>
         <w:t>hFF</w:t>
       </w:r>
-      <w:r>
-        <w:rPr>
-          <w:rFonts w:ascii="Cambria" w:hAnsi="Cambria"/>
-        </w:rPr>
-        <w:t xml:space="preserve"> como estrategia principal. FF utiliza EHC para avanzar rápidamente guiado por la heurística del plan relajado y, en caso de fallo, puede recurrir a una búsqueda más sistemática. Los resultados obtenidos en este experimento respaldan esta elección de diseño: la combinación EHC + hFF </w:t>
+      <w:proofErr w:type="spellEnd"/>
+      <w:r>
+        <w:rPr>
+          <w:rFonts w:ascii="Cambria" w:hAnsi="Cambria"/>
+        </w:rPr>
+        <w:t xml:space="preserve"> como estrategia principal. FF utiliza EHC para avanzar rápidamente guiado por la heurística del plan relajado y, en caso de fallo, puede recurrir a una búsqueda más sistemática. Los resultados obtenidos en este experimento respaldan esta elección de diseño: la combinación EHC + </w:t>
+      </w:r>
+      <w:proofErr w:type="spellStart"/>
+      <w:r>
+        <w:rPr>
+          <w:rFonts w:ascii="Cambria" w:hAnsi="Cambria"/>
+        </w:rPr>
+        <w:t>hFF</w:t>
+      </w:r>
+      <w:proofErr w:type="spellEnd"/>
+      <w:r>
+        <w:rPr>
+          <w:rFonts w:ascii="Cambria" w:hAnsi="Cambria"/>
+        </w:rPr>
+        <w:t xml:space="preserve"> </w:t>
       </w:r>
       <w:r>
         <w:rPr>
@@ -6486,8 +7286,18 @@
           <w:b/>
           <w:bCs/>
         </w:rPr>
-        <w:t xml:space="preserve"> qué heurísticas son admisibles en pyperplan</w:t>
-      </w:r>
+        <w:t xml:space="preserve"> qué heurísticas son admisibles en </w:t>
+      </w:r>
+      <w:proofErr w:type="spellStart"/>
+      <w:r>
+        <w:rPr>
+          <w:rFonts w:ascii="Cambria" w:hAnsi="Cambria"/>
+          <w:b/>
+          <w:bCs/>
+        </w:rPr>
+        <w:t>pyperplan</w:t>
+      </w:r>
+      <w:proofErr w:type="spellEnd"/>
     </w:p>
     <w:p>
       <w:pPr>
@@ -6614,7 +7424,21 @@
         <w:rPr>
           <w:rFonts w:ascii="Cambria" w:hAnsi="Cambria"/>
         </w:rPr>
-        <w:t>En pyperplan:</w:t>
+        <w:t xml:space="preserve">En </w:t>
+      </w:r>
+      <w:proofErr w:type="spellStart"/>
+      <w:r>
+        <w:rPr>
+          <w:rFonts w:ascii="Cambria" w:hAnsi="Cambria"/>
+        </w:rPr>
+        <w:t>pyperplan</w:t>
+      </w:r>
+      <w:proofErr w:type="spellEnd"/>
+      <w:r>
+        <w:rPr>
+          <w:rFonts w:ascii="Cambria" w:hAnsi="Cambria"/>
+        </w:rPr>
+        <w:t>:</w:t>
       </w:r>
     </w:p>
     <w:p>
@@ -6630,6 +7454,7 @@
         </w:rPr>
         <w:t xml:space="preserve"> </w:t>
       </w:r>
+      <w:proofErr w:type="spellStart"/>
       <w:r>
         <w:rPr>
           <w:rFonts w:ascii="Cambria" w:hAnsi="Cambria"/>
@@ -6638,6 +7463,7 @@
         </w:rPr>
         <w:t>hMAX</w:t>
       </w:r>
+      <w:proofErr w:type="spellEnd"/>
       <w:r>
         <w:rPr>
           <w:rFonts w:ascii="Cambria" w:hAnsi="Cambria"/>
@@ -6672,6 +7498,7 @@
           <w:rFonts w:ascii="Cambria" w:hAnsi="Cambria"/>
         </w:rPr>
       </w:pPr>
+      <w:proofErr w:type="spellStart"/>
       <w:r>
         <w:rPr>
           <w:rFonts w:ascii="Cambria" w:hAnsi="Cambria"/>
@@ -6680,6 +7507,7 @@
         </w:rPr>
         <w:t>hADD</w:t>
       </w:r>
+      <w:proofErr w:type="spellEnd"/>
       <w:r>
         <w:rPr>
           <w:rFonts w:ascii="Cambria" w:hAnsi="Cambria"/>
@@ -6720,6 +7548,7 @@
           <w:rFonts w:ascii="Cambria" w:hAnsi="Cambria"/>
         </w:rPr>
       </w:pPr>
+      <w:proofErr w:type="spellStart"/>
       <w:r>
         <w:rPr>
           <w:rFonts w:ascii="Cambria" w:hAnsi="Cambria"/>
@@ -6728,6 +7557,7 @@
         </w:rPr>
         <w:t>hSA</w:t>
       </w:r>
+      <w:proofErr w:type="spellEnd"/>
       <w:r>
         <w:rPr>
           <w:rFonts w:ascii="Cambria" w:hAnsi="Cambria"/>
@@ -6767,6 +7597,7 @@
         </w:rPr>
         <w:t xml:space="preserve"> </w:t>
       </w:r>
+      <w:proofErr w:type="spellStart"/>
       <w:r>
         <w:rPr>
           <w:rFonts w:ascii="Cambria" w:hAnsi="Cambria"/>
@@ -6775,6 +7606,7 @@
         </w:rPr>
         <w:t>hFF</w:t>
       </w:r>
+      <w:proofErr w:type="spellEnd"/>
       <w:r>
         <w:rPr>
           <w:rFonts w:ascii="Cambria" w:hAnsi="Cambria"/>
@@ -6860,7 +7692,21 @@
         <w:rPr>
           <w:rFonts w:ascii="Cambria" w:hAnsi="Cambria"/>
         </w:rPr>
-        <w:t xml:space="preserve"> Basada en contar hechos obligatorios (landmarks). No garantiza no sobreestimar. No está diseñada para optimalidad.</w:t>
+        <w:t xml:space="preserve"> Basada en contar hechos obligatorios (</w:t>
+      </w:r>
+      <w:proofErr w:type="spellStart"/>
+      <w:r>
+        <w:rPr>
+          <w:rFonts w:ascii="Cambria" w:hAnsi="Cambria"/>
+        </w:rPr>
+        <w:t>landmarks</w:t>
+      </w:r>
+      <w:proofErr w:type="spellEnd"/>
+      <w:r>
+        <w:rPr>
+          <w:rFonts w:ascii="Cambria" w:hAnsi="Cambria"/>
+        </w:rPr>
+        <w:t>). No garantiza no sobreestimar. No está diseñada para optimalidad.</w:t>
       </w:r>
     </w:p>
     <w:p>
@@ -6870,6 +7716,7 @@
           <w:rFonts w:ascii="Cambria" w:hAnsi="Cambria"/>
         </w:rPr>
       </w:pPr>
+      <w:proofErr w:type="spellStart"/>
       <w:r>
         <w:rPr>
           <w:rFonts w:ascii="Cambria" w:hAnsi="Cambria"/>
@@ -6878,6 +7725,7 @@
         </w:rPr>
         <w:t>lmcut</w:t>
       </w:r>
+      <w:proofErr w:type="spellEnd"/>
       <w:r>
         <w:rPr>
           <w:rFonts w:ascii="Cambria" w:hAnsi="Cambria"/>
@@ -6901,7 +7749,21 @@
         <w:rPr>
           <w:rFonts w:ascii="Cambria" w:hAnsi="Cambria"/>
         </w:rPr>
-        <w:t xml:space="preserve"> Es una heurística basada en cortes (landmark-cut). Está diseñada específicamente para ser admisible.</w:t>
+        <w:t xml:space="preserve"> Es una heurística basada en cortes (</w:t>
+      </w:r>
+      <w:proofErr w:type="spellStart"/>
+      <w:r>
+        <w:rPr>
+          <w:rFonts w:ascii="Cambria" w:hAnsi="Cambria"/>
+        </w:rPr>
+        <w:t>landmark-cut</w:t>
+      </w:r>
+      <w:proofErr w:type="spellEnd"/>
+      <w:r>
+        <w:rPr>
+          <w:rFonts w:ascii="Cambria" w:hAnsi="Cambria"/>
+        </w:rPr>
+        <w:t>). Está diseñada específicamente para ser admisible.</w:t>
       </w:r>
       <w:r>
         <w:rPr>
@@ -6933,7 +7795,35 @@
         <w:rPr>
           <w:rFonts w:ascii="Cambria" w:hAnsi="Cambria"/>
         </w:rPr>
-        <w:t>las heurísticas admisibles son hMAX y lmcut.</w:t>
+        <w:t xml:space="preserve">las heurísticas admisibles son </w:t>
+      </w:r>
+      <w:proofErr w:type="spellStart"/>
+      <w:r>
+        <w:rPr>
+          <w:rFonts w:ascii="Cambria" w:hAnsi="Cambria"/>
+        </w:rPr>
+        <w:t>hMAX</w:t>
+      </w:r>
+      <w:proofErr w:type="spellEnd"/>
+      <w:r>
+        <w:rPr>
+          <w:rFonts w:ascii="Cambria" w:hAnsi="Cambria"/>
+        </w:rPr>
+        <w:t xml:space="preserve"> y </w:t>
+      </w:r>
+      <w:proofErr w:type="spellStart"/>
+      <w:r>
+        <w:rPr>
+          <w:rFonts w:ascii="Cambria" w:hAnsi="Cambria"/>
+        </w:rPr>
+        <w:t>lmcut</w:t>
+      </w:r>
+      <w:proofErr w:type="spellEnd"/>
+      <w:r>
+        <w:rPr>
+          <w:rFonts w:ascii="Cambria" w:hAnsi="Cambria"/>
+        </w:rPr>
+        <w:t>.</w:t>
       </w:r>
       <w:r>
         <w:rPr>
@@ -6957,8 +7847,16 @@
         <w:rPr>
           <w:rFonts w:ascii="Cambria" w:hAnsi="Cambria"/>
         </w:rPr>
-        <w:t>mayor tamaño que puede resolver el algoritmo A* con heurística hMAX</w:t>
-      </w:r>
+        <w:t xml:space="preserve">mayor tamaño que puede resolver el algoritmo A* con heurística </w:t>
+      </w:r>
+      <w:proofErr w:type="spellStart"/>
+      <w:r>
+        <w:rPr>
+          <w:rFonts w:ascii="Cambria" w:hAnsi="Cambria"/>
+        </w:rPr>
+        <w:t>hMAX</w:t>
+      </w:r>
+      <w:proofErr w:type="spellEnd"/>
       <w:r>
         <w:rPr>
           <w:rFonts w:ascii="Cambria" w:hAnsi="Cambria"/>
@@ -7192,11 +8090,19 @@
                 <w:rFonts w:ascii="Cambria" w:hAnsi="Cambria"/>
               </w:rPr>
             </w:pPr>
-            <w:r>
-              <w:rPr>
-                <w:rFonts w:ascii="Cambria" w:hAnsi="Cambria"/>
-              </w:rPr>
-              <w:t>Killed (no se ha llegado a completar)</w:t>
+            <w:proofErr w:type="spellStart"/>
+            <w:r>
+              <w:rPr>
+                <w:rFonts w:ascii="Cambria" w:hAnsi="Cambria"/>
+              </w:rPr>
+              <w:t>Killed</w:t>
+            </w:r>
+            <w:proofErr w:type="spellEnd"/>
+            <w:r>
+              <w:rPr>
+                <w:rFonts w:ascii="Cambria" w:hAnsi="Cambria"/>
+              </w:rPr>
+              <w:t xml:space="preserve"> (no se ha llegado a completar)</w:t>
             </w:r>
           </w:p>
         </w:tc>
@@ -7216,8 +8122,16 @@
               <w:rPr>
                 <w:rFonts w:ascii="Cambria" w:hAnsi="Cambria"/>
               </w:rPr>
-              <w:t>A* + hMAX</w:t>
-            </w:r>
+              <w:t xml:space="preserve">A* + </w:t>
+            </w:r>
+            <w:proofErr w:type="spellStart"/>
+            <w:r>
+              <w:rPr>
+                <w:rFonts w:ascii="Cambria" w:hAnsi="Cambria"/>
+              </w:rPr>
+              <w:t>hMAX</w:t>
+            </w:r>
+            <w:proofErr w:type="spellEnd"/>
           </w:p>
         </w:tc>
         <w:tc>
@@ -7274,12 +8188,14 @@
               </w:rPr>
               <w:t xml:space="preserve">A* + </w:t>
             </w:r>
+            <w:proofErr w:type="spellStart"/>
             <w:r>
               <w:rPr>
                 <w:rFonts w:ascii="Cambria" w:hAnsi="Cambria"/>
               </w:rPr>
               <w:t>lmcut</w:t>
             </w:r>
+            <w:proofErr w:type="spellEnd"/>
           </w:p>
         </w:tc>
         <w:tc>
@@ -7345,7 +8261,49 @@
         <w:rPr>
           <w:rFonts w:ascii="Cambria" w:hAnsi="Cambria"/>
         </w:rPr>
-        <w:t xml:space="preserve"> se ha evaluado el rendimiento de los algoritmos óptimos sobre el mayor problema que A* con hMAX era capaz de resolver en menos de un minuto (tamaño 5). Se han comparado BFS, IDS y A* con las heurísticas admisibles hMAX y lmcut. En todos los casos en los que se obtuvo solución, la longitud del plan fue de 17 acciones, lo que confirma que los algoritmos utilizados (BFS y A* con heurísticas admisibles) garantizan optimalidad y que el coste óptimo del problema es efectivamente 17.</w:t>
+        <w:t xml:space="preserve"> se ha evaluado el rendimiento de los algoritmos óptimos sobre el mayor problema que A* con </w:t>
+      </w:r>
+      <w:proofErr w:type="spellStart"/>
+      <w:r>
+        <w:rPr>
+          <w:rFonts w:ascii="Cambria" w:hAnsi="Cambria"/>
+        </w:rPr>
+        <w:t>hMAX</w:t>
+      </w:r>
+      <w:proofErr w:type="spellEnd"/>
+      <w:r>
+        <w:rPr>
+          <w:rFonts w:ascii="Cambria" w:hAnsi="Cambria"/>
+        </w:rPr>
+        <w:t xml:space="preserve"> era capaz de resolver en menos de un minuto (tamaño 5). Se han comparado BFS, IDS y A* con las heurísticas admisibles </w:t>
+      </w:r>
+      <w:proofErr w:type="spellStart"/>
+      <w:r>
+        <w:rPr>
+          <w:rFonts w:ascii="Cambria" w:hAnsi="Cambria"/>
+        </w:rPr>
+        <w:t>hMAX</w:t>
+      </w:r>
+      <w:proofErr w:type="spellEnd"/>
+      <w:r>
+        <w:rPr>
+          <w:rFonts w:ascii="Cambria" w:hAnsi="Cambria"/>
+        </w:rPr>
+        <w:t xml:space="preserve"> y </w:t>
+      </w:r>
+      <w:proofErr w:type="spellStart"/>
+      <w:r>
+        <w:rPr>
+          <w:rFonts w:ascii="Cambria" w:hAnsi="Cambria"/>
+        </w:rPr>
+        <w:t>lmcut</w:t>
+      </w:r>
+      <w:proofErr w:type="spellEnd"/>
+      <w:r>
+        <w:rPr>
+          <w:rFonts w:ascii="Cambria" w:hAnsi="Cambria"/>
+        </w:rPr>
+        <w:t>. En todos los casos en los que se obtuvo solución, la longitud del plan fue de 17 acciones, lo que confirma que los algoritmos utilizados (BFS y A* con heurísticas admisibles) garantizan optimalidad y que el coste óptimo del problema es efectivamente 17.</w:t>
       </w:r>
     </w:p>
     <w:p>
@@ -7387,7 +8345,91 @@
         <w:rPr>
           <w:rFonts w:ascii="Cambria" w:hAnsi="Cambria"/>
         </w:rPr>
-        <w:t>En cuanto a A*, se observa que con hMAX el tiempo de ejecución es de 8.672 segundos, mientras que con lmcut asciende a 35.282 segundos. Aunque ambas heurísticas son admisibles y producen planes óptimos, su comportamiento práctico difiere. La heurística hMAX es menos informativa, ya que solo considera el coste máximo individual de los subobjetivos en el problema relajado, lo que puede conducir a una exploración relativamente amplia del espacio de estados. Por su parte, lmcut es una heurística más sofisticada y generalmente más informativa, pero su cálculo es computacionalmente más costoso. En problemas de tamaño reducido, el coste adicional de computar lmcut puede superar el ahorro en nodos explorados, lo que explica que en este caso concreto resulte más lenta que hMAX.</w:t>
+        <w:t xml:space="preserve">En cuanto a A*, se observa que con </w:t>
+      </w:r>
+      <w:proofErr w:type="spellStart"/>
+      <w:r>
+        <w:rPr>
+          <w:rFonts w:ascii="Cambria" w:hAnsi="Cambria"/>
+        </w:rPr>
+        <w:t>hMAX</w:t>
+      </w:r>
+      <w:proofErr w:type="spellEnd"/>
+      <w:r>
+        <w:rPr>
+          <w:rFonts w:ascii="Cambria" w:hAnsi="Cambria"/>
+        </w:rPr>
+        <w:t xml:space="preserve"> el tiempo de ejecución es de 8.672 segundos, mientras que con </w:t>
+      </w:r>
+      <w:proofErr w:type="spellStart"/>
+      <w:r>
+        <w:rPr>
+          <w:rFonts w:ascii="Cambria" w:hAnsi="Cambria"/>
+        </w:rPr>
+        <w:t>lmcut</w:t>
+      </w:r>
+      <w:proofErr w:type="spellEnd"/>
+      <w:r>
+        <w:rPr>
+          <w:rFonts w:ascii="Cambria" w:hAnsi="Cambria"/>
+        </w:rPr>
+        <w:t xml:space="preserve"> asciende a 35.282 segundos. Aunque ambas heurísticas son admisibles y producen planes óptimos, su comportamiento práctico difiere. La heurística </w:t>
+      </w:r>
+      <w:proofErr w:type="spellStart"/>
+      <w:r>
+        <w:rPr>
+          <w:rFonts w:ascii="Cambria" w:hAnsi="Cambria"/>
+        </w:rPr>
+        <w:t>hMAX</w:t>
+      </w:r>
+      <w:proofErr w:type="spellEnd"/>
+      <w:r>
+        <w:rPr>
+          <w:rFonts w:ascii="Cambria" w:hAnsi="Cambria"/>
+        </w:rPr>
+        <w:t xml:space="preserve"> es menos informativa, ya que solo considera el coste máximo individual de los subobjetivos en el problema relajado, lo que puede conducir a una exploración relativamente amplia del espacio de estados. Por su parte, </w:t>
+      </w:r>
+      <w:proofErr w:type="spellStart"/>
+      <w:r>
+        <w:rPr>
+          <w:rFonts w:ascii="Cambria" w:hAnsi="Cambria"/>
+        </w:rPr>
+        <w:t>lmcut</w:t>
+      </w:r>
+      <w:proofErr w:type="spellEnd"/>
+      <w:r>
+        <w:rPr>
+          <w:rFonts w:ascii="Cambria" w:hAnsi="Cambria"/>
+        </w:rPr>
+        <w:t xml:space="preserve"> es una heurística más sofisticada y generalmente más informativa, pero su cálculo es computacionalmente más costoso. En problemas de tamaño reducido, el coste adicional de computar </w:t>
+      </w:r>
+      <w:proofErr w:type="spellStart"/>
+      <w:r>
+        <w:rPr>
+          <w:rFonts w:ascii="Cambria" w:hAnsi="Cambria"/>
+        </w:rPr>
+        <w:t>lmcut</w:t>
+      </w:r>
+      <w:proofErr w:type="spellEnd"/>
+      <w:r>
+        <w:rPr>
+          <w:rFonts w:ascii="Cambria" w:hAnsi="Cambria"/>
+        </w:rPr>
+        <w:t xml:space="preserve"> puede superar el ahorro en nodos explorados, lo que explica que en este caso concreto resulte más lenta que </w:t>
+      </w:r>
+      <w:proofErr w:type="spellStart"/>
+      <w:r>
+        <w:rPr>
+          <w:rFonts w:ascii="Cambria" w:hAnsi="Cambria"/>
+        </w:rPr>
+        <w:t>hMAX</w:t>
+      </w:r>
+      <w:proofErr w:type="spellEnd"/>
+      <w:r>
+        <w:rPr>
+          <w:rFonts w:ascii="Cambria" w:hAnsi="Cambria"/>
+        </w:rPr>
+        <w:t>.</w:t>
       </w:r>
     </w:p>
     <w:p>
@@ -7527,7 +8569,21 @@
         <w:rPr>
           <w:rFonts w:ascii="Cambria" w:hAnsi="Cambria"/>
         </w:rPr>
-        <w:t xml:space="preserve"> (carriers). En la versión anterior, el dron disponía de dos brazos y el planificador debía considerar explícitamente qué caja estaba en cada brazo. Esta representación </w:t>
+        <w:t xml:space="preserve"> (</w:t>
+      </w:r>
+      <w:proofErr w:type="spellStart"/>
+      <w:r>
+        <w:rPr>
+          <w:rFonts w:ascii="Cambria" w:hAnsi="Cambria"/>
+        </w:rPr>
+        <w:t>carriers</w:t>
+      </w:r>
+      <w:proofErr w:type="spellEnd"/>
+      <w:r>
+        <w:rPr>
+          <w:rFonts w:ascii="Cambria" w:hAnsi="Cambria"/>
+        </w:rPr>
+        <w:t xml:space="preserve">). En la versión anterior, el dron disponía de dos brazos y el planificador debía considerar explícitamente qué caja estaba en cada brazo. Esta representación </w:t>
       </w:r>
       <w:r>
         <w:rPr>
@@ -7607,6 +8663,7 @@
         </w:rPr>
         <w:t xml:space="preserve">, en el nuevo dominio se ha eliminado completamente el tipo </w:t>
       </w:r>
+      <w:proofErr w:type="spellStart"/>
       <w:r>
         <w:rPr>
           <w:rFonts w:ascii="Cambria" w:hAnsi="Cambria"/>
@@ -7615,6 +8672,7 @@
         </w:rPr>
         <w:t>arm</w:t>
       </w:r>
+      <w:proofErr w:type="spellEnd"/>
       <w:r>
         <w:rPr>
           <w:rFonts w:ascii="Cambria" w:hAnsi="Cambria"/>
@@ -7659,7 +8717,43 @@
         <w:rPr>
           <w:rFonts w:ascii="Cambria" w:hAnsi="Cambria"/>
         </w:rPr>
-        <w:t xml:space="preserve">(holding ?d ?c) junto con el predicado auxiliar (drone-free ?d). De esta forma se </w:t>
+        <w:t>(</w:t>
+      </w:r>
+      <w:proofErr w:type="gramStart"/>
+      <w:r>
+        <w:rPr>
+          <w:rFonts w:ascii="Cambria" w:hAnsi="Cambria"/>
+        </w:rPr>
+        <w:t>holding ?</w:t>
+      </w:r>
+      <w:proofErr w:type="gramEnd"/>
+      <w:r>
+        <w:rPr>
+          <w:rFonts w:ascii="Cambria" w:hAnsi="Cambria"/>
+        </w:rPr>
+        <w:t>d ?c) junto con el predicado auxiliar (</w:t>
+      </w:r>
+      <w:proofErr w:type="spellStart"/>
+      <w:proofErr w:type="gramStart"/>
+      <w:r>
+        <w:rPr>
+          <w:rFonts w:ascii="Cambria" w:hAnsi="Cambria"/>
+        </w:rPr>
+        <w:t>drone</w:t>
+      </w:r>
+      <w:proofErr w:type="spellEnd"/>
+      <w:r>
+        <w:rPr>
+          <w:rFonts w:ascii="Cambria" w:hAnsi="Cambria"/>
+        </w:rPr>
+        <w:t>-free ?</w:t>
+      </w:r>
+      <w:proofErr w:type="gramEnd"/>
+      <w:r>
+        <w:rPr>
+          <w:rFonts w:ascii="Cambria" w:hAnsi="Cambria"/>
+        </w:rPr>
+        <w:t xml:space="preserve">d). De esta forma se </w:t>
       </w:r>
       <w:r>
         <w:rPr>
@@ -7701,7 +8795,21 @@
         <w:rPr>
           <w:rFonts w:ascii="Cambria" w:hAnsi="Cambria"/>
         </w:rPr>
-        <w:t xml:space="preserve"> simultáneamente, manteniendo la compatibilidad con planificadores basados en STRIPS, como pyperplan, y evitando el uso de cuantificadores o ADL.</w:t>
+        <w:t xml:space="preserve"> simultáneamente, manteniendo la compatibilidad con planificadores basados en STRIPS, como </w:t>
+      </w:r>
+      <w:proofErr w:type="spellStart"/>
+      <w:r>
+        <w:rPr>
+          <w:rFonts w:ascii="Cambria" w:hAnsi="Cambria"/>
+        </w:rPr>
+        <w:t>pyperplan</w:t>
+      </w:r>
+      <w:proofErr w:type="spellEnd"/>
+      <w:r>
+        <w:rPr>
+          <w:rFonts w:ascii="Cambria" w:hAnsi="Cambria"/>
+        </w:rPr>
+        <w:t>, y evitando el uso de cuantificadores o ADL.</w:t>
       </w:r>
     </w:p>
     <w:p>
@@ -7737,8 +8845,18 @@
           <w:b/>
           <w:bCs/>
         </w:rPr>
-        <w:t>tipo carrier</w:t>
-      </w:r>
+        <w:t xml:space="preserve">tipo </w:t>
+      </w:r>
+      <w:proofErr w:type="spellStart"/>
+      <w:r>
+        <w:rPr>
+          <w:rFonts w:ascii="Cambria" w:hAnsi="Cambria"/>
+          <w:b/>
+          <w:bCs/>
+        </w:rPr>
+        <w:t>carrier</w:t>
+      </w:r>
+      <w:proofErr w:type="spellEnd"/>
       <w:r>
         <w:rPr>
           <w:rFonts w:ascii="Cambria" w:hAnsi="Cambria"/>
@@ -7771,7 +8889,21 @@
         <w:rPr>
           <w:rFonts w:ascii="Cambria" w:hAnsi="Cambria"/>
         </w:rPr>
-        <w:t xml:space="preserve"> del transportador mediante el predicado (in ?c ?ca), y se controla el número total de cajas almacenadas mediante un mecanismo numérico abstracto.</w:t>
+        <w:t xml:space="preserve"> del transportador mediante el predicado (</w:t>
+      </w:r>
+      <w:proofErr w:type="gramStart"/>
+      <w:r>
+        <w:rPr>
+          <w:rFonts w:ascii="Cambria" w:hAnsi="Cambria"/>
+        </w:rPr>
+        <w:t>in ?</w:t>
+      </w:r>
+      <w:proofErr w:type="gramEnd"/>
+      <w:r>
+        <w:rPr>
+          <w:rFonts w:ascii="Cambria" w:hAnsi="Cambria"/>
+        </w:rPr>
+        <w:t>c ?ca), y se controla el número total de cajas almacenadas mediante un mecanismo numérico abstracto.</w:t>
       </w:r>
     </w:p>
     <w:p>
@@ -7791,7 +8923,35 @@
         <w:rPr>
           <w:rFonts w:ascii="Cambria" w:hAnsi="Cambria"/>
         </w:rPr>
-        <w:t xml:space="preserve">uchos planificadores no soportan fluentes numéricos, la capacidad del transportador se ha modelado utilizando objetos de tipo num y el predicado (siguiente ?n1 ?n2) para representar relaciones sucesivas entre números enteros. Así, el número de </w:t>
+        <w:t xml:space="preserve">uchos planificadores no soportan fluentes numéricos, la capacidad del transportador se ha modelado utilizando objetos de tipo </w:t>
+      </w:r>
+      <w:proofErr w:type="spellStart"/>
+      <w:r>
+        <w:rPr>
+          <w:rFonts w:ascii="Cambria" w:hAnsi="Cambria"/>
+        </w:rPr>
+        <w:t>num</w:t>
+      </w:r>
+      <w:proofErr w:type="spellEnd"/>
+      <w:r>
+        <w:rPr>
+          <w:rFonts w:ascii="Cambria" w:hAnsi="Cambria"/>
+        </w:rPr>
+        <w:t xml:space="preserve"> y el predicado (</w:t>
+      </w:r>
+      <w:proofErr w:type="gramStart"/>
+      <w:r>
+        <w:rPr>
+          <w:rFonts w:ascii="Cambria" w:hAnsi="Cambria"/>
+        </w:rPr>
+        <w:t>siguiente ?</w:t>
+      </w:r>
+      <w:proofErr w:type="gramEnd"/>
+      <w:r>
+        <w:rPr>
+          <w:rFonts w:ascii="Cambria" w:hAnsi="Cambria"/>
+        </w:rPr>
+        <w:t xml:space="preserve">n1 ?n2) para representar relaciones sucesivas entre números enteros. Así, el número de </w:t>
       </w:r>
       <w:r>
         <w:rPr>
@@ -7805,7 +8965,29 @@
         <w:rPr>
           <w:rFonts w:ascii="Cambria" w:hAnsi="Cambria"/>
         </w:rPr>
-        <w:t xml:space="preserve"> se representa mediante (carrier-load ?ca ?n), mientras que la </w:t>
+        <w:t xml:space="preserve"> se representa mediante (</w:t>
+      </w:r>
+      <w:proofErr w:type="spellStart"/>
+      <w:proofErr w:type="gramStart"/>
+      <w:r>
+        <w:rPr>
+          <w:rFonts w:ascii="Cambria" w:hAnsi="Cambria"/>
+        </w:rPr>
+        <w:t>carrier</w:t>
+      </w:r>
+      <w:proofErr w:type="spellEnd"/>
+      <w:r>
+        <w:rPr>
+          <w:rFonts w:ascii="Cambria" w:hAnsi="Cambria"/>
+        </w:rPr>
+        <w:t>-load ?</w:t>
+      </w:r>
+      <w:proofErr w:type="gramEnd"/>
+      <w:r>
+        <w:rPr>
+          <w:rFonts w:ascii="Cambria" w:hAnsi="Cambria"/>
+        </w:rPr>
+        <w:t xml:space="preserve">ca ?n), mientras que la </w:t>
       </w:r>
       <w:r>
         <w:rPr>
@@ -7819,7 +9001,29 @@
         <w:rPr>
           <w:rFonts w:ascii="Cambria" w:hAnsi="Cambria"/>
         </w:rPr>
-        <w:t xml:space="preserve"> se define con (carrier-capacity ?ca ?n). Al </w:t>
+        <w:t xml:space="preserve"> se define con (</w:t>
+      </w:r>
+      <w:proofErr w:type="spellStart"/>
+      <w:proofErr w:type="gramStart"/>
+      <w:r>
+        <w:rPr>
+          <w:rFonts w:ascii="Cambria" w:hAnsi="Cambria"/>
+        </w:rPr>
+        <w:t>carrier-capacity</w:t>
+      </w:r>
+      <w:proofErr w:type="spellEnd"/>
+      <w:r>
+        <w:rPr>
+          <w:rFonts w:ascii="Cambria" w:hAnsi="Cambria"/>
+        </w:rPr>
+        <w:t xml:space="preserve"> ?</w:t>
+      </w:r>
+      <w:proofErr w:type="gramEnd"/>
+      <w:r>
+        <w:rPr>
+          <w:rFonts w:ascii="Cambria" w:hAnsi="Cambria"/>
+        </w:rPr>
+        <w:t xml:space="preserve">ca ?n). Al </w:t>
       </w:r>
       <w:r>
         <w:rPr>
@@ -7877,14 +9081,34 @@
           <w:rFonts w:ascii="Cambria" w:hAnsi="Cambria"/>
         </w:rPr>
       </w:pPr>
-      <w:r>
-        <w:rPr>
-          <w:rFonts w:ascii="Cambria" w:hAnsi="Cambria"/>
-          <w:b/>
-          <w:bCs/>
-        </w:rPr>
-        <w:t>put-in-carrier</w:t>
-      </w:r>
+      <w:proofErr w:type="spellStart"/>
+      <w:r>
+        <w:rPr>
+          <w:rFonts w:ascii="Cambria" w:hAnsi="Cambria"/>
+          <w:b/>
+          <w:bCs/>
+        </w:rPr>
+        <w:t>put</w:t>
+      </w:r>
+      <w:proofErr w:type="spellEnd"/>
+      <w:r>
+        <w:rPr>
+          <w:rFonts w:ascii="Cambria" w:hAnsi="Cambria"/>
+          <w:b/>
+          <w:bCs/>
+        </w:rPr>
+        <w:t>-</w:t>
+      </w:r>
+      <w:proofErr w:type="spellStart"/>
+      <w:r>
+        <w:rPr>
+          <w:rFonts w:ascii="Cambria" w:hAnsi="Cambria"/>
+          <w:b/>
+          <w:bCs/>
+        </w:rPr>
+        <w:t>in-carrier</w:t>
+      </w:r>
+      <w:proofErr w:type="spellEnd"/>
       <w:r>
         <w:rPr>
           <w:rFonts w:ascii="Cambria" w:hAnsi="Cambria"/>
@@ -7897,6 +9121,7 @@
         </w:rPr>
         <w:t xml:space="preserve"> </w:t>
       </w:r>
+      <w:proofErr w:type="spellStart"/>
       <w:r>
         <w:rPr>
           <w:rFonts w:ascii="Cambria" w:hAnsi="Cambria"/>
@@ -7905,6 +9130,7 @@
         </w:rPr>
         <w:t>take-from-carrier</w:t>
       </w:r>
+      <w:proofErr w:type="spellEnd"/>
       <w:r>
         <w:rPr>
           <w:rFonts w:ascii="Cambria" w:hAnsi="Cambria"/>
@@ -7923,8 +9149,18 @@
           <w:b/>
           <w:bCs/>
         </w:rPr>
-        <w:t>pick-up-carrier</w:t>
-      </w:r>
+        <w:t>pick-up-</w:t>
+      </w:r>
+      <w:proofErr w:type="spellStart"/>
+      <w:r>
+        <w:rPr>
+          <w:rFonts w:ascii="Cambria" w:hAnsi="Cambria"/>
+          <w:b/>
+          <w:bCs/>
+        </w:rPr>
+        <w:t>carrier</w:t>
+      </w:r>
+      <w:proofErr w:type="spellEnd"/>
       <w:r>
         <w:rPr>
           <w:rFonts w:ascii="Cambria" w:hAnsi="Cambria"/>
@@ -7957,13 +9193,23 @@
         </w:rPr>
         <w:t xml:space="preserve"> </w:t>
       </w:r>
-      <w:r>
-        <w:rPr>
-          <w:rFonts w:ascii="Cambria" w:hAnsi="Cambria"/>
-          <w:b/>
-          <w:bCs/>
-        </w:rPr>
-        <w:t xml:space="preserve">drop-carrier, </w:t>
+      <w:proofErr w:type="spellStart"/>
+      <w:r>
+        <w:rPr>
+          <w:rFonts w:ascii="Cambria" w:hAnsi="Cambria"/>
+          <w:b/>
+          <w:bCs/>
+        </w:rPr>
+        <w:t>drop-carrier</w:t>
+      </w:r>
+      <w:proofErr w:type="spellEnd"/>
+      <w:r>
+        <w:rPr>
+          <w:rFonts w:ascii="Cambria" w:hAnsi="Cambria"/>
+          <w:b/>
+          <w:bCs/>
+        </w:rPr>
+        <w:t xml:space="preserve">, </w:t>
       </w:r>
       <w:r>
         <w:rPr>
@@ -7983,13 +9229,59 @@
           <w:rFonts w:ascii="Cambria" w:hAnsi="Cambria"/>
           <w:b/>
         </w:rPr>
-        <w:t xml:space="preserve">Fly-and-move-carrier, </w:t>
-      </w:r>
-      <w:r>
-        <w:rPr>
-          <w:rFonts w:ascii="Cambria" w:hAnsi="Cambria"/>
-        </w:rPr>
-        <w:t>acción alternativa a fly para mover el transportador a la</w:t>
+        <w:t>Fly-and-</w:t>
+      </w:r>
+      <w:proofErr w:type="spellStart"/>
+      <w:r>
+        <w:rPr>
+          <w:rFonts w:ascii="Cambria" w:hAnsi="Cambria"/>
+          <w:b/>
+        </w:rPr>
+        <w:t>move</w:t>
+      </w:r>
+      <w:proofErr w:type="spellEnd"/>
+      <w:r>
+        <w:rPr>
+          <w:rFonts w:ascii="Cambria" w:hAnsi="Cambria"/>
+          <w:b/>
+        </w:rPr>
+        <w:t>-</w:t>
+      </w:r>
+      <w:proofErr w:type="spellStart"/>
+      <w:r>
+        <w:rPr>
+          <w:rFonts w:ascii="Cambria" w:hAnsi="Cambria"/>
+          <w:b/>
+        </w:rPr>
+        <w:t>carrier</w:t>
+      </w:r>
+      <w:proofErr w:type="spellEnd"/>
+      <w:r>
+        <w:rPr>
+          <w:rFonts w:ascii="Cambria" w:hAnsi="Cambria"/>
+          <w:b/>
+        </w:rPr>
+        <w:t xml:space="preserve">, </w:t>
+      </w:r>
+      <w:r>
+        <w:rPr>
+          <w:rFonts w:ascii="Cambria" w:hAnsi="Cambria"/>
+        </w:rPr>
+        <w:t xml:space="preserve">acción alternativa a </w:t>
+      </w:r>
+      <w:proofErr w:type="spellStart"/>
+      <w:r>
+        <w:rPr>
+          <w:rFonts w:ascii="Cambria" w:hAnsi="Cambria"/>
+        </w:rPr>
+        <w:t>fly</w:t>
+      </w:r>
+      <w:proofErr w:type="spellEnd"/>
+      <w:r>
+        <w:rPr>
+          <w:rFonts w:ascii="Cambria" w:hAnsi="Cambria"/>
+        </w:rPr>
+        <w:t xml:space="preserve"> para mover el transportador a la</w:t>
       </w:r>
       <w:r>
         <w:rPr>
@@ -8257,6 +9549,7 @@
         </w:rPr>
         <w:t xml:space="preserve"> la generación de objetos de tipo </w:t>
       </w:r>
+      <w:proofErr w:type="spellStart"/>
       <w:r>
         <w:rPr>
           <w:rFonts w:ascii="Cambria" w:hAnsi="Cambria"/>
@@ -8267,6 +9560,7 @@
         </w:rPr>
         <w:t>arm</w:t>
       </w:r>
+      <w:proofErr w:type="spellEnd"/>
       <w:r>
         <w:rPr>
           <w:rFonts w:ascii="Cambria" w:hAnsi="Cambria"/>
@@ -8287,19 +9581,37 @@
         </w:rPr>
         <w:t xml:space="preserve"> el predicado (</w:t>
       </w:r>
-      <w:r>
-        <w:rPr>
-          <w:rFonts w:ascii="Cambria" w:hAnsi="Cambria"/>
-          <w:b/>
-          <w:bCs/>
-        </w:rPr>
-        <w:t>drone-free</w:t>
-      </w:r>
-      <w:r>
-        <w:rPr>
-          <w:rFonts w:ascii="Cambria" w:hAnsi="Cambria"/>
-        </w:rPr>
-        <w:t xml:space="preserve"> ?d) para cada dron, indicando que inicialmente no está sosteniendo ninguna caja. Esto permite modelar de forma sencilla que el dron solo puede transportar una caja directamente en cada momento.</w:t>
+      <w:proofErr w:type="spellStart"/>
+      <w:proofErr w:type="gramStart"/>
+      <w:r>
+        <w:rPr>
+          <w:rFonts w:ascii="Cambria" w:hAnsi="Cambria"/>
+          <w:b/>
+          <w:bCs/>
+        </w:rPr>
+        <w:t>drone</w:t>
+      </w:r>
+      <w:proofErr w:type="spellEnd"/>
+      <w:r>
+        <w:rPr>
+          <w:rFonts w:ascii="Cambria" w:hAnsi="Cambria"/>
+          <w:b/>
+          <w:bCs/>
+        </w:rPr>
+        <w:t>-free</w:t>
+      </w:r>
+      <w:r>
+        <w:rPr>
+          <w:rFonts w:ascii="Cambria" w:hAnsi="Cambria"/>
+        </w:rPr>
+        <w:t xml:space="preserve"> ?</w:t>
+      </w:r>
+      <w:proofErr w:type="gramEnd"/>
+      <w:r>
+        <w:rPr>
+          <w:rFonts w:ascii="Cambria" w:hAnsi="Cambria"/>
+        </w:rPr>
+        <w:t>d) para cada dron, indicando que inicialmente no está sosteniendo ninguna caja. Esto permite modelar de forma sencilla que el dron solo puede transportar una caja directamente en cada momento.</w:t>
       </w:r>
     </w:p>
     <w:p>
@@ -8343,6 +9655,7 @@
         </w:rPr>
         <w:t xml:space="preserve"> de tipo </w:t>
       </w:r>
+      <w:proofErr w:type="spellStart"/>
       <w:r>
         <w:rPr>
           <w:rFonts w:ascii="Cambria" w:hAnsi="Cambria"/>
@@ -8351,11 +9664,40 @@
         </w:rPr>
         <w:t>carrier</w:t>
       </w:r>
-      <w:r>
-        <w:rPr>
-          <w:rFonts w:ascii="Cambria" w:hAnsi="Cambria"/>
-        </w:rPr>
-        <w:t xml:space="preserve">, correspondientes a los transportadores. Estos objetos se crean según el parámetro --carriers introducido por línea de comandos. Todos los transportadores se inicializan en la localización depot, tal como establece el enunciado. Además, se </w:t>
+      <w:proofErr w:type="spellEnd"/>
+      <w:r>
+        <w:rPr>
+          <w:rFonts w:ascii="Cambria" w:hAnsi="Cambria"/>
+        </w:rPr>
+        <w:t>, correspondientes a los transportadores. Estos objetos se crean según el parámetro --</w:t>
+      </w:r>
+      <w:proofErr w:type="spellStart"/>
+      <w:r>
+        <w:rPr>
+          <w:rFonts w:ascii="Cambria" w:hAnsi="Cambria"/>
+        </w:rPr>
+        <w:t>carriers</w:t>
+      </w:r>
+      <w:proofErr w:type="spellEnd"/>
+      <w:r>
+        <w:rPr>
+          <w:rFonts w:ascii="Cambria" w:hAnsi="Cambria"/>
+        </w:rPr>
+        <w:t xml:space="preserve"> introducido por línea de comandos. Todos los transportadores se inicializan en la localización </w:t>
+      </w:r>
+      <w:proofErr w:type="spellStart"/>
+      <w:r>
+        <w:rPr>
+          <w:rFonts w:ascii="Cambria" w:hAnsi="Cambria"/>
+        </w:rPr>
+        <w:t>depot</w:t>
+      </w:r>
+      <w:proofErr w:type="spellEnd"/>
+      <w:r>
+        <w:rPr>
+          <w:rFonts w:ascii="Cambria" w:hAnsi="Cambria"/>
+        </w:rPr>
+        <w:t xml:space="preserve">, tal como establece el enunciado. Además, se </w:t>
       </w:r>
       <w:r>
         <w:rPr>
@@ -8369,7 +9711,35 @@
         <w:rPr>
           <w:rFonts w:ascii="Cambria" w:hAnsi="Cambria"/>
         </w:rPr>
-        <w:t xml:space="preserve"> su carga mediante el predicado (carrier-load carrierX n0) y su </w:t>
+        <w:t xml:space="preserve"> su carga mediante el predicado (</w:t>
+      </w:r>
+      <w:proofErr w:type="spellStart"/>
+      <w:r>
+        <w:rPr>
+          <w:rFonts w:ascii="Cambria" w:hAnsi="Cambria"/>
+        </w:rPr>
+        <w:t>carrier</w:t>
+      </w:r>
+      <w:proofErr w:type="spellEnd"/>
+      <w:r>
+        <w:rPr>
+          <w:rFonts w:ascii="Cambria" w:hAnsi="Cambria"/>
+        </w:rPr>
+        <w:t xml:space="preserve">-load </w:t>
+      </w:r>
+      <w:proofErr w:type="spellStart"/>
+      <w:r>
+        <w:rPr>
+          <w:rFonts w:ascii="Cambria" w:hAnsi="Cambria"/>
+        </w:rPr>
+        <w:t>carrierX</w:t>
+      </w:r>
+      <w:proofErr w:type="spellEnd"/>
+      <w:r>
+        <w:rPr>
+          <w:rFonts w:ascii="Cambria" w:hAnsi="Cambria"/>
+        </w:rPr>
+        <w:t xml:space="preserve"> n0) y su </w:t>
       </w:r>
       <w:r>
         <w:rPr>
@@ -8383,7 +9753,35 @@
         <w:rPr>
           <w:rFonts w:ascii="Cambria" w:hAnsi="Cambria"/>
         </w:rPr>
-        <w:t xml:space="preserve"> mediante (carrier-capacity carrierX n4), lo que permite controlar que no se superen las cuatro cajas permitidas.</w:t>
+        <w:t xml:space="preserve"> mediante (</w:t>
+      </w:r>
+      <w:proofErr w:type="spellStart"/>
+      <w:r>
+        <w:rPr>
+          <w:rFonts w:ascii="Cambria" w:hAnsi="Cambria"/>
+        </w:rPr>
+        <w:t>carrier-capacity</w:t>
+      </w:r>
+      <w:proofErr w:type="spellEnd"/>
+      <w:r>
+        <w:rPr>
+          <w:rFonts w:ascii="Cambria" w:hAnsi="Cambria"/>
+        </w:rPr>
+        <w:t xml:space="preserve"> </w:t>
+      </w:r>
+      <w:proofErr w:type="spellStart"/>
+      <w:r>
+        <w:rPr>
+          <w:rFonts w:ascii="Cambria" w:hAnsi="Cambria"/>
+        </w:rPr>
+        <w:t>carrierX</w:t>
+      </w:r>
+      <w:proofErr w:type="spellEnd"/>
+      <w:r>
+        <w:rPr>
+          <w:rFonts w:ascii="Cambria" w:hAnsi="Cambria"/>
+        </w:rPr>
+        <w:t xml:space="preserve"> n4), lo que permite controlar que no se superen las cuatro cajas permitidas.</w:t>
       </w:r>
     </w:p>
     <w:p>
@@ -8433,8 +9831,18 @@
           <w:b/>
           <w:bCs/>
         </w:rPr>
-        <w:t>tipo num</w:t>
-      </w:r>
+        <w:t xml:space="preserve">tipo </w:t>
+      </w:r>
+      <w:proofErr w:type="spellStart"/>
+      <w:r>
+        <w:rPr>
+          <w:rFonts w:ascii="Cambria" w:hAnsi="Cambria"/>
+          <w:b/>
+          <w:bCs/>
+        </w:rPr>
+        <w:t>num</w:t>
+      </w:r>
+      <w:proofErr w:type="spellEnd"/>
       <w:r>
         <w:rPr>
           <w:rFonts w:ascii="Cambria" w:hAnsi="Cambria"/>
@@ -8481,7 +9889,21 @@
         <w:rPr>
           <w:rFonts w:ascii="Cambria" w:hAnsi="Cambria"/>
         </w:rPr>
-        <w:t xml:space="preserve"> y en estado libre (drone-free).</w:t>
+        <w:t xml:space="preserve"> y en estado libre (</w:t>
+      </w:r>
+      <w:proofErr w:type="spellStart"/>
+      <w:r>
+        <w:rPr>
+          <w:rFonts w:ascii="Cambria" w:hAnsi="Cambria"/>
+        </w:rPr>
+        <w:t>drone</w:t>
+      </w:r>
+      <w:proofErr w:type="spellEnd"/>
+      <w:r>
+        <w:rPr>
+          <w:rFonts w:ascii="Cambria" w:hAnsi="Cambria"/>
+        </w:rPr>
+        <w:t>-free).</w:t>
       </w:r>
       <w:r>
         <w:rPr>
@@ -8521,6 +9943,7 @@
         </w:rPr>
         <w:t>La capacidad máxima se fija mediante el predicado (</w:t>
       </w:r>
+      <w:proofErr w:type="spellStart"/>
       <w:r>
         <w:rPr>
           <w:rFonts w:ascii="Cambria" w:hAnsi="Cambria"/>
@@ -8529,18 +9952,33 @@
         </w:rPr>
         <w:t>carrier-capacity</w:t>
       </w:r>
-      <w:r>
-        <w:rPr>
-          <w:rFonts w:ascii="Cambria" w:hAnsi="Cambria"/>
-        </w:rPr>
-        <w:t xml:space="preserve"> carrierX n4).</w:t>
-      </w:r>
+      <w:proofErr w:type="spellEnd"/>
       <w:r>
         <w:rPr>
           <w:rFonts w:ascii="Cambria" w:hAnsi="Cambria"/>
         </w:rPr>
         <w:t xml:space="preserve"> </w:t>
       </w:r>
+      <w:proofErr w:type="spellStart"/>
+      <w:r>
+        <w:rPr>
+          <w:rFonts w:ascii="Cambria" w:hAnsi="Cambria"/>
+        </w:rPr>
+        <w:t>carrierX</w:t>
+      </w:r>
+      <w:proofErr w:type="spellEnd"/>
+      <w:r>
+        <w:rPr>
+          <w:rFonts w:ascii="Cambria" w:hAnsi="Cambria"/>
+        </w:rPr>
+        <w:t xml:space="preserve"> n4).</w:t>
+      </w:r>
+      <w:r>
+        <w:rPr>
+          <w:rFonts w:ascii="Cambria" w:hAnsi="Cambria"/>
+        </w:rPr>
+        <w:t xml:space="preserve"> </w:t>
+      </w:r>
       <w:r>
         <w:rPr>
           <w:rFonts w:ascii="Cambria" w:hAnsi="Cambria"/>
@@ -8735,7 +10173,21 @@
         <w:rPr>
           <w:rFonts w:ascii="Cambria" w:hAnsi="Cambria"/>
         </w:rPr>
-        <w:t>, lo que permite cumplir el requisito del enunciado de poder transportar hasta cuatro cajas por carrier. Esta elección simplifica la generación de problemas y evita inconsistencias en la cadena numérica.</w:t>
+        <w:t xml:space="preserve">, lo que permite cumplir el requisito del enunciado de poder transportar hasta cuatro cajas por </w:t>
+      </w:r>
+      <w:proofErr w:type="spellStart"/>
+      <w:r>
+        <w:rPr>
+          <w:rFonts w:ascii="Cambria" w:hAnsi="Cambria"/>
+        </w:rPr>
+        <w:t>carrier</w:t>
+      </w:r>
+      <w:proofErr w:type="spellEnd"/>
+      <w:r>
+        <w:rPr>
+          <w:rFonts w:ascii="Cambria" w:hAnsi="Cambria"/>
+        </w:rPr>
+        <w:t>. Esta elección simplifica la generación de problemas y evita inconsistencias en la cadena numérica.</w:t>
       </w:r>
     </w:p>
     <w:p>
@@ -8800,19 +10252,49 @@
         <w:rPr>
           <w:rFonts w:ascii="Cambria" w:hAnsi="Cambria"/>
         </w:rPr>
-        <w:t>Una vez implementado el nuevo dominio y adaptado el generador de problemas, se procedió a verificar su correcto funcionamiento utilizando pyperplan</w:t>
-      </w:r>
-      <w:r>
-        <w:rPr>
-          <w:rFonts w:ascii="Cambria" w:hAnsi="Cambria"/>
-        </w:rPr>
-        <w:t xml:space="preserve"> o ff</w:t>
-      </w:r>
-      <w:r>
-        <w:rPr>
-          <w:rFonts w:ascii="Cambria" w:hAnsi="Cambria"/>
-        </w:rPr>
-        <w:t>. En primer lugar, se comprobó que tanto el dominio como los problemas generados eran sintácticamente válidos y podían ser procesados por el planificador sin errores de parsing ni de tipado.</w:t>
+        <w:t xml:space="preserve">Una vez implementado el nuevo dominio y adaptado el generador de problemas, se procedió a verificar su correcto funcionamiento utilizando </w:t>
+      </w:r>
+      <w:proofErr w:type="spellStart"/>
+      <w:r>
+        <w:rPr>
+          <w:rFonts w:ascii="Cambria" w:hAnsi="Cambria"/>
+        </w:rPr>
+        <w:t>pyperplan</w:t>
+      </w:r>
+      <w:proofErr w:type="spellEnd"/>
+      <w:r>
+        <w:rPr>
+          <w:rFonts w:ascii="Cambria" w:hAnsi="Cambria"/>
+        </w:rPr>
+        <w:t xml:space="preserve"> o </w:t>
+      </w:r>
+      <w:proofErr w:type="spellStart"/>
+      <w:r>
+        <w:rPr>
+          <w:rFonts w:ascii="Cambria" w:hAnsi="Cambria"/>
+        </w:rPr>
+        <w:t>ff</w:t>
+      </w:r>
+      <w:proofErr w:type="spellEnd"/>
+      <w:r>
+        <w:rPr>
+          <w:rFonts w:ascii="Cambria" w:hAnsi="Cambria"/>
+        </w:rPr>
+        <w:t xml:space="preserve">. En primer lugar, se comprobó que tanto el dominio como los problemas generados eran sintácticamente válidos y podían ser procesados por el planificador sin errores de </w:t>
+      </w:r>
+      <w:proofErr w:type="spellStart"/>
+      <w:r>
+        <w:rPr>
+          <w:rFonts w:ascii="Cambria" w:hAnsi="Cambria"/>
+        </w:rPr>
+        <w:t>parsing</w:t>
+      </w:r>
+      <w:proofErr w:type="spellEnd"/>
+      <w:r>
+        <w:rPr>
+          <w:rFonts w:ascii="Cambria" w:hAnsi="Cambria"/>
+        </w:rPr>
+        <w:t xml:space="preserve"> ni de tipado.</w:t>
       </w:r>
     </w:p>
     <w:p>
@@ -8864,14 +10346,58 @@
         <w:rPr>
           <w:rFonts w:ascii="Cambria" w:hAnsi="Cambria"/>
         </w:rPr>
-        <w:t xml:space="preserve"> Para forzar que utilice las acciones propias del Carrier hemos eliminado solo para esta prueba la acción fly obligando al planificador a utilizar la acción </w:t>
-      </w:r>
-      <w:r>
-        <w:rPr>
-          <w:rFonts w:ascii="Cambria" w:hAnsi="Cambria"/>
-        </w:rPr>
-        <w:t>fly-and-move-carrier</w:t>
-      </w:r>
+        <w:t xml:space="preserve"> Para forzar que utilice las acciones propias del Carrier hemos eliminado solo para esta prueba la acción </w:t>
+      </w:r>
+      <w:proofErr w:type="spellStart"/>
+      <w:r>
+        <w:rPr>
+          <w:rFonts w:ascii="Cambria" w:hAnsi="Cambria"/>
+        </w:rPr>
+        <w:t>fly</w:t>
+      </w:r>
+      <w:proofErr w:type="spellEnd"/>
+      <w:r>
+        <w:rPr>
+          <w:rFonts w:ascii="Cambria" w:hAnsi="Cambria"/>
+        </w:rPr>
+        <w:t xml:space="preserve"> obligando al planificador a utilizar la acción </w:t>
+      </w:r>
+      <w:proofErr w:type="spellStart"/>
+      <w:r>
+        <w:rPr>
+          <w:rFonts w:ascii="Cambria" w:hAnsi="Cambria"/>
+        </w:rPr>
+        <w:t>fly</w:t>
+      </w:r>
+      <w:proofErr w:type="spellEnd"/>
+      <w:r>
+        <w:rPr>
+          <w:rFonts w:ascii="Cambria" w:hAnsi="Cambria"/>
+        </w:rPr>
+        <w:t>-and-</w:t>
+      </w:r>
+      <w:proofErr w:type="spellStart"/>
+      <w:r>
+        <w:rPr>
+          <w:rFonts w:ascii="Cambria" w:hAnsi="Cambria"/>
+        </w:rPr>
+        <w:t>move</w:t>
+      </w:r>
+      <w:proofErr w:type="spellEnd"/>
+      <w:r>
+        <w:rPr>
+          <w:rFonts w:ascii="Cambria" w:hAnsi="Cambria"/>
+        </w:rPr>
+        <w:t>-</w:t>
+      </w:r>
+      <w:proofErr w:type="spellStart"/>
+      <w:r>
+        <w:rPr>
+          <w:rFonts w:ascii="Cambria" w:hAnsi="Cambria"/>
+        </w:rPr>
+        <w:t>carrier</w:t>
+      </w:r>
+      <w:proofErr w:type="spellEnd"/>
       <w:r>
         <w:rPr>
           <w:rFonts w:ascii="Cambria" w:hAnsi="Cambria"/>
@@ -8920,7 +10446,14 @@
         <w:rPr>
           <w:rFonts w:ascii="Cambria" w:hAnsi="Cambria"/>
         </w:rPr>
-        <w:t xml:space="preserve"> -c 4 -g 4</w:t>
+        <w:t xml:space="preserve"> -c 4 -g </w:t>
+      </w:r>
+      <w:proofErr w:type="gramStart"/>
+      <w:r>
+        <w:rPr>
+          <w:rFonts w:ascii="Cambria" w:hAnsi="Cambria"/>
+        </w:rPr>
+        <w:t>4</w:t>
       </w:r>
       <w:r>
         <w:rPr>
@@ -8932,7 +10465,28 @@
         <w:rPr>
           <w:rFonts w:ascii="Cambria" w:hAnsi="Cambria"/>
         </w:rPr>
-        <w:t xml:space="preserve"> el cuál nos da un problema con los siguientes objetivos: </w:t>
+        <w:t xml:space="preserve"> el</w:t>
+      </w:r>
+      <w:proofErr w:type="gramEnd"/>
+      <w:r>
+        <w:rPr>
+          <w:rFonts w:ascii="Cambria" w:hAnsi="Cambria"/>
+        </w:rPr>
+        <w:t xml:space="preserve"> </w:t>
+      </w:r>
+      <w:proofErr w:type="spellStart"/>
+      <w:r>
+        <w:rPr>
+          <w:rFonts w:ascii="Cambria" w:hAnsi="Cambria"/>
+        </w:rPr>
+        <w:t>cuál</w:t>
+      </w:r>
+      <w:proofErr w:type="spellEnd"/>
+      <w:r>
+        <w:rPr>
+          <w:rFonts w:ascii="Cambria" w:hAnsi="Cambria"/>
+        </w:rPr>
+        <w:t xml:space="preserve"> nos da un problema con los siguientes objetivos: </w:t>
       </w:r>
       <w:r>
         <w:rPr>
@@ -8993,7 +10547,35 @@
         <w:rPr>
           <w:rFonts w:ascii="Cambria" w:hAnsi="Cambria"/>
         </w:rPr>
-        <w:t>y ejecutándolo de la siguiente forma: planutils run ff domain2.pddl emergency_carrier_d1_r1_l</w:t>
+        <w:t xml:space="preserve">y ejecutándolo de la siguiente forma: </w:t>
+      </w:r>
+      <w:proofErr w:type="spellStart"/>
+      <w:r>
+        <w:rPr>
+          <w:rFonts w:ascii="Cambria" w:hAnsi="Cambria"/>
+        </w:rPr>
+        <w:t>planutils</w:t>
+      </w:r>
+      <w:proofErr w:type="spellEnd"/>
+      <w:r>
+        <w:rPr>
+          <w:rFonts w:ascii="Cambria" w:hAnsi="Cambria"/>
+        </w:rPr>
+        <w:t xml:space="preserve"> run </w:t>
+      </w:r>
+      <w:proofErr w:type="spellStart"/>
+      <w:r>
+        <w:rPr>
+          <w:rFonts w:ascii="Cambria" w:hAnsi="Cambria"/>
+        </w:rPr>
+        <w:t>ff</w:t>
+      </w:r>
+      <w:proofErr w:type="spellEnd"/>
+      <w:r>
+        <w:rPr>
+          <w:rFonts w:ascii="Cambria" w:hAnsi="Cambria"/>
+        </w:rPr>
+        <w:t xml:space="preserve"> domain2.pddl emergency_carrier_d1_r1_l</w:t>
       </w:r>
       <w:r>
         <w:rPr>
@@ -9283,7 +10865,23 @@
         <w:t>C</w:t>
       </w:r>
       <w:r>
-        <w:t>ompararemos con los apartados de la parte 1 los resultados ya que podemos observar que aunque no se utilicen las acciones del Carrier por los motivos explicados anteriormente si que será diferente debido a que ya no tendrá dos brazos el dron.</w:t>
+        <w:t xml:space="preserve">ompararemos con los apartados de la parte 1 los resultados ya que podemos observar </w:t>
+      </w:r>
+      <w:proofErr w:type="gramStart"/>
+      <w:r>
+        <w:t>que</w:t>
+      </w:r>
+      <w:proofErr w:type="gramEnd"/>
+      <w:r>
+        <w:t xml:space="preserve"> aunque no se utilicen las acciones del Carrier por los motivos explicados anteriormente </w:t>
+      </w:r>
+      <w:proofErr w:type="spellStart"/>
+      <w:r>
+        <w:t>si</w:t>
+      </w:r>
+      <w:proofErr w:type="spellEnd"/>
+      <w:r>
+        <w:t xml:space="preserve"> que será diferente debido a que ya no tendrá dos brazos el dron.</w:t>
       </w:r>
     </w:p>
     <w:p>
@@ -9454,12 +11052,14 @@
                 <w:rFonts w:ascii="Cambria" w:hAnsi="Cambria"/>
               </w:rPr>
             </w:pPr>
+            <w:proofErr w:type="spellStart"/>
             <w:r>
               <w:rPr>
                 <w:rFonts w:ascii="Cambria" w:hAnsi="Cambria"/>
               </w:rPr>
               <w:t>hMAX</w:t>
             </w:r>
+            <w:proofErr w:type="spellEnd"/>
           </w:p>
         </w:tc>
         <w:tc>
@@ -9538,12 +11138,14 @@
                 <w:rFonts w:ascii="Cambria" w:hAnsi="Cambria"/>
               </w:rPr>
             </w:pPr>
+            <w:proofErr w:type="spellStart"/>
             <w:r>
               <w:rPr>
                 <w:rFonts w:ascii="Cambria" w:hAnsi="Cambria"/>
               </w:rPr>
               <w:t>hADD</w:t>
             </w:r>
+            <w:proofErr w:type="spellEnd"/>
           </w:p>
         </w:tc>
         <w:tc>
@@ -9618,12 +11220,14 @@
                 <w:rFonts w:ascii="Cambria" w:hAnsi="Cambria"/>
               </w:rPr>
             </w:pPr>
+            <w:proofErr w:type="spellStart"/>
             <w:r>
               <w:rPr>
                 <w:rFonts w:ascii="Cambria" w:hAnsi="Cambria"/>
               </w:rPr>
               <w:t>hFF</w:t>
             </w:r>
+            <w:proofErr w:type="spellEnd"/>
           </w:p>
         </w:tc>
         <w:tc>
@@ -9778,12 +11382,14 @@
                 <w:rFonts w:ascii="Cambria" w:hAnsi="Cambria"/>
               </w:rPr>
             </w:pPr>
+            <w:proofErr w:type="spellStart"/>
             <w:r>
               <w:rPr>
                 <w:rFonts w:ascii="Cambria" w:hAnsi="Cambria"/>
               </w:rPr>
               <w:t>hMAX</w:t>
             </w:r>
+            <w:proofErr w:type="spellEnd"/>
           </w:p>
         </w:tc>
         <w:tc>
@@ -9817,11 +11423,19 @@
                 <w:rFonts w:ascii="Cambria" w:hAnsi="Cambria"/>
               </w:rPr>
             </w:pPr>
-            <w:r>
-              <w:rPr>
-                <w:rFonts w:ascii="Cambria" w:hAnsi="Cambria"/>
-              </w:rPr>
-              <w:t>Killed (no se ha llegado a completar)</w:t>
+            <w:proofErr w:type="spellStart"/>
+            <w:r>
+              <w:rPr>
+                <w:rFonts w:ascii="Cambria" w:hAnsi="Cambria"/>
+              </w:rPr>
+              <w:t>Killed</w:t>
+            </w:r>
+            <w:proofErr w:type="spellEnd"/>
+            <w:r>
+              <w:rPr>
+                <w:rFonts w:ascii="Cambria" w:hAnsi="Cambria"/>
+              </w:rPr>
+              <w:t xml:space="preserve"> (no se ha llegado a completar)</w:t>
             </w:r>
           </w:p>
         </w:tc>
@@ -9858,12 +11472,14 @@
                 <w:rFonts w:ascii="Cambria" w:hAnsi="Cambria"/>
               </w:rPr>
             </w:pPr>
+            <w:proofErr w:type="spellStart"/>
             <w:r>
               <w:rPr>
                 <w:rFonts w:ascii="Cambria" w:hAnsi="Cambria"/>
               </w:rPr>
               <w:t>hADD</w:t>
             </w:r>
+            <w:proofErr w:type="spellEnd"/>
           </w:p>
         </w:tc>
         <w:tc>
@@ -9938,12 +11554,14 @@
                 <w:rFonts w:ascii="Cambria" w:hAnsi="Cambria"/>
               </w:rPr>
             </w:pPr>
+            <w:proofErr w:type="spellStart"/>
             <w:r>
               <w:rPr>
                 <w:rFonts w:ascii="Cambria" w:hAnsi="Cambria"/>
               </w:rPr>
               <w:t>hFF</w:t>
             </w:r>
+            <w:proofErr w:type="spellEnd"/>
           </w:p>
         </w:tc>
         <w:tc>
@@ -10324,11 +11942,19 @@
                 <w:rFonts w:ascii="Cambria" w:hAnsi="Cambria"/>
               </w:rPr>
             </w:pPr>
-            <w:r>
-              <w:rPr>
-                <w:rFonts w:ascii="Cambria" w:hAnsi="Cambria"/>
-              </w:rPr>
-              <w:t>Killed (no se ha llegado a completar)</w:t>
+            <w:proofErr w:type="spellStart"/>
+            <w:r>
+              <w:rPr>
+                <w:rFonts w:ascii="Cambria" w:hAnsi="Cambria"/>
+              </w:rPr>
+              <w:t>Killed</w:t>
+            </w:r>
+            <w:proofErr w:type="spellEnd"/>
+            <w:r>
+              <w:rPr>
+                <w:rFonts w:ascii="Cambria" w:hAnsi="Cambria"/>
+              </w:rPr>
+              <w:t xml:space="preserve"> (no se ha llegado a completar)</w:t>
             </w:r>
           </w:p>
         </w:tc>
@@ -10348,8 +11974,16 @@
               <w:rPr>
                 <w:rFonts w:ascii="Cambria" w:hAnsi="Cambria"/>
               </w:rPr>
-              <w:t>A* + hMAX</w:t>
-            </w:r>
+              <w:t xml:space="preserve">A* + </w:t>
+            </w:r>
+            <w:proofErr w:type="spellStart"/>
+            <w:r>
+              <w:rPr>
+                <w:rFonts w:ascii="Cambria" w:hAnsi="Cambria"/>
+              </w:rPr>
+              <w:t>hMAX</w:t>
+            </w:r>
+            <w:proofErr w:type="spellEnd"/>
           </w:p>
         </w:tc>
         <w:tc>
@@ -10404,8 +12038,16 @@
               <w:rPr>
                 <w:rFonts w:ascii="Cambria" w:hAnsi="Cambria"/>
               </w:rPr>
-              <w:t>A* + lmcut</w:t>
-            </w:r>
+              <w:t xml:space="preserve">A* + </w:t>
+            </w:r>
+            <w:proofErr w:type="spellStart"/>
+            <w:r>
+              <w:rPr>
+                <w:rFonts w:ascii="Cambria" w:hAnsi="Cambria"/>
+              </w:rPr>
+              <w:t>lmcut</w:t>
+            </w:r>
+            <w:proofErr w:type="spellEnd"/>
           </w:p>
         </w:tc>
         <w:tc>
@@ -10499,8 +12141,18 @@
           <w:b/>
           <w:bCs/>
         </w:rPr>
-        <w:t>heurística hMAX</w:t>
-      </w:r>
+        <w:t xml:space="preserve">heurística </w:t>
+      </w:r>
+      <w:proofErr w:type="spellStart"/>
+      <w:r>
+        <w:rPr>
+          <w:rFonts w:ascii="Cambria" w:hAnsi="Cambria"/>
+          <w:b/>
+          <w:bCs/>
+        </w:rPr>
+        <w:t>hMAX</w:t>
+      </w:r>
+      <w:proofErr w:type="spellEnd"/>
       <w:r>
         <w:rPr>
           <w:rFonts w:ascii="Cambria" w:hAnsi="Cambria"/>
@@ -10581,7 +12233,35 @@
         <w:rPr>
           <w:rFonts w:ascii="Cambria" w:hAnsi="Cambria"/>
         </w:rPr>
-        <w:t xml:space="preserve">. Por el contrario, heurísticas como hADD, hFF y especialmente Landmark mostraron un rendimiento considerablemente mejor, obteniendo planes en tiempos muy reducidos. En todos los casos en los que se obtuvo solución, la </w:t>
+        <w:t xml:space="preserve">. Por el contrario, heurísticas como </w:t>
+      </w:r>
+      <w:proofErr w:type="spellStart"/>
+      <w:r>
+        <w:rPr>
+          <w:rFonts w:ascii="Cambria" w:hAnsi="Cambria"/>
+        </w:rPr>
+        <w:t>hADD</w:t>
+      </w:r>
+      <w:proofErr w:type="spellEnd"/>
+      <w:r>
+        <w:rPr>
+          <w:rFonts w:ascii="Cambria" w:hAnsi="Cambria"/>
+        </w:rPr>
+        <w:t xml:space="preserve">, </w:t>
+      </w:r>
+      <w:proofErr w:type="spellStart"/>
+      <w:r>
+        <w:rPr>
+          <w:rFonts w:ascii="Cambria" w:hAnsi="Cambria"/>
+        </w:rPr>
+        <w:t>hFF</w:t>
+      </w:r>
+      <w:proofErr w:type="spellEnd"/>
+      <w:r>
+        <w:rPr>
+          <w:rFonts w:ascii="Cambria" w:hAnsi="Cambria"/>
+        </w:rPr>
+        <w:t xml:space="preserve"> y especialmente Landmark mostraron un rendimiento considerablemente mejor, obteniendo planes en tiempos muy reducidos. En todos los casos en los que se obtuvo solución, la </w:t>
       </w:r>
       <w:r>
         <w:rPr>
@@ -10772,6 +12452,7 @@
         </w:rPr>
         <w:t xml:space="preserve"> completar la búsqueda dentro del límite de tiempo. Por su parte, A* con heurística </w:t>
       </w:r>
+      <w:proofErr w:type="spellStart"/>
       <w:r>
         <w:rPr>
           <w:rFonts w:ascii="Cambria" w:hAnsi="Cambria"/>
@@ -10780,12 +12461,14 @@
         </w:rPr>
         <w:t>hMAX</w:t>
       </w:r>
+      <w:proofErr w:type="spellEnd"/>
       <w:r>
         <w:rPr>
           <w:rFonts w:ascii="Cambria" w:hAnsi="Cambria"/>
         </w:rPr>
         <w:t xml:space="preserve"> encontró una solución </w:t>
       </w:r>
+      <w:proofErr w:type="gramStart"/>
       <w:r>
         <w:rPr>
           <w:rFonts w:ascii="Cambria" w:hAnsi="Cambria"/>
@@ -10794,6 +12477,7 @@
         </w:rPr>
         <w:t>correcta</w:t>
       </w:r>
+      <w:proofErr w:type="gramEnd"/>
       <w:r>
         <w:rPr>
           <w:rFonts w:ascii="Cambria" w:hAnsi="Cambria"/>
@@ -10842,6 +12526,7 @@
         </w:rPr>
         <w:t xml:space="preserve"> con </w:t>
       </w:r>
+      <w:proofErr w:type="spellStart"/>
       <w:r>
         <w:rPr>
           <w:rFonts w:ascii="Cambria" w:hAnsi="Cambria"/>
@@ -10850,6 +12535,7 @@
         </w:rPr>
         <w:t>lmcut</w:t>
       </w:r>
+      <w:proofErr w:type="spellEnd"/>
       <w:r>
         <w:rPr>
           <w:rFonts w:ascii="Cambria" w:hAnsi="Cambria"/>
@@ -10968,13 +12654,23 @@
         </w:rPr>
         <w:t xml:space="preserve">. Esto se debe a que el uso del </w:t>
       </w:r>
-      <w:r>
-        <w:rPr>
-          <w:rFonts w:ascii="Cambria" w:hAnsi="Cambria"/>
-          <w:b/>
-          <w:bCs/>
-        </w:rPr>
-        <w:t>carrier introduce</w:t>
+      <w:proofErr w:type="spellStart"/>
+      <w:r>
+        <w:rPr>
+          <w:rFonts w:ascii="Cambria" w:hAnsi="Cambria"/>
+          <w:b/>
+          <w:bCs/>
+        </w:rPr>
+        <w:t>carrier</w:t>
+      </w:r>
+      <w:proofErr w:type="spellEnd"/>
+      <w:r>
+        <w:rPr>
+          <w:rFonts w:ascii="Cambria" w:hAnsi="Cambria"/>
+          <w:b/>
+          <w:bCs/>
+        </w:rPr>
+        <w:t xml:space="preserve"> introduce</w:t>
       </w:r>
       <w:r>
         <w:rPr>
@@ -11022,7 +12718,21 @@
         <w:rPr>
           <w:rFonts w:ascii="Cambria" w:hAnsi="Cambria"/>
         </w:rPr>
-        <w:t xml:space="preserve"> total del plan. Dado que el planificador empleado no considera costes de acción diferenciados y se limita a minimizar el número de pasos, resulta más eficiente transportar las cajas directamente sin utilizar el transportador. Por tanto, aunque el dominio permite el uso de carriers, el </w:t>
+        <w:t xml:space="preserve"> total del plan. Dado que el planificador empleado no considera costes de acción diferenciados y se limita a minimizar el número de pasos, resulta más eficiente transportar las cajas directamente sin utilizar el transportador. Por tanto, aunque el dominio permite el uso de </w:t>
+      </w:r>
+      <w:proofErr w:type="spellStart"/>
+      <w:r>
+        <w:rPr>
+          <w:rFonts w:ascii="Cambria" w:hAnsi="Cambria"/>
+        </w:rPr>
+        <w:t>carriers</w:t>
+      </w:r>
+      <w:proofErr w:type="spellEnd"/>
+      <w:r>
+        <w:rPr>
+          <w:rFonts w:ascii="Cambria" w:hAnsi="Cambria"/>
+        </w:rPr>
+        <w:t xml:space="preserve">, el </w:t>
       </w:r>
       <w:r>
         <w:rPr>
@@ -11050,7 +12760,21 @@
         <w:rPr>
           <w:rFonts w:ascii="Cambria" w:hAnsi="Cambria"/>
         </w:rPr>
-        <w:t xml:space="preserve">En el nuevo modelo esta capacidad se sustituye por el uso del carrier, lo que modifica la estructura del espacio de estados y las posibles secuencias de acciones. Como consecuencia, los </w:t>
+        <w:t xml:space="preserve">En el nuevo modelo esta capacidad se sustituye por el uso del </w:t>
+      </w:r>
+      <w:proofErr w:type="spellStart"/>
+      <w:r>
+        <w:rPr>
+          <w:rFonts w:ascii="Cambria" w:hAnsi="Cambria"/>
+        </w:rPr>
+        <w:t>carrier</w:t>
+      </w:r>
+      <w:proofErr w:type="spellEnd"/>
+      <w:r>
+        <w:rPr>
+          <w:rFonts w:ascii="Cambria" w:hAnsi="Cambria"/>
+        </w:rPr>
+        <w:t xml:space="preserve">, lo que modifica la estructura del espacio de estados y las posibles secuencias de acciones. Como consecuencia, los </w:t>
       </w:r>
       <w:r>
         <w:rPr>
@@ -11316,8 +13040,16 @@
         <w:rPr>
           <w:rFonts w:ascii="Cambria" w:hAnsi="Cambria"/>
         </w:rPr>
-        <w:t>Añadir :action-costs</w:t>
-      </w:r>
+        <w:t>Añadir :</w:t>
+      </w:r>
+      <w:proofErr w:type="spellStart"/>
+      <w:r>
+        <w:rPr>
+          <w:rFonts w:ascii="Cambria" w:hAnsi="Cambria"/>
+        </w:rPr>
+        <w:t>action-costs</w:t>
+      </w:r>
+      <w:proofErr w:type="spellEnd"/>
     </w:p>
     <w:p>
       <w:pPr>
@@ -11342,7 +13074,49 @@
         <w:rPr>
           <w:rFonts w:ascii="Cambria" w:hAnsi="Cambria"/>
         </w:rPr>
-        <w:t>La primera modificación realizada ha consistido en añadir el requisito :action-costs en la sección :requirements del dominio. Este cambio es fundamental, ya que habilita el uso de planificación métrica en PDDL, permitiendo asociar un coste a cada acción y trabajar con funciones numéricas, en particular con la función especial total-cost, que representa el coste acumulado del plan.</w:t>
+        <w:t>La primera modificación realizada ha consistido en añadir el requisito :</w:t>
+      </w:r>
+      <w:proofErr w:type="spellStart"/>
+      <w:r>
+        <w:rPr>
+          <w:rFonts w:ascii="Cambria" w:hAnsi="Cambria"/>
+        </w:rPr>
+        <w:t>action-costs</w:t>
+      </w:r>
+      <w:proofErr w:type="spellEnd"/>
+      <w:r>
+        <w:rPr>
+          <w:rFonts w:ascii="Cambria" w:hAnsi="Cambria"/>
+        </w:rPr>
+        <w:t xml:space="preserve"> en la sección :</w:t>
+      </w:r>
+      <w:proofErr w:type="spellStart"/>
+      <w:r>
+        <w:rPr>
+          <w:rFonts w:ascii="Cambria" w:hAnsi="Cambria"/>
+        </w:rPr>
+        <w:t>requirements</w:t>
+      </w:r>
+      <w:proofErr w:type="spellEnd"/>
+      <w:r>
+        <w:rPr>
+          <w:rFonts w:ascii="Cambria" w:hAnsi="Cambria"/>
+        </w:rPr>
+        <w:t xml:space="preserve"> del dominio. Este cambio es fundamental, ya que habilita el uso de planificación métrica en PDDL, permitiendo asociar un coste a cada acción y trabajar con funciones numéricas, en particular con la función especial total-</w:t>
+      </w:r>
+      <w:proofErr w:type="spellStart"/>
+      <w:r>
+        <w:rPr>
+          <w:rFonts w:ascii="Cambria" w:hAnsi="Cambria"/>
+        </w:rPr>
+        <w:t>cost</w:t>
+      </w:r>
+      <w:proofErr w:type="spellEnd"/>
+      <w:r>
+        <w:rPr>
+          <w:rFonts w:ascii="Cambria" w:hAnsi="Cambria"/>
+        </w:rPr>
+        <w:t>, que representa el coste acumulado del plan.</w:t>
       </w:r>
     </w:p>
     <w:p>
@@ -11402,22 +13176,86 @@
     </w:p>
     <w:p>
       <w:r>
-        <w:t>En este apartado se ha ampliado el dominio mediante la incorporación de funciones numéricas que permiten modelar explícitamente el coste de las acciones. En concreto, se han definido dos funciones: total-cost y fly-cost.</w:t>
-      </w:r>
-    </w:p>
-    <w:p>
-      <w:r>
-        <w:t>La función total-cost representa el coste total acumulado del plan y constituye el elemento central de la planificación con costes en PDDL. Esta función será modificada por las distintas acciones del dominio mediante efectos de incremento, permitiendo así evaluar la calidad de los planes generados en función de su coste total, en lugar de únicamente su longitud.</w:t>
-      </w:r>
-    </w:p>
-    <w:p>
-      <w:r>
-        <w:t>Por otro lado, se ha introducido la función fly-cost, parametrizada por una localización de origen y otra de destino. Esta función permite asignar un coste específico a cada desplazamiento del dron, en función de la distancia entre ambas ubicaciones. A diferencia de total-cost, cuyos valores se modifican dinámicamente durante la ejecución del plan, fly-cost se inicializa en el fichero de problema, lo que permite generar instancias con distintas distribuciones espaciales y costes asociados.</w:t>
-      </w:r>
-    </w:p>
-    <w:p>
-      <w:r>
-        <w:t>La separación entre ambas funciones resulta clave: mientras que fly-cost modela el coste individual de una acción concreta (volar entre dos puntos), total-cost actúa como acumulador global del coste del plan. Esta estructura facilita la posterior definición de acciones que incrementen el coste en función de la distancia recorrida, permitiendo así que el planificador tenga en cuenta la eficiencia de los desplazamientos.</w:t>
+        <w:t>En este apartado se ha ampliado el dominio mediante la incorporación de funciones numéricas que permiten modelar explícitamente el coste de las acciones. En concreto, se han definido dos funciones: total-</w:t>
+      </w:r>
+      <w:proofErr w:type="spellStart"/>
+      <w:r>
+        <w:t>cost</w:t>
+      </w:r>
+      <w:proofErr w:type="spellEnd"/>
+      <w:r>
+        <w:t xml:space="preserve"> y </w:t>
+      </w:r>
+      <w:proofErr w:type="spellStart"/>
+      <w:r>
+        <w:t>fly-cost</w:t>
+      </w:r>
+      <w:proofErr w:type="spellEnd"/>
+      <w:r>
+        <w:t>.</w:t>
+      </w:r>
+    </w:p>
+    <w:p>
+      <w:r>
+        <w:t>La función total-</w:t>
+      </w:r>
+      <w:proofErr w:type="spellStart"/>
+      <w:r>
+        <w:t>cost</w:t>
+      </w:r>
+      <w:proofErr w:type="spellEnd"/>
+      <w:r>
+        <w:t xml:space="preserve"> representa el coste total acumulado del plan y constituye el elemento central de la planificación con costes en PDDL. Esta función será modificada por las distintas acciones del dominio mediante efectos de incremento, permitiendo así evaluar la calidad de los planes generados en función de su coste total, en lugar de únicamente su longitud.</w:t>
+      </w:r>
+    </w:p>
+    <w:p>
+      <w:r>
+        <w:t xml:space="preserve">Por otro lado, se ha introducido la función </w:t>
+      </w:r>
+      <w:proofErr w:type="spellStart"/>
+      <w:r>
+        <w:t>fly-cost</w:t>
+      </w:r>
+      <w:proofErr w:type="spellEnd"/>
+      <w:r>
+        <w:t>, parametrizada por una localización de origen y otra de destino. Esta función permite asignar un coste específico a cada desplazamiento del dron, en función de la distancia entre ambas ubicaciones. A diferencia de total-</w:t>
+      </w:r>
+      <w:proofErr w:type="spellStart"/>
+      <w:r>
+        <w:t>cost</w:t>
+      </w:r>
+      <w:proofErr w:type="spellEnd"/>
+      <w:r>
+        <w:t xml:space="preserve">, cuyos valores se modifican dinámicamente durante la ejecución del plan, </w:t>
+      </w:r>
+      <w:proofErr w:type="spellStart"/>
+      <w:r>
+        <w:t>fly-cost</w:t>
+      </w:r>
+      <w:proofErr w:type="spellEnd"/>
+      <w:r>
+        <w:t xml:space="preserve"> se inicializa en el fichero de problema, lo que permite generar instancias con distintas distribuciones espaciales y costes asociados.</w:t>
+      </w:r>
+    </w:p>
+    <w:p>
+      <w:r>
+        <w:t xml:space="preserve">La separación entre ambas funciones resulta clave: mientras que </w:t>
+      </w:r>
+      <w:proofErr w:type="spellStart"/>
+      <w:r>
+        <w:t>fly-cost</w:t>
+      </w:r>
+      <w:proofErr w:type="spellEnd"/>
+      <w:r>
+        <w:t xml:space="preserve"> modela el coste individual de una acción concreta (volar entre dos puntos), total-</w:t>
+      </w:r>
+      <w:proofErr w:type="spellStart"/>
+      <w:r>
+        <w:t>cost</w:t>
+      </w:r>
+      <w:proofErr w:type="spellEnd"/>
+      <w:r>
+        <w:t xml:space="preserve"> actúa como acumulador global del coste del plan. Esta estructura facilita la posterior definición de acciones que incrementen el coste en función de la distancia recorrida, permitiendo así que el planificador tenga en cuenta la eficiencia de los desplazamientos.</w:t>
       </w:r>
     </w:p>
     <w:p>
@@ -11455,17 +13293,81 @@
     </w:p>
     <w:p>
       <w:r>
-        <w:t>En este apartado se ha procedido a la incorporación de costes constantes a las acciones del dominio, con el objetivo de comenzar a modelar el coste total de los planes generados. En concreto, se han modificado aquellas acciones cuyo coste no depende de factores externos, como la distancia, asignándoles un incremento fijo sobre la función total-cost.</w:t>
-      </w:r>
-    </w:p>
-    <w:p>
-      <w:r>
-        <w:t>Las acciones afectadas han sido todas aquellas que representan operaciones locales, como coger y dejar cajas, manipular el transportador o realizar entregas. En todos estos casos, se ha añadido el efecto (increase (total-cost) 1), lo que implica que cada una de estas acciones contribuye de forma uniforme al coste total del plan. Esta decisión permite diferenciar estas acciones de las de desplazamiento, cuyo coste será tratado de forma específica en el siguiente apartado.</w:t>
-      </w:r>
-    </w:p>
-    <w:p>
-      <w:r>
-        <w:t xml:space="preserve">Por otro lado, las acciones de movimiento (fly y fly-and-move-carrier) no han sido modificadas en este punto. Esto se debe a que su coste no es constante, sino que depende de la distancia entre localizaciones, información que se modelará mediante la función fly-cost en el siguiente </w:t>
+        <w:t>En este apartado se ha procedido a la incorporación de costes constantes a las acciones del dominio, con el objetivo de comenzar a modelar el coste total de los planes generados. En concreto, se han modificado aquellas acciones cuyo coste no depende de factores externos, como la distancia, asignándoles un incremento fijo sobre la función total-</w:t>
+      </w:r>
+      <w:proofErr w:type="spellStart"/>
+      <w:r>
+        <w:t>cost</w:t>
+      </w:r>
+      <w:proofErr w:type="spellEnd"/>
+      <w:r>
+        <w:t>.</w:t>
+      </w:r>
+    </w:p>
+    <w:p>
+      <w:r>
+        <w:t>Las acciones afectadas han sido todas aquellas que representan operaciones locales, como coger y dejar cajas, manipular el transportador o realizar entregas. En todos estos casos, se ha añadido el efecto (</w:t>
+      </w:r>
+      <w:proofErr w:type="spellStart"/>
+      <w:r>
+        <w:t>increase</w:t>
+      </w:r>
+      <w:proofErr w:type="spellEnd"/>
+      <w:r>
+        <w:t xml:space="preserve"> (total-</w:t>
+      </w:r>
+      <w:proofErr w:type="spellStart"/>
+      <w:r>
+        <w:t>cost</w:t>
+      </w:r>
+      <w:proofErr w:type="spellEnd"/>
+      <w:r>
+        <w:t>) 1), lo que implica que cada una de estas acciones contribuye de forma uniforme al coste total del plan. Esta decisión permite diferenciar estas acciones de las de desplazamiento, cuyo coste será tratado de forma específica en el siguiente apartado.</w:t>
+      </w:r>
+    </w:p>
+    <w:p>
+      <w:r>
+        <w:t>Por otro lado, las acciones de movimiento (</w:t>
+      </w:r>
+      <w:proofErr w:type="spellStart"/>
+      <w:r>
+        <w:t>fly</w:t>
+      </w:r>
+      <w:proofErr w:type="spellEnd"/>
+      <w:r>
+        <w:t xml:space="preserve"> y </w:t>
+      </w:r>
+      <w:proofErr w:type="spellStart"/>
+      <w:r>
+        <w:t>fly</w:t>
+      </w:r>
+      <w:proofErr w:type="spellEnd"/>
+      <w:r>
+        <w:t>-and-</w:t>
+      </w:r>
+      <w:proofErr w:type="spellStart"/>
+      <w:r>
+        <w:t>move</w:t>
+      </w:r>
+      <w:proofErr w:type="spellEnd"/>
+      <w:r>
+        <w:t>-</w:t>
+      </w:r>
+      <w:proofErr w:type="spellStart"/>
+      <w:r>
+        <w:t>carrier</w:t>
+      </w:r>
+      <w:proofErr w:type="spellEnd"/>
+      <w:r>
+        <w:t xml:space="preserve">) no han sido modificadas en este punto. Esto se debe a que su coste no es constante, sino que depende de la distancia entre localizaciones, información que se modelará mediante la función </w:t>
+      </w:r>
+      <w:proofErr w:type="spellStart"/>
+      <w:r>
+        <w:t>fly-cost</w:t>
+      </w:r>
+      <w:proofErr w:type="spellEnd"/>
+      <w:r>
+        <w:t xml:space="preserve"> en el siguiente </w:t>
       </w:r>
       <w:r>
         <w:lastRenderedPageBreak/>
@@ -11524,12 +13426,94 @@
     </w:p>
     <w:p>
       <w:r>
-        <w:t>En este apartado se ha completado la incorporación de costes al dominio mediante la asignación de costes variables a las acciones de movimiento del dron. A diferencia de las acciones locales, cuyo coste es constante, el coste de volar depende de la distancia entre la localización de origen y la de destino, lo que se ha modelado mediante la función fly-cost.</w:t>
-      </w:r>
-    </w:p>
-    <w:p>
-      <w:r>
-        <w:t>Para ello, se han modificado las acciones fly y fly-and-move-carrier, añadiendo un efecto de incremento del coste total de la forma (increase (total-cost) (fly-cost ?from ?to)). De este modo, cada desplazamiento del dron contribuye al coste total del plan en función de la distancia recorrida, información que se define en el fichero de problema.</w:t>
+        <w:t xml:space="preserve">En este apartado se ha completado la incorporación de costes al dominio mediante la asignación de costes variables a las acciones de movimiento del dron. A diferencia de las acciones locales, cuyo coste es constante, el coste de volar depende de la distancia entre la localización de origen y la de destino, lo que se ha modelado mediante la función </w:t>
+      </w:r>
+      <w:proofErr w:type="spellStart"/>
+      <w:r>
+        <w:t>fly-cost</w:t>
+      </w:r>
+      <w:proofErr w:type="spellEnd"/>
+      <w:r>
+        <w:t>.</w:t>
+      </w:r>
+    </w:p>
+    <w:p>
+      <w:r>
+        <w:t xml:space="preserve">Para ello, se han modificado las acciones </w:t>
+      </w:r>
+      <w:proofErr w:type="spellStart"/>
+      <w:r>
+        <w:t>fly</w:t>
+      </w:r>
+      <w:proofErr w:type="spellEnd"/>
+      <w:r>
+        <w:t xml:space="preserve"> y </w:t>
+      </w:r>
+      <w:proofErr w:type="spellStart"/>
+      <w:r>
+        <w:t>fly</w:t>
+      </w:r>
+      <w:proofErr w:type="spellEnd"/>
+      <w:r>
+        <w:t>-and-</w:t>
+      </w:r>
+      <w:proofErr w:type="spellStart"/>
+      <w:r>
+        <w:t>move</w:t>
+      </w:r>
+      <w:proofErr w:type="spellEnd"/>
+      <w:r>
+        <w:t>-</w:t>
+      </w:r>
+      <w:proofErr w:type="spellStart"/>
+      <w:r>
+        <w:t>carrier</w:t>
+      </w:r>
+      <w:proofErr w:type="spellEnd"/>
+      <w:r>
+        <w:t>, añadiendo un efecto de incremento del coste total de la forma (</w:t>
+      </w:r>
+      <w:proofErr w:type="spellStart"/>
+      <w:r>
+        <w:t>increase</w:t>
+      </w:r>
+      <w:proofErr w:type="spellEnd"/>
+      <w:r>
+        <w:t xml:space="preserve"> (total-</w:t>
+      </w:r>
+      <w:proofErr w:type="spellStart"/>
+      <w:r>
+        <w:t>cost</w:t>
+      </w:r>
+      <w:proofErr w:type="spellEnd"/>
+      <w:r>
+        <w:t>) (</w:t>
+      </w:r>
+      <w:proofErr w:type="spellStart"/>
+      <w:proofErr w:type="gramStart"/>
+      <w:r>
+        <w:t>fly-cost</w:t>
+      </w:r>
+      <w:proofErr w:type="spellEnd"/>
+      <w:r>
+        <w:t xml:space="preserve"> ?</w:t>
+      </w:r>
+      <w:proofErr w:type="spellStart"/>
+      <w:proofErr w:type="gramEnd"/>
+      <w:r>
+        <w:t>from</w:t>
+      </w:r>
+      <w:proofErr w:type="spellEnd"/>
+      <w:r>
+        <w:t xml:space="preserve"> ?</w:t>
+      </w:r>
+      <w:proofErr w:type="spellStart"/>
+      <w:r>
+        <w:t>to</w:t>
+      </w:r>
+      <w:proofErr w:type="spellEnd"/>
+      <w:r>
+        <w:t>)). De este modo, cada desplazamiento del dron contribuye al coste total del plan en función de la distancia recorrida, información que se define en el fichero de problema.</w:t>
       </w:r>
     </w:p>
     <w:p>
@@ -11600,12 +13584,36 @@
     </w:p>
     <w:p>
       <w:r>
-        <w:t>En primer lugar, se ha añadido la inicialización de la función total-cost con valor cero en el estado inicial del problema. Esta función actúa como acumulador global del coste del plan, por lo que resulta imprescindible establecer su valor inicial antes de la ejecución de cualquier acción. Sin esta inicialización, los planificadores métricos no podrían evaluar correctamente el coste de las soluciones generadas.</w:t>
-      </w:r>
-    </w:p>
-    <w:p>
-      <w:r>
-        <w:t>En segundo lugar, se ha incorporado la inicialización de la función fly-cost para cada par de localizaciones del problema. Para ello, se han generado coordenadas aleatorias para cada ubicación, incluyendo el depósito, y se ha definido una función auxiliar flight_cost que calcula el coste de desplazamiento como la distancia euclídea entre dos puntos, redondeada a un valor entero no negativo. A partir de estas coordenadas, se asigna un coste específico a cada posible movimiento entre localizaciones.</w:t>
+        <w:t>En primer lugar, se ha añadido la inicialización de la función total-</w:t>
+      </w:r>
+      <w:proofErr w:type="spellStart"/>
+      <w:r>
+        <w:t>cost</w:t>
+      </w:r>
+      <w:proofErr w:type="spellEnd"/>
+      <w:r>
+        <w:t xml:space="preserve"> con valor cero en el estado inicial del problema. Esta función actúa como acumulador global del coste del plan, por lo que resulta imprescindible establecer su valor inicial antes de la ejecución de cualquier acción. Sin esta inicialización, los planificadores métricos no podrían evaluar correctamente el coste de las soluciones generadas.</w:t>
+      </w:r>
+    </w:p>
+    <w:p>
+      <w:r>
+        <w:t xml:space="preserve">En segundo lugar, se ha incorporado la inicialización de la función </w:t>
+      </w:r>
+      <w:proofErr w:type="spellStart"/>
+      <w:r>
+        <w:t>fly-cost</w:t>
+      </w:r>
+      <w:proofErr w:type="spellEnd"/>
+      <w:r>
+        <w:t xml:space="preserve"> para cada par de localizaciones del problema. Para ello, se han generado coordenadas aleatorias para cada ubicación, incluyendo el depósito, y se ha definido una función auxiliar </w:t>
+      </w:r>
+      <w:proofErr w:type="spellStart"/>
+      <w:r>
+        <w:t>flight_cost</w:t>
+      </w:r>
+      <w:proofErr w:type="spellEnd"/>
+      <w:r>
+        <w:t xml:space="preserve"> que calcula el coste de desplazamiento como la distancia euclídea entre dos puntos, redondeada a un valor entero no negativo. A partir de estas coordenadas, se asigna un coste específico a cada posible movimiento entre localizaciones.</w:t>
       </w:r>
     </w:p>
     <w:p>
@@ -11672,12 +13680,44 @@
     </w:p>
     <w:p>
       <w:r>
-        <w:t>En este apartado se ha completado la definición del problema de planificación añadiendo una métrica de optimización. Concretamente, se ha incorporado la expresión (:metric minimize (total-cost)) al final del fichero de problema generado.</w:t>
-      </w:r>
-    </w:p>
-    <w:p>
-      <w:r>
-        <w:t>Esta métrica indica al planificador que, entre todas las posibles soluciones que alcanzan el objetivo, debe seleccionar aquella que minimice el valor de la función total-cost. Dicha función ha sido previamente definida en el dominio y correctamente inicializada en el problema, acumulando el coste de cada acción ejecutada a lo largo del plan.</w:t>
+        <w:t>En este apartado se ha completado la definición del problema de planificación añadiendo una métrica de optimización. Concretamente, se ha incorporado la expresión (:</w:t>
+      </w:r>
+      <w:proofErr w:type="spellStart"/>
+      <w:r>
+        <w:t>metric</w:t>
+      </w:r>
+      <w:proofErr w:type="spellEnd"/>
+      <w:r>
+        <w:t xml:space="preserve"> </w:t>
+      </w:r>
+      <w:proofErr w:type="spellStart"/>
+      <w:r>
+        <w:t>minimize</w:t>
+      </w:r>
+      <w:proofErr w:type="spellEnd"/>
+      <w:r>
+        <w:t xml:space="preserve"> (total-</w:t>
+      </w:r>
+      <w:proofErr w:type="spellStart"/>
+      <w:r>
+        <w:t>cost</w:t>
+      </w:r>
+      <w:proofErr w:type="spellEnd"/>
+      <w:r>
+        <w:t>)) al final del fichero de problema generado.</w:t>
+      </w:r>
+    </w:p>
+    <w:p>
+      <w:r>
+        <w:t>Esta métrica indica al planificador que, entre todas las posibles soluciones que alcanzan el objetivo, debe seleccionar aquella que minimice el valor de la función total-</w:t>
+      </w:r>
+      <w:proofErr w:type="spellStart"/>
+      <w:r>
+        <w:t>cost</w:t>
+      </w:r>
+      <w:proofErr w:type="spellEnd"/>
+      <w:r>
+        <w:t>. Dicha función ha sido previamente definida en el dominio y correctamente inicializada en el problema, acumulando el coste de cada acción ejecutada a lo largo del plan.</w:t>
       </w:r>
     </w:p>
     <w:p>
@@ -11695,8 +13735,787 @@
         <w:t>En conjunto, este paso final completa la transición hacia un modelo de planificación con optimización, donde tanto la estructura del dominio como la información cuantitativa del problema trabajan conjuntamente para producir soluciones eficientes.</w:t>
       </w:r>
     </w:p>
+    <w:p>
+      <w:pPr>
+        <w:pStyle w:val="Ttulo3"/>
+        <w:jc w:val="center"/>
+        <w:rPr>
+          <w:rFonts w:ascii="Cambria" w:hAnsi="Cambria"/>
+        </w:rPr>
+      </w:pPr>
+      <w:r>
+        <w:rPr>
+          <w:rFonts w:ascii="Cambria" w:hAnsi="Cambria"/>
+        </w:rPr>
+        <w:t xml:space="preserve">Punto 9: </w:t>
+      </w:r>
+      <w:r>
+        <w:rPr>
+          <w:rFonts w:ascii="Cambria" w:hAnsi="Cambria"/>
+        </w:rPr>
+        <w:t>P</w:t>
+      </w:r>
+      <w:r>
+        <w:rPr>
+          <w:rFonts w:ascii="Cambria" w:hAnsi="Cambria"/>
+        </w:rPr>
+        <w:t>lanificadores de satisfacción</w:t>
+      </w:r>
+      <w:r>
+        <w:rPr>
+          <w:rFonts w:ascii="Cambria" w:hAnsi="Cambria"/>
+        </w:rPr>
+        <w:t>.</w:t>
+      </w:r>
+    </w:p>
+    <w:p>
+      <w:r>
+        <w:t>En este apartado se analiza el rendimiento de distintos planificadores de satisfacción al resolver problemas del dominio extendido con costes de acción. El objetivo es determinar qué tamaño máximo de problema puede resolver cada planificador en menos de un minuto y comparar el coste y tamaño de los planes obtenidos.</w:t>
+      </w:r>
+    </w:p>
+    <w:p>
+      <w:r>
+        <w:t>Los planificadores evaluados han sido:</w:t>
+      </w:r>
+    </w:p>
+    <w:p>
+      <w:pPr>
+        <w:numPr>
+          <w:ilvl w:val="0"/>
+          <w:numId w:val="20"/>
+        </w:numPr>
+      </w:pPr>
+      <w:proofErr w:type="spellStart"/>
+      <w:r>
+        <w:rPr>
+          <w:b/>
+          <w:bCs/>
+        </w:rPr>
+        <w:t>Metric</w:t>
+      </w:r>
+      <w:proofErr w:type="spellEnd"/>
+      <w:r>
+        <w:rPr>
+          <w:b/>
+          <w:bCs/>
+        </w:rPr>
+        <w:noBreakHyphen/>
+        <w:t>FF</w:t>
+      </w:r>
+    </w:p>
+    <w:p>
+      <w:pPr>
+        <w:numPr>
+          <w:ilvl w:val="0"/>
+          <w:numId w:val="20"/>
+        </w:numPr>
+      </w:pPr>
+      <w:r>
+        <w:rPr>
+          <w:b/>
+          <w:bCs/>
+        </w:rPr>
+        <w:t>Fast Downward – lama-</w:t>
+      </w:r>
+      <w:proofErr w:type="spellStart"/>
+      <w:r>
+        <w:rPr>
+          <w:b/>
+          <w:bCs/>
+        </w:rPr>
+        <w:t>first</w:t>
+      </w:r>
+      <w:proofErr w:type="spellEnd"/>
+    </w:p>
+    <w:p>
+      <w:pPr>
+        <w:numPr>
+          <w:ilvl w:val="0"/>
+          <w:numId w:val="20"/>
+        </w:numPr>
+        <w:rPr>
+          <w:lang w:val="en-US"/>
+        </w:rPr>
+      </w:pPr>
+      <w:r>
+        <w:rPr>
+          <w:b/>
+          <w:bCs/>
+          <w:lang w:val="en-US"/>
+        </w:rPr>
+        <w:t>Fast Downward – seq-sat-fdss-2</w:t>
+      </w:r>
+    </w:p>
+    <w:p>
+      <w:pPr>
+        <w:numPr>
+          <w:ilvl w:val="0"/>
+          <w:numId w:val="20"/>
+        </w:numPr>
+        <w:rPr>
+          <w:lang w:val="en-US"/>
+        </w:rPr>
+      </w:pPr>
+      <w:r>
+        <w:rPr>
+          <w:b/>
+          <w:bCs/>
+          <w:lang w:val="en-US"/>
+        </w:rPr>
+        <w:t>Fast Downward – seq-sat-fd-autotune-2</w:t>
+      </w:r>
+    </w:p>
+    <w:p>
+      <w:r>
+        <w:t xml:space="preserve">En el entorno de ejecución utilizado no ha sido posible localizar ni ejecutar </w:t>
+      </w:r>
+      <w:proofErr w:type="spellStart"/>
+      <w:r>
+        <w:rPr>
+          <w:b/>
+          <w:bCs/>
+        </w:rPr>
+        <w:t>Metric</w:t>
+      </w:r>
+      <w:proofErr w:type="spellEnd"/>
+      <w:r>
+        <w:rPr>
+          <w:b/>
+          <w:bCs/>
+        </w:rPr>
+        <w:noBreakHyphen/>
+        <w:t>FF</w:t>
+      </w:r>
+      <w:r>
+        <w:t>, por lo que no se han podido obtener resultados para este planificador.</w:t>
+      </w:r>
+    </w:p>
     <w:p/>
+    <w:tbl>
+      <w:tblPr>
+        <w:tblStyle w:val="Tablaconcuadrcula"/>
+        <w:tblW w:w="0" w:type="auto"/>
+        <w:tblLook w:val="04A0" w:firstRow="1" w:lastRow="0" w:firstColumn="1" w:lastColumn="0" w:noHBand="0" w:noVBand="1"/>
+      </w:tblPr>
+      <w:tblGrid>
+        <w:gridCol w:w="2123"/>
+        <w:gridCol w:w="2123"/>
+        <w:gridCol w:w="2124"/>
+      </w:tblGrid>
+      <w:tr>
+        <w:tc>
+          <w:tcPr>
+            <w:tcW w:w="2123" w:type="dxa"/>
+          </w:tcPr>
+          <w:p>
+            <w:r>
+              <w:t>Planificador</w:t>
+            </w:r>
+          </w:p>
+        </w:tc>
+        <w:tc>
+          <w:tcPr>
+            <w:tcW w:w="2123" w:type="dxa"/>
+          </w:tcPr>
+          <w:p>
+            <w:r>
+              <w:t xml:space="preserve">Coste </w:t>
+            </w:r>
+          </w:p>
+        </w:tc>
+        <w:tc>
+          <w:tcPr>
+            <w:tcW w:w="2124" w:type="dxa"/>
+          </w:tcPr>
+          <w:p>
+            <w:r>
+              <w:t>Tamaño</w:t>
+            </w:r>
+          </w:p>
+        </w:tc>
+      </w:tr>
+      <w:tr>
+        <w:tc>
+          <w:tcPr>
+            <w:tcW w:w="2123" w:type="dxa"/>
+          </w:tcPr>
+          <w:p>
+            <w:proofErr w:type="spellStart"/>
+            <w:r>
+              <w:t>Metric</w:t>
+            </w:r>
+            <w:proofErr w:type="spellEnd"/>
+            <w:r>
+              <w:t>-FF</w:t>
+            </w:r>
+          </w:p>
+        </w:tc>
+        <w:tc>
+          <w:tcPr>
+            <w:tcW w:w="2123" w:type="dxa"/>
+          </w:tcPr>
+          <w:p/>
+        </w:tc>
+        <w:tc>
+          <w:tcPr>
+            <w:tcW w:w="2124" w:type="dxa"/>
+          </w:tcPr>
+          <w:p/>
+        </w:tc>
+      </w:tr>
+      <w:tr>
+        <w:tc>
+          <w:tcPr>
+            <w:tcW w:w="2123" w:type="dxa"/>
+          </w:tcPr>
+          <w:p>
+            <w:proofErr w:type="spellStart"/>
+            <w:r>
+              <w:t>Fastdownard</w:t>
+            </w:r>
+            <w:proofErr w:type="spellEnd"/>
+            <w:r>
+              <w:t xml:space="preserve"> con alias lama-</w:t>
+            </w:r>
+            <w:proofErr w:type="spellStart"/>
+            <w:r>
+              <w:t>first</w:t>
+            </w:r>
+            <w:proofErr w:type="spellEnd"/>
+          </w:p>
+        </w:tc>
+        <w:tc>
+          <w:tcPr>
+            <w:tcW w:w="2123" w:type="dxa"/>
+          </w:tcPr>
+          <w:p>
+            <w:r>
+              <w:t>637264</w:t>
+            </w:r>
+          </w:p>
+        </w:tc>
+        <w:tc>
+          <w:tcPr>
+            <w:tcW w:w="2124" w:type="dxa"/>
+          </w:tcPr>
+          <w:p>
+            <w:r>
+              <w:t>200</w:t>
+            </w:r>
+          </w:p>
+        </w:tc>
+      </w:tr>
+      <w:tr>
+        <w:tc>
+          <w:tcPr>
+            <w:tcW w:w="2123" w:type="dxa"/>
+          </w:tcPr>
+          <w:p>
+            <w:proofErr w:type="spellStart"/>
+            <w:r>
+              <w:t>Fastdownard</w:t>
+            </w:r>
+            <w:proofErr w:type="spellEnd"/>
+            <w:r>
+              <w:t xml:space="preserve"> con alias </w:t>
+            </w:r>
+            <w:r>
+              <w:t>seq-sat-fdss-2</w:t>
+            </w:r>
+          </w:p>
+        </w:tc>
+        <w:tc>
+          <w:tcPr>
+            <w:tcW w:w="2123" w:type="dxa"/>
+          </w:tcPr>
+          <w:p>
+            <w:r>
+              <w:t>2413554</w:t>
+            </w:r>
+          </w:p>
+        </w:tc>
+        <w:tc>
+          <w:tcPr>
+            <w:tcW w:w="2124" w:type="dxa"/>
+          </w:tcPr>
+          <w:p>
+            <w:r>
+              <w:t>450</w:t>
+            </w:r>
+          </w:p>
+        </w:tc>
+      </w:tr>
+      <w:tr>
+        <w:tc>
+          <w:tcPr>
+            <w:tcW w:w="2123" w:type="dxa"/>
+          </w:tcPr>
+          <w:p>
+            <w:proofErr w:type="spellStart"/>
+            <w:r>
+              <w:t>Fastdownard</w:t>
+            </w:r>
+            <w:proofErr w:type="spellEnd"/>
+            <w:r>
+              <w:t xml:space="preserve"> con alias </w:t>
+            </w:r>
+            <w:r>
+              <w:t>seq-sat-fd-autotune-2</w:t>
+            </w:r>
+          </w:p>
+        </w:tc>
+        <w:tc>
+          <w:tcPr>
+            <w:tcW w:w="2123" w:type="dxa"/>
+          </w:tcPr>
+          <w:p>
+            <w:r>
+              <w:t>3207</w:t>
+            </w:r>
+          </w:p>
+        </w:tc>
+        <w:tc>
+          <w:tcPr>
+            <w:tcW w:w="2124" w:type="dxa"/>
+          </w:tcPr>
+          <w:p>
+            <w:r>
+              <w:t>10</w:t>
+            </w:r>
+          </w:p>
+        </w:tc>
+      </w:tr>
+    </w:tbl>
+    <w:p>
+      <w:pPr>
+        <w:rPr>
+          <w:lang w:val="en-US"/>
+        </w:rPr>
+      </w:pPr>
+    </w:p>
+    <w:p>
+      <w:r>
+        <w:t xml:space="preserve">El alias </w:t>
+      </w:r>
+      <w:r>
+        <w:rPr>
+          <w:i/>
+          <w:iCs/>
+        </w:rPr>
+        <w:t>lama-</w:t>
+      </w:r>
+      <w:proofErr w:type="spellStart"/>
+      <w:r>
+        <w:rPr>
+          <w:i/>
+          <w:iCs/>
+        </w:rPr>
+        <w:t>first</w:t>
+      </w:r>
+      <w:proofErr w:type="spellEnd"/>
+      <w:r>
+        <w:t xml:space="preserve"> de Fast Downward ha mostrado un comportamiento equilibrado entre calidad del plan y tiempo de búsqueda. Este planificador combina heurísticas basadas en </w:t>
+      </w:r>
+      <w:proofErr w:type="spellStart"/>
+      <w:r>
+        <w:rPr>
+          <w:i/>
+          <w:iCs/>
+        </w:rPr>
+        <w:t>landmarks</w:t>
+      </w:r>
+      <w:proofErr w:type="spellEnd"/>
+      <w:r>
+        <w:t xml:space="preserve"> con búsqueda en anchura ponderada, lo que le permite generar planes razonablemente eficientes sin necesidad de garantizar optimalidad. En las pruebas realizadas, </w:t>
+      </w:r>
+      <w:r>
+        <w:rPr>
+          <w:i/>
+          <w:iCs/>
+        </w:rPr>
+        <w:t>lama-</w:t>
+      </w:r>
+      <w:proofErr w:type="spellStart"/>
+      <w:r>
+        <w:rPr>
+          <w:i/>
+          <w:iCs/>
+        </w:rPr>
+        <w:t>first</w:t>
+      </w:r>
+      <w:proofErr w:type="spellEnd"/>
+      <w:r>
+        <w:t xml:space="preserve"> ha sido capaz de resolver problemas de tamaño medio, produciendo un plan de 200 acciones con un coste total de 637 264. Aunque no es el plan más barato posible, sí refleja una estrategia de búsqueda que tiende a evitar desplazamientos excesivamente costosos y a mantener una estructura de plan relativamente compacta.</w:t>
+      </w:r>
+    </w:p>
+    <w:p>
+      <w:r>
+        <w:t xml:space="preserve">Por otro lado, el alias </w:t>
+      </w:r>
+      <w:r>
+        <w:rPr>
+          <w:i/>
+          <w:iCs/>
+        </w:rPr>
+        <w:t>seq-sat-fdss-2</w:t>
+      </w:r>
+      <w:r>
+        <w:t xml:space="preserve"> ha ofrecido resultados significativamente peores en términos de calidad del plan. Este planificador utiliza una cartera de configuraciones </w:t>
+      </w:r>
+      <w:proofErr w:type="spellStart"/>
+      <w:r>
+        <w:t>satisficing</w:t>
+      </w:r>
+      <w:proofErr w:type="spellEnd"/>
+      <w:r>
+        <w:t xml:space="preserve"> que priorizan encontrar un plan válido lo antes posible, sin prestar especial atención al coste total. Como consecuencia, el plan generado es considerablemente más largo, con 450 acciones, y presenta un coste total muy elevado, alcanzando los 2 413 554. Este comportamiento es coherente con el diseño del planificador: su objetivo es la rapidez en la obtención de un plan, no la eficiencia del mismo. Por ello, tiende a seleccionar rutas subóptimas y a realizar vuelos innecesariamente largos, lo que incrementa de forma notable el coste acumulado.</w:t>
+      </w:r>
+    </w:p>
+    <w:p>
+      <w:r>
+        <w:t xml:space="preserve">En contraste, el alias </w:t>
+      </w:r>
+      <w:r>
+        <w:rPr>
+          <w:i/>
+          <w:iCs/>
+        </w:rPr>
+        <w:t>seq-sat-fd-autotune-2</w:t>
+      </w:r>
+      <w:r>
+        <w:t xml:space="preserve"> ha mostrado un rendimiento excepcional. Este planificador utiliza configuraciones generadas automáticamente mediante técnicas de ajuste algorítmico, lo que le permite adaptarse mejor a las características del dominio. En las pruebas realizadas, ha sido capaz de resolver problemas de mayor tamaño que los anteriores y, además, ha producido planes extremadamente compactos y de bajo coste. El plan obtenido consta únicamente de 10 acciones y presenta un coste total de 3 207, lo que lo convierte en el mejor resultado entre todos los planificadores evaluados. Esto sugiere que la configuración </w:t>
+      </w:r>
+      <w:proofErr w:type="spellStart"/>
+      <w:r>
+        <w:t>autotune</w:t>
+      </w:r>
+      <w:proofErr w:type="spellEnd"/>
+      <w:r>
+        <w:t xml:space="preserve"> ha identificado una estrategia de búsqueda especialmente adecuada para dominios con costes de vuelo elevados, priorizando rutas cortas y minimizando desplazamientos innecesarios.</w:t>
+      </w:r>
+    </w:p>
+    <w:p>
+      <w:r>
+        <w:t xml:space="preserve">En conjunto, los resultados muestran diferencias muy marcadas entre los distintos planificadores. Mientras que </w:t>
+      </w:r>
+      <w:r>
+        <w:rPr>
+          <w:i/>
+          <w:iCs/>
+        </w:rPr>
+        <w:t>lama-</w:t>
+      </w:r>
+      <w:proofErr w:type="spellStart"/>
+      <w:r>
+        <w:rPr>
+          <w:i/>
+          <w:iCs/>
+        </w:rPr>
+        <w:t>first</w:t>
+      </w:r>
+      <w:proofErr w:type="spellEnd"/>
+      <w:r>
+        <w:t xml:space="preserve"> ofrece un compromiso razonable entre coste y tamaño del plan, </w:t>
+      </w:r>
+      <w:r>
+        <w:rPr>
+          <w:i/>
+          <w:iCs/>
+        </w:rPr>
+        <w:t>seq-sat-fdss-2</w:t>
+      </w:r>
+      <w:r>
+        <w:t xml:space="preserve"> produce soluciones </w:t>
+      </w:r>
+      <w:proofErr w:type="gramStart"/>
+      <w:r>
+        <w:t>válidas</w:t>
+      </w:r>
+      <w:proofErr w:type="gramEnd"/>
+      <w:r>
+        <w:t xml:space="preserve"> pero de muy baja calidad, reflejando su orientación puramente </w:t>
+      </w:r>
+      <w:proofErr w:type="spellStart"/>
+      <w:r>
+        <w:t>satisficing</w:t>
+      </w:r>
+      <w:proofErr w:type="spellEnd"/>
+      <w:r>
+        <w:t xml:space="preserve">. Por su parte, </w:t>
+      </w:r>
+      <w:r>
+        <w:rPr>
+          <w:i/>
+          <w:iCs/>
+        </w:rPr>
+        <w:t>seq-sat-fd-autotune-2</w:t>
+      </w:r>
+      <w:r>
+        <w:t xml:space="preserve"> destaca claramente por su capacidad para generar planes de alta calidad y bajo coste, demostrando la eficacia de las configuraciones automáticas en dominios con costes numéricos. La ausencia de resultados para </w:t>
+      </w:r>
+      <w:proofErr w:type="spellStart"/>
+      <w:r>
+        <w:t>Metric</w:t>
+      </w:r>
+      <w:proofErr w:type="spellEnd"/>
+      <w:r>
+        <w:noBreakHyphen/>
+        <w:t>FF limita ligeramente la comparación global, pero no afecta a las conclusiones principales: la elección del planificador influye de manera determinante en la calidad del plan obtenido, especialmente cuando se introducen costes de acción que penalizan los desplazamientos largos.</w:t>
+      </w:r>
+    </w:p>
     <w:p/>
+    <w:p>
+      <w:pPr>
+        <w:pStyle w:val="Ttulo3"/>
+        <w:jc w:val="center"/>
+        <w:rPr>
+          <w:rFonts w:ascii="Cambria" w:hAnsi="Cambria"/>
+        </w:rPr>
+      </w:pPr>
+      <w:r>
+        <w:rPr>
+          <w:rFonts w:ascii="Cambria" w:hAnsi="Cambria"/>
+        </w:rPr>
+        <w:t xml:space="preserve">Punto 10: </w:t>
+      </w:r>
+      <w:r>
+        <w:rPr>
+          <w:rFonts w:ascii="Cambria" w:hAnsi="Cambria"/>
+        </w:rPr>
+        <w:t>P</w:t>
+      </w:r>
+      <w:r>
+        <w:rPr>
+          <w:rFonts w:ascii="Cambria" w:hAnsi="Cambria"/>
+        </w:rPr>
+        <w:t>lanificadores óptimos</w:t>
+      </w:r>
+    </w:p>
+    <w:p>
+      <w:r>
+        <w:t xml:space="preserve">En este apartado se estudia el rendimiento de distintos planificadores óptimos de Fast Downward aplicados al dominio extendido con costes de acción. A diferencia de los planificadores </w:t>
+      </w:r>
+      <w:proofErr w:type="spellStart"/>
+      <w:r>
+        <w:t>satisficing</w:t>
+      </w:r>
+      <w:proofErr w:type="spellEnd"/>
+      <w:r>
+        <w:t xml:space="preserve"> del punto anterior, los planificadores óptimos garantizan que el plan encontrado es de coste mínimo, lo que implica una exploración mucho más exhaustiva del espacio de estados. Como consecuencia, su capacidad para resolver problemas de gran tamaño es significativamente menor, especialmente en dominios con funciones numéricas y acciones de vuelo costosas como el utilizado en esta práctica.</w:t>
+      </w:r>
+    </w:p>
+    <w:p>
+      <w:r>
+        <w:t xml:space="preserve">Los planificadores evaluados han sido los alias óptimos disponibles en el contenedor proporcionado: </w:t>
+      </w:r>
+      <w:proofErr w:type="spellStart"/>
+      <w:r>
+        <w:t>seq-opt-lmcut</w:t>
+      </w:r>
+      <w:proofErr w:type="spellEnd"/>
+      <w:r>
+        <w:t xml:space="preserve"> y </w:t>
+      </w:r>
+      <w:proofErr w:type="spellStart"/>
+      <w:r>
+        <w:t>seq-opt-bjolp</w:t>
+      </w:r>
+      <w:proofErr w:type="spellEnd"/>
+      <w:r>
+        <w:t xml:space="preserve">. Aunque la práctica también solicita el alias seq-opt-fdss2, este no se encuentra disponible en la versión de Fast Downward incluida en el contenedor </w:t>
+      </w:r>
+      <w:proofErr w:type="spellStart"/>
+      <w:r>
+        <w:rPr>
+          <w:i/>
+          <w:iCs/>
+        </w:rPr>
+        <w:t>downward.sif</w:t>
+      </w:r>
+      <w:proofErr w:type="spellEnd"/>
+      <w:r>
+        <w:t>, por lo que no ha sido posible ejecutarlo. Este hecho se ha verificado mediante la consulta de los alias instalados, donde no aparece ninguna referencia a dicho planificador. Por tanto, el análisis se centra exclusivamente en los dos planificadores óptimos accesibles.</w:t>
+      </w:r>
+    </w:p>
+    <w:p>
+      <w:pPr>
+        <w:pBdr>
+          <w:top w:val="single" w:sz="4" w:space="1" w:color="auto"/>
+          <w:left w:val="single" w:sz="4" w:space="4" w:color="auto"/>
+          <w:bottom w:val="single" w:sz="4" w:space="1" w:color="auto"/>
+          <w:right w:val="single" w:sz="4" w:space="4" w:color="auto"/>
+        </w:pBdr>
+      </w:pPr>
+      <w:proofErr w:type="spellStart"/>
+      <w:r>
+        <w:t>Fastdownward</w:t>
+      </w:r>
+      <w:proofErr w:type="spellEnd"/>
+      <w:r>
+        <w:t xml:space="preserve"> con alias </w:t>
+      </w:r>
+      <w:proofErr w:type="spellStart"/>
+      <w:r>
+        <w:t>seq-opt-lmcut</w:t>
+      </w:r>
+      <w:proofErr w:type="spellEnd"/>
+      <w:r>
+        <w:t xml:space="preserve">: Tamaño </w:t>
+      </w:r>
+      <w:r>
+        <w:t>7</w:t>
+      </w:r>
+    </w:p>
+    <w:p>
+      <w:pPr>
+        <w:pBdr>
+          <w:top w:val="single" w:sz="4" w:space="1" w:color="auto"/>
+          <w:left w:val="single" w:sz="4" w:space="4" w:color="auto"/>
+          <w:bottom w:val="single" w:sz="4" w:space="1" w:color="auto"/>
+          <w:right w:val="single" w:sz="4" w:space="4" w:color="auto"/>
+        </w:pBdr>
+      </w:pPr>
+      <w:proofErr w:type="spellStart"/>
+      <w:r>
+        <w:t>Fastdownward</w:t>
+      </w:r>
+      <w:proofErr w:type="spellEnd"/>
+      <w:r>
+        <w:t xml:space="preserve"> con alias </w:t>
+      </w:r>
+      <w:proofErr w:type="spellStart"/>
+      <w:r>
+        <w:t>seq-opt-bjolp</w:t>
+      </w:r>
+      <w:proofErr w:type="spellEnd"/>
+      <w:r>
+        <w:t>: Tamaño 7</w:t>
+      </w:r>
+    </w:p>
+    <w:p>
+      <w:pPr>
+        <w:pBdr>
+          <w:top w:val="single" w:sz="4" w:space="1" w:color="auto"/>
+          <w:left w:val="single" w:sz="4" w:space="4" w:color="auto"/>
+          <w:bottom w:val="single" w:sz="4" w:space="1" w:color="auto"/>
+          <w:right w:val="single" w:sz="4" w:space="4" w:color="auto"/>
+        </w:pBdr>
+      </w:pPr>
+      <w:proofErr w:type="spellStart"/>
+      <w:r>
+        <w:t>Fastdownward</w:t>
+      </w:r>
+      <w:proofErr w:type="spellEnd"/>
+      <w:r>
+        <w:t xml:space="preserve"> con alias seq-opt-fdss2: No e</w:t>
+      </w:r>
+      <w:r>
+        <w:t>xiste este alias</w:t>
+      </w:r>
+    </w:p>
+    <w:p>
+      <w:r>
+        <w:t xml:space="preserve">El planificador </w:t>
+      </w:r>
+      <w:proofErr w:type="spellStart"/>
+      <w:r>
+        <w:t>seq-opt-lmcut</w:t>
+      </w:r>
+      <w:proofErr w:type="spellEnd"/>
+      <w:r>
+        <w:t xml:space="preserve"> utiliza la heurística LM-</w:t>
+      </w:r>
+      <w:proofErr w:type="spellStart"/>
+      <w:r>
+        <w:t>Cut</w:t>
+      </w:r>
+      <w:proofErr w:type="spellEnd"/>
+      <w:r>
+        <w:t>, una de las más potentes para planificación óptima. Esta heurística descompone el problema en cortes sucesivos que estiman de forma informada el coste restante hasta la meta. A pesar de su eficiencia teórica, LM-</w:t>
+      </w:r>
+      <w:proofErr w:type="spellStart"/>
+      <w:r>
+        <w:t>Cut</w:t>
+      </w:r>
+      <w:proofErr w:type="spellEnd"/>
+      <w:r>
+        <w:t xml:space="preserve"> debe explorar un número muy elevado de estados para garantizar optimalidad, especialmente en dominios con acciones numéricas y múltiples combinaciones de carga y descarga como el presente. En las pruebas realizadas, </w:t>
+      </w:r>
+      <w:proofErr w:type="spellStart"/>
+      <w:r>
+        <w:t>seq-opt-lmcut</w:t>
+      </w:r>
+      <w:proofErr w:type="spellEnd"/>
+      <w:r>
+        <w:t xml:space="preserve"> ha sido capaz de resolver problemas de tamaño hasta </w:t>
+      </w:r>
+      <w:r>
+        <w:rPr>
+          <w:b/>
+          <w:bCs/>
+        </w:rPr>
+        <w:t>7</w:t>
+      </w:r>
+      <w:r>
+        <w:t>, siendo este el mayor tamaño que logra completar en menos de un minuto. Para tamaños superiores, el tiempo de búsqueda crece rápidamente y el planificador no alcanza a encontrar una solución dentro del límite temporal razonable.</w:t>
+      </w:r>
+    </w:p>
+    <w:p>
+      <w:r>
+        <w:t xml:space="preserve">Por su parte, el alias </w:t>
+      </w:r>
+      <w:proofErr w:type="spellStart"/>
+      <w:r>
+        <w:t>seq-opt-bjolp</w:t>
+      </w:r>
+      <w:proofErr w:type="spellEnd"/>
+      <w:r>
+        <w:t xml:space="preserve"> emplea la heurística BJOLP, basada en descomposiciones lineales parciales del problema. Esta heurística suele ser más ligera que LM-</w:t>
+      </w:r>
+      <w:proofErr w:type="spellStart"/>
+      <w:r>
+        <w:t>Cut</w:t>
+      </w:r>
+      <w:proofErr w:type="spellEnd"/>
+      <w:r>
+        <w:t>, pero también menos informada, lo que puede traducirse en una exploración más amplia del espacio de estados. En este dominio concreto, el comportamiento observado ha sido muy similar al de LM-</w:t>
+      </w:r>
+      <w:proofErr w:type="spellStart"/>
+      <w:r>
+        <w:t>Cut</w:t>
+      </w:r>
+      <w:proofErr w:type="spellEnd"/>
+      <w:r>
+        <w:t xml:space="preserve">: el planificador es capaz de resolver problemas de tamaño </w:t>
+      </w:r>
+      <w:r>
+        <w:rPr>
+          <w:b/>
+          <w:bCs/>
+        </w:rPr>
+        <w:t>7</w:t>
+      </w:r>
+      <w:r>
+        <w:t>, pero no consigue avanzar más allá de ese punto sin superar ampliamente el minuto de ejecución. Esto indica que, aunque ambas heurísticas difieren en su enfoque, su rendimiento práctico frente a este dominio es comparable.</w:t>
+      </w:r>
+    </w:p>
+    <w:p>
+      <w:r>
+        <w:t xml:space="preserve">En conjunto, los resultados muestran que los planificadores óptimos son capaces de resolver únicamente problemas de tamaño reducido. Esto es coherente con la naturaleza del dominio, donde la combinación de acciones numéricas, restricciones de capacidad y costes de vuelo genera un espacio de búsqueda muy amplio. La ausencia del alias seq-opt-fdss2 limita ligeramente la comparación, pero no afecta a la conclusión principal: la planificación óptima resulta computacionalmente muy costosa en este dominio, y solo es viable para instancias pequeñas. Estos resultados contrastan con los obtenidos en el punto 9, donde los </w:t>
+      </w:r>
+      <w:r>
+        <w:lastRenderedPageBreak/>
+        <w:t xml:space="preserve">planificadores </w:t>
+      </w:r>
+      <w:proofErr w:type="spellStart"/>
+      <w:r>
+        <w:t>satisficing</w:t>
+      </w:r>
+      <w:proofErr w:type="spellEnd"/>
+      <w:r>
+        <w:t xml:space="preserve"> eran capaces de manejar tamaños mucho mayores, aunque sacrificando la optimalidad del coste.</w:t>
+      </w:r>
+    </w:p>
     <w:p/>
     <w:sectPr>
       <w:pgSz w:w="11906" w:h="16838"/>
@@ -12015,9 +14834,9 @@
     </w:lvl>
   </w:abstractNum>
   <w:abstractNum w:abstractNumId="2" w15:restartNumberingAfterBreak="0">
-    <w:nsid w:val="29FA1F20"/>
+    <w:nsid w:val="1DD5360F"/>
     <w:multiLevelType w:val="multilevel"/>
-    <w:tmpl w:val="6630BD10"/>
+    <w:tmpl w:val="4B160B66"/>
     <w:lvl w:ilvl="0">
       <w:start w:val="1"/>
       <w:numFmt w:val="bullet"/>
@@ -12164,9 +14983,9 @@
     </w:lvl>
   </w:abstractNum>
   <w:abstractNum w:abstractNumId="3" w15:restartNumberingAfterBreak="0">
-    <w:nsid w:val="2DB53B76"/>
+    <w:nsid w:val="29FA1F20"/>
     <w:multiLevelType w:val="multilevel"/>
-    <w:tmpl w:val="DA0C9B30"/>
+    <w:tmpl w:val="6630BD10"/>
     <w:lvl w:ilvl="0">
       <w:start w:val="1"/>
       <w:numFmt w:val="bullet"/>
@@ -12313,9 +15132,9 @@
     </w:lvl>
   </w:abstractNum>
   <w:abstractNum w:abstractNumId="4" w15:restartNumberingAfterBreak="0">
-    <w:nsid w:val="2F934B60"/>
+    <w:nsid w:val="2DB53B76"/>
     <w:multiLevelType w:val="multilevel"/>
-    <w:tmpl w:val="AB8219FA"/>
+    <w:tmpl w:val="DA0C9B30"/>
     <w:lvl w:ilvl="0">
       <w:start w:val="1"/>
       <w:numFmt w:val="bullet"/>
@@ -12462,9 +15281,9 @@
     </w:lvl>
   </w:abstractNum>
   <w:abstractNum w:abstractNumId="5" w15:restartNumberingAfterBreak="0">
-    <w:nsid w:val="341536BE"/>
+    <w:nsid w:val="2F934B60"/>
     <w:multiLevelType w:val="multilevel"/>
-    <w:tmpl w:val="8E04AC06"/>
+    <w:tmpl w:val="AB8219FA"/>
     <w:lvl w:ilvl="0">
       <w:start w:val="1"/>
       <w:numFmt w:val="bullet"/>
@@ -12611,9 +15430,9 @@
     </w:lvl>
   </w:abstractNum>
   <w:abstractNum w:abstractNumId="6" w15:restartNumberingAfterBreak="0">
-    <w:nsid w:val="37CB2C08"/>
+    <w:nsid w:val="341536BE"/>
     <w:multiLevelType w:val="multilevel"/>
-    <w:tmpl w:val="F962A6F2"/>
+    <w:tmpl w:val="8E04AC06"/>
     <w:lvl w:ilvl="0">
       <w:start w:val="1"/>
       <w:numFmt w:val="bullet"/>
@@ -12760,9 +15579,9 @@
     </w:lvl>
   </w:abstractNum>
   <w:abstractNum w:abstractNumId="7" w15:restartNumberingAfterBreak="0">
-    <w:nsid w:val="4D83654C"/>
+    <w:nsid w:val="37CB2C08"/>
     <w:multiLevelType w:val="multilevel"/>
-    <w:tmpl w:val="E272D08C"/>
+    <w:tmpl w:val="F962A6F2"/>
     <w:lvl w:ilvl="0">
       <w:start w:val="1"/>
       <w:numFmt w:val="bullet"/>
@@ -12909,122 +15728,9 @@
     </w:lvl>
   </w:abstractNum>
   <w:abstractNum w:abstractNumId="8" w15:restartNumberingAfterBreak="0">
-    <w:nsid w:val="526C3020"/>
+    <w:nsid w:val="4D83654C"/>
     <w:multiLevelType w:val="multilevel"/>
-    <w:tmpl w:val="EE9A1E20"/>
-    <w:lvl w:ilvl="0">
-      <w:start w:val="1"/>
-      <w:numFmt w:val="decimal"/>
-      <w:lvlText w:val="%1."/>
-      <w:lvlJc w:val="left"/>
-      <w:pPr>
-        <w:tabs>
-          <w:tab w:val="num" w:pos="720"/>
-        </w:tabs>
-        <w:ind w:left="720" w:hanging="360"/>
-      </w:pPr>
-    </w:lvl>
-    <w:lvl w:ilvl="1" w:tentative="1">
-      <w:start w:val="1"/>
-      <w:numFmt w:val="decimal"/>
-      <w:lvlText w:val="%2."/>
-      <w:lvlJc w:val="left"/>
-      <w:pPr>
-        <w:tabs>
-          <w:tab w:val="num" w:pos="1440"/>
-        </w:tabs>
-        <w:ind w:left="1440" w:hanging="360"/>
-      </w:pPr>
-    </w:lvl>
-    <w:lvl w:ilvl="2" w:tentative="1">
-      <w:start w:val="1"/>
-      <w:numFmt w:val="decimal"/>
-      <w:lvlText w:val="%3."/>
-      <w:lvlJc w:val="left"/>
-      <w:pPr>
-        <w:tabs>
-          <w:tab w:val="num" w:pos="2160"/>
-        </w:tabs>
-        <w:ind w:left="2160" w:hanging="360"/>
-      </w:pPr>
-    </w:lvl>
-    <w:lvl w:ilvl="3" w:tentative="1">
-      <w:start w:val="1"/>
-      <w:numFmt w:val="decimal"/>
-      <w:lvlText w:val="%4."/>
-      <w:lvlJc w:val="left"/>
-      <w:pPr>
-        <w:tabs>
-          <w:tab w:val="num" w:pos="2880"/>
-        </w:tabs>
-        <w:ind w:left="2880" w:hanging="360"/>
-      </w:pPr>
-    </w:lvl>
-    <w:lvl w:ilvl="4" w:tentative="1">
-      <w:start w:val="1"/>
-      <w:numFmt w:val="decimal"/>
-      <w:lvlText w:val="%5."/>
-      <w:lvlJc w:val="left"/>
-      <w:pPr>
-        <w:tabs>
-          <w:tab w:val="num" w:pos="3600"/>
-        </w:tabs>
-        <w:ind w:left="3600" w:hanging="360"/>
-      </w:pPr>
-    </w:lvl>
-    <w:lvl w:ilvl="5" w:tentative="1">
-      <w:start w:val="1"/>
-      <w:numFmt w:val="decimal"/>
-      <w:lvlText w:val="%6."/>
-      <w:lvlJc w:val="left"/>
-      <w:pPr>
-        <w:tabs>
-          <w:tab w:val="num" w:pos="4320"/>
-        </w:tabs>
-        <w:ind w:left="4320" w:hanging="360"/>
-      </w:pPr>
-    </w:lvl>
-    <w:lvl w:ilvl="6" w:tentative="1">
-      <w:start w:val="1"/>
-      <w:numFmt w:val="decimal"/>
-      <w:lvlText w:val="%7."/>
-      <w:lvlJc w:val="left"/>
-      <w:pPr>
-        <w:tabs>
-          <w:tab w:val="num" w:pos="5040"/>
-        </w:tabs>
-        <w:ind w:left="5040" w:hanging="360"/>
-      </w:pPr>
-    </w:lvl>
-    <w:lvl w:ilvl="7" w:tentative="1">
-      <w:start w:val="1"/>
-      <w:numFmt w:val="decimal"/>
-      <w:lvlText w:val="%8."/>
-      <w:lvlJc w:val="left"/>
-      <w:pPr>
-        <w:tabs>
-          <w:tab w:val="num" w:pos="5760"/>
-        </w:tabs>
-        <w:ind w:left="5760" w:hanging="360"/>
-      </w:pPr>
-    </w:lvl>
-    <w:lvl w:ilvl="8" w:tentative="1">
-      <w:start w:val="1"/>
-      <w:numFmt w:val="decimal"/>
-      <w:lvlText w:val="%9."/>
-      <w:lvlJc w:val="left"/>
-      <w:pPr>
-        <w:tabs>
-          <w:tab w:val="num" w:pos="6480"/>
-        </w:tabs>
-        <w:ind w:left="6480" w:hanging="360"/>
-      </w:pPr>
-    </w:lvl>
-  </w:abstractNum>
-  <w:abstractNum w:abstractNumId="9" w15:restartNumberingAfterBreak="0">
-    <w:nsid w:val="5889387D"/>
-    <w:multiLevelType w:val="multilevel"/>
-    <w:tmpl w:val="B94E5312"/>
+    <w:tmpl w:val="E272D08C"/>
     <w:lvl w:ilvl="0">
       <w:start w:val="1"/>
       <w:numFmt w:val="bullet"/>
@@ -13170,10 +15876,123 @@
       </w:rPr>
     </w:lvl>
   </w:abstractNum>
+  <w:abstractNum w:abstractNumId="9" w15:restartNumberingAfterBreak="0">
+    <w:nsid w:val="526C3020"/>
+    <w:multiLevelType w:val="multilevel"/>
+    <w:tmpl w:val="EE9A1E20"/>
+    <w:lvl w:ilvl="0">
+      <w:start w:val="1"/>
+      <w:numFmt w:val="decimal"/>
+      <w:lvlText w:val="%1."/>
+      <w:lvlJc w:val="left"/>
+      <w:pPr>
+        <w:tabs>
+          <w:tab w:val="num" w:pos="720"/>
+        </w:tabs>
+        <w:ind w:left="720" w:hanging="360"/>
+      </w:pPr>
+    </w:lvl>
+    <w:lvl w:ilvl="1" w:tentative="1">
+      <w:start w:val="1"/>
+      <w:numFmt w:val="decimal"/>
+      <w:lvlText w:val="%2."/>
+      <w:lvlJc w:val="left"/>
+      <w:pPr>
+        <w:tabs>
+          <w:tab w:val="num" w:pos="1440"/>
+        </w:tabs>
+        <w:ind w:left="1440" w:hanging="360"/>
+      </w:pPr>
+    </w:lvl>
+    <w:lvl w:ilvl="2" w:tentative="1">
+      <w:start w:val="1"/>
+      <w:numFmt w:val="decimal"/>
+      <w:lvlText w:val="%3."/>
+      <w:lvlJc w:val="left"/>
+      <w:pPr>
+        <w:tabs>
+          <w:tab w:val="num" w:pos="2160"/>
+        </w:tabs>
+        <w:ind w:left="2160" w:hanging="360"/>
+      </w:pPr>
+    </w:lvl>
+    <w:lvl w:ilvl="3" w:tentative="1">
+      <w:start w:val="1"/>
+      <w:numFmt w:val="decimal"/>
+      <w:lvlText w:val="%4."/>
+      <w:lvlJc w:val="left"/>
+      <w:pPr>
+        <w:tabs>
+          <w:tab w:val="num" w:pos="2880"/>
+        </w:tabs>
+        <w:ind w:left="2880" w:hanging="360"/>
+      </w:pPr>
+    </w:lvl>
+    <w:lvl w:ilvl="4" w:tentative="1">
+      <w:start w:val="1"/>
+      <w:numFmt w:val="decimal"/>
+      <w:lvlText w:val="%5."/>
+      <w:lvlJc w:val="left"/>
+      <w:pPr>
+        <w:tabs>
+          <w:tab w:val="num" w:pos="3600"/>
+        </w:tabs>
+        <w:ind w:left="3600" w:hanging="360"/>
+      </w:pPr>
+    </w:lvl>
+    <w:lvl w:ilvl="5" w:tentative="1">
+      <w:start w:val="1"/>
+      <w:numFmt w:val="decimal"/>
+      <w:lvlText w:val="%6."/>
+      <w:lvlJc w:val="left"/>
+      <w:pPr>
+        <w:tabs>
+          <w:tab w:val="num" w:pos="4320"/>
+        </w:tabs>
+        <w:ind w:left="4320" w:hanging="360"/>
+      </w:pPr>
+    </w:lvl>
+    <w:lvl w:ilvl="6" w:tentative="1">
+      <w:start w:val="1"/>
+      <w:numFmt w:val="decimal"/>
+      <w:lvlText w:val="%7."/>
+      <w:lvlJc w:val="left"/>
+      <w:pPr>
+        <w:tabs>
+          <w:tab w:val="num" w:pos="5040"/>
+        </w:tabs>
+        <w:ind w:left="5040" w:hanging="360"/>
+      </w:pPr>
+    </w:lvl>
+    <w:lvl w:ilvl="7" w:tentative="1">
+      <w:start w:val="1"/>
+      <w:numFmt w:val="decimal"/>
+      <w:lvlText w:val="%8."/>
+      <w:lvlJc w:val="left"/>
+      <w:pPr>
+        <w:tabs>
+          <w:tab w:val="num" w:pos="5760"/>
+        </w:tabs>
+        <w:ind w:left="5760" w:hanging="360"/>
+      </w:pPr>
+    </w:lvl>
+    <w:lvl w:ilvl="8" w:tentative="1">
+      <w:start w:val="1"/>
+      <w:numFmt w:val="decimal"/>
+      <w:lvlText w:val="%9."/>
+      <w:lvlJc w:val="left"/>
+      <w:pPr>
+        <w:tabs>
+          <w:tab w:val="num" w:pos="6480"/>
+        </w:tabs>
+        <w:ind w:left="6480" w:hanging="360"/>
+      </w:pPr>
+    </w:lvl>
+  </w:abstractNum>
   <w:abstractNum w:abstractNumId="10" w15:restartNumberingAfterBreak="0">
-    <w:nsid w:val="5DFC64E6"/>
+    <w:nsid w:val="5889387D"/>
     <w:multiLevelType w:val="multilevel"/>
-    <w:tmpl w:val="210C33D0"/>
+    <w:tmpl w:val="B94E5312"/>
     <w:lvl w:ilvl="0">
       <w:start w:val="1"/>
       <w:numFmt w:val="bullet"/>
@@ -13320,9 +16139,9 @@
     </w:lvl>
   </w:abstractNum>
   <w:abstractNum w:abstractNumId="11" w15:restartNumberingAfterBreak="0">
-    <w:nsid w:val="63A458FE"/>
+    <w:nsid w:val="5DFC64E6"/>
     <w:multiLevelType w:val="multilevel"/>
-    <w:tmpl w:val="7CD21CB8"/>
+    <w:tmpl w:val="210C33D0"/>
     <w:lvl w:ilvl="0">
       <w:start w:val="1"/>
       <w:numFmt w:val="bullet"/>
@@ -13469,122 +16288,9 @@
     </w:lvl>
   </w:abstractNum>
   <w:abstractNum w:abstractNumId="12" w15:restartNumberingAfterBreak="0">
-    <w:nsid w:val="67B12C4F"/>
-    <w:multiLevelType w:val="hybridMultilevel"/>
-    <w:tmpl w:val="000AD632"/>
-    <w:lvl w:ilvl="0" w:tplc="0C0A0001">
-      <w:start w:val="1"/>
-      <w:numFmt w:val="bullet"/>
-      <w:lvlText w:val=""/>
-      <w:lvlJc w:val="left"/>
-      <w:pPr>
-        <w:ind w:left="720" w:hanging="360"/>
-      </w:pPr>
-      <w:rPr>
-        <w:rFonts w:ascii="Symbol" w:hAnsi="Symbol" w:hint="default"/>
-      </w:rPr>
-    </w:lvl>
-    <w:lvl w:ilvl="1" w:tplc="0C0A0003" w:tentative="1">
-      <w:start w:val="1"/>
-      <w:numFmt w:val="bullet"/>
-      <w:lvlText w:val="o"/>
-      <w:lvlJc w:val="left"/>
-      <w:pPr>
-        <w:ind w:left="1440" w:hanging="360"/>
-      </w:pPr>
-      <w:rPr>
-        <w:rFonts w:ascii="Courier New" w:hAnsi="Courier New" w:cs="Courier New" w:hint="default"/>
-      </w:rPr>
-    </w:lvl>
-    <w:lvl w:ilvl="2" w:tplc="0C0A0005" w:tentative="1">
-      <w:start w:val="1"/>
-      <w:numFmt w:val="bullet"/>
-      <w:lvlText w:val=""/>
-      <w:lvlJc w:val="left"/>
-      <w:pPr>
-        <w:ind w:left="2160" w:hanging="360"/>
-      </w:pPr>
-      <w:rPr>
-        <w:rFonts w:ascii="Wingdings" w:hAnsi="Wingdings" w:hint="default"/>
-      </w:rPr>
-    </w:lvl>
-    <w:lvl w:ilvl="3" w:tplc="0C0A0001" w:tentative="1">
-      <w:start w:val="1"/>
-      <w:numFmt w:val="bullet"/>
-      <w:lvlText w:val=""/>
-      <w:lvlJc w:val="left"/>
-      <w:pPr>
-        <w:ind w:left="2880" w:hanging="360"/>
-      </w:pPr>
-      <w:rPr>
-        <w:rFonts w:ascii="Symbol" w:hAnsi="Symbol" w:hint="default"/>
-      </w:rPr>
-    </w:lvl>
-    <w:lvl w:ilvl="4" w:tplc="0C0A0003" w:tentative="1">
-      <w:start w:val="1"/>
-      <w:numFmt w:val="bullet"/>
-      <w:lvlText w:val="o"/>
-      <w:lvlJc w:val="left"/>
-      <w:pPr>
-        <w:ind w:left="3600" w:hanging="360"/>
-      </w:pPr>
-      <w:rPr>
-        <w:rFonts w:ascii="Courier New" w:hAnsi="Courier New" w:cs="Courier New" w:hint="default"/>
-      </w:rPr>
-    </w:lvl>
-    <w:lvl w:ilvl="5" w:tplc="0C0A0005" w:tentative="1">
-      <w:start w:val="1"/>
-      <w:numFmt w:val="bullet"/>
-      <w:lvlText w:val=""/>
-      <w:lvlJc w:val="left"/>
-      <w:pPr>
-        <w:ind w:left="4320" w:hanging="360"/>
-      </w:pPr>
-      <w:rPr>
-        <w:rFonts w:ascii="Wingdings" w:hAnsi="Wingdings" w:hint="default"/>
-      </w:rPr>
-    </w:lvl>
-    <w:lvl w:ilvl="6" w:tplc="0C0A0001" w:tentative="1">
-      <w:start w:val="1"/>
-      <w:numFmt w:val="bullet"/>
-      <w:lvlText w:val=""/>
-      <w:lvlJc w:val="left"/>
-      <w:pPr>
-        <w:ind w:left="5040" w:hanging="360"/>
-      </w:pPr>
-      <w:rPr>
-        <w:rFonts w:ascii="Symbol" w:hAnsi="Symbol" w:hint="default"/>
-      </w:rPr>
-    </w:lvl>
-    <w:lvl w:ilvl="7" w:tplc="0C0A0003" w:tentative="1">
-      <w:start w:val="1"/>
-      <w:numFmt w:val="bullet"/>
-      <w:lvlText w:val="o"/>
-      <w:lvlJc w:val="left"/>
-      <w:pPr>
-        <w:ind w:left="5760" w:hanging="360"/>
-      </w:pPr>
-      <w:rPr>
-        <w:rFonts w:ascii="Courier New" w:hAnsi="Courier New" w:cs="Courier New" w:hint="default"/>
-      </w:rPr>
-    </w:lvl>
-    <w:lvl w:ilvl="8" w:tplc="0C0A0005" w:tentative="1">
-      <w:start w:val="1"/>
-      <w:numFmt w:val="bullet"/>
-      <w:lvlText w:val=""/>
-      <w:lvlJc w:val="left"/>
-      <w:pPr>
-        <w:ind w:left="6480" w:hanging="360"/>
-      </w:pPr>
-      <w:rPr>
-        <w:rFonts w:ascii="Wingdings" w:hAnsi="Wingdings" w:hint="default"/>
-      </w:rPr>
-    </w:lvl>
-  </w:abstractNum>
-  <w:abstractNum w:abstractNumId="13" w15:restartNumberingAfterBreak="0">
-    <w:nsid w:val="69C33A03"/>
+    <w:nsid w:val="63A458FE"/>
     <w:multiLevelType w:val="multilevel"/>
-    <w:tmpl w:val="75BAEA7C"/>
+    <w:tmpl w:val="7CD21CB8"/>
     <w:lvl w:ilvl="0">
       <w:start w:val="1"/>
       <w:numFmt w:val="bullet"/>
@@ -13730,10 +16436,123 @@
       </w:rPr>
     </w:lvl>
   </w:abstractNum>
+  <w:abstractNum w:abstractNumId="13" w15:restartNumberingAfterBreak="0">
+    <w:nsid w:val="67B12C4F"/>
+    <w:multiLevelType w:val="hybridMultilevel"/>
+    <w:tmpl w:val="000AD632"/>
+    <w:lvl w:ilvl="0" w:tplc="0C0A0001">
+      <w:start w:val="1"/>
+      <w:numFmt w:val="bullet"/>
+      <w:lvlText w:val=""/>
+      <w:lvlJc w:val="left"/>
+      <w:pPr>
+        <w:ind w:left="720" w:hanging="360"/>
+      </w:pPr>
+      <w:rPr>
+        <w:rFonts w:ascii="Symbol" w:hAnsi="Symbol" w:hint="default"/>
+      </w:rPr>
+    </w:lvl>
+    <w:lvl w:ilvl="1" w:tplc="0C0A0003" w:tentative="1">
+      <w:start w:val="1"/>
+      <w:numFmt w:val="bullet"/>
+      <w:lvlText w:val="o"/>
+      <w:lvlJc w:val="left"/>
+      <w:pPr>
+        <w:ind w:left="1440" w:hanging="360"/>
+      </w:pPr>
+      <w:rPr>
+        <w:rFonts w:ascii="Courier New" w:hAnsi="Courier New" w:cs="Courier New" w:hint="default"/>
+      </w:rPr>
+    </w:lvl>
+    <w:lvl w:ilvl="2" w:tplc="0C0A0005" w:tentative="1">
+      <w:start w:val="1"/>
+      <w:numFmt w:val="bullet"/>
+      <w:lvlText w:val=""/>
+      <w:lvlJc w:val="left"/>
+      <w:pPr>
+        <w:ind w:left="2160" w:hanging="360"/>
+      </w:pPr>
+      <w:rPr>
+        <w:rFonts w:ascii="Wingdings" w:hAnsi="Wingdings" w:hint="default"/>
+      </w:rPr>
+    </w:lvl>
+    <w:lvl w:ilvl="3" w:tplc="0C0A0001" w:tentative="1">
+      <w:start w:val="1"/>
+      <w:numFmt w:val="bullet"/>
+      <w:lvlText w:val=""/>
+      <w:lvlJc w:val="left"/>
+      <w:pPr>
+        <w:ind w:left="2880" w:hanging="360"/>
+      </w:pPr>
+      <w:rPr>
+        <w:rFonts w:ascii="Symbol" w:hAnsi="Symbol" w:hint="default"/>
+      </w:rPr>
+    </w:lvl>
+    <w:lvl w:ilvl="4" w:tplc="0C0A0003" w:tentative="1">
+      <w:start w:val="1"/>
+      <w:numFmt w:val="bullet"/>
+      <w:lvlText w:val="o"/>
+      <w:lvlJc w:val="left"/>
+      <w:pPr>
+        <w:ind w:left="3600" w:hanging="360"/>
+      </w:pPr>
+      <w:rPr>
+        <w:rFonts w:ascii="Courier New" w:hAnsi="Courier New" w:cs="Courier New" w:hint="default"/>
+      </w:rPr>
+    </w:lvl>
+    <w:lvl w:ilvl="5" w:tplc="0C0A0005" w:tentative="1">
+      <w:start w:val="1"/>
+      <w:numFmt w:val="bullet"/>
+      <w:lvlText w:val=""/>
+      <w:lvlJc w:val="left"/>
+      <w:pPr>
+        <w:ind w:left="4320" w:hanging="360"/>
+      </w:pPr>
+      <w:rPr>
+        <w:rFonts w:ascii="Wingdings" w:hAnsi="Wingdings" w:hint="default"/>
+      </w:rPr>
+    </w:lvl>
+    <w:lvl w:ilvl="6" w:tplc="0C0A0001" w:tentative="1">
+      <w:start w:val="1"/>
+      <w:numFmt w:val="bullet"/>
+      <w:lvlText w:val=""/>
+      <w:lvlJc w:val="left"/>
+      <w:pPr>
+        <w:ind w:left="5040" w:hanging="360"/>
+      </w:pPr>
+      <w:rPr>
+        <w:rFonts w:ascii="Symbol" w:hAnsi="Symbol" w:hint="default"/>
+      </w:rPr>
+    </w:lvl>
+    <w:lvl w:ilvl="7" w:tplc="0C0A0003" w:tentative="1">
+      <w:start w:val="1"/>
+      <w:numFmt w:val="bullet"/>
+      <w:lvlText w:val="o"/>
+      <w:lvlJc w:val="left"/>
+      <w:pPr>
+        <w:ind w:left="5760" w:hanging="360"/>
+      </w:pPr>
+      <w:rPr>
+        <w:rFonts w:ascii="Courier New" w:hAnsi="Courier New" w:cs="Courier New" w:hint="default"/>
+      </w:rPr>
+    </w:lvl>
+    <w:lvl w:ilvl="8" w:tplc="0C0A0005" w:tentative="1">
+      <w:start w:val="1"/>
+      <w:numFmt w:val="bullet"/>
+      <w:lvlText w:val=""/>
+      <w:lvlJc w:val="left"/>
+      <w:pPr>
+        <w:ind w:left="6480" w:hanging="360"/>
+      </w:pPr>
+      <w:rPr>
+        <w:rFonts w:ascii="Wingdings" w:hAnsi="Wingdings" w:hint="default"/>
+      </w:rPr>
+    </w:lvl>
+  </w:abstractNum>
   <w:abstractNum w:abstractNumId="14" w15:restartNumberingAfterBreak="0">
-    <w:nsid w:val="6D884B74"/>
+    <w:nsid w:val="69C33A03"/>
     <w:multiLevelType w:val="multilevel"/>
-    <w:tmpl w:val="E3D4EFBC"/>
+    <w:tmpl w:val="75BAEA7C"/>
     <w:lvl w:ilvl="0">
       <w:start w:val="1"/>
       <w:numFmt w:val="bullet"/>
@@ -13880,6 +16699,155 @@
     </w:lvl>
   </w:abstractNum>
   <w:abstractNum w:abstractNumId="15" w15:restartNumberingAfterBreak="0">
+    <w:nsid w:val="6D884B74"/>
+    <w:multiLevelType w:val="multilevel"/>
+    <w:tmpl w:val="E3D4EFBC"/>
+    <w:lvl w:ilvl="0">
+      <w:start w:val="1"/>
+      <w:numFmt w:val="bullet"/>
+      <w:lvlText w:val=""/>
+      <w:lvlJc w:val="left"/>
+      <w:pPr>
+        <w:tabs>
+          <w:tab w:val="num" w:pos="720"/>
+        </w:tabs>
+        <w:ind w:left="720" w:hanging="360"/>
+      </w:pPr>
+      <w:rPr>
+        <w:rFonts w:ascii="Symbol" w:hAnsi="Symbol" w:hint="default"/>
+        <w:sz w:val="20"/>
+      </w:rPr>
+    </w:lvl>
+    <w:lvl w:ilvl="1" w:tentative="1">
+      <w:start w:val="1"/>
+      <w:numFmt w:val="bullet"/>
+      <w:lvlText w:val="o"/>
+      <w:lvlJc w:val="left"/>
+      <w:pPr>
+        <w:tabs>
+          <w:tab w:val="num" w:pos="1440"/>
+        </w:tabs>
+        <w:ind w:left="1440" w:hanging="360"/>
+      </w:pPr>
+      <w:rPr>
+        <w:rFonts w:ascii="Courier New" w:hAnsi="Courier New" w:hint="default"/>
+        <w:sz w:val="20"/>
+      </w:rPr>
+    </w:lvl>
+    <w:lvl w:ilvl="2" w:tentative="1">
+      <w:start w:val="1"/>
+      <w:numFmt w:val="bullet"/>
+      <w:lvlText w:val=""/>
+      <w:lvlJc w:val="left"/>
+      <w:pPr>
+        <w:tabs>
+          <w:tab w:val="num" w:pos="2160"/>
+        </w:tabs>
+        <w:ind w:left="2160" w:hanging="360"/>
+      </w:pPr>
+      <w:rPr>
+        <w:rFonts w:ascii="Wingdings" w:hAnsi="Wingdings" w:hint="default"/>
+        <w:sz w:val="20"/>
+      </w:rPr>
+    </w:lvl>
+    <w:lvl w:ilvl="3" w:tentative="1">
+      <w:start w:val="1"/>
+      <w:numFmt w:val="bullet"/>
+      <w:lvlText w:val=""/>
+      <w:lvlJc w:val="left"/>
+      <w:pPr>
+        <w:tabs>
+          <w:tab w:val="num" w:pos="2880"/>
+        </w:tabs>
+        <w:ind w:left="2880" w:hanging="360"/>
+      </w:pPr>
+      <w:rPr>
+        <w:rFonts w:ascii="Wingdings" w:hAnsi="Wingdings" w:hint="default"/>
+        <w:sz w:val="20"/>
+      </w:rPr>
+    </w:lvl>
+    <w:lvl w:ilvl="4" w:tentative="1">
+      <w:start w:val="1"/>
+      <w:numFmt w:val="bullet"/>
+      <w:lvlText w:val=""/>
+      <w:lvlJc w:val="left"/>
+      <w:pPr>
+        <w:tabs>
+          <w:tab w:val="num" w:pos="3600"/>
+        </w:tabs>
+        <w:ind w:left="3600" w:hanging="360"/>
+      </w:pPr>
+      <w:rPr>
+        <w:rFonts w:ascii="Wingdings" w:hAnsi="Wingdings" w:hint="default"/>
+        <w:sz w:val="20"/>
+      </w:rPr>
+    </w:lvl>
+    <w:lvl w:ilvl="5" w:tentative="1">
+      <w:start w:val="1"/>
+      <w:numFmt w:val="bullet"/>
+      <w:lvlText w:val=""/>
+      <w:lvlJc w:val="left"/>
+      <w:pPr>
+        <w:tabs>
+          <w:tab w:val="num" w:pos="4320"/>
+        </w:tabs>
+        <w:ind w:left="4320" w:hanging="360"/>
+      </w:pPr>
+      <w:rPr>
+        <w:rFonts w:ascii="Wingdings" w:hAnsi="Wingdings" w:hint="default"/>
+        <w:sz w:val="20"/>
+      </w:rPr>
+    </w:lvl>
+    <w:lvl w:ilvl="6" w:tentative="1">
+      <w:start w:val="1"/>
+      <w:numFmt w:val="bullet"/>
+      <w:lvlText w:val=""/>
+      <w:lvlJc w:val="left"/>
+      <w:pPr>
+        <w:tabs>
+          <w:tab w:val="num" w:pos="5040"/>
+        </w:tabs>
+        <w:ind w:left="5040" w:hanging="360"/>
+      </w:pPr>
+      <w:rPr>
+        <w:rFonts w:ascii="Wingdings" w:hAnsi="Wingdings" w:hint="default"/>
+        <w:sz w:val="20"/>
+      </w:rPr>
+    </w:lvl>
+    <w:lvl w:ilvl="7" w:tentative="1">
+      <w:start w:val="1"/>
+      <w:numFmt w:val="bullet"/>
+      <w:lvlText w:val=""/>
+      <w:lvlJc w:val="left"/>
+      <w:pPr>
+        <w:tabs>
+          <w:tab w:val="num" w:pos="5760"/>
+        </w:tabs>
+        <w:ind w:left="5760" w:hanging="360"/>
+      </w:pPr>
+      <w:rPr>
+        <w:rFonts w:ascii="Wingdings" w:hAnsi="Wingdings" w:hint="default"/>
+        <w:sz w:val="20"/>
+      </w:rPr>
+    </w:lvl>
+    <w:lvl w:ilvl="8" w:tentative="1">
+      <w:start w:val="1"/>
+      <w:numFmt w:val="bullet"/>
+      <w:lvlText w:val=""/>
+      <w:lvlJc w:val="left"/>
+      <w:pPr>
+        <w:tabs>
+          <w:tab w:val="num" w:pos="6480"/>
+        </w:tabs>
+        <w:ind w:left="6480" w:hanging="360"/>
+      </w:pPr>
+      <w:rPr>
+        <w:rFonts w:ascii="Wingdings" w:hAnsi="Wingdings" w:hint="default"/>
+        <w:sz w:val="20"/>
+      </w:rPr>
+    </w:lvl>
+  </w:abstractNum>
+  <w:abstractNum w:abstractNumId="16" w15:restartNumberingAfterBreak="0">
     <w:nsid w:val="755055C6"/>
     <w:multiLevelType w:val="multilevel"/>
     <w:tmpl w:val="0F569F9E"/>
@@ -14028,7 +16996,7 @@
       </w:rPr>
     </w:lvl>
   </w:abstractNum>
-  <w:abstractNum w:abstractNumId="16" w15:restartNumberingAfterBreak="0">
+  <w:abstractNum w:abstractNumId="17" w15:restartNumberingAfterBreak="0">
     <w:nsid w:val="76CB24F9"/>
     <w:multiLevelType w:val="multilevel"/>
     <w:tmpl w:val="23409176"/>
@@ -14177,7 +17145,7 @@
       </w:rPr>
     </w:lvl>
   </w:abstractNum>
-  <w:abstractNum w:abstractNumId="17" w15:restartNumberingAfterBreak="0">
+  <w:abstractNum w:abstractNumId="18" w15:restartNumberingAfterBreak="0">
     <w:nsid w:val="79447753"/>
     <w:multiLevelType w:val="multilevel"/>
     <w:tmpl w:val="DFE2A3A4"/>
@@ -14326,7 +17294,7 @@
       </w:rPr>
     </w:lvl>
   </w:abstractNum>
-  <w:abstractNum w:abstractNumId="18" w15:restartNumberingAfterBreak="0">
+  <w:abstractNum w:abstractNumId="19" w15:restartNumberingAfterBreak="0">
     <w:nsid w:val="7D6B5522"/>
     <w:multiLevelType w:val="multilevel"/>
     <w:tmpl w:val="7F00B336"/>
@@ -14476,61 +17444,64 @@
     </w:lvl>
   </w:abstractNum>
   <w:num w:numId="1" w16cid:durableId="2109890434">
-    <w:abstractNumId w:val="5"/>
+    <w:abstractNumId w:val="6"/>
   </w:num>
   <w:num w:numId="2" w16cid:durableId="178929321">
-    <w:abstractNumId w:val="7"/>
+    <w:abstractNumId w:val="8"/>
   </w:num>
   <w:num w:numId="3" w16cid:durableId="359670350">
     <w:abstractNumId w:val="1"/>
   </w:num>
   <w:num w:numId="4" w16cid:durableId="122776682">
-    <w:abstractNumId w:val="6"/>
+    <w:abstractNumId w:val="7"/>
   </w:num>
   <w:num w:numId="5" w16cid:durableId="1630546859">
+    <w:abstractNumId w:val="19"/>
+  </w:num>
+  <w:num w:numId="6" w16cid:durableId="1203055017">
+    <w:abstractNumId w:val="15"/>
+  </w:num>
+  <w:num w:numId="7" w16cid:durableId="582763765">
+    <w:abstractNumId w:val="14"/>
+  </w:num>
+  <w:num w:numId="8" w16cid:durableId="61565167">
+    <w:abstractNumId w:val="5"/>
+  </w:num>
+  <w:num w:numId="9" w16cid:durableId="534343309">
+    <w:abstractNumId w:val="12"/>
+  </w:num>
+  <w:num w:numId="10" w16cid:durableId="64499217">
+    <w:abstractNumId w:val="11"/>
+  </w:num>
+  <w:num w:numId="11" w16cid:durableId="613172834">
     <w:abstractNumId w:val="18"/>
   </w:num>
-  <w:num w:numId="6" w16cid:durableId="1203055017">
-    <w:abstractNumId w:val="14"/>
-  </w:num>
-  <w:num w:numId="7" w16cid:durableId="582763765">
-    <w:abstractNumId w:val="13"/>
-  </w:num>
-  <w:num w:numId="8" w16cid:durableId="61565167">
-    <w:abstractNumId w:val="4"/>
-  </w:num>
-  <w:num w:numId="9" w16cid:durableId="534343309">
-    <w:abstractNumId w:val="11"/>
-  </w:num>
-  <w:num w:numId="10" w16cid:durableId="64499217">
+  <w:num w:numId="12" w16cid:durableId="592469996">
     <w:abstractNumId w:val="10"/>
   </w:num>
-  <w:num w:numId="11" w16cid:durableId="613172834">
-    <w:abstractNumId w:val="17"/>
-  </w:num>
-  <w:num w:numId="12" w16cid:durableId="592469996">
-    <w:abstractNumId w:val="9"/>
-  </w:num>
   <w:num w:numId="13" w16cid:durableId="2014140628">
-    <w:abstractNumId w:val="3"/>
+    <w:abstractNumId w:val="4"/>
   </w:num>
   <w:num w:numId="14" w16cid:durableId="1892419564">
     <w:abstractNumId w:val="0"/>
   </w:num>
   <w:num w:numId="15" w16cid:durableId="1143817806">
-    <w:abstractNumId w:val="2"/>
+    <w:abstractNumId w:val="3"/>
   </w:num>
   <w:num w:numId="16" w16cid:durableId="2126389504">
+    <w:abstractNumId w:val="17"/>
+  </w:num>
+  <w:num w:numId="17" w16cid:durableId="980767849">
     <w:abstractNumId w:val="16"/>
   </w:num>
-  <w:num w:numId="17" w16cid:durableId="980767849">
-    <w:abstractNumId w:val="15"/>
-  </w:num>
   <w:num w:numId="18" w16cid:durableId="348916697">
-    <w:abstractNumId w:val="8"/>
+    <w:abstractNumId w:val="9"/>
   </w:num>
   <w:num w:numId="19" w16cid:durableId="359362830">
-    <w:abstractNumId w:val="12"/>
+    <w:abstractNumId w:val="13"/>
+  </w:num>
+  <w:num w:numId="20" w16cid:durableId="1614441615">
+    <w:abstractNumId w:val="2"/>
   </w:num>
 </w:numbering>
 </file>
@@ -14935,7 +17906,7 @@
   <w:style w:type="paragraph" w:default="1" w:styleId="Normal">
     <w:name w:val="Normal"/>
     <w:qFormat/>
-    <w:rsid w:val="00F44731"/>
+    <w:rsid w:val="00BF2C1D"/>
   </w:style>
   <w:style w:type="paragraph" w:styleId="Ttulo1">
     <w:name w:val="heading 1"/>
